--- a/data_mining/839/hw3.docx
+++ b/data_mining/839/hw3.docx
@@ -1,6 +1,6 @@
 
 <file path=word/document.xml><?xml version="1.0" encoding="utf-8"?>
-<w:document xmlns:wpc="http://schemas.microsoft.com/office/word/2010/wordprocessingCanvas" xmlns:cx="http://schemas.microsoft.com/office/drawing/2014/chartex" xmlns:cx1="http://schemas.microsoft.com/office/drawing/2015/9/8/chartex" xmlns:cx2="http://schemas.microsoft.com/office/drawing/2015/10/21/chartex" xmlns:cx3="http://schemas.microsoft.com/office/drawing/2016/5/9/chartex" xmlns:cx4="http://schemas.microsoft.com/office/drawing/2016/5/10/chartex" xmlns:cx5="http://schemas.microsoft.com/office/drawing/2016/5/11/chartex" xmlns:cx6="http://schemas.microsoft.com/office/drawing/2016/5/12/chartex" xmlns:cx7="http://schemas.microsoft.com/office/drawing/2016/5/13/chartex" xmlns:cx8="http://schemas.microsoft.com/office/drawing/2016/5/14/chartex" xmlns:mc="http://schemas.openxmlformats.org/markup-compatibility/2006" xmlns:aink="http://schemas.microsoft.com/office/drawing/2016/ink" xmlns:am3d="http://schemas.microsoft.com/office/drawing/2017/model3d" xmlns:o="urn:schemas-microsoft-com:office:office" xmlns:r="http://schemas.openxmlformats.org/officeDocument/2006/relationships" xmlns:m="http://schemas.openxmlformats.org/officeDocument/2006/math" xmlns:v="urn:schemas-microsoft-com:vml" xmlns:wp14="http://schemas.microsoft.com/office/word/2010/wordprocessingDrawing" xmlns:wp="http://schemas.openxmlformats.org/drawingml/2006/wordprocessingDrawing" xmlns:w10="urn:schemas-microsoft-com:office:word" xmlns:w="http://schemas.openxmlformats.org/wordprocessingml/2006/main" xmlns:w14="http://schemas.microsoft.com/office/word/2010/wordml" xmlns:w15="http://schemas.microsoft.com/office/word/2012/wordml" xmlns:w16cid="http://schemas.microsoft.com/office/word/2016/wordml/cid" xmlns:w16se="http://schemas.microsoft.com/office/word/2015/wordml/symex" xmlns:wpg="http://schemas.microsoft.com/office/word/2010/wordprocessingGroup" xmlns:wpi="http://schemas.microsoft.com/office/word/2010/wordprocessingInk" xmlns:wne="http://schemas.microsoft.com/office/word/2006/wordml" xmlns:wps="http://schemas.microsoft.com/office/word/2010/wordprocessingShape" mc:Ignorable="w14 w15 w16se w16cid wp14">
+<w:document xmlns:wpc="http://schemas.microsoft.com/office/word/2010/wordprocessingCanvas" xmlns:cx="http://schemas.microsoft.com/office/drawing/2014/chartex" xmlns:cx1="http://schemas.microsoft.com/office/drawing/2015/9/8/chartex" xmlns:cx2="http://schemas.microsoft.com/office/drawing/2015/10/21/chartex" xmlns:cx3="http://schemas.microsoft.com/office/drawing/2016/5/9/chartex" xmlns:cx4="http://schemas.microsoft.com/office/drawing/2016/5/10/chartex" xmlns:cx5="http://schemas.microsoft.com/office/drawing/2016/5/11/chartex" xmlns:cx6="http://schemas.microsoft.com/office/drawing/2016/5/12/chartex" xmlns:cx7="http://schemas.microsoft.com/office/drawing/2016/5/13/chartex" xmlns:cx8="http://schemas.microsoft.com/office/drawing/2016/5/14/chartex" xmlns:mc="http://schemas.openxmlformats.org/markup-compatibility/2006" xmlns:aink="http://schemas.microsoft.com/office/drawing/2016/ink" xmlns:am3d="http://schemas.microsoft.com/office/drawing/2017/model3d" xmlns:o="urn:schemas-microsoft-com:office:office" xmlns:r="http://schemas.openxmlformats.org/officeDocument/2006/relationships" xmlns:m="http://schemas.openxmlformats.org/officeDocument/2006/math" xmlns:v="urn:schemas-microsoft-com:vml" xmlns:wp14="http://schemas.microsoft.com/office/word/2010/wordprocessingDrawing" xmlns:wp="http://schemas.openxmlformats.org/drawingml/2006/wordprocessingDrawing" xmlns:w10="urn:schemas-microsoft-com:office:word" xmlns:w="http://schemas.openxmlformats.org/wordprocessingml/2006/main" xmlns:w14="http://schemas.microsoft.com/office/word/2010/wordml" xmlns:w15="http://schemas.microsoft.com/office/word/2012/wordml" xmlns:w16cex="http://schemas.microsoft.com/office/word/2018/wordml/cex" xmlns:w16cid="http://schemas.microsoft.com/office/word/2016/wordml/cid" xmlns:w16="http://schemas.microsoft.com/office/word/2018/wordml" xmlns:w16se="http://schemas.microsoft.com/office/word/2015/wordml/symex" xmlns:wpg="http://schemas.microsoft.com/office/word/2010/wordprocessingGroup" xmlns:wpi="http://schemas.microsoft.com/office/word/2010/wordprocessingInk" xmlns:wne="http://schemas.microsoft.com/office/word/2006/wordml" xmlns:wps="http://schemas.microsoft.com/office/word/2010/wordprocessingShape" mc:Ignorable="w14 w15 w16se w16cid w16 w16cex wp14">
   <w:body>
     <w:p>
       <w:pPr>
@@ -402,7 +402,19 @@
         <w:rPr>
           <w:lang w:val="en-US"/>
         </w:rPr>
-        <w:t>[(Education, secondary)] = {4, 6, 7}</w:t>
+        <w:t xml:space="preserve">[(Education, secondary)] = {4, </w:t>
+      </w:r>
+      <w:r>
+        <w:rPr>
+          <w:lang w:val="en-US"/>
+        </w:rPr>
+        <w:t>5</w:t>
+      </w:r>
+      <w:r>
+        <w:rPr>
+          <w:lang w:val="en-US"/>
+        </w:rPr>
+        <w:t>, 7}</w:t>
       </w:r>
     </w:p>
     <w:p>
@@ -495,6 +507,939 @@
       </w:r>
       <w:r>
         <w:t xml:space="preserve"> = {Education, Skills, Experience}</w:t>
+      </w:r>
+    </w:p>
+    <w:p>
+      <w:pPr>
+        <w:rPr>
+          <w:lang w:val="en-US"/>
+        </w:rPr>
+      </w:pPr>
+      <w:r>
+        <w:rPr>
+          <w:lang w:val="en-US"/>
+        </w:rPr>
+        <w:t>K</w:t>
+      </w:r>
+      <w:r>
+        <w:rPr>
+          <w:vertAlign w:val="subscript"/>
+          <w:lang w:val="en-US"/>
+        </w:rPr>
+        <w:t>A</w:t>
+      </w:r>
+      <w:r>
+        <w:rPr>
+          <w:lang w:val="en-US"/>
+        </w:rPr>
+        <w:t xml:space="preserve">(1) = </w:t>
+      </w:r>
+      <w:r>
+        <w:rPr>
+          <w:lang w:val="en-US"/>
+        </w:rPr>
+        <w:t>{1, 3, 7, 8}</w:t>
+      </w:r>
+      <w:r>
+        <w:rPr>
+          <w:lang w:val="en-US"/>
+        </w:rPr>
+        <w:t xml:space="preserve"> </w:t>
+      </w:r>
+      <w:r>
+        <w:rPr>
+          <w:rFonts w:hint="eastAsia"/>
+          <w:lang w:val="en-US"/>
+        </w:rPr>
+        <w:t>∩</w:t>
+      </w:r>
+      <w:r>
+        <w:rPr>
+          <w:rFonts w:hint="eastAsia"/>
+          <w:lang w:val="en-US"/>
+        </w:rPr>
+        <w:t xml:space="preserve"> </w:t>
+      </w:r>
+      <w:r>
+        <w:rPr>
+          <w:lang w:val="en-US"/>
+        </w:rPr>
+        <w:t>{1, 3, 7, 8}</w:t>
+      </w:r>
+      <w:r>
+        <w:rPr>
+          <w:lang w:val="en-US"/>
+        </w:rPr>
+        <w:t xml:space="preserve"> </w:t>
+      </w:r>
+      <w:r>
+        <w:rPr>
+          <w:rFonts w:hint="eastAsia"/>
+          <w:lang w:val="en-US"/>
+        </w:rPr>
+        <w:t>∩</w:t>
+      </w:r>
+      <w:r>
+        <w:rPr>
+          <w:rFonts w:hint="eastAsia"/>
+          <w:lang w:val="en-US"/>
+        </w:rPr>
+        <w:t xml:space="preserve"> </w:t>
+      </w:r>
+      <w:r>
+        <w:rPr>
+          <w:lang w:val="en-US"/>
+        </w:rPr>
+        <w:t>{</w:t>
+      </w:r>
+      <w:r>
+        <w:rPr>
+          <w:lang w:val="en-US"/>
+        </w:rPr>
+        <w:t>1, 2, 6} = {1}</w:t>
+      </w:r>
+    </w:p>
+    <w:p>
+      <w:pPr>
+        <w:rPr>
+          <w:lang w:val="en-US"/>
+        </w:rPr>
+      </w:pPr>
+      <w:r>
+        <w:rPr>
+          <w:lang w:val="en-US"/>
+        </w:rPr>
+        <w:t>K</w:t>
+      </w:r>
+      <w:r>
+        <w:rPr>
+          <w:vertAlign w:val="subscript"/>
+          <w:lang w:val="en-US"/>
+        </w:rPr>
+        <w:t>A</w:t>
+      </w:r>
+      <w:r>
+        <w:rPr>
+          <w:lang w:val="en-US"/>
+        </w:rPr>
+        <w:t>(</w:t>
+      </w:r>
+      <w:r>
+        <w:rPr>
+          <w:lang w:val="en-US"/>
+        </w:rPr>
+        <w:t>2</w:t>
+      </w:r>
+      <w:r>
+        <w:rPr>
+          <w:lang w:val="en-US"/>
+        </w:rPr>
+        <w:t xml:space="preserve">) = </w:t>
+      </w:r>
+      <w:r>
+        <w:rPr>
+          <w:lang w:val="en-US"/>
+        </w:rPr>
+        <w:t xml:space="preserve">U </w:t>
+      </w:r>
+      <w:r>
+        <w:rPr>
+          <w:rFonts w:hint="eastAsia"/>
+          <w:lang w:val="en-US"/>
+        </w:rPr>
+        <w:t>∩</w:t>
+      </w:r>
+      <w:r>
+        <w:rPr>
+          <w:rFonts w:hint="eastAsia"/>
+          <w:lang w:val="en-US"/>
+        </w:rPr>
+        <w:t xml:space="preserve"> </w:t>
+      </w:r>
+      <w:r>
+        <w:rPr>
+          <w:lang w:val="en-US"/>
+        </w:rPr>
+        <w:t>{</w:t>
+      </w:r>
+      <w:r>
+        <w:rPr>
+          <w:lang w:val="en-US"/>
+        </w:rPr>
+        <w:t>2</w:t>
+      </w:r>
+      <w:r>
+        <w:rPr>
+          <w:rFonts w:hint="eastAsia"/>
+          <w:lang w:val="en-US"/>
+        </w:rPr>
+        <w:t xml:space="preserve">, </w:t>
+      </w:r>
+      <w:r>
+        <w:rPr>
+          <w:lang w:val="en-US"/>
+        </w:rPr>
+        <w:t>3</w:t>
+      </w:r>
+      <w:r>
+        <w:rPr>
+          <w:rFonts w:hint="eastAsia"/>
+          <w:lang w:val="en-US"/>
+        </w:rPr>
+        <w:t xml:space="preserve">, </w:t>
+      </w:r>
+      <w:r>
+        <w:rPr>
+          <w:lang w:val="en-US"/>
+        </w:rPr>
+        <w:t>5</w:t>
+      </w:r>
+      <w:r>
+        <w:rPr>
+          <w:rFonts w:hint="eastAsia"/>
+          <w:lang w:val="en-US"/>
+        </w:rPr>
+        <w:t xml:space="preserve">, </w:t>
+      </w:r>
+      <w:r>
+        <w:rPr>
+          <w:lang w:val="en-US"/>
+        </w:rPr>
+        <w:t>6</w:t>
+      </w:r>
+      <w:r>
+        <w:rPr>
+          <w:lang w:val="en-US"/>
+        </w:rPr>
+        <w:t xml:space="preserve">} </w:t>
+      </w:r>
+      <w:r>
+        <w:rPr>
+          <w:rFonts w:hint="eastAsia"/>
+          <w:lang w:val="en-US"/>
+        </w:rPr>
+        <w:t>∩</w:t>
+      </w:r>
+      <w:r>
+        <w:rPr>
+          <w:rFonts w:hint="eastAsia"/>
+          <w:lang w:val="en-US"/>
+        </w:rPr>
+        <w:t xml:space="preserve"> </w:t>
+      </w:r>
+      <w:r>
+        <w:rPr>
+          <w:lang w:val="en-US"/>
+        </w:rPr>
+        <w:t>{1, 2, 6} = {</w:t>
+      </w:r>
+      <w:r>
+        <w:rPr>
+          <w:lang w:val="en-US"/>
+        </w:rPr>
+        <w:t>2, 6</w:t>
+      </w:r>
+      <w:r>
+        <w:rPr>
+          <w:lang w:val="en-US"/>
+        </w:rPr>
+        <w:t>}</w:t>
+      </w:r>
+    </w:p>
+    <w:p>
+      <w:pPr>
+        <w:rPr>
+          <w:lang w:val="en-US"/>
+        </w:rPr>
+      </w:pPr>
+      <w:r>
+        <w:rPr>
+          <w:lang w:val="en-US"/>
+        </w:rPr>
+        <w:t>K</w:t>
+      </w:r>
+      <w:r>
+        <w:rPr>
+          <w:vertAlign w:val="subscript"/>
+          <w:lang w:val="en-US"/>
+        </w:rPr>
+        <w:t>A</w:t>
+      </w:r>
+      <w:r>
+        <w:rPr>
+          <w:lang w:val="en-US"/>
+        </w:rPr>
+        <w:t>(</w:t>
+      </w:r>
+      <w:r>
+        <w:rPr>
+          <w:lang w:val="en-US"/>
+        </w:rPr>
+        <w:t>3</w:t>
+      </w:r>
+      <w:r>
+        <w:rPr>
+          <w:lang w:val="en-US"/>
+        </w:rPr>
+        <w:t xml:space="preserve">) = {1, 3, 7, 8} </w:t>
+      </w:r>
+      <w:r>
+        <w:rPr>
+          <w:rFonts w:hint="eastAsia"/>
+          <w:lang w:val="en-US"/>
+        </w:rPr>
+        <w:t>∩</w:t>
+      </w:r>
+      <w:r>
+        <w:rPr>
+          <w:rFonts w:hint="eastAsia"/>
+          <w:lang w:val="en-US"/>
+        </w:rPr>
+        <w:t xml:space="preserve"> </w:t>
+      </w:r>
+      <w:r>
+        <w:rPr>
+          <w:lang w:val="en-US"/>
+        </w:rPr>
+        <w:t>U</w:t>
+      </w:r>
+      <w:r>
+        <w:rPr>
+          <w:lang w:val="en-US"/>
+        </w:rPr>
+        <w:t xml:space="preserve"> </w:t>
+      </w:r>
+      <w:r>
+        <w:rPr>
+          <w:rFonts w:hint="eastAsia"/>
+          <w:lang w:val="en-US"/>
+        </w:rPr>
+        <w:t>∩</w:t>
+      </w:r>
+      <w:r>
+        <w:rPr>
+          <w:rFonts w:hint="eastAsia"/>
+          <w:lang w:val="en-US"/>
+        </w:rPr>
+        <w:t xml:space="preserve"> </w:t>
+      </w:r>
+      <w:r>
+        <w:rPr>
+          <w:lang w:val="en-US"/>
+        </w:rPr>
+        <w:t>{</w:t>
+      </w:r>
+      <w:r>
+        <w:rPr>
+          <w:lang w:val="en-US"/>
+        </w:rPr>
+        <w:t>3</w:t>
+      </w:r>
+      <w:r>
+        <w:rPr>
+          <w:lang w:val="en-US"/>
+        </w:rPr>
+        <w:t xml:space="preserve">, </w:t>
+      </w:r>
+      <w:r>
+        <w:rPr>
+          <w:lang w:val="en-US"/>
+        </w:rPr>
+        <w:t>7</w:t>
+      </w:r>
+      <w:r>
+        <w:rPr>
+          <w:lang w:val="en-US"/>
+        </w:rPr>
+        <w:t xml:space="preserve">, </w:t>
+      </w:r>
+      <w:r>
+        <w:rPr>
+          <w:lang w:val="en-US"/>
+        </w:rPr>
+        <w:t>8</w:t>
+      </w:r>
+      <w:r>
+        <w:rPr>
+          <w:lang w:val="en-US"/>
+        </w:rPr>
+        <w:t>} = {</w:t>
+      </w:r>
+      <w:r>
+        <w:rPr>
+          <w:lang w:val="en-US"/>
+        </w:rPr>
+        <w:t>3, 7, 8</w:t>
+      </w:r>
+      <w:r>
+        <w:rPr>
+          <w:lang w:val="en-US"/>
+        </w:rPr>
+        <w:t>}</w:t>
+      </w:r>
+    </w:p>
+    <w:p>
+      <w:pPr>
+        <w:rPr>
+          <w:lang w:val="en-US"/>
+        </w:rPr>
+      </w:pPr>
+      <w:r>
+        <w:rPr>
+          <w:lang w:val="en-US"/>
+        </w:rPr>
+        <w:t>K</w:t>
+      </w:r>
+      <w:r>
+        <w:rPr>
+          <w:vertAlign w:val="subscript"/>
+          <w:lang w:val="en-US"/>
+        </w:rPr>
+        <w:t>A</w:t>
+      </w:r>
+      <w:r>
+        <w:rPr>
+          <w:lang w:val="en-US"/>
+        </w:rPr>
+        <w:t>(</w:t>
+      </w:r>
+      <w:r>
+        <w:rPr>
+          <w:lang w:val="en-US"/>
+        </w:rPr>
+        <w:t>4</w:t>
+      </w:r>
+      <w:r>
+        <w:rPr>
+          <w:lang w:val="en-US"/>
+        </w:rPr>
+        <w:t>) = {</w:t>
+      </w:r>
+      <w:r>
+        <w:rPr>
+          <w:lang w:val="en-US"/>
+        </w:rPr>
+        <w:t xml:space="preserve">4, </w:t>
+      </w:r>
+      <w:r>
+        <w:rPr>
+          <w:lang w:val="en-US"/>
+        </w:rPr>
+        <w:t>5</w:t>
+      </w:r>
+      <w:r>
+        <w:rPr>
+          <w:lang w:val="en-US"/>
+        </w:rPr>
+        <w:t>, 7</w:t>
+      </w:r>
+      <w:r>
+        <w:rPr>
+          <w:lang w:val="en-US"/>
+        </w:rPr>
+        <w:t xml:space="preserve">} </w:t>
+      </w:r>
+      <w:r>
+        <w:rPr>
+          <w:rFonts w:hint="eastAsia"/>
+          <w:lang w:val="en-US"/>
+        </w:rPr>
+        <w:t>∩</w:t>
+      </w:r>
+      <w:r>
+        <w:rPr>
+          <w:rFonts w:hint="eastAsia"/>
+          <w:lang w:val="en-US"/>
+        </w:rPr>
+        <w:t xml:space="preserve"> </w:t>
+      </w:r>
+      <w:r>
+        <w:rPr>
+          <w:lang w:val="en-US"/>
+        </w:rPr>
+        <w:t>U</w:t>
+      </w:r>
+      <w:r>
+        <w:rPr>
+          <w:lang w:val="en-US"/>
+        </w:rPr>
+        <w:t xml:space="preserve"> </w:t>
+      </w:r>
+      <w:r>
+        <w:rPr>
+          <w:rFonts w:hint="eastAsia"/>
+          <w:lang w:val="en-US"/>
+        </w:rPr>
+        <w:t>∩</w:t>
+      </w:r>
+      <w:r>
+        <w:rPr>
+          <w:rFonts w:hint="eastAsia"/>
+          <w:lang w:val="en-US"/>
+        </w:rPr>
+        <w:t xml:space="preserve"> </w:t>
+      </w:r>
+      <w:r>
+        <w:rPr>
+          <w:lang w:val="en-US"/>
+        </w:rPr>
+        <w:t>U</w:t>
+      </w:r>
+      <w:r>
+        <w:rPr>
+          <w:lang w:val="en-US"/>
+        </w:rPr>
+        <w:t xml:space="preserve"> = {</w:t>
+      </w:r>
+      <w:r>
+        <w:rPr>
+          <w:lang w:val="en-US"/>
+        </w:rPr>
+        <w:t>4, 5, 7</w:t>
+      </w:r>
+      <w:r>
+        <w:rPr>
+          <w:lang w:val="en-US"/>
+        </w:rPr>
+        <w:t>}</w:t>
+      </w:r>
+    </w:p>
+    <w:p>
+      <w:pPr>
+        <w:rPr>
+          <w:lang w:val="en-US"/>
+        </w:rPr>
+      </w:pPr>
+      <w:r>
+        <w:rPr>
+          <w:lang w:val="en-US"/>
+        </w:rPr>
+        <w:t>K</w:t>
+      </w:r>
+      <w:r>
+        <w:rPr>
+          <w:vertAlign w:val="subscript"/>
+          <w:lang w:val="en-US"/>
+        </w:rPr>
+        <w:t>A</w:t>
+      </w:r>
+      <w:r>
+        <w:rPr>
+          <w:lang w:val="en-US"/>
+        </w:rPr>
+        <w:t>(</w:t>
+      </w:r>
+      <w:r>
+        <w:rPr>
+          <w:lang w:val="en-US"/>
+        </w:rPr>
+        <w:t>5</w:t>
+      </w:r>
+      <w:r>
+        <w:rPr>
+          <w:lang w:val="en-US"/>
+        </w:rPr>
+        <w:t>) = {</w:t>
+      </w:r>
+      <w:r>
+        <w:rPr>
+          <w:lang w:val="en-US"/>
+        </w:rPr>
+        <w:t>4, 5, 7</w:t>
+      </w:r>
+      <w:r>
+        <w:rPr>
+          <w:lang w:val="en-US"/>
+        </w:rPr>
+        <w:t xml:space="preserve">} </w:t>
+      </w:r>
+      <w:r>
+        <w:rPr>
+          <w:rFonts w:hint="eastAsia"/>
+          <w:lang w:val="en-US"/>
+        </w:rPr>
+        <w:t>∩</w:t>
+      </w:r>
+      <w:r>
+        <w:rPr>
+          <w:rFonts w:hint="eastAsia"/>
+          <w:lang w:val="en-US"/>
+        </w:rPr>
+        <w:t xml:space="preserve"> </w:t>
+      </w:r>
+      <w:r>
+        <w:rPr>
+          <w:lang w:val="en-US"/>
+        </w:rPr>
+        <w:t>{</w:t>
+      </w:r>
+      <w:r>
+        <w:rPr>
+          <w:lang w:val="en-US"/>
+        </w:rPr>
+        <w:t>2, 3, 5, 6</w:t>
+      </w:r>
+      <w:r>
+        <w:rPr>
+          <w:lang w:val="en-US"/>
+        </w:rPr>
+        <w:t xml:space="preserve">} </w:t>
+      </w:r>
+      <w:r>
+        <w:rPr>
+          <w:rFonts w:hint="eastAsia"/>
+          <w:lang w:val="en-US"/>
+        </w:rPr>
+        <w:t>∩</w:t>
+      </w:r>
+      <w:r>
+        <w:rPr>
+          <w:rFonts w:hint="eastAsia"/>
+          <w:lang w:val="en-US"/>
+        </w:rPr>
+        <w:t xml:space="preserve"> </w:t>
+      </w:r>
+      <w:r>
+        <w:rPr>
+          <w:lang w:val="en-US"/>
+        </w:rPr>
+        <w:t>U</w:t>
+      </w:r>
+      <w:r>
+        <w:rPr>
+          <w:lang w:val="en-US"/>
+        </w:rPr>
+        <w:t xml:space="preserve"> = {</w:t>
+      </w:r>
+      <w:r>
+        <w:rPr>
+          <w:lang w:val="en-US"/>
+        </w:rPr>
+        <w:t>5</w:t>
+      </w:r>
+      <w:r>
+        <w:rPr>
+          <w:lang w:val="en-US"/>
+        </w:rPr>
+        <w:t>}</w:t>
+      </w:r>
+    </w:p>
+    <w:p>
+      <w:pPr>
+        <w:rPr>
+          <w:lang w:val="en-US"/>
+        </w:rPr>
+      </w:pPr>
+      <w:r>
+        <w:rPr>
+          <w:lang w:val="en-US"/>
+        </w:rPr>
+        <w:t>K</w:t>
+      </w:r>
+      <w:r>
+        <w:rPr>
+          <w:vertAlign w:val="subscript"/>
+          <w:lang w:val="en-US"/>
+        </w:rPr>
+        <w:t>A</w:t>
+      </w:r>
+      <w:r>
+        <w:rPr>
+          <w:lang w:val="en-US"/>
+        </w:rPr>
+        <w:t>(</w:t>
+      </w:r>
+      <w:r>
+        <w:rPr>
+          <w:lang w:val="en-US"/>
+        </w:rPr>
+        <w:t>6</w:t>
+      </w:r>
+      <w:r>
+        <w:rPr>
+          <w:lang w:val="en-US"/>
+        </w:rPr>
+        <w:t>) = {</w:t>
+      </w:r>
+      <w:r>
+        <w:rPr>
+          <w:lang w:val="en-US"/>
+        </w:rPr>
+        <w:t>6,</w:t>
+      </w:r>
+      <w:r>
+        <w:rPr>
+          <w:lang w:val="en-US"/>
+        </w:rPr>
+        <w:t xml:space="preserve"> 7, 8} </w:t>
+      </w:r>
+      <w:r>
+        <w:rPr>
+          <w:rFonts w:hint="eastAsia"/>
+          <w:lang w:val="en-US"/>
+        </w:rPr>
+        <w:t>∩</w:t>
+      </w:r>
+      <w:r>
+        <w:rPr>
+          <w:rFonts w:hint="eastAsia"/>
+          <w:lang w:val="en-US"/>
+        </w:rPr>
+        <w:t xml:space="preserve"> </w:t>
+      </w:r>
+      <w:r>
+        <w:rPr>
+          <w:lang w:val="en-US"/>
+        </w:rPr>
+        <w:t>{</w:t>
+      </w:r>
+      <w:r>
+        <w:rPr>
+          <w:lang w:val="en-US"/>
+        </w:rPr>
+        <w:t>2, 3, 5, 6</w:t>
+      </w:r>
+      <w:r>
+        <w:rPr>
+          <w:lang w:val="en-US"/>
+        </w:rPr>
+        <w:t xml:space="preserve">} </w:t>
+      </w:r>
+      <w:r>
+        <w:rPr>
+          <w:rFonts w:hint="eastAsia"/>
+          <w:lang w:val="en-US"/>
+        </w:rPr>
+        <w:t>∩</w:t>
+      </w:r>
+      <w:r>
+        <w:rPr>
+          <w:rFonts w:hint="eastAsia"/>
+          <w:lang w:val="en-US"/>
+        </w:rPr>
+        <w:t xml:space="preserve"> </w:t>
+      </w:r>
+      <w:r>
+        <w:rPr>
+          <w:lang w:val="en-US"/>
+        </w:rPr>
+        <w:t>{1, 2, 6} = {</w:t>
+      </w:r>
+      <w:r>
+        <w:rPr>
+          <w:lang w:val="en-US"/>
+        </w:rPr>
+        <w:t>6</w:t>
+      </w:r>
+      <w:r>
+        <w:rPr>
+          <w:lang w:val="en-US"/>
+        </w:rPr>
+        <w:t>}</w:t>
+      </w:r>
+    </w:p>
+    <w:p>
+      <w:pPr>
+        <w:rPr>
+          <w:lang w:val="en-US"/>
+        </w:rPr>
+      </w:pPr>
+      <w:r>
+        <w:rPr>
+          <w:lang w:val="en-US"/>
+        </w:rPr>
+        <w:t>K</w:t>
+      </w:r>
+      <w:r>
+        <w:rPr>
+          <w:vertAlign w:val="subscript"/>
+          <w:lang w:val="en-US"/>
+        </w:rPr>
+        <w:t>A</w:t>
+      </w:r>
+      <w:r>
+        <w:rPr>
+          <w:lang w:val="en-US"/>
+        </w:rPr>
+        <w:t>(</w:t>
+      </w:r>
+      <w:r>
+        <w:rPr>
+          <w:lang w:val="en-US"/>
+        </w:rPr>
+        <w:t>7</w:t>
+      </w:r>
+      <w:r>
+        <w:rPr>
+          <w:lang w:val="en-US"/>
+        </w:rPr>
+        <w:t xml:space="preserve">) = </w:t>
+      </w:r>
+      <w:r>
+        <w:rPr>
+          <w:lang w:val="en-US"/>
+        </w:rPr>
+        <w:t>U</w:t>
+      </w:r>
+      <w:r>
+        <w:rPr>
+          <w:lang w:val="en-US"/>
+        </w:rPr>
+        <w:t xml:space="preserve"> </w:t>
+      </w:r>
+      <w:r>
+        <w:rPr>
+          <w:rFonts w:hint="eastAsia"/>
+          <w:lang w:val="en-US"/>
+        </w:rPr>
+        <w:t>∩</w:t>
+      </w:r>
+      <w:r>
+        <w:rPr>
+          <w:rFonts w:hint="eastAsia"/>
+          <w:lang w:val="en-US"/>
+        </w:rPr>
+        <w:t xml:space="preserve"> </w:t>
+      </w:r>
+      <w:r>
+        <w:rPr>
+          <w:lang w:val="en-US"/>
+        </w:rPr>
+        <w:t xml:space="preserve">{1, 3, 7, 8} </w:t>
+      </w:r>
+      <w:r>
+        <w:rPr>
+          <w:rFonts w:hint="eastAsia"/>
+          <w:lang w:val="en-US"/>
+        </w:rPr>
+        <w:t>∩</w:t>
+      </w:r>
+      <w:r>
+        <w:rPr>
+          <w:rFonts w:hint="eastAsia"/>
+          <w:lang w:val="en-US"/>
+        </w:rPr>
+        <w:t xml:space="preserve"> </w:t>
+      </w:r>
+      <w:r>
+        <w:rPr>
+          <w:lang w:val="en-US"/>
+        </w:rPr>
+        <w:t>{</w:t>
+      </w:r>
+      <w:r>
+        <w:rPr>
+          <w:lang w:val="en-US"/>
+        </w:rPr>
+        <w:t>3, 7, 8}</w:t>
+      </w:r>
+      <w:r>
+        <w:rPr>
+          <w:lang w:val="en-US"/>
+        </w:rPr>
+        <w:t xml:space="preserve"> = {</w:t>
+      </w:r>
+      <w:r>
+        <w:rPr>
+          <w:lang w:val="en-US"/>
+        </w:rPr>
+        <w:t>3, 7, 8</w:t>
+      </w:r>
+      <w:r>
+        <w:rPr>
+          <w:lang w:val="en-US"/>
+        </w:rPr>
+        <w:t>}</w:t>
+      </w:r>
+    </w:p>
+    <w:p>
+      <w:pPr>
+        <w:rPr>
+          <w:lang w:val="en-US"/>
+        </w:rPr>
+      </w:pPr>
+      <w:r>
+        <w:rPr>
+          <w:lang w:val="en-US"/>
+        </w:rPr>
+        <w:t>K</w:t>
+      </w:r>
+      <w:r>
+        <w:rPr>
+          <w:vertAlign w:val="subscript"/>
+          <w:lang w:val="en-US"/>
+        </w:rPr>
+        <w:t>A</w:t>
+      </w:r>
+      <w:r>
+        <w:rPr>
+          <w:lang w:val="en-US"/>
+        </w:rPr>
+        <w:t>(</w:t>
+      </w:r>
+      <w:r>
+        <w:rPr>
+          <w:lang w:val="en-US"/>
+        </w:rPr>
+        <w:t>8</w:t>
+      </w:r>
+      <w:r>
+        <w:rPr>
+          <w:lang w:val="en-US"/>
+        </w:rPr>
+        <w:t xml:space="preserve">) = </w:t>
+      </w:r>
+      <w:r>
+        <w:rPr>
+          <w:lang w:val="en-US"/>
+        </w:rPr>
+        <w:t>{6, 7, 8}</w:t>
+      </w:r>
+      <w:r>
+        <w:rPr>
+          <w:lang w:val="en-US"/>
+        </w:rPr>
+        <w:t xml:space="preserve"> </w:t>
+      </w:r>
+      <w:r>
+        <w:rPr>
+          <w:rFonts w:hint="eastAsia"/>
+          <w:lang w:val="en-US"/>
+        </w:rPr>
+        <w:t>∩</w:t>
+      </w:r>
+      <w:r>
+        <w:rPr>
+          <w:rFonts w:hint="eastAsia"/>
+          <w:lang w:val="en-US"/>
+        </w:rPr>
+        <w:t xml:space="preserve"> </w:t>
+      </w:r>
+      <w:r>
+        <w:rPr>
+          <w:lang w:val="en-US"/>
+        </w:rPr>
+        <w:t xml:space="preserve">{1, 3, 7, 8} </w:t>
+      </w:r>
+      <w:r>
+        <w:rPr>
+          <w:rFonts w:hint="eastAsia"/>
+          <w:lang w:val="en-US"/>
+        </w:rPr>
+        <w:t>∩</w:t>
+      </w:r>
+      <w:r>
+        <w:rPr>
+          <w:rFonts w:hint="eastAsia"/>
+          <w:lang w:val="en-US"/>
+        </w:rPr>
+        <w:t xml:space="preserve"> </w:t>
+      </w:r>
+      <w:r>
+        <w:rPr>
+          <w:lang w:val="en-US"/>
+        </w:rPr>
+        <w:t>{3, 7, 8} = {7, 8}</w:t>
       </w:r>
     </w:p>
     <w:p>
@@ -515,7 +1460,7 @@
 </file>
 
 <file path=word/styles.xml><?xml version="1.0" encoding="utf-8"?>
-<w:styles xmlns:mc="http://schemas.openxmlformats.org/markup-compatibility/2006" xmlns:r="http://schemas.openxmlformats.org/officeDocument/2006/relationships" xmlns:w="http://schemas.openxmlformats.org/wordprocessingml/2006/main" xmlns:w14="http://schemas.microsoft.com/office/word/2010/wordml" xmlns:w15="http://schemas.microsoft.com/office/word/2012/wordml" xmlns:w16cid="http://schemas.microsoft.com/office/word/2016/wordml/cid" xmlns:w16se="http://schemas.microsoft.com/office/word/2015/wordml/symex" mc:Ignorable="w14 w15 w16se w16cid">
+<w:styles xmlns:mc="http://schemas.openxmlformats.org/markup-compatibility/2006" xmlns:r="http://schemas.openxmlformats.org/officeDocument/2006/relationships" xmlns:w="http://schemas.openxmlformats.org/wordprocessingml/2006/main" xmlns:w14="http://schemas.microsoft.com/office/word/2010/wordml" xmlns:w15="http://schemas.microsoft.com/office/word/2012/wordml" xmlns:w16cex="http://schemas.microsoft.com/office/word/2018/wordml/cex" xmlns:w16cid="http://schemas.microsoft.com/office/word/2016/wordml/cid" xmlns:w16="http://schemas.microsoft.com/office/word/2018/wordml" xmlns:w16se="http://schemas.microsoft.com/office/word/2015/wordml/symex" mc:Ignorable="w14 w15 w16se w16cid w16 w16cex">
   <w:docDefaults>
     <w:rPrDefault>
       <w:rPr>

--- a/data_mining/839/hw3.docx
+++ b/data_mining/839/hw3.docx
@@ -14,19 +14,6 @@
           <w:lang w:val="en-US"/>
         </w:rPr>
         <w:t>homework #3</w:t>
-      </w:r>
-    </w:p>
-    <w:p>
-      <w:pPr>
-        <w:rPr>
-          <w:lang w:val="en-US"/>
-        </w:rPr>
-      </w:pPr>
-      <w:r>
-        <w:rPr>
-          <w:lang w:val="en-US"/>
-        </w:rPr>
-        <w:t>1.</w:t>
       </w:r>
     </w:p>
     <w:p>
@@ -370,6 +357,12 @@
         <w:rPr>
           <w:lang w:val="en-US"/>
         </w:rPr>
+        <w:t xml:space="preserve">1. </w:t>
+      </w:r>
+      <w:r>
+        <w:rPr>
+          <w:lang w:val="en-US"/>
+        </w:rPr>
         <w:t>(a)</w:t>
       </w:r>
       <w:r>
@@ -1448,6 +1441,2331 @@
           <w:lang w:val="en-US"/>
         </w:rPr>
       </w:pPr>
+    </w:p>
+    <w:p>
+      <w:pPr>
+        <w:rPr>
+          <w:lang w:val="en-US"/>
+        </w:rPr>
+      </w:pPr>
+      <w:r>
+        <w:rPr>
+          <w:lang w:val="en-US"/>
+        </w:rPr>
+        <w:t xml:space="preserve">(c) </w:t>
+      </w:r>
+      <w:r>
+        <w:rPr>
+          <w:lang w:val="en-US"/>
+        </w:rPr>
+        <w:t>conditional probabilities for concept</w:t>
+      </w:r>
+      <w:r>
+        <w:rPr>
+          <w:lang w:val="en-US"/>
+        </w:rPr>
+        <w:t xml:space="preserve"> [(Productivity, low)]</w:t>
+      </w:r>
+      <w:r>
+        <w:rPr>
+          <w:lang w:val="en-US"/>
+        </w:rPr>
+        <w:t>.</w:t>
+      </w:r>
+    </w:p>
+    <w:tbl>
+      <w:tblPr>
+        <w:tblW w:w="0" w:type="auto"/>
+        <w:tblBorders>
+          <w:top w:val="single" w:sz="8" w:space="0" w:color="A3A3A3"/>
+          <w:left w:val="single" w:sz="8" w:space="0" w:color="A3A3A3"/>
+          <w:bottom w:val="single" w:sz="8" w:space="0" w:color="A3A3A3"/>
+          <w:right w:val="single" w:sz="8" w:space="0" w:color="A3A3A3"/>
+        </w:tblBorders>
+        <w:tblCellMar>
+          <w:left w:w="0" w:type="dxa"/>
+          <w:right w:w="0" w:type="dxa"/>
+        </w:tblCellMar>
+        <w:tblLook w:val="04A0" w:firstRow="1" w:lastRow="0" w:firstColumn="1" w:lastColumn="0" w:noHBand="0" w:noVBand="1"/>
+        <w:tblCaption w:val=""/>
+        <w:tblDescription w:val=""/>
+      </w:tblPr>
+      <w:tblGrid>
+        <w:gridCol w:w="1759"/>
+        <w:gridCol w:w="892"/>
+        <w:gridCol w:w="910"/>
+        <w:gridCol w:w="925"/>
+        <w:gridCol w:w="928"/>
+        <w:gridCol w:w="895"/>
+        <w:gridCol w:w="892"/>
+        <w:gridCol w:w="925"/>
+        <w:gridCol w:w="874"/>
+      </w:tblGrid>
+      <w:tr>
+        <w:tc>
+          <w:tcPr>
+            <w:tcW w:w="1417" w:type="dxa"/>
+            <w:tcBorders>
+              <w:top w:val="single" w:sz="8" w:space="0" w:color="A3A3A3"/>
+              <w:left w:val="single" w:sz="8" w:space="0" w:color="A3A3A3"/>
+              <w:bottom w:val="single" w:sz="8" w:space="0" w:color="A3A3A3"/>
+              <w:right w:val="single" w:sz="8" w:space="0" w:color="A3A3A3"/>
+            </w:tcBorders>
+            <w:tcMar>
+              <w:top w:w="80" w:type="dxa"/>
+              <w:left w:w="80" w:type="dxa"/>
+              <w:bottom w:w="80" w:type="dxa"/>
+              <w:right w:w="80" w:type="dxa"/>
+            </w:tcMar>
+            <w:hideMark/>
+          </w:tcPr>
+          <w:p>
+            <w:pPr>
+              <w:rPr>
+                <w:rFonts w:ascii="Calibri" w:eastAsia="Times New Roman" w:hAnsi="Calibri" w:cs="Calibri"/>
+                <w:sz w:val="22"/>
+                <w:szCs w:val="22"/>
+              </w:rPr>
+            </w:pPr>
+            <w:r>
+              <w:rPr>
+                <w:rFonts w:ascii="Calibri" w:eastAsia="Times New Roman" w:hAnsi="Calibri" w:cs="Calibri"/>
+                <w:sz w:val="22"/>
+                <w:szCs w:val="22"/>
+              </w:rPr>
+              <w:t>x</w:t>
+            </w:r>
+          </w:p>
+        </w:tc>
+        <w:tc>
+          <w:tcPr>
+            <w:tcW w:w="952" w:type="dxa"/>
+            <w:tcBorders>
+              <w:top w:val="single" w:sz="8" w:space="0" w:color="A3A3A3"/>
+              <w:left w:val="single" w:sz="8" w:space="0" w:color="A3A3A3"/>
+              <w:bottom w:val="single" w:sz="8" w:space="0" w:color="A3A3A3"/>
+              <w:right w:val="single" w:sz="8" w:space="0" w:color="A3A3A3"/>
+            </w:tcBorders>
+            <w:tcMar>
+              <w:top w:w="80" w:type="dxa"/>
+              <w:left w:w="80" w:type="dxa"/>
+              <w:bottom w:w="80" w:type="dxa"/>
+              <w:right w:w="80" w:type="dxa"/>
+            </w:tcMar>
+            <w:hideMark/>
+          </w:tcPr>
+          <w:p>
+            <w:pPr>
+              <w:jc w:val="center"/>
+              <w:rPr>
+                <w:rFonts w:ascii="Calibri" w:eastAsia="Times New Roman" w:hAnsi="Calibri" w:cs="Calibri"/>
+                <w:sz w:val="22"/>
+                <w:szCs w:val="22"/>
+              </w:rPr>
+            </w:pPr>
+            <w:r>
+              <w:rPr>
+                <w:rFonts w:ascii="Calibri" w:eastAsia="Times New Roman" w:hAnsi="Calibri" w:cs="Calibri"/>
+                <w:sz w:val="22"/>
+                <w:szCs w:val="22"/>
+              </w:rPr>
+              <w:t>1</w:t>
+            </w:r>
+          </w:p>
+        </w:tc>
+        <w:tc>
+          <w:tcPr>
+            <w:tcW w:w="951" w:type="dxa"/>
+            <w:tcBorders>
+              <w:top w:val="single" w:sz="8" w:space="0" w:color="A3A3A3"/>
+              <w:left w:val="single" w:sz="8" w:space="0" w:color="A3A3A3"/>
+              <w:bottom w:val="single" w:sz="8" w:space="0" w:color="A3A3A3"/>
+              <w:right w:val="single" w:sz="8" w:space="0" w:color="A3A3A3"/>
+            </w:tcBorders>
+            <w:tcMar>
+              <w:top w:w="80" w:type="dxa"/>
+              <w:left w:w="80" w:type="dxa"/>
+              <w:bottom w:w="80" w:type="dxa"/>
+              <w:right w:w="80" w:type="dxa"/>
+            </w:tcMar>
+            <w:hideMark/>
+          </w:tcPr>
+          <w:p>
+            <w:pPr>
+              <w:jc w:val="center"/>
+              <w:rPr>
+                <w:rFonts w:ascii="Calibri" w:eastAsia="Times New Roman" w:hAnsi="Calibri" w:cs="Calibri"/>
+                <w:sz w:val="22"/>
+                <w:szCs w:val="22"/>
+              </w:rPr>
+            </w:pPr>
+            <w:r>
+              <w:rPr>
+                <w:rFonts w:ascii="Calibri" w:eastAsia="Times New Roman" w:hAnsi="Calibri" w:cs="Calibri"/>
+                <w:sz w:val="22"/>
+                <w:szCs w:val="22"/>
+              </w:rPr>
+              <w:t>2</w:t>
+            </w:r>
+          </w:p>
+        </w:tc>
+        <w:tc>
+          <w:tcPr>
+            <w:tcW w:w="948" w:type="dxa"/>
+            <w:tcBorders>
+              <w:top w:val="single" w:sz="8" w:space="0" w:color="A3A3A3"/>
+              <w:left w:val="single" w:sz="8" w:space="0" w:color="A3A3A3"/>
+              <w:bottom w:val="single" w:sz="8" w:space="0" w:color="A3A3A3"/>
+              <w:right w:val="single" w:sz="8" w:space="0" w:color="A3A3A3"/>
+            </w:tcBorders>
+            <w:tcMar>
+              <w:top w:w="80" w:type="dxa"/>
+              <w:left w:w="80" w:type="dxa"/>
+              <w:bottom w:w="80" w:type="dxa"/>
+              <w:right w:w="80" w:type="dxa"/>
+            </w:tcMar>
+            <w:hideMark/>
+          </w:tcPr>
+          <w:p>
+            <w:pPr>
+              <w:jc w:val="center"/>
+              <w:rPr>
+                <w:rFonts w:ascii="Calibri" w:eastAsia="Times New Roman" w:hAnsi="Calibri" w:cs="Calibri"/>
+                <w:sz w:val="22"/>
+                <w:szCs w:val="22"/>
+              </w:rPr>
+            </w:pPr>
+            <w:r>
+              <w:rPr>
+                <w:rFonts w:ascii="Calibri" w:eastAsia="Times New Roman" w:hAnsi="Calibri" w:cs="Calibri"/>
+                <w:sz w:val="22"/>
+                <w:szCs w:val="22"/>
+              </w:rPr>
+              <w:t>3</w:t>
+            </w:r>
+          </w:p>
+        </w:tc>
+        <w:tc>
+          <w:tcPr>
+            <w:tcW w:w="951" w:type="dxa"/>
+            <w:tcBorders>
+              <w:top w:val="single" w:sz="8" w:space="0" w:color="A3A3A3"/>
+              <w:left w:val="single" w:sz="8" w:space="0" w:color="A3A3A3"/>
+              <w:bottom w:val="single" w:sz="8" w:space="0" w:color="A3A3A3"/>
+              <w:right w:val="single" w:sz="8" w:space="0" w:color="A3A3A3"/>
+            </w:tcBorders>
+            <w:tcMar>
+              <w:top w:w="80" w:type="dxa"/>
+              <w:left w:w="80" w:type="dxa"/>
+              <w:bottom w:w="80" w:type="dxa"/>
+              <w:right w:w="80" w:type="dxa"/>
+            </w:tcMar>
+            <w:hideMark/>
+          </w:tcPr>
+          <w:p>
+            <w:pPr>
+              <w:jc w:val="center"/>
+              <w:rPr>
+                <w:rFonts w:ascii="Calibri" w:eastAsia="Times New Roman" w:hAnsi="Calibri" w:cs="Calibri"/>
+                <w:sz w:val="22"/>
+                <w:szCs w:val="22"/>
+              </w:rPr>
+            </w:pPr>
+            <w:r>
+              <w:rPr>
+                <w:rFonts w:ascii="Calibri" w:eastAsia="Times New Roman" w:hAnsi="Calibri" w:cs="Calibri"/>
+                <w:sz w:val="22"/>
+                <w:szCs w:val="22"/>
+              </w:rPr>
+              <w:t>4</w:t>
+            </w:r>
+          </w:p>
+        </w:tc>
+        <w:tc>
+          <w:tcPr>
+            <w:tcW w:w="955" w:type="dxa"/>
+            <w:tcBorders>
+              <w:top w:val="single" w:sz="8" w:space="0" w:color="A3A3A3"/>
+              <w:left w:val="single" w:sz="8" w:space="0" w:color="A3A3A3"/>
+              <w:bottom w:val="single" w:sz="8" w:space="0" w:color="A3A3A3"/>
+              <w:right w:val="single" w:sz="8" w:space="0" w:color="A3A3A3"/>
+            </w:tcBorders>
+            <w:tcMar>
+              <w:top w:w="80" w:type="dxa"/>
+              <w:left w:w="80" w:type="dxa"/>
+              <w:bottom w:w="80" w:type="dxa"/>
+              <w:right w:w="80" w:type="dxa"/>
+            </w:tcMar>
+            <w:hideMark/>
+          </w:tcPr>
+          <w:p>
+            <w:pPr>
+              <w:jc w:val="center"/>
+              <w:rPr>
+                <w:rFonts w:ascii="Calibri" w:eastAsia="Times New Roman" w:hAnsi="Calibri" w:cs="Calibri"/>
+                <w:sz w:val="22"/>
+                <w:szCs w:val="22"/>
+              </w:rPr>
+            </w:pPr>
+            <w:r>
+              <w:rPr>
+                <w:rFonts w:ascii="Calibri" w:eastAsia="Times New Roman" w:hAnsi="Calibri" w:cs="Calibri"/>
+                <w:sz w:val="22"/>
+                <w:szCs w:val="22"/>
+              </w:rPr>
+              <w:t>5</w:t>
+            </w:r>
+          </w:p>
+        </w:tc>
+        <w:tc>
+          <w:tcPr>
+            <w:tcW w:w="951" w:type="dxa"/>
+            <w:tcBorders>
+              <w:top w:val="single" w:sz="8" w:space="0" w:color="A3A3A3"/>
+              <w:left w:val="single" w:sz="8" w:space="0" w:color="A3A3A3"/>
+              <w:bottom w:val="single" w:sz="8" w:space="0" w:color="A3A3A3"/>
+              <w:right w:val="single" w:sz="8" w:space="0" w:color="A3A3A3"/>
+            </w:tcBorders>
+            <w:tcMar>
+              <w:top w:w="80" w:type="dxa"/>
+              <w:left w:w="80" w:type="dxa"/>
+              <w:bottom w:w="80" w:type="dxa"/>
+              <w:right w:w="80" w:type="dxa"/>
+            </w:tcMar>
+            <w:hideMark/>
+          </w:tcPr>
+          <w:p>
+            <w:pPr>
+              <w:jc w:val="center"/>
+              <w:rPr>
+                <w:rFonts w:ascii="Calibri" w:eastAsia="Times New Roman" w:hAnsi="Calibri" w:cs="Calibri"/>
+                <w:sz w:val="22"/>
+                <w:szCs w:val="22"/>
+              </w:rPr>
+            </w:pPr>
+            <w:r>
+              <w:rPr>
+                <w:rFonts w:ascii="Calibri" w:eastAsia="Times New Roman" w:hAnsi="Calibri" w:cs="Calibri"/>
+                <w:sz w:val="22"/>
+                <w:szCs w:val="22"/>
+              </w:rPr>
+              <w:t>6</w:t>
+            </w:r>
+          </w:p>
+        </w:tc>
+        <w:tc>
+          <w:tcPr>
+            <w:tcW w:w="947" w:type="dxa"/>
+            <w:tcBorders>
+              <w:top w:val="single" w:sz="8" w:space="0" w:color="A3A3A3"/>
+              <w:left w:val="single" w:sz="8" w:space="0" w:color="A3A3A3"/>
+              <w:bottom w:val="single" w:sz="8" w:space="0" w:color="A3A3A3"/>
+              <w:right w:val="single" w:sz="8" w:space="0" w:color="A3A3A3"/>
+            </w:tcBorders>
+            <w:tcMar>
+              <w:top w:w="80" w:type="dxa"/>
+              <w:left w:w="80" w:type="dxa"/>
+              <w:bottom w:w="80" w:type="dxa"/>
+              <w:right w:w="80" w:type="dxa"/>
+            </w:tcMar>
+            <w:hideMark/>
+          </w:tcPr>
+          <w:p>
+            <w:pPr>
+              <w:jc w:val="center"/>
+              <w:rPr>
+                <w:rFonts w:ascii="Calibri" w:eastAsia="Times New Roman" w:hAnsi="Calibri" w:cs="Calibri"/>
+                <w:sz w:val="22"/>
+                <w:szCs w:val="22"/>
+              </w:rPr>
+            </w:pPr>
+            <w:r>
+              <w:rPr>
+                <w:rFonts w:ascii="Calibri" w:eastAsia="Times New Roman" w:hAnsi="Calibri" w:cs="Calibri"/>
+                <w:sz w:val="22"/>
+                <w:szCs w:val="22"/>
+              </w:rPr>
+              <w:t>7</w:t>
+            </w:r>
+          </w:p>
+        </w:tc>
+        <w:tc>
+          <w:tcPr>
+            <w:tcW w:w="928" w:type="dxa"/>
+            <w:tcBorders>
+              <w:top w:val="single" w:sz="8" w:space="0" w:color="A3A3A3"/>
+              <w:left w:val="single" w:sz="8" w:space="0" w:color="A3A3A3"/>
+              <w:bottom w:val="single" w:sz="8" w:space="0" w:color="A3A3A3"/>
+              <w:right w:val="single" w:sz="8" w:space="0" w:color="A3A3A3"/>
+            </w:tcBorders>
+          </w:tcPr>
+          <w:p>
+            <w:pPr>
+              <w:jc w:val="center"/>
+              <w:rPr>
+                <w:rFonts w:ascii="Calibri" w:eastAsia="Times New Roman" w:hAnsi="Calibri" w:cs="Calibri"/>
+                <w:sz w:val="22"/>
+                <w:szCs w:val="22"/>
+                <w:lang w:val="en-US"/>
+              </w:rPr>
+            </w:pPr>
+            <w:r>
+              <w:rPr>
+                <w:rFonts w:ascii="Calibri" w:eastAsia="Times New Roman" w:hAnsi="Calibri" w:cs="Calibri"/>
+                <w:sz w:val="22"/>
+                <w:szCs w:val="22"/>
+                <w:lang w:val="en-US"/>
+              </w:rPr>
+              <w:t>8</w:t>
+            </w:r>
+          </w:p>
+        </w:tc>
+      </w:tr>
+      <w:tr>
+        <w:tc>
+          <w:tcPr>
+            <w:tcW w:w="1417" w:type="dxa"/>
+            <w:tcBorders>
+              <w:top w:val="single" w:sz="8" w:space="0" w:color="A3A3A3"/>
+              <w:left w:val="single" w:sz="8" w:space="0" w:color="A3A3A3"/>
+              <w:bottom w:val="single" w:sz="8" w:space="0" w:color="A3A3A3"/>
+              <w:right w:val="single" w:sz="8" w:space="0" w:color="A3A3A3"/>
+            </w:tcBorders>
+            <w:tcMar>
+              <w:top w:w="80" w:type="dxa"/>
+              <w:left w:w="80" w:type="dxa"/>
+              <w:bottom w:w="80" w:type="dxa"/>
+              <w:right w:w="80" w:type="dxa"/>
+            </w:tcMar>
+            <w:hideMark/>
+          </w:tcPr>
+          <w:p>
+            <w:pPr>
+              <w:rPr>
+                <w:rFonts w:ascii="Calibri" w:eastAsia="Times New Roman" w:hAnsi="Calibri" w:cs="Calibri"/>
+                <w:sz w:val="22"/>
+                <w:szCs w:val="22"/>
+              </w:rPr>
+            </w:pPr>
+            <w:r>
+              <w:rPr>
+                <w:rFonts w:ascii="Calibri" w:eastAsia="Times New Roman" w:hAnsi="Calibri" w:cs="Calibri"/>
+                <w:sz w:val="22"/>
+                <w:szCs w:val="22"/>
+              </w:rPr>
+              <w:t>K</w:t>
+            </w:r>
+            <w:r>
+              <w:rPr>
+                <w:rFonts w:ascii="Calibri" w:eastAsia="Times New Roman" w:hAnsi="Calibri" w:cs="Calibri"/>
+                <w:sz w:val="22"/>
+                <w:szCs w:val="22"/>
+                <w:vertAlign w:val="subscript"/>
+              </w:rPr>
+              <w:t>A</w:t>
+            </w:r>
+            <w:r>
+              <w:rPr>
+                <w:rFonts w:ascii="Calibri" w:eastAsia="Times New Roman" w:hAnsi="Calibri" w:cs="Calibri"/>
+                <w:sz w:val="22"/>
+                <w:szCs w:val="22"/>
+              </w:rPr>
+              <w:t>(x)</w:t>
+            </w:r>
+          </w:p>
+        </w:tc>
+        <w:tc>
+          <w:tcPr>
+            <w:tcW w:w="952" w:type="dxa"/>
+            <w:tcBorders>
+              <w:top w:val="single" w:sz="8" w:space="0" w:color="A3A3A3"/>
+              <w:left w:val="single" w:sz="8" w:space="0" w:color="A3A3A3"/>
+              <w:bottom w:val="single" w:sz="8" w:space="0" w:color="A3A3A3"/>
+              <w:right w:val="single" w:sz="8" w:space="0" w:color="A3A3A3"/>
+            </w:tcBorders>
+            <w:tcMar>
+              <w:top w:w="80" w:type="dxa"/>
+              <w:left w:w="80" w:type="dxa"/>
+              <w:bottom w:w="80" w:type="dxa"/>
+              <w:right w:w="80" w:type="dxa"/>
+            </w:tcMar>
+            <w:hideMark/>
+          </w:tcPr>
+          <w:p>
+            <w:pPr>
+              <w:jc w:val="center"/>
+              <w:rPr>
+                <w:rFonts w:ascii="Calibri" w:eastAsia="Times New Roman" w:hAnsi="Calibri" w:cs="Calibri"/>
+                <w:sz w:val="22"/>
+                <w:szCs w:val="22"/>
+              </w:rPr>
+            </w:pPr>
+            <w:r>
+              <w:rPr>
+                <w:rFonts w:ascii="Calibri" w:eastAsia="Times New Roman" w:hAnsi="Calibri" w:cs="Calibri"/>
+                <w:sz w:val="22"/>
+                <w:szCs w:val="22"/>
+              </w:rPr>
+              <w:t>{1}</w:t>
+            </w:r>
+          </w:p>
+        </w:tc>
+        <w:tc>
+          <w:tcPr>
+            <w:tcW w:w="951" w:type="dxa"/>
+            <w:tcBorders>
+              <w:top w:val="single" w:sz="8" w:space="0" w:color="A3A3A3"/>
+              <w:left w:val="single" w:sz="8" w:space="0" w:color="A3A3A3"/>
+              <w:bottom w:val="single" w:sz="8" w:space="0" w:color="A3A3A3"/>
+              <w:right w:val="single" w:sz="8" w:space="0" w:color="A3A3A3"/>
+            </w:tcBorders>
+            <w:tcMar>
+              <w:top w:w="80" w:type="dxa"/>
+              <w:left w:w="80" w:type="dxa"/>
+              <w:bottom w:w="80" w:type="dxa"/>
+              <w:right w:w="80" w:type="dxa"/>
+            </w:tcMar>
+            <w:hideMark/>
+          </w:tcPr>
+          <w:p>
+            <w:pPr>
+              <w:jc w:val="center"/>
+              <w:rPr>
+                <w:rFonts w:ascii="Calibri" w:eastAsia="Times New Roman" w:hAnsi="Calibri" w:cs="Calibri"/>
+                <w:sz w:val="22"/>
+                <w:szCs w:val="22"/>
+              </w:rPr>
+            </w:pPr>
+            <w:r>
+              <w:rPr>
+                <w:rFonts w:ascii="Calibri" w:eastAsia="Times New Roman" w:hAnsi="Calibri" w:cs="Calibri"/>
+                <w:sz w:val="22"/>
+                <w:szCs w:val="22"/>
+              </w:rPr>
+              <w:t>{2,</w:t>
+            </w:r>
+            <w:r>
+              <w:rPr>
+                <w:rFonts w:ascii="Calibri" w:eastAsia="Times New Roman" w:hAnsi="Calibri" w:cs="Calibri"/>
+                <w:sz w:val="22"/>
+                <w:szCs w:val="22"/>
+                <w:lang w:val="en-US"/>
+              </w:rPr>
+              <w:t>6</w:t>
+            </w:r>
+            <w:r>
+              <w:rPr>
+                <w:rFonts w:ascii="Calibri" w:eastAsia="Times New Roman" w:hAnsi="Calibri" w:cs="Calibri"/>
+                <w:sz w:val="22"/>
+                <w:szCs w:val="22"/>
+              </w:rPr>
+              <w:t>}</w:t>
+            </w:r>
+          </w:p>
+        </w:tc>
+        <w:tc>
+          <w:tcPr>
+            <w:tcW w:w="948" w:type="dxa"/>
+            <w:tcBorders>
+              <w:top w:val="single" w:sz="8" w:space="0" w:color="A3A3A3"/>
+              <w:left w:val="single" w:sz="8" w:space="0" w:color="A3A3A3"/>
+              <w:bottom w:val="single" w:sz="8" w:space="0" w:color="A3A3A3"/>
+              <w:right w:val="single" w:sz="8" w:space="0" w:color="A3A3A3"/>
+            </w:tcBorders>
+            <w:tcMar>
+              <w:top w:w="80" w:type="dxa"/>
+              <w:left w:w="80" w:type="dxa"/>
+              <w:bottom w:w="80" w:type="dxa"/>
+              <w:right w:w="80" w:type="dxa"/>
+            </w:tcMar>
+            <w:hideMark/>
+          </w:tcPr>
+          <w:p>
+            <w:pPr>
+              <w:jc w:val="center"/>
+              <w:rPr>
+                <w:rFonts w:ascii="Calibri" w:eastAsia="Times New Roman" w:hAnsi="Calibri" w:cs="Calibri"/>
+                <w:sz w:val="22"/>
+                <w:szCs w:val="22"/>
+              </w:rPr>
+            </w:pPr>
+            <w:r>
+              <w:rPr>
+                <w:rFonts w:ascii="Calibri" w:eastAsia="Times New Roman" w:hAnsi="Calibri" w:cs="Calibri"/>
+                <w:sz w:val="22"/>
+                <w:szCs w:val="22"/>
+              </w:rPr>
+              <w:t>{3</w:t>
+            </w:r>
+            <w:r>
+              <w:rPr>
+                <w:rFonts w:ascii="Calibri" w:eastAsia="Times New Roman" w:hAnsi="Calibri" w:cs="Calibri"/>
+                <w:sz w:val="22"/>
+                <w:szCs w:val="22"/>
+                <w:lang w:val="en-US"/>
+              </w:rPr>
+              <w:t>,7,8</w:t>
+            </w:r>
+            <w:r>
+              <w:rPr>
+                <w:rFonts w:ascii="Calibri" w:eastAsia="Times New Roman" w:hAnsi="Calibri" w:cs="Calibri"/>
+                <w:sz w:val="22"/>
+                <w:szCs w:val="22"/>
+              </w:rPr>
+              <w:t>}</w:t>
+            </w:r>
+          </w:p>
+        </w:tc>
+        <w:tc>
+          <w:tcPr>
+            <w:tcW w:w="951" w:type="dxa"/>
+            <w:tcBorders>
+              <w:top w:val="single" w:sz="8" w:space="0" w:color="A3A3A3"/>
+              <w:left w:val="single" w:sz="8" w:space="0" w:color="A3A3A3"/>
+              <w:bottom w:val="single" w:sz="8" w:space="0" w:color="A3A3A3"/>
+              <w:right w:val="single" w:sz="8" w:space="0" w:color="A3A3A3"/>
+            </w:tcBorders>
+            <w:tcMar>
+              <w:top w:w="80" w:type="dxa"/>
+              <w:left w:w="80" w:type="dxa"/>
+              <w:bottom w:w="80" w:type="dxa"/>
+              <w:right w:w="80" w:type="dxa"/>
+            </w:tcMar>
+            <w:hideMark/>
+          </w:tcPr>
+          <w:p>
+            <w:pPr>
+              <w:jc w:val="center"/>
+              <w:rPr>
+                <w:rFonts w:ascii="Calibri" w:eastAsia="Times New Roman" w:hAnsi="Calibri" w:cs="Calibri"/>
+                <w:sz w:val="22"/>
+                <w:szCs w:val="22"/>
+              </w:rPr>
+            </w:pPr>
+            <w:r>
+              <w:rPr>
+                <w:rFonts w:ascii="Calibri" w:eastAsia="Times New Roman" w:hAnsi="Calibri" w:cs="Calibri"/>
+                <w:sz w:val="22"/>
+                <w:szCs w:val="22"/>
+              </w:rPr>
+              <w:t>{4,</w:t>
+            </w:r>
+            <w:r>
+              <w:rPr>
+                <w:rFonts w:ascii="Calibri" w:eastAsia="Times New Roman" w:hAnsi="Calibri" w:cs="Calibri"/>
+                <w:sz w:val="22"/>
+                <w:szCs w:val="22"/>
+                <w:lang w:val="en-US"/>
+              </w:rPr>
+              <w:t>5,</w:t>
+            </w:r>
+            <w:r>
+              <w:rPr>
+                <w:rFonts w:ascii="Calibri" w:eastAsia="Times New Roman" w:hAnsi="Calibri" w:cs="Calibri"/>
+                <w:sz w:val="22"/>
+                <w:szCs w:val="22"/>
+              </w:rPr>
+              <w:t>7}</w:t>
+            </w:r>
+          </w:p>
+        </w:tc>
+        <w:tc>
+          <w:tcPr>
+            <w:tcW w:w="955" w:type="dxa"/>
+            <w:tcBorders>
+              <w:top w:val="single" w:sz="8" w:space="0" w:color="A3A3A3"/>
+              <w:left w:val="single" w:sz="8" w:space="0" w:color="A3A3A3"/>
+              <w:bottom w:val="single" w:sz="8" w:space="0" w:color="A3A3A3"/>
+              <w:right w:val="single" w:sz="8" w:space="0" w:color="A3A3A3"/>
+            </w:tcBorders>
+            <w:tcMar>
+              <w:top w:w="80" w:type="dxa"/>
+              <w:left w:w="80" w:type="dxa"/>
+              <w:bottom w:w="80" w:type="dxa"/>
+              <w:right w:w="80" w:type="dxa"/>
+            </w:tcMar>
+            <w:hideMark/>
+          </w:tcPr>
+          <w:p>
+            <w:pPr>
+              <w:jc w:val="center"/>
+              <w:rPr>
+                <w:rFonts w:ascii="Calibri" w:eastAsia="Times New Roman" w:hAnsi="Calibri" w:cs="Calibri"/>
+                <w:sz w:val="22"/>
+                <w:szCs w:val="22"/>
+              </w:rPr>
+            </w:pPr>
+            <w:r>
+              <w:rPr>
+                <w:rFonts w:ascii="Calibri" w:eastAsia="Times New Roman" w:hAnsi="Calibri" w:cs="Calibri"/>
+                <w:sz w:val="22"/>
+                <w:szCs w:val="22"/>
+              </w:rPr>
+              <w:t>{5}</w:t>
+            </w:r>
+          </w:p>
+        </w:tc>
+        <w:tc>
+          <w:tcPr>
+            <w:tcW w:w="951" w:type="dxa"/>
+            <w:tcBorders>
+              <w:top w:val="single" w:sz="8" w:space="0" w:color="A3A3A3"/>
+              <w:left w:val="single" w:sz="8" w:space="0" w:color="A3A3A3"/>
+              <w:bottom w:val="single" w:sz="8" w:space="0" w:color="A3A3A3"/>
+              <w:right w:val="single" w:sz="8" w:space="0" w:color="A3A3A3"/>
+            </w:tcBorders>
+            <w:tcMar>
+              <w:top w:w="80" w:type="dxa"/>
+              <w:left w:w="80" w:type="dxa"/>
+              <w:bottom w:w="80" w:type="dxa"/>
+              <w:right w:w="80" w:type="dxa"/>
+            </w:tcMar>
+            <w:hideMark/>
+          </w:tcPr>
+          <w:p>
+            <w:pPr>
+              <w:jc w:val="center"/>
+              <w:rPr>
+                <w:rFonts w:ascii="Calibri" w:eastAsia="Times New Roman" w:hAnsi="Calibri" w:cs="Calibri"/>
+                <w:sz w:val="22"/>
+                <w:szCs w:val="22"/>
+              </w:rPr>
+            </w:pPr>
+            <w:r>
+              <w:rPr>
+                <w:rFonts w:ascii="Calibri" w:eastAsia="Times New Roman" w:hAnsi="Calibri" w:cs="Calibri"/>
+                <w:sz w:val="22"/>
+                <w:szCs w:val="22"/>
+              </w:rPr>
+              <w:t>{6}</w:t>
+            </w:r>
+          </w:p>
+        </w:tc>
+        <w:tc>
+          <w:tcPr>
+            <w:tcW w:w="947" w:type="dxa"/>
+            <w:tcBorders>
+              <w:top w:val="single" w:sz="8" w:space="0" w:color="A3A3A3"/>
+              <w:left w:val="single" w:sz="8" w:space="0" w:color="A3A3A3"/>
+              <w:bottom w:val="single" w:sz="8" w:space="0" w:color="A3A3A3"/>
+              <w:right w:val="single" w:sz="8" w:space="0" w:color="A3A3A3"/>
+            </w:tcBorders>
+            <w:tcMar>
+              <w:top w:w="80" w:type="dxa"/>
+              <w:left w:w="80" w:type="dxa"/>
+              <w:bottom w:w="80" w:type="dxa"/>
+              <w:right w:w="80" w:type="dxa"/>
+            </w:tcMar>
+            <w:hideMark/>
+          </w:tcPr>
+          <w:p>
+            <w:pPr>
+              <w:jc w:val="center"/>
+              <w:rPr>
+                <w:rFonts w:ascii="Calibri" w:eastAsia="Times New Roman" w:hAnsi="Calibri" w:cs="Calibri"/>
+                <w:sz w:val="22"/>
+                <w:szCs w:val="22"/>
+              </w:rPr>
+            </w:pPr>
+            <w:r>
+              <w:rPr>
+                <w:rFonts w:ascii="Calibri" w:eastAsia="Times New Roman" w:hAnsi="Calibri" w:cs="Calibri"/>
+                <w:sz w:val="22"/>
+                <w:szCs w:val="22"/>
+              </w:rPr>
+              <w:t>{</w:t>
+            </w:r>
+            <w:r>
+              <w:rPr>
+                <w:rFonts w:ascii="Calibri" w:eastAsia="Times New Roman" w:hAnsi="Calibri" w:cs="Calibri"/>
+                <w:sz w:val="22"/>
+                <w:szCs w:val="22"/>
+                <w:lang w:val="en-US"/>
+              </w:rPr>
+              <w:t>3,7,8</w:t>
+            </w:r>
+            <w:r>
+              <w:rPr>
+                <w:rFonts w:ascii="Calibri" w:eastAsia="Times New Roman" w:hAnsi="Calibri" w:cs="Calibri"/>
+                <w:sz w:val="22"/>
+                <w:szCs w:val="22"/>
+              </w:rPr>
+              <w:t>}</w:t>
+            </w:r>
+          </w:p>
+        </w:tc>
+        <w:tc>
+          <w:tcPr>
+            <w:tcW w:w="928" w:type="dxa"/>
+            <w:tcBorders>
+              <w:top w:val="single" w:sz="8" w:space="0" w:color="A3A3A3"/>
+              <w:left w:val="single" w:sz="8" w:space="0" w:color="A3A3A3"/>
+              <w:bottom w:val="single" w:sz="8" w:space="0" w:color="A3A3A3"/>
+              <w:right w:val="single" w:sz="8" w:space="0" w:color="A3A3A3"/>
+            </w:tcBorders>
+          </w:tcPr>
+          <w:p>
+            <w:pPr>
+              <w:jc w:val="center"/>
+              <w:rPr>
+                <w:rFonts w:ascii="Calibri" w:eastAsia="Times New Roman" w:hAnsi="Calibri" w:cs="Calibri"/>
+                <w:sz w:val="22"/>
+                <w:szCs w:val="22"/>
+                <w:lang w:val="en-US"/>
+              </w:rPr>
+            </w:pPr>
+            <w:r>
+              <w:rPr>
+                <w:rFonts w:ascii="Calibri" w:eastAsia="Times New Roman" w:hAnsi="Calibri" w:cs="Calibri"/>
+                <w:sz w:val="22"/>
+                <w:szCs w:val="22"/>
+                <w:lang w:val="en-US"/>
+              </w:rPr>
+              <w:t>{7,8}</w:t>
+            </w:r>
+          </w:p>
+        </w:tc>
+      </w:tr>
+      <w:tr>
+        <w:tc>
+          <w:tcPr>
+            <w:tcW w:w="1417" w:type="dxa"/>
+            <w:tcBorders>
+              <w:top w:val="single" w:sz="8" w:space="0" w:color="A3A3A3"/>
+              <w:left w:val="single" w:sz="8" w:space="0" w:color="A3A3A3"/>
+              <w:bottom w:val="single" w:sz="8" w:space="0" w:color="A3A3A3"/>
+              <w:right w:val="single" w:sz="8" w:space="0" w:color="A3A3A3"/>
+            </w:tcBorders>
+            <w:tcMar>
+              <w:top w:w="80" w:type="dxa"/>
+              <w:left w:w="80" w:type="dxa"/>
+              <w:bottom w:w="80" w:type="dxa"/>
+              <w:right w:w="80" w:type="dxa"/>
+            </w:tcMar>
+            <w:hideMark/>
+          </w:tcPr>
+          <w:p>
+            <w:pPr>
+              <w:rPr>
+                <w:rFonts w:ascii="Calibri" w:eastAsia="Times New Roman" w:hAnsi="Calibri" w:cs="Calibri"/>
+                <w:sz w:val="22"/>
+                <w:szCs w:val="22"/>
+              </w:rPr>
+            </w:pPr>
+            <w:r>
+              <w:rPr>
+                <w:rFonts w:ascii="Calibri" w:eastAsia="Times New Roman" w:hAnsi="Calibri" w:cs="Calibri"/>
+                <w:sz w:val="22"/>
+                <w:szCs w:val="22"/>
+              </w:rPr>
+              <w:t>Pr({</w:t>
+            </w:r>
+            <w:r>
+              <w:rPr>
+                <w:rFonts w:ascii="Calibri" w:eastAsia="Times New Roman" w:hAnsi="Calibri" w:cs="Calibri"/>
+                <w:sz w:val="22"/>
+                <w:szCs w:val="22"/>
+                <w:lang w:val="en-US"/>
+              </w:rPr>
+              <w:t>1,2,3,4</w:t>
+            </w:r>
+            <w:r>
+              <w:rPr>
+                <w:rFonts w:ascii="Calibri" w:eastAsia="Times New Roman" w:hAnsi="Calibri" w:cs="Calibri"/>
+                <w:sz w:val="22"/>
+                <w:szCs w:val="22"/>
+              </w:rPr>
+              <w:t>}|K</w:t>
+            </w:r>
+            <w:r>
+              <w:rPr>
+                <w:rFonts w:ascii="Calibri" w:eastAsia="Times New Roman" w:hAnsi="Calibri" w:cs="Calibri"/>
+                <w:sz w:val="22"/>
+                <w:szCs w:val="22"/>
+                <w:vertAlign w:val="subscript"/>
+              </w:rPr>
+              <w:t>A</w:t>
+            </w:r>
+            <w:r>
+              <w:rPr>
+                <w:rFonts w:ascii="Calibri" w:eastAsia="Times New Roman" w:hAnsi="Calibri" w:cs="Calibri"/>
+                <w:sz w:val="22"/>
+                <w:szCs w:val="22"/>
+              </w:rPr>
+              <w:t>(x))</w:t>
+            </w:r>
+          </w:p>
+        </w:tc>
+        <w:tc>
+          <w:tcPr>
+            <w:tcW w:w="952" w:type="dxa"/>
+            <w:tcBorders>
+              <w:top w:val="single" w:sz="8" w:space="0" w:color="A3A3A3"/>
+              <w:left w:val="single" w:sz="8" w:space="0" w:color="A3A3A3"/>
+              <w:bottom w:val="single" w:sz="8" w:space="0" w:color="A3A3A3"/>
+              <w:right w:val="single" w:sz="8" w:space="0" w:color="A3A3A3"/>
+            </w:tcBorders>
+            <w:tcMar>
+              <w:top w:w="80" w:type="dxa"/>
+              <w:left w:w="80" w:type="dxa"/>
+              <w:bottom w:w="80" w:type="dxa"/>
+              <w:right w:w="80" w:type="dxa"/>
+            </w:tcMar>
+            <w:hideMark/>
+          </w:tcPr>
+          <w:p>
+            <w:pPr>
+              <w:jc w:val="center"/>
+              <w:rPr>
+                <w:rFonts w:ascii="Calibri" w:eastAsia="Times New Roman" w:hAnsi="Calibri" w:cs="Calibri"/>
+                <w:sz w:val="22"/>
+                <w:szCs w:val="22"/>
+                <w:lang w:val="en-US"/>
+              </w:rPr>
+            </w:pPr>
+            <w:r>
+              <w:rPr>
+                <w:rFonts w:ascii="Calibri" w:eastAsia="Times New Roman" w:hAnsi="Calibri" w:cs="Calibri"/>
+                <w:sz w:val="22"/>
+                <w:szCs w:val="22"/>
+                <w:lang w:val="en-US"/>
+              </w:rPr>
+              <w:t>1</w:t>
+            </w:r>
+          </w:p>
+        </w:tc>
+        <w:tc>
+          <w:tcPr>
+            <w:tcW w:w="951" w:type="dxa"/>
+            <w:tcBorders>
+              <w:top w:val="single" w:sz="8" w:space="0" w:color="A3A3A3"/>
+              <w:left w:val="single" w:sz="8" w:space="0" w:color="A3A3A3"/>
+              <w:bottom w:val="single" w:sz="8" w:space="0" w:color="A3A3A3"/>
+              <w:right w:val="single" w:sz="8" w:space="0" w:color="A3A3A3"/>
+            </w:tcBorders>
+            <w:tcMar>
+              <w:top w:w="80" w:type="dxa"/>
+              <w:left w:w="80" w:type="dxa"/>
+              <w:bottom w:w="80" w:type="dxa"/>
+              <w:right w:w="80" w:type="dxa"/>
+            </w:tcMar>
+            <w:hideMark/>
+          </w:tcPr>
+          <w:p>
+            <w:pPr>
+              <w:jc w:val="center"/>
+              <w:rPr>
+                <w:rFonts w:ascii="Calibri" w:eastAsia="Times New Roman" w:hAnsi="Calibri" w:cs="Calibri"/>
+                <w:sz w:val="22"/>
+                <w:szCs w:val="22"/>
+              </w:rPr>
+            </w:pPr>
+            <w:r>
+              <w:rPr>
+                <w:rFonts w:ascii="Calibri" w:eastAsia="Times New Roman" w:hAnsi="Calibri" w:cs="Calibri"/>
+                <w:sz w:val="22"/>
+                <w:szCs w:val="22"/>
+              </w:rPr>
+              <w:t>0.5</w:t>
+            </w:r>
+          </w:p>
+        </w:tc>
+        <w:tc>
+          <w:tcPr>
+            <w:tcW w:w="948" w:type="dxa"/>
+            <w:tcBorders>
+              <w:top w:val="single" w:sz="8" w:space="0" w:color="A3A3A3"/>
+              <w:left w:val="single" w:sz="8" w:space="0" w:color="A3A3A3"/>
+              <w:bottom w:val="single" w:sz="8" w:space="0" w:color="A3A3A3"/>
+              <w:right w:val="single" w:sz="8" w:space="0" w:color="A3A3A3"/>
+            </w:tcBorders>
+            <w:tcMar>
+              <w:top w:w="80" w:type="dxa"/>
+              <w:left w:w="80" w:type="dxa"/>
+              <w:bottom w:w="80" w:type="dxa"/>
+              <w:right w:w="80" w:type="dxa"/>
+            </w:tcMar>
+            <w:hideMark/>
+          </w:tcPr>
+          <w:p>
+            <w:pPr>
+              <w:jc w:val="center"/>
+              <w:rPr>
+                <w:rFonts w:ascii="Calibri" w:eastAsia="Times New Roman" w:hAnsi="Calibri" w:cs="Calibri"/>
+                <w:sz w:val="22"/>
+                <w:szCs w:val="22"/>
+                <w:lang w:val="en-US"/>
+              </w:rPr>
+            </w:pPr>
+            <w:r>
+              <w:rPr>
+                <w:rFonts w:ascii="Calibri" w:eastAsia="Times New Roman" w:hAnsi="Calibri" w:cs="Calibri"/>
+                <w:sz w:val="22"/>
+                <w:szCs w:val="22"/>
+                <w:lang w:val="en-US"/>
+              </w:rPr>
+              <w:t>0.33</w:t>
+            </w:r>
+          </w:p>
+        </w:tc>
+        <w:tc>
+          <w:tcPr>
+            <w:tcW w:w="951" w:type="dxa"/>
+            <w:tcBorders>
+              <w:top w:val="single" w:sz="8" w:space="0" w:color="A3A3A3"/>
+              <w:left w:val="single" w:sz="8" w:space="0" w:color="A3A3A3"/>
+              <w:bottom w:val="single" w:sz="8" w:space="0" w:color="A3A3A3"/>
+              <w:right w:val="single" w:sz="8" w:space="0" w:color="A3A3A3"/>
+            </w:tcBorders>
+            <w:tcMar>
+              <w:top w:w="80" w:type="dxa"/>
+              <w:left w:w="80" w:type="dxa"/>
+              <w:bottom w:w="80" w:type="dxa"/>
+              <w:right w:w="80" w:type="dxa"/>
+            </w:tcMar>
+            <w:hideMark/>
+          </w:tcPr>
+          <w:p>
+            <w:pPr>
+              <w:jc w:val="center"/>
+              <w:rPr>
+                <w:rFonts w:ascii="Calibri" w:eastAsia="Times New Roman" w:hAnsi="Calibri" w:cs="Calibri"/>
+                <w:sz w:val="22"/>
+                <w:szCs w:val="22"/>
+                <w:lang w:val="en-US"/>
+              </w:rPr>
+            </w:pPr>
+            <w:r>
+              <w:rPr>
+                <w:rFonts w:ascii="Calibri" w:eastAsia="Times New Roman" w:hAnsi="Calibri" w:cs="Calibri"/>
+                <w:sz w:val="22"/>
+                <w:szCs w:val="22"/>
+              </w:rPr>
+              <w:t>0.</w:t>
+            </w:r>
+            <w:r>
+              <w:rPr>
+                <w:rFonts w:ascii="Calibri" w:eastAsia="Times New Roman" w:hAnsi="Calibri" w:cs="Calibri"/>
+                <w:sz w:val="22"/>
+                <w:szCs w:val="22"/>
+                <w:lang w:val="en-US"/>
+              </w:rPr>
+              <w:t>33</w:t>
+            </w:r>
+          </w:p>
+        </w:tc>
+        <w:tc>
+          <w:tcPr>
+            <w:tcW w:w="955" w:type="dxa"/>
+            <w:tcBorders>
+              <w:top w:val="single" w:sz="8" w:space="0" w:color="A3A3A3"/>
+              <w:left w:val="single" w:sz="8" w:space="0" w:color="A3A3A3"/>
+              <w:bottom w:val="single" w:sz="8" w:space="0" w:color="A3A3A3"/>
+              <w:right w:val="single" w:sz="8" w:space="0" w:color="A3A3A3"/>
+            </w:tcBorders>
+            <w:tcMar>
+              <w:top w:w="80" w:type="dxa"/>
+              <w:left w:w="80" w:type="dxa"/>
+              <w:bottom w:w="80" w:type="dxa"/>
+              <w:right w:w="80" w:type="dxa"/>
+            </w:tcMar>
+            <w:hideMark/>
+          </w:tcPr>
+          <w:p>
+            <w:pPr>
+              <w:jc w:val="center"/>
+              <w:rPr>
+                <w:rFonts w:ascii="Calibri" w:eastAsia="Times New Roman" w:hAnsi="Calibri" w:cs="Calibri"/>
+                <w:sz w:val="22"/>
+                <w:szCs w:val="22"/>
+                <w:lang w:val="en-US"/>
+              </w:rPr>
+            </w:pPr>
+            <w:r>
+              <w:rPr>
+                <w:rFonts w:ascii="Calibri" w:eastAsia="Times New Roman" w:hAnsi="Calibri" w:cs="Calibri"/>
+                <w:sz w:val="22"/>
+                <w:szCs w:val="22"/>
+                <w:lang w:val="en-US"/>
+              </w:rPr>
+              <w:t>0</w:t>
+            </w:r>
+          </w:p>
+        </w:tc>
+        <w:tc>
+          <w:tcPr>
+            <w:tcW w:w="951" w:type="dxa"/>
+            <w:tcBorders>
+              <w:top w:val="single" w:sz="8" w:space="0" w:color="A3A3A3"/>
+              <w:left w:val="single" w:sz="8" w:space="0" w:color="A3A3A3"/>
+              <w:bottom w:val="single" w:sz="8" w:space="0" w:color="A3A3A3"/>
+              <w:right w:val="single" w:sz="8" w:space="0" w:color="A3A3A3"/>
+            </w:tcBorders>
+            <w:tcMar>
+              <w:top w:w="80" w:type="dxa"/>
+              <w:left w:w="80" w:type="dxa"/>
+              <w:bottom w:w="80" w:type="dxa"/>
+              <w:right w:w="80" w:type="dxa"/>
+            </w:tcMar>
+            <w:hideMark/>
+          </w:tcPr>
+          <w:p>
+            <w:pPr>
+              <w:jc w:val="center"/>
+              <w:rPr>
+                <w:rFonts w:ascii="Calibri" w:eastAsia="Times New Roman" w:hAnsi="Calibri" w:cs="Calibri"/>
+                <w:sz w:val="22"/>
+                <w:szCs w:val="22"/>
+                <w:lang w:val="en-US"/>
+              </w:rPr>
+            </w:pPr>
+            <w:r>
+              <w:rPr>
+                <w:rFonts w:ascii="Calibri" w:eastAsia="Times New Roman" w:hAnsi="Calibri" w:cs="Calibri"/>
+                <w:sz w:val="22"/>
+                <w:szCs w:val="22"/>
+                <w:lang w:val="en-US"/>
+              </w:rPr>
+              <w:t>0</w:t>
+            </w:r>
+          </w:p>
+        </w:tc>
+        <w:tc>
+          <w:tcPr>
+            <w:tcW w:w="947" w:type="dxa"/>
+            <w:tcBorders>
+              <w:top w:val="single" w:sz="8" w:space="0" w:color="A3A3A3"/>
+              <w:left w:val="single" w:sz="8" w:space="0" w:color="A3A3A3"/>
+              <w:bottom w:val="single" w:sz="8" w:space="0" w:color="A3A3A3"/>
+              <w:right w:val="single" w:sz="8" w:space="0" w:color="A3A3A3"/>
+            </w:tcBorders>
+            <w:tcMar>
+              <w:top w:w="80" w:type="dxa"/>
+              <w:left w:w="80" w:type="dxa"/>
+              <w:bottom w:w="80" w:type="dxa"/>
+              <w:right w:w="80" w:type="dxa"/>
+            </w:tcMar>
+            <w:hideMark/>
+          </w:tcPr>
+          <w:p>
+            <w:pPr>
+              <w:jc w:val="center"/>
+              <w:rPr>
+                <w:rFonts w:ascii="Calibri" w:eastAsia="Times New Roman" w:hAnsi="Calibri" w:cs="Calibri"/>
+                <w:sz w:val="22"/>
+                <w:szCs w:val="22"/>
+                <w:lang w:val="en-US"/>
+              </w:rPr>
+            </w:pPr>
+            <w:r>
+              <w:rPr>
+                <w:rFonts w:ascii="Calibri" w:eastAsia="Times New Roman" w:hAnsi="Calibri" w:cs="Calibri"/>
+                <w:sz w:val="22"/>
+                <w:szCs w:val="22"/>
+                <w:lang w:val="en-US"/>
+              </w:rPr>
+              <w:t>0.33</w:t>
+            </w:r>
+          </w:p>
+        </w:tc>
+        <w:tc>
+          <w:tcPr>
+            <w:tcW w:w="928" w:type="dxa"/>
+            <w:tcBorders>
+              <w:top w:val="single" w:sz="8" w:space="0" w:color="A3A3A3"/>
+              <w:left w:val="single" w:sz="8" w:space="0" w:color="A3A3A3"/>
+              <w:bottom w:val="single" w:sz="8" w:space="0" w:color="A3A3A3"/>
+              <w:right w:val="single" w:sz="8" w:space="0" w:color="A3A3A3"/>
+            </w:tcBorders>
+          </w:tcPr>
+          <w:p>
+            <w:pPr>
+              <w:jc w:val="center"/>
+              <w:rPr>
+                <w:rFonts w:ascii="Calibri" w:eastAsia="Times New Roman" w:hAnsi="Calibri" w:cs="Calibri"/>
+                <w:sz w:val="22"/>
+                <w:szCs w:val="22"/>
+                <w:lang w:val="en-US"/>
+              </w:rPr>
+            </w:pPr>
+            <w:r>
+              <w:rPr>
+                <w:rFonts w:ascii="Calibri" w:eastAsia="Times New Roman" w:hAnsi="Calibri" w:cs="Calibri"/>
+                <w:sz w:val="22"/>
+                <w:szCs w:val="22"/>
+                <w:lang w:val="en-US"/>
+              </w:rPr>
+              <w:t>0</w:t>
+            </w:r>
+          </w:p>
+        </w:tc>
+      </w:tr>
+    </w:tbl>
+    <w:p>
+      <w:pPr>
+        <w:rPr>
+          <w:lang w:val="en-US"/>
+        </w:rPr>
+      </w:pPr>
+    </w:p>
+    <w:p>
+      <w:pPr>
+        <w:rPr>
+          <w:lang w:val="en-US"/>
+        </w:rPr>
+      </w:pPr>
+      <w:r>
+        <w:rPr>
+          <w:lang w:val="en-US"/>
+        </w:rPr>
+        <w:t xml:space="preserve">conditional probabilities for concept [(Productivity, </w:t>
+      </w:r>
+      <w:r>
+        <w:rPr>
+          <w:lang w:val="en-US"/>
+        </w:rPr>
+        <w:t>high</w:t>
+      </w:r>
+      <w:r>
+        <w:rPr>
+          <w:lang w:val="en-US"/>
+        </w:rPr>
+        <w:t>)].</w:t>
+      </w:r>
+    </w:p>
+    <w:tbl>
+      <w:tblPr>
+        <w:tblW w:w="0" w:type="auto"/>
+        <w:tblBorders>
+          <w:top w:val="single" w:sz="8" w:space="0" w:color="A3A3A3"/>
+          <w:left w:val="single" w:sz="8" w:space="0" w:color="A3A3A3"/>
+          <w:bottom w:val="single" w:sz="8" w:space="0" w:color="A3A3A3"/>
+          <w:right w:val="single" w:sz="8" w:space="0" w:color="A3A3A3"/>
+        </w:tblBorders>
+        <w:tblCellMar>
+          <w:left w:w="0" w:type="dxa"/>
+          <w:right w:w="0" w:type="dxa"/>
+        </w:tblCellMar>
+        <w:tblLook w:val="04A0" w:firstRow="1" w:lastRow="0" w:firstColumn="1" w:lastColumn="0" w:noHBand="0" w:noVBand="1"/>
+        <w:tblCaption w:val=""/>
+        <w:tblDescription w:val=""/>
+      </w:tblPr>
+      <w:tblGrid>
+        <w:gridCol w:w="1759"/>
+        <w:gridCol w:w="892"/>
+        <w:gridCol w:w="910"/>
+        <w:gridCol w:w="925"/>
+        <w:gridCol w:w="928"/>
+        <w:gridCol w:w="895"/>
+        <w:gridCol w:w="892"/>
+        <w:gridCol w:w="925"/>
+        <w:gridCol w:w="874"/>
+      </w:tblGrid>
+      <w:tr>
+        <w:tc>
+          <w:tcPr>
+            <w:tcW w:w="1417" w:type="dxa"/>
+            <w:tcBorders>
+              <w:top w:val="single" w:sz="8" w:space="0" w:color="A3A3A3"/>
+              <w:left w:val="single" w:sz="8" w:space="0" w:color="A3A3A3"/>
+              <w:bottom w:val="single" w:sz="8" w:space="0" w:color="A3A3A3"/>
+              <w:right w:val="single" w:sz="8" w:space="0" w:color="A3A3A3"/>
+            </w:tcBorders>
+            <w:tcMar>
+              <w:top w:w="80" w:type="dxa"/>
+              <w:left w:w="80" w:type="dxa"/>
+              <w:bottom w:w="80" w:type="dxa"/>
+              <w:right w:w="80" w:type="dxa"/>
+            </w:tcMar>
+            <w:hideMark/>
+          </w:tcPr>
+          <w:p>
+            <w:pPr>
+              <w:rPr>
+                <w:rFonts w:ascii="Calibri" w:eastAsia="Times New Roman" w:hAnsi="Calibri" w:cs="Calibri"/>
+                <w:sz w:val="22"/>
+                <w:szCs w:val="22"/>
+              </w:rPr>
+            </w:pPr>
+            <w:r>
+              <w:rPr>
+                <w:rFonts w:ascii="Calibri" w:eastAsia="Times New Roman" w:hAnsi="Calibri" w:cs="Calibri"/>
+                <w:sz w:val="22"/>
+                <w:szCs w:val="22"/>
+              </w:rPr>
+              <w:t>x</w:t>
+            </w:r>
+          </w:p>
+        </w:tc>
+        <w:tc>
+          <w:tcPr>
+            <w:tcW w:w="952" w:type="dxa"/>
+            <w:tcBorders>
+              <w:top w:val="single" w:sz="8" w:space="0" w:color="A3A3A3"/>
+              <w:left w:val="single" w:sz="8" w:space="0" w:color="A3A3A3"/>
+              <w:bottom w:val="single" w:sz="8" w:space="0" w:color="A3A3A3"/>
+              <w:right w:val="single" w:sz="8" w:space="0" w:color="A3A3A3"/>
+            </w:tcBorders>
+            <w:tcMar>
+              <w:top w:w="80" w:type="dxa"/>
+              <w:left w:w="80" w:type="dxa"/>
+              <w:bottom w:w="80" w:type="dxa"/>
+              <w:right w:w="80" w:type="dxa"/>
+            </w:tcMar>
+            <w:hideMark/>
+          </w:tcPr>
+          <w:p>
+            <w:pPr>
+              <w:jc w:val="center"/>
+              <w:rPr>
+                <w:rFonts w:ascii="Calibri" w:eastAsia="Times New Roman" w:hAnsi="Calibri" w:cs="Calibri"/>
+                <w:sz w:val="22"/>
+                <w:szCs w:val="22"/>
+              </w:rPr>
+            </w:pPr>
+            <w:r>
+              <w:rPr>
+                <w:rFonts w:ascii="Calibri" w:eastAsia="Times New Roman" w:hAnsi="Calibri" w:cs="Calibri"/>
+                <w:sz w:val="22"/>
+                <w:szCs w:val="22"/>
+              </w:rPr>
+              <w:t>1</w:t>
+            </w:r>
+          </w:p>
+        </w:tc>
+        <w:tc>
+          <w:tcPr>
+            <w:tcW w:w="951" w:type="dxa"/>
+            <w:tcBorders>
+              <w:top w:val="single" w:sz="8" w:space="0" w:color="A3A3A3"/>
+              <w:left w:val="single" w:sz="8" w:space="0" w:color="A3A3A3"/>
+              <w:bottom w:val="single" w:sz="8" w:space="0" w:color="A3A3A3"/>
+              <w:right w:val="single" w:sz="8" w:space="0" w:color="A3A3A3"/>
+            </w:tcBorders>
+            <w:tcMar>
+              <w:top w:w="80" w:type="dxa"/>
+              <w:left w:w="80" w:type="dxa"/>
+              <w:bottom w:w="80" w:type="dxa"/>
+              <w:right w:w="80" w:type="dxa"/>
+            </w:tcMar>
+            <w:hideMark/>
+          </w:tcPr>
+          <w:p>
+            <w:pPr>
+              <w:jc w:val="center"/>
+              <w:rPr>
+                <w:rFonts w:ascii="Calibri" w:eastAsia="Times New Roman" w:hAnsi="Calibri" w:cs="Calibri"/>
+                <w:sz w:val="22"/>
+                <w:szCs w:val="22"/>
+              </w:rPr>
+            </w:pPr>
+            <w:r>
+              <w:rPr>
+                <w:rFonts w:ascii="Calibri" w:eastAsia="Times New Roman" w:hAnsi="Calibri" w:cs="Calibri"/>
+                <w:sz w:val="22"/>
+                <w:szCs w:val="22"/>
+              </w:rPr>
+              <w:t>2</w:t>
+            </w:r>
+          </w:p>
+        </w:tc>
+        <w:tc>
+          <w:tcPr>
+            <w:tcW w:w="948" w:type="dxa"/>
+            <w:tcBorders>
+              <w:top w:val="single" w:sz="8" w:space="0" w:color="A3A3A3"/>
+              <w:left w:val="single" w:sz="8" w:space="0" w:color="A3A3A3"/>
+              <w:bottom w:val="single" w:sz="8" w:space="0" w:color="A3A3A3"/>
+              <w:right w:val="single" w:sz="8" w:space="0" w:color="A3A3A3"/>
+            </w:tcBorders>
+            <w:tcMar>
+              <w:top w:w="80" w:type="dxa"/>
+              <w:left w:w="80" w:type="dxa"/>
+              <w:bottom w:w="80" w:type="dxa"/>
+              <w:right w:w="80" w:type="dxa"/>
+            </w:tcMar>
+            <w:hideMark/>
+          </w:tcPr>
+          <w:p>
+            <w:pPr>
+              <w:jc w:val="center"/>
+              <w:rPr>
+                <w:rFonts w:ascii="Calibri" w:eastAsia="Times New Roman" w:hAnsi="Calibri" w:cs="Calibri"/>
+                <w:sz w:val="22"/>
+                <w:szCs w:val="22"/>
+              </w:rPr>
+            </w:pPr>
+            <w:r>
+              <w:rPr>
+                <w:rFonts w:ascii="Calibri" w:eastAsia="Times New Roman" w:hAnsi="Calibri" w:cs="Calibri"/>
+                <w:sz w:val="22"/>
+                <w:szCs w:val="22"/>
+              </w:rPr>
+              <w:t>3</w:t>
+            </w:r>
+          </w:p>
+        </w:tc>
+        <w:tc>
+          <w:tcPr>
+            <w:tcW w:w="951" w:type="dxa"/>
+            <w:tcBorders>
+              <w:top w:val="single" w:sz="8" w:space="0" w:color="A3A3A3"/>
+              <w:left w:val="single" w:sz="8" w:space="0" w:color="A3A3A3"/>
+              <w:bottom w:val="single" w:sz="8" w:space="0" w:color="A3A3A3"/>
+              <w:right w:val="single" w:sz="8" w:space="0" w:color="A3A3A3"/>
+            </w:tcBorders>
+            <w:tcMar>
+              <w:top w:w="80" w:type="dxa"/>
+              <w:left w:w="80" w:type="dxa"/>
+              <w:bottom w:w="80" w:type="dxa"/>
+              <w:right w:w="80" w:type="dxa"/>
+            </w:tcMar>
+            <w:hideMark/>
+          </w:tcPr>
+          <w:p>
+            <w:pPr>
+              <w:jc w:val="center"/>
+              <w:rPr>
+                <w:rFonts w:ascii="Calibri" w:eastAsia="Times New Roman" w:hAnsi="Calibri" w:cs="Calibri"/>
+                <w:sz w:val="22"/>
+                <w:szCs w:val="22"/>
+              </w:rPr>
+            </w:pPr>
+            <w:r>
+              <w:rPr>
+                <w:rFonts w:ascii="Calibri" w:eastAsia="Times New Roman" w:hAnsi="Calibri" w:cs="Calibri"/>
+                <w:sz w:val="22"/>
+                <w:szCs w:val="22"/>
+              </w:rPr>
+              <w:t>4</w:t>
+            </w:r>
+          </w:p>
+        </w:tc>
+        <w:tc>
+          <w:tcPr>
+            <w:tcW w:w="955" w:type="dxa"/>
+            <w:tcBorders>
+              <w:top w:val="single" w:sz="8" w:space="0" w:color="A3A3A3"/>
+              <w:left w:val="single" w:sz="8" w:space="0" w:color="A3A3A3"/>
+              <w:bottom w:val="single" w:sz="8" w:space="0" w:color="A3A3A3"/>
+              <w:right w:val="single" w:sz="8" w:space="0" w:color="A3A3A3"/>
+            </w:tcBorders>
+            <w:tcMar>
+              <w:top w:w="80" w:type="dxa"/>
+              <w:left w:w="80" w:type="dxa"/>
+              <w:bottom w:w="80" w:type="dxa"/>
+              <w:right w:w="80" w:type="dxa"/>
+            </w:tcMar>
+            <w:hideMark/>
+          </w:tcPr>
+          <w:p>
+            <w:pPr>
+              <w:jc w:val="center"/>
+              <w:rPr>
+                <w:rFonts w:ascii="Calibri" w:eastAsia="Times New Roman" w:hAnsi="Calibri" w:cs="Calibri"/>
+                <w:sz w:val="22"/>
+                <w:szCs w:val="22"/>
+              </w:rPr>
+            </w:pPr>
+            <w:r>
+              <w:rPr>
+                <w:rFonts w:ascii="Calibri" w:eastAsia="Times New Roman" w:hAnsi="Calibri" w:cs="Calibri"/>
+                <w:sz w:val="22"/>
+                <w:szCs w:val="22"/>
+              </w:rPr>
+              <w:t>5</w:t>
+            </w:r>
+          </w:p>
+        </w:tc>
+        <w:tc>
+          <w:tcPr>
+            <w:tcW w:w="951" w:type="dxa"/>
+            <w:tcBorders>
+              <w:top w:val="single" w:sz="8" w:space="0" w:color="A3A3A3"/>
+              <w:left w:val="single" w:sz="8" w:space="0" w:color="A3A3A3"/>
+              <w:bottom w:val="single" w:sz="8" w:space="0" w:color="A3A3A3"/>
+              <w:right w:val="single" w:sz="8" w:space="0" w:color="A3A3A3"/>
+            </w:tcBorders>
+            <w:tcMar>
+              <w:top w:w="80" w:type="dxa"/>
+              <w:left w:w="80" w:type="dxa"/>
+              <w:bottom w:w="80" w:type="dxa"/>
+              <w:right w:w="80" w:type="dxa"/>
+            </w:tcMar>
+            <w:hideMark/>
+          </w:tcPr>
+          <w:p>
+            <w:pPr>
+              <w:jc w:val="center"/>
+              <w:rPr>
+                <w:rFonts w:ascii="Calibri" w:eastAsia="Times New Roman" w:hAnsi="Calibri" w:cs="Calibri"/>
+                <w:sz w:val="22"/>
+                <w:szCs w:val="22"/>
+              </w:rPr>
+            </w:pPr>
+            <w:r>
+              <w:rPr>
+                <w:rFonts w:ascii="Calibri" w:eastAsia="Times New Roman" w:hAnsi="Calibri" w:cs="Calibri"/>
+                <w:sz w:val="22"/>
+                <w:szCs w:val="22"/>
+              </w:rPr>
+              <w:t>6</w:t>
+            </w:r>
+          </w:p>
+        </w:tc>
+        <w:tc>
+          <w:tcPr>
+            <w:tcW w:w="947" w:type="dxa"/>
+            <w:tcBorders>
+              <w:top w:val="single" w:sz="8" w:space="0" w:color="A3A3A3"/>
+              <w:left w:val="single" w:sz="8" w:space="0" w:color="A3A3A3"/>
+              <w:bottom w:val="single" w:sz="8" w:space="0" w:color="A3A3A3"/>
+              <w:right w:val="single" w:sz="8" w:space="0" w:color="A3A3A3"/>
+            </w:tcBorders>
+            <w:tcMar>
+              <w:top w:w="80" w:type="dxa"/>
+              <w:left w:w="80" w:type="dxa"/>
+              <w:bottom w:w="80" w:type="dxa"/>
+              <w:right w:w="80" w:type="dxa"/>
+            </w:tcMar>
+            <w:hideMark/>
+          </w:tcPr>
+          <w:p>
+            <w:pPr>
+              <w:jc w:val="center"/>
+              <w:rPr>
+                <w:rFonts w:ascii="Calibri" w:eastAsia="Times New Roman" w:hAnsi="Calibri" w:cs="Calibri"/>
+                <w:sz w:val="22"/>
+                <w:szCs w:val="22"/>
+              </w:rPr>
+            </w:pPr>
+            <w:r>
+              <w:rPr>
+                <w:rFonts w:ascii="Calibri" w:eastAsia="Times New Roman" w:hAnsi="Calibri" w:cs="Calibri"/>
+                <w:sz w:val="22"/>
+                <w:szCs w:val="22"/>
+              </w:rPr>
+              <w:t>7</w:t>
+            </w:r>
+          </w:p>
+        </w:tc>
+        <w:tc>
+          <w:tcPr>
+            <w:tcW w:w="928" w:type="dxa"/>
+            <w:tcBorders>
+              <w:top w:val="single" w:sz="8" w:space="0" w:color="A3A3A3"/>
+              <w:left w:val="single" w:sz="8" w:space="0" w:color="A3A3A3"/>
+              <w:bottom w:val="single" w:sz="8" w:space="0" w:color="A3A3A3"/>
+              <w:right w:val="single" w:sz="8" w:space="0" w:color="A3A3A3"/>
+            </w:tcBorders>
+          </w:tcPr>
+          <w:p>
+            <w:pPr>
+              <w:jc w:val="center"/>
+              <w:rPr>
+                <w:rFonts w:ascii="Calibri" w:eastAsia="Times New Roman" w:hAnsi="Calibri" w:cs="Calibri"/>
+                <w:sz w:val="22"/>
+                <w:szCs w:val="22"/>
+                <w:lang w:val="en-US"/>
+              </w:rPr>
+            </w:pPr>
+            <w:r>
+              <w:rPr>
+                <w:rFonts w:ascii="Calibri" w:eastAsia="Times New Roman" w:hAnsi="Calibri" w:cs="Calibri"/>
+                <w:sz w:val="22"/>
+                <w:szCs w:val="22"/>
+                <w:lang w:val="en-US"/>
+              </w:rPr>
+              <w:t>8</w:t>
+            </w:r>
+          </w:p>
+        </w:tc>
+      </w:tr>
+      <w:tr>
+        <w:tc>
+          <w:tcPr>
+            <w:tcW w:w="1417" w:type="dxa"/>
+            <w:tcBorders>
+              <w:top w:val="single" w:sz="8" w:space="0" w:color="A3A3A3"/>
+              <w:left w:val="single" w:sz="8" w:space="0" w:color="A3A3A3"/>
+              <w:bottom w:val="single" w:sz="8" w:space="0" w:color="A3A3A3"/>
+              <w:right w:val="single" w:sz="8" w:space="0" w:color="A3A3A3"/>
+            </w:tcBorders>
+            <w:tcMar>
+              <w:top w:w="80" w:type="dxa"/>
+              <w:left w:w="80" w:type="dxa"/>
+              <w:bottom w:w="80" w:type="dxa"/>
+              <w:right w:w="80" w:type="dxa"/>
+            </w:tcMar>
+            <w:hideMark/>
+          </w:tcPr>
+          <w:p>
+            <w:pPr>
+              <w:rPr>
+                <w:rFonts w:ascii="Calibri" w:eastAsia="Times New Roman" w:hAnsi="Calibri" w:cs="Calibri"/>
+                <w:sz w:val="22"/>
+                <w:szCs w:val="22"/>
+              </w:rPr>
+            </w:pPr>
+            <w:r>
+              <w:rPr>
+                <w:rFonts w:ascii="Calibri" w:eastAsia="Times New Roman" w:hAnsi="Calibri" w:cs="Calibri"/>
+                <w:sz w:val="22"/>
+                <w:szCs w:val="22"/>
+              </w:rPr>
+              <w:t>K</w:t>
+            </w:r>
+            <w:r>
+              <w:rPr>
+                <w:rFonts w:ascii="Calibri" w:eastAsia="Times New Roman" w:hAnsi="Calibri" w:cs="Calibri"/>
+                <w:sz w:val="22"/>
+                <w:szCs w:val="22"/>
+                <w:vertAlign w:val="subscript"/>
+              </w:rPr>
+              <w:t>A</w:t>
+            </w:r>
+            <w:r>
+              <w:rPr>
+                <w:rFonts w:ascii="Calibri" w:eastAsia="Times New Roman" w:hAnsi="Calibri" w:cs="Calibri"/>
+                <w:sz w:val="22"/>
+                <w:szCs w:val="22"/>
+              </w:rPr>
+              <w:t>(x)</w:t>
+            </w:r>
+          </w:p>
+        </w:tc>
+        <w:tc>
+          <w:tcPr>
+            <w:tcW w:w="952" w:type="dxa"/>
+            <w:tcBorders>
+              <w:top w:val="single" w:sz="8" w:space="0" w:color="A3A3A3"/>
+              <w:left w:val="single" w:sz="8" w:space="0" w:color="A3A3A3"/>
+              <w:bottom w:val="single" w:sz="8" w:space="0" w:color="A3A3A3"/>
+              <w:right w:val="single" w:sz="8" w:space="0" w:color="A3A3A3"/>
+            </w:tcBorders>
+            <w:tcMar>
+              <w:top w:w="80" w:type="dxa"/>
+              <w:left w:w="80" w:type="dxa"/>
+              <w:bottom w:w="80" w:type="dxa"/>
+              <w:right w:w="80" w:type="dxa"/>
+            </w:tcMar>
+            <w:hideMark/>
+          </w:tcPr>
+          <w:p>
+            <w:pPr>
+              <w:jc w:val="center"/>
+              <w:rPr>
+                <w:rFonts w:ascii="Calibri" w:eastAsia="Times New Roman" w:hAnsi="Calibri" w:cs="Calibri"/>
+                <w:sz w:val="22"/>
+                <w:szCs w:val="22"/>
+              </w:rPr>
+            </w:pPr>
+            <w:r>
+              <w:rPr>
+                <w:rFonts w:ascii="Calibri" w:eastAsia="Times New Roman" w:hAnsi="Calibri" w:cs="Calibri"/>
+                <w:sz w:val="22"/>
+                <w:szCs w:val="22"/>
+              </w:rPr>
+              <w:t>{1}</w:t>
+            </w:r>
+          </w:p>
+        </w:tc>
+        <w:tc>
+          <w:tcPr>
+            <w:tcW w:w="951" w:type="dxa"/>
+            <w:tcBorders>
+              <w:top w:val="single" w:sz="8" w:space="0" w:color="A3A3A3"/>
+              <w:left w:val="single" w:sz="8" w:space="0" w:color="A3A3A3"/>
+              <w:bottom w:val="single" w:sz="8" w:space="0" w:color="A3A3A3"/>
+              <w:right w:val="single" w:sz="8" w:space="0" w:color="A3A3A3"/>
+            </w:tcBorders>
+            <w:tcMar>
+              <w:top w:w="80" w:type="dxa"/>
+              <w:left w:w="80" w:type="dxa"/>
+              <w:bottom w:w="80" w:type="dxa"/>
+              <w:right w:w="80" w:type="dxa"/>
+            </w:tcMar>
+            <w:hideMark/>
+          </w:tcPr>
+          <w:p>
+            <w:pPr>
+              <w:jc w:val="center"/>
+              <w:rPr>
+                <w:rFonts w:ascii="Calibri" w:eastAsia="Times New Roman" w:hAnsi="Calibri" w:cs="Calibri"/>
+                <w:sz w:val="22"/>
+                <w:szCs w:val="22"/>
+              </w:rPr>
+            </w:pPr>
+            <w:r>
+              <w:rPr>
+                <w:rFonts w:ascii="Calibri" w:eastAsia="Times New Roman" w:hAnsi="Calibri" w:cs="Calibri"/>
+                <w:sz w:val="22"/>
+                <w:szCs w:val="22"/>
+              </w:rPr>
+              <w:t>{2,</w:t>
+            </w:r>
+            <w:r>
+              <w:rPr>
+                <w:rFonts w:ascii="Calibri" w:eastAsia="Times New Roman" w:hAnsi="Calibri" w:cs="Calibri"/>
+                <w:sz w:val="22"/>
+                <w:szCs w:val="22"/>
+                <w:lang w:val="en-US"/>
+              </w:rPr>
+              <w:t>6</w:t>
+            </w:r>
+            <w:r>
+              <w:rPr>
+                <w:rFonts w:ascii="Calibri" w:eastAsia="Times New Roman" w:hAnsi="Calibri" w:cs="Calibri"/>
+                <w:sz w:val="22"/>
+                <w:szCs w:val="22"/>
+              </w:rPr>
+              <w:t>}</w:t>
+            </w:r>
+          </w:p>
+        </w:tc>
+        <w:tc>
+          <w:tcPr>
+            <w:tcW w:w="948" w:type="dxa"/>
+            <w:tcBorders>
+              <w:top w:val="single" w:sz="8" w:space="0" w:color="A3A3A3"/>
+              <w:left w:val="single" w:sz="8" w:space="0" w:color="A3A3A3"/>
+              <w:bottom w:val="single" w:sz="8" w:space="0" w:color="A3A3A3"/>
+              <w:right w:val="single" w:sz="8" w:space="0" w:color="A3A3A3"/>
+            </w:tcBorders>
+            <w:tcMar>
+              <w:top w:w="80" w:type="dxa"/>
+              <w:left w:w="80" w:type="dxa"/>
+              <w:bottom w:w="80" w:type="dxa"/>
+              <w:right w:w="80" w:type="dxa"/>
+            </w:tcMar>
+            <w:hideMark/>
+          </w:tcPr>
+          <w:p>
+            <w:pPr>
+              <w:jc w:val="center"/>
+              <w:rPr>
+                <w:rFonts w:ascii="Calibri" w:eastAsia="Times New Roman" w:hAnsi="Calibri" w:cs="Calibri"/>
+                <w:sz w:val="22"/>
+                <w:szCs w:val="22"/>
+              </w:rPr>
+            </w:pPr>
+            <w:r>
+              <w:rPr>
+                <w:rFonts w:ascii="Calibri" w:eastAsia="Times New Roman" w:hAnsi="Calibri" w:cs="Calibri"/>
+                <w:sz w:val="22"/>
+                <w:szCs w:val="22"/>
+              </w:rPr>
+              <w:t>{3</w:t>
+            </w:r>
+            <w:r>
+              <w:rPr>
+                <w:rFonts w:ascii="Calibri" w:eastAsia="Times New Roman" w:hAnsi="Calibri" w:cs="Calibri"/>
+                <w:sz w:val="22"/>
+                <w:szCs w:val="22"/>
+                <w:lang w:val="en-US"/>
+              </w:rPr>
+              <w:t>,7,8</w:t>
+            </w:r>
+            <w:r>
+              <w:rPr>
+                <w:rFonts w:ascii="Calibri" w:eastAsia="Times New Roman" w:hAnsi="Calibri" w:cs="Calibri"/>
+                <w:sz w:val="22"/>
+                <w:szCs w:val="22"/>
+              </w:rPr>
+              <w:t>}</w:t>
+            </w:r>
+          </w:p>
+        </w:tc>
+        <w:tc>
+          <w:tcPr>
+            <w:tcW w:w="951" w:type="dxa"/>
+            <w:tcBorders>
+              <w:top w:val="single" w:sz="8" w:space="0" w:color="A3A3A3"/>
+              <w:left w:val="single" w:sz="8" w:space="0" w:color="A3A3A3"/>
+              <w:bottom w:val="single" w:sz="8" w:space="0" w:color="A3A3A3"/>
+              <w:right w:val="single" w:sz="8" w:space="0" w:color="A3A3A3"/>
+            </w:tcBorders>
+            <w:tcMar>
+              <w:top w:w="80" w:type="dxa"/>
+              <w:left w:w="80" w:type="dxa"/>
+              <w:bottom w:w="80" w:type="dxa"/>
+              <w:right w:w="80" w:type="dxa"/>
+            </w:tcMar>
+            <w:hideMark/>
+          </w:tcPr>
+          <w:p>
+            <w:pPr>
+              <w:jc w:val="center"/>
+              <w:rPr>
+                <w:rFonts w:ascii="Calibri" w:eastAsia="Times New Roman" w:hAnsi="Calibri" w:cs="Calibri"/>
+                <w:sz w:val="22"/>
+                <w:szCs w:val="22"/>
+              </w:rPr>
+            </w:pPr>
+            <w:r>
+              <w:rPr>
+                <w:rFonts w:ascii="Calibri" w:eastAsia="Times New Roman" w:hAnsi="Calibri" w:cs="Calibri"/>
+                <w:sz w:val="22"/>
+                <w:szCs w:val="22"/>
+              </w:rPr>
+              <w:t>{4,</w:t>
+            </w:r>
+            <w:r>
+              <w:rPr>
+                <w:rFonts w:ascii="Calibri" w:eastAsia="Times New Roman" w:hAnsi="Calibri" w:cs="Calibri"/>
+                <w:sz w:val="22"/>
+                <w:szCs w:val="22"/>
+                <w:lang w:val="en-US"/>
+              </w:rPr>
+              <w:t>5,</w:t>
+            </w:r>
+            <w:r>
+              <w:rPr>
+                <w:rFonts w:ascii="Calibri" w:eastAsia="Times New Roman" w:hAnsi="Calibri" w:cs="Calibri"/>
+                <w:sz w:val="22"/>
+                <w:szCs w:val="22"/>
+              </w:rPr>
+              <w:t>7}</w:t>
+            </w:r>
+          </w:p>
+        </w:tc>
+        <w:tc>
+          <w:tcPr>
+            <w:tcW w:w="955" w:type="dxa"/>
+            <w:tcBorders>
+              <w:top w:val="single" w:sz="8" w:space="0" w:color="A3A3A3"/>
+              <w:left w:val="single" w:sz="8" w:space="0" w:color="A3A3A3"/>
+              <w:bottom w:val="single" w:sz="8" w:space="0" w:color="A3A3A3"/>
+              <w:right w:val="single" w:sz="8" w:space="0" w:color="A3A3A3"/>
+            </w:tcBorders>
+            <w:tcMar>
+              <w:top w:w="80" w:type="dxa"/>
+              <w:left w:w="80" w:type="dxa"/>
+              <w:bottom w:w="80" w:type="dxa"/>
+              <w:right w:w="80" w:type="dxa"/>
+            </w:tcMar>
+            <w:hideMark/>
+          </w:tcPr>
+          <w:p>
+            <w:pPr>
+              <w:jc w:val="center"/>
+              <w:rPr>
+                <w:rFonts w:ascii="Calibri" w:eastAsia="Times New Roman" w:hAnsi="Calibri" w:cs="Calibri"/>
+                <w:sz w:val="22"/>
+                <w:szCs w:val="22"/>
+              </w:rPr>
+            </w:pPr>
+            <w:r>
+              <w:rPr>
+                <w:rFonts w:ascii="Calibri" w:eastAsia="Times New Roman" w:hAnsi="Calibri" w:cs="Calibri"/>
+                <w:sz w:val="22"/>
+                <w:szCs w:val="22"/>
+              </w:rPr>
+              <w:t>{5}</w:t>
+            </w:r>
+          </w:p>
+        </w:tc>
+        <w:tc>
+          <w:tcPr>
+            <w:tcW w:w="951" w:type="dxa"/>
+            <w:tcBorders>
+              <w:top w:val="single" w:sz="8" w:space="0" w:color="A3A3A3"/>
+              <w:left w:val="single" w:sz="8" w:space="0" w:color="A3A3A3"/>
+              <w:bottom w:val="single" w:sz="8" w:space="0" w:color="A3A3A3"/>
+              <w:right w:val="single" w:sz="8" w:space="0" w:color="A3A3A3"/>
+            </w:tcBorders>
+            <w:tcMar>
+              <w:top w:w="80" w:type="dxa"/>
+              <w:left w:w="80" w:type="dxa"/>
+              <w:bottom w:w="80" w:type="dxa"/>
+              <w:right w:w="80" w:type="dxa"/>
+            </w:tcMar>
+            <w:hideMark/>
+          </w:tcPr>
+          <w:p>
+            <w:pPr>
+              <w:jc w:val="center"/>
+              <w:rPr>
+                <w:rFonts w:ascii="Calibri" w:eastAsia="Times New Roman" w:hAnsi="Calibri" w:cs="Calibri"/>
+                <w:sz w:val="22"/>
+                <w:szCs w:val="22"/>
+              </w:rPr>
+            </w:pPr>
+            <w:r>
+              <w:rPr>
+                <w:rFonts w:ascii="Calibri" w:eastAsia="Times New Roman" w:hAnsi="Calibri" w:cs="Calibri"/>
+                <w:sz w:val="22"/>
+                <w:szCs w:val="22"/>
+              </w:rPr>
+              <w:t>{6}</w:t>
+            </w:r>
+          </w:p>
+        </w:tc>
+        <w:tc>
+          <w:tcPr>
+            <w:tcW w:w="947" w:type="dxa"/>
+            <w:tcBorders>
+              <w:top w:val="single" w:sz="8" w:space="0" w:color="A3A3A3"/>
+              <w:left w:val="single" w:sz="8" w:space="0" w:color="A3A3A3"/>
+              <w:bottom w:val="single" w:sz="8" w:space="0" w:color="A3A3A3"/>
+              <w:right w:val="single" w:sz="8" w:space="0" w:color="A3A3A3"/>
+            </w:tcBorders>
+            <w:tcMar>
+              <w:top w:w="80" w:type="dxa"/>
+              <w:left w:w="80" w:type="dxa"/>
+              <w:bottom w:w="80" w:type="dxa"/>
+              <w:right w:w="80" w:type="dxa"/>
+            </w:tcMar>
+            <w:hideMark/>
+          </w:tcPr>
+          <w:p>
+            <w:pPr>
+              <w:jc w:val="center"/>
+              <w:rPr>
+                <w:rFonts w:ascii="Calibri" w:eastAsia="Times New Roman" w:hAnsi="Calibri" w:cs="Calibri"/>
+                <w:sz w:val="22"/>
+                <w:szCs w:val="22"/>
+              </w:rPr>
+            </w:pPr>
+            <w:r>
+              <w:rPr>
+                <w:rFonts w:ascii="Calibri" w:eastAsia="Times New Roman" w:hAnsi="Calibri" w:cs="Calibri"/>
+                <w:sz w:val="22"/>
+                <w:szCs w:val="22"/>
+              </w:rPr>
+              <w:t>{</w:t>
+            </w:r>
+            <w:r>
+              <w:rPr>
+                <w:rFonts w:ascii="Calibri" w:eastAsia="Times New Roman" w:hAnsi="Calibri" w:cs="Calibri"/>
+                <w:sz w:val="22"/>
+                <w:szCs w:val="22"/>
+                <w:lang w:val="en-US"/>
+              </w:rPr>
+              <w:t>3,7,8</w:t>
+            </w:r>
+            <w:r>
+              <w:rPr>
+                <w:rFonts w:ascii="Calibri" w:eastAsia="Times New Roman" w:hAnsi="Calibri" w:cs="Calibri"/>
+                <w:sz w:val="22"/>
+                <w:szCs w:val="22"/>
+              </w:rPr>
+              <w:t>}</w:t>
+            </w:r>
+          </w:p>
+        </w:tc>
+        <w:tc>
+          <w:tcPr>
+            <w:tcW w:w="928" w:type="dxa"/>
+            <w:tcBorders>
+              <w:top w:val="single" w:sz="8" w:space="0" w:color="A3A3A3"/>
+              <w:left w:val="single" w:sz="8" w:space="0" w:color="A3A3A3"/>
+              <w:bottom w:val="single" w:sz="8" w:space="0" w:color="A3A3A3"/>
+              <w:right w:val="single" w:sz="8" w:space="0" w:color="A3A3A3"/>
+            </w:tcBorders>
+          </w:tcPr>
+          <w:p>
+            <w:pPr>
+              <w:jc w:val="center"/>
+              <w:rPr>
+                <w:rFonts w:ascii="Calibri" w:eastAsia="Times New Roman" w:hAnsi="Calibri" w:cs="Calibri"/>
+                <w:sz w:val="22"/>
+                <w:szCs w:val="22"/>
+                <w:lang w:val="en-US"/>
+              </w:rPr>
+            </w:pPr>
+            <w:r>
+              <w:rPr>
+                <w:rFonts w:ascii="Calibri" w:eastAsia="Times New Roman" w:hAnsi="Calibri" w:cs="Calibri"/>
+                <w:sz w:val="22"/>
+                <w:szCs w:val="22"/>
+                <w:lang w:val="en-US"/>
+              </w:rPr>
+              <w:t>{7,8}</w:t>
+            </w:r>
+          </w:p>
+        </w:tc>
+      </w:tr>
+      <w:tr>
+        <w:tc>
+          <w:tcPr>
+            <w:tcW w:w="1417" w:type="dxa"/>
+            <w:tcBorders>
+              <w:top w:val="single" w:sz="8" w:space="0" w:color="A3A3A3"/>
+              <w:left w:val="single" w:sz="8" w:space="0" w:color="A3A3A3"/>
+              <w:bottom w:val="single" w:sz="8" w:space="0" w:color="A3A3A3"/>
+              <w:right w:val="single" w:sz="8" w:space="0" w:color="A3A3A3"/>
+            </w:tcBorders>
+            <w:tcMar>
+              <w:top w:w="80" w:type="dxa"/>
+              <w:left w:w="80" w:type="dxa"/>
+              <w:bottom w:w="80" w:type="dxa"/>
+              <w:right w:w="80" w:type="dxa"/>
+            </w:tcMar>
+            <w:hideMark/>
+          </w:tcPr>
+          <w:p>
+            <w:pPr>
+              <w:rPr>
+                <w:rFonts w:ascii="Calibri" w:eastAsia="Times New Roman" w:hAnsi="Calibri" w:cs="Calibri"/>
+                <w:sz w:val="22"/>
+                <w:szCs w:val="22"/>
+              </w:rPr>
+            </w:pPr>
+            <w:r>
+              <w:rPr>
+                <w:rFonts w:ascii="Calibri" w:eastAsia="Times New Roman" w:hAnsi="Calibri" w:cs="Calibri"/>
+                <w:sz w:val="22"/>
+                <w:szCs w:val="22"/>
+              </w:rPr>
+              <w:t>Pr({</w:t>
+            </w:r>
+            <w:r>
+              <w:rPr>
+                <w:rFonts w:ascii="Calibri" w:eastAsia="Times New Roman" w:hAnsi="Calibri" w:cs="Calibri"/>
+                <w:sz w:val="22"/>
+                <w:szCs w:val="22"/>
+                <w:lang w:val="en-US"/>
+              </w:rPr>
+              <w:t>5,6,7,8</w:t>
+            </w:r>
+            <w:r>
+              <w:rPr>
+                <w:rFonts w:ascii="Calibri" w:eastAsia="Times New Roman" w:hAnsi="Calibri" w:cs="Calibri"/>
+                <w:sz w:val="22"/>
+                <w:szCs w:val="22"/>
+              </w:rPr>
+              <w:t>}|K</w:t>
+            </w:r>
+            <w:r>
+              <w:rPr>
+                <w:rFonts w:ascii="Calibri" w:eastAsia="Times New Roman" w:hAnsi="Calibri" w:cs="Calibri"/>
+                <w:sz w:val="22"/>
+                <w:szCs w:val="22"/>
+                <w:vertAlign w:val="subscript"/>
+              </w:rPr>
+              <w:t>A</w:t>
+            </w:r>
+            <w:r>
+              <w:rPr>
+                <w:rFonts w:ascii="Calibri" w:eastAsia="Times New Roman" w:hAnsi="Calibri" w:cs="Calibri"/>
+                <w:sz w:val="22"/>
+                <w:szCs w:val="22"/>
+              </w:rPr>
+              <w:t>(x))</w:t>
+            </w:r>
+          </w:p>
+        </w:tc>
+        <w:tc>
+          <w:tcPr>
+            <w:tcW w:w="952" w:type="dxa"/>
+            <w:tcBorders>
+              <w:top w:val="single" w:sz="8" w:space="0" w:color="A3A3A3"/>
+              <w:left w:val="single" w:sz="8" w:space="0" w:color="A3A3A3"/>
+              <w:bottom w:val="single" w:sz="8" w:space="0" w:color="A3A3A3"/>
+              <w:right w:val="single" w:sz="8" w:space="0" w:color="A3A3A3"/>
+            </w:tcBorders>
+            <w:tcMar>
+              <w:top w:w="80" w:type="dxa"/>
+              <w:left w:w="80" w:type="dxa"/>
+              <w:bottom w:w="80" w:type="dxa"/>
+              <w:right w:w="80" w:type="dxa"/>
+            </w:tcMar>
+            <w:hideMark/>
+          </w:tcPr>
+          <w:p>
+            <w:pPr>
+              <w:jc w:val="center"/>
+              <w:rPr>
+                <w:rFonts w:ascii="Calibri" w:eastAsia="Times New Roman" w:hAnsi="Calibri" w:cs="Calibri"/>
+                <w:sz w:val="22"/>
+                <w:szCs w:val="22"/>
+                <w:lang w:val="en-US"/>
+              </w:rPr>
+            </w:pPr>
+            <w:r>
+              <w:rPr>
+                <w:rFonts w:ascii="Calibri" w:eastAsia="Times New Roman" w:hAnsi="Calibri" w:cs="Calibri"/>
+                <w:sz w:val="22"/>
+                <w:szCs w:val="22"/>
+                <w:lang w:val="en-US"/>
+              </w:rPr>
+              <w:t>0</w:t>
+            </w:r>
+          </w:p>
+        </w:tc>
+        <w:tc>
+          <w:tcPr>
+            <w:tcW w:w="951" w:type="dxa"/>
+            <w:tcBorders>
+              <w:top w:val="single" w:sz="8" w:space="0" w:color="A3A3A3"/>
+              <w:left w:val="single" w:sz="8" w:space="0" w:color="A3A3A3"/>
+              <w:bottom w:val="single" w:sz="8" w:space="0" w:color="A3A3A3"/>
+              <w:right w:val="single" w:sz="8" w:space="0" w:color="A3A3A3"/>
+            </w:tcBorders>
+            <w:tcMar>
+              <w:top w:w="80" w:type="dxa"/>
+              <w:left w:w="80" w:type="dxa"/>
+              <w:bottom w:w="80" w:type="dxa"/>
+              <w:right w:w="80" w:type="dxa"/>
+            </w:tcMar>
+            <w:hideMark/>
+          </w:tcPr>
+          <w:p>
+            <w:pPr>
+              <w:jc w:val="center"/>
+              <w:rPr>
+                <w:rFonts w:ascii="Calibri" w:eastAsia="Times New Roman" w:hAnsi="Calibri" w:cs="Calibri"/>
+                <w:sz w:val="22"/>
+                <w:szCs w:val="22"/>
+              </w:rPr>
+            </w:pPr>
+            <w:r>
+              <w:rPr>
+                <w:rFonts w:ascii="Calibri" w:eastAsia="Times New Roman" w:hAnsi="Calibri" w:cs="Calibri"/>
+                <w:sz w:val="22"/>
+                <w:szCs w:val="22"/>
+              </w:rPr>
+              <w:t>0.5</w:t>
+            </w:r>
+          </w:p>
+        </w:tc>
+        <w:tc>
+          <w:tcPr>
+            <w:tcW w:w="948" w:type="dxa"/>
+            <w:tcBorders>
+              <w:top w:val="single" w:sz="8" w:space="0" w:color="A3A3A3"/>
+              <w:left w:val="single" w:sz="8" w:space="0" w:color="A3A3A3"/>
+              <w:bottom w:val="single" w:sz="8" w:space="0" w:color="A3A3A3"/>
+              <w:right w:val="single" w:sz="8" w:space="0" w:color="A3A3A3"/>
+            </w:tcBorders>
+            <w:tcMar>
+              <w:top w:w="80" w:type="dxa"/>
+              <w:left w:w="80" w:type="dxa"/>
+              <w:bottom w:w="80" w:type="dxa"/>
+              <w:right w:w="80" w:type="dxa"/>
+            </w:tcMar>
+            <w:hideMark/>
+          </w:tcPr>
+          <w:p>
+            <w:pPr>
+              <w:jc w:val="center"/>
+              <w:rPr>
+                <w:rFonts w:ascii="Calibri" w:eastAsia="Times New Roman" w:hAnsi="Calibri" w:cs="Calibri"/>
+                <w:sz w:val="22"/>
+                <w:szCs w:val="22"/>
+                <w:lang w:val="en-US"/>
+              </w:rPr>
+            </w:pPr>
+            <w:r>
+              <w:rPr>
+                <w:rFonts w:ascii="Calibri" w:eastAsia="Times New Roman" w:hAnsi="Calibri" w:cs="Calibri"/>
+                <w:sz w:val="22"/>
+                <w:szCs w:val="22"/>
+                <w:lang w:val="en-US"/>
+              </w:rPr>
+              <w:t>0.67</w:t>
+            </w:r>
+          </w:p>
+        </w:tc>
+        <w:tc>
+          <w:tcPr>
+            <w:tcW w:w="951" w:type="dxa"/>
+            <w:tcBorders>
+              <w:top w:val="single" w:sz="8" w:space="0" w:color="A3A3A3"/>
+              <w:left w:val="single" w:sz="8" w:space="0" w:color="A3A3A3"/>
+              <w:bottom w:val="single" w:sz="8" w:space="0" w:color="A3A3A3"/>
+              <w:right w:val="single" w:sz="8" w:space="0" w:color="A3A3A3"/>
+            </w:tcBorders>
+            <w:tcMar>
+              <w:top w:w="80" w:type="dxa"/>
+              <w:left w:w="80" w:type="dxa"/>
+              <w:bottom w:w="80" w:type="dxa"/>
+              <w:right w:w="80" w:type="dxa"/>
+            </w:tcMar>
+            <w:hideMark/>
+          </w:tcPr>
+          <w:p>
+            <w:pPr>
+              <w:jc w:val="center"/>
+              <w:rPr>
+                <w:rFonts w:ascii="Calibri" w:eastAsia="Times New Roman" w:hAnsi="Calibri" w:cs="Calibri"/>
+                <w:sz w:val="22"/>
+                <w:szCs w:val="22"/>
+                <w:lang w:val="en-US"/>
+              </w:rPr>
+            </w:pPr>
+            <w:r>
+              <w:rPr>
+                <w:rFonts w:ascii="Calibri" w:eastAsia="Times New Roman" w:hAnsi="Calibri" w:cs="Calibri"/>
+                <w:sz w:val="22"/>
+                <w:szCs w:val="22"/>
+                <w:lang w:val="en-US"/>
+              </w:rPr>
+              <w:t>0.66</w:t>
+            </w:r>
+          </w:p>
+        </w:tc>
+        <w:tc>
+          <w:tcPr>
+            <w:tcW w:w="955" w:type="dxa"/>
+            <w:tcBorders>
+              <w:top w:val="single" w:sz="8" w:space="0" w:color="A3A3A3"/>
+              <w:left w:val="single" w:sz="8" w:space="0" w:color="A3A3A3"/>
+              <w:bottom w:val="single" w:sz="8" w:space="0" w:color="A3A3A3"/>
+              <w:right w:val="single" w:sz="8" w:space="0" w:color="A3A3A3"/>
+            </w:tcBorders>
+            <w:tcMar>
+              <w:top w:w="80" w:type="dxa"/>
+              <w:left w:w="80" w:type="dxa"/>
+              <w:bottom w:w="80" w:type="dxa"/>
+              <w:right w:w="80" w:type="dxa"/>
+            </w:tcMar>
+            <w:hideMark/>
+          </w:tcPr>
+          <w:p>
+            <w:pPr>
+              <w:jc w:val="center"/>
+              <w:rPr>
+                <w:rFonts w:ascii="Calibri" w:eastAsia="Times New Roman" w:hAnsi="Calibri" w:cs="Calibri"/>
+                <w:sz w:val="22"/>
+                <w:szCs w:val="22"/>
+                <w:lang w:val="en-US"/>
+              </w:rPr>
+            </w:pPr>
+            <w:r>
+              <w:rPr>
+                <w:rFonts w:ascii="Calibri" w:eastAsia="Times New Roman" w:hAnsi="Calibri" w:cs="Calibri"/>
+                <w:sz w:val="22"/>
+                <w:szCs w:val="22"/>
+                <w:lang w:val="en-US"/>
+              </w:rPr>
+              <w:t>1</w:t>
+            </w:r>
+          </w:p>
+        </w:tc>
+        <w:tc>
+          <w:tcPr>
+            <w:tcW w:w="951" w:type="dxa"/>
+            <w:tcBorders>
+              <w:top w:val="single" w:sz="8" w:space="0" w:color="A3A3A3"/>
+              <w:left w:val="single" w:sz="8" w:space="0" w:color="A3A3A3"/>
+              <w:bottom w:val="single" w:sz="8" w:space="0" w:color="A3A3A3"/>
+              <w:right w:val="single" w:sz="8" w:space="0" w:color="A3A3A3"/>
+            </w:tcBorders>
+            <w:tcMar>
+              <w:top w:w="80" w:type="dxa"/>
+              <w:left w:w="80" w:type="dxa"/>
+              <w:bottom w:w="80" w:type="dxa"/>
+              <w:right w:w="80" w:type="dxa"/>
+            </w:tcMar>
+            <w:hideMark/>
+          </w:tcPr>
+          <w:p>
+            <w:pPr>
+              <w:jc w:val="center"/>
+              <w:rPr>
+                <w:rFonts w:ascii="Calibri" w:eastAsia="Times New Roman" w:hAnsi="Calibri" w:cs="Calibri"/>
+                <w:sz w:val="22"/>
+                <w:szCs w:val="22"/>
+                <w:lang w:val="en-US"/>
+              </w:rPr>
+            </w:pPr>
+            <w:r>
+              <w:rPr>
+                <w:rFonts w:ascii="Calibri" w:eastAsia="Times New Roman" w:hAnsi="Calibri" w:cs="Calibri"/>
+                <w:sz w:val="22"/>
+                <w:szCs w:val="22"/>
+                <w:lang w:val="en-US"/>
+              </w:rPr>
+              <w:t>1</w:t>
+            </w:r>
+          </w:p>
+        </w:tc>
+        <w:tc>
+          <w:tcPr>
+            <w:tcW w:w="947" w:type="dxa"/>
+            <w:tcBorders>
+              <w:top w:val="single" w:sz="8" w:space="0" w:color="A3A3A3"/>
+              <w:left w:val="single" w:sz="8" w:space="0" w:color="A3A3A3"/>
+              <w:bottom w:val="single" w:sz="8" w:space="0" w:color="A3A3A3"/>
+              <w:right w:val="single" w:sz="8" w:space="0" w:color="A3A3A3"/>
+            </w:tcBorders>
+            <w:tcMar>
+              <w:top w:w="80" w:type="dxa"/>
+              <w:left w:w="80" w:type="dxa"/>
+              <w:bottom w:w="80" w:type="dxa"/>
+              <w:right w:w="80" w:type="dxa"/>
+            </w:tcMar>
+            <w:hideMark/>
+          </w:tcPr>
+          <w:p>
+            <w:pPr>
+              <w:jc w:val="center"/>
+              <w:rPr>
+                <w:rFonts w:ascii="Calibri" w:eastAsia="Times New Roman" w:hAnsi="Calibri" w:cs="Calibri"/>
+                <w:sz w:val="22"/>
+                <w:szCs w:val="22"/>
+                <w:lang w:val="en-US"/>
+              </w:rPr>
+            </w:pPr>
+            <w:r>
+              <w:rPr>
+                <w:rFonts w:ascii="Calibri" w:eastAsia="Times New Roman" w:hAnsi="Calibri" w:cs="Calibri"/>
+                <w:sz w:val="22"/>
+                <w:szCs w:val="22"/>
+                <w:lang w:val="en-US"/>
+              </w:rPr>
+              <w:t>0.66</w:t>
+            </w:r>
+          </w:p>
+        </w:tc>
+        <w:tc>
+          <w:tcPr>
+            <w:tcW w:w="928" w:type="dxa"/>
+            <w:tcBorders>
+              <w:top w:val="single" w:sz="8" w:space="0" w:color="A3A3A3"/>
+              <w:left w:val="single" w:sz="8" w:space="0" w:color="A3A3A3"/>
+              <w:bottom w:val="single" w:sz="8" w:space="0" w:color="A3A3A3"/>
+              <w:right w:val="single" w:sz="8" w:space="0" w:color="A3A3A3"/>
+            </w:tcBorders>
+          </w:tcPr>
+          <w:p>
+            <w:pPr>
+              <w:jc w:val="center"/>
+              <w:rPr>
+                <w:rFonts w:ascii="Calibri" w:eastAsia="Times New Roman" w:hAnsi="Calibri" w:cs="Calibri"/>
+                <w:sz w:val="22"/>
+                <w:szCs w:val="22"/>
+                <w:lang w:val="en-US"/>
+              </w:rPr>
+            </w:pPr>
+            <w:r>
+              <w:rPr>
+                <w:rFonts w:ascii="Calibri" w:eastAsia="Times New Roman" w:hAnsi="Calibri" w:cs="Calibri"/>
+                <w:sz w:val="22"/>
+                <w:szCs w:val="22"/>
+                <w:lang w:val="en-US"/>
+              </w:rPr>
+              <w:t>1</w:t>
+            </w:r>
+          </w:p>
+        </w:tc>
+      </w:tr>
+    </w:tbl>
+    <w:p>
+      <w:pPr>
+        <w:rPr>
+          <w:lang w:val="en-US"/>
+        </w:rPr>
+      </w:pPr>
+      <w:r>
+        <w:rPr>
+          <w:lang w:val="en-US"/>
+        </w:rPr>
+        <w:lastRenderedPageBreak/>
+        <w:t>(d)</w:t>
+      </w:r>
     </w:p>
     <w:sectPr>
       <w:pgSz w:w="11900" w:h="16840"/>
@@ -1881,6 +4199,20 @@
     <w:semiHidden/>
     <w:unhideWhenUsed/>
   </w:style>
+  <w:style w:type="paragraph" w:styleId="NormalWeb">
+    <w:name w:val="Normal (Web)"/>
+    <w:basedOn w:val="Normal"/>
+    <w:uiPriority w:val="99"/>
+    <w:semiHidden/>
+    <w:unhideWhenUsed/>
+    <w:rsid w:val="00AE45DC"/>
+    <w:pPr>
+      <w:spacing w:before="100" w:beforeAutospacing="1" w:after="100" w:afterAutospacing="1"/>
+    </w:pPr>
+    <w:rPr>
+      <w:rFonts w:ascii="Times New Roman" w:eastAsia="Times New Roman" w:hAnsi="Times New Roman" w:cs="Times New Roman"/>
+    </w:rPr>
+  </w:style>
 </w:styles>
 </file>
 

--- a/data_mining/839/hw3.docx
+++ b/data_mining/839/hw3.docx
@@ -3766,6 +3766,300 @@
         <w:lastRenderedPageBreak/>
         <w:t>(d)</w:t>
       </w:r>
+      <w:r>
+        <w:rPr>
+          <w:lang w:val="en-US"/>
+        </w:rPr>
+        <w:t xml:space="preserve"> all concept probabilistic approximations for [(productivity, low)].</w:t>
+      </w:r>
+    </w:p>
+    <w:p>
+      <w:pPr>
+        <w:pStyle w:val="NormalWeb"/>
+        <w:spacing w:before="0" w:beforeAutospacing="0" w:after="0" w:afterAutospacing="0"/>
+        <w:rPr>
+          <w:rFonts w:ascii="Calibri" w:hAnsi="Calibri" w:cs="Calibri"/>
+          <w:sz w:val="22"/>
+          <w:szCs w:val="22"/>
+          <w:lang w:val="en-US"/>
+        </w:rPr>
+      </w:pPr>
+      <w:r>
+        <w:rPr>
+          <w:rFonts w:ascii="Calibri" w:hAnsi="Calibri" w:cs="Calibri"/>
+          <w:sz w:val="22"/>
+          <w:szCs w:val="22"/>
+          <w:lang w:val="en-US"/>
+        </w:rPr>
+        <w:t>appr</w:t>
+      </w:r>
+      <w:r>
+        <w:rPr>
+          <w:rFonts w:ascii="Calibri" w:hAnsi="Calibri" w:cs="Calibri"/>
+          <w:sz w:val="22"/>
+          <w:szCs w:val="22"/>
+          <w:vertAlign w:val="superscript"/>
+          <w:lang w:val="en-US"/>
+        </w:rPr>
+        <w:t>concept</w:t>
+      </w:r>
+      <w:r>
+        <w:rPr>
+          <w:rFonts w:ascii="Calibri" w:hAnsi="Calibri" w:cs="Calibri"/>
+          <w:sz w:val="22"/>
+          <w:szCs w:val="22"/>
+          <w:vertAlign w:val="subscript"/>
+          <w:lang w:val="en-US"/>
+        </w:rPr>
+        <w:t>0.</w:t>
+      </w:r>
+      <w:r>
+        <w:rPr>
+          <w:rFonts w:ascii="Calibri" w:hAnsi="Calibri" w:cs="Calibri"/>
+          <w:sz w:val="22"/>
+          <w:szCs w:val="22"/>
+          <w:vertAlign w:val="subscript"/>
+          <w:lang w:val="en-US"/>
+        </w:rPr>
+        <w:t>33</w:t>
+      </w:r>
+      <w:r>
+        <w:rPr>
+          <w:rFonts w:ascii="Calibri" w:hAnsi="Calibri" w:cs="Calibri"/>
+          <w:sz w:val="22"/>
+          <w:szCs w:val="22"/>
+          <w:lang w:val="en-US"/>
+        </w:rPr>
+        <w:t>({</w:t>
+      </w:r>
+      <w:r>
+        <w:rPr>
+          <w:rFonts w:ascii="Calibri" w:hAnsi="Calibri" w:cs="Calibri"/>
+          <w:sz w:val="22"/>
+          <w:szCs w:val="22"/>
+          <w:lang w:val="en-US"/>
+        </w:rPr>
+        <w:t>1,2,3,4</w:t>
+      </w:r>
+      <w:r>
+        <w:rPr>
+          <w:rFonts w:ascii="Calibri" w:hAnsi="Calibri" w:cs="Calibri"/>
+          <w:sz w:val="22"/>
+          <w:szCs w:val="22"/>
+          <w:lang w:val="en-US"/>
+        </w:rPr>
+        <w:t>}) = {</w:t>
+      </w:r>
+      <w:r>
+        <w:rPr>
+          <w:rFonts w:ascii="Calibri" w:hAnsi="Calibri" w:cs="Calibri"/>
+          <w:sz w:val="22"/>
+          <w:szCs w:val="22"/>
+          <w:lang w:val="en-US"/>
+        </w:rPr>
+        <w:t>1,</w:t>
+      </w:r>
+      <w:r>
+        <w:rPr>
+          <w:rFonts w:ascii="Calibri" w:hAnsi="Calibri" w:cs="Calibri"/>
+          <w:sz w:val="22"/>
+          <w:szCs w:val="22"/>
+          <w:lang w:val="en-US"/>
+        </w:rPr>
+        <w:t>2,</w:t>
+      </w:r>
+      <w:r>
+        <w:rPr>
+          <w:rFonts w:ascii="Calibri" w:hAnsi="Calibri" w:cs="Calibri"/>
+          <w:sz w:val="22"/>
+          <w:szCs w:val="22"/>
+          <w:lang w:val="en-US"/>
+        </w:rPr>
+        <w:t>3,</w:t>
+      </w:r>
+      <w:r>
+        <w:rPr>
+          <w:rFonts w:ascii="Calibri" w:hAnsi="Calibri" w:cs="Calibri"/>
+          <w:sz w:val="22"/>
+          <w:szCs w:val="22"/>
+          <w:lang w:val="en-US"/>
+        </w:rPr>
+        <w:t>4,5,</w:t>
+      </w:r>
+      <w:r>
+        <w:rPr>
+          <w:rFonts w:ascii="Calibri" w:hAnsi="Calibri" w:cs="Calibri"/>
+          <w:sz w:val="22"/>
+          <w:szCs w:val="22"/>
+          <w:lang w:val="en-US"/>
+        </w:rPr>
+        <w:t>6,</w:t>
+      </w:r>
+      <w:r>
+        <w:rPr>
+          <w:rFonts w:ascii="Calibri" w:hAnsi="Calibri" w:cs="Calibri"/>
+          <w:sz w:val="22"/>
+          <w:szCs w:val="22"/>
+          <w:lang w:val="en-US"/>
+        </w:rPr>
+        <w:t>7,8</w:t>
+      </w:r>
+      <w:r>
+        <w:rPr>
+          <w:rFonts w:ascii="Calibri" w:hAnsi="Calibri" w:cs="Calibri"/>
+          <w:sz w:val="22"/>
+          <w:szCs w:val="22"/>
+          <w:lang w:val="en-US"/>
+        </w:rPr>
+        <w:t>}</w:t>
+      </w:r>
+    </w:p>
+    <w:p>
+      <w:pPr>
+        <w:pStyle w:val="NormalWeb"/>
+        <w:spacing w:before="0" w:beforeAutospacing="0" w:after="0" w:afterAutospacing="0"/>
+        <w:rPr>
+          <w:rFonts w:ascii="Calibri" w:hAnsi="Calibri" w:cs="Calibri"/>
+          <w:sz w:val="22"/>
+          <w:szCs w:val="22"/>
+          <w:lang w:val="en-US"/>
+        </w:rPr>
+      </w:pPr>
+      <w:r>
+        <w:rPr>
+          <w:rFonts w:ascii="Calibri" w:hAnsi="Calibri" w:cs="Calibri"/>
+          <w:sz w:val="22"/>
+          <w:szCs w:val="22"/>
+          <w:lang w:val="en-US"/>
+        </w:rPr>
+        <w:t>appr</w:t>
+      </w:r>
+      <w:r>
+        <w:rPr>
+          <w:rFonts w:ascii="Calibri" w:hAnsi="Calibri" w:cs="Calibri"/>
+          <w:sz w:val="22"/>
+          <w:szCs w:val="22"/>
+          <w:vertAlign w:val="superscript"/>
+          <w:lang w:val="en-US"/>
+        </w:rPr>
+        <w:t>concept</w:t>
+      </w:r>
+      <w:r>
+        <w:rPr>
+          <w:rFonts w:ascii="Calibri" w:hAnsi="Calibri" w:cs="Calibri"/>
+          <w:sz w:val="22"/>
+          <w:szCs w:val="22"/>
+          <w:vertAlign w:val="subscript"/>
+          <w:lang w:val="en-US"/>
+        </w:rPr>
+        <w:t>0.</w:t>
+      </w:r>
+      <w:r>
+        <w:rPr>
+          <w:rFonts w:ascii="Calibri" w:hAnsi="Calibri" w:cs="Calibri"/>
+          <w:sz w:val="22"/>
+          <w:szCs w:val="22"/>
+          <w:vertAlign w:val="subscript"/>
+          <w:lang w:val="en-US"/>
+        </w:rPr>
+        <w:t>5</w:t>
+      </w:r>
+      <w:r>
+        <w:rPr>
+          <w:rFonts w:ascii="Calibri" w:hAnsi="Calibri" w:cs="Calibri"/>
+          <w:sz w:val="22"/>
+          <w:szCs w:val="22"/>
+          <w:lang w:val="en-US"/>
+        </w:rPr>
+        <w:t>({1,2,3,4}) = {</w:t>
+      </w:r>
+      <w:r>
+        <w:rPr>
+          <w:rFonts w:ascii="Calibri" w:hAnsi="Calibri" w:cs="Calibri"/>
+          <w:sz w:val="22"/>
+          <w:szCs w:val="22"/>
+          <w:lang w:val="en-US"/>
+        </w:rPr>
+        <w:t>1,2,6</w:t>
+      </w:r>
+      <w:r>
+        <w:rPr>
+          <w:rFonts w:ascii="Calibri" w:hAnsi="Calibri" w:cs="Calibri"/>
+          <w:sz w:val="22"/>
+          <w:szCs w:val="22"/>
+          <w:lang w:val="en-US"/>
+        </w:rPr>
+        <w:t>}</w:t>
+      </w:r>
+    </w:p>
+    <w:p>
+      <w:pPr>
+        <w:pStyle w:val="NormalWeb"/>
+        <w:spacing w:before="0" w:beforeAutospacing="0" w:after="0" w:afterAutospacing="0"/>
+        <w:rPr>
+          <w:rFonts w:ascii="Calibri" w:hAnsi="Calibri" w:cs="Calibri"/>
+          <w:sz w:val="22"/>
+          <w:szCs w:val="22"/>
+          <w:lang w:val="en-US"/>
+        </w:rPr>
+      </w:pPr>
+      <w:r>
+        <w:rPr>
+          <w:rFonts w:ascii="Calibri" w:hAnsi="Calibri" w:cs="Calibri"/>
+          <w:sz w:val="22"/>
+          <w:szCs w:val="22"/>
+          <w:lang w:val="en-US"/>
+        </w:rPr>
+        <w:t>appr</w:t>
+      </w:r>
+      <w:r>
+        <w:rPr>
+          <w:rFonts w:ascii="Calibri" w:hAnsi="Calibri" w:cs="Calibri"/>
+          <w:sz w:val="22"/>
+          <w:szCs w:val="22"/>
+          <w:vertAlign w:val="superscript"/>
+          <w:lang w:val="en-US"/>
+        </w:rPr>
+        <w:t>concept</w:t>
+      </w:r>
+      <w:r>
+        <w:rPr>
+          <w:rFonts w:ascii="Calibri" w:hAnsi="Calibri" w:cs="Calibri"/>
+          <w:sz w:val="22"/>
+          <w:szCs w:val="22"/>
+          <w:vertAlign w:val="subscript"/>
+          <w:lang w:val="en-US"/>
+        </w:rPr>
+        <w:t>1</w:t>
+      </w:r>
+      <w:r>
+        <w:rPr>
+          <w:rFonts w:ascii="Calibri" w:hAnsi="Calibri" w:cs="Calibri"/>
+          <w:sz w:val="22"/>
+          <w:szCs w:val="22"/>
+          <w:lang w:val="en-US"/>
+        </w:rPr>
+        <w:t>({1,2,3,4}) = {1}</w:t>
+      </w:r>
+    </w:p>
+    <w:p>
+      <w:pPr>
+        <w:pStyle w:val="NormalWeb"/>
+        <w:spacing w:before="0" w:beforeAutospacing="0" w:after="0" w:afterAutospacing="0"/>
+        <w:rPr>
+          <w:rFonts w:ascii="Calibri" w:hAnsi="Calibri" w:cs="Calibri"/>
+          <w:sz w:val="22"/>
+          <w:szCs w:val="22"/>
+          <w:lang w:val="en-US"/>
+        </w:rPr>
+      </w:pPr>
+    </w:p>
+    <w:p>
+      <w:pPr>
+        <w:rPr>
+          <w:lang w:val="en-US"/>
+        </w:rPr>
+      </w:pPr>
     </w:p>
     <w:sectPr>
       <w:pgSz w:w="11900" w:h="16840"/>

--- a/data_mining/839/hw3.docx
+++ b/data_mining/839/hw3.docx
@@ -4,6 +4,7 @@
   <w:body>
     <w:p>
       <w:pPr>
+        <w:ind w:firstLine="720"/>
         <w:jc w:val="center"/>
         <w:rPr>
           <w:lang w:val="en-US"/>
@@ -503,945 +504,517 @@
       </w:r>
     </w:p>
     <w:p>
-      <w:pPr>
-        <w:rPr>
-          <w:lang w:val="en-US"/>
-        </w:rPr>
-      </w:pPr>
-      <w:r>
-        <w:rPr>
-          <w:lang w:val="en-US"/>
-        </w:rPr>
+      <w:r>
         <w:t>K</w:t>
       </w:r>
       <w:r>
         <w:rPr>
           <w:vertAlign w:val="subscript"/>
-          <w:lang w:val="en-US"/>
         </w:rPr>
         <w:t>A</w:t>
       </w:r>
       <w:r>
-        <w:rPr>
-          <w:lang w:val="en-US"/>
-        </w:rPr>
         <w:t xml:space="preserve">(1) = </w:t>
       </w:r>
       <w:r>
-        <w:rPr>
-          <w:lang w:val="en-US"/>
-        </w:rPr>
-        <w:t>{1, 3, 7, 8}</w:t>
-      </w:r>
-      <w:r>
-        <w:rPr>
-          <w:lang w:val="en-US"/>
+        <w:t xml:space="preserve">{1, 3, 7, 8} </w:t>
+      </w:r>
+      <w:r>
+        <w:rPr>
+          <w:rFonts w:hint="eastAsia"/>
+        </w:rPr>
+        <w:t>∩</w:t>
+      </w:r>
+      <w:r>
+        <w:rPr>
+          <w:rFonts w:hint="eastAsia"/>
         </w:rPr>
         <w:t xml:space="preserve"> </w:t>
       </w:r>
       <w:r>
+        <w:t xml:space="preserve">{1, 3, 7, 8} </w:t>
+      </w:r>
+      <w:r>
         <w:rPr>
           <w:rFonts w:hint="eastAsia"/>
-          <w:lang w:val="en-US"/>
         </w:rPr>
         <w:t>∩</w:t>
       </w:r>
       <w:r>
         <w:rPr>
           <w:rFonts w:hint="eastAsia"/>
-          <w:lang w:val="en-US"/>
         </w:rPr>
         <w:t xml:space="preserve"> </w:t>
       </w:r>
       <w:r>
-        <w:rPr>
-          <w:lang w:val="en-US"/>
-        </w:rPr>
-        <w:t>{1, 3, 7, 8}</w:t>
-      </w:r>
-      <w:r>
-        <w:rPr>
-          <w:lang w:val="en-US"/>
-        </w:rPr>
-        <w:t xml:space="preserve"> </w:t>
-      </w:r>
-      <w:r>
-        <w:rPr>
-          <w:rFonts w:hint="eastAsia"/>
-          <w:lang w:val="en-US"/>
-        </w:rPr>
-        <w:t>∩</w:t>
-      </w:r>
-      <w:r>
-        <w:rPr>
-          <w:rFonts w:hint="eastAsia"/>
-          <w:lang w:val="en-US"/>
-        </w:rPr>
-        <w:t xml:space="preserve"> </w:t>
-      </w:r>
-      <w:r>
-        <w:rPr>
-          <w:lang w:val="en-US"/>
-        </w:rPr>
-        <w:t>{</w:t>
-      </w:r>
-      <w:r>
-        <w:rPr>
-          <w:lang w:val="en-US"/>
-        </w:rPr>
-        <w:t>1, 2, 6} = {1}</w:t>
+        <w:t>{1, 2, 6} = {1}</w:t>
       </w:r>
     </w:p>
     <w:p>
-      <w:pPr>
-        <w:rPr>
-          <w:lang w:val="en-US"/>
-        </w:rPr>
-      </w:pPr>
-      <w:r>
-        <w:rPr>
-          <w:lang w:val="en-US"/>
-        </w:rPr>
+      <w:r>
         <w:t>K</w:t>
       </w:r>
       <w:r>
         <w:rPr>
           <w:vertAlign w:val="subscript"/>
-          <w:lang w:val="en-US"/>
         </w:rPr>
         <w:t>A</w:t>
       </w:r>
       <w:r>
-        <w:rPr>
-          <w:lang w:val="en-US"/>
-        </w:rPr>
         <w:t>(</w:t>
       </w:r>
       <w:r>
-        <w:rPr>
-          <w:lang w:val="en-US"/>
-        </w:rPr>
         <w:t>2</w:t>
       </w:r>
       <w:r>
-        <w:rPr>
-          <w:lang w:val="en-US"/>
-        </w:rPr>
         <w:t xml:space="preserve">) = </w:t>
       </w:r>
       <w:r>
-        <w:rPr>
-          <w:lang w:val="en-US"/>
-        </w:rPr>
         <w:t xml:space="preserve">U </w:t>
       </w:r>
       <w:r>
         <w:rPr>
           <w:rFonts w:hint="eastAsia"/>
-          <w:lang w:val="en-US"/>
         </w:rPr>
         <w:t>∩</w:t>
       </w:r>
       <w:r>
         <w:rPr>
           <w:rFonts w:hint="eastAsia"/>
-          <w:lang w:val="en-US"/>
         </w:rPr>
         <w:t xml:space="preserve"> </w:t>
       </w:r>
       <w:r>
-        <w:rPr>
-          <w:lang w:val="en-US"/>
-        </w:rPr>
         <w:t>{</w:t>
       </w:r>
       <w:r>
-        <w:rPr>
-          <w:lang w:val="en-US"/>
-        </w:rPr>
         <w:t>2</w:t>
       </w:r>
       <w:r>
         <w:rPr>
           <w:rFonts w:hint="eastAsia"/>
-          <w:lang w:val="en-US"/>
         </w:rPr>
         <w:t xml:space="preserve">, </w:t>
       </w:r>
       <w:r>
-        <w:rPr>
-          <w:lang w:val="en-US"/>
-        </w:rPr>
         <w:t>3</w:t>
       </w:r>
       <w:r>
         <w:rPr>
           <w:rFonts w:hint="eastAsia"/>
-          <w:lang w:val="en-US"/>
         </w:rPr>
         <w:t xml:space="preserve">, </w:t>
       </w:r>
       <w:r>
-        <w:rPr>
-          <w:lang w:val="en-US"/>
-        </w:rPr>
         <w:t>5</w:t>
       </w:r>
       <w:r>
         <w:rPr>
           <w:rFonts w:hint="eastAsia"/>
-          <w:lang w:val="en-US"/>
         </w:rPr>
         <w:t xml:space="preserve">, </w:t>
       </w:r>
       <w:r>
-        <w:rPr>
-          <w:lang w:val="en-US"/>
-        </w:rPr>
         <w:t>6</w:t>
       </w:r>
       <w:r>
-        <w:rPr>
-          <w:lang w:val="en-US"/>
-        </w:rPr>
         <w:t xml:space="preserve">} </w:t>
       </w:r>
       <w:r>
         <w:rPr>
           <w:rFonts w:hint="eastAsia"/>
-          <w:lang w:val="en-US"/>
         </w:rPr>
         <w:t>∩</w:t>
       </w:r>
       <w:r>
         <w:rPr>
           <w:rFonts w:hint="eastAsia"/>
-          <w:lang w:val="en-US"/>
         </w:rPr>
         <w:t xml:space="preserve"> </w:t>
       </w:r>
       <w:r>
-        <w:rPr>
-          <w:lang w:val="en-US"/>
-        </w:rPr>
         <w:t>{1, 2, 6} = {</w:t>
       </w:r>
       <w:r>
-        <w:rPr>
-          <w:lang w:val="en-US"/>
-        </w:rPr>
         <w:t>2, 6</w:t>
       </w:r>
       <w:r>
-        <w:rPr>
-          <w:lang w:val="en-US"/>
-        </w:rPr>
         <w:t>}</w:t>
       </w:r>
     </w:p>
     <w:p>
-      <w:pPr>
-        <w:rPr>
-          <w:lang w:val="en-US"/>
-        </w:rPr>
-      </w:pPr>
-      <w:r>
-        <w:rPr>
-          <w:lang w:val="en-US"/>
-        </w:rPr>
+      <w:r>
         <w:t>K</w:t>
       </w:r>
       <w:r>
         <w:rPr>
           <w:vertAlign w:val="subscript"/>
-          <w:lang w:val="en-US"/>
         </w:rPr>
         <w:t>A</w:t>
       </w:r>
       <w:r>
-        <w:rPr>
-          <w:lang w:val="en-US"/>
-        </w:rPr>
-        <w:t>(</w:t>
-      </w:r>
-      <w:r>
-        <w:rPr>
-          <w:lang w:val="en-US"/>
-        </w:rPr>
+        <w:t xml:space="preserve">(3) = {1, 3, 7, 8} </w:t>
+      </w:r>
+      <w:r>
+        <w:rPr>
+          <w:rFonts w:hint="eastAsia"/>
+        </w:rPr>
+        <w:t>∩</w:t>
+      </w:r>
+      <w:r>
+        <w:rPr>
+          <w:rFonts w:hint="eastAsia"/>
+        </w:rPr>
+        <w:t xml:space="preserve"> </w:t>
+      </w:r>
+      <w:r>
+        <w:t>U</w:t>
+      </w:r>
+      <w:r>
+        <w:t xml:space="preserve"> </w:t>
+      </w:r>
+      <w:r>
+        <w:rPr>
+          <w:rFonts w:hint="eastAsia"/>
+        </w:rPr>
+        <w:t>∩</w:t>
+      </w:r>
+      <w:r>
+        <w:rPr>
+          <w:rFonts w:hint="eastAsia"/>
+        </w:rPr>
+        <w:t xml:space="preserve"> </w:t>
+      </w:r>
+      <w:r>
+        <w:t>{</w:t>
+      </w:r>
+      <w:r>
         <w:t>3</w:t>
       </w:r>
       <w:r>
-        <w:rPr>
-          <w:lang w:val="en-US"/>
-        </w:rPr>
-        <w:t xml:space="preserve">) = {1, 3, 7, 8} </w:t>
-      </w:r>
-      <w:r>
-        <w:rPr>
-          <w:rFonts w:hint="eastAsia"/>
-          <w:lang w:val="en-US"/>
-        </w:rPr>
-        <w:t>∩</w:t>
-      </w:r>
-      <w:r>
-        <w:rPr>
-          <w:rFonts w:hint="eastAsia"/>
-          <w:lang w:val="en-US"/>
-        </w:rPr>
-        <w:t xml:space="preserve"> </w:t>
-      </w:r>
-      <w:r>
-        <w:rPr>
-          <w:lang w:val="en-US"/>
-        </w:rPr>
-        <w:t>U</w:t>
-      </w:r>
-      <w:r>
-        <w:rPr>
-          <w:lang w:val="en-US"/>
-        </w:rPr>
-        <w:t xml:space="preserve"> </w:t>
-      </w:r>
-      <w:r>
-        <w:rPr>
-          <w:rFonts w:hint="eastAsia"/>
-          <w:lang w:val="en-US"/>
-        </w:rPr>
-        <w:t>∩</w:t>
-      </w:r>
-      <w:r>
-        <w:rPr>
-          <w:rFonts w:hint="eastAsia"/>
-          <w:lang w:val="en-US"/>
-        </w:rPr>
-        <w:t xml:space="preserve"> </w:t>
-      </w:r>
-      <w:r>
-        <w:rPr>
-          <w:lang w:val="en-US"/>
-        </w:rPr>
-        <w:t>{</w:t>
-      </w:r>
-      <w:r>
-        <w:rPr>
-          <w:lang w:val="en-US"/>
-        </w:rPr>
-        <w:t>3</w:t>
-      </w:r>
-      <w:r>
-        <w:rPr>
-          <w:lang w:val="en-US"/>
-        </w:rPr>
         <w:t xml:space="preserve">, </w:t>
       </w:r>
       <w:r>
-        <w:rPr>
-          <w:lang w:val="en-US"/>
-        </w:rPr>
         <w:t>7</w:t>
       </w:r>
       <w:r>
-        <w:rPr>
-          <w:lang w:val="en-US"/>
-        </w:rPr>
         <w:t xml:space="preserve">, </w:t>
       </w:r>
       <w:r>
-        <w:rPr>
-          <w:lang w:val="en-US"/>
-        </w:rPr>
         <w:t>8</w:t>
       </w:r>
       <w:r>
-        <w:rPr>
-          <w:lang w:val="en-US"/>
-        </w:rPr>
         <w:t>} = {</w:t>
       </w:r>
       <w:r>
-        <w:rPr>
-          <w:lang w:val="en-US"/>
-        </w:rPr>
         <w:t>3, 7, 8</w:t>
       </w:r>
       <w:r>
-        <w:rPr>
-          <w:lang w:val="en-US"/>
-        </w:rPr>
         <w:t>}</w:t>
       </w:r>
     </w:p>
     <w:p>
-      <w:pPr>
-        <w:rPr>
-          <w:lang w:val="en-US"/>
-        </w:rPr>
-      </w:pPr>
-      <w:r>
-        <w:rPr>
-          <w:lang w:val="en-US"/>
-        </w:rPr>
+      <w:r>
         <w:t>K</w:t>
       </w:r>
       <w:r>
         <w:rPr>
           <w:vertAlign w:val="subscript"/>
-          <w:lang w:val="en-US"/>
         </w:rPr>
         <w:t>A</w:t>
       </w:r>
       <w:r>
-        <w:rPr>
-          <w:lang w:val="en-US"/>
-        </w:rPr>
-        <w:t>(</w:t>
-      </w:r>
-      <w:r>
-        <w:rPr>
-          <w:lang w:val="en-US"/>
-        </w:rPr>
-        <w:t>4</w:t>
-      </w:r>
-      <w:r>
-        <w:rPr>
-          <w:lang w:val="en-US"/>
-        </w:rPr>
-        <w:t>) = {</w:t>
-      </w:r>
-      <w:r>
-        <w:rPr>
-          <w:lang w:val="en-US"/>
-        </w:rPr>
+        <w:t>(4) = {</w:t>
+      </w:r>
+      <w:r>
         <w:t xml:space="preserve">4, </w:t>
       </w:r>
       <w:r>
-        <w:rPr>
-          <w:lang w:val="en-US"/>
-        </w:rPr>
         <w:t>5</w:t>
       </w:r>
       <w:r>
-        <w:rPr>
-          <w:lang w:val="en-US"/>
-        </w:rPr>
         <w:t>, 7</w:t>
       </w:r>
       <w:r>
-        <w:rPr>
-          <w:lang w:val="en-US"/>
-        </w:rPr>
         <w:t xml:space="preserve">} </w:t>
       </w:r>
       <w:r>
         <w:rPr>
           <w:rFonts w:hint="eastAsia"/>
-          <w:lang w:val="en-US"/>
         </w:rPr>
         <w:t>∩</w:t>
       </w:r>
       <w:r>
         <w:rPr>
           <w:rFonts w:hint="eastAsia"/>
-          <w:lang w:val="en-US"/>
         </w:rPr>
         <w:t xml:space="preserve"> </w:t>
       </w:r>
       <w:r>
-        <w:rPr>
-          <w:lang w:val="en-US"/>
-        </w:rPr>
         <w:t>U</w:t>
       </w:r>
       <w:r>
-        <w:rPr>
-          <w:lang w:val="en-US"/>
-        </w:rPr>
         <w:t xml:space="preserve"> </w:t>
       </w:r>
       <w:r>
         <w:rPr>
           <w:rFonts w:hint="eastAsia"/>
-          <w:lang w:val="en-US"/>
         </w:rPr>
         <w:t>∩</w:t>
       </w:r>
       <w:r>
         <w:rPr>
           <w:rFonts w:hint="eastAsia"/>
-          <w:lang w:val="en-US"/>
         </w:rPr>
         <w:t xml:space="preserve"> </w:t>
       </w:r>
       <w:r>
-        <w:rPr>
-          <w:lang w:val="en-US"/>
-        </w:rPr>
         <w:t>U</w:t>
       </w:r>
       <w:r>
-        <w:rPr>
-          <w:lang w:val="en-US"/>
-        </w:rPr>
         <w:t xml:space="preserve"> = {</w:t>
       </w:r>
       <w:r>
-        <w:rPr>
-          <w:lang w:val="en-US"/>
-        </w:rPr>
         <w:t>4, 5, 7</w:t>
       </w:r>
       <w:r>
-        <w:rPr>
-          <w:lang w:val="en-US"/>
-        </w:rPr>
         <w:t>}</w:t>
       </w:r>
     </w:p>
     <w:p>
-      <w:pPr>
-        <w:rPr>
-          <w:lang w:val="en-US"/>
-        </w:rPr>
-      </w:pPr>
-      <w:r>
-        <w:rPr>
-          <w:lang w:val="en-US"/>
-        </w:rPr>
+      <w:r>
         <w:t>K</w:t>
       </w:r>
       <w:r>
         <w:rPr>
           <w:vertAlign w:val="subscript"/>
-          <w:lang w:val="en-US"/>
         </w:rPr>
         <w:t>A</w:t>
       </w:r>
       <w:r>
-        <w:rPr>
-          <w:lang w:val="en-US"/>
-        </w:rPr>
-        <w:t>(</w:t>
-      </w:r>
-      <w:r>
-        <w:rPr>
-          <w:lang w:val="en-US"/>
-        </w:rPr>
+        <w:t>(5) = {</w:t>
+      </w:r>
+      <w:r>
+        <w:t>4, 5, 7</w:t>
+      </w:r>
+      <w:r>
+        <w:t xml:space="preserve">} </w:t>
+      </w:r>
+      <w:r>
+        <w:rPr>
+          <w:rFonts w:hint="eastAsia"/>
+        </w:rPr>
+        <w:t>∩</w:t>
+      </w:r>
+      <w:r>
+        <w:rPr>
+          <w:rFonts w:hint="eastAsia"/>
+        </w:rPr>
+        <w:t xml:space="preserve"> </w:t>
+      </w:r>
+      <w:r>
+        <w:t>{</w:t>
+      </w:r>
+      <w:r>
+        <w:t>2, 3, 5, 6</w:t>
+      </w:r>
+      <w:r>
+        <w:t xml:space="preserve">} </w:t>
+      </w:r>
+      <w:r>
+        <w:rPr>
+          <w:rFonts w:hint="eastAsia"/>
+        </w:rPr>
+        <w:t>∩</w:t>
+      </w:r>
+      <w:r>
+        <w:rPr>
+          <w:rFonts w:hint="eastAsia"/>
+        </w:rPr>
+        <w:t xml:space="preserve"> </w:t>
+      </w:r>
+      <w:r>
+        <w:t>U</w:t>
+      </w:r>
+      <w:r>
+        <w:t xml:space="preserve"> = {</w:t>
+      </w:r>
+      <w:r>
         <w:t>5</w:t>
       </w:r>
       <w:r>
-        <w:rPr>
-          <w:lang w:val="en-US"/>
-        </w:rPr>
-        <w:t>) = {</w:t>
-      </w:r>
-      <w:r>
-        <w:rPr>
-          <w:lang w:val="en-US"/>
-        </w:rPr>
-        <w:t>4, 5, 7</w:t>
-      </w:r>
-      <w:r>
-        <w:rPr>
-          <w:lang w:val="en-US"/>
-        </w:rPr>
-        <w:t xml:space="preserve">} </w:t>
-      </w:r>
-      <w:r>
-        <w:rPr>
-          <w:rFonts w:hint="eastAsia"/>
-          <w:lang w:val="en-US"/>
-        </w:rPr>
-        <w:t>∩</w:t>
-      </w:r>
-      <w:r>
-        <w:rPr>
-          <w:rFonts w:hint="eastAsia"/>
-          <w:lang w:val="en-US"/>
-        </w:rPr>
-        <w:t xml:space="preserve"> </w:t>
-      </w:r>
-      <w:r>
-        <w:rPr>
-          <w:lang w:val="en-US"/>
-        </w:rPr>
-        <w:t>{</w:t>
-      </w:r>
-      <w:r>
-        <w:rPr>
-          <w:lang w:val="en-US"/>
-        </w:rPr>
-        <w:t>2, 3, 5, 6</w:t>
-      </w:r>
-      <w:r>
-        <w:rPr>
-          <w:lang w:val="en-US"/>
-        </w:rPr>
-        <w:t xml:space="preserve">} </w:t>
-      </w:r>
-      <w:r>
-        <w:rPr>
-          <w:rFonts w:hint="eastAsia"/>
-          <w:lang w:val="en-US"/>
-        </w:rPr>
-        <w:t>∩</w:t>
-      </w:r>
-      <w:r>
-        <w:rPr>
-          <w:rFonts w:hint="eastAsia"/>
-          <w:lang w:val="en-US"/>
-        </w:rPr>
-        <w:t xml:space="preserve"> </w:t>
-      </w:r>
-      <w:r>
-        <w:rPr>
-          <w:lang w:val="en-US"/>
-        </w:rPr>
-        <w:t>U</w:t>
-      </w:r>
-      <w:r>
-        <w:rPr>
-          <w:lang w:val="en-US"/>
-        </w:rPr>
-        <w:t xml:space="preserve"> = {</w:t>
-      </w:r>
-      <w:r>
-        <w:rPr>
-          <w:lang w:val="en-US"/>
-        </w:rPr>
-        <w:t>5</w:t>
-      </w:r>
-      <w:r>
-        <w:rPr>
-          <w:lang w:val="en-US"/>
-        </w:rPr>
         <w:t>}</w:t>
       </w:r>
     </w:p>
     <w:p>
-      <w:pPr>
-        <w:rPr>
-          <w:lang w:val="en-US"/>
-        </w:rPr>
-      </w:pPr>
-      <w:r>
-        <w:rPr>
-          <w:lang w:val="en-US"/>
-        </w:rPr>
+      <w:r>
         <w:t>K</w:t>
       </w:r>
       <w:r>
         <w:rPr>
           <w:vertAlign w:val="subscript"/>
-          <w:lang w:val="en-US"/>
         </w:rPr>
         <w:t>A</w:t>
       </w:r>
       <w:r>
-        <w:rPr>
-          <w:lang w:val="en-US"/>
-        </w:rPr>
-        <w:t>(</w:t>
-      </w:r>
-      <w:r>
-        <w:rPr>
-          <w:lang w:val="en-US"/>
-        </w:rPr>
+        <w:t>(6) = {</w:t>
+      </w:r>
+      <w:r>
+        <w:t>6,</w:t>
+      </w:r>
+      <w:r>
+        <w:t xml:space="preserve"> 7, 8} </w:t>
+      </w:r>
+      <w:r>
+        <w:rPr>
+          <w:rFonts w:hint="eastAsia"/>
+        </w:rPr>
+        <w:t>∩</w:t>
+      </w:r>
+      <w:r>
+        <w:rPr>
+          <w:rFonts w:hint="eastAsia"/>
+        </w:rPr>
+        <w:t xml:space="preserve"> </w:t>
+      </w:r>
+      <w:r>
+        <w:t>{</w:t>
+      </w:r>
+      <w:r>
+        <w:t>2, 3, 5, 6</w:t>
+      </w:r>
+      <w:r>
+        <w:t xml:space="preserve">} </w:t>
+      </w:r>
+      <w:r>
+        <w:rPr>
+          <w:rFonts w:hint="eastAsia"/>
+        </w:rPr>
+        <w:t>∩</w:t>
+      </w:r>
+      <w:r>
+        <w:rPr>
+          <w:rFonts w:hint="eastAsia"/>
+        </w:rPr>
+        <w:t xml:space="preserve"> </w:t>
+      </w:r>
+      <w:r>
+        <w:t>{1, 2, 6} = {</w:t>
+      </w:r>
+      <w:r>
         <w:t>6</w:t>
       </w:r>
       <w:r>
-        <w:rPr>
-          <w:lang w:val="en-US"/>
-        </w:rPr>
-        <w:t>) = {</w:t>
-      </w:r>
-      <w:r>
-        <w:rPr>
-          <w:lang w:val="en-US"/>
-        </w:rPr>
-        <w:t>6,</w:t>
-      </w:r>
-      <w:r>
-        <w:rPr>
-          <w:lang w:val="en-US"/>
-        </w:rPr>
-        <w:t xml:space="preserve"> 7, 8} </w:t>
-      </w:r>
-      <w:r>
-        <w:rPr>
-          <w:rFonts w:hint="eastAsia"/>
-          <w:lang w:val="en-US"/>
-        </w:rPr>
-        <w:t>∩</w:t>
-      </w:r>
-      <w:r>
-        <w:rPr>
-          <w:rFonts w:hint="eastAsia"/>
-          <w:lang w:val="en-US"/>
-        </w:rPr>
-        <w:t xml:space="preserve"> </w:t>
-      </w:r>
-      <w:r>
-        <w:rPr>
-          <w:lang w:val="en-US"/>
-        </w:rPr>
-        <w:t>{</w:t>
-      </w:r>
-      <w:r>
-        <w:rPr>
-          <w:lang w:val="en-US"/>
-        </w:rPr>
-        <w:t>2, 3, 5, 6</w:t>
-      </w:r>
-      <w:r>
-        <w:rPr>
-          <w:lang w:val="en-US"/>
-        </w:rPr>
-        <w:t xml:space="preserve">} </w:t>
-      </w:r>
-      <w:r>
-        <w:rPr>
-          <w:rFonts w:hint="eastAsia"/>
-          <w:lang w:val="en-US"/>
-        </w:rPr>
-        <w:t>∩</w:t>
-      </w:r>
-      <w:r>
-        <w:rPr>
-          <w:rFonts w:hint="eastAsia"/>
-          <w:lang w:val="en-US"/>
-        </w:rPr>
-        <w:t xml:space="preserve"> </w:t>
-      </w:r>
-      <w:r>
-        <w:rPr>
-          <w:lang w:val="en-US"/>
-        </w:rPr>
-        <w:t>{1, 2, 6} = {</w:t>
-      </w:r>
-      <w:r>
-        <w:rPr>
-          <w:lang w:val="en-US"/>
-        </w:rPr>
-        <w:t>6</w:t>
-      </w:r>
-      <w:r>
-        <w:rPr>
-          <w:lang w:val="en-US"/>
-        </w:rPr>
         <w:t>}</w:t>
       </w:r>
     </w:p>
     <w:p>
-      <w:pPr>
-        <w:rPr>
-          <w:lang w:val="en-US"/>
-        </w:rPr>
-      </w:pPr>
-      <w:r>
-        <w:rPr>
-          <w:lang w:val="en-US"/>
-        </w:rPr>
+      <w:r>
         <w:t>K</w:t>
       </w:r>
       <w:r>
         <w:rPr>
           <w:vertAlign w:val="subscript"/>
-          <w:lang w:val="en-US"/>
         </w:rPr>
         <w:t>A</w:t>
       </w:r>
       <w:r>
-        <w:rPr>
-          <w:lang w:val="en-US"/>
-        </w:rPr>
-        <w:t>(</w:t>
-      </w:r>
-      <w:r>
-        <w:rPr>
-          <w:lang w:val="en-US"/>
-        </w:rPr>
-        <w:t>7</w:t>
-      </w:r>
-      <w:r>
-        <w:rPr>
-          <w:lang w:val="en-US"/>
-        </w:rPr>
-        <w:t xml:space="preserve">) = </w:t>
-      </w:r>
-      <w:r>
-        <w:rPr>
-          <w:lang w:val="en-US"/>
-        </w:rPr>
+        <w:t xml:space="preserve">(7) = </w:t>
+      </w:r>
+      <w:r>
         <w:t>U</w:t>
       </w:r>
       <w:r>
-        <w:rPr>
-          <w:lang w:val="en-US"/>
-        </w:rPr>
         <w:t xml:space="preserve"> </w:t>
       </w:r>
       <w:r>
         <w:rPr>
           <w:rFonts w:hint="eastAsia"/>
-          <w:lang w:val="en-US"/>
         </w:rPr>
         <w:t>∩</w:t>
       </w:r>
       <w:r>
         <w:rPr>
           <w:rFonts w:hint="eastAsia"/>
-          <w:lang w:val="en-US"/>
         </w:rPr>
         <w:t xml:space="preserve"> </w:t>
       </w:r>
       <w:r>
-        <w:rPr>
-          <w:lang w:val="en-US"/>
-        </w:rPr>
         <w:t xml:space="preserve">{1, 3, 7, 8} </w:t>
       </w:r>
       <w:r>
         <w:rPr>
           <w:rFonts w:hint="eastAsia"/>
-          <w:lang w:val="en-US"/>
         </w:rPr>
         <w:t>∩</w:t>
       </w:r>
       <w:r>
         <w:rPr>
           <w:rFonts w:hint="eastAsia"/>
-          <w:lang w:val="en-US"/>
         </w:rPr>
         <w:t xml:space="preserve"> </w:t>
       </w:r>
       <w:r>
-        <w:rPr>
-          <w:lang w:val="en-US"/>
-        </w:rPr>
         <w:t>{</w:t>
       </w:r>
       <w:r>
-        <w:rPr>
-          <w:lang w:val="en-US"/>
-        </w:rPr>
         <w:t>3, 7, 8}</w:t>
       </w:r>
       <w:r>
-        <w:rPr>
-          <w:lang w:val="en-US"/>
-        </w:rPr>
         <w:t xml:space="preserve"> = {</w:t>
       </w:r>
       <w:r>
-        <w:rPr>
-          <w:lang w:val="en-US"/>
-        </w:rPr>
         <w:t>3, 7, 8</w:t>
       </w:r>
       <w:r>
-        <w:rPr>
-          <w:lang w:val="en-US"/>
-        </w:rPr>
         <w:t>}</w:t>
       </w:r>
     </w:p>
     <w:p>
-      <w:pPr>
-        <w:rPr>
-          <w:lang w:val="en-US"/>
-        </w:rPr>
-      </w:pPr>
-      <w:r>
-        <w:rPr>
-          <w:lang w:val="en-US"/>
-        </w:rPr>
+      <w:r>
         <w:t>K</w:t>
       </w:r>
       <w:r>
         <w:rPr>
           <w:vertAlign w:val="subscript"/>
-          <w:lang w:val="en-US"/>
         </w:rPr>
         <w:t>A</w:t>
       </w:r>
       <w:r>
-        <w:rPr>
-          <w:lang w:val="en-US"/>
-        </w:rPr>
-        <w:t>(</w:t>
-      </w:r>
-      <w:r>
-        <w:rPr>
-          <w:lang w:val="en-US"/>
-        </w:rPr>
-        <w:t>8</w:t>
-      </w:r>
-      <w:r>
-        <w:rPr>
-          <w:lang w:val="en-US"/>
-        </w:rPr>
-        <w:t xml:space="preserve">) = </w:t>
-      </w:r>
-      <w:r>
-        <w:rPr>
-          <w:lang w:val="en-US"/>
-        </w:rPr>
-        <w:t>{6, 7, 8}</w:t>
-      </w:r>
-      <w:r>
-        <w:rPr>
-          <w:lang w:val="en-US"/>
+        <w:t xml:space="preserve">(8) = {6, 7, 8} </w:t>
+      </w:r>
+      <w:r>
+        <w:rPr>
+          <w:rFonts w:hint="eastAsia"/>
+        </w:rPr>
+        <w:t>∩</w:t>
+      </w:r>
+      <w:r>
+        <w:rPr>
+          <w:rFonts w:hint="eastAsia"/>
         </w:rPr>
         <w:t xml:space="preserve"> </w:t>
       </w:r>
       <w:r>
+        <w:t xml:space="preserve">{1, 3, 7, 8} </w:t>
+      </w:r>
+      <w:r>
         <w:rPr>
           <w:rFonts w:hint="eastAsia"/>
-          <w:lang w:val="en-US"/>
         </w:rPr>
         <w:t>∩</w:t>
       </w:r>
       <w:r>
         <w:rPr>
           <w:rFonts w:hint="eastAsia"/>
-          <w:lang w:val="en-US"/>
         </w:rPr>
         <w:t xml:space="preserve"> </w:t>
       </w:r>
       <w:r>
-        <w:rPr>
-          <w:lang w:val="en-US"/>
-        </w:rPr>
-        <w:t xml:space="preserve">{1, 3, 7, 8} </w:t>
-      </w:r>
-      <w:r>
-        <w:rPr>
-          <w:rFonts w:hint="eastAsia"/>
-          <w:lang w:val="en-US"/>
-        </w:rPr>
-        <w:t>∩</w:t>
-      </w:r>
-      <w:r>
-        <w:rPr>
-          <w:rFonts w:hint="eastAsia"/>
-          <w:lang w:val="en-US"/>
-        </w:rPr>
-        <w:t xml:space="preserve"> </w:t>
-      </w:r>
-      <w:r>
-        <w:rPr>
-          <w:lang w:val="en-US"/>
-        </w:rPr>
         <w:t>{3, 7, 8} = {7, 8}</w:t>
       </w:r>
     </w:p>
-    <w:p>
-      <w:pPr>
-        <w:rPr>
-          <w:lang w:val="en-US"/>
-        </w:rPr>
-      </w:pPr>
-    </w:p>
+    <w:p/>
     <w:p>
       <w:pPr>
         <w:rPr>
@@ -2618,19 +2191,7 @@
         <w:rPr>
           <w:lang w:val="en-US"/>
         </w:rPr>
-        <w:t xml:space="preserve">conditional probabilities for concept [(Productivity, </w:t>
-      </w:r>
-      <w:r>
-        <w:rPr>
-          <w:lang w:val="en-US"/>
-        </w:rPr>
-        <w:t>high</w:t>
-      </w:r>
-      <w:r>
-        <w:rPr>
-          <w:lang w:val="en-US"/>
-        </w:rPr>
-        <w:t>)].</w:t>
+        <w:t>conditional probabilities for concept [(Productivity, high)].</w:t>
       </w:r>
     </w:p>
     <w:tbl>
@@ -3602,7 +3163,16 @@
                 <w:szCs w:val="22"/>
                 <w:lang w:val="en-US"/>
               </w:rPr>
-              <w:t>0.66</w:t>
+              <w:t>0.6</w:t>
+            </w:r>
+            <w:r>
+              <w:rPr>
+                <w:rFonts w:ascii="Calibri" w:eastAsia="Times New Roman" w:hAnsi="Calibri" w:cs="Calibri"/>
+                <w:sz w:val="22"/>
+                <w:szCs w:val="22"/>
+                <w:lang w:val="en-US"/>
+              </w:rPr>
+              <w:t>7</w:t>
             </w:r>
           </w:p>
         </w:tc>
@@ -3716,7 +3286,16 @@
                 <w:szCs w:val="22"/>
                 <w:lang w:val="en-US"/>
               </w:rPr>
-              <w:t>0.66</w:t>
+              <w:t>0.6</w:t>
+            </w:r>
+            <w:r>
+              <w:rPr>
+                <w:rFonts w:ascii="Calibri" w:eastAsia="Times New Roman" w:hAnsi="Calibri" w:cs="Calibri"/>
+                <w:sz w:val="22"/>
+                <w:szCs w:val="22"/>
+                <w:lang w:val="en-US"/>
+              </w:rPr>
+              <w:t>7</w:t>
             </w:r>
           </w:p>
         </w:tc>
@@ -3811,44 +3390,16 @@
           <w:vertAlign w:val="subscript"/>
           <w:lang w:val="en-US"/>
         </w:rPr>
-        <w:t>0.</w:t>
-      </w:r>
-      <w:r>
-        <w:rPr>
-          <w:rFonts w:ascii="Calibri" w:hAnsi="Calibri" w:cs="Calibri"/>
-          <w:sz w:val="22"/>
-          <w:szCs w:val="22"/>
-          <w:vertAlign w:val="subscript"/>
-          <w:lang w:val="en-US"/>
-        </w:rPr>
-        <w:t>33</w:t>
-      </w:r>
-      <w:r>
-        <w:rPr>
-          <w:rFonts w:ascii="Calibri" w:hAnsi="Calibri" w:cs="Calibri"/>
-          <w:sz w:val="22"/>
-          <w:szCs w:val="22"/>
-          <w:lang w:val="en-US"/>
-        </w:rPr>
-        <w:t>({</w:t>
-      </w:r>
-      <w:r>
-        <w:rPr>
-          <w:rFonts w:ascii="Calibri" w:hAnsi="Calibri" w:cs="Calibri"/>
-          <w:sz w:val="22"/>
-          <w:szCs w:val="22"/>
-          <w:lang w:val="en-US"/>
-        </w:rPr>
-        <w:t>1,2,3,4</w:t>
-      </w:r>
-      <w:r>
-        <w:rPr>
-          <w:rFonts w:ascii="Calibri" w:hAnsi="Calibri" w:cs="Calibri"/>
-          <w:sz w:val="22"/>
-          <w:szCs w:val="22"/>
-          <w:lang w:val="en-US"/>
-        </w:rPr>
-        <w:t>}) = {</w:t>
+        <w:t>0.33</w:t>
+      </w:r>
+      <w:r>
+        <w:rPr>
+          <w:rFonts w:ascii="Calibri" w:hAnsi="Calibri" w:cs="Calibri"/>
+          <w:sz w:val="22"/>
+          <w:szCs w:val="22"/>
+          <w:lang w:val="en-US"/>
+        </w:rPr>
+        <w:t>({1,2,3,4}) = {</w:t>
       </w:r>
       <w:r>
         <w:rPr>
@@ -3952,44 +3503,16 @@
           <w:vertAlign w:val="subscript"/>
           <w:lang w:val="en-US"/>
         </w:rPr>
-        <w:t>0.</w:t>
-      </w:r>
-      <w:r>
-        <w:rPr>
-          <w:rFonts w:ascii="Calibri" w:hAnsi="Calibri" w:cs="Calibri"/>
-          <w:sz w:val="22"/>
-          <w:szCs w:val="22"/>
-          <w:vertAlign w:val="subscript"/>
-          <w:lang w:val="en-US"/>
-        </w:rPr>
-        <w:t>5</w:t>
-      </w:r>
-      <w:r>
-        <w:rPr>
-          <w:rFonts w:ascii="Calibri" w:hAnsi="Calibri" w:cs="Calibri"/>
-          <w:sz w:val="22"/>
-          <w:szCs w:val="22"/>
-          <w:lang w:val="en-US"/>
-        </w:rPr>
-        <w:t>({1,2,3,4}) = {</w:t>
-      </w:r>
-      <w:r>
-        <w:rPr>
-          <w:rFonts w:ascii="Calibri" w:hAnsi="Calibri" w:cs="Calibri"/>
-          <w:sz w:val="22"/>
-          <w:szCs w:val="22"/>
-          <w:lang w:val="en-US"/>
-        </w:rPr>
-        <w:t>1,2,6</w:t>
-      </w:r>
-      <w:r>
-        <w:rPr>
-          <w:rFonts w:ascii="Calibri" w:hAnsi="Calibri" w:cs="Calibri"/>
-          <w:sz w:val="22"/>
-          <w:szCs w:val="22"/>
-          <w:lang w:val="en-US"/>
-        </w:rPr>
-        <w:t>}</w:t>
+        <w:t>0.5</w:t>
+      </w:r>
+      <w:r>
+        <w:rPr>
+          <w:rFonts w:ascii="Calibri" w:hAnsi="Calibri" w:cs="Calibri"/>
+          <w:sz w:val="22"/>
+          <w:szCs w:val="22"/>
+          <w:lang w:val="en-US"/>
+        </w:rPr>
+        <w:t>({1,2,3,4}) = {1,2,6}</w:t>
       </w:r>
     </w:p>
     <w:p>
@@ -4041,6 +3564,3387 @@
         </w:rPr>
         <w:t>({1,2,3,4}) = {1}</w:t>
       </w:r>
+    </w:p>
+    <w:p>
+      <w:pPr>
+        <w:pStyle w:val="NormalWeb"/>
+        <w:spacing w:before="0" w:beforeAutospacing="0" w:after="0" w:afterAutospacing="0"/>
+        <w:rPr>
+          <w:rFonts w:ascii="Calibri" w:hAnsi="Calibri" w:cs="Calibri"/>
+          <w:sz w:val="22"/>
+          <w:szCs w:val="22"/>
+          <w:lang w:val="en-US"/>
+        </w:rPr>
+      </w:pPr>
+    </w:p>
+    <w:p>
+      <w:pPr>
+        <w:pStyle w:val="NormalWeb"/>
+        <w:spacing w:before="0" w:beforeAutospacing="0" w:after="0" w:afterAutospacing="0"/>
+        <w:rPr>
+          <w:rFonts w:ascii="Calibri" w:hAnsi="Calibri" w:cs="Calibri"/>
+          <w:sz w:val="22"/>
+          <w:szCs w:val="22"/>
+          <w:lang w:val="en-US"/>
+        </w:rPr>
+      </w:pPr>
+      <w:r>
+        <w:rPr>
+          <w:rFonts w:ascii="Calibri" w:hAnsi="Calibri" w:cs="Calibri"/>
+          <w:sz w:val="22"/>
+          <w:szCs w:val="22"/>
+          <w:lang w:val="en-US"/>
+        </w:rPr>
+        <w:t xml:space="preserve">2. </w:t>
+      </w:r>
+    </w:p>
+    <w:tbl>
+      <w:tblPr>
+        <w:tblStyle w:val="TableGrid"/>
+        <w:tblW w:w="9492" w:type="dxa"/>
+        <w:tblLayout w:type="fixed"/>
+        <w:tblLook w:val="04A0" w:firstRow="1" w:lastRow="0" w:firstColumn="1" w:lastColumn="0" w:noHBand="0" w:noVBand="1"/>
+      </w:tblPr>
+      <w:tblGrid>
+        <w:gridCol w:w="2405"/>
+        <w:gridCol w:w="992"/>
+        <w:gridCol w:w="993"/>
+        <w:gridCol w:w="708"/>
+        <w:gridCol w:w="851"/>
+        <w:gridCol w:w="709"/>
+        <w:gridCol w:w="708"/>
+        <w:gridCol w:w="2126"/>
+      </w:tblGrid>
+      <w:tr>
+        <w:tc>
+          <w:tcPr>
+            <w:tcW w:w="2405" w:type="dxa"/>
+          </w:tcPr>
+          <w:p>
+            <w:pPr>
+              <w:pStyle w:val="NormalWeb"/>
+              <w:spacing w:before="0" w:beforeAutospacing="0" w:after="0" w:afterAutospacing="0"/>
+              <w:rPr>
+                <w:rFonts w:ascii="Calibri" w:hAnsi="Calibri" w:cs="Calibri"/>
+                <w:sz w:val="22"/>
+                <w:szCs w:val="22"/>
+                <w:lang w:val="en-US"/>
+              </w:rPr>
+            </w:pPr>
+            <w:r>
+              <w:rPr>
+                <w:rFonts w:ascii="Calibri" w:hAnsi="Calibri" w:cs="Calibri"/>
+                <w:sz w:val="22"/>
+                <w:szCs w:val="22"/>
+                <w:lang w:val="en-US"/>
+              </w:rPr>
+              <w:t>(a, v)</w:t>
+            </w:r>
+          </w:p>
+        </w:tc>
+        <w:tc>
+          <w:tcPr>
+            <w:tcW w:w="992" w:type="dxa"/>
+          </w:tcPr>
+          <w:p>
+            <w:pPr>
+              <w:pStyle w:val="NormalWeb"/>
+              <w:spacing w:before="0" w:beforeAutospacing="0" w:after="0" w:afterAutospacing="0"/>
+              <w:rPr>
+                <w:rFonts w:ascii="Calibri" w:hAnsi="Calibri" w:cs="Calibri"/>
+                <w:sz w:val="22"/>
+                <w:szCs w:val="22"/>
+                <w:lang w:val="en-US"/>
+              </w:rPr>
+            </w:pPr>
+            <w:r>
+              <w:rPr>
+                <w:rFonts w:ascii="Calibri" w:hAnsi="Calibri" w:cs="Calibri"/>
+                <w:sz w:val="22"/>
+                <w:szCs w:val="22"/>
+                <w:lang w:val="en-US"/>
+              </w:rPr>
+              <w:t>[(a, v)]</w:t>
+            </w:r>
+          </w:p>
+        </w:tc>
+        <w:tc>
+          <w:tcPr>
+            <w:tcW w:w="993" w:type="dxa"/>
+          </w:tcPr>
+          <w:p>
+            <w:pPr>
+              <w:pStyle w:val="NormalWeb"/>
+              <w:spacing w:before="0" w:beforeAutospacing="0" w:after="0" w:afterAutospacing="0"/>
+              <w:rPr>
+                <w:rFonts w:ascii="Calibri" w:hAnsi="Calibri" w:cs="Calibri"/>
+                <w:sz w:val="22"/>
+                <w:szCs w:val="22"/>
+                <w:lang w:val="en-US"/>
+              </w:rPr>
+            </w:pPr>
+            <w:r>
+              <w:rPr>
+                <w:rFonts w:ascii="Calibri" w:hAnsi="Calibri" w:cs="Calibri"/>
+                <w:sz w:val="22"/>
+                <w:szCs w:val="22"/>
+                <w:lang w:val="en-US"/>
+              </w:rPr>
+              <w:t>{1,2,3,4}</w:t>
+            </w:r>
+          </w:p>
+        </w:tc>
+        <w:tc>
+          <w:tcPr>
+            <w:tcW w:w="708" w:type="dxa"/>
+            <w:tcBorders>
+              <w:right w:val="double" w:sz="4" w:space="0" w:color="auto"/>
+            </w:tcBorders>
+          </w:tcPr>
+          <w:p>
+            <w:pPr>
+              <w:pStyle w:val="NormalWeb"/>
+              <w:spacing w:before="0" w:beforeAutospacing="0" w:after="0" w:afterAutospacing="0"/>
+              <w:rPr>
+                <w:rFonts w:ascii="Calibri" w:hAnsi="Calibri" w:cs="Calibri"/>
+                <w:sz w:val="22"/>
+                <w:szCs w:val="22"/>
+                <w:lang w:val="en-US"/>
+              </w:rPr>
+            </w:pPr>
+            <w:r>
+              <w:rPr>
+                <w:rFonts w:ascii="Calibri" w:hAnsi="Calibri" w:cs="Calibri"/>
+                <w:sz w:val="22"/>
+                <w:szCs w:val="22"/>
+                <w:lang w:val="en-US"/>
+              </w:rPr>
+              <w:t>{1,2}</w:t>
+            </w:r>
+          </w:p>
+        </w:tc>
+        <w:tc>
+          <w:tcPr>
+            <w:tcW w:w="851" w:type="dxa"/>
+            <w:tcBorders>
+              <w:left w:val="double" w:sz="4" w:space="0" w:color="auto"/>
+            </w:tcBorders>
+          </w:tcPr>
+          <w:p>
+            <w:pPr>
+              <w:pStyle w:val="NormalWeb"/>
+              <w:spacing w:before="0" w:beforeAutospacing="0" w:after="0" w:afterAutospacing="0"/>
+              <w:rPr>
+                <w:rFonts w:ascii="Calibri" w:hAnsi="Calibri" w:cs="Calibri"/>
+                <w:sz w:val="22"/>
+                <w:szCs w:val="22"/>
+                <w:lang w:val="en-US"/>
+              </w:rPr>
+            </w:pPr>
+            <w:r>
+              <w:rPr>
+                <w:rFonts w:ascii="Calibri" w:hAnsi="Calibri" w:cs="Calibri"/>
+                <w:sz w:val="22"/>
+                <w:szCs w:val="22"/>
+                <w:lang w:val="en-US"/>
+              </w:rPr>
+              <w:t>{2,3,4}</w:t>
+            </w:r>
+          </w:p>
+        </w:tc>
+        <w:tc>
+          <w:tcPr>
+            <w:tcW w:w="709" w:type="dxa"/>
+          </w:tcPr>
+          <w:p>
+            <w:pPr>
+              <w:pStyle w:val="NormalWeb"/>
+              <w:spacing w:before="0" w:beforeAutospacing="0" w:after="0" w:afterAutospacing="0"/>
+              <w:rPr>
+                <w:rFonts w:ascii="Calibri" w:hAnsi="Calibri" w:cs="Calibri"/>
+                <w:sz w:val="22"/>
+                <w:szCs w:val="22"/>
+                <w:lang w:val="en-US"/>
+              </w:rPr>
+            </w:pPr>
+            <w:r>
+              <w:rPr>
+                <w:rFonts w:ascii="Calibri" w:hAnsi="Calibri" w:cs="Calibri"/>
+                <w:sz w:val="22"/>
+                <w:szCs w:val="22"/>
+                <w:lang w:val="en-US"/>
+              </w:rPr>
+              <w:t>{2,3}</w:t>
+            </w:r>
+          </w:p>
+        </w:tc>
+        <w:tc>
+          <w:tcPr>
+            <w:tcW w:w="708" w:type="dxa"/>
+          </w:tcPr>
+          <w:p>
+            <w:pPr>
+              <w:pStyle w:val="NormalWeb"/>
+              <w:spacing w:before="0" w:beforeAutospacing="0" w:after="0" w:afterAutospacing="0"/>
+              <w:rPr>
+                <w:rFonts w:ascii="Calibri" w:hAnsi="Calibri" w:cs="Calibri"/>
+                <w:sz w:val="22"/>
+                <w:szCs w:val="22"/>
+                <w:lang w:val="en-US"/>
+              </w:rPr>
+            </w:pPr>
+            <w:r>
+              <w:rPr>
+                <w:rFonts w:ascii="Calibri" w:hAnsi="Calibri" w:cs="Calibri"/>
+                <w:sz w:val="22"/>
+                <w:szCs w:val="22"/>
+                <w:lang w:val="en-US"/>
+              </w:rPr>
+              <w:t>{3,4}</w:t>
+            </w:r>
+          </w:p>
+        </w:tc>
+        <w:tc>
+          <w:tcPr>
+            <w:tcW w:w="2126" w:type="dxa"/>
+          </w:tcPr>
+          <w:p>
+            <w:pPr>
+              <w:pStyle w:val="NormalWeb"/>
+              <w:spacing w:before="0" w:beforeAutospacing="0" w:after="0" w:afterAutospacing="0"/>
+              <w:rPr>
+                <w:rFonts w:ascii="Calibri" w:hAnsi="Calibri" w:cs="Calibri"/>
+                <w:sz w:val="22"/>
+                <w:szCs w:val="22"/>
+                <w:lang w:val="en-US"/>
+              </w:rPr>
+            </w:pPr>
+            <w:r>
+              <w:rPr>
+                <w:rFonts w:ascii="Calibri" w:hAnsi="Calibri" w:cs="Calibri"/>
+                <w:sz w:val="22"/>
+                <w:szCs w:val="22"/>
+                <w:lang w:val="en-US"/>
+              </w:rPr>
+              <w:t>{</w:t>
+            </w:r>
+            <w:r>
+              <w:rPr>
+                <w:rFonts w:ascii="Calibri" w:hAnsi="Calibri" w:cs="Calibri"/>
+                <w:sz w:val="22"/>
+                <w:szCs w:val="22"/>
+                <w:lang w:val="en-US"/>
+              </w:rPr>
+              <w:t>3</w:t>
+            </w:r>
+            <w:r>
+              <w:rPr>
+                <w:rFonts w:ascii="Calibri" w:hAnsi="Calibri" w:cs="Calibri"/>
+                <w:sz w:val="22"/>
+                <w:szCs w:val="22"/>
+                <w:lang w:val="en-US"/>
+              </w:rPr>
+              <w:t>}</w:t>
+            </w:r>
+          </w:p>
+        </w:tc>
+      </w:tr>
+      <w:tr>
+        <w:tc>
+          <w:tcPr>
+            <w:tcW w:w="2405" w:type="dxa"/>
+          </w:tcPr>
+          <w:p>
+            <w:pPr>
+              <w:pStyle w:val="NormalWeb"/>
+              <w:spacing w:before="0" w:beforeAutospacing="0" w:after="0" w:afterAutospacing="0"/>
+              <w:rPr>
+                <w:rFonts w:ascii="Calibri" w:hAnsi="Calibri" w:cs="Calibri"/>
+                <w:sz w:val="22"/>
+                <w:szCs w:val="22"/>
+                <w:lang w:val="en-US"/>
+              </w:rPr>
+            </w:pPr>
+            <w:r>
+              <w:rPr>
+                <w:rFonts w:ascii="Calibri" w:hAnsi="Calibri" w:cs="Calibri"/>
+                <w:sz w:val="22"/>
+                <w:szCs w:val="22"/>
+                <w:lang w:val="en-US"/>
+              </w:rPr>
+              <w:t>[(Education, primary)]</w:t>
+            </w:r>
+          </w:p>
+        </w:tc>
+        <w:tc>
+          <w:tcPr>
+            <w:tcW w:w="992" w:type="dxa"/>
+          </w:tcPr>
+          <w:p>
+            <w:pPr>
+              <w:pStyle w:val="NormalWeb"/>
+              <w:spacing w:before="0" w:beforeAutospacing="0" w:after="0" w:afterAutospacing="0"/>
+              <w:rPr>
+                <w:rFonts w:ascii="Calibri" w:hAnsi="Calibri" w:cs="Calibri"/>
+                <w:sz w:val="22"/>
+                <w:szCs w:val="22"/>
+                <w:lang w:val="en-US"/>
+              </w:rPr>
+            </w:pPr>
+            <w:r>
+              <w:rPr>
+                <w:rFonts w:ascii="Calibri" w:hAnsi="Calibri" w:cs="Calibri"/>
+                <w:sz w:val="22"/>
+                <w:szCs w:val="22"/>
+                <w:lang w:val="en-US"/>
+              </w:rPr>
+              <w:t>{1,3,7,8}</w:t>
+            </w:r>
+          </w:p>
+        </w:tc>
+        <w:tc>
+          <w:tcPr>
+            <w:tcW w:w="993" w:type="dxa"/>
+          </w:tcPr>
+          <w:p>
+            <w:pPr>
+              <w:pStyle w:val="NormalWeb"/>
+              <w:spacing w:before="0" w:beforeAutospacing="0" w:after="0" w:afterAutospacing="0"/>
+              <w:rPr>
+                <w:rFonts w:ascii="Calibri" w:hAnsi="Calibri" w:cs="Calibri"/>
+                <w:sz w:val="22"/>
+                <w:szCs w:val="22"/>
+                <w:lang w:val="en-US"/>
+              </w:rPr>
+            </w:pPr>
+            <w:r>
+              <w:rPr>
+                <w:rFonts w:ascii="Calibri" w:hAnsi="Calibri" w:cs="Calibri"/>
+                <w:sz w:val="22"/>
+                <w:szCs w:val="22"/>
+                <w:lang w:val="en-US"/>
+              </w:rPr>
+              <w:t>{1,3}</w:t>
+            </w:r>
+            <w:r>
+              <w:rPr>
+                <w:rFonts w:ascii="Calibri" w:hAnsi="Calibri" w:cs="Calibri"/>
+                <w:sz w:val="22"/>
+                <w:szCs w:val="22"/>
+                <w:vertAlign w:val="subscript"/>
+                <w:lang w:val="en-US"/>
+              </w:rPr>
+              <w:t>4</w:t>
+            </w:r>
+          </w:p>
+        </w:tc>
+        <w:tc>
+          <w:tcPr>
+            <w:tcW w:w="708" w:type="dxa"/>
+            <w:tcBorders>
+              <w:right w:val="double" w:sz="4" w:space="0" w:color="auto"/>
+            </w:tcBorders>
+          </w:tcPr>
+          <w:p>
+            <w:pPr>
+              <w:pStyle w:val="NormalWeb"/>
+              <w:spacing w:before="0" w:beforeAutospacing="0" w:after="0" w:afterAutospacing="0"/>
+              <w:rPr>
+                <w:rFonts w:ascii="Calibri" w:hAnsi="Calibri" w:cs="Calibri"/>
+                <w:sz w:val="22"/>
+                <w:szCs w:val="22"/>
+                <w:lang w:val="en-US"/>
+              </w:rPr>
+            </w:pPr>
+            <w:r>
+              <w:rPr>
+                <w:rFonts w:ascii="Calibri" w:hAnsi="Calibri" w:cs="Calibri"/>
+                <w:noProof/>
+                <w:sz w:val="22"/>
+                <w:szCs w:val="22"/>
+                <w:lang w:val="en-US"/>
+              </w:rPr>
+              <mc:AlternateContent>
+                <mc:Choice Requires="wps">
+                  <w:drawing>
+                    <wp:anchor distT="0" distB="0" distL="114300" distR="114300" simplePos="0" relativeHeight="251682816" behindDoc="0" locked="0" layoutInCell="1" allowOverlap="1" wp14:anchorId="3CFD6014" wp14:editId="5F5BB030">
+                      <wp:simplePos x="0" y="0"/>
+                      <wp:positionH relativeFrom="column">
+                        <wp:posOffset>-59055</wp:posOffset>
+                      </wp:positionH>
+                      <wp:positionV relativeFrom="paragraph">
+                        <wp:posOffset>-2540</wp:posOffset>
+                      </wp:positionV>
+                      <wp:extent cx="323850" cy="203200"/>
+                      <wp:effectExtent l="0" t="0" r="19050" b="12700"/>
+                      <wp:wrapNone/>
+                      <wp:docPr id="2" name="Oval 2"/>
+                      <wp:cNvGraphicFramePr/>
+                      <a:graphic xmlns:a="http://schemas.openxmlformats.org/drawingml/2006/main">
+                        <a:graphicData uri="http://schemas.microsoft.com/office/word/2010/wordprocessingShape">
+                          <wps:wsp>
+                            <wps:cNvSpPr/>
+                            <wps:spPr>
+                              <a:xfrm>
+                                <a:off x="0" y="0"/>
+                                <a:ext cx="323850" cy="203200"/>
+                              </a:xfrm>
+                              <a:prstGeom prst="ellipse">
+                                <a:avLst/>
+                              </a:prstGeom>
+                              <a:noFill/>
+                              <a:ln>
+                                <a:solidFill>
+                                  <a:srgbClr val="FF0000"/>
+                                </a:solidFill>
+                              </a:ln>
+                            </wps:spPr>
+                            <wps:style>
+                              <a:lnRef idx="2">
+                                <a:schemeClr val="accent1">
+                                  <a:shade val="50000"/>
+                                </a:schemeClr>
+                              </a:lnRef>
+                              <a:fillRef idx="1">
+                                <a:schemeClr val="accent1"/>
+                              </a:fillRef>
+                              <a:effectRef idx="0">
+                                <a:schemeClr val="accent1"/>
+                              </a:effectRef>
+                              <a:fontRef idx="minor">
+                                <a:schemeClr val="lt1"/>
+                              </a:fontRef>
+                            </wps:style>
+                            <wps:bodyPr rot="0" spcFirstLastPara="0" vertOverflow="overflow" horzOverflow="overflow" vert="horz" wrap="square" lIns="91440" tIns="45720" rIns="91440" bIns="45720" numCol="1" spcCol="0" rtlCol="0" fromWordArt="0" anchor="ctr" anchorCtr="0" forceAA="0" compatLnSpc="1">
+                              <a:prstTxWarp prst="textNoShape">
+                                <a:avLst/>
+                              </a:prstTxWarp>
+                              <a:noAutofit/>
+                            </wps:bodyPr>
+                          </wps:wsp>
+                        </a:graphicData>
+                      </a:graphic>
+                      <wp14:sizeRelH relativeFrom="margin">
+                        <wp14:pctWidth>0</wp14:pctWidth>
+                      </wp14:sizeRelH>
+                    </wp:anchor>
+                  </w:drawing>
+                </mc:Choice>
+                <mc:Fallback>
+                  <w:pict>
+                    <v:oval w14:anchorId="374C407C" id="Oval 2" o:spid="_x0000_s1026" style="position:absolute;margin-left:-4.65pt;margin-top:-.2pt;width:25.5pt;height:16pt;z-index:251682816;visibility:visible;mso-wrap-style:square;mso-width-percent:0;mso-wrap-distance-left:9pt;mso-wrap-distance-top:0;mso-wrap-distance-right:9pt;mso-wrap-distance-bottom:0;mso-position-horizontal:absolute;mso-position-horizontal-relative:text;mso-position-vertical:absolute;mso-position-vertical-relative:text;mso-width-percent:0;mso-width-relative:margin;v-text-anchor:middle" o:gfxdata="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" filled="f" strokecolor="red" strokeweight="1pt">
+                      <v:stroke joinstyle="miter"/>
+                    </v:oval>
+                  </w:pict>
+                </mc:Fallback>
+              </mc:AlternateContent>
+            </w:r>
+            <w:r>
+              <w:rPr>
+                <w:rFonts w:ascii="Calibri" w:hAnsi="Calibri" w:cs="Calibri"/>
+                <w:sz w:val="22"/>
+                <w:szCs w:val="22"/>
+                <w:lang w:val="en-US"/>
+              </w:rPr>
+              <w:t>{1}</w:t>
+            </w:r>
+            <w:r>
+              <w:rPr>
+                <w:rFonts w:ascii="Calibri" w:hAnsi="Calibri" w:cs="Calibri"/>
+                <w:sz w:val="22"/>
+                <w:szCs w:val="22"/>
+                <w:vertAlign w:val="subscript"/>
+                <w:lang w:val="en-US"/>
+              </w:rPr>
+              <w:t>4</w:t>
+            </w:r>
+          </w:p>
+        </w:tc>
+        <w:tc>
+          <w:tcPr>
+            <w:tcW w:w="851" w:type="dxa"/>
+            <w:tcBorders>
+              <w:left w:val="double" w:sz="4" w:space="0" w:color="auto"/>
+            </w:tcBorders>
+          </w:tcPr>
+          <w:p>
+            <w:pPr>
+              <w:pStyle w:val="NormalWeb"/>
+              <w:spacing w:before="0" w:beforeAutospacing="0" w:after="0" w:afterAutospacing="0"/>
+              <w:rPr>
+                <w:rFonts w:ascii="Calibri" w:hAnsi="Calibri" w:cs="Calibri"/>
+                <w:noProof/>
+                <w:sz w:val="22"/>
+                <w:szCs w:val="22"/>
+                <w:lang w:val="en-US"/>
+              </w:rPr>
+            </w:pPr>
+            <w:r>
+              <w:rPr>
+                <w:rFonts w:ascii="Calibri" w:hAnsi="Calibri" w:cs="Calibri"/>
+                <w:noProof/>
+                <w:sz w:val="22"/>
+                <w:szCs w:val="22"/>
+                <w:lang w:val="en-US"/>
+              </w:rPr>
+              <w:t>{3}</w:t>
+            </w:r>
+          </w:p>
+        </w:tc>
+        <w:tc>
+          <w:tcPr>
+            <w:tcW w:w="709" w:type="dxa"/>
+          </w:tcPr>
+          <w:p>
+            <w:pPr>
+              <w:pStyle w:val="NormalWeb"/>
+              <w:spacing w:before="0" w:beforeAutospacing="0" w:after="0" w:afterAutospacing="0"/>
+              <w:rPr>
+                <w:rFonts w:ascii="Calibri" w:hAnsi="Calibri" w:cs="Calibri"/>
+                <w:noProof/>
+                <w:sz w:val="22"/>
+                <w:szCs w:val="22"/>
+                <w:lang w:val="en-US"/>
+              </w:rPr>
+            </w:pPr>
+            <w:r>
+              <w:rPr>
+                <w:rFonts w:ascii="Calibri" w:hAnsi="Calibri" w:cs="Calibri"/>
+                <w:noProof/>
+                <w:sz w:val="22"/>
+                <w:szCs w:val="22"/>
+                <w:lang w:val="en-US"/>
+              </w:rPr>
+              <mc:AlternateContent>
+                <mc:Choice Requires="wps">
+                  <w:drawing>
+                    <wp:anchor distT="0" distB="0" distL="114300" distR="114300" simplePos="0" relativeHeight="251685888" behindDoc="0" locked="0" layoutInCell="1" allowOverlap="1" wp14:anchorId="5B8318DF" wp14:editId="4F5E1161">
+                      <wp:simplePos x="0" y="0"/>
+                      <wp:positionH relativeFrom="column">
+                        <wp:posOffset>367030</wp:posOffset>
+                      </wp:positionH>
+                      <wp:positionV relativeFrom="paragraph">
+                        <wp:posOffset>170180</wp:posOffset>
+                      </wp:positionV>
+                      <wp:extent cx="323850" cy="203200"/>
+                      <wp:effectExtent l="0" t="0" r="19050" b="12700"/>
+                      <wp:wrapNone/>
+                      <wp:docPr id="4" name="Oval 4"/>
+                      <wp:cNvGraphicFramePr/>
+                      <a:graphic xmlns:a="http://schemas.openxmlformats.org/drawingml/2006/main">
+                        <a:graphicData uri="http://schemas.microsoft.com/office/word/2010/wordprocessingShape">
+                          <wps:wsp>
+                            <wps:cNvSpPr/>
+                            <wps:spPr>
+                              <a:xfrm>
+                                <a:off x="0" y="0"/>
+                                <a:ext cx="323850" cy="203200"/>
+                              </a:xfrm>
+                              <a:prstGeom prst="ellipse">
+                                <a:avLst/>
+                              </a:prstGeom>
+                              <a:noFill/>
+                              <a:ln>
+                                <a:solidFill>
+                                  <a:srgbClr val="FF0000"/>
+                                </a:solidFill>
+                              </a:ln>
+                            </wps:spPr>
+                            <wps:style>
+                              <a:lnRef idx="2">
+                                <a:schemeClr val="accent1">
+                                  <a:shade val="50000"/>
+                                </a:schemeClr>
+                              </a:lnRef>
+                              <a:fillRef idx="1">
+                                <a:schemeClr val="accent1"/>
+                              </a:fillRef>
+                              <a:effectRef idx="0">
+                                <a:schemeClr val="accent1"/>
+                              </a:effectRef>
+                              <a:fontRef idx="minor">
+                                <a:schemeClr val="lt1"/>
+                              </a:fontRef>
+                            </wps:style>
+                            <wps:bodyPr rot="0" spcFirstLastPara="0" vertOverflow="overflow" horzOverflow="overflow" vert="horz" wrap="square" lIns="91440" tIns="45720" rIns="91440" bIns="45720" numCol="1" spcCol="0" rtlCol="0" fromWordArt="0" anchor="ctr" anchorCtr="0" forceAA="0" compatLnSpc="1">
+                              <a:prstTxWarp prst="textNoShape">
+                                <a:avLst/>
+                              </a:prstTxWarp>
+                              <a:noAutofit/>
+                            </wps:bodyPr>
+                          </wps:wsp>
+                        </a:graphicData>
+                      </a:graphic>
+                      <wp14:sizeRelH relativeFrom="margin">
+                        <wp14:pctWidth>0</wp14:pctWidth>
+                      </wp14:sizeRelH>
+                      <wp14:sizeRelV relativeFrom="margin">
+                        <wp14:pctHeight>0</wp14:pctHeight>
+                      </wp14:sizeRelV>
+                    </wp:anchor>
+                  </w:drawing>
+                </mc:Choice>
+                <mc:Fallback>
+                  <w:pict>
+                    <v:oval w14:anchorId="1A282316" id="Oval 4" o:spid="_x0000_s1026" style="position:absolute;margin-left:28.9pt;margin-top:13.4pt;width:25.5pt;height:16pt;z-index:251685888;visibility:visible;mso-wrap-style:square;mso-width-percent:0;mso-height-percent:0;mso-wrap-distance-left:9pt;mso-wrap-distance-top:0;mso-wrap-distance-right:9pt;mso-wrap-distance-bottom:0;mso-position-horizontal:absolute;mso-position-horizontal-relative:text;mso-position-vertical:absolute;mso-position-vertical-relative:text;mso-width-percent:0;mso-height-percent:0;mso-width-relative:margin;mso-height-relative:margin;v-text-anchor:middle" o:gfxdata="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" filled="f" strokecolor="red" strokeweight="1pt">
+                      <v:stroke joinstyle="miter"/>
+                    </v:oval>
+                  </w:pict>
+                </mc:Fallback>
+              </mc:AlternateContent>
+            </w:r>
+            <w:r>
+              <w:rPr>
+                <w:rFonts w:ascii="Calibri" w:hAnsi="Calibri" w:cs="Calibri"/>
+                <w:noProof/>
+                <w:sz w:val="22"/>
+                <w:szCs w:val="22"/>
+                <w:lang w:val="en-US"/>
+              </w:rPr>
+              <w:t>{3}</w:t>
+            </w:r>
+            <w:r>
+              <w:rPr>
+                <w:rFonts w:ascii="Calibri" w:hAnsi="Calibri" w:cs="Calibri"/>
+                <w:noProof/>
+                <w:sz w:val="22"/>
+                <w:szCs w:val="22"/>
+                <w:vertAlign w:val="subscript"/>
+                <w:lang w:val="en-US"/>
+              </w:rPr>
+              <w:t>4</w:t>
+            </w:r>
+          </w:p>
+        </w:tc>
+        <w:tc>
+          <w:tcPr>
+            <w:tcW w:w="708" w:type="dxa"/>
+          </w:tcPr>
+          <w:p>
+            <w:pPr>
+              <w:pStyle w:val="NormalWeb"/>
+              <w:spacing w:before="0" w:beforeAutospacing="0" w:after="0" w:afterAutospacing="0"/>
+              <w:rPr>
+                <w:rFonts w:ascii="Calibri" w:hAnsi="Calibri" w:cs="Calibri"/>
+                <w:noProof/>
+                <w:sz w:val="22"/>
+                <w:szCs w:val="22"/>
+                <w:lang w:val="en-US"/>
+              </w:rPr>
+            </w:pPr>
+            <w:r>
+              <w:rPr>
+                <w:rFonts w:ascii="Calibri" w:hAnsi="Calibri" w:cs="Calibri"/>
+                <w:noProof/>
+                <w:sz w:val="22"/>
+                <w:szCs w:val="22"/>
+                <w:lang w:val="en-US"/>
+              </w:rPr>
+              <w:t>{3}</w:t>
+            </w:r>
+            <w:r>
+              <w:rPr>
+                <w:rFonts w:ascii="Calibri" w:hAnsi="Calibri" w:cs="Calibri"/>
+                <w:noProof/>
+                <w:sz w:val="22"/>
+                <w:szCs w:val="22"/>
+                <w:vertAlign w:val="subscript"/>
+                <w:lang w:val="en-US"/>
+              </w:rPr>
+              <w:t>4</w:t>
+            </w:r>
+          </w:p>
+        </w:tc>
+        <w:tc>
+          <w:tcPr>
+            <w:tcW w:w="2126" w:type="dxa"/>
+          </w:tcPr>
+          <w:p>
+            <w:pPr>
+              <w:pStyle w:val="NormalWeb"/>
+              <w:spacing w:before="0" w:beforeAutospacing="0" w:after="0" w:afterAutospacing="0"/>
+              <w:rPr>
+                <w:rFonts w:ascii="Calibri" w:hAnsi="Calibri" w:cs="Calibri"/>
+                <w:noProof/>
+                <w:sz w:val="22"/>
+                <w:szCs w:val="22"/>
+                <w:lang w:val="en-US"/>
+              </w:rPr>
+            </w:pPr>
+            <w:r>
+              <w:rPr>
+                <w:rFonts w:ascii="Calibri" w:hAnsi="Calibri" w:cs="Calibri"/>
+                <w:noProof/>
+                <w:sz w:val="22"/>
+                <w:szCs w:val="22"/>
+                <w:lang w:val="en-US"/>
+              </w:rPr>
+              <w:t>{3}</w:t>
+            </w:r>
+            <w:r>
+              <w:rPr>
+                <w:rFonts w:ascii="Calibri" w:hAnsi="Calibri" w:cs="Calibri"/>
+                <w:noProof/>
+                <w:sz w:val="22"/>
+                <w:szCs w:val="22"/>
+                <w:vertAlign w:val="subscript"/>
+                <w:lang w:val="en-US"/>
+              </w:rPr>
+              <w:t>4</w:t>
+            </w:r>
+          </w:p>
+        </w:tc>
+      </w:tr>
+      <w:tr>
+        <w:tc>
+          <w:tcPr>
+            <w:tcW w:w="2405" w:type="dxa"/>
+          </w:tcPr>
+          <w:p>
+            <w:pPr>
+              <w:pStyle w:val="NormalWeb"/>
+              <w:spacing w:before="0" w:beforeAutospacing="0" w:after="0" w:afterAutospacing="0"/>
+              <w:rPr>
+                <w:rFonts w:ascii="Calibri" w:hAnsi="Calibri" w:cs="Calibri"/>
+                <w:sz w:val="22"/>
+                <w:szCs w:val="22"/>
+                <w:lang w:val="en-US"/>
+              </w:rPr>
+            </w:pPr>
+            <w:r>
+              <w:rPr>
+                <w:rFonts w:ascii="Calibri" w:hAnsi="Calibri" w:cs="Calibri"/>
+                <w:sz w:val="22"/>
+                <w:szCs w:val="22"/>
+                <w:lang w:val="en-US"/>
+              </w:rPr>
+              <w:t>[(Education, secondary)]</w:t>
+            </w:r>
+          </w:p>
+        </w:tc>
+        <w:tc>
+          <w:tcPr>
+            <w:tcW w:w="992" w:type="dxa"/>
+          </w:tcPr>
+          <w:p>
+            <w:pPr>
+              <w:pStyle w:val="NormalWeb"/>
+              <w:spacing w:before="0" w:beforeAutospacing="0" w:after="0" w:afterAutospacing="0"/>
+              <w:rPr>
+                <w:rFonts w:ascii="Calibri" w:hAnsi="Calibri" w:cs="Calibri"/>
+                <w:sz w:val="22"/>
+                <w:szCs w:val="22"/>
+                <w:lang w:val="en-US"/>
+              </w:rPr>
+            </w:pPr>
+            <w:r>
+              <w:rPr>
+                <w:rFonts w:ascii="Calibri" w:hAnsi="Calibri" w:cs="Calibri"/>
+                <w:sz w:val="22"/>
+                <w:szCs w:val="22"/>
+                <w:lang w:val="en-US"/>
+              </w:rPr>
+              <w:t>{4,5,7}</w:t>
+            </w:r>
+          </w:p>
+        </w:tc>
+        <w:tc>
+          <w:tcPr>
+            <w:tcW w:w="993" w:type="dxa"/>
+          </w:tcPr>
+          <w:p>
+            <w:pPr>
+              <w:pStyle w:val="NormalWeb"/>
+              <w:spacing w:before="0" w:beforeAutospacing="0" w:after="0" w:afterAutospacing="0"/>
+              <w:rPr>
+                <w:rFonts w:ascii="Calibri" w:hAnsi="Calibri" w:cs="Calibri"/>
+                <w:sz w:val="22"/>
+                <w:szCs w:val="22"/>
+                <w:lang w:val="en-US"/>
+              </w:rPr>
+            </w:pPr>
+            <w:r>
+              <w:rPr>
+                <w:rFonts w:ascii="Calibri" w:hAnsi="Calibri" w:cs="Calibri"/>
+                <w:sz w:val="22"/>
+                <w:szCs w:val="22"/>
+                <w:lang w:val="en-US"/>
+              </w:rPr>
+              <w:t>{4}</w:t>
+            </w:r>
+          </w:p>
+        </w:tc>
+        <w:tc>
+          <w:tcPr>
+            <w:tcW w:w="708" w:type="dxa"/>
+            <w:tcBorders>
+              <w:right w:val="double" w:sz="4" w:space="0" w:color="auto"/>
+            </w:tcBorders>
+          </w:tcPr>
+          <w:p>
+            <w:pPr>
+              <w:pStyle w:val="NormalWeb"/>
+              <w:spacing w:before="0" w:beforeAutospacing="0" w:after="0" w:afterAutospacing="0"/>
+              <w:rPr>
+                <w:rFonts w:ascii="Calibri" w:hAnsi="Calibri" w:cs="Calibri"/>
+                <w:sz w:val="22"/>
+                <w:szCs w:val="22"/>
+                <w:lang w:val="en-US"/>
+              </w:rPr>
+            </w:pPr>
+            <w:r>
+              <w:rPr>
+                <w:rFonts w:ascii="Calibri" w:hAnsi="Calibri" w:cs="Calibri"/>
+                <w:sz w:val="22"/>
+                <w:szCs w:val="22"/>
+                <w:lang w:val="en-US"/>
+              </w:rPr>
+              <w:t>-</w:t>
+            </w:r>
+          </w:p>
+        </w:tc>
+        <w:tc>
+          <w:tcPr>
+            <w:tcW w:w="851" w:type="dxa"/>
+            <w:tcBorders>
+              <w:left w:val="double" w:sz="4" w:space="0" w:color="auto"/>
+            </w:tcBorders>
+          </w:tcPr>
+          <w:p>
+            <w:pPr>
+              <w:pStyle w:val="NormalWeb"/>
+              <w:spacing w:before="0" w:beforeAutospacing="0" w:after="0" w:afterAutospacing="0"/>
+              <w:rPr>
+                <w:rFonts w:ascii="Calibri" w:hAnsi="Calibri" w:cs="Calibri"/>
+                <w:sz w:val="22"/>
+                <w:szCs w:val="22"/>
+                <w:lang w:val="en-US"/>
+              </w:rPr>
+            </w:pPr>
+            <w:r>
+              <w:rPr>
+                <w:rFonts w:ascii="Calibri" w:hAnsi="Calibri" w:cs="Calibri"/>
+                <w:sz w:val="22"/>
+                <w:szCs w:val="22"/>
+                <w:lang w:val="en-US"/>
+              </w:rPr>
+              <w:t>{4}</w:t>
+            </w:r>
+          </w:p>
+        </w:tc>
+        <w:tc>
+          <w:tcPr>
+            <w:tcW w:w="709" w:type="dxa"/>
+          </w:tcPr>
+          <w:p>
+            <w:pPr>
+              <w:pStyle w:val="NormalWeb"/>
+              <w:spacing w:before="0" w:beforeAutospacing="0" w:after="0" w:afterAutospacing="0"/>
+              <w:rPr>
+                <w:rFonts w:ascii="Calibri" w:hAnsi="Calibri" w:cs="Calibri"/>
+                <w:sz w:val="22"/>
+                <w:szCs w:val="22"/>
+                <w:lang w:val="en-US"/>
+              </w:rPr>
+            </w:pPr>
+            <w:r>
+              <w:rPr>
+                <w:rFonts w:ascii="Calibri" w:hAnsi="Calibri" w:cs="Calibri"/>
+                <w:sz w:val="22"/>
+                <w:szCs w:val="22"/>
+                <w:lang w:val="en-US"/>
+              </w:rPr>
+              <w:t>-</w:t>
+            </w:r>
+          </w:p>
+        </w:tc>
+        <w:tc>
+          <w:tcPr>
+            <w:tcW w:w="708" w:type="dxa"/>
+          </w:tcPr>
+          <w:p>
+            <w:pPr>
+              <w:pStyle w:val="NormalWeb"/>
+              <w:spacing w:before="0" w:beforeAutospacing="0" w:after="0" w:afterAutospacing="0"/>
+              <w:rPr>
+                <w:rFonts w:ascii="Calibri" w:hAnsi="Calibri" w:cs="Calibri"/>
+                <w:sz w:val="22"/>
+                <w:szCs w:val="22"/>
+                <w:lang w:val="en-US"/>
+              </w:rPr>
+            </w:pPr>
+            <w:r>
+              <w:rPr>
+                <w:rFonts w:ascii="Calibri" w:hAnsi="Calibri" w:cs="Calibri"/>
+                <w:sz w:val="22"/>
+                <w:szCs w:val="22"/>
+                <w:lang w:val="en-US"/>
+              </w:rPr>
+              <w:t>{4}</w:t>
+            </w:r>
+            <w:r>
+              <w:rPr>
+                <w:rFonts w:ascii="Calibri" w:hAnsi="Calibri" w:cs="Calibri"/>
+                <w:noProof/>
+                <w:sz w:val="22"/>
+                <w:szCs w:val="22"/>
+                <w:vertAlign w:val="subscript"/>
+                <w:lang w:val="en-US"/>
+              </w:rPr>
+              <w:t>3</w:t>
+            </w:r>
+          </w:p>
+        </w:tc>
+        <w:tc>
+          <w:tcPr>
+            <w:tcW w:w="2126" w:type="dxa"/>
+          </w:tcPr>
+          <w:p>
+            <w:pPr>
+              <w:pStyle w:val="NormalWeb"/>
+              <w:spacing w:before="0" w:beforeAutospacing="0" w:after="0" w:afterAutospacing="0"/>
+              <w:rPr>
+                <w:rFonts w:ascii="Calibri" w:hAnsi="Calibri" w:cs="Calibri"/>
+                <w:sz w:val="22"/>
+                <w:szCs w:val="22"/>
+                <w:lang w:val="en-US"/>
+              </w:rPr>
+            </w:pPr>
+            <w:r>
+              <w:rPr>
+                <w:rFonts w:ascii="Calibri" w:hAnsi="Calibri" w:cs="Calibri"/>
+                <w:sz w:val="22"/>
+                <w:szCs w:val="22"/>
+                <w:lang w:val="en-US"/>
+              </w:rPr>
+              <w:t>-</w:t>
+            </w:r>
+          </w:p>
+        </w:tc>
+      </w:tr>
+      <w:tr>
+        <w:tc>
+          <w:tcPr>
+            <w:tcW w:w="2405" w:type="dxa"/>
+          </w:tcPr>
+          <w:p>
+            <w:pPr>
+              <w:pStyle w:val="NormalWeb"/>
+              <w:spacing w:before="0" w:beforeAutospacing="0" w:after="0" w:afterAutospacing="0"/>
+              <w:rPr>
+                <w:rFonts w:ascii="Calibri" w:hAnsi="Calibri" w:cs="Calibri"/>
+                <w:sz w:val="22"/>
+                <w:szCs w:val="22"/>
+                <w:lang w:val="en-US"/>
+              </w:rPr>
+            </w:pPr>
+            <w:r>
+              <w:rPr>
+                <w:rFonts w:ascii="Calibri" w:hAnsi="Calibri" w:cs="Calibri"/>
+                <w:sz w:val="22"/>
+                <w:szCs w:val="22"/>
+                <w:lang w:val="en-US"/>
+              </w:rPr>
+              <w:t>[(Education, higher)]</w:t>
+            </w:r>
+          </w:p>
+        </w:tc>
+        <w:tc>
+          <w:tcPr>
+            <w:tcW w:w="992" w:type="dxa"/>
+          </w:tcPr>
+          <w:p>
+            <w:pPr>
+              <w:pStyle w:val="NormalWeb"/>
+              <w:spacing w:before="0" w:beforeAutospacing="0" w:after="0" w:afterAutospacing="0"/>
+              <w:rPr>
+                <w:rFonts w:ascii="Calibri" w:hAnsi="Calibri" w:cs="Calibri"/>
+                <w:sz w:val="22"/>
+                <w:szCs w:val="22"/>
+                <w:lang w:val="en-US"/>
+              </w:rPr>
+            </w:pPr>
+            <w:r>
+              <w:rPr>
+                <w:rFonts w:ascii="Calibri" w:hAnsi="Calibri" w:cs="Calibri"/>
+                <w:sz w:val="22"/>
+                <w:szCs w:val="22"/>
+                <w:lang w:val="en-US"/>
+              </w:rPr>
+              <w:t>{6,7,8}</w:t>
+            </w:r>
+          </w:p>
+        </w:tc>
+        <w:tc>
+          <w:tcPr>
+            <w:tcW w:w="993" w:type="dxa"/>
+          </w:tcPr>
+          <w:p>
+            <w:pPr>
+              <w:pStyle w:val="NormalWeb"/>
+              <w:spacing w:before="0" w:beforeAutospacing="0" w:after="0" w:afterAutospacing="0"/>
+              <w:rPr>
+                <w:rFonts w:ascii="Calibri" w:hAnsi="Calibri" w:cs="Calibri"/>
+                <w:sz w:val="22"/>
+                <w:szCs w:val="22"/>
+                <w:lang w:val="en-US"/>
+              </w:rPr>
+            </w:pPr>
+            <w:r>
+              <w:rPr>
+                <w:rFonts w:ascii="Calibri" w:hAnsi="Calibri" w:cs="Calibri"/>
+                <w:sz w:val="22"/>
+                <w:szCs w:val="22"/>
+                <w:lang w:val="en-US"/>
+              </w:rPr>
+              <w:t>-</w:t>
+            </w:r>
+          </w:p>
+        </w:tc>
+        <w:tc>
+          <w:tcPr>
+            <w:tcW w:w="708" w:type="dxa"/>
+            <w:tcBorders>
+              <w:right w:val="double" w:sz="4" w:space="0" w:color="auto"/>
+            </w:tcBorders>
+          </w:tcPr>
+          <w:p>
+            <w:pPr>
+              <w:pStyle w:val="NormalWeb"/>
+              <w:spacing w:before="0" w:beforeAutospacing="0" w:after="0" w:afterAutospacing="0"/>
+              <w:rPr>
+                <w:rFonts w:ascii="Calibri" w:hAnsi="Calibri" w:cs="Calibri"/>
+                <w:sz w:val="22"/>
+                <w:szCs w:val="22"/>
+                <w:lang w:val="en-US"/>
+              </w:rPr>
+            </w:pPr>
+            <w:r>
+              <w:rPr>
+                <w:rFonts w:ascii="Calibri" w:hAnsi="Calibri" w:cs="Calibri"/>
+                <w:sz w:val="22"/>
+                <w:szCs w:val="22"/>
+                <w:lang w:val="en-US"/>
+              </w:rPr>
+              <w:t>-</w:t>
+            </w:r>
+          </w:p>
+        </w:tc>
+        <w:tc>
+          <w:tcPr>
+            <w:tcW w:w="851" w:type="dxa"/>
+            <w:tcBorders>
+              <w:left w:val="double" w:sz="4" w:space="0" w:color="auto"/>
+            </w:tcBorders>
+          </w:tcPr>
+          <w:p>
+            <w:pPr>
+              <w:pStyle w:val="NormalWeb"/>
+              <w:spacing w:before="0" w:beforeAutospacing="0" w:after="0" w:afterAutospacing="0"/>
+              <w:rPr>
+                <w:rFonts w:ascii="Calibri" w:hAnsi="Calibri" w:cs="Calibri"/>
+                <w:sz w:val="22"/>
+                <w:szCs w:val="22"/>
+                <w:lang w:val="en-US"/>
+              </w:rPr>
+            </w:pPr>
+            <w:r>
+              <w:rPr>
+                <w:rFonts w:ascii="Calibri" w:hAnsi="Calibri" w:cs="Calibri"/>
+                <w:sz w:val="22"/>
+                <w:szCs w:val="22"/>
+                <w:lang w:val="en-US"/>
+              </w:rPr>
+              <w:t>-</w:t>
+            </w:r>
+          </w:p>
+        </w:tc>
+        <w:tc>
+          <w:tcPr>
+            <w:tcW w:w="709" w:type="dxa"/>
+          </w:tcPr>
+          <w:p>
+            <w:pPr>
+              <w:pStyle w:val="NormalWeb"/>
+              <w:spacing w:before="0" w:beforeAutospacing="0" w:after="0" w:afterAutospacing="0"/>
+              <w:rPr>
+                <w:rFonts w:ascii="Calibri" w:hAnsi="Calibri" w:cs="Calibri"/>
+                <w:sz w:val="22"/>
+                <w:szCs w:val="22"/>
+                <w:lang w:val="en-US"/>
+              </w:rPr>
+            </w:pPr>
+            <w:r>
+              <w:rPr>
+                <w:rFonts w:ascii="Calibri" w:hAnsi="Calibri" w:cs="Calibri"/>
+                <w:sz w:val="22"/>
+                <w:szCs w:val="22"/>
+                <w:lang w:val="en-US"/>
+              </w:rPr>
+              <w:t>-</w:t>
+            </w:r>
+          </w:p>
+        </w:tc>
+        <w:tc>
+          <w:tcPr>
+            <w:tcW w:w="708" w:type="dxa"/>
+          </w:tcPr>
+          <w:p>
+            <w:pPr>
+              <w:pStyle w:val="NormalWeb"/>
+              <w:spacing w:before="0" w:beforeAutospacing="0" w:after="0" w:afterAutospacing="0"/>
+              <w:rPr>
+                <w:rFonts w:ascii="Calibri" w:hAnsi="Calibri" w:cs="Calibri"/>
+                <w:sz w:val="22"/>
+                <w:szCs w:val="22"/>
+                <w:lang w:val="en-US"/>
+              </w:rPr>
+            </w:pPr>
+            <w:r>
+              <w:rPr>
+                <w:rFonts w:ascii="Calibri" w:hAnsi="Calibri" w:cs="Calibri"/>
+                <w:sz w:val="22"/>
+                <w:szCs w:val="22"/>
+                <w:lang w:val="en-US"/>
+              </w:rPr>
+              <w:t>-</w:t>
+            </w:r>
+          </w:p>
+        </w:tc>
+        <w:tc>
+          <w:tcPr>
+            <w:tcW w:w="2126" w:type="dxa"/>
+          </w:tcPr>
+          <w:p>
+            <w:pPr>
+              <w:pStyle w:val="NormalWeb"/>
+              <w:spacing w:before="0" w:beforeAutospacing="0" w:after="0" w:afterAutospacing="0"/>
+              <w:rPr>
+                <w:rFonts w:ascii="Calibri" w:hAnsi="Calibri" w:cs="Calibri"/>
+                <w:sz w:val="22"/>
+                <w:szCs w:val="22"/>
+                <w:lang w:val="en-US"/>
+              </w:rPr>
+            </w:pPr>
+            <w:r>
+              <w:rPr>
+                <w:rFonts w:ascii="Calibri" w:hAnsi="Calibri" w:cs="Calibri"/>
+                <w:sz w:val="22"/>
+                <w:szCs w:val="22"/>
+                <w:lang w:val="en-US"/>
+              </w:rPr>
+              <w:t>-</w:t>
+            </w:r>
+          </w:p>
+        </w:tc>
+      </w:tr>
+      <w:tr>
+        <w:tc>
+          <w:tcPr>
+            <w:tcW w:w="2405" w:type="dxa"/>
+          </w:tcPr>
+          <w:p>
+            <w:pPr>
+              <w:pStyle w:val="NormalWeb"/>
+              <w:spacing w:before="0" w:beforeAutospacing="0" w:after="0" w:afterAutospacing="0"/>
+              <w:rPr>
+                <w:rFonts w:ascii="Calibri" w:hAnsi="Calibri" w:cs="Calibri"/>
+                <w:sz w:val="22"/>
+                <w:szCs w:val="22"/>
+                <w:lang w:val="en-US"/>
+              </w:rPr>
+            </w:pPr>
+            <w:r>
+              <w:rPr>
+                <w:rFonts w:ascii="Calibri" w:hAnsi="Calibri" w:cs="Calibri"/>
+                <w:sz w:val="22"/>
+                <w:szCs w:val="22"/>
+                <w:lang w:val="en-US"/>
+              </w:rPr>
+              <w:t>[(skills, low)]</w:t>
+            </w:r>
+          </w:p>
+        </w:tc>
+        <w:tc>
+          <w:tcPr>
+            <w:tcW w:w="992" w:type="dxa"/>
+          </w:tcPr>
+          <w:p>
+            <w:pPr>
+              <w:pStyle w:val="NormalWeb"/>
+              <w:spacing w:before="0" w:beforeAutospacing="0" w:after="0" w:afterAutospacing="0"/>
+              <w:rPr>
+                <w:rFonts w:ascii="Calibri" w:hAnsi="Calibri" w:cs="Calibri"/>
+                <w:sz w:val="22"/>
+                <w:szCs w:val="22"/>
+                <w:lang w:val="en-US"/>
+              </w:rPr>
+            </w:pPr>
+            <w:r>
+              <w:rPr>
+                <w:rFonts w:ascii="Calibri" w:hAnsi="Calibri" w:cs="Calibri"/>
+                <w:sz w:val="22"/>
+                <w:szCs w:val="22"/>
+                <w:lang w:val="en-US"/>
+              </w:rPr>
+              <w:t>{1,3,7,8}</w:t>
+            </w:r>
+          </w:p>
+        </w:tc>
+        <w:tc>
+          <w:tcPr>
+            <w:tcW w:w="993" w:type="dxa"/>
+          </w:tcPr>
+          <w:p>
+            <w:pPr>
+              <w:pStyle w:val="NormalWeb"/>
+              <w:spacing w:before="0" w:beforeAutospacing="0" w:after="0" w:afterAutospacing="0"/>
+              <w:rPr>
+                <w:rFonts w:ascii="Calibri" w:hAnsi="Calibri" w:cs="Calibri"/>
+                <w:sz w:val="22"/>
+                <w:szCs w:val="22"/>
+                <w:lang w:val="en-US"/>
+              </w:rPr>
+            </w:pPr>
+            <w:r>
+              <w:rPr>
+                <w:rFonts w:ascii="Calibri" w:hAnsi="Calibri" w:cs="Calibri"/>
+                <w:sz w:val="22"/>
+                <w:szCs w:val="22"/>
+                <w:lang w:val="en-US"/>
+              </w:rPr>
+              <w:t>{1,3}</w:t>
+            </w:r>
+            <w:r>
+              <w:rPr>
+                <w:rFonts w:ascii="Calibri" w:hAnsi="Calibri" w:cs="Calibri"/>
+                <w:sz w:val="22"/>
+                <w:szCs w:val="22"/>
+                <w:vertAlign w:val="subscript"/>
+                <w:lang w:val="en-US"/>
+              </w:rPr>
+              <w:t>4</w:t>
+            </w:r>
+          </w:p>
+        </w:tc>
+        <w:tc>
+          <w:tcPr>
+            <w:tcW w:w="708" w:type="dxa"/>
+            <w:tcBorders>
+              <w:right w:val="double" w:sz="4" w:space="0" w:color="auto"/>
+            </w:tcBorders>
+          </w:tcPr>
+          <w:p>
+            <w:pPr>
+              <w:pStyle w:val="NormalWeb"/>
+              <w:spacing w:before="0" w:beforeAutospacing="0" w:after="0" w:afterAutospacing="0"/>
+              <w:rPr>
+                <w:rFonts w:ascii="Calibri" w:hAnsi="Calibri" w:cs="Calibri"/>
+                <w:sz w:val="22"/>
+                <w:szCs w:val="22"/>
+                <w:lang w:val="en-US"/>
+              </w:rPr>
+            </w:pPr>
+            <w:r>
+              <w:rPr>
+                <w:rFonts w:ascii="Calibri" w:hAnsi="Calibri" w:cs="Calibri"/>
+                <w:sz w:val="22"/>
+                <w:szCs w:val="22"/>
+                <w:lang w:val="en-US"/>
+              </w:rPr>
+              <w:t>{1}</w:t>
+            </w:r>
+            <w:r>
+              <w:rPr>
+                <w:rFonts w:ascii="Calibri" w:hAnsi="Calibri" w:cs="Calibri"/>
+                <w:sz w:val="22"/>
+                <w:szCs w:val="22"/>
+                <w:vertAlign w:val="subscript"/>
+                <w:lang w:val="en-US"/>
+              </w:rPr>
+              <w:t>4</w:t>
+            </w:r>
+          </w:p>
+        </w:tc>
+        <w:tc>
+          <w:tcPr>
+            <w:tcW w:w="851" w:type="dxa"/>
+            <w:tcBorders>
+              <w:left w:val="double" w:sz="4" w:space="0" w:color="auto"/>
+            </w:tcBorders>
+          </w:tcPr>
+          <w:p>
+            <w:pPr>
+              <w:pStyle w:val="NormalWeb"/>
+              <w:spacing w:before="0" w:beforeAutospacing="0" w:after="0" w:afterAutospacing="0"/>
+              <w:rPr>
+                <w:rFonts w:ascii="Calibri" w:hAnsi="Calibri" w:cs="Calibri"/>
+                <w:sz w:val="22"/>
+                <w:szCs w:val="22"/>
+                <w:lang w:val="en-US"/>
+              </w:rPr>
+            </w:pPr>
+            <w:r>
+              <w:rPr>
+                <w:rFonts w:ascii="Calibri" w:hAnsi="Calibri" w:cs="Calibri"/>
+                <w:noProof/>
+                <w:sz w:val="22"/>
+                <w:szCs w:val="22"/>
+                <w:lang w:val="en-US"/>
+              </w:rPr>
+              <mc:AlternateContent>
+                <mc:Choice Requires="wps">
+                  <w:drawing>
+                    <wp:anchor distT="0" distB="0" distL="114300" distR="114300" simplePos="0" relativeHeight="251683840" behindDoc="0" locked="0" layoutInCell="1" allowOverlap="1" wp14:anchorId="66CDA56E" wp14:editId="7A505C14">
+                      <wp:simplePos x="0" y="0"/>
+                      <wp:positionH relativeFrom="column">
+                        <wp:posOffset>-38735</wp:posOffset>
+                      </wp:positionH>
+                      <wp:positionV relativeFrom="paragraph">
+                        <wp:posOffset>167640</wp:posOffset>
+                      </wp:positionV>
+                      <wp:extent cx="323850" cy="203200"/>
+                      <wp:effectExtent l="0" t="0" r="19050" b="12700"/>
+                      <wp:wrapNone/>
+                      <wp:docPr id="3" name="Oval 3"/>
+                      <wp:cNvGraphicFramePr/>
+                      <a:graphic xmlns:a="http://schemas.openxmlformats.org/drawingml/2006/main">
+                        <a:graphicData uri="http://schemas.microsoft.com/office/word/2010/wordprocessingShape">
+                          <wps:wsp>
+                            <wps:cNvSpPr/>
+                            <wps:spPr>
+                              <a:xfrm>
+                                <a:off x="0" y="0"/>
+                                <a:ext cx="323850" cy="203200"/>
+                              </a:xfrm>
+                              <a:prstGeom prst="ellipse">
+                                <a:avLst/>
+                              </a:prstGeom>
+                              <a:noFill/>
+                              <a:ln>
+                                <a:solidFill>
+                                  <a:srgbClr val="FF0000"/>
+                                </a:solidFill>
+                              </a:ln>
+                            </wps:spPr>
+                            <wps:style>
+                              <a:lnRef idx="2">
+                                <a:schemeClr val="accent1">
+                                  <a:shade val="50000"/>
+                                </a:schemeClr>
+                              </a:lnRef>
+                              <a:fillRef idx="1">
+                                <a:schemeClr val="accent1"/>
+                              </a:fillRef>
+                              <a:effectRef idx="0">
+                                <a:schemeClr val="accent1"/>
+                              </a:effectRef>
+                              <a:fontRef idx="minor">
+                                <a:schemeClr val="lt1"/>
+                              </a:fontRef>
+                            </wps:style>
+                            <wps:bodyPr rot="0" spcFirstLastPara="0" vertOverflow="overflow" horzOverflow="overflow" vert="horz" wrap="square" lIns="91440" tIns="45720" rIns="91440" bIns="45720" numCol="1" spcCol="0" rtlCol="0" fromWordArt="0" anchor="ctr" anchorCtr="0" forceAA="0" compatLnSpc="1">
+                              <a:prstTxWarp prst="textNoShape">
+                                <a:avLst/>
+                              </a:prstTxWarp>
+                              <a:noAutofit/>
+                            </wps:bodyPr>
+                          </wps:wsp>
+                        </a:graphicData>
+                      </a:graphic>
+                      <wp14:sizeRelH relativeFrom="margin">
+                        <wp14:pctWidth>0</wp14:pctWidth>
+                      </wp14:sizeRelH>
+                    </wp:anchor>
+                  </w:drawing>
+                </mc:Choice>
+                <mc:Fallback>
+                  <w:pict>
+                    <v:oval w14:anchorId="77114708" id="Oval 3" o:spid="_x0000_s1026" style="position:absolute;margin-left:-3.05pt;margin-top:13.2pt;width:25.5pt;height:16pt;z-index:251683840;visibility:visible;mso-wrap-style:square;mso-width-percent:0;mso-wrap-distance-left:9pt;mso-wrap-distance-top:0;mso-wrap-distance-right:9pt;mso-wrap-distance-bottom:0;mso-position-horizontal:absolute;mso-position-horizontal-relative:text;mso-position-vertical:absolute;mso-position-vertical-relative:text;mso-width-percent:0;mso-width-relative:margin;v-text-anchor:middle" o:gfxdata="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" filled="f" strokecolor="red" strokeweight="1pt">
+                      <v:stroke joinstyle="miter"/>
+                    </v:oval>
+                  </w:pict>
+                </mc:Fallback>
+              </mc:AlternateContent>
+            </w:r>
+            <w:r>
+              <w:rPr>
+                <w:rFonts w:ascii="Calibri" w:hAnsi="Calibri" w:cs="Calibri"/>
+                <w:sz w:val="22"/>
+                <w:szCs w:val="22"/>
+                <w:lang w:val="en-US"/>
+              </w:rPr>
+              <w:t>{3}</w:t>
+            </w:r>
+          </w:p>
+        </w:tc>
+        <w:tc>
+          <w:tcPr>
+            <w:tcW w:w="709" w:type="dxa"/>
+          </w:tcPr>
+          <w:p>
+            <w:pPr>
+              <w:pStyle w:val="NormalWeb"/>
+              <w:spacing w:before="0" w:beforeAutospacing="0" w:after="0" w:afterAutospacing="0"/>
+              <w:rPr>
+                <w:rFonts w:ascii="Calibri" w:hAnsi="Calibri" w:cs="Calibri"/>
+                <w:noProof/>
+                <w:sz w:val="22"/>
+                <w:szCs w:val="22"/>
+                <w:lang w:val="en-US"/>
+              </w:rPr>
+            </w:pPr>
+            <w:r>
+              <w:rPr>
+                <w:rFonts w:ascii="Calibri" w:hAnsi="Calibri" w:cs="Calibri"/>
+                <w:noProof/>
+                <w:sz w:val="22"/>
+                <w:szCs w:val="22"/>
+                <w:lang w:val="en-US"/>
+              </w:rPr>
+              <w:t>{3}</w:t>
+            </w:r>
+            <w:r>
+              <w:rPr>
+                <w:rFonts w:ascii="Calibri" w:hAnsi="Calibri" w:cs="Calibri"/>
+                <w:noProof/>
+                <w:sz w:val="22"/>
+                <w:szCs w:val="22"/>
+                <w:vertAlign w:val="subscript"/>
+                <w:lang w:val="en-US"/>
+              </w:rPr>
+              <w:t>4</w:t>
+            </w:r>
+          </w:p>
+        </w:tc>
+        <w:tc>
+          <w:tcPr>
+            <w:tcW w:w="708" w:type="dxa"/>
+          </w:tcPr>
+          <w:p>
+            <w:pPr>
+              <w:pStyle w:val="NormalWeb"/>
+              <w:spacing w:before="0" w:beforeAutospacing="0" w:after="0" w:afterAutospacing="0"/>
+              <w:rPr>
+                <w:rFonts w:ascii="Calibri" w:hAnsi="Calibri" w:cs="Calibri"/>
+                <w:noProof/>
+                <w:sz w:val="22"/>
+                <w:szCs w:val="22"/>
+                <w:lang w:val="en-US"/>
+              </w:rPr>
+            </w:pPr>
+            <w:r>
+              <w:rPr>
+                <w:rFonts w:ascii="Calibri" w:hAnsi="Calibri" w:cs="Calibri"/>
+                <w:noProof/>
+                <w:sz w:val="22"/>
+                <w:szCs w:val="22"/>
+                <w:lang w:val="en-US"/>
+              </w:rPr>
+              <w:t>{3}</w:t>
+            </w:r>
+            <w:r>
+              <w:rPr>
+                <w:rFonts w:ascii="Calibri" w:hAnsi="Calibri" w:cs="Calibri"/>
+                <w:noProof/>
+                <w:sz w:val="22"/>
+                <w:szCs w:val="22"/>
+                <w:vertAlign w:val="subscript"/>
+                <w:lang w:val="en-US"/>
+              </w:rPr>
+              <w:t>4</w:t>
+            </w:r>
+          </w:p>
+        </w:tc>
+        <w:tc>
+          <w:tcPr>
+            <w:tcW w:w="2126" w:type="dxa"/>
+          </w:tcPr>
+          <w:p>
+            <w:pPr>
+              <w:pStyle w:val="NormalWeb"/>
+              <w:spacing w:before="0" w:beforeAutospacing="0" w:after="0" w:afterAutospacing="0"/>
+              <w:rPr>
+                <w:rFonts w:ascii="Calibri" w:hAnsi="Calibri" w:cs="Calibri"/>
+                <w:noProof/>
+                <w:sz w:val="22"/>
+                <w:szCs w:val="22"/>
+                <w:lang w:val="en-US"/>
+              </w:rPr>
+            </w:pPr>
+            <w:r>
+              <w:rPr>
+                <w:rFonts w:ascii="Calibri" w:hAnsi="Calibri" w:cs="Calibri"/>
+                <w:noProof/>
+                <w:sz w:val="22"/>
+                <w:szCs w:val="22"/>
+                <w:lang w:val="en-US"/>
+              </w:rPr>
+              <w:t>{3}</w:t>
+            </w:r>
+            <w:r>
+              <w:rPr>
+                <w:rFonts w:ascii="Calibri" w:hAnsi="Calibri" w:cs="Calibri"/>
+                <w:noProof/>
+                <w:sz w:val="22"/>
+                <w:szCs w:val="22"/>
+                <w:vertAlign w:val="subscript"/>
+                <w:lang w:val="en-US"/>
+              </w:rPr>
+              <w:t>4</w:t>
+            </w:r>
+          </w:p>
+        </w:tc>
+      </w:tr>
+      <w:tr>
+        <w:tc>
+          <w:tcPr>
+            <w:tcW w:w="2405" w:type="dxa"/>
+          </w:tcPr>
+          <w:p>
+            <w:pPr>
+              <w:pStyle w:val="NormalWeb"/>
+              <w:spacing w:before="0" w:beforeAutospacing="0" w:after="0" w:afterAutospacing="0"/>
+              <w:rPr>
+                <w:rFonts w:ascii="Calibri" w:hAnsi="Calibri" w:cs="Calibri"/>
+                <w:sz w:val="22"/>
+                <w:szCs w:val="22"/>
+                <w:lang w:val="en-US"/>
+              </w:rPr>
+            </w:pPr>
+            <w:r>
+              <w:rPr>
+                <w:rFonts w:ascii="Calibri" w:hAnsi="Calibri" w:cs="Calibri"/>
+                <w:sz w:val="22"/>
+                <w:szCs w:val="22"/>
+                <w:lang w:val="en-US"/>
+              </w:rPr>
+              <w:t>[(skills, high)]</w:t>
+            </w:r>
+          </w:p>
+        </w:tc>
+        <w:tc>
+          <w:tcPr>
+            <w:tcW w:w="992" w:type="dxa"/>
+          </w:tcPr>
+          <w:p>
+            <w:pPr>
+              <w:pStyle w:val="NormalWeb"/>
+              <w:spacing w:before="0" w:beforeAutospacing="0" w:after="0" w:afterAutospacing="0"/>
+              <w:rPr>
+                <w:rFonts w:ascii="Calibri" w:hAnsi="Calibri" w:cs="Calibri"/>
+                <w:sz w:val="22"/>
+                <w:szCs w:val="22"/>
+                <w:lang w:val="en-US"/>
+              </w:rPr>
+            </w:pPr>
+            <w:r>
+              <w:rPr>
+                <w:rFonts w:ascii="Calibri" w:hAnsi="Calibri" w:cs="Calibri"/>
+                <w:sz w:val="22"/>
+                <w:szCs w:val="22"/>
+                <w:lang w:val="en-US"/>
+              </w:rPr>
+              <w:t>{2,3,5,6}</w:t>
+            </w:r>
+          </w:p>
+        </w:tc>
+        <w:tc>
+          <w:tcPr>
+            <w:tcW w:w="993" w:type="dxa"/>
+          </w:tcPr>
+          <w:p>
+            <w:pPr>
+              <w:pStyle w:val="NormalWeb"/>
+              <w:spacing w:before="0" w:beforeAutospacing="0" w:after="0" w:afterAutospacing="0"/>
+              <w:rPr>
+                <w:rFonts w:ascii="Calibri" w:hAnsi="Calibri" w:cs="Calibri"/>
+                <w:sz w:val="22"/>
+                <w:szCs w:val="22"/>
+                <w:lang w:val="en-US"/>
+              </w:rPr>
+            </w:pPr>
+            <w:r>
+              <w:rPr>
+                <w:rFonts w:ascii="Calibri" w:hAnsi="Calibri" w:cs="Calibri"/>
+                <w:noProof/>
+                <w:sz w:val="22"/>
+                <w:szCs w:val="22"/>
+                <w:lang w:val="en-US"/>
+              </w:rPr>
+              <mc:AlternateContent>
+                <mc:Choice Requires="wps">
+                  <w:drawing>
+                    <wp:anchor distT="0" distB="0" distL="114300" distR="114300" simplePos="0" relativeHeight="251681792" behindDoc="0" locked="0" layoutInCell="1" allowOverlap="1" wp14:anchorId="77E9536A" wp14:editId="4D31F5EE">
+                      <wp:simplePos x="0" y="0"/>
+                      <wp:positionH relativeFrom="column">
+                        <wp:posOffset>-44450</wp:posOffset>
+                      </wp:positionH>
+                      <wp:positionV relativeFrom="paragraph">
+                        <wp:posOffset>165735</wp:posOffset>
+                      </wp:positionV>
+                      <wp:extent cx="387350" cy="203200"/>
+                      <wp:effectExtent l="0" t="0" r="19050" b="12700"/>
+                      <wp:wrapNone/>
+                      <wp:docPr id="1" name="Oval 1"/>
+                      <wp:cNvGraphicFramePr/>
+                      <a:graphic xmlns:a="http://schemas.openxmlformats.org/drawingml/2006/main">
+                        <a:graphicData uri="http://schemas.microsoft.com/office/word/2010/wordprocessingShape">
+                          <wps:wsp>
+                            <wps:cNvSpPr/>
+                            <wps:spPr>
+                              <a:xfrm>
+                                <a:off x="0" y="0"/>
+                                <a:ext cx="387350" cy="203200"/>
+                              </a:xfrm>
+                              <a:prstGeom prst="ellipse">
+                                <a:avLst/>
+                              </a:prstGeom>
+                              <a:noFill/>
+                              <a:ln>
+                                <a:solidFill>
+                                  <a:srgbClr val="FF0000"/>
+                                </a:solidFill>
+                              </a:ln>
+                            </wps:spPr>
+                            <wps:style>
+                              <a:lnRef idx="2">
+                                <a:schemeClr val="accent1">
+                                  <a:shade val="50000"/>
+                                </a:schemeClr>
+                              </a:lnRef>
+                              <a:fillRef idx="1">
+                                <a:schemeClr val="accent1"/>
+                              </a:fillRef>
+                              <a:effectRef idx="0">
+                                <a:schemeClr val="accent1"/>
+                              </a:effectRef>
+                              <a:fontRef idx="minor">
+                                <a:schemeClr val="lt1"/>
+                              </a:fontRef>
+                            </wps:style>
+                            <wps:bodyPr rot="0" spcFirstLastPara="0" vertOverflow="overflow" horzOverflow="overflow" vert="horz" wrap="square" lIns="91440" tIns="45720" rIns="91440" bIns="45720" numCol="1" spcCol="0" rtlCol="0" fromWordArt="0" anchor="ctr" anchorCtr="0" forceAA="0" compatLnSpc="1">
+                              <a:prstTxWarp prst="textNoShape">
+                                <a:avLst/>
+                              </a:prstTxWarp>
+                              <a:noAutofit/>
+                            </wps:bodyPr>
+                          </wps:wsp>
+                        </a:graphicData>
+                      </a:graphic>
+                    </wp:anchor>
+                  </w:drawing>
+                </mc:Choice>
+                <mc:Fallback>
+                  <w:pict>
+                    <v:oval w14:anchorId="4CC1D464" id="Oval 1" o:spid="_x0000_s1026" style="position:absolute;margin-left:-3.5pt;margin-top:13.05pt;width:30.5pt;height:16pt;z-index:251681792;visibility:visible;mso-wrap-style:square;mso-wrap-distance-left:9pt;mso-wrap-distance-top:0;mso-wrap-distance-right:9pt;mso-wrap-distance-bottom:0;mso-position-horizontal:absolute;mso-position-horizontal-relative:text;mso-position-vertical:absolute;mso-position-vertical-relative:text;v-text-anchor:middle" o:gfxdata="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" filled="f" strokecolor="red" strokeweight="1pt">
+                      <v:stroke joinstyle="miter"/>
+                    </v:oval>
+                  </w:pict>
+                </mc:Fallback>
+              </mc:AlternateContent>
+            </w:r>
+            <w:r>
+              <w:rPr>
+                <w:rFonts w:ascii="Calibri" w:hAnsi="Calibri" w:cs="Calibri"/>
+                <w:sz w:val="22"/>
+                <w:szCs w:val="22"/>
+                <w:lang w:val="en-US"/>
+              </w:rPr>
+              <w:t>{2,3}</w:t>
+            </w:r>
+            <w:r>
+              <w:rPr>
+                <w:rFonts w:ascii="Calibri" w:hAnsi="Calibri" w:cs="Calibri"/>
+                <w:sz w:val="22"/>
+                <w:szCs w:val="22"/>
+                <w:vertAlign w:val="subscript"/>
+                <w:lang w:val="en-US"/>
+              </w:rPr>
+              <w:t>4</w:t>
+            </w:r>
+          </w:p>
+        </w:tc>
+        <w:tc>
+          <w:tcPr>
+            <w:tcW w:w="708" w:type="dxa"/>
+            <w:tcBorders>
+              <w:right w:val="double" w:sz="4" w:space="0" w:color="auto"/>
+            </w:tcBorders>
+          </w:tcPr>
+          <w:p>
+            <w:pPr>
+              <w:pStyle w:val="NormalWeb"/>
+              <w:spacing w:before="0" w:beforeAutospacing="0" w:after="0" w:afterAutospacing="0"/>
+              <w:rPr>
+                <w:rFonts w:ascii="Calibri" w:hAnsi="Calibri" w:cs="Calibri"/>
+                <w:sz w:val="22"/>
+                <w:szCs w:val="22"/>
+                <w:lang w:val="en-US"/>
+              </w:rPr>
+            </w:pPr>
+            <w:r>
+              <w:rPr>
+                <w:rFonts w:ascii="Calibri" w:hAnsi="Calibri" w:cs="Calibri"/>
+                <w:sz w:val="22"/>
+                <w:szCs w:val="22"/>
+                <w:lang w:val="en-US"/>
+              </w:rPr>
+              <w:t>{2}</w:t>
+            </w:r>
+            <w:r>
+              <w:rPr>
+                <w:rFonts w:ascii="Calibri" w:hAnsi="Calibri" w:cs="Calibri"/>
+                <w:sz w:val="22"/>
+                <w:szCs w:val="22"/>
+                <w:vertAlign w:val="subscript"/>
+                <w:lang w:val="en-US"/>
+              </w:rPr>
+              <w:t>4</w:t>
+            </w:r>
+          </w:p>
+        </w:tc>
+        <w:tc>
+          <w:tcPr>
+            <w:tcW w:w="851" w:type="dxa"/>
+            <w:tcBorders>
+              <w:left w:val="double" w:sz="4" w:space="0" w:color="auto"/>
+            </w:tcBorders>
+          </w:tcPr>
+          <w:p>
+            <w:pPr>
+              <w:pStyle w:val="NormalWeb"/>
+              <w:spacing w:before="0" w:beforeAutospacing="0" w:after="0" w:afterAutospacing="0"/>
+              <w:rPr>
+                <w:rFonts w:ascii="Calibri" w:hAnsi="Calibri" w:cs="Calibri"/>
+                <w:sz w:val="22"/>
+                <w:szCs w:val="22"/>
+                <w:lang w:val="en-US"/>
+              </w:rPr>
+            </w:pPr>
+            <w:r>
+              <w:rPr>
+                <w:rFonts w:ascii="Calibri" w:hAnsi="Calibri" w:cs="Calibri"/>
+                <w:noProof/>
+                <w:sz w:val="22"/>
+                <w:szCs w:val="22"/>
+                <w:lang w:val="en-US"/>
+              </w:rPr>
+              <mc:AlternateContent>
+                <mc:Choice Requires="wps">
+                  <w:drawing>
+                    <wp:anchor distT="0" distB="0" distL="114300" distR="114300" simplePos="0" relativeHeight="251684864" behindDoc="0" locked="0" layoutInCell="1" allowOverlap="1" wp14:anchorId="10B47F02" wp14:editId="77793781">
+                      <wp:simplePos x="0" y="0"/>
+                      <wp:positionH relativeFrom="column">
+                        <wp:posOffset>469265</wp:posOffset>
+                      </wp:positionH>
+                      <wp:positionV relativeFrom="paragraph">
+                        <wp:posOffset>165735</wp:posOffset>
+                      </wp:positionV>
+                      <wp:extent cx="323850" cy="203200"/>
+                      <wp:effectExtent l="0" t="0" r="19050" b="12700"/>
+                      <wp:wrapNone/>
+                      <wp:docPr id="5" name="Oval 5"/>
+                      <wp:cNvGraphicFramePr/>
+                      <a:graphic xmlns:a="http://schemas.openxmlformats.org/drawingml/2006/main">
+                        <a:graphicData uri="http://schemas.microsoft.com/office/word/2010/wordprocessingShape">
+                          <wps:wsp>
+                            <wps:cNvSpPr/>
+                            <wps:spPr>
+                              <a:xfrm>
+                                <a:off x="0" y="0"/>
+                                <a:ext cx="323850" cy="203200"/>
+                              </a:xfrm>
+                              <a:prstGeom prst="ellipse">
+                                <a:avLst/>
+                              </a:prstGeom>
+                              <a:noFill/>
+                              <a:ln>
+                                <a:solidFill>
+                                  <a:srgbClr val="FF0000"/>
+                                </a:solidFill>
+                              </a:ln>
+                            </wps:spPr>
+                            <wps:style>
+                              <a:lnRef idx="2">
+                                <a:schemeClr val="accent1">
+                                  <a:shade val="50000"/>
+                                </a:schemeClr>
+                              </a:lnRef>
+                              <a:fillRef idx="1">
+                                <a:schemeClr val="accent1"/>
+                              </a:fillRef>
+                              <a:effectRef idx="0">
+                                <a:schemeClr val="accent1"/>
+                              </a:effectRef>
+                              <a:fontRef idx="minor">
+                                <a:schemeClr val="lt1"/>
+                              </a:fontRef>
+                            </wps:style>
+                            <wps:bodyPr rot="0" spcFirstLastPara="0" vertOverflow="overflow" horzOverflow="overflow" vert="horz" wrap="square" lIns="91440" tIns="45720" rIns="91440" bIns="45720" numCol="1" spcCol="0" rtlCol="0" fromWordArt="0" anchor="ctr" anchorCtr="0" forceAA="0" compatLnSpc="1">
+                              <a:prstTxWarp prst="textNoShape">
+                                <a:avLst/>
+                              </a:prstTxWarp>
+                              <a:noAutofit/>
+                            </wps:bodyPr>
+                          </wps:wsp>
+                        </a:graphicData>
+                      </a:graphic>
+                      <wp14:sizeRelH relativeFrom="margin">
+                        <wp14:pctWidth>0</wp14:pctWidth>
+                      </wp14:sizeRelH>
+                    </wp:anchor>
+                  </w:drawing>
+                </mc:Choice>
+                <mc:Fallback>
+                  <w:pict>
+                    <v:oval w14:anchorId="521CEE85" id="Oval 5" o:spid="_x0000_s1026" style="position:absolute;margin-left:36.95pt;margin-top:13.05pt;width:25.5pt;height:16pt;z-index:251684864;visibility:visible;mso-wrap-style:square;mso-width-percent:0;mso-wrap-distance-left:9pt;mso-wrap-distance-top:0;mso-wrap-distance-right:9pt;mso-wrap-distance-bottom:0;mso-position-horizontal:absolute;mso-position-horizontal-relative:text;mso-position-vertical:absolute;mso-position-vertical-relative:text;mso-width-percent:0;mso-width-relative:margin;v-text-anchor:middle" o:gfxdata="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" filled="f" strokecolor="red" strokeweight="1pt">
+                      <v:stroke joinstyle="miter"/>
+                    </v:oval>
+                  </w:pict>
+                </mc:Fallback>
+              </mc:AlternateContent>
+            </w:r>
+            <w:r>
+              <w:rPr>
+                <w:rFonts w:ascii="Calibri" w:hAnsi="Calibri" w:cs="Calibri"/>
+                <w:sz w:val="22"/>
+                <w:szCs w:val="22"/>
+                <w:lang w:val="en-US"/>
+              </w:rPr>
+              <w:t>{2,3}</w:t>
+            </w:r>
+          </w:p>
+        </w:tc>
+        <w:tc>
+          <w:tcPr>
+            <w:tcW w:w="709" w:type="dxa"/>
+          </w:tcPr>
+          <w:p>
+            <w:pPr>
+              <w:pStyle w:val="NormalWeb"/>
+              <w:spacing w:before="0" w:beforeAutospacing="0" w:after="0" w:afterAutospacing="0"/>
+              <w:rPr>
+                <w:rFonts w:ascii="Calibri" w:hAnsi="Calibri" w:cs="Calibri"/>
+                <w:sz w:val="22"/>
+                <w:szCs w:val="22"/>
+                <w:lang w:val="en-US"/>
+              </w:rPr>
+            </w:pPr>
+            <w:r>
+              <w:rPr>
+                <w:rFonts w:ascii="Calibri" w:hAnsi="Calibri" w:cs="Calibri"/>
+                <w:sz w:val="22"/>
+                <w:szCs w:val="22"/>
+                <w:lang w:val="en-US"/>
+              </w:rPr>
+              <w:t>-</w:t>
+            </w:r>
+          </w:p>
+        </w:tc>
+        <w:tc>
+          <w:tcPr>
+            <w:tcW w:w="708" w:type="dxa"/>
+          </w:tcPr>
+          <w:p>
+            <w:pPr>
+              <w:pStyle w:val="NormalWeb"/>
+              <w:spacing w:before="0" w:beforeAutospacing="0" w:after="0" w:afterAutospacing="0"/>
+              <w:rPr>
+                <w:rFonts w:ascii="Calibri" w:hAnsi="Calibri" w:cs="Calibri"/>
+                <w:sz w:val="22"/>
+                <w:szCs w:val="22"/>
+                <w:lang w:val="en-US"/>
+              </w:rPr>
+            </w:pPr>
+            <w:r>
+              <w:rPr>
+                <w:rFonts w:ascii="Calibri" w:hAnsi="Calibri" w:cs="Calibri"/>
+                <w:sz w:val="22"/>
+                <w:szCs w:val="22"/>
+                <w:lang w:val="en-US"/>
+              </w:rPr>
+              <w:t>{3}</w:t>
+            </w:r>
+            <w:r>
+              <w:rPr>
+                <w:rFonts w:ascii="Calibri" w:hAnsi="Calibri" w:cs="Calibri"/>
+                <w:noProof/>
+                <w:sz w:val="22"/>
+                <w:szCs w:val="22"/>
+                <w:vertAlign w:val="subscript"/>
+                <w:lang w:val="en-US"/>
+              </w:rPr>
+              <w:t>4</w:t>
+            </w:r>
+          </w:p>
+        </w:tc>
+        <w:tc>
+          <w:tcPr>
+            <w:tcW w:w="2126" w:type="dxa"/>
+          </w:tcPr>
+          <w:p>
+            <w:pPr>
+              <w:pStyle w:val="NormalWeb"/>
+              <w:spacing w:before="0" w:beforeAutospacing="0" w:after="0" w:afterAutospacing="0"/>
+              <w:rPr>
+                <w:rFonts w:ascii="Calibri" w:hAnsi="Calibri" w:cs="Calibri"/>
+                <w:sz w:val="22"/>
+                <w:szCs w:val="22"/>
+                <w:lang w:val="en-US"/>
+              </w:rPr>
+            </w:pPr>
+            <w:r>
+              <w:rPr>
+                <w:rFonts w:ascii="Calibri" w:hAnsi="Calibri" w:cs="Calibri"/>
+                <w:sz w:val="22"/>
+                <w:szCs w:val="22"/>
+                <w:lang w:val="en-US"/>
+              </w:rPr>
+              <w:t>{3}</w:t>
+            </w:r>
+            <w:r>
+              <w:rPr>
+                <w:rFonts w:ascii="Calibri" w:hAnsi="Calibri" w:cs="Calibri"/>
+                <w:noProof/>
+                <w:sz w:val="22"/>
+                <w:szCs w:val="22"/>
+                <w:vertAlign w:val="subscript"/>
+                <w:lang w:val="en-US"/>
+              </w:rPr>
+              <w:t>4</w:t>
+            </w:r>
+          </w:p>
+        </w:tc>
+      </w:tr>
+      <w:tr>
+        <w:tc>
+          <w:tcPr>
+            <w:tcW w:w="2405" w:type="dxa"/>
+          </w:tcPr>
+          <w:p>
+            <w:pPr>
+              <w:pStyle w:val="NormalWeb"/>
+              <w:spacing w:before="0" w:beforeAutospacing="0" w:after="0" w:afterAutospacing="0"/>
+              <w:rPr>
+                <w:rFonts w:ascii="Calibri" w:hAnsi="Calibri" w:cs="Calibri"/>
+                <w:sz w:val="22"/>
+                <w:szCs w:val="22"/>
+                <w:lang w:val="en-US"/>
+              </w:rPr>
+            </w:pPr>
+            <w:r>
+              <w:rPr>
+                <w:rFonts w:ascii="Calibri" w:hAnsi="Calibri" w:cs="Calibri"/>
+                <w:sz w:val="22"/>
+                <w:szCs w:val="22"/>
+                <w:lang w:val="en-US"/>
+              </w:rPr>
+              <w:t>[(Experience, low)]</w:t>
+            </w:r>
+          </w:p>
+        </w:tc>
+        <w:tc>
+          <w:tcPr>
+            <w:tcW w:w="992" w:type="dxa"/>
+          </w:tcPr>
+          <w:p>
+            <w:pPr>
+              <w:pStyle w:val="NormalWeb"/>
+              <w:spacing w:before="0" w:beforeAutospacing="0" w:after="0" w:afterAutospacing="0"/>
+              <w:rPr>
+                <w:rFonts w:ascii="Calibri" w:hAnsi="Calibri" w:cs="Calibri"/>
+                <w:sz w:val="22"/>
+                <w:szCs w:val="22"/>
+                <w:lang w:val="en-US"/>
+              </w:rPr>
+            </w:pPr>
+            <w:r>
+              <w:rPr>
+                <w:rFonts w:ascii="Calibri" w:hAnsi="Calibri" w:cs="Calibri"/>
+                <w:sz w:val="22"/>
+                <w:szCs w:val="22"/>
+                <w:lang w:val="en-US"/>
+              </w:rPr>
+              <w:t>{1,2,6}</w:t>
+            </w:r>
+          </w:p>
+        </w:tc>
+        <w:tc>
+          <w:tcPr>
+            <w:tcW w:w="993" w:type="dxa"/>
+          </w:tcPr>
+          <w:p>
+            <w:pPr>
+              <w:pStyle w:val="NormalWeb"/>
+              <w:spacing w:before="0" w:beforeAutospacing="0" w:after="0" w:afterAutospacing="0"/>
+              <w:rPr>
+                <w:rFonts w:ascii="Calibri" w:hAnsi="Calibri" w:cs="Calibri"/>
+                <w:sz w:val="22"/>
+                <w:szCs w:val="22"/>
+                <w:lang w:val="en-US"/>
+              </w:rPr>
+            </w:pPr>
+            <w:r>
+              <w:rPr>
+                <w:rFonts w:ascii="Calibri" w:hAnsi="Calibri" w:cs="Calibri"/>
+                <w:sz w:val="22"/>
+                <w:szCs w:val="22"/>
+                <w:lang w:val="en-US"/>
+              </w:rPr>
+              <w:t>{1,2}</w:t>
+            </w:r>
+            <w:r>
+              <w:rPr>
+                <w:rFonts w:ascii="Calibri" w:hAnsi="Calibri" w:cs="Calibri"/>
+                <w:sz w:val="22"/>
+                <w:szCs w:val="22"/>
+                <w:vertAlign w:val="subscript"/>
+                <w:lang w:val="en-US"/>
+              </w:rPr>
+              <w:t>3</w:t>
+            </w:r>
+          </w:p>
+        </w:tc>
+        <w:tc>
+          <w:tcPr>
+            <w:tcW w:w="708" w:type="dxa"/>
+            <w:tcBorders>
+              <w:right w:val="double" w:sz="4" w:space="0" w:color="auto"/>
+            </w:tcBorders>
+          </w:tcPr>
+          <w:p>
+            <w:pPr>
+              <w:pStyle w:val="NormalWeb"/>
+              <w:spacing w:before="0" w:beforeAutospacing="0" w:after="0" w:afterAutospacing="0"/>
+              <w:rPr>
+                <w:rFonts w:ascii="Calibri" w:hAnsi="Calibri" w:cs="Calibri"/>
+                <w:sz w:val="22"/>
+                <w:szCs w:val="22"/>
+                <w:lang w:val="en-US"/>
+              </w:rPr>
+            </w:pPr>
+            <w:r>
+              <w:rPr>
+                <w:rFonts w:ascii="Calibri" w:hAnsi="Calibri" w:cs="Calibri"/>
+                <w:sz w:val="22"/>
+                <w:szCs w:val="22"/>
+                <w:lang w:val="en-US"/>
+              </w:rPr>
+              <w:t>-</w:t>
+            </w:r>
+          </w:p>
+        </w:tc>
+        <w:tc>
+          <w:tcPr>
+            <w:tcW w:w="851" w:type="dxa"/>
+            <w:tcBorders>
+              <w:left w:val="double" w:sz="4" w:space="0" w:color="auto"/>
+            </w:tcBorders>
+          </w:tcPr>
+          <w:p>
+            <w:pPr>
+              <w:pStyle w:val="NormalWeb"/>
+              <w:spacing w:before="0" w:beforeAutospacing="0" w:after="0" w:afterAutospacing="0"/>
+              <w:rPr>
+                <w:rFonts w:ascii="Calibri" w:hAnsi="Calibri" w:cs="Calibri"/>
+                <w:sz w:val="22"/>
+                <w:szCs w:val="22"/>
+                <w:lang w:val="en-US"/>
+              </w:rPr>
+            </w:pPr>
+            <w:r>
+              <w:rPr>
+                <w:rFonts w:ascii="Calibri" w:hAnsi="Calibri" w:cs="Calibri"/>
+                <w:sz w:val="22"/>
+                <w:szCs w:val="22"/>
+                <w:lang w:val="en-US"/>
+              </w:rPr>
+              <w:t>{2}</w:t>
+            </w:r>
+          </w:p>
+        </w:tc>
+        <w:tc>
+          <w:tcPr>
+            <w:tcW w:w="709" w:type="dxa"/>
+          </w:tcPr>
+          <w:p>
+            <w:pPr>
+              <w:pStyle w:val="NormalWeb"/>
+              <w:spacing w:before="0" w:beforeAutospacing="0" w:after="0" w:afterAutospacing="0"/>
+              <w:rPr>
+                <w:rFonts w:ascii="Calibri" w:hAnsi="Calibri" w:cs="Calibri"/>
+                <w:sz w:val="22"/>
+                <w:szCs w:val="22"/>
+                <w:lang w:val="en-US"/>
+              </w:rPr>
+            </w:pPr>
+            <w:r>
+              <w:rPr>
+                <w:rFonts w:ascii="Calibri" w:hAnsi="Calibri" w:cs="Calibri"/>
+                <w:sz w:val="22"/>
+                <w:szCs w:val="22"/>
+                <w:lang w:val="en-US"/>
+              </w:rPr>
+              <w:t>{2}</w:t>
+            </w:r>
+            <w:r>
+              <w:rPr>
+                <w:rFonts w:ascii="Calibri" w:hAnsi="Calibri" w:cs="Calibri"/>
+                <w:noProof/>
+                <w:sz w:val="22"/>
+                <w:szCs w:val="22"/>
+                <w:vertAlign w:val="subscript"/>
+                <w:lang w:val="en-US"/>
+              </w:rPr>
+              <w:t>3</w:t>
+            </w:r>
+          </w:p>
+        </w:tc>
+        <w:tc>
+          <w:tcPr>
+            <w:tcW w:w="708" w:type="dxa"/>
+          </w:tcPr>
+          <w:p>
+            <w:pPr>
+              <w:pStyle w:val="NormalWeb"/>
+              <w:spacing w:before="0" w:beforeAutospacing="0" w:after="0" w:afterAutospacing="0"/>
+              <w:rPr>
+                <w:rFonts w:ascii="Calibri" w:hAnsi="Calibri" w:cs="Calibri"/>
+                <w:sz w:val="22"/>
+                <w:szCs w:val="22"/>
+                <w:lang w:val="en-US"/>
+              </w:rPr>
+            </w:pPr>
+            <w:r>
+              <w:rPr>
+                <w:rFonts w:ascii="Calibri" w:hAnsi="Calibri" w:cs="Calibri"/>
+                <w:noProof/>
+                <w:sz w:val="22"/>
+                <w:szCs w:val="22"/>
+                <w:lang w:val="en-US"/>
+              </w:rPr>
+              <mc:AlternateContent>
+                <mc:Choice Requires="wps">
+                  <w:drawing>
+                    <wp:anchor distT="0" distB="0" distL="114300" distR="114300" simplePos="0" relativeHeight="251687936" behindDoc="0" locked="0" layoutInCell="1" allowOverlap="1" wp14:anchorId="0882CB27" wp14:editId="1CB853DD">
+                      <wp:simplePos x="0" y="0"/>
+                      <wp:positionH relativeFrom="column">
+                        <wp:posOffset>380365</wp:posOffset>
+                      </wp:positionH>
+                      <wp:positionV relativeFrom="paragraph">
+                        <wp:posOffset>161290</wp:posOffset>
+                      </wp:positionV>
+                      <wp:extent cx="323850" cy="203200"/>
+                      <wp:effectExtent l="0" t="0" r="19050" b="12700"/>
+                      <wp:wrapNone/>
+                      <wp:docPr id="6" name="Oval 6"/>
+                      <wp:cNvGraphicFramePr/>
+                      <a:graphic xmlns:a="http://schemas.openxmlformats.org/drawingml/2006/main">
+                        <a:graphicData uri="http://schemas.microsoft.com/office/word/2010/wordprocessingShape">
+                          <wps:wsp>
+                            <wps:cNvSpPr/>
+                            <wps:spPr>
+                              <a:xfrm>
+                                <a:off x="0" y="0"/>
+                                <a:ext cx="323850" cy="203200"/>
+                              </a:xfrm>
+                              <a:prstGeom prst="ellipse">
+                                <a:avLst/>
+                              </a:prstGeom>
+                              <a:noFill/>
+                              <a:ln>
+                                <a:solidFill>
+                                  <a:srgbClr val="FF0000"/>
+                                </a:solidFill>
+                              </a:ln>
+                            </wps:spPr>
+                            <wps:style>
+                              <a:lnRef idx="2">
+                                <a:schemeClr val="accent1">
+                                  <a:shade val="50000"/>
+                                </a:schemeClr>
+                              </a:lnRef>
+                              <a:fillRef idx="1">
+                                <a:schemeClr val="accent1"/>
+                              </a:fillRef>
+                              <a:effectRef idx="0">
+                                <a:schemeClr val="accent1"/>
+                              </a:effectRef>
+                              <a:fontRef idx="minor">
+                                <a:schemeClr val="lt1"/>
+                              </a:fontRef>
+                            </wps:style>
+                            <wps:bodyPr rot="0" spcFirstLastPara="0" vertOverflow="overflow" horzOverflow="overflow" vert="horz" wrap="square" lIns="91440" tIns="45720" rIns="91440" bIns="45720" numCol="1" spcCol="0" rtlCol="0" fromWordArt="0" anchor="ctr" anchorCtr="0" forceAA="0" compatLnSpc="1">
+                              <a:prstTxWarp prst="textNoShape">
+                                <a:avLst/>
+                              </a:prstTxWarp>
+                              <a:noAutofit/>
+                            </wps:bodyPr>
+                          </wps:wsp>
+                        </a:graphicData>
+                      </a:graphic>
+                      <wp14:sizeRelH relativeFrom="margin">
+                        <wp14:pctWidth>0</wp14:pctWidth>
+                      </wp14:sizeRelH>
+                      <wp14:sizeRelV relativeFrom="margin">
+                        <wp14:pctHeight>0</wp14:pctHeight>
+                      </wp14:sizeRelV>
+                    </wp:anchor>
+                  </w:drawing>
+                </mc:Choice>
+                <mc:Fallback>
+                  <w:pict>
+                    <v:oval w14:anchorId="31FDF27C" id="Oval 6" o:spid="_x0000_s1026" style="position:absolute;margin-left:29.95pt;margin-top:12.7pt;width:25.5pt;height:16pt;z-index:251687936;visibility:visible;mso-wrap-style:square;mso-width-percent:0;mso-height-percent:0;mso-wrap-distance-left:9pt;mso-wrap-distance-top:0;mso-wrap-distance-right:9pt;mso-wrap-distance-bottom:0;mso-position-horizontal:absolute;mso-position-horizontal-relative:text;mso-position-vertical:absolute;mso-position-vertical-relative:text;mso-width-percent:0;mso-height-percent:0;mso-width-relative:margin;mso-height-relative:margin;v-text-anchor:middle" o:gfxdata="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" filled="f" strokecolor="red" strokeweight="1pt">
+                      <v:stroke joinstyle="miter"/>
+                    </v:oval>
+                  </w:pict>
+                </mc:Fallback>
+              </mc:AlternateContent>
+            </w:r>
+            <w:r>
+              <w:rPr>
+                <w:rFonts w:ascii="Calibri" w:hAnsi="Calibri" w:cs="Calibri"/>
+                <w:sz w:val="22"/>
+                <w:szCs w:val="22"/>
+                <w:lang w:val="en-US"/>
+              </w:rPr>
+              <w:t>-</w:t>
+            </w:r>
+          </w:p>
+        </w:tc>
+        <w:tc>
+          <w:tcPr>
+            <w:tcW w:w="2126" w:type="dxa"/>
+          </w:tcPr>
+          <w:p>
+            <w:pPr>
+              <w:pStyle w:val="NormalWeb"/>
+              <w:spacing w:before="0" w:beforeAutospacing="0" w:after="0" w:afterAutospacing="0"/>
+              <w:rPr>
+                <w:rFonts w:ascii="Calibri" w:hAnsi="Calibri" w:cs="Calibri"/>
+                <w:sz w:val="22"/>
+                <w:szCs w:val="22"/>
+                <w:lang w:val="en-US"/>
+              </w:rPr>
+            </w:pPr>
+            <w:r>
+              <w:rPr>
+                <w:rFonts w:ascii="Calibri" w:hAnsi="Calibri" w:cs="Calibri"/>
+                <w:sz w:val="22"/>
+                <w:szCs w:val="22"/>
+                <w:lang w:val="en-US"/>
+              </w:rPr>
+              <w:t>-</w:t>
+            </w:r>
+          </w:p>
+        </w:tc>
+      </w:tr>
+      <w:tr>
+        <w:tc>
+          <w:tcPr>
+            <w:tcW w:w="2405" w:type="dxa"/>
+          </w:tcPr>
+          <w:p>
+            <w:pPr>
+              <w:pStyle w:val="NormalWeb"/>
+              <w:spacing w:before="0" w:beforeAutospacing="0" w:after="0" w:afterAutospacing="0"/>
+              <w:rPr>
+                <w:rFonts w:ascii="Calibri" w:hAnsi="Calibri" w:cs="Calibri"/>
+                <w:sz w:val="22"/>
+                <w:szCs w:val="22"/>
+                <w:lang w:val="en-US"/>
+              </w:rPr>
+            </w:pPr>
+            <w:r>
+              <w:rPr>
+                <w:rFonts w:ascii="Calibri" w:hAnsi="Calibri" w:cs="Calibri"/>
+                <w:sz w:val="22"/>
+                <w:szCs w:val="22"/>
+                <w:lang w:val="en-US"/>
+              </w:rPr>
+              <w:t>[(Experience, high)]</w:t>
+            </w:r>
+          </w:p>
+        </w:tc>
+        <w:tc>
+          <w:tcPr>
+            <w:tcW w:w="992" w:type="dxa"/>
+          </w:tcPr>
+          <w:p>
+            <w:pPr>
+              <w:pStyle w:val="NormalWeb"/>
+              <w:spacing w:before="0" w:beforeAutospacing="0" w:after="0" w:afterAutospacing="0"/>
+              <w:rPr>
+                <w:rFonts w:ascii="Calibri" w:hAnsi="Calibri" w:cs="Calibri"/>
+                <w:sz w:val="22"/>
+                <w:szCs w:val="22"/>
+                <w:lang w:val="en-US"/>
+              </w:rPr>
+            </w:pPr>
+            <w:r>
+              <w:rPr>
+                <w:rFonts w:ascii="Calibri" w:hAnsi="Calibri" w:cs="Calibri"/>
+                <w:sz w:val="22"/>
+                <w:szCs w:val="22"/>
+                <w:lang w:val="en-US"/>
+              </w:rPr>
+              <w:t>{3,7,8}</w:t>
+            </w:r>
+          </w:p>
+        </w:tc>
+        <w:tc>
+          <w:tcPr>
+            <w:tcW w:w="993" w:type="dxa"/>
+          </w:tcPr>
+          <w:p>
+            <w:pPr>
+              <w:pStyle w:val="NormalWeb"/>
+              <w:spacing w:before="0" w:beforeAutospacing="0" w:after="0" w:afterAutospacing="0"/>
+              <w:rPr>
+                <w:rFonts w:ascii="Calibri" w:hAnsi="Calibri" w:cs="Calibri"/>
+                <w:sz w:val="22"/>
+                <w:szCs w:val="22"/>
+                <w:lang w:val="en-US"/>
+              </w:rPr>
+            </w:pPr>
+            <w:r>
+              <w:rPr>
+                <w:rFonts w:ascii="Calibri" w:hAnsi="Calibri" w:cs="Calibri"/>
+                <w:sz w:val="22"/>
+                <w:szCs w:val="22"/>
+                <w:lang w:val="en-US"/>
+              </w:rPr>
+              <w:t>{3}</w:t>
+            </w:r>
+          </w:p>
+        </w:tc>
+        <w:tc>
+          <w:tcPr>
+            <w:tcW w:w="708" w:type="dxa"/>
+            <w:tcBorders>
+              <w:right w:val="double" w:sz="4" w:space="0" w:color="auto"/>
+            </w:tcBorders>
+          </w:tcPr>
+          <w:p>
+            <w:pPr>
+              <w:pStyle w:val="NormalWeb"/>
+              <w:spacing w:before="0" w:beforeAutospacing="0" w:after="0" w:afterAutospacing="0"/>
+              <w:rPr>
+                <w:rFonts w:ascii="Calibri" w:hAnsi="Calibri" w:cs="Calibri"/>
+                <w:sz w:val="22"/>
+                <w:szCs w:val="22"/>
+                <w:lang w:val="en-US"/>
+              </w:rPr>
+            </w:pPr>
+            <w:r>
+              <w:rPr>
+                <w:rFonts w:ascii="Calibri" w:hAnsi="Calibri" w:cs="Calibri"/>
+                <w:sz w:val="22"/>
+                <w:szCs w:val="22"/>
+                <w:lang w:val="en-US"/>
+              </w:rPr>
+              <w:t>-</w:t>
+            </w:r>
+          </w:p>
+        </w:tc>
+        <w:tc>
+          <w:tcPr>
+            <w:tcW w:w="851" w:type="dxa"/>
+            <w:tcBorders>
+              <w:left w:val="double" w:sz="4" w:space="0" w:color="auto"/>
+            </w:tcBorders>
+          </w:tcPr>
+          <w:p>
+            <w:pPr>
+              <w:pStyle w:val="NormalWeb"/>
+              <w:spacing w:before="0" w:beforeAutospacing="0" w:after="0" w:afterAutospacing="0"/>
+              <w:rPr>
+                <w:rFonts w:ascii="Calibri" w:hAnsi="Calibri" w:cs="Calibri"/>
+                <w:sz w:val="22"/>
+                <w:szCs w:val="22"/>
+                <w:lang w:val="en-US"/>
+              </w:rPr>
+            </w:pPr>
+            <w:r>
+              <w:rPr>
+                <w:rFonts w:ascii="Calibri" w:hAnsi="Calibri" w:cs="Calibri"/>
+                <w:sz w:val="22"/>
+                <w:szCs w:val="22"/>
+                <w:lang w:val="en-US"/>
+              </w:rPr>
+              <w:t>{3}</w:t>
+            </w:r>
+          </w:p>
+        </w:tc>
+        <w:tc>
+          <w:tcPr>
+            <w:tcW w:w="709" w:type="dxa"/>
+          </w:tcPr>
+          <w:p>
+            <w:pPr>
+              <w:pStyle w:val="NormalWeb"/>
+              <w:spacing w:before="0" w:beforeAutospacing="0" w:after="0" w:afterAutospacing="0"/>
+              <w:rPr>
+                <w:rFonts w:ascii="Calibri" w:hAnsi="Calibri" w:cs="Calibri"/>
+                <w:sz w:val="22"/>
+                <w:szCs w:val="22"/>
+                <w:lang w:val="en-US"/>
+              </w:rPr>
+            </w:pPr>
+            <w:r>
+              <w:rPr>
+                <w:rFonts w:ascii="Calibri" w:hAnsi="Calibri" w:cs="Calibri"/>
+                <w:sz w:val="22"/>
+                <w:szCs w:val="22"/>
+                <w:lang w:val="en-US"/>
+              </w:rPr>
+              <w:t>{3}</w:t>
+            </w:r>
+            <w:r>
+              <w:rPr>
+                <w:rFonts w:ascii="Calibri" w:hAnsi="Calibri" w:cs="Calibri"/>
+                <w:noProof/>
+                <w:sz w:val="22"/>
+                <w:szCs w:val="22"/>
+                <w:vertAlign w:val="subscript"/>
+                <w:lang w:val="en-US"/>
+              </w:rPr>
+              <w:t>3</w:t>
+            </w:r>
+          </w:p>
+        </w:tc>
+        <w:tc>
+          <w:tcPr>
+            <w:tcW w:w="708" w:type="dxa"/>
+          </w:tcPr>
+          <w:p>
+            <w:pPr>
+              <w:pStyle w:val="NormalWeb"/>
+              <w:spacing w:before="0" w:beforeAutospacing="0" w:after="0" w:afterAutospacing="0"/>
+              <w:rPr>
+                <w:rFonts w:ascii="Calibri" w:hAnsi="Calibri" w:cs="Calibri"/>
+                <w:sz w:val="22"/>
+                <w:szCs w:val="22"/>
+                <w:lang w:val="en-US"/>
+              </w:rPr>
+            </w:pPr>
+            <w:r>
+              <w:rPr>
+                <w:rFonts w:ascii="Calibri" w:hAnsi="Calibri" w:cs="Calibri"/>
+                <w:sz w:val="22"/>
+                <w:szCs w:val="22"/>
+                <w:lang w:val="en-US"/>
+              </w:rPr>
+              <w:t>{3}</w:t>
+            </w:r>
+            <w:r>
+              <w:rPr>
+                <w:rFonts w:ascii="Calibri" w:hAnsi="Calibri" w:cs="Calibri"/>
+                <w:noProof/>
+                <w:sz w:val="22"/>
+                <w:szCs w:val="22"/>
+                <w:vertAlign w:val="subscript"/>
+                <w:lang w:val="en-US"/>
+              </w:rPr>
+              <w:t>3</w:t>
+            </w:r>
+          </w:p>
+        </w:tc>
+        <w:tc>
+          <w:tcPr>
+            <w:tcW w:w="2126" w:type="dxa"/>
+          </w:tcPr>
+          <w:p>
+            <w:pPr>
+              <w:pStyle w:val="NormalWeb"/>
+              <w:spacing w:before="0" w:beforeAutospacing="0" w:after="0" w:afterAutospacing="0"/>
+              <w:rPr>
+                <w:rFonts w:ascii="Calibri" w:hAnsi="Calibri" w:cs="Calibri"/>
+                <w:sz w:val="22"/>
+                <w:szCs w:val="22"/>
+                <w:lang w:val="en-US"/>
+              </w:rPr>
+            </w:pPr>
+            <w:r>
+              <w:rPr>
+                <w:rFonts w:ascii="Calibri" w:hAnsi="Calibri" w:cs="Calibri"/>
+                <w:sz w:val="22"/>
+                <w:szCs w:val="22"/>
+                <w:lang w:val="en-US"/>
+              </w:rPr>
+              <w:t>{3}</w:t>
+            </w:r>
+            <w:r>
+              <w:rPr>
+                <w:rFonts w:ascii="Calibri" w:hAnsi="Calibri" w:cs="Calibri"/>
+                <w:noProof/>
+                <w:sz w:val="22"/>
+                <w:szCs w:val="22"/>
+                <w:vertAlign w:val="subscript"/>
+                <w:lang w:val="en-US"/>
+              </w:rPr>
+              <w:t>3</w:t>
+            </w:r>
+          </w:p>
+        </w:tc>
+      </w:tr>
+    </w:tbl>
+    <w:p>
+      <w:pPr>
+        <w:pStyle w:val="NormalWeb"/>
+        <w:spacing w:before="0" w:beforeAutospacing="0" w:after="0" w:afterAutospacing="0"/>
+        <w:rPr>
+          <w:rFonts w:ascii="Calibri" w:hAnsi="Calibri" w:cs="Calibri"/>
+          <w:sz w:val="22"/>
+          <w:szCs w:val="22"/>
+          <w:lang w:val="en-US"/>
+        </w:rPr>
+      </w:pPr>
+    </w:p>
+    <w:p>
+      <w:pPr>
+        <w:pStyle w:val="NormalWeb"/>
+        <w:spacing w:before="0" w:beforeAutospacing="0" w:after="0" w:afterAutospacing="0"/>
+        <w:rPr>
+          <w:rFonts w:ascii="Calibri" w:hAnsi="Calibri" w:cs="Calibri"/>
+          <w:sz w:val="22"/>
+          <w:szCs w:val="22"/>
+          <w:lang w:val="en-US"/>
+        </w:rPr>
+      </w:pPr>
+      <w:r>
+        <w:rPr>
+          <w:rFonts w:ascii="Calibri" w:hAnsi="Calibri" w:cs="Calibri"/>
+          <w:sz w:val="22"/>
+          <w:szCs w:val="22"/>
+          <w:lang w:val="en-US"/>
+        </w:rPr>
+        <w:t xml:space="preserve">{1,2,6} is not </w:t>
+      </w:r>
+      <w:r>
+        <w:rPr>
+          <w:rFonts w:ascii="Cambria Math" w:hAnsi="Cambria Math" w:cs="Calibri"/>
+          <w:sz w:val="22"/>
+          <w:szCs w:val="22"/>
+          <w:lang w:val="en-US"/>
+        </w:rPr>
+        <w:t>⊆</w:t>
+      </w:r>
+      <w:r>
+        <w:rPr>
+          <w:rFonts w:ascii="Calibri" w:hAnsi="Calibri" w:cs="Calibri"/>
+          <w:sz w:val="22"/>
+          <w:szCs w:val="22"/>
+          <w:lang w:val="en-US"/>
+        </w:rPr>
+        <w:t xml:space="preserve"> {1,2,3,4}, need another condition</w:t>
+      </w:r>
+    </w:p>
+    <w:p>
+      <w:pPr>
+        <w:pStyle w:val="NormalWeb"/>
+        <w:spacing w:before="0" w:beforeAutospacing="0" w:after="0" w:afterAutospacing="0"/>
+        <w:rPr>
+          <w:rFonts w:ascii="Calibri" w:hAnsi="Calibri" w:cs="Calibri"/>
+          <w:sz w:val="22"/>
+          <w:szCs w:val="22"/>
+          <w:lang w:val="en-US"/>
+        </w:rPr>
+      </w:pPr>
+      <w:r>
+        <w:rPr>
+          <w:rFonts w:ascii="Calibri" w:hAnsi="Calibri" w:cs="Calibri"/>
+          <w:sz w:val="22"/>
+          <w:szCs w:val="22"/>
+          <w:lang w:val="en-US"/>
+        </w:rPr>
+        <w:t xml:space="preserve">{1,2,6} </w:t>
+      </w:r>
+      <w:r>
+        <w:rPr>
+          <w:rFonts w:hint="eastAsia"/>
+          <w:lang w:val="en-US"/>
+        </w:rPr>
+        <w:t>∩</w:t>
+      </w:r>
+      <w:r>
+        <w:rPr>
+          <w:rFonts w:hint="eastAsia"/>
+          <w:lang w:val="en-US"/>
+        </w:rPr>
+        <w:t xml:space="preserve"> </w:t>
+      </w:r>
+      <w:r>
+        <w:rPr>
+          <w:rFonts w:ascii="Calibri" w:hAnsi="Calibri" w:cs="Calibri"/>
+          <w:sz w:val="22"/>
+          <w:szCs w:val="22"/>
+          <w:lang w:val="en-US"/>
+        </w:rPr>
+        <w:t>{1,</w:t>
+      </w:r>
+      <w:r>
+        <w:rPr>
+          <w:rFonts w:ascii="Calibri" w:hAnsi="Calibri" w:cs="Calibri"/>
+          <w:sz w:val="22"/>
+          <w:szCs w:val="22"/>
+          <w:lang w:val="en-US"/>
+        </w:rPr>
+        <w:t xml:space="preserve">3,7,8} </w:t>
+      </w:r>
+      <w:r>
+        <w:rPr>
+          <w:rFonts w:ascii="Cambria Math" w:hAnsi="Cambria Math" w:cs="Calibri"/>
+          <w:sz w:val="22"/>
+          <w:szCs w:val="22"/>
+          <w:lang w:val="en-US"/>
+        </w:rPr>
+        <w:t>⊆</w:t>
+      </w:r>
+      <w:r>
+        <w:rPr>
+          <w:rFonts w:ascii="Calibri" w:hAnsi="Calibri" w:cs="Calibri"/>
+          <w:sz w:val="22"/>
+          <w:szCs w:val="22"/>
+          <w:lang w:val="en-US"/>
+        </w:rPr>
+        <w:t xml:space="preserve"> {1,2,3,4}, get rule:</w:t>
+      </w:r>
+      <w:r>
+        <w:rPr>
+          <w:rFonts w:ascii="Calibri" w:hAnsi="Calibri" w:cs="Calibri"/>
+          <w:noProof/>
+          <w:sz w:val="22"/>
+          <w:szCs w:val="22"/>
+          <w:lang w:val="en-US"/>
+        </w:rPr>
+        <w:t xml:space="preserve"> </w:t>
+      </w:r>
+    </w:p>
+    <w:p>
+      <w:pPr>
+        <w:pStyle w:val="NormalWeb"/>
+        <w:spacing w:before="0" w:beforeAutospacing="0" w:after="0" w:afterAutospacing="0"/>
+        <w:rPr>
+          <w:rFonts w:ascii="Calibri" w:hAnsi="Calibri" w:cs="Calibri"/>
+          <w:sz w:val="22"/>
+          <w:szCs w:val="22"/>
+          <w:lang w:val="en-US"/>
+        </w:rPr>
+      </w:pPr>
+      <w:r>
+        <w:rPr>
+          <w:rFonts w:ascii="Calibri" w:hAnsi="Calibri" w:cs="Calibri"/>
+          <w:sz w:val="22"/>
+          <w:szCs w:val="22"/>
+          <w:lang w:val="en-US"/>
+        </w:rPr>
+        <w:t xml:space="preserve">(Experience, low) &amp; (Education, primary) </w:t>
+      </w:r>
+      <w:r>
+        <w:rPr>
+          <w:rFonts w:ascii="Calibri" w:hAnsi="Calibri" w:cs="Calibri"/>
+          <w:sz w:val="22"/>
+          <w:szCs w:val="22"/>
+          <w:lang w:val="en-US"/>
+        </w:rPr>
+        <w:sym w:font="Wingdings" w:char="F0E0"/>
+      </w:r>
+      <w:r>
+        <w:rPr>
+          <w:rFonts w:ascii="Calibri" w:hAnsi="Calibri" w:cs="Calibri"/>
+          <w:sz w:val="22"/>
+          <w:szCs w:val="22"/>
+          <w:lang w:val="en-US"/>
+        </w:rPr>
+        <w:t xml:space="preserve"> (Productivity, low)</w:t>
+      </w:r>
+      <w:r>
+        <w:rPr>
+          <w:rFonts w:ascii="Calibri" w:hAnsi="Calibri" w:cs="Calibri"/>
+          <w:noProof/>
+          <w:sz w:val="22"/>
+          <w:szCs w:val="22"/>
+          <w:lang w:val="en-US"/>
+        </w:rPr>
+        <w:t>, both conditions cannot be dropped.</w:t>
+      </w:r>
+    </w:p>
+    <w:p>
+      <w:pPr>
+        <w:pStyle w:val="NormalWeb"/>
+        <w:spacing w:before="0" w:beforeAutospacing="0" w:after="0" w:afterAutospacing="0"/>
+        <w:rPr>
+          <w:rFonts w:ascii="Calibri" w:hAnsi="Calibri" w:cs="Calibri"/>
+          <w:sz w:val="22"/>
+          <w:szCs w:val="22"/>
+          <w:lang w:val="en-US"/>
+        </w:rPr>
+      </w:pPr>
+      <w:r>
+        <w:rPr>
+          <w:rFonts w:ascii="Calibri" w:hAnsi="Calibri" w:cs="Calibri"/>
+          <w:sz w:val="22"/>
+          <w:szCs w:val="22"/>
+          <w:lang w:val="en-US"/>
+        </w:rPr>
+        <w:t>Pr({1,2,3,4}|{1}) = 1</w:t>
+      </w:r>
+      <w:r>
+        <w:rPr>
+          <w:rFonts w:ascii="Calibri" w:hAnsi="Calibri" w:cs="Calibri"/>
+          <w:sz w:val="22"/>
+          <w:szCs w:val="22"/>
+          <w:lang w:val="en-US"/>
+        </w:rPr>
+        <w:t>, so appr</w:t>
+      </w:r>
+      <w:r>
+        <w:rPr>
+          <w:rFonts w:ascii="Calibri" w:hAnsi="Calibri" w:cs="Calibri"/>
+          <w:sz w:val="22"/>
+          <w:szCs w:val="22"/>
+          <w:vertAlign w:val="superscript"/>
+          <w:lang w:val="en-US"/>
+        </w:rPr>
+        <w:t>mlem2</w:t>
+      </w:r>
+      <w:r>
+        <w:rPr>
+          <w:rFonts w:ascii="Calibri" w:hAnsi="Calibri" w:cs="Calibri"/>
+          <w:sz w:val="22"/>
+          <w:szCs w:val="22"/>
+          <w:vertAlign w:val="subscript"/>
+          <w:lang w:val="en-US"/>
+        </w:rPr>
+        <w:t>1</w:t>
+      </w:r>
+      <w:r>
+        <w:rPr>
+          <w:rFonts w:ascii="Calibri" w:hAnsi="Calibri" w:cs="Calibri"/>
+          <w:sz w:val="22"/>
+          <w:szCs w:val="22"/>
+          <w:lang w:val="en-US"/>
+        </w:rPr>
+        <w:t>({1,2,3,4}) = {1}</w:t>
+      </w:r>
+    </w:p>
+    <w:p>
+      <w:pPr>
+        <w:pStyle w:val="NormalWeb"/>
+        <w:spacing w:before="0" w:beforeAutospacing="0" w:after="0" w:afterAutospacing="0"/>
+        <w:rPr>
+          <w:rFonts w:ascii="Calibri" w:hAnsi="Calibri" w:cs="Calibri"/>
+          <w:sz w:val="22"/>
+          <w:szCs w:val="22"/>
+          <w:lang w:val="en-US"/>
+        </w:rPr>
+      </w:pPr>
+    </w:p>
+    <w:p>
+      <w:pPr>
+        <w:pStyle w:val="NormalWeb"/>
+        <w:spacing w:before="0" w:beforeAutospacing="0" w:after="0" w:afterAutospacing="0"/>
+        <w:rPr>
+          <w:rFonts w:ascii="Calibri" w:hAnsi="Calibri" w:cs="Calibri"/>
+          <w:sz w:val="22"/>
+          <w:szCs w:val="22"/>
+          <w:lang w:val="en-US"/>
+        </w:rPr>
+      </w:pPr>
+      <w:r>
+        <w:rPr>
+          <w:rFonts w:ascii="Calibri" w:hAnsi="Calibri" w:cs="Calibri"/>
+          <w:sz w:val="22"/>
+          <w:szCs w:val="22"/>
+          <w:lang w:val="en-US"/>
+        </w:rPr>
+        <w:t xml:space="preserve">{2,3,5,6} is not </w:t>
+      </w:r>
+      <w:r>
+        <w:rPr>
+          <w:rFonts w:ascii="Cambria Math" w:hAnsi="Cambria Math" w:cs="Calibri"/>
+          <w:sz w:val="22"/>
+          <w:szCs w:val="22"/>
+          <w:lang w:val="en-US"/>
+        </w:rPr>
+        <w:t>⊆</w:t>
+      </w:r>
+      <w:r>
+        <w:rPr>
+          <w:rFonts w:ascii="Calibri" w:hAnsi="Calibri" w:cs="Calibri"/>
+          <w:sz w:val="22"/>
+          <w:szCs w:val="22"/>
+          <w:lang w:val="en-US"/>
+        </w:rPr>
+        <w:t xml:space="preserve"> {1,2,3,4}, need another condition</w:t>
+      </w:r>
+    </w:p>
+    <w:p>
+      <w:pPr>
+        <w:pStyle w:val="NormalWeb"/>
+        <w:spacing w:before="0" w:beforeAutospacing="0" w:after="0" w:afterAutospacing="0"/>
+        <w:rPr>
+          <w:rFonts w:ascii="Calibri" w:hAnsi="Calibri" w:cs="Calibri"/>
+          <w:sz w:val="22"/>
+          <w:szCs w:val="22"/>
+          <w:lang w:val="en-US"/>
+        </w:rPr>
+      </w:pPr>
+      <w:r>
+        <w:rPr>
+          <w:rFonts w:ascii="Calibri" w:hAnsi="Calibri" w:cs="Calibri"/>
+          <w:sz w:val="22"/>
+          <w:szCs w:val="22"/>
+          <w:lang w:val="en-US"/>
+        </w:rPr>
+        <w:t xml:space="preserve">{2,3,5,6} </w:t>
+      </w:r>
+      <w:r>
+        <w:rPr>
+          <w:rFonts w:hint="eastAsia"/>
+          <w:lang w:val="en-US"/>
+        </w:rPr>
+        <w:t>∩</w:t>
+      </w:r>
+      <w:r>
+        <w:rPr>
+          <w:rFonts w:hint="eastAsia"/>
+          <w:lang w:val="en-US"/>
+        </w:rPr>
+        <w:t xml:space="preserve"> </w:t>
+      </w:r>
+      <w:r>
+        <w:rPr>
+          <w:rFonts w:ascii="Calibri" w:hAnsi="Calibri" w:cs="Calibri"/>
+          <w:sz w:val="22"/>
+          <w:szCs w:val="22"/>
+          <w:lang w:val="en-US"/>
+        </w:rPr>
+        <w:t>{</w:t>
+      </w:r>
+      <w:r>
+        <w:rPr>
+          <w:rFonts w:ascii="Calibri" w:hAnsi="Calibri" w:cs="Calibri"/>
+          <w:sz w:val="22"/>
+          <w:szCs w:val="22"/>
+          <w:lang w:val="en-US"/>
+        </w:rPr>
+        <w:t>1,2,6</w:t>
+      </w:r>
+      <w:r>
+        <w:rPr>
+          <w:rFonts w:ascii="Calibri" w:hAnsi="Calibri" w:cs="Calibri"/>
+          <w:sz w:val="22"/>
+          <w:szCs w:val="22"/>
+          <w:lang w:val="en-US"/>
+        </w:rPr>
+        <w:t>}</w:t>
+      </w:r>
+      <w:r>
+        <w:rPr>
+          <w:rFonts w:ascii="Calibri" w:hAnsi="Calibri" w:cs="Calibri"/>
+          <w:sz w:val="22"/>
+          <w:szCs w:val="22"/>
+          <w:lang w:val="en-US"/>
+        </w:rPr>
+        <w:t xml:space="preserve"> = {2,6} is not</w:t>
+      </w:r>
+      <w:r>
+        <w:rPr>
+          <w:rFonts w:ascii="Calibri" w:hAnsi="Calibri" w:cs="Calibri"/>
+          <w:sz w:val="22"/>
+          <w:szCs w:val="22"/>
+          <w:lang w:val="en-US"/>
+        </w:rPr>
+        <w:t xml:space="preserve"> </w:t>
+      </w:r>
+      <w:r>
+        <w:rPr>
+          <w:rFonts w:ascii="Cambria Math" w:hAnsi="Cambria Math" w:cs="Calibri"/>
+          <w:sz w:val="22"/>
+          <w:szCs w:val="22"/>
+          <w:lang w:val="en-US"/>
+        </w:rPr>
+        <w:t>⊆</w:t>
+      </w:r>
+      <w:r>
+        <w:rPr>
+          <w:rFonts w:ascii="Calibri" w:hAnsi="Calibri" w:cs="Calibri"/>
+          <w:sz w:val="22"/>
+          <w:szCs w:val="22"/>
+          <w:lang w:val="en-US"/>
+        </w:rPr>
+        <w:t xml:space="preserve"> {1,2,3,4}, </w:t>
+      </w:r>
+      <w:r>
+        <w:rPr>
+          <w:rFonts w:ascii="Calibri" w:hAnsi="Calibri" w:cs="Calibri"/>
+          <w:sz w:val="22"/>
+          <w:szCs w:val="22"/>
+          <w:lang w:val="en-US"/>
+        </w:rPr>
+        <w:t>no more options</w:t>
+      </w:r>
+      <w:r>
+        <w:rPr>
+          <w:rFonts w:ascii="Calibri" w:hAnsi="Calibri" w:cs="Calibri"/>
+          <w:sz w:val="22"/>
+          <w:szCs w:val="22"/>
+          <w:lang w:val="en-US"/>
+        </w:rPr>
+        <w:t>.</w:t>
+      </w:r>
+    </w:p>
+    <w:p>
+      <w:pPr>
+        <w:pStyle w:val="NormalWeb"/>
+        <w:spacing w:before="0" w:beforeAutospacing="0" w:after="0" w:afterAutospacing="0"/>
+        <w:rPr>
+          <w:rFonts w:ascii="Calibri" w:hAnsi="Calibri" w:cs="Calibri"/>
+          <w:sz w:val="22"/>
+          <w:szCs w:val="22"/>
+          <w:lang w:val="en-US"/>
+        </w:rPr>
+      </w:pPr>
+      <w:r>
+        <w:rPr>
+          <w:rFonts w:ascii="Calibri" w:hAnsi="Calibri" w:cs="Calibri"/>
+          <w:sz w:val="22"/>
+          <w:szCs w:val="22"/>
+          <w:lang w:val="en-US"/>
+        </w:rPr>
+        <w:t>Pr({1,2,3,4}|{</w:t>
+      </w:r>
+      <w:r>
+        <w:rPr>
+          <w:rFonts w:ascii="Calibri" w:hAnsi="Calibri" w:cs="Calibri"/>
+          <w:sz w:val="22"/>
+          <w:szCs w:val="22"/>
+          <w:lang w:val="en-US"/>
+        </w:rPr>
+        <w:t>2,6</w:t>
+      </w:r>
+      <w:r>
+        <w:rPr>
+          <w:rFonts w:ascii="Calibri" w:hAnsi="Calibri" w:cs="Calibri"/>
+          <w:sz w:val="22"/>
+          <w:szCs w:val="22"/>
+          <w:lang w:val="en-US"/>
+        </w:rPr>
+        <w:t>})</w:t>
+      </w:r>
+      <w:r>
+        <w:rPr>
+          <w:rFonts w:ascii="Calibri" w:hAnsi="Calibri" w:cs="Calibri"/>
+          <w:sz w:val="22"/>
+          <w:szCs w:val="22"/>
+          <w:lang w:val="en-US"/>
+        </w:rPr>
+        <w:t xml:space="preserve"> = 0.</w:t>
+      </w:r>
+      <w:r>
+        <w:rPr>
+          <w:rFonts w:ascii="Calibri" w:hAnsi="Calibri" w:cs="Calibri"/>
+          <w:sz w:val="22"/>
+          <w:szCs w:val="22"/>
+          <w:lang w:val="en-US"/>
+        </w:rPr>
+        <w:t>5</w:t>
+      </w:r>
+      <w:r>
+        <w:rPr>
+          <w:rFonts w:ascii="Calibri" w:hAnsi="Calibri" w:cs="Calibri"/>
+          <w:sz w:val="22"/>
+          <w:szCs w:val="22"/>
+          <w:lang w:val="en-US"/>
+        </w:rPr>
+        <w:t xml:space="preserve"> &gt;</w:t>
+      </w:r>
+      <w:r>
+        <w:rPr>
+          <w:rFonts w:ascii="Calibri" w:hAnsi="Calibri" w:cs="Calibri"/>
+          <w:sz w:val="22"/>
+          <w:szCs w:val="22"/>
+          <w:lang w:val="en-US"/>
+        </w:rPr>
+        <w:t>=</w:t>
+      </w:r>
+      <w:r>
+        <w:rPr>
+          <w:rFonts w:ascii="Calibri" w:hAnsi="Calibri" w:cs="Calibri"/>
+          <w:sz w:val="22"/>
+          <w:szCs w:val="22"/>
+          <w:lang w:val="en-US"/>
+        </w:rPr>
+        <w:t xml:space="preserve"> 0.5</w:t>
+      </w:r>
+      <w:r>
+        <w:rPr>
+          <w:rFonts w:ascii="Calibri" w:hAnsi="Calibri" w:cs="Calibri"/>
+          <w:sz w:val="22"/>
+          <w:szCs w:val="22"/>
+          <w:lang w:val="en-US"/>
+        </w:rPr>
+        <w:t xml:space="preserve">, so </w:t>
+      </w:r>
+      <w:r>
+        <w:rPr>
+          <w:rFonts w:ascii="Calibri" w:hAnsi="Calibri" w:cs="Calibri"/>
+          <w:sz w:val="22"/>
+          <w:szCs w:val="22"/>
+          <w:lang w:val="en-US"/>
+        </w:rPr>
+        <w:t>appr</w:t>
+      </w:r>
+      <w:r>
+        <w:rPr>
+          <w:rFonts w:ascii="Calibri" w:hAnsi="Calibri" w:cs="Calibri"/>
+          <w:sz w:val="22"/>
+          <w:szCs w:val="22"/>
+          <w:vertAlign w:val="superscript"/>
+          <w:lang w:val="en-US"/>
+        </w:rPr>
+        <w:t>mlem2</w:t>
+      </w:r>
+      <w:r>
+        <w:rPr>
+          <w:rFonts w:ascii="Calibri" w:hAnsi="Calibri" w:cs="Calibri"/>
+          <w:sz w:val="22"/>
+          <w:szCs w:val="22"/>
+          <w:vertAlign w:val="subscript"/>
+          <w:lang w:val="en-US"/>
+        </w:rPr>
+        <w:t>0.</w:t>
+      </w:r>
+      <w:r>
+        <w:rPr>
+          <w:rFonts w:ascii="Calibri" w:hAnsi="Calibri" w:cs="Calibri"/>
+          <w:sz w:val="22"/>
+          <w:szCs w:val="22"/>
+          <w:vertAlign w:val="subscript"/>
+          <w:lang w:val="en-US"/>
+        </w:rPr>
+        <w:t>5</w:t>
+      </w:r>
+      <w:r>
+        <w:rPr>
+          <w:rFonts w:ascii="Calibri" w:hAnsi="Calibri" w:cs="Calibri"/>
+          <w:sz w:val="22"/>
+          <w:szCs w:val="22"/>
+          <w:lang w:val="en-US"/>
+        </w:rPr>
+        <w:t>({1,2,3,4}) = {</w:t>
+      </w:r>
+      <w:r>
+        <w:rPr>
+          <w:rFonts w:ascii="Calibri" w:hAnsi="Calibri" w:cs="Calibri"/>
+          <w:sz w:val="22"/>
+          <w:szCs w:val="22"/>
+          <w:lang w:val="en-US"/>
+        </w:rPr>
+        <w:t>2,6</w:t>
+      </w:r>
+      <w:r>
+        <w:rPr>
+          <w:rFonts w:ascii="Calibri" w:hAnsi="Calibri" w:cs="Calibri"/>
+          <w:sz w:val="22"/>
+          <w:szCs w:val="22"/>
+          <w:lang w:val="en-US"/>
+        </w:rPr>
+        <w:t>}</w:t>
+      </w:r>
+    </w:p>
+    <w:p>
+      <w:pPr>
+        <w:pStyle w:val="NormalWeb"/>
+        <w:spacing w:before="0" w:beforeAutospacing="0" w:after="0" w:afterAutospacing="0"/>
+        <w:rPr>
+          <w:rFonts w:ascii="Calibri" w:hAnsi="Calibri" w:cs="Calibri"/>
+          <w:sz w:val="22"/>
+          <w:szCs w:val="22"/>
+          <w:lang w:val="en-US"/>
+        </w:rPr>
+      </w:pPr>
+    </w:p>
+    <w:p>
+      <w:pPr>
+        <w:pStyle w:val="NormalWeb"/>
+        <w:spacing w:before="0" w:beforeAutospacing="0" w:after="0" w:afterAutospacing="0"/>
+        <w:rPr>
+          <w:rFonts w:ascii="Calibri" w:hAnsi="Calibri" w:cs="Calibri"/>
+          <w:sz w:val="22"/>
+          <w:szCs w:val="22"/>
+          <w:lang w:val="en-US"/>
+        </w:rPr>
+      </w:pPr>
+      <w:r>
+        <w:rPr>
+          <w:rFonts w:ascii="Calibri" w:hAnsi="Calibri" w:cs="Calibri"/>
+          <w:sz w:val="22"/>
+          <w:szCs w:val="22"/>
+          <w:lang w:val="en-US"/>
+        </w:rPr>
+        <w:t>{4,5,7}</w:t>
+      </w:r>
+      <w:r>
+        <w:rPr>
+          <w:rFonts w:ascii="Calibri" w:hAnsi="Calibri" w:cs="Calibri"/>
+          <w:sz w:val="22"/>
+          <w:szCs w:val="22"/>
+          <w:lang w:val="en-US"/>
+        </w:rPr>
+        <w:t xml:space="preserve"> </w:t>
+      </w:r>
+      <w:r>
+        <w:rPr>
+          <w:rFonts w:ascii="Calibri" w:hAnsi="Calibri" w:cs="Calibri"/>
+          <w:sz w:val="22"/>
+          <w:szCs w:val="22"/>
+          <w:lang w:val="en-US"/>
+        </w:rPr>
+        <w:t xml:space="preserve">is not </w:t>
+      </w:r>
+      <w:r>
+        <w:rPr>
+          <w:rFonts w:ascii="Cambria Math" w:hAnsi="Cambria Math" w:cs="Calibri"/>
+          <w:sz w:val="22"/>
+          <w:szCs w:val="22"/>
+          <w:lang w:val="en-US"/>
+        </w:rPr>
+        <w:t>⊆</w:t>
+      </w:r>
+      <w:r>
+        <w:rPr>
+          <w:rFonts w:ascii="Calibri" w:hAnsi="Calibri" w:cs="Calibri"/>
+          <w:sz w:val="22"/>
+          <w:szCs w:val="22"/>
+          <w:lang w:val="en-US"/>
+        </w:rPr>
+        <w:t xml:space="preserve"> {</w:t>
+      </w:r>
+      <w:r>
+        <w:rPr>
+          <w:rFonts w:ascii="Calibri" w:hAnsi="Calibri" w:cs="Calibri"/>
+          <w:sz w:val="22"/>
+          <w:szCs w:val="22"/>
+          <w:lang w:val="en-US"/>
+        </w:rPr>
+        <w:t>1,2,</w:t>
+      </w:r>
+      <w:r>
+        <w:rPr>
+          <w:rFonts w:ascii="Calibri" w:hAnsi="Calibri" w:cs="Calibri"/>
+          <w:sz w:val="22"/>
+          <w:szCs w:val="22"/>
+          <w:lang w:val="en-US"/>
+        </w:rPr>
+        <w:t xml:space="preserve">3,4}, </w:t>
+      </w:r>
+      <w:r>
+        <w:rPr>
+          <w:rFonts w:ascii="Calibri" w:hAnsi="Calibri" w:cs="Calibri"/>
+          <w:sz w:val="22"/>
+          <w:szCs w:val="22"/>
+          <w:lang w:val="en-US"/>
+        </w:rPr>
+        <w:t>no more options</w:t>
+      </w:r>
+      <w:r>
+        <w:rPr>
+          <w:rFonts w:ascii="Calibri" w:hAnsi="Calibri" w:cs="Calibri"/>
+          <w:sz w:val="22"/>
+          <w:szCs w:val="22"/>
+          <w:lang w:val="en-US"/>
+        </w:rPr>
+        <w:t>.</w:t>
+      </w:r>
+    </w:p>
+    <w:p>
+      <w:pPr>
+        <w:pStyle w:val="NormalWeb"/>
+        <w:spacing w:before="0" w:beforeAutospacing="0" w:after="0" w:afterAutospacing="0"/>
+        <w:rPr>
+          <w:rFonts w:ascii="Calibri" w:hAnsi="Calibri" w:cs="Calibri"/>
+          <w:sz w:val="22"/>
+          <w:szCs w:val="22"/>
+          <w:lang w:val="en-US"/>
+        </w:rPr>
+      </w:pPr>
+      <w:r>
+        <w:rPr>
+          <w:rFonts w:ascii="Calibri" w:hAnsi="Calibri" w:cs="Calibri"/>
+          <w:sz w:val="22"/>
+          <w:szCs w:val="22"/>
+          <w:lang w:val="en-US"/>
+        </w:rPr>
+        <w:t>Pr({1,2,3,4}|{</w:t>
+      </w:r>
+      <w:r>
+        <w:rPr>
+          <w:rFonts w:ascii="Calibri" w:hAnsi="Calibri" w:cs="Calibri"/>
+          <w:sz w:val="22"/>
+          <w:szCs w:val="22"/>
+          <w:lang w:val="en-US"/>
+        </w:rPr>
+        <w:t>4,5,7</w:t>
+      </w:r>
+      <w:r>
+        <w:rPr>
+          <w:rFonts w:ascii="Calibri" w:hAnsi="Calibri" w:cs="Calibri"/>
+          <w:sz w:val="22"/>
+          <w:szCs w:val="22"/>
+          <w:lang w:val="en-US"/>
+        </w:rPr>
+        <w:t>})</w:t>
+      </w:r>
+      <w:r>
+        <w:rPr>
+          <w:rFonts w:ascii="Calibri" w:hAnsi="Calibri" w:cs="Calibri"/>
+          <w:sz w:val="22"/>
+          <w:szCs w:val="22"/>
+          <w:lang w:val="en-US"/>
+        </w:rPr>
+        <w:t xml:space="preserve"> = </w:t>
+      </w:r>
+      <w:r>
+        <w:rPr>
+          <w:rFonts w:ascii="Calibri" w:hAnsi="Calibri" w:cs="Calibri"/>
+          <w:sz w:val="22"/>
+          <w:szCs w:val="22"/>
+          <w:lang w:val="en-US"/>
+        </w:rPr>
+        <w:t>0.33 &lt; 0.5</w:t>
+      </w:r>
+      <w:r>
+        <w:rPr>
+          <w:rFonts w:ascii="Calibri" w:hAnsi="Calibri" w:cs="Calibri"/>
+          <w:sz w:val="22"/>
+          <w:szCs w:val="22"/>
+          <w:lang w:val="en-US"/>
+        </w:rPr>
+        <w:t xml:space="preserve">. </w:t>
+      </w:r>
+      <w:r>
+        <w:rPr>
+          <w:rFonts w:ascii="Calibri" w:hAnsi="Calibri" w:cs="Calibri"/>
+          <w:b/>
+          <w:bCs/>
+          <w:sz w:val="22"/>
+          <w:szCs w:val="22"/>
+          <w:lang w:val="en-US"/>
+        </w:rPr>
+        <w:t>J</w:t>
+      </w:r>
+      <w:r>
+        <w:rPr>
+          <w:rFonts w:ascii="Calibri" w:hAnsi="Calibri" w:cs="Calibri"/>
+          <w:sz w:val="22"/>
+          <w:szCs w:val="22"/>
+          <w:lang w:val="en-US"/>
+        </w:rPr>
+        <w:t xml:space="preserve"> = {4,5,7}</w:t>
+      </w:r>
+    </w:p>
+    <w:p>
+      <w:pPr>
+        <w:pStyle w:val="NormalWeb"/>
+        <w:spacing w:before="0" w:beforeAutospacing="0" w:after="0" w:afterAutospacing="0"/>
+        <w:rPr>
+          <w:rFonts w:ascii="Calibri" w:hAnsi="Calibri" w:cs="Calibri"/>
+          <w:sz w:val="22"/>
+          <w:szCs w:val="22"/>
+          <w:lang w:val="en-US"/>
+        </w:rPr>
+      </w:pPr>
+    </w:p>
+    <w:p>
+      <w:pPr>
+        <w:pStyle w:val="NormalWeb"/>
+        <w:spacing w:before="0" w:beforeAutospacing="0" w:after="0" w:afterAutospacing="0"/>
+        <w:rPr>
+          <w:rFonts w:ascii="Calibri" w:hAnsi="Calibri" w:cs="Calibri"/>
+          <w:sz w:val="22"/>
+          <w:szCs w:val="22"/>
+          <w:lang w:val="en-US"/>
+        </w:rPr>
+      </w:pPr>
+      <w:r>
+        <w:rPr>
+          <w:rFonts w:ascii="Calibri" w:hAnsi="Calibri" w:cs="Calibri"/>
+          <w:sz w:val="22"/>
+          <w:szCs w:val="22"/>
+          <w:lang w:val="en-US"/>
+        </w:rPr>
+        <w:t xml:space="preserve">{3,7,8} </w:t>
+      </w:r>
+      <w:r>
+        <w:rPr>
+          <w:rFonts w:ascii="Calibri" w:hAnsi="Calibri" w:cs="Calibri"/>
+          <w:sz w:val="22"/>
+          <w:szCs w:val="22"/>
+          <w:lang w:val="en-US"/>
+        </w:rPr>
+        <w:t xml:space="preserve">is not </w:t>
+      </w:r>
+      <w:r>
+        <w:rPr>
+          <w:rFonts w:ascii="Cambria Math" w:hAnsi="Cambria Math" w:cs="Calibri"/>
+          <w:sz w:val="22"/>
+          <w:szCs w:val="22"/>
+          <w:lang w:val="en-US"/>
+        </w:rPr>
+        <w:t>⊆</w:t>
+      </w:r>
+      <w:r>
+        <w:rPr>
+          <w:rFonts w:ascii="Calibri" w:hAnsi="Calibri" w:cs="Calibri"/>
+          <w:sz w:val="22"/>
+          <w:szCs w:val="22"/>
+          <w:lang w:val="en-US"/>
+        </w:rPr>
+        <w:t xml:space="preserve"> {</w:t>
+      </w:r>
+      <w:r>
+        <w:rPr>
+          <w:rFonts w:ascii="Calibri" w:hAnsi="Calibri" w:cs="Calibri"/>
+          <w:sz w:val="22"/>
+          <w:szCs w:val="22"/>
+          <w:lang w:val="en-US"/>
+        </w:rPr>
+        <w:t>1,2,3,4}</w:t>
+      </w:r>
+      <w:r>
+        <w:rPr>
+          <w:rFonts w:ascii="Calibri" w:hAnsi="Calibri" w:cs="Calibri"/>
+          <w:sz w:val="22"/>
+          <w:szCs w:val="22"/>
+          <w:lang w:val="en-US"/>
+        </w:rPr>
+        <w:t>,</w:t>
+      </w:r>
+      <w:r>
+        <w:rPr>
+          <w:rFonts w:ascii="Calibri" w:hAnsi="Calibri" w:cs="Calibri"/>
+          <w:sz w:val="22"/>
+          <w:szCs w:val="22"/>
+          <w:lang w:val="en-US"/>
+        </w:rPr>
+        <w:t xml:space="preserve"> need another condition</w:t>
+      </w:r>
+    </w:p>
+    <w:p>
+      <w:pPr>
+        <w:pStyle w:val="NormalWeb"/>
+        <w:spacing w:before="0" w:beforeAutospacing="0" w:after="0" w:afterAutospacing="0"/>
+        <w:rPr>
+          <w:rFonts w:ascii="Calibri" w:hAnsi="Calibri" w:cs="Calibri"/>
+          <w:sz w:val="22"/>
+          <w:szCs w:val="22"/>
+          <w:lang w:val="en-US"/>
+        </w:rPr>
+      </w:pPr>
     </w:p>
     <w:p>
       <w:pPr>
@@ -4507,6 +7411,22 @@
       <w:rFonts w:ascii="Times New Roman" w:eastAsia="Times New Roman" w:hAnsi="Times New Roman" w:cs="Times New Roman"/>
     </w:rPr>
   </w:style>
+  <w:style w:type="table" w:styleId="TableGrid">
+    <w:name w:val="Table Grid"/>
+    <w:basedOn w:val="TableNormal"/>
+    <w:uiPriority w:val="39"/>
+    <w:rsid w:val="00B04F4D"/>
+    <w:tblPr>
+      <w:tblBorders>
+        <w:top w:val="single" w:sz="4" w:space="0" w:color="auto"/>
+        <w:left w:val="single" w:sz="4" w:space="0" w:color="auto"/>
+        <w:bottom w:val="single" w:sz="4" w:space="0" w:color="auto"/>
+        <w:right w:val="single" w:sz="4" w:space="0" w:color="auto"/>
+        <w:insideH w:val="single" w:sz="4" w:space="0" w:color="auto"/>
+        <w:insideV w:val="single" w:sz="4" w:space="0" w:color="auto"/>
+      </w:tblBorders>
+    </w:tblPr>
+  </w:style>
 </w:styles>
 </file>
 

--- a/data_mining/839/hw3.docx
+++ b/data_mining/839/hw3.docx
@@ -3601,7 +3601,7 @@
     <w:tbl>
       <w:tblPr>
         <w:tblStyle w:val="TableGrid"/>
-        <w:tblW w:w="9492" w:type="dxa"/>
+        <w:tblW w:w="10060" w:type="dxa"/>
         <w:tblLayout w:type="fixed"/>
         <w:tblLook w:val="04A0" w:firstRow="1" w:lastRow="0" w:firstColumn="1" w:lastColumn="0" w:noHBand="0" w:noVBand="1"/>
       </w:tblPr>
@@ -3613,7 +3613,10 @@
         <w:gridCol w:w="851"/>
         <w:gridCol w:w="709"/>
         <w:gridCol w:w="708"/>
-        <w:gridCol w:w="2126"/>
+        <w:gridCol w:w="567"/>
+        <w:gridCol w:w="709"/>
+        <w:gridCol w:w="567"/>
+        <w:gridCol w:w="851"/>
       </w:tblGrid>
       <w:tr>
         <w:tc>
@@ -3806,7 +3809,7 @@
         </w:tc>
         <w:tc>
           <w:tcPr>
-            <w:tcW w:w="2126" w:type="dxa"/>
+            <w:tcW w:w="567" w:type="dxa"/>
           </w:tcPr>
           <w:p>
             <w:pPr>
@@ -3822,29 +3825,175 @@
             <w:r>
               <w:rPr>
                 <w:rFonts w:ascii="Calibri" w:hAnsi="Calibri" w:cs="Calibri"/>
-                <w:sz w:val="22"/>
-                <w:szCs w:val="22"/>
-                <w:lang w:val="en-US"/>
-              </w:rPr>
-              <w:t>{</w:t>
-            </w:r>
-            <w:r>
-              <w:rPr>
-                <w:rFonts w:ascii="Calibri" w:hAnsi="Calibri" w:cs="Calibri"/>
-                <w:sz w:val="22"/>
-                <w:szCs w:val="22"/>
-                <w:lang w:val="en-US"/>
-              </w:rPr>
-              <w:t>3</w:t>
-            </w:r>
-            <w:r>
-              <w:rPr>
-                <w:rFonts w:ascii="Calibri" w:hAnsi="Calibri" w:cs="Calibri"/>
-                <w:sz w:val="22"/>
-                <w:szCs w:val="22"/>
-                <w:lang w:val="en-US"/>
-              </w:rPr>
-              <w:t>}</w:t>
+                <w:noProof/>
+                <w:sz w:val="22"/>
+                <w:szCs w:val="22"/>
+                <w:lang w:val="en-US"/>
+              </w:rPr>
+              <mc:AlternateContent>
+                <mc:Choice Requires="wps">
+                  <w:drawing>
+                    <wp:anchor distT="0" distB="0" distL="114300" distR="114300" simplePos="0" relativeHeight="251723776" behindDoc="0" locked="0" layoutInCell="1" allowOverlap="1" wp14:anchorId="443EDE19" wp14:editId="3ADB4A50">
+                      <wp:simplePos x="0" y="0"/>
+                      <wp:positionH relativeFrom="column">
+                        <wp:posOffset>292735</wp:posOffset>
+                      </wp:positionH>
+                      <wp:positionV relativeFrom="paragraph">
+                        <wp:posOffset>168910</wp:posOffset>
+                      </wp:positionV>
+                      <wp:extent cx="323850" cy="203200"/>
+                      <wp:effectExtent l="0" t="0" r="19050" b="12700"/>
+                      <wp:wrapNone/>
+                      <wp:docPr id="7" name="Oval 7"/>
+                      <wp:cNvGraphicFramePr/>
+                      <a:graphic xmlns:a="http://schemas.openxmlformats.org/drawingml/2006/main">
+                        <a:graphicData uri="http://schemas.microsoft.com/office/word/2010/wordprocessingShape">
+                          <wps:wsp>
+                            <wps:cNvSpPr/>
+                            <wps:spPr>
+                              <a:xfrm>
+                                <a:off x="0" y="0"/>
+                                <a:ext cx="323850" cy="203200"/>
+                              </a:xfrm>
+                              <a:prstGeom prst="ellipse">
+                                <a:avLst/>
+                              </a:prstGeom>
+                              <a:noFill/>
+                              <a:ln>
+                                <a:solidFill>
+                                  <a:srgbClr val="FF0000"/>
+                                </a:solidFill>
+                              </a:ln>
+                            </wps:spPr>
+                            <wps:style>
+                              <a:lnRef idx="2">
+                                <a:schemeClr val="accent1">
+                                  <a:shade val="50000"/>
+                                </a:schemeClr>
+                              </a:lnRef>
+                              <a:fillRef idx="1">
+                                <a:schemeClr val="accent1"/>
+                              </a:fillRef>
+                              <a:effectRef idx="0">
+                                <a:schemeClr val="accent1"/>
+                              </a:effectRef>
+                              <a:fontRef idx="minor">
+                                <a:schemeClr val="lt1"/>
+                              </a:fontRef>
+                            </wps:style>
+                            <wps:bodyPr rot="0" spcFirstLastPara="0" vertOverflow="overflow" horzOverflow="overflow" vert="horz" wrap="square" lIns="91440" tIns="45720" rIns="91440" bIns="45720" numCol="1" spcCol="0" rtlCol="0" fromWordArt="0" anchor="ctr" anchorCtr="0" forceAA="0" compatLnSpc="1">
+                              <a:prstTxWarp prst="textNoShape">
+                                <a:avLst/>
+                              </a:prstTxWarp>
+                              <a:noAutofit/>
+                            </wps:bodyPr>
+                          </wps:wsp>
+                        </a:graphicData>
+                      </a:graphic>
+                      <wp14:sizeRelH relativeFrom="margin">
+                        <wp14:pctWidth>0</wp14:pctWidth>
+                      </wp14:sizeRelH>
+                      <wp14:sizeRelV relativeFrom="margin">
+                        <wp14:pctHeight>0</wp14:pctHeight>
+                      </wp14:sizeRelV>
+                    </wp:anchor>
+                  </w:drawing>
+                </mc:Choice>
+                <mc:Fallback>
+                  <w:pict>
+                    <v:oval w14:anchorId="20DCB7CD" id="Oval 7" o:spid="_x0000_s1026" style="position:absolute;margin-left:23.05pt;margin-top:13.3pt;width:25.5pt;height:16pt;z-index:251723776;visibility:visible;mso-wrap-style:square;mso-width-percent:0;mso-height-percent:0;mso-wrap-distance-left:9pt;mso-wrap-distance-top:0;mso-wrap-distance-right:9pt;mso-wrap-distance-bottom:0;mso-position-horizontal:absolute;mso-position-horizontal-relative:text;mso-position-vertical:absolute;mso-position-vertical-relative:text;mso-width-percent:0;mso-height-percent:0;mso-width-relative:margin;mso-height-relative:margin;v-text-anchor:middle" o:gfxdata="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" filled="f" strokecolor="red" strokeweight="1pt">
+                      <v:stroke joinstyle="miter"/>
+                    </v:oval>
+                  </w:pict>
+                </mc:Fallback>
+              </mc:AlternateContent>
+            </w:r>
+            <w:r>
+              <w:rPr>
+                <w:rFonts w:ascii="Calibri" w:hAnsi="Calibri" w:cs="Calibri"/>
+                <w:sz w:val="22"/>
+                <w:szCs w:val="22"/>
+                <w:lang w:val="en-US"/>
+              </w:rPr>
+              <w:t>{3}</w:t>
+            </w:r>
+          </w:p>
+        </w:tc>
+        <w:tc>
+          <w:tcPr>
+            <w:tcW w:w="709" w:type="dxa"/>
+          </w:tcPr>
+          <w:p>
+            <w:pPr>
+              <w:pStyle w:val="NormalWeb"/>
+              <w:spacing w:before="0" w:beforeAutospacing="0" w:after="0" w:afterAutospacing="0"/>
+              <w:rPr>
+                <w:rFonts w:ascii="Calibri" w:hAnsi="Calibri" w:cs="Calibri"/>
+                <w:sz w:val="22"/>
+                <w:szCs w:val="22"/>
+                <w:lang w:val="en-US"/>
+              </w:rPr>
+            </w:pPr>
+            <w:r>
+              <w:rPr>
+                <w:rFonts w:ascii="Calibri" w:hAnsi="Calibri" w:cs="Calibri"/>
+                <w:sz w:val="22"/>
+                <w:szCs w:val="22"/>
+                <w:lang w:val="en-US"/>
+              </w:rPr>
+              <w:t>{3}</w:t>
+            </w:r>
+          </w:p>
+        </w:tc>
+        <w:tc>
+          <w:tcPr>
+            <w:tcW w:w="567" w:type="dxa"/>
+          </w:tcPr>
+          <w:p>
+            <w:pPr>
+              <w:pStyle w:val="NormalWeb"/>
+              <w:spacing w:before="0" w:beforeAutospacing="0" w:after="0" w:afterAutospacing="0"/>
+              <w:rPr>
+                <w:rFonts w:ascii="Calibri" w:hAnsi="Calibri" w:cs="Calibri"/>
+                <w:sz w:val="22"/>
+                <w:szCs w:val="22"/>
+                <w:lang w:val="en-US"/>
+              </w:rPr>
+            </w:pPr>
+            <w:r>
+              <w:rPr>
+                <w:rFonts w:ascii="Calibri" w:hAnsi="Calibri" w:cs="Calibri"/>
+                <w:sz w:val="22"/>
+                <w:szCs w:val="22"/>
+                <w:lang w:val="en-US"/>
+              </w:rPr>
+              <w:t>{3}</w:t>
+            </w:r>
+          </w:p>
+        </w:tc>
+        <w:tc>
+          <w:tcPr>
+            <w:tcW w:w="851" w:type="dxa"/>
+          </w:tcPr>
+          <w:p>
+            <w:pPr>
+              <w:pStyle w:val="NormalWeb"/>
+              <w:spacing w:before="0" w:beforeAutospacing="0" w:after="0" w:afterAutospacing="0"/>
+              <w:rPr>
+                <w:rFonts w:ascii="Calibri" w:hAnsi="Calibri" w:cs="Calibri"/>
+                <w:sz w:val="22"/>
+                <w:szCs w:val="22"/>
+                <w:lang w:val="en-US"/>
+              </w:rPr>
+            </w:pPr>
+            <w:r>
+              <w:rPr>
+                <w:rFonts w:ascii="Calibri" w:hAnsi="Calibri" w:cs="Calibri"/>
+                <w:sz w:val="22"/>
+                <w:szCs w:val="22"/>
+                <w:lang w:val="en-US"/>
+              </w:rPr>
+              <w:t>{3}</w:t>
             </w:r>
           </w:p>
         </w:tc>
@@ -3967,7 +4116,7 @@
               <mc:AlternateContent>
                 <mc:Choice Requires="wps">
                   <w:drawing>
-                    <wp:anchor distT="0" distB="0" distL="114300" distR="114300" simplePos="0" relativeHeight="251682816" behindDoc="0" locked="0" layoutInCell="1" allowOverlap="1" wp14:anchorId="3CFD6014" wp14:editId="5F5BB030">
+                    <wp:anchor distT="0" distB="0" distL="114300" distR="114300" simplePos="0" relativeHeight="251734016" behindDoc="0" locked="0" layoutInCell="1" allowOverlap="1" wp14:anchorId="4AEABEB8" wp14:editId="2AA37A7A">
                       <wp:simplePos x="0" y="0"/>
                       <wp:positionH relativeFrom="column">
                         <wp:posOffset>-59055</wp:posOffset>
@@ -4032,7 +4181,7 @@
                 </mc:Choice>
                 <mc:Fallback>
                   <w:pict>
-                    <v:oval w14:anchorId="374C407C" id="Oval 2" o:spid="_x0000_s1026" style="position:absolute;margin-left:-4.65pt;margin-top:-.2pt;width:25.5pt;height:16pt;z-index:251682816;visibility:visible;mso-wrap-style:square;mso-width-percent:0;mso-wrap-distance-left:9pt;mso-wrap-distance-top:0;mso-wrap-distance-right:9pt;mso-wrap-distance-bottom:0;mso-position-horizontal:absolute;mso-position-horizontal-relative:text;mso-position-vertical:absolute;mso-position-vertical-relative:text;mso-width-percent:0;mso-width-relative:margin;v-text-anchor:middle" o:gfxdata="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" filled="f" strokecolor="red" strokeweight="1pt">
+                    <v:oval w14:anchorId="28C4C38C" id="Oval 2" o:spid="_x0000_s1026" style="position:absolute;margin-left:-4.65pt;margin-top:-.2pt;width:25.5pt;height:16pt;z-index:251734016;visibility:visible;mso-wrap-style:square;mso-width-percent:0;mso-wrap-distance-left:9pt;mso-wrap-distance-top:0;mso-wrap-distance-right:9pt;mso-wrap-distance-bottom:0;mso-position-horizontal:absolute;mso-position-horizontal-relative:text;mso-position-vertical:absolute;mso-position-vertical-relative:text;mso-width-percent:0;mso-width-relative:margin;v-text-anchor:middle" o:gfxdata="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" filled="f" strokecolor="red" strokeweight="1pt">
                       <v:stroke joinstyle="miter"/>
                     </v:oval>
                   </w:pict>
@@ -4118,7 +4267,7 @@
               <mc:AlternateContent>
                 <mc:Choice Requires="wps">
                   <w:drawing>
-                    <wp:anchor distT="0" distB="0" distL="114300" distR="114300" simplePos="0" relativeHeight="251685888" behindDoc="0" locked="0" layoutInCell="1" allowOverlap="1" wp14:anchorId="5B8318DF" wp14:editId="4F5E1161">
+                    <wp:anchor distT="0" distB="0" distL="114300" distR="114300" simplePos="0" relativeHeight="251737088" behindDoc="0" locked="0" layoutInCell="1" allowOverlap="1" wp14:anchorId="5C9E67CB" wp14:editId="4400CFE8">
                       <wp:simplePos x="0" y="0"/>
                       <wp:positionH relativeFrom="column">
                         <wp:posOffset>367030</wp:posOffset>
@@ -4186,7 +4335,7 @@
                 </mc:Choice>
                 <mc:Fallback>
                   <w:pict>
-                    <v:oval w14:anchorId="1A282316" id="Oval 4" o:spid="_x0000_s1026" style="position:absolute;margin-left:28.9pt;margin-top:13.4pt;width:25.5pt;height:16pt;z-index:251685888;visibility:visible;mso-wrap-style:square;mso-width-percent:0;mso-height-percent:0;mso-wrap-distance-left:9pt;mso-wrap-distance-top:0;mso-wrap-distance-right:9pt;mso-wrap-distance-bottom:0;mso-position-horizontal:absolute;mso-position-horizontal-relative:text;mso-position-vertical:absolute;mso-position-vertical-relative:text;mso-width-percent:0;mso-height-percent:0;mso-width-relative:margin;mso-height-relative:margin;v-text-anchor:middle" o:gfxdata="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" filled="f" strokecolor="red" strokeweight="1pt">
+                    <v:oval w14:anchorId="78D5FB76" id="Oval 4" o:spid="_x0000_s1026" style="position:absolute;margin-left:28.9pt;margin-top:13.4pt;width:25.5pt;height:16pt;z-index:251737088;visibility:visible;mso-wrap-style:square;mso-width-percent:0;mso-height-percent:0;mso-wrap-distance-left:9pt;mso-wrap-distance-top:0;mso-wrap-distance-right:9pt;mso-wrap-distance-bottom:0;mso-position-horizontal:absolute;mso-position-horizontal-relative:text;mso-position-vertical:absolute;mso-position-vertical-relative:text;mso-width-percent:0;mso-height-percent:0;mso-width-relative:margin;mso-height-relative:margin;v-text-anchor:middle" o:gfxdata="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" filled="f" strokecolor="red" strokeweight="1pt">
                       <v:stroke joinstyle="miter"/>
                     </v:oval>
                   </w:pict>
@@ -4257,7 +4406,7 @@
         </w:tc>
         <w:tc>
           <w:tcPr>
-            <w:tcW w:w="2126" w:type="dxa"/>
+            <w:tcW w:w="567" w:type="dxa"/>
           </w:tcPr>
           <w:p>
             <w:pPr>
@@ -4291,6 +4440,101 @@
                 <w:lang w:val="en-US"/>
               </w:rPr>
               <w:t>4</w:t>
+            </w:r>
+          </w:p>
+        </w:tc>
+        <w:tc>
+          <w:tcPr>
+            <w:tcW w:w="709" w:type="dxa"/>
+          </w:tcPr>
+          <w:p>
+            <w:pPr>
+              <w:pStyle w:val="NormalWeb"/>
+              <w:spacing w:before="0" w:beforeAutospacing="0" w:after="0" w:afterAutospacing="0"/>
+              <w:rPr>
+                <w:rFonts w:ascii="Calibri" w:hAnsi="Calibri" w:cs="Calibri"/>
+                <w:noProof/>
+                <w:sz w:val="22"/>
+                <w:szCs w:val="22"/>
+                <w:lang w:val="en-US"/>
+              </w:rPr>
+            </w:pPr>
+            <w:r>
+              <w:rPr>
+                <w:rFonts w:ascii="Calibri" w:hAnsi="Calibri" w:cs="Calibri"/>
+                <w:noProof/>
+                <w:sz w:val="22"/>
+                <w:szCs w:val="22"/>
+                <w:lang w:val="en-US"/>
+              </w:rPr>
+              <w:t>{3}</w:t>
+            </w:r>
+            <w:r>
+              <w:rPr>
+                <w:rFonts w:ascii="Calibri" w:hAnsi="Calibri" w:cs="Calibri"/>
+                <w:noProof/>
+                <w:sz w:val="22"/>
+                <w:szCs w:val="22"/>
+                <w:vertAlign w:val="subscript"/>
+                <w:lang w:val="en-US"/>
+              </w:rPr>
+              <w:t>4</w:t>
+            </w:r>
+          </w:p>
+        </w:tc>
+        <w:tc>
+          <w:tcPr>
+            <w:tcW w:w="567" w:type="dxa"/>
+          </w:tcPr>
+          <w:p>
+            <w:pPr>
+              <w:pStyle w:val="NormalWeb"/>
+              <w:spacing w:before="0" w:beforeAutospacing="0" w:after="0" w:afterAutospacing="0"/>
+              <w:rPr>
+                <w:rFonts w:ascii="Calibri" w:hAnsi="Calibri" w:cs="Calibri"/>
+                <w:noProof/>
+                <w:sz w:val="22"/>
+                <w:szCs w:val="22"/>
+                <w:lang w:val="en-US"/>
+              </w:rPr>
+            </w:pPr>
+            <w:r>
+              <w:rPr>
+                <w:rFonts w:ascii="Calibri" w:hAnsi="Calibri" w:cs="Calibri"/>
+                <w:noProof/>
+                <w:sz w:val="22"/>
+                <w:szCs w:val="22"/>
+                <w:lang w:val="en-US"/>
+              </w:rPr>
+              <w:t>-</w:t>
+            </w:r>
+          </w:p>
+        </w:tc>
+        <w:tc>
+          <w:tcPr>
+            <w:tcW w:w="851" w:type="dxa"/>
+          </w:tcPr>
+          <w:p>
+            <w:pPr>
+              <w:pStyle w:val="NormalWeb"/>
+              <w:spacing w:before="0" w:beforeAutospacing="0" w:after="0" w:afterAutospacing="0"/>
+              <w:rPr>
+                <w:rFonts w:ascii="Calibri" w:hAnsi="Calibri" w:cs="Calibri"/>
+                <w:noProof/>
+                <w:sz w:val="22"/>
+                <w:szCs w:val="22"/>
+                <w:lang w:val="en-US"/>
+              </w:rPr>
+            </w:pPr>
+            <w:r>
+              <w:rPr>
+                <w:rFonts w:ascii="Calibri" w:hAnsi="Calibri" w:cs="Calibri"/>
+                <w:noProof/>
+                <w:sz w:val="22"/>
+                <w:szCs w:val="22"/>
+                <w:lang w:val="en-US"/>
+              </w:rPr>
+              <w:t>-</w:t>
             </w:r>
           </w:p>
         </w:tc>
@@ -4497,7 +4741,85 @@
         </w:tc>
         <w:tc>
           <w:tcPr>
-            <w:tcW w:w="2126" w:type="dxa"/>
+            <w:tcW w:w="567" w:type="dxa"/>
+          </w:tcPr>
+          <w:p>
+            <w:pPr>
+              <w:pStyle w:val="NormalWeb"/>
+              <w:spacing w:before="0" w:beforeAutospacing="0" w:after="0" w:afterAutospacing="0"/>
+              <w:rPr>
+                <w:rFonts w:ascii="Calibri" w:hAnsi="Calibri" w:cs="Calibri"/>
+                <w:sz w:val="22"/>
+                <w:szCs w:val="22"/>
+                <w:lang w:val="en-US"/>
+              </w:rPr>
+            </w:pPr>
+            <w:r>
+              <w:rPr>
+                <w:rFonts w:ascii="Calibri" w:hAnsi="Calibri" w:cs="Calibri"/>
+                <w:sz w:val="22"/>
+                <w:szCs w:val="22"/>
+                <w:lang w:val="en-US"/>
+              </w:rPr>
+              <w:t>-</w:t>
+            </w:r>
+          </w:p>
+        </w:tc>
+        <w:tc>
+          <w:tcPr>
+            <w:tcW w:w="709" w:type="dxa"/>
+          </w:tcPr>
+          <w:p>
+            <w:pPr>
+              <w:pStyle w:val="NormalWeb"/>
+              <w:spacing w:before="0" w:beforeAutospacing="0" w:after="0" w:afterAutospacing="0"/>
+              <w:rPr>
+                <w:rFonts w:ascii="Calibri" w:hAnsi="Calibri" w:cs="Calibri"/>
+                <w:sz w:val="22"/>
+                <w:szCs w:val="22"/>
+                <w:lang w:val="en-US"/>
+              </w:rPr>
+            </w:pPr>
+            <w:r>
+              <w:rPr>
+                <w:rFonts w:ascii="Calibri" w:hAnsi="Calibri" w:cs="Calibri"/>
+                <w:sz w:val="22"/>
+                <w:szCs w:val="22"/>
+                <w:lang w:val="en-US"/>
+              </w:rPr>
+              <w:t>-</w:t>
+            </w:r>
+          </w:p>
+        </w:tc>
+        <w:tc>
+          <w:tcPr>
+            <w:tcW w:w="567" w:type="dxa"/>
+          </w:tcPr>
+          <w:p>
+            <w:pPr>
+              <w:pStyle w:val="NormalWeb"/>
+              <w:spacing w:before="0" w:beforeAutospacing="0" w:after="0" w:afterAutospacing="0"/>
+              <w:rPr>
+                <w:rFonts w:ascii="Calibri" w:hAnsi="Calibri" w:cs="Calibri"/>
+                <w:sz w:val="22"/>
+                <w:szCs w:val="22"/>
+                <w:lang w:val="en-US"/>
+              </w:rPr>
+            </w:pPr>
+            <w:r>
+              <w:rPr>
+                <w:rFonts w:ascii="Calibri" w:hAnsi="Calibri" w:cs="Calibri"/>
+                <w:sz w:val="22"/>
+                <w:szCs w:val="22"/>
+                <w:lang w:val="en-US"/>
+              </w:rPr>
+              <w:t>-</w:t>
+            </w:r>
+          </w:p>
+        </w:tc>
+        <w:tc>
+          <w:tcPr>
+            <w:tcW w:w="851" w:type="dxa"/>
           </w:tcPr>
           <w:p>
             <w:pPr>
@@ -4713,7 +5035,171 @@
         </w:tc>
         <w:tc>
           <w:tcPr>
-            <w:tcW w:w="2126" w:type="dxa"/>
+            <w:tcW w:w="567" w:type="dxa"/>
+          </w:tcPr>
+          <w:p>
+            <w:pPr>
+              <w:pStyle w:val="NormalWeb"/>
+              <w:spacing w:before="0" w:beforeAutospacing="0" w:after="0" w:afterAutospacing="0"/>
+              <w:rPr>
+                <w:rFonts w:ascii="Calibri" w:hAnsi="Calibri" w:cs="Calibri"/>
+                <w:sz w:val="22"/>
+                <w:szCs w:val="22"/>
+                <w:lang w:val="en-US"/>
+              </w:rPr>
+            </w:pPr>
+            <w:r>
+              <w:rPr>
+                <w:rFonts w:ascii="Calibri" w:hAnsi="Calibri" w:cs="Calibri"/>
+                <w:sz w:val="22"/>
+                <w:szCs w:val="22"/>
+                <w:lang w:val="en-US"/>
+              </w:rPr>
+              <w:t>-</w:t>
+            </w:r>
+          </w:p>
+        </w:tc>
+        <w:tc>
+          <w:tcPr>
+            <w:tcW w:w="709" w:type="dxa"/>
+          </w:tcPr>
+          <w:p>
+            <w:pPr>
+              <w:pStyle w:val="NormalWeb"/>
+              <w:spacing w:before="0" w:beforeAutospacing="0" w:after="0" w:afterAutospacing="0"/>
+              <w:rPr>
+                <w:rFonts w:ascii="Calibri" w:hAnsi="Calibri" w:cs="Calibri"/>
+                <w:sz w:val="22"/>
+                <w:szCs w:val="22"/>
+                <w:lang w:val="en-US"/>
+              </w:rPr>
+            </w:pPr>
+            <w:r>
+              <w:rPr>
+                <w:rFonts w:ascii="Calibri" w:hAnsi="Calibri" w:cs="Calibri"/>
+                <w:noProof/>
+                <w:sz w:val="22"/>
+                <w:szCs w:val="22"/>
+                <w:lang w:val="en-US"/>
+              </w:rPr>
+              <mc:AlternateContent>
+                <mc:Choice Requires="wps">
+                  <w:drawing>
+                    <wp:anchor distT="0" distB="0" distL="114300" distR="114300" simplePos="0" relativeHeight="251739136" behindDoc="0" locked="0" layoutInCell="1" allowOverlap="1" wp14:anchorId="6E34C61A" wp14:editId="79A0D6F1">
+                      <wp:simplePos x="0" y="0"/>
+                      <wp:positionH relativeFrom="column">
+                        <wp:posOffset>364490</wp:posOffset>
+                      </wp:positionH>
+                      <wp:positionV relativeFrom="paragraph">
+                        <wp:posOffset>171450</wp:posOffset>
+                      </wp:positionV>
+                      <wp:extent cx="323850" cy="203200"/>
+                      <wp:effectExtent l="0" t="0" r="19050" b="12700"/>
+                      <wp:wrapNone/>
+                      <wp:docPr id="8" name="Oval 8"/>
+                      <wp:cNvGraphicFramePr/>
+                      <a:graphic xmlns:a="http://schemas.openxmlformats.org/drawingml/2006/main">
+                        <a:graphicData uri="http://schemas.microsoft.com/office/word/2010/wordprocessingShape">
+                          <wps:wsp>
+                            <wps:cNvSpPr/>
+                            <wps:spPr>
+                              <a:xfrm>
+                                <a:off x="0" y="0"/>
+                                <a:ext cx="323850" cy="203200"/>
+                              </a:xfrm>
+                              <a:prstGeom prst="ellipse">
+                                <a:avLst/>
+                              </a:prstGeom>
+                              <a:noFill/>
+                              <a:ln>
+                                <a:solidFill>
+                                  <a:srgbClr val="FF0000"/>
+                                </a:solidFill>
+                              </a:ln>
+                            </wps:spPr>
+                            <wps:style>
+                              <a:lnRef idx="2">
+                                <a:schemeClr val="accent1">
+                                  <a:shade val="50000"/>
+                                </a:schemeClr>
+                              </a:lnRef>
+                              <a:fillRef idx="1">
+                                <a:schemeClr val="accent1"/>
+                              </a:fillRef>
+                              <a:effectRef idx="0">
+                                <a:schemeClr val="accent1"/>
+                              </a:effectRef>
+                              <a:fontRef idx="minor">
+                                <a:schemeClr val="lt1"/>
+                              </a:fontRef>
+                            </wps:style>
+                            <wps:bodyPr rot="0" spcFirstLastPara="0" vertOverflow="overflow" horzOverflow="overflow" vert="horz" wrap="square" lIns="91440" tIns="45720" rIns="91440" bIns="45720" numCol="1" spcCol="0" rtlCol="0" fromWordArt="0" anchor="ctr" anchorCtr="0" forceAA="0" compatLnSpc="1">
+                              <a:prstTxWarp prst="textNoShape">
+                                <a:avLst/>
+                              </a:prstTxWarp>
+                              <a:noAutofit/>
+                            </wps:bodyPr>
+                          </wps:wsp>
+                        </a:graphicData>
+                      </a:graphic>
+                      <wp14:sizeRelH relativeFrom="margin">
+                        <wp14:pctWidth>0</wp14:pctWidth>
+                      </wp14:sizeRelH>
+                      <wp14:sizeRelV relativeFrom="margin">
+                        <wp14:pctHeight>0</wp14:pctHeight>
+                      </wp14:sizeRelV>
+                    </wp:anchor>
+                  </w:drawing>
+                </mc:Choice>
+                <mc:Fallback>
+                  <w:pict>
+                    <v:oval w14:anchorId="450E4DF0" id="Oval 8" o:spid="_x0000_s1026" style="position:absolute;margin-left:28.7pt;margin-top:13.5pt;width:25.5pt;height:16pt;z-index:251739136;visibility:visible;mso-wrap-style:square;mso-width-percent:0;mso-height-percent:0;mso-wrap-distance-left:9pt;mso-wrap-distance-top:0;mso-wrap-distance-right:9pt;mso-wrap-distance-bottom:0;mso-position-horizontal:absolute;mso-position-horizontal-relative:text;mso-position-vertical:absolute;mso-position-vertical-relative:text;mso-width-percent:0;mso-height-percent:0;mso-width-relative:margin;mso-height-relative:margin;v-text-anchor:middle" o:gfxdata="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" filled="f" strokecolor="red" strokeweight="1pt">
+                      <v:stroke joinstyle="miter"/>
+                    </v:oval>
+                  </w:pict>
+                </mc:Fallback>
+              </mc:AlternateContent>
+            </w:r>
+            <w:r>
+              <w:rPr>
+                <w:rFonts w:ascii="Calibri" w:hAnsi="Calibri" w:cs="Calibri"/>
+                <w:sz w:val="22"/>
+                <w:szCs w:val="22"/>
+                <w:lang w:val="en-US"/>
+              </w:rPr>
+              <w:t>-</w:t>
+            </w:r>
+          </w:p>
+        </w:tc>
+        <w:tc>
+          <w:tcPr>
+            <w:tcW w:w="567" w:type="dxa"/>
+          </w:tcPr>
+          <w:p>
+            <w:pPr>
+              <w:pStyle w:val="NormalWeb"/>
+              <w:spacing w:before="0" w:beforeAutospacing="0" w:after="0" w:afterAutospacing="0"/>
+              <w:rPr>
+                <w:rFonts w:ascii="Calibri" w:hAnsi="Calibri" w:cs="Calibri"/>
+                <w:sz w:val="22"/>
+                <w:szCs w:val="22"/>
+                <w:lang w:val="en-US"/>
+              </w:rPr>
+            </w:pPr>
+            <w:r>
+              <w:rPr>
+                <w:rFonts w:ascii="Calibri" w:hAnsi="Calibri" w:cs="Calibri"/>
+                <w:sz w:val="22"/>
+                <w:szCs w:val="22"/>
+                <w:lang w:val="en-US"/>
+              </w:rPr>
+              <w:t>-</w:t>
+            </w:r>
+          </w:p>
+        </w:tc>
+        <w:tc>
+          <w:tcPr>
+            <w:tcW w:w="851" w:type="dxa"/>
           </w:tcPr>
           <w:p>
             <w:pPr>
@@ -4895,7 +5381,7 @@
               <mc:AlternateContent>
                 <mc:Choice Requires="wps">
                   <w:drawing>
-                    <wp:anchor distT="0" distB="0" distL="114300" distR="114300" simplePos="0" relativeHeight="251683840" behindDoc="0" locked="0" layoutInCell="1" allowOverlap="1" wp14:anchorId="66CDA56E" wp14:editId="7A505C14">
+                    <wp:anchor distT="0" distB="0" distL="114300" distR="114300" simplePos="0" relativeHeight="251735040" behindDoc="0" locked="0" layoutInCell="1" allowOverlap="1" wp14:anchorId="2A62D35D" wp14:editId="2C535B59">
                       <wp:simplePos x="0" y="0"/>
                       <wp:positionH relativeFrom="column">
                         <wp:posOffset>-38735</wp:posOffset>
@@ -4960,7 +5446,7 @@
                 </mc:Choice>
                 <mc:Fallback>
                   <w:pict>
-                    <v:oval w14:anchorId="77114708" id="Oval 3" o:spid="_x0000_s1026" style="position:absolute;margin-left:-3.05pt;margin-top:13.2pt;width:25.5pt;height:16pt;z-index:251683840;visibility:visible;mso-wrap-style:square;mso-width-percent:0;mso-wrap-distance-left:9pt;mso-wrap-distance-top:0;mso-wrap-distance-right:9pt;mso-wrap-distance-bottom:0;mso-position-horizontal:absolute;mso-position-horizontal-relative:text;mso-position-vertical:absolute;mso-position-vertical-relative:text;mso-width-percent:0;mso-width-relative:margin;v-text-anchor:middle" o:gfxdata="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" filled="f" strokecolor="red" strokeweight="1pt">
+                    <v:oval w14:anchorId="4ECA6C15" id="Oval 3" o:spid="_x0000_s1026" style="position:absolute;margin-left:-3.05pt;margin-top:13.2pt;width:25.5pt;height:16pt;z-index:251735040;visibility:visible;mso-wrap-style:square;mso-width-percent:0;mso-wrap-distance-left:9pt;mso-wrap-distance-top:0;mso-wrap-distance-right:9pt;mso-wrap-distance-bottom:0;mso-position-horizontal:absolute;mso-position-horizontal-relative:text;mso-position-vertical:absolute;mso-position-vertical-relative:text;mso-width-percent:0;mso-width-relative:margin;v-text-anchor:middle" o:gfxdata="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" filled="f" strokecolor="red" strokeweight="1pt">
                       <v:stroke joinstyle="miter"/>
                     </v:oval>
                   </w:pict>
@@ -5058,7 +5544,7 @@
         </w:tc>
         <w:tc>
           <w:tcPr>
-            <w:tcW w:w="2126" w:type="dxa"/>
+            <w:tcW w:w="567" w:type="dxa"/>
           </w:tcPr>
           <w:p>
             <w:pPr>
@@ -5092,6 +5578,112 @@
                 <w:lang w:val="en-US"/>
               </w:rPr>
               <w:t>4</w:t>
+            </w:r>
+          </w:p>
+        </w:tc>
+        <w:tc>
+          <w:tcPr>
+            <w:tcW w:w="709" w:type="dxa"/>
+          </w:tcPr>
+          <w:p>
+            <w:pPr>
+              <w:pStyle w:val="NormalWeb"/>
+              <w:spacing w:before="0" w:beforeAutospacing="0" w:after="0" w:afterAutospacing="0"/>
+              <w:rPr>
+                <w:rFonts w:ascii="Calibri" w:hAnsi="Calibri" w:cs="Calibri"/>
+                <w:noProof/>
+                <w:sz w:val="22"/>
+                <w:szCs w:val="22"/>
+                <w:lang w:val="en-US"/>
+              </w:rPr>
+            </w:pPr>
+            <w:r>
+              <w:rPr>
+                <w:rFonts w:ascii="Calibri" w:hAnsi="Calibri" w:cs="Calibri"/>
+                <w:noProof/>
+                <w:sz w:val="22"/>
+                <w:szCs w:val="22"/>
+                <w:lang w:val="en-US"/>
+              </w:rPr>
+              <w:t>{3}</w:t>
+            </w:r>
+            <w:r>
+              <w:rPr>
+                <w:rFonts w:ascii="Calibri" w:hAnsi="Calibri" w:cs="Calibri"/>
+                <w:noProof/>
+                <w:sz w:val="22"/>
+                <w:szCs w:val="22"/>
+                <w:vertAlign w:val="subscript"/>
+                <w:lang w:val="en-US"/>
+              </w:rPr>
+              <w:t>4</w:t>
+            </w:r>
+          </w:p>
+        </w:tc>
+        <w:tc>
+          <w:tcPr>
+            <w:tcW w:w="567" w:type="dxa"/>
+          </w:tcPr>
+          <w:p>
+            <w:pPr>
+              <w:pStyle w:val="NormalWeb"/>
+              <w:spacing w:before="0" w:beforeAutospacing="0" w:after="0" w:afterAutospacing="0"/>
+              <w:rPr>
+                <w:rFonts w:ascii="Calibri" w:hAnsi="Calibri" w:cs="Calibri"/>
+                <w:noProof/>
+                <w:sz w:val="22"/>
+                <w:szCs w:val="22"/>
+                <w:lang w:val="en-US"/>
+              </w:rPr>
+            </w:pPr>
+            <w:r>
+              <w:rPr>
+                <w:rFonts w:ascii="Calibri" w:hAnsi="Calibri" w:cs="Calibri"/>
+                <w:noProof/>
+                <w:sz w:val="22"/>
+                <w:szCs w:val="22"/>
+                <w:lang w:val="en-US"/>
+              </w:rPr>
+              <w:t>{3}</w:t>
+            </w:r>
+            <w:r>
+              <w:rPr>
+                <w:rFonts w:ascii="Calibri" w:hAnsi="Calibri" w:cs="Calibri"/>
+                <w:noProof/>
+                <w:sz w:val="22"/>
+                <w:szCs w:val="22"/>
+                <w:vertAlign w:val="subscript"/>
+                <w:lang w:val="en-US"/>
+              </w:rPr>
+              <w:t>4</w:t>
+            </w:r>
+          </w:p>
+        </w:tc>
+        <w:tc>
+          <w:tcPr>
+            <w:tcW w:w="851" w:type="dxa"/>
+          </w:tcPr>
+          <w:p>
+            <w:pPr>
+              <w:pStyle w:val="NormalWeb"/>
+              <w:spacing w:before="0" w:beforeAutospacing="0" w:after="0" w:afterAutospacing="0"/>
+              <w:rPr>
+                <w:rFonts w:ascii="Calibri" w:hAnsi="Calibri" w:cs="Calibri"/>
+                <w:noProof/>
+                <w:sz w:val="22"/>
+                <w:szCs w:val="22"/>
+                <w:lang w:val="en-US"/>
+              </w:rPr>
+            </w:pPr>
+            <w:r>
+              <w:rPr>
+                <w:rFonts w:ascii="Calibri" w:hAnsi="Calibri" w:cs="Calibri"/>
+                <w:noProof/>
+                <w:sz w:val="22"/>
+                <w:szCs w:val="22"/>
+                <w:lang w:val="en-US"/>
+              </w:rPr>
+              <w:t>-</w:t>
             </w:r>
           </w:p>
         </w:tc>
@@ -5175,7 +5767,7 @@
               <mc:AlternateContent>
                 <mc:Choice Requires="wps">
                   <w:drawing>
-                    <wp:anchor distT="0" distB="0" distL="114300" distR="114300" simplePos="0" relativeHeight="251681792" behindDoc="0" locked="0" layoutInCell="1" allowOverlap="1" wp14:anchorId="77E9536A" wp14:editId="4D31F5EE">
+                    <wp:anchor distT="0" distB="0" distL="114300" distR="114300" simplePos="0" relativeHeight="251732992" behindDoc="0" locked="0" layoutInCell="1" allowOverlap="1" wp14:anchorId="14E42087" wp14:editId="0EC0A18E">
                       <wp:simplePos x="0" y="0"/>
                       <wp:positionH relativeFrom="column">
                         <wp:posOffset>-44450</wp:posOffset>
@@ -5237,7 +5829,7 @@
                 </mc:Choice>
                 <mc:Fallback>
                   <w:pict>
-                    <v:oval w14:anchorId="4CC1D464" id="Oval 1" o:spid="_x0000_s1026" style="position:absolute;margin-left:-3.5pt;margin-top:13.05pt;width:30.5pt;height:16pt;z-index:251681792;visibility:visible;mso-wrap-style:square;mso-wrap-distance-left:9pt;mso-wrap-distance-top:0;mso-wrap-distance-right:9pt;mso-wrap-distance-bottom:0;mso-position-horizontal:absolute;mso-position-horizontal-relative:text;mso-position-vertical:absolute;mso-position-vertical-relative:text;v-text-anchor:middle" o:gfxdata="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" filled="f" strokecolor="red" strokeweight="1pt">
+                    <v:oval w14:anchorId="43CB2B59" id="Oval 1" o:spid="_x0000_s1026" style="position:absolute;margin-left:-3.5pt;margin-top:13.05pt;width:30.5pt;height:16pt;z-index:251732992;visibility:visible;mso-wrap-style:square;mso-wrap-distance-left:9pt;mso-wrap-distance-top:0;mso-wrap-distance-right:9pt;mso-wrap-distance-bottom:0;mso-position-horizontal:absolute;mso-position-horizontal-relative:text;mso-position-vertical:absolute;mso-position-vertical-relative:text;v-text-anchor:middle" o:gfxdata="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" filled="f" strokecolor="red" strokeweight="1pt">
                       <v:stroke joinstyle="miter"/>
                     </v:oval>
                   </w:pict>
@@ -5333,7 +5925,7 @@
               <mc:AlternateContent>
                 <mc:Choice Requires="wps">
                   <w:drawing>
-                    <wp:anchor distT="0" distB="0" distL="114300" distR="114300" simplePos="0" relativeHeight="251684864" behindDoc="0" locked="0" layoutInCell="1" allowOverlap="1" wp14:anchorId="10B47F02" wp14:editId="77793781">
+                    <wp:anchor distT="0" distB="0" distL="114300" distR="114300" simplePos="0" relativeHeight="251736064" behindDoc="0" locked="0" layoutInCell="1" allowOverlap="1" wp14:anchorId="0F027525" wp14:editId="6C54B487">
                       <wp:simplePos x="0" y="0"/>
                       <wp:positionH relativeFrom="column">
                         <wp:posOffset>469265</wp:posOffset>
@@ -5398,7 +5990,7 @@
                 </mc:Choice>
                 <mc:Fallback>
                   <w:pict>
-                    <v:oval w14:anchorId="521CEE85" id="Oval 5" o:spid="_x0000_s1026" style="position:absolute;margin-left:36.95pt;margin-top:13.05pt;width:25.5pt;height:16pt;z-index:251684864;visibility:visible;mso-wrap-style:square;mso-width-percent:0;mso-wrap-distance-left:9pt;mso-wrap-distance-top:0;mso-wrap-distance-right:9pt;mso-wrap-distance-bottom:0;mso-position-horizontal:absolute;mso-position-horizontal-relative:text;mso-position-vertical:absolute;mso-position-vertical-relative:text;mso-width-percent:0;mso-width-relative:margin;v-text-anchor:middle" o:gfxdata="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" filled="f" strokecolor="red" strokeweight="1pt">
+                    <v:oval w14:anchorId="5C544D11" id="Oval 5" o:spid="_x0000_s1026" style="position:absolute;margin-left:36.95pt;margin-top:13.05pt;width:25.5pt;height:16pt;z-index:251736064;visibility:visible;mso-wrap-style:square;mso-width-percent:0;mso-wrap-distance-left:9pt;mso-wrap-distance-top:0;mso-wrap-distance-right:9pt;mso-wrap-distance-bottom:0;mso-position-horizontal:absolute;mso-position-horizontal-relative:text;mso-position-vertical:absolute;mso-position-vertical-relative:text;mso-width-percent:0;mso-width-relative:margin;v-text-anchor:middle" o:gfxdata="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" filled="f" strokecolor="red" strokeweight="1pt">
                       <v:stroke joinstyle="miter"/>
                     </v:oval>
                   </w:pict>
@@ -5481,7 +6073,7 @@
         </w:tc>
         <w:tc>
           <w:tcPr>
-            <w:tcW w:w="2126" w:type="dxa"/>
+            <w:tcW w:w="567" w:type="dxa"/>
           </w:tcPr>
           <w:p>
             <w:pPr>
@@ -5513,6 +6105,106 @@
                 <w:lang w:val="en-US"/>
               </w:rPr>
               <w:t>4</w:t>
+            </w:r>
+          </w:p>
+        </w:tc>
+        <w:tc>
+          <w:tcPr>
+            <w:tcW w:w="709" w:type="dxa"/>
+          </w:tcPr>
+          <w:p>
+            <w:pPr>
+              <w:pStyle w:val="NormalWeb"/>
+              <w:spacing w:before="0" w:beforeAutospacing="0" w:after="0" w:afterAutospacing="0"/>
+              <w:rPr>
+                <w:rFonts w:ascii="Calibri" w:hAnsi="Calibri" w:cs="Calibri"/>
+                <w:sz w:val="22"/>
+                <w:szCs w:val="22"/>
+                <w:lang w:val="en-US"/>
+              </w:rPr>
+            </w:pPr>
+            <w:r>
+              <w:rPr>
+                <w:rFonts w:ascii="Calibri" w:hAnsi="Calibri" w:cs="Calibri"/>
+                <w:sz w:val="22"/>
+                <w:szCs w:val="22"/>
+                <w:lang w:val="en-US"/>
+              </w:rPr>
+              <w:t>{3}</w:t>
+            </w:r>
+            <w:r>
+              <w:rPr>
+                <w:rFonts w:ascii="Calibri" w:hAnsi="Calibri" w:cs="Calibri"/>
+                <w:noProof/>
+                <w:sz w:val="22"/>
+                <w:szCs w:val="22"/>
+                <w:vertAlign w:val="subscript"/>
+                <w:lang w:val="en-US"/>
+              </w:rPr>
+              <w:t>4</w:t>
+            </w:r>
+          </w:p>
+        </w:tc>
+        <w:tc>
+          <w:tcPr>
+            <w:tcW w:w="567" w:type="dxa"/>
+          </w:tcPr>
+          <w:p>
+            <w:pPr>
+              <w:pStyle w:val="NormalWeb"/>
+              <w:spacing w:before="0" w:beforeAutospacing="0" w:after="0" w:afterAutospacing="0"/>
+              <w:rPr>
+                <w:rFonts w:ascii="Calibri" w:hAnsi="Calibri" w:cs="Calibri"/>
+                <w:sz w:val="22"/>
+                <w:szCs w:val="22"/>
+                <w:lang w:val="en-US"/>
+              </w:rPr>
+            </w:pPr>
+            <w:r>
+              <w:rPr>
+                <w:rFonts w:ascii="Calibri" w:hAnsi="Calibri" w:cs="Calibri"/>
+                <w:sz w:val="22"/>
+                <w:szCs w:val="22"/>
+                <w:lang w:val="en-US"/>
+              </w:rPr>
+              <w:t>{3}</w:t>
+            </w:r>
+            <w:r>
+              <w:rPr>
+                <w:rFonts w:ascii="Calibri" w:hAnsi="Calibri" w:cs="Calibri"/>
+                <w:noProof/>
+                <w:sz w:val="22"/>
+                <w:szCs w:val="22"/>
+                <w:vertAlign w:val="subscript"/>
+                <w:lang w:val="en-US"/>
+              </w:rPr>
+              <w:t>4</w:t>
+            </w:r>
+          </w:p>
+        </w:tc>
+        <w:tc>
+          <w:tcPr>
+            <w:tcW w:w="851" w:type="dxa"/>
+          </w:tcPr>
+          <w:p>
+            <w:pPr>
+              <w:pStyle w:val="NormalWeb"/>
+              <w:spacing w:before="0" w:beforeAutospacing="0" w:after="0" w:afterAutospacing="0"/>
+              <w:rPr>
+                <w:rFonts w:ascii="Calibri" w:hAnsi="Calibri" w:cs="Calibri"/>
+                <w:sz w:val="22"/>
+                <w:szCs w:val="22"/>
+                <w:lang w:val="en-US"/>
+              </w:rPr>
+            </w:pPr>
+            <w:r>
+              <w:rPr>
+                <w:rFonts w:ascii="Calibri" w:hAnsi="Calibri" w:cs="Calibri"/>
+                <w:sz w:val="22"/>
+                <w:szCs w:val="22"/>
+                <w:lang w:val="en-US"/>
+              </w:rPr>
+              <w:t>-</w:t>
             </w:r>
           </w:p>
         </w:tc>
@@ -5727,7 +6419,7 @@
               <mc:AlternateContent>
                 <mc:Choice Requires="wps">
                   <w:drawing>
-                    <wp:anchor distT="0" distB="0" distL="114300" distR="114300" simplePos="0" relativeHeight="251687936" behindDoc="0" locked="0" layoutInCell="1" allowOverlap="1" wp14:anchorId="0882CB27" wp14:editId="1CB853DD">
+                    <wp:anchor distT="0" distB="0" distL="114300" distR="114300" simplePos="0" relativeHeight="251738112" behindDoc="0" locked="0" layoutInCell="1" allowOverlap="1" wp14:anchorId="089E7FB4" wp14:editId="4395DC28">
                       <wp:simplePos x="0" y="0"/>
                       <wp:positionH relativeFrom="column">
                         <wp:posOffset>380365</wp:posOffset>
@@ -5795,7 +6487,7 @@
                 </mc:Choice>
                 <mc:Fallback>
                   <w:pict>
-                    <v:oval w14:anchorId="31FDF27C" id="Oval 6" o:spid="_x0000_s1026" style="position:absolute;margin-left:29.95pt;margin-top:12.7pt;width:25.5pt;height:16pt;z-index:251687936;visibility:visible;mso-wrap-style:square;mso-width-percent:0;mso-height-percent:0;mso-wrap-distance-left:9pt;mso-wrap-distance-top:0;mso-wrap-distance-right:9pt;mso-wrap-distance-bottom:0;mso-position-horizontal:absolute;mso-position-horizontal-relative:text;mso-position-vertical:absolute;mso-position-vertical-relative:text;mso-width-percent:0;mso-height-percent:0;mso-width-relative:margin;mso-height-relative:margin;v-text-anchor:middle" o:gfxdata="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" filled="f" strokecolor="red" strokeweight="1pt">
+                    <v:oval w14:anchorId="76DD903D" id="Oval 6" o:spid="_x0000_s1026" style="position:absolute;margin-left:29.95pt;margin-top:12.7pt;width:25.5pt;height:16pt;z-index:251738112;visibility:visible;mso-wrap-style:square;mso-width-percent:0;mso-height-percent:0;mso-wrap-distance-left:9pt;mso-wrap-distance-top:0;mso-wrap-distance-right:9pt;mso-wrap-distance-bottom:0;mso-position-horizontal:absolute;mso-position-horizontal-relative:text;mso-position-vertical:absolute;mso-position-vertical-relative:text;mso-width-percent:0;mso-height-percent:0;mso-width-relative:margin;mso-height-relative:margin;v-text-anchor:middle" o:gfxdata="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" filled="f" strokecolor="red" strokeweight="1pt">
                       <v:stroke joinstyle="miter"/>
                     </v:oval>
                   </w:pict>
@@ -5815,7 +6507,85 @@
         </w:tc>
         <w:tc>
           <w:tcPr>
-            <w:tcW w:w="2126" w:type="dxa"/>
+            <w:tcW w:w="567" w:type="dxa"/>
+          </w:tcPr>
+          <w:p>
+            <w:pPr>
+              <w:pStyle w:val="NormalWeb"/>
+              <w:spacing w:before="0" w:beforeAutospacing="0" w:after="0" w:afterAutospacing="0"/>
+              <w:rPr>
+                <w:rFonts w:ascii="Calibri" w:hAnsi="Calibri" w:cs="Calibri"/>
+                <w:sz w:val="22"/>
+                <w:szCs w:val="22"/>
+                <w:lang w:val="en-US"/>
+              </w:rPr>
+            </w:pPr>
+            <w:r>
+              <w:rPr>
+                <w:rFonts w:ascii="Calibri" w:hAnsi="Calibri" w:cs="Calibri"/>
+                <w:sz w:val="22"/>
+                <w:szCs w:val="22"/>
+                <w:lang w:val="en-US"/>
+              </w:rPr>
+              <w:t>-</w:t>
+            </w:r>
+          </w:p>
+        </w:tc>
+        <w:tc>
+          <w:tcPr>
+            <w:tcW w:w="709" w:type="dxa"/>
+          </w:tcPr>
+          <w:p>
+            <w:pPr>
+              <w:pStyle w:val="NormalWeb"/>
+              <w:spacing w:before="0" w:beforeAutospacing="0" w:after="0" w:afterAutospacing="0"/>
+              <w:rPr>
+                <w:rFonts w:ascii="Calibri" w:hAnsi="Calibri" w:cs="Calibri"/>
+                <w:sz w:val="22"/>
+                <w:szCs w:val="22"/>
+                <w:lang w:val="en-US"/>
+              </w:rPr>
+            </w:pPr>
+            <w:r>
+              <w:rPr>
+                <w:rFonts w:ascii="Calibri" w:hAnsi="Calibri" w:cs="Calibri"/>
+                <w:sz w:val="22"/>
+                <w:szCs w:val="22"/>
+                <w:lang w:val="en-US"/>
+              </w:rPr>
+              <w:t>-</w:t>
+            </w:r>
+          </w:p>
+        </w:tc>
+        <w:tc>
+          <w:tcPr>
+            <w:tcW w:w="567" w:type="dxa"/>
+          </w:tcPr>
+          <w:p>
+            <w:pPr>
+              <w:pStyle w:val="NormalWeb"/>
+              <w:spacing w:before="0" w:beforeAutospacing="0" w:after="0" w:afterAutospacing="0"/>
+              <w:rPr>
+                <w:rFonts w:ascii="Calibri" w:hAnsi="Calibri" w:cs="Calibri"/>
+                <w:sz w:val="22"/>
+                <w:szCs w:val="22"/>
+                <w:lang w:val="en-US"/>
+              </w:rPr>
+            </w:pPr>
+            <w:r>
+              <w:rPr>
+                <w:rFonts w:ascii="Calibri" w:hAnsi="Calibri" w:cs="Calibri"/>
+                <w:sz w:val="22"/>
+                <w:szCs w:val="22"/>
+                <w:lang w:val="en-US"/>
+              </w:rPr>
+              <w:t>-</w:t>
+            </w:r>
+          </w:p>
+        </w:tc>
+        <w:tc>
+          <w:tcPr>
+            <w:tcW w:w="851" w:type="dxa"/>
           </w:tcPr>
           <w:p>
             <w:pPr>
@@ -6053,7 +6823,7 @@
         </w:tc>
         <w:tc>
           <w:tcPr>
-            <w:tcW w:w="2126" w:type="dxa"/>
+            <w:tcW w:w="567" w:type="dxa"/>
           </w:tcPr>
           <w:p>
             <w:pPr>
@@ -6085,6 +6855,84 @@
                 <w:lang w:val="en-US"/>
               </w:rPr>
               <w:t>3</w:t>
+            </w:r>
+          </w:p>
+        </w:tc>
+        <w:tc>
+          <w:tcPr>
+            <w:tcW w:w="709" w:type="dxa"/>
+          </w:tcPr>
+          <w:p>
+            <w:pPr>
+              <w:pStyle w:val="NormalWeb"/>
+              <w:spacing w:before="0" w:beforeAutospacing="0" w:after="0" w:afterAutospacing="0"/>
+              <w:rPr>
+                <w:rFonts w:ascii="Calibri" w:hAnsi="Calibri" w:cs="Calibri"/>
+                <w:sz w:val="22"/>
+                <w:szCs w:val="22"/>
+                <w:lang w:val="en-US"/>
+              </w:rPr>
+            </w:pPr>
+            <w:r>
+              <w:rPr>
+                <w:rFonts w:ascii="Calibri" w:hAnsi="Calibri" w:cs="Calibri"/>
+                <w:sz w:val="22"/>
+                <w:szCs w:val="22"/>
+                <w:lang w:val="en-US"/>
+              </w:rPr>
+              <w:t>-</w:t>
+            </w:r>
+          </w:p>
+        </w:tc>
+        <w:tc>
+          <w:tcPr>
+            <w:tcW w:w="567" w:type="dxa"/>
+          </w:tcPr>
+          <w:p>
+            <w:pPr>
+              <w:pStyle w:val="NormalWeb"/>
+              <w:spacing w:before="0" w:beforeAutospacing="0" w:after="0" w:afterAutospacing="0"/>
+              <w:rPr>
+                <w:rFonts w:ascii="Calibri" w:hAnsi="Calibri" w:cs="Calibri"/>
+                <w:sz w:val="22"/>
+                <w:szCs w:val="22"/>
+                <w:lang w:val="en-US"/>
+              </w:rPr>
+            </w:pPr>
+            <w:r>
+              <w:rPr>
+                <w:rFonts w:ascii="Calibri" w:hAnsi="Calibri" w:cs="Calibri"/>
+                <w:sz w:val="22"/>
+                <w:szCs w:val="22"/>
+                <w:lang w:val="en-US"/>
+              </w:rPr>
+              <w:t>-</w:t>
+            </w:r>
+          </w:p>
+        </w:tc>
+        <w:tc>
+          <w:tcPr>
+            <w:tcW w:w="851" w:type="dxa"/>
+          </w:tcPr>
+          <w:p>
+            <w:pPr>
+              <w:pStyle w:val="NormalWeb"/>
+              <w:spacing w:before="0" w:beforeAutospacing="0" w:after="0" w:afterAutospacing="0"/>
+              <w:rPr>
+                <w:rFonts w:ascii="Calibri" w:hAnsi="Calibri" w:cs="Calibri"/>
+                <w:sz w:val="22"/>
+                <w:szCs w:val="22"/>
+                <w:lang w:val="en-US"/>
+              </w:rPr>
+            </w:pPr>
+            <w:r>
+              <w:rPr>
+                <w:rFonts w:ascii="Calibri" w:hAnsi="Calibri" w:cs="Calibri"/>
+                <w:sz w:val="22"/>
+                <w:szCs w:val="22"/>
+                <w:lang w:val="en-US"/>
+              </w:rPr>
+              <w:t>-</w:t>
             </w:r>
           </w:p>
         </w:tc>
@@ -6655,6 +7503,54 @@
         </w:rPr>
         <w:t>}</w:t>
       </w:r>
+      <w:r>
+        <w:rPr>
+          <w:rFonts w:ascii="Calibri" w:hAnsi="Calibri" w:cs="Calibri"/>
+          <w:sz w:val="22"/>
+          <w:szCs w:val="22"/>
+          <w:lang w:val="en-US"/>
+        </w:rPr>
+        <w:t>, get rule:</w:t>
+      </w:r>
+    </w:p>
+    <w:p>
+      <w:pPr>
+        <w:pStyle w:val="NormalWeb"/>
+        <w:spacing w:before="0" w:beforeAutospacing="0" w:after="0" w:afterAutospacing="0"/>
+        <w:rPr>
+          <w:rFonts w:ascii="Calibri" w:hAnsi="Calibri" w:cs="Calibri"/>
+          <w:sz w:val="22"/>
+          <w:szCs w:val="22"/>
+          <w:lang w:val="en-US"/>
+        </w:rPr>
+      </w:pPr>
+      <w:r>
+        <w:rPr>
+          <w:rFonts w:ascii="Calibri" w:hAnsi="Calibri" w:cs="Calibri"/>
+          <w:sz w:val="22"/>
+          <w:szCs w:val="22"/>
+          <w:lang w:val="en-US"/>
+        </w:rPr>
+        <w:t xml:space="preserve">(skills, high) &amp; (Experience, low) </w:t>
+      </w:r>
+      <w:r>
+        <w:rPr>
+          <w:rFonts w:ascii="Calibri" w:hAnsi="Calibri" w:cs="Calibri"/>
+          <w:sz w:val="22"/>
+          <w:szCs w:val="22"/>
+          <w:lang w:val="en-US"/>
+        </w:rPr>
+        <w:sym w:font="Wingdings" w:char="F0E0"/>
+      </w:r>
+      <w:r>
+        <w:rPr>
+          <w:rFonts w:ascii="Calibri" w:hAnsi="Calibri" w:cs="Calibri"/>
+          <w:sz w:val="22"/>
+          <w:szCs w:val="22"/>
+          <w:lang w:val="en-US"/>
+        </w:rPr>
+        <w:t xml:space="preserve"> (Productivity, low)</w:t>
+      </w:r>
     </w:p>
     <w:p>
       <w:pPr>
@@ -6844,7 +7740,34 @@
           <w:szCs w:val="22"/>
           <w:lang w:val="en-US"/>
         </w:rPr>
-        <w:t xml:space="preserve"> = {4,5,7}</w:t>
+        <w:t xml:space="preserve"> = </w:t>
+      </w:r>
+      <w:r>
+        <w:rPr>
+          <w:rFonts w:ascii="Calibri" w:hAnsi="Calibri" w:cs="Calibri"/>
+          <w:sz w:val="22"/>
+          <w:szCs w:val="22"/>
+          <w:lang w:val="en-US"/>
+        </w:rPr>
+        <w:t>{</w:t>
+      </w:r>
+      <w:r>
+        <w:rPr>
+          <w:rFonts w:ascii="Calibri" w:hAnsi="Calibri" w:cs="Calibri"/>
+          <w:sz w:val="22"/>
+          <w:szCs w:val="22"/>
+          <w:lang w:val="en-US"/>
+        </w:rPr>
+        <w:t>{4,5,7}</w:t>
+      </w:r>
+      <w:r>
+        <w:rPr>
+          <w:rFonts w:ascii="Calibri" w:hAnsi="Calibri" w:cs="Calibri"/>
+          <w:sz w:val="22"/>
+          <w:szCs w:val="22"/>
+          <w:lang w:val="en-US"/>
+        </w:rPr>
+        <w:t>}</w:t>
       </w:r>
     </w:p>
     <w:p>
@@ -6933,6 +7856,461 @@
         </w:rPr>
         <w:t xml:space="preserve"> need another condition</w:t>
       </w:r>
+    </w:p>
+    <w:p>
+      <w:pPr>
+        <w:pStyle w:val="NormalWeb"/>
+        <w:spacing w:before="0" w:beforeAutospacing="0" w:after="0" w:afterAutospacing="0"/>
+        <w:rPr>
+          <w:rFonts w:ascii="Calibri" w:hAnsi="Calibri" w:cs="Calibri"/>
+          <w:sz w:val="22"/>
+          <w:szCs w:val="22"/>
+          <w:lang w:val="en-US"/>
+        </w:rPr>
+      </w:pPr>
+      <w:r>
+        <w:rPr>
+          <w:rFonts w:ascii="Calibri" w:hAnsi="Calibri" w:cs="Calibri"/>
+          <w:sz w:val="22"/>
+          <w:szCs w:val="22"/>
+          <w:lang w:val="en-US"/>
+        </w:rPr>
+        <w:t xml:space="preserve">{3,7,8} </w:t>
+      </w:r>
+      <w:r>
+        <w:rPr>
+          <w:rFonts w:hint="eastAsia"/>
+          <w:lang w:val="en-US"/>
+        </w:rPr>
+        <w:t>∩</w:t>
+      </w:r>
+      <w:r>
+        <w:rPr>
+          <w:rFonts w:hint="eastAsia"/>
+          <w:lang w:val="en-US"/>
+        </w:rPr>
+        <w:t xml:space="preserve"> </w:t>
+      </w:r>
+      <w:r>
+        <w:rPr>
+          <w:rFonts w:ascii="Calibri" w:hAnsi="Calibri" w:cs="Calibri"/>
+          <w:sz w:val="22"/>
+          <w:szCs w:val="22"/>
+          <w:lang w:val="en-US"/>
+        </w:rPr>
+        <w:t>{1</w:t>
+      </w:r>
+      <w:r>
+        <w:rPr>
+          <w:rFonts w:ascii="Calibri" w:hAnsi="Calibri" w:cs="Calibri"/>
+          <w:sz w:val="22"/>
+          <w:szCs w:val="22"/>
+          <w:lang w:val="en-US"/>
+        </w:rPr>
+        <w:t>,3,7,8} = {3,7,8}</w:t>
+      </w:r>
+      <w:r>
+        <w:rPr>
+          <w:rFonts w:ascii="Calibri" w:hAnsi="Calibri" w:cs="Calibri"/>
+          <w:sz w:val="22"/>
+          <w:szCs w:val="22"/>
+          <w:lang w:val="en-US"/>
+        </w:rPr>
+        <w:t xml:space="preserve"> </w:t>
+      </w:r>
+      <w:r>
+        <w:rPr>
+          <w:rFonts w:ascii="Calibri" w:hAnsi="Calibri" w:cs="Calibri"/>
+          <w:sz w:val="22"/>
+          <w:szCs w:val="22"/>
+          <w:lang w:val="en-US"/>
+        </w:rPr>
+        <w:t xml:space="preserve">not </w:t>
+      </w:r>
+      <w:r>
+        <w:rPr>
+          <w:rFonts w:ascii="Cambria Math" w:hAnsi="Cambria Math" w:cs="Calibri"/>
+          <w:sz w:val="22"/>
+          <w:szCs w:val="22"/>
+          <w:lang w:val="en-US"/>
+        </w:rPr>
+        <w:t>⊆</w:t>
+      </w:r>
+      <w:r>
+        <w:rPr>
+          <w:rFonts w:ascii="Calibri" w:hAnsi="Calibri" w:cs="Calibri"/>
+          <w:sz w:val="22"/>
+          <w:szCs w:val="22"/>
+          <w:lang w:val="en-US"/>
+        </w:rPr>
+        <w:t xml:space="preserve"> {1,2,3,4}, need another condition</w:t>
+      </w:r>
+    </w:p>
+    <w:p>
+      <w:pPr>
+        <w:pStyle w:val="NormalWeb"/>
+        <w:spacing w:before="0" w:beforeAutospacing="0" w:after="0" w:afterAutospacing="0"/>
+        <w:rPr>
+          <w:rFonts w:ascii="Calibri" w:hAnsi="Calibri" w:cs="Calibri"/>
+          <w:sz w:val="22"/>
+          <w:szCs w:val="22"/>
+          <w:lang w:val="en-US"/>
+        </w:rPr>
+      </w:pPr>
+      <w:r>
+        <w:rPr>
+          <w:rFonts w:ascii="Calibri" w:hAnsi="Calibri" w:cs="Calibri"/>
+          <w:sz w:val="22"/>
+          <w:szCs w:val="22"/>
+          <w:lang w:val="en-US"/>
+        </w:rPr>
+        <w:t xml:space="preserve">{3,7,8} </w:t>
+      </w:r>
+      <w:r>
+        <w:rPr>
+          <w:rFonts w:hint="eastAsia"/>
+          <w:lang w:val="en-US"/>
+        </w:rPr>
+        <w:t>∩</w:t>
+      </w:r>
+      <w:r>
+        <w:rPr>
+          <w:rFonts w:hint="eastAsia"/>
+          <w:lang w:val="en-US"/>
+        </w:rPr>
+        <w:t xml:space="preserve"> </w:t>
+      </w:r>
+      <w:r>
+        <w:rPr>
+          <w:rFonts w:ascii="Calibri" w:hAnsi="Calibri" w:cs="Calibri"/>
+          <w:sz w:val="22"/>
+          <w:szCs w:val="22"/>
+          <w:lang w:val="en-US"/>
+        </w:rPr>
+        <w:t>{1,3,7,8}</w:t>
+      </w:r>
+      <w:r>
+        <w:rPr>
+          <w:rFonts w:ascii="Calibri" w:hAnsi="Calibri" w:cs="Calibri"/>
+          <w:sz w:val="22"/>
+          <w:szCs w:val="22"/>
+          <w:lang w:val="en-US"/>
+        </w:rPr>
+        <w:t xml:space="preserve"> </w:t>
+      </w:r>
+      <w:r>
+        <w:rPr>
+          <w:rFonts w:hint="eastAsia"/>
+          <w:lang w:val="en-US"/>
+        </w:rPr>
+        <w:t>∩</w:t>
+      </w:r>
+      <w:r>
+        <w:rPr>
+          <w:rFonts w:hint="eastAsia"/>
+          <w:lang w:val="en-US"/>
+        </w:rPr>
+        <w:t xml:space="preserve"> </w:t>
+      </w:r>
+      <w:r>
+        <w:rPr>
+          <w:rFonts w:ascii="Calibri" w:hAnsi="Calibri" w:cs="Calibri"/>
+          <w:sz w:val="22"/>
+          <w:szCs w:val="22"/>
+          <w:lang w:val="en-US"/>
+        </w:rPr>
+        <w:t>{1</w:t>
+      </w:r>
+      <w:r>
+        <w:rPr>
+          <w:rFonts w:ascii="Calibri" w:hAnsi="Calibri" w:cs="Calibri"/>
+          <w:sz w:val="22"/>
+          <w:szCs w:val="22"/>
+          <w:lang w:val="en-US"/>
+        </w:rPr>
+        <w:t>,3,7,8}</w:t>
+      </w:r>
+      <w:r>
+        <w:rPr>
+          <w:rFonts w:ascii="Calibri" w:hAnsi="Calibri" w:cs="Calibri"/>
+          <w:sz w:val="22"/>
+          <w:szCs w:val="22"/>
+          <w:lang w:val="en-US"/>
+        </w:rPr>
+        <w:t xml:space="preserve"> = {3,7,8}</w:t>
+      </w:r>
+      <w:r>
+        <w:rPr>
+          <w:rFonts w:ascii="Calibri" w:hAnsi="Calibri" w:cs="Calibri"/>
+          <w:sz w:val="22"/>
+          <w:szCs w:val="22"/>
+          <w:lang w:val="en-US"/>
+        </w:rPr>
+        <w:t xml:space="preserve"> </w:t>
+      </w:r>
+      <w:r>
+        <w:rPr>
+          <w:rFonts w:ascii="Calibri" w:hAnsi="Calibri" w:cs="Calibri"/>
+          <w:sz w:val="22"/>
+          <w:szCs w:val="22"/>
+          <w:lang w:val="en-US"/>
+        </w:rPr>
+        <w:t xml:space="preserve">not </w:t>
+      </w:r>
+      <w:r>
+        <w:rPr>
+          <w:rFonts w:ascii="Cambria Math" w:hAnsi="Cambria Math" w:cs="Calibri"/>
+          <w:sz w:val="22"/>
+          <w:szCs w:val="22"/>
+          <w:lang w:val="en-US"/>
+        </w:rPr>
+        <w:t>⊆</w:t>
+      </w:r>
+      <w:r>
+        <w:rPr>
+          <w:rFonts w:ascii="Calibri" w:hAnsi="Calibri" w:cs="Calibri"/>
+          <w:sz w:val="22"/>
+          <w:szCs w:val="22"/>
+          <w:lang w:val="en-US"/>
+        </w:rPr>
+        <w:t xml:space="preserve"> {1,2,3,4},</w:t>
+      </w:r>
+      <w:r>
+        <w:rPr>
+          <w:rFonts w:ascii="Calibri" w:hAnsi="Calibri" w:cs="Calibri"/>
+          <w:sz w:val="22"/>
+          <w:szCs w:val="22"/>
+          <w:lang w:val="en-US"/>
+        </w:rPr>
+        <w:t xml:space="preserve"> </w:t>
+      </w:r>
+      <w:r>
+        <w:rPr>
+          <w:rFonts w:ascii="Calibri" w:hAnsi="Calibri" w:cs="Calibri"/>
+          <w:sz w:val="22"/>
+          <w:szCs w:val="22"/>
+          <w:lang w:val="en-US"/>
+        </w:rPr>
+        <w:t>no more options</w:t>
+      </w:r>
+    </w:p>
+    <w:p>
+      <w:pPr>
+        <w:pStyle w:val="NormalWeb"/>
+        <w:spacing w:before="0" w:beforeAutospacing="0" w:after="0" w:afterAutospacing="0"/>
+        <w:rPr>
+          <w:rFonts w:ascii="Calibri" w:hAnsi="Calibri" w:cs="Calibri"/>
+          <w:sz w:val="22"/>
+          <w:szCs w:val="22"/>
+          <w:lang w:val="en-US"/>
+        </w:rPr>
+      </w:pPr>
+      <w:r>
+        <w:rPr>
+          <w:rFonts w:ascii="Calibri" w:hAnsi="Calibri" w:cs="Calibri"/>
+          <w:sz w:val="22"/>
+          <w:szCs w:val="22"/>
+          <w:lang w:val="en-US"/>
+        </w:rPr>
+        <w:t>Pr({1,2,3,4}|{</w:t>
+      </w:r>
+      <w:r>
+        <w:rPr>
+          <w:rFonts w:ascii="Calibri" w:hAnsi="Calibri" w:cs="Calibri"/>
+          <w:sz w:val="22"/>
+          <w:szCs w:val="22"/>
+          <w:lang w:val="en-US"/>
+        </w:rPr>
+        <w:t>3,7,8</w:t>
+      </w:r>
+      <w:r>
+        <w:rPr>
+          <w:rFonts w:ascii="Calibri" w:hAnsi="Calibri" w:cs="Calibri"/>
+          <w:sz w:val="22"/>
+          <w:szCs w:val="22"/>
+          <w:lang w:val="en-US"/>
+        </w:rPr>
+        <w:t xml:space="preserve">}) = 0.33 &lt; 0.5. </w:t>
+      </w:r>
+      <w:r>
+        <w:rPr>
+          <w:rFonts w:ascii="Calibri" w:hAnsi="Calibri" w:cs="Calibri"/>
+          <w:b/>
+          <w:bCs/>
+          <w:sz w:val="22"/>
+          <w:szCs w:val="22"/>
+          <w:lang w:val="en-US"/>
+        </w:rPr>
+        <w:t>J</w:t>
+      </w:r>
+      <w:r>
+        <w:rPr>
+          <w:rFonts w:ascii="Calibri" w:hAnsi="Calibri" w:cs="Calibri"/>
+          <w:sz w:val="22"/>
+          <w:szCs w:val="22"/>
+          <w:lang w:val="en-US"/>
+        </w:rPr>
+        <w:t xml:space="preserve"> = </w:t>
+      </w:r>
+      <w:r>
+        <w:rPr>
+          <w:rFonts w:ascii="Calibri" w:hAnsi="Calibri" w:cs="Calibri"/>
+          <w:sz w:val="22"/>
+          <w:szCs w:val="22"/>
+          <w:lang w:val="en-US"/>
+        </w:rPr>
+        <w:t>{</w:t>
+      </w:r>
+      <w:r>
+        <w:rPr>
+          <w:rFonts w:ascii="Calibri" w:hAnsi="Calibri" w:cs="Calibri"/>
+          <w:sz w:val="22"/>
+          <w:szCs w:val="22"/>
+          <w:lang w:val="en-US"/>
+        </w:rPr>
+        <w:t>{4,5,7}</w:t>
+      </w:r>
+      <w:r>
+        <w:rPr>
+          <w:rFonts w:ascii="Calibri" w:hAnsi="Calibri" w:cs="Calibri"/>
+          <w:sz w:val="22"/>
+          <w:szCs w:val="22"/>
+          <w:lang w:val="en-US"/>
+        </w:rPr>
+        <w:t>, {3,7,8}}</w:t>
+      </w:r>
+    </w:p>
+    <w:p>
+      <w:pPr>
+        <w:pStyle w:val="NormalWeb"/>
+        <w:spacing w:before="0" w:beforeAutospacing="0" w:after="0" w:afterAutospacing="0"/>
+        <w:rPr>
+          <w:rFonts w:ascii="Calibri" w:hAnsi="Calibri" w:cs="Calibri"/>
+          <w:sz w:val="22"/>
+          <w:szCs w:val="22"/>
+          <w:lang w:val="en-US"/>
+        </w:rPr>
+      </w:pPr>
+    </w:p>
+    <w:p>
+      <w:pPr>
+        <w:pStyle w:val="NormalWeb"/>
+        <w:spacing w:before="0" w:beforeAutospacing="0" w:after="0" w:afterAutospacing="0"/>
+        <w:rPr>
+          <w:rFonts w:ascii="Calibri" w:hAnsi="Calibri" w:cs="Calibri"/>
+          <w:sz w:val="22"/>
+          <w:szCs w:val="22"/>
+          <w:lang w:val="en-US"/>
+        </w:rPr>
+      </w:pPr>
+      <w:r>
+        <w:rPr>
+          <w:rFonts w:ascii="Calibri" w:hAnsi="Calibri" w:cs="Calibri"/>
+          <w:sz w:val="22"/>
+          <w:szCs w:val="22"/>
+          <w:lang w:val="en-US"/>
+        </w:rPr>
+        <w:t>Final</w:t>
+      </w:r>
+      <w:r>
+        <w:rPr>
+          <w:rFonts w:ascii="Calibri" w:hAnsi="Calibri" w:cs="Calibri"/>
+          <w:sz w:val="22"/>
+          <w:szCs w:val="22"/>
+          <w:lang w:val="en-US"/>
+        </w:rPr>
+        <w:t xml:space="preserve"> rule set:</w:t>
+      </w:r>
+    </w:p>
+    <w:p>
+      <w:pPr>
+        <w:pStyle w:val="NormalWeb"/>
+        <w:spacing w:before="0" w:beforeAutospacing="0" w:after="0" w:afterAutospacing="0"/>
+        <w:rPr>
+          <w:rFonts w:ascii="Calibri" w:hAnsi="Calibri" w:cs="Calibri"/>
+          <w:sz w:val="22"/>
+          <w:szCs w:val="22"/>
+          <w:lang w:val="en-US"/>
+        </w:rPr>
+      </w:pPr>
+      <w:r>
+        <w:rPr>
+          <w:rFonts w:ascii="Calibri" w:hAnsi="Calibri" w:cs="Calibri"/>
+          <w:sz w:val="22"/>
+          <w:szCs w:val="22"/>
+          <w:lang w:val="en-US"/>
+        </w:rPr>
+        <w:t xml:space="preserve">(Experience, low) &amp; (Education, primary) </w:t>
+      </w:r>
+      <w:r>
+        <w:rPr>
+          <w:rFonts w:ascii="Calibri" w:hAnsi="Calibri" w:cs="Calibri"/>
+          <w:sz w:val="22"/>
+          <w:szCs w:val="22"/>
+          <w:lang w:val="en-US"/>
+        </w:rPr>
+        <w:sym w:font="Wingdings" w:char="F0E0"/>
+      </w:r>
+      <w:r>
+        <w:rPr>
+          <w:rFonts w:ascii="Calibri" w:hAnsi="Calibri" w:cs="Calibri"/>
+          <w:sz w:val="22"/>
+          <w:szCs w:val="22"/>
+          <w:lang w:val="en-US"/>
+        </w:rPr>
+        <w:t xml:space="preserve"> (Productivity, low)</w:t>
+      </w:r>
+    </w:p>
+    <w:p>
+      <w:pPr>
+        <w:pStyle w:val="NormalWeb"/>
+        <w:spacing w:before="0" w:beforeAutospacing="0" w:after="0" w:afterAutospacing="0"/>
+        <w:rPr>
+          <w:rFonts w:ascii="Calibri" w:hAnsi="Calibri" w:cs="Calibri"/>
+          <w:sz w:val="22"/>
+          <w:szCs w:val="22"/>
+          <w:lang w:val="en-US"/>
+        </w:rPr>
+      </w:pPr>
+      <w:r>
+        <w:rPr>
+          <w:rFonts w:ascii="Calibri" w:hAnsi="Calibri" w:cs="Calibri"/>
+          <w:sz w:val="22"/>
+          <w:szCs w:val="22"/>
+          <w:lang w:val="en-US"/>
+        </w:rPr>
+        <w:t xml:space="preserve">(skills, high) &amp; (Experience, low) </w:t>
+      </w:r>
+      <w:r>
+        <w:rPr>
+          <w:rFonts w:ascii="Calibri" w:hAnsi="Calibri" w:cs="Calibri"/>
+          <w:sz w:val="22"/>
+          <w:szCs w:val="22"/>
+          <w:lang w:val="en-US"/>
+        </w:rPr>
+        <w:sym w:font="Wingdings" w:char="F0E0"/>
+      </w:r>
+      <w:r>
+        <w:rPr>
+          <w:rFonts w:ascii="Calibri" w:hAnsi="Calibri" w:cs="Calibri"/>
+          <w:sz w:val="22"/>
+          <w:szCs w:val="22"/>
+          <w:lang w:val="en-US"/>
+        </w:rPr>
+        <w:t xml:space="preserve"> (Productivity, low)</w:t>
+      </w:r>
+    </w:p>
+    <w:p>
+      <w:pPr>
+        <w:pStyle w:val="NormalWeb"/>
+        <w:spacing w:before="0" w:beforeAutospacing="0" w:after="0" w:afterAutospacing="0"/>
+        <w:rPr>
+          <w:rFonts w:ascii="Calibri" w:hAnsi="Calibri" w:cs="Calibri"/>
+          <w:sz w:val="22"/>
+          <w:szCs w:val="22"/>
+          <w:lang w:val="en-US"/>
+        </w:rPr>
+      </w:pPr>
     </w:p>
     <w:p>
       <w:pPr>

--- a/data_mining/839/hw3.docx
+++ b/data_mining/839/hw3.docx
@@ -3901,7 +3901,7 @@
                 </mc:Choice>
                 <mc:Fallback>
                   <w:pict>
-                    <v:oval w14:anchorId="20DCB7CD" id="Oval 7" o:spid="_x0000_s1026" style="position:absolute;margin-left:23.05pt;margin-top:13.3pt;width:25.5pt;height:16pt;z-index:251723776;visibility:visible;mso-wrap-style:square;mso-width-percent:0;mso-height-percent:0;mso-wrap-distance-left:9pt;mso-wrap-distance-top:0;mso-wrap-distance-right:9pt;mso-wrap-distance-bottom:0;mso-position-horizontal:absolute;mso-position-horizontal-relative:text;mso-position-vertical:absolute;mso-position-vertical-relative:text;mso-width-percent:0;mso-height-percent:0;mso-width-relative:margin;mso-height-relative:margin;v-text-anchor:middle" o:gfxdata="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" filled="f" strokecolor="red" strokeweight="1pt">
+                    <v:oval w14:anchorId="2719E5AC" id="Oval 7" o:spid="_x0000_s1026" style="position:absolute;margin-left:23.05pt;margin-top:13.3pt;width:25.5pt;height:16pt;z-index:251723776;visibility:visible;mso-wrap-style:square;mso-width-percent:0;mso-height-percent:0;mso-wrap-distance-left:9pt;mso-wrap-distance-top:0;mso-wrap-distance-right:9pt;mso-wrap-distance-bottom:0;mso-position-horizontal:absolute;mso-position-horizontal-relative:text;mso-position-vertical:absolute;mso-position-vertical-relative:text;mso-width-percent:0;mso-height-percent:0;mso-width-relative:margin;mso-height-relative:margin;v-text-anchor:middle" o:gfxdata="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" filled="f" strokecolor="red" strokeweight="1pt">
                       <v:stroke joinstyle="miter"/>
                     </v:oval>
                   </w:pict>
@@ -4181,7 +4181,7 @@
                 </mc:Choice>
                 <mc:Fallback>
                   <w:pict>
-                    <v:oval w14:anchorId="28C4C38C" id="Oval 2" o:spid="_x0000_s1026" style="position:absolute;margin-left:-4.65pt;margin-top:-.2pt;width:25.5pt;height:16pt;z-index:251734016;visibility:visible;mso-wrap-style:square;mso-width-percent:0;mso-wrap-distance-left:9pt;mso-wrap-distance-top:0;mso-wrap-distance-right:9pt;mso-wrap-distance-bottom:0;mso-position-horizontal:absolute;mso-position-horizontal-relative:text;mso-position-vertical:absolute;mso-position-vertical-relative:text;mso-width-percent:0;mso-width-relative:margin;v-text-anchor:middle" o:gfxdata="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" filled="f" strokecolor="red" strokeweight="1pt">
+                    <v:oval w14:anchorId="78C00802" id="Oval 2" o:spid="_x0000_s1026" style="position:absolute;margin-left:-4.65pt;margin-top:-.2pt;width:25.5pt;height:16pt;z-index:251734016;visibility:visible;mso-wrap-style:square;mso-width-percent:0;mso-wrap-distance-left:9pt;mso-wrap-distance-top:0;mso-wrap-distance-right:9pt;mso-wrap-distance-bottom:0;mso-position-horizontal:absolute;mso-position-horizontal-relative:text;mso-position-vertical:absolute;mso-position-vertical-relative:text;mso-width-percent:0;mso-width-relative:margin;v-text-anchor:middle" o:gfxdata="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" filled="f" strokecolor="red" strokeweight="1pt">
                       <v:stroke joinstyle="miter"/>
                     </v:oval>
                   </w:pict>
@@ -4335,7 +4335,7 @@
                 </mc:Choice>
                 <mc:Fallback>
                   <w:pict>
-                    <v:oval w14:anchorId="78D5FB76" id="Oval 4" o:spid="_x0000_s1026" style="position:absolute;margin-left:28.9pt;margin-top:13.4pt;width:25.5pt;height:16pt;z-index:251737088;visibility:visible;mso-wrap-style:square;mso-width-percent:0;mso-height-percent:0;mso-wrap-distance-left:9pt;mso-wrap-distance-top:0;mso-wrap-distance-right:9pt;mso-wrap-distance-bottom:0;mso-position-horizontal:absolute;mso-position-horizontal-relative:text;mso-position-vertical:absolute;mso-position-vertical-relative:text;mso-width-percent:0;mso-height-percent:0;mso-width-relative:margin;mso-height-relative:margin;v-text-anchor:middle" o:gfxdata="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" filled="f" strokecolor="red" strokeweight="1pt">
+                    <v:oval w14:anchorId="1E32C7AD" id="Oval 4" o:spid="_x0000_s1026" style="position:absolute;margin-left:28.9pt;margin-top:13.4pt;width:25.5pt;height:16pt;z-index:251737088;visibility:visible;mso-wrap-style:square;mso-width-percent:0;mso-height-percent:0;mso-wrap-distance-left:9pt;mso-wrap-distance-top:0;mso-wrap-distance-right:9pt;mso-wrap-distance-bottom:0;mso-position-horizontal:absolute;mso-position-horizontal-relative:text;mso-position-vertical:absolute;mso-position-vertical-relative:text;mso-width-percent:0;mso-height-percent:0;mso-width-relative:margin;mso-height-relative:margin;v-text-anchor:middle" o:gfxdata="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" filled="f" strokecolor="red" strokeweight="1pt">
                       <v:stroke joinstyle="miter"/>
                     </v:oval>
                   </w:pict>
@@ -5153,7 +5153,7 @@
                 </mc:Choice>
                 <mc:Fallback>
                   <w:pict>
-                    <v:oval w14:anchorId="450E4DF0" id="Oval 8" o:spid="_x0000_s1026" style="position:absolute;margin-left:28.7pt;margin-top:13.5pt;width:25.5pt;height:16pt;z-index:251739136;visibility:visible;mso-wrap-style:square;mso-width-percent:0;mso-height-percent:0;mso-wrap-distance-left:9pt;mso-wrap-distance-top:0;mso-wrap-distance-right:9pt;mso-wrap-distance-bottom:0;mso-position-horizontal:absolute;mso-position-horizontal-relative:text;mso-position-vertical:absolute;mso-position-vertical-relative:text;mso-width-percent:0;mso-height-percent:0;mso-width-relative:margin;mso-height-relative:margin;v-text-anchor:middle" o:gfxdata="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" filled="f" strokecolor="red" strokeweight="1pt">
+                    <v:oval w14:anchorId="34E2232B" id="Oval 8" o:spid="_x0000_s1026" style="position:absolute;margin-left:28.7pt;margin-top:13.5pt;width:25.5pt;height:16pt;z-index:251739136;visibility:visible;mso-wrap-style:square;mso-width-percent:0;mso-height-percent:0;mso-wrap-distance-left:9pt;mso-wrap-distance-top:0;mso-wrap-distance-right:9pt;mso-wrap-distance-bottom:0;mso-position-horizontal:absolute;mso-position-horizontal-relative:text;mso-position-vertical:absolute;mso-position-vertical-relative:text;mso-width-percent:0;mso-height-percent:0;mso-width-relative:margin;mso-height-relative:margin;v-text-anchor:middle" o:gfxdata="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" filled="f" strokecolor="red" strokeweight="1pt">
                       <v:stroke joinstyle="miter"/>
                     </v:oval>
                   </w:pict>
@@ -5446,7 +5446,7 @@
                 </mc:Choice>
                 <mc:Fallback>
                   <w:pict>
-                    <v:oval w14:anchorId="4ECA6C15" id="Oval 3" o:spid="_x0000_s1026" style="position:absolute;margin-left:-3.05pt;margin-top:13.2pt;width:25.5pt;height:16pt;z-index:251735040;visibility:visible;mso-wrap-style:square;mso-width-percent:0;mso-wrap-distance-left:9pt;mso-wrap-distance-top:0;mso-wrap-distance-right:9pt;mso-wrap-distance-bottom:0;mso-position-horizontal:absolute;mso-position-horizontal-relative:text;mso-position-vertical:absolute;mso-position-vertical-relative:text;mso-width-percent:0;mso-width-relative:margin;v-text-anchor:middle" o:gfxdata="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" filled="f" strokecolor="red" strokeweight="1pt">
+                    <v:oval w14:anchorId="65FC703F" id="Oval 3" o:spid="_x0000_s1026" style="position:absolute;margin-left:-3.05pt;margin-top:13.2pt;width:25.5pt;height:16pt;z-index:251735040;visibility:visible;mso-wrap-style:square;mso-width-percent:0;mso-wrap-distance-left:9pt;mso-wrap-distance-top:0;mso-wrap-distance-right:9pt;mso-wrap-distance-bottom:0;mso-position-horizontal:absolute;mso-position-horizontal-relative:text;mso-position-vertical:absolute;mso-position-vertical-relative:text;mso-width-percent:0;mso-width-relative:margin;v-text-anchor:middle" o:gfxdata="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" filled="f" strokecolor="red" strokeweight="1pt">
                       <v:stroke joinstyle="miter"/>
                     </v:oval>
                   </w:pict>
@@ -5829,7 +5829,7 @@
                 </mc:Choice>
                 <mc:Fallback>
                   <w:pict>
-                    <v:oval w14:anchorId="43CB2B59" id="Oval 1" o:spid="_x0000_s1026" style="position:absolute;margin-left:-3.5pt;margin-top:13.05pt;width:30.5pt;height:16pt;z-index:251732992;visibility:visible;mso-wrap-style:square;mso-wrap-distance-left:9pt;mso-wrap-distance-top:0;mso-wrap-distance-right:9pt;mso-wrap-distance-bottom:0;mso-position-horizontal:absolute;mso-position-horizontal-relative:text;mso-position-vertical:absolute;mso-position-vertical-relative:text;v-text-anchor:middle" o:gfxdata="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" filled="f" strokecolor="red" strokeweight="1pt">
+                    <v:oval w14:anchorId="0F1F1D6C" id="Oval 1" o:spid="_x0000_s1026" style="position:absolute;margin-left:-3.5pt;margin-top:13.05pt;width:30.5pt;height:16pt;z-index:251732992;visibility:visible;mso-wrap-style:square;mso-wrap-distance-left:9pt;mso-wrap-distance-top:0;mso-wrap-distance-right:9pt;mso-wrap-distance-bottom:0;mso-position-horizontal:absolute;mso-position-horizontal-relative:text;mso-position-vertical:absolute;mso-position-vertical-relative:text;v-text-anchor:middle" o:gfxdata="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" filled="f" strokecolor="red" strokeweight="1pt">
                       <v:stroke joinstyle="miter"/>
                     </v:oval>
                   </w:pict>
@@ -5990,7 +5990,7 @@
                 </mc:Choice>
                 <mc:Fallback>
                   <w:pict>
-                    <v:oval w14:anchorId="5C544D11" id="Oval 5" o:spid="_x0000_s1026" style="position:absolute;margin-left:36.95pt;margin-top:13.05pt;width:25.5pt;height:16pt;z-index:251736064;visibility:visible;mso-wrap-style:square;mso-width-percent:0;mso-wrap-distance-left:9pt;mso-wrap-distance-top:0;mso-wrap-distance-right:9pt;mso-wrap-distance-bottom:0;mso-position-horizontal:absolute;mso-position-horizontal-relative:text;mso-position-vertical:absolute;mso-position-vertical-relative:text;mso-width-percent:0;mso-width-relative:margin;v-text-anchor:middle" o:gfxdata="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" filled="f" strokecolor="red" strokeweight="1pt">
+                    <v:oval w14:anchorId="4C2FBCD2" id="Oval 5" o:spid="_x0000_s1026" style="position:absolute;margin-left:36.95pt;margin-top:13.05pt;width:25.5pt;height:16pt;z-index:251736064;visibility:visible;mso-wrap-style:square;mso-width-percent:0;mso-wrap-distance-left:9pt;mso-wrap-distance-top:0;mso-wrap-distance-right:9pt;mso-wrap-distance-bottom:0;mso-position-horizontal:absolute;mso-position-horizontal-relative:text;mso-position-vertical:absolute;mso-position-vertical-relative:text;mso-width-percent:0;mso-width-relative:margin;v-text-anchor:middle" o:gfxdata="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" filled="f" strokecolor="red" strokeweight="1pt">
                       <v:stroke joinstyle="miter"/>
                     </v:oval>
                   </w:pict>
@@ -6487,7 +6487,7 @@
                 </mc:Choice>
                 <mc:Fallback>
                   <w:pict>
-                    <v:oval w14:anchorId="76DD903D" id="Oval 6" o:spid="_x0000_s1026" style="position:absolute;margin-left:29.95pt;margin-top:12.7pt;width:25.5pt;height:16pt;z-index:251738112;visibility:visible;mso-wrap-style:square;mso-width-percent:0;mso-height-percent:0;mso-wrap-distance-left:9pt;mso-wrap-distance-top:0;mso-wrap-distance-right:9pt;mso-wrap-distance-bottom:0;mso-position-horizontal:absolute;mso-position-horizontal-relative:text;mso-position-vertical:absolute;mso-position-vertical-relative:text;mso-width-percent:0;mso-height-percent:0;mso-width-relative:margin;mso-height-relative:margin;v-text-anchor:middle" o:gfxdata="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" filled="f" strokecolor="red" strokeweight="1pt">
+                    <v:oval w14:anchorId="6A15F3FF" id="Oval 6" o:spid="_x0000_s1026" style="position:absolute;margin-left:29.95pt;margin-top:12.7pt;width:25.5pt;height:16pt;z-index:251738112;visibility:visible;mso-wrap-style:square;mso-width-percent:0;mso-height-percent:0;mso-wrap-distance-left:9pt;mso-wrap-distance-top:0;mso-wrap-distance-right:9pt;mso-wrap-distance-bottom:0;mso-position-horizontal:absolute;mso-position-horizontal-relative:text;mso-position-vertical:absolute;mso-position-vertical-relative:text;mso-width-percent:0;mso-height-percent:0;mso-width-relative:margin;mso-height-relative:margin;v-text-anchor:middle" o:gfxdata="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" filled="f" strokecolor="red" strokeweight="1pt">
                       <v:stroke joinstyle="miter"/>
                     </v:oval>
                   </w:pict>
@@ -8312,6 +8312,2087 @@
         </w:rPr>
       </w:pPr>
     </w:p>
+    <w:p>
+      <w:pPr>
+        <w:pStyle w:val="NormalWeb"/>
+        <w:spacing w:before="0" w:beforeAutospacing="0" w:after="0" w:afterAutospacing="0"/>
+        <w:rPr>
+          <w:rFonts w:ascii="Calibri" w:hAnsi="Calibri" w:cs="Calibri"/>
+          <w:sz w:val="22"/>
+          <w:szCs w:val="22"/>
+          <w:lang w:val="en-US"/>
+        </w:rPr>
+      </w:pPr>
+      <w:r>
+        <w:rPr>
+          <w:rFonts w:ascii="Calibri" w:hAnsi="Calibri" w:cs="Calibri"/>
+          <w:sz w:val="22"/>
+          <w:szCs w:val="22"/>
+          <w:lang w:val="en-US"/>
+        </w:rPr>
+        <w:t xml:space="preserve">3. </w:t>
+      </w:r>
+      <w:r>
+        <w:rPr>
+          <w:rFonts w:ascii="Calibri" w:hAnsi="Calibri" w:cs="Calibri"/>
+          <w:sz w:val="22"/>
+          <w:szCs w:val="22"/>
+          <w:lang w:val="en-US"/>
+        </w:rPr>
+        <w:t xml:space="preserve">find all association rules using the Apriori algorithm with minimum support = 2/7 and minimum confidence = 60%.  </w:t>
+      </w:r>
+    </w:p>
+    <w:p>
+      <w:pPr>
+        <w:pBdr>
+          <w:bottom w:val="single" w:sz="4" w:space="1" w:color="auto"/>
+          <w:bar w:val="single" w:sz="4" w:color="auto"/>
+        </w:pBdr>
+        <w:tabs>
+          <w:tab w:val="bar" w:pos="2610"/>
+        </w:tabs>
+        <w:ind w:left="1080" w:right="4680"/>
+        <w:jc w:val="both"/>
+      </w:pPr>
+      <w:r>
+        <w:t>Transaction ID  List of items</w:t>
+      </w:r>
+    </w:p>
+    <w:p>
+      <w:pPr>
+        <w:numPr>
+          <w:ilvl w:val="0"/>
+          <w:numId w:val="1"/>
+        </w:numPr>
+        <w:pBdr>
+          <w:bar w:val="single" w:sz="4" w:color="auto"/>
+        </w:pBdr>
+        <w:tabs>
+          <w:tab w:val="bar" w:pos="2610"/>
+        </w:tabs>
+        <w:jc w:val="both"/>
+      </w:pPr>
+      <w:r>
+        <w:t>I2, I3, I4</w:t>
+      </w:r>
+    </w:p>
+    <w:p>
+      <w:pPr>
+        <w:numPr>
+          <w:ilvl w:val="0"/>
+          <w:numId w:val="1"/>
+        </w:numPr>
+        <w:pBdr>
+          <w:bar w:val="single" w:sz="4" w:color="auto"/>
+        </w:pBdr>
+        <w:tabs>
+          <w:tab w:val="bar" w:pos="2610"/>
+        </w:tabs>
+        <w:jc w:val="both"/>
+      </w:pPr>
+      <w:r>
+        <w:t>I1, I5</w:t>
+      </w:r>
+    </w:p>
+    <w:p>
+      <w:pPr>
+        <w:numPr>
+          <w:ilvl w:val="0"/>
+          <w:numId w:val="1"/>
+        </w:numPr>
+        <w:pBdr>
+          <w:bar w:val="single" w:sz="4" w:color="auto"/>
+        </w:pBdr>
+        <w:tabs>
+          <w:tab w:val="bar" w:pos="2610"/>
+        </w:tabs>
+        <w:jc w:val="both"/>
+      </w:pPr>
+      <w:r>
+        <w:t>I1, I2, I3, I4</w:t>
+      </w:r>
+    </w:p>
+    <w:p>
+      <w:pPr>
+        <w:numPr>
+          <w:ilvl w:val="0"/>
+          <w:numId w:val="1"/>
+        </w:numPr>
+        <w:pBdr>
+          <w:bar w:val="single" w:sz="4" w:color="auto"/>
+        </w:pBdr>
+        <w:tabs>
+          <w:tab w:val="bar" w:pos="2610"/>
+        </w:tabs>
+        <w:jc w:val="both"/>
+      </w:pPr>
+      <w:r>
+        <w:t>I2, I4</w:t>
+      </w:r>
+    </w:p>
+    <w:p>
+      <w:pPr>
+        <w:numPr>
+          <w:ilvl w:val="0"/>
+          <w:numId w:val="1"/>
+        </w:numPr>
+        <w:pBdr>
+          <w:bar w:val="single" w:sz="4" w:color="auto"/>
+        </w:pBdr>
+        <w:tabs>
+          <w:tab w:val="bar" w:pos="2610"/>
+        </w:tabs>
+        <w:jc w:val="both"/>
+      </w:pPr>
+      <w:r>
+        <w:t>I1, I3, I5</w:t>
+      </w:r>
+    </w:p>
+    <w:p>
+      <w:pPr>
+        <w:numPr>
+          <w:ilvl w:val="0"/>
+          <w:numId w:val="1"/>
+        </w:numPr>
+        <w:pBdr>
+          <w:bar w:val="single" w:sz="4" w:color="auto"/>
+        </w:pBdr>
+        <w:tabs>
+          <w:tab w:val="bar" w:pos="2610"/>
+        </w:tabs>
+        <w:jc w:val="both"/>
+      </w:pPr>
+      <w:r>
+        <w:t>I2, I3, I4, I5</w:t>
+      </w:r>
+    </w:p>
+    <w:p>
+      <w:pPr>
+        <w:numPr>
+          <w:ilvl w:val="0"/>
+          <w:numId w:val="1"/>
+        </w:numPr>
+        <w:pBdr>
+          <w:bar w:val="single" w:sz="4" w:color="auto"/>
+        </w:pBdr>
+        <w:tabs>
+          <w:tab w:val="bar" w:pos="2610"/>
+        </w:tabs>
+        <w:jc w:val="both"/>
+      </w:pPr>
+      <w:r>
+        <w:t>I3, I4, I5</w:t>
+      </w:r>
+    </w:p>
+    <w:p>
+      <w:pPr>
+        <w:pStyle w:val="NormalWeb"/>
+        <w:spacing w:before="0" w:beforeAutospacing="0" w:after="0" w:afterAutospacing="0"/>
+        <w:rPr>
+          <w:rFonts w:ascii="Calibri" w:hAnsi="Calibri" w:cs="Calibri"/>
+          <w:sz w:val="22"/>
+          <w:szCs w:val="22"/>
+          <w:lang w:val="en-US"/>
+        </w:rPr>
+      </w:pPr>
+    </w:p>
+    <w:p>
+      <w:pPr>
+        <w:pStyle w:val="NormalWeb"/>
+        <w:spacing w:before="0" w:beforeAutospacing="0" w:after="0" w:afterAutospacing="0"/>
+        <w:rPr>
+          <w:rFonts w:ascii="Calibri" w:hAnsi="Calibri" w:cs="Calibri"/>
+          <w:sz w:val="22"/>
+          <w:szCs w:val="22"/>
+          <w:lang w:val="en-US"/>
+        </w:rPr>
+      </w:pPr>
+    </w:p>
+    <w:p>
+      <w:pPr>
+        <w:pStyle w:val="NormalWeb"/>
+        <w:spacing w:before="0" w:beforeAutospacing="0" w:after="0" w:afterAutospacing="0"/>
+        <w:rPr>
+          <w:rFonts w:ascii="Calibri" w:hAnsi="Calibri" w:cs="Calibri"/>
+          <w:sz w:val="22"/>
+          <w:szCs w:val="22"/>
+          <w:lang w:val="en-US"/>
+        </w:rPr>
+      </w:pPr>
+    </w:p>
+    <w:p>
+      <w:pPr>
+        <w:pStyle w:val="NormalWeb"/>
+        <w:spacing w:before="0" w:beforeAutospacing="0" w:after="0" w:afterAutospacing="0"/>
+        <w:rPr>
+          <w:rFonts w:ascii="Calibri" w:hAnsi="Calibri" w:cs="Calibri"/>
+          <w:sz w:val="22"/>
+          <w:szCs w:val="22"/>
+          <w:lang w:val="en-US"/>
+        </w:rPr>
+      </w:pPr>
+    </w:p>
+    <w:tbl>
+      <w:tblPr>
+        <w:tblStyle w:val="TableGrid"/>
+        <w:tblW w:w="0" w:type="auto"/>
+        <w:tblLook w:val="04A0" w:firstRow="1" w:lastRow="0" w:firstColumn="1" w:lastColumn="0" w:noHBand="0" w:noVBand="1"/>
+      </w:tblPr>
+      <w:tblGrid>
+        <w:gridCol w:w="3003"/>
+        <w:gridCol w:w="3003"/>
+        <w:gridCol w:w="3004"/>
+      </w:tblGrid>
+      <w:tr>
+        <w:tc>
+          <w:tcPr>
+            <w:tcW w:w="3003" w:type="dxa"/>
+          </w:tcPr>
+          <w:p>
+            <w:pPr>
+              <w:pStyle w:val="NormalWeb"/>
+              <w:spacing w:before="0" w:beforeAutospacing="0" w:after="0" w:afterAutospacing="0"/>
+              <w:rPr>
+                <w:rFonts w:ascii="Calibri" w:hAnsi="Calibri" w:cs="Calibri"/>
+                <w:sz w:val="22"/>
+                <w:szCs w:val="22"/>
+                <w:lang w:val="en-US"/>
+              </w:rPr>
+            </w:pPr>
+            <w:r>
+              <w:rPr>
+                <w:rFonts w:ascii="Calibri" w:hAnsi="Calibri" w:cs="Calibri"/>
+                <w:sz w:val="22"/>
+                <w:szCs w:val="22"/>
+                <w:lang w:val="en-US"/>
+              </w:rPr>
+              <w:t>generating 1-itemsets</w:t>
+            </w:r>
+          </w:p>
+          <w:tbl>
+            <w:tblPr>
+              <w:tblStyle w:val="TableGrid"/>
+              <w:tblW w:w="0" w:type="auto"/>
+              <w:tblLook w:val="04A0" w:firstRow="1" w:lastRow="0" w:firstColumn="1" w:lastColumn="0" w:noHBand="0" w:noVBand="1"/>
+            </w:tblPr>
+            <w:tblGrid>
+              <w:gridCol w:w="895"/>
+              <w:gridCol w:w="1510"/>
+            </w:tblGrid>
+            <w:tr>
+              <w:tc>
+                <w:tcPr>
+                  <w:tcW w:w="895" w:type="dxa"/>
+                </w:tcPr>
+                <w:p>
+                  <w:pPr>
+                    <w:pStyle w:val="NormalWeb"/>
+                    <w:spacing w:before="0" w:beforeAutospacing="0" w:after="0" w:afterAutospacing="0"/>
+                    <w:rPr>
+                      <w:rFonts w:ascii="Calibri" w:hAnsi="Calibri" w:cs="Calibri"/>
+                      <w:sz w:val="22"/>
+                      <w:szCs w:val="22"/>
+                      <w:lang w:val="en-US"/>
+                    </w:rPr>
+                  </w:pPr>
+                  <w:r>
+                    <w:rPr>
+                      <w:rFonts w:ascii="Calibri" w:hAnsi="Calibri" w:cs="Calibri"/>
+                      <w:sz w:val="22"/>
+                      <w:szCs w:val="22"/>
+                      <w:lang w:val="en-US"/>
+                    </w:rPr>
+                    <w:t>itemset</w:t>
+                  </w:r>
+                </w:p>
+              </w:tc>
+              <w:tc>
+                <w:tcPr>
+                  <w:tcW w:w="1510" w:type="dxa"/>
+                </w:tcPr>
+                <w:p>
+                  <w:pPr>
+                    <w:pStyle w:val="NormalWeb"/>
+                    <w:spacing w:before="0" w:beforeAutospacing="0" w:after="0" w:afterAutospacing="0"/>
+                    <w:rPr>
+                      <w:rFonts w:ascii="Calibri" w:hAnsi="Calibri" w:cs="Calibri"/>
+                      <w:sz w:val="22"/>
+                      <w:szCs w:val="22"/>
+                      <w:lang w:val="en-US"/>
+                    </w:rPr>
+                  </w:pPr>
+                  <w:r>
+                    <w:rPr>
+                      <w:rFonts w:ascii="Calibri" w:hAnsi="Calibri" w:cs="Calibri"/>
+                      <w:sz w:val="22"/>
+                      <w:szCs w:val="22"/>
+                      <w:lang w:val="en-US"/>
+                    </w:rPr>
+                    <w:t>support count</w:t>
+                  </w:r>
+                </w:p>
+              </w:tc>
+            </w:tr>
+            <w:tr>
+              <w:tc>
+                <w:tcPr>
+                  <w:tcW w:w="895" w:type="dxa"/>
+                </w:tcPr>
+                <w:p>
+                  <w:pPr>
+                    <w:pStyle w:val="NormalWeb"/>
+                    <w:spacing w:before="0" w:beforeAutospacing="0" w:after="0" w:afterAutospacing="0"/>
+                    <w:rPr>
+                      <w:rFonts w:ascii="Calibri" w:hAnsi="Calibri" w:cs="Calibri"/>
+                      <w:sz w:val="22"/>
+                      <w:szCs w:val="22"/>
+                      <w:lang w:val="en-US"/>
+                    </w:rPr>
+                  </w:pPr>
+                  <w:r>
+                    <w:rPr>
+                      <w:rFonts w:ascii="Calibri" w:hAnsi="Calibri" w:cs="Calibri"/>
+                      <w:sz w:val="22"/>
+                      <w:szCs w:val="22"/>
+                      <w:lang w:val="en-US"/>
+                    </w:rPr>
+                    <w:t>{I1}</w:t>
+                  </w:r>
+                </w:p>
+              </w:tc>
+              <w:tc>
+                <w:tcPr>
+                  <w:tcW w:w="1510" w:type="dxa"/>
+                </w:tcPr>
+                <w:p>
+                  <w:pPr>
+                    <w:pStyle w:val="NormalWeb"/>
+                    <w:spacing w:before="0" w:beforeAutospacing="0" w:after="0" w:afterAutospacing="0"/>
+                    <w:rPr>
+                      <w:rFonts w:ascii="Calibri" w:hAnsi="Calibri" w:cs="Calibri"/>
+                      <w:sz w:val="22"/>
+                      <w:szCs w:val="22"/>
+                      <w:lang w:val="en-US"/>
+                    </w:rPr>
+                  </w:pPr>
+                  <w:r>
+                    <w:rPr>
+                      <w:rFonts w:ascii="Calibri" w:hAnsi="Calibri" w:cs="Calibri"/>
+                      <w:sz w:val="22"/>
+                      <w:szCs w:val="22"/>
+                      <w:lang w:val="en-US"/>
+                    </w:rPr>
+                    <w:t>3</w:t>
+                  </w:r>
+                </w:p>
+              </w:tc>
+            </w:tr>
+            <w:tr>
+              <w:tc>
+                <w:tcPr>
+                  <w:tcW w:w="895" w:type="dxa"/>
+                </w:tcPr>
+                <w:p>
+                  <w:pPr>
+                    <w:pStyle w:val="NormalWeb"/>
+                    <w:spacing w:before="0" w:beforeAutospacing="0" w:after="0" w:afterAutospacing="0"/>
+                    <w:rPr>
+                      <w:rFonts w:ascii="Calibri" w:hAnsi="Calibri" w:cs="Calibri"/>
+                      <w:sz w:val="22"/>
+                      <w:szCs w:val="22"/>
+                      <w:lang w:val="en-US"/>
+                    </w:rPr>
+                  </w:pPr>
+                  <w:r>
+                    <w:rPr>
+                      <w:rFonts w:ascii="Calibri" w:hAnsi="Calibri" w:cs="Calibri"/>
+                      <w:sz w:val="22"/>
+                      <w:szCs w:val="22"/>
+                      <w:lang w:val="en-US"/>
+                    </w:rPr>
+                    <w:t>{I2}</w:t>
+                  </w:r>
+                </w:p>
+              </w:tc>
+              <w:tc>
+                <w:tcPr>
+                  <w:tcW w:w="1510" w:type="dxa"/>
+                </w:tcPr>
+                <w:p>
+                  <w:pPr>
+                    <w:pStyle w:val="NormalWeb"/>
+                    <w:spacing w:before="0" w:beforeAutospacing="0" w:after="0" w:afterAutospacing="0"/>
+                    <w:rPr>
+                      <w:rFonts w:ascii="Calibri" w:hAnsi="Calibri" w:cs="Calibri"/>
+                      <w:sz w:val="22"/>
+                      <w:szCs w:val="22"/>
+                      <w:lang w:val="en-US"/>
+                    </w:rPr>
+                  </w:pPr>
+                  <w:r>
+                    <w:rPr>
+                      <w:rFonts w:ascii="Calibri" w:hAnsi="Calibri" w:cs="Calibri"/>
+                      <w:sz w:val="22"/>
+                      <w:szCs w:val="22"/>
+                      <w:lang w:val="en-US"/>
+                    </w:rPr>
+                    <w:t>4</w:t>
+                  </w:r>
+                </w:p>
+              </w:tc>
+            </w:tr>
+            <w:tr>
+              <w:tc>
+                <w:tcPr>
+                  <w:tcW w:w="895" w:type="dxa"/>
+                </w:tcPr>
+                <w:p>
+                  <w:pPr>
+                    <w:pStyle w:val="NormalWeb"/>
+                    <w:spacing w:before="0" w:beforeAutospacing="0" w:after="0" w:afterAutospacing="0"/>
+                    <w:rPr>
+                      <w:rFonts w:ascii="Calibri" w:hAnsi="Calibri" w:cs="Calibri"/>
+                      <w:sz w:val="22"/>
+                      <w:szCs w:val="22"/>
+                      <w:lang w:val="en-US"/>
+                    </w:rPr>
+                  </w:pPr>
+                  <w:r>
+                    <w:rPr>
+                      <w:rFonts w:ascii="Calibri" w:hAnsi="Calibri" w:cs="Calibri"/>
+                      <w:sz w:val="22"/>
+                      <w:szCs w:val="22"/>
+                      <w:lang w:val="en-US"/>
+                    </w:rPr>
+                    <w:t>{I3}</w:t>
+                  </w:r>
+                </w:p>
+              </w:tc>
+              <w:tc>
+                <w:tcPr>
+                  <w:tcW w:w="1510" w:type="dxa"/>
+                </w:tcPr>
+                <w:p>
+                  <w:pPr>
+                    <w:pStyle w:val="NormalWeb"/>
+                    <w:spacing w:before="0" w:beforeAutospacing="0" w:after="0" w:afterAutospacing="0"/>
+                    <w:rPr>
+                      <w:rFonts w:ascii="Calibri" w:hAnsi="Calibri" w:cs="Calibri"/>
+                      <w:sz w:val="22"/>
+                      <w:szCs w:val="22"/>
+                      <w:lang w:val="en-US"/>
+                    </w:rPr>
+                  </w:pPr>
+                  <w:r>
+                    <w:rPr>
+                      <w:rFonts w:ascii="Calibri" w:hAnsi="Calibri" w:cs="Calibri"/>
+                      <w:sz w:val="22"/>
+                      <w:szCs w:val="22"/>
+                      <w:lang w:val="en-US"/>
+                    </w:rPr>
+                    <w:t>5</w:t>
+                  </w:r>
+                </w:p>
+              </w:tc>
+            </w:tr>
+            <w:tr>
+              <w:tc>
+                <w:tcPr>
+                  <w:tcW w:w="895" w:type="dxa"/>
+                </w:tcPr>
+                <w:p>
+                  <w:pPr>
+                    <w:pStyle w:val="NormalWeb"/>
+                    <w:spacing w:before="0" w:beforeAutospacing="0" w:after="0" w:afterAutospacing="0"/>
+                    <w:rPr>
+                      <w:rFonts w:ascii="Calibri" w:hAnsi="Calibri" w:cs="Calibri"/>
+                      <w:sz w:val="22"/>
+                      <w:szCs w:val="22"/>
+                      <w:lang w:val="en-US"/>
+                    </w:rPr>
+                  </w:pPr>
+                  <w:r>
+                    <w:rPr>
+                      <w:rFonts w:ascii="Calibri" w:hAnsi="Calibri" w:cs="Calibri"/>
+                      <w:sz w:val="22"/>
+                      <w:szCs w:val="22"/>
+                      <w:lang w:val="en-US"/>
+                    </w:rPr>
+                    <w:t>{I4}</w:t>
+                  </w:r>
+                </w:p>
+              </w:tc>
+              <w:tc>
+                <w:tcPr>
+                  <w:tcW w:w="1510" w:type="dxa"/>
+                </w:tcPr>
+                <w:p>
+                  <w:pPr>
+                    <w:pStyle w:val="NormalWeb"/>
+                    <w:spacing w:before="0" w:beforeAutospacing="0" w:after="0" w:afterAutospacing="0"/>
+                    <w:rPr>
+                      <w:rFonts w:ascii="Calibri" w:hAnsi="Calibri" w:cs="Calibri"/>
+                      <w:sz w:val="22"/>
+                      <w:szCs w:val="22"/>
+                      <w:lang w:val="en-US"/>
+                    </w:rPr>
+                  </w:pPr>
+                  <w:r>
+                    <w:rPr>
+                      <w:rFonts w:ascii="Calibri" w:hAnsi="Calibri" w:cs="Calibri"/>
+                      <w:sz w:val="22"/>
+                      <w:szCs w:val="22"/>
+                      <w:lang w:val="en-US"/>
+                    </w:rPr>
+                    <w:t>5</w:t>
+                  </w:r>
+                </w:p>
+              </w:tc>
+            </w:tr>
+            <w:tr>
+              <w:tc>
+                <w:tcPr>
+                  <w:tcW w:w="895" w:type="dxa"/>
+                </w:tcPr>
+                <w:p>
+                  <w:pPr>
+                    <w:pStyle w:val="NormalWeb"/>
+                    <w:spacing w:before="0" w:beforeAutospacing="0" w:after="0" w:afterAutospacing="0"/>
+                    <w:rPr>
+                      <w:rFonts w:ascii="Calibri" w:hAnsi="Calibri" w:cs="Calibri"/>
+                      <w:sz w:val="22"/>
+                      <w:szCs w:val="22"/>
+                      <w:lang w:val="en-US"/>
+                    </w:rPr>
+                  </w:pPr>
+                  <w:r>
+                    <w:rPr>
+                      <w:rFonts w:ascii="Calibri" w:hAnsi="Calibri" w:cs="Calibri"/>
+                      <w:sz w:val="22"/>
+                      <w:szCs w:val="22"/>
+                      <w:lang w:val="en-US"/>
+                    </w:rPr>
+                    <w:t>{I5}</w:t>
+                  </w:r>
+                </w:p>
+              </w:tc>
+              <w:tc>
+                <w:tcPr>
+                  <w:tcW w:w="1510" w:type="dxa"/>
+                </w:tcPr>
+                <w:p>
+                  <w:pPr>
+                    <w:pStyle w:val="NormalWeb"/>
+                    <w:spacing w:before="0" w:beforeAutospacing="0" w:after="0" w:afterAutospacing="0"/>
+                    <w:rPr>
+                      <w:rFonts w:ascii="Calibri" w:hAnsi="Calibri" w:cs="Calibri"/>
+                      <w:sz w:val="22"/>
+                      <w:szCs w:val="22"/>
+                      <w:lang w:val="en-US"/>
+                    </w:rPr>
+                  </w:pPr>
+                  <w:r>
+                    <w:rPr>
+                      <w:rFonts w:ascii="Calibri" w:hAnsi="Calibri" w:cs="Calibri"/>
+                      <w:sz w:val="22"/>
+                      <w:szCs w:val="22"/>
+                      <w:lang w:val="en-US"/>
+                    </w:rPr>
+                    <w:t>4</w:t>
+                  </w:r>
+                </w:p>
+              </w:tc>
+            </w:tr>
+          </w:tbl>
+          <w:p>
+            <w:pPr>
+              <w:pStyle w:val="NormalWeb"/>
+              <w:spacing w:before="0" w:beforeAutospacing="0" w:after="0" w:afterAutospacing="0"/>
+              <w:rPr>
+                <w:rFonts w:ascii="Calibri" w:hAnsi="Calibri" w:cs="Calibri"/>
+                <w:sz w:val="22"/>
+                <w:szCs w:val="22"/>
+                <w:lang w:val="en-US"/>
+              </w:rPr>
+            </w:pPr>
+          </w:p>
+        </w:tc>
+        <w:tc>
+          <w:tcPr>
+            <w:tcW w:w="3003" w:type="dxa"/>
+          </w:tcPr>
+          <w:p>
+            <w:pPr>
+              <w:pStyle w:val="NormalWeb"/>
+              <w:spacing w:before="0" w:beforeAutospacing="0" w:after="0" w:afterAutospacing="0"/>
+              <w:rPr>
+                <w:rFonts w:ascii="Calibri" w:hAnsi="Calibri" w:cs="Calibri"/>
+                <w:sz w:val="22"/>
+                <w:szCs w:val="22"/>
+                <w:lang w:val="en-US"/>
+              </w:rPr>
+            </w:pPr>
+            <w:r>
+              <w:rPr>
+                <w:rFonts w:ascii="Calibri" w:hAnsi="Calibri" w:cs="Calibri"/>
+                <w:sz w:val="22"/>
+                <w:szCs w:val="22"/>
+                <w:lang w:val="en-US"/>
+              </w:rPr>
+              <w:t xml:space="preserve">generating </w:t>
+            </w:r>
+            <w:r>
+              <w:rPr>
+                <w:rFonts w:ascii="Calibri" w:hAnsi="Calibri" w:cs="Calibri"/>
+                <w:sz w:val="22"/>
+                <w:szCs w:val="22"/>
+                <w:lang w:val="en-US"/>
+              </w:rPr>
+              <w:t>2</w:t>
+            </w:r>
+            <w:r>
+              <w:rPr>
+                <w:rFonts w:ascii="Calibri" w:hAnsi="Calibri" w:cs="Calibri"/>
+                <w:sz w:val="22"/>
+                <w:szCs w:val="22"/>
+                <w:lang w:val="en-US"/>
+              </w:rPr>
+              <w:t>-itemsets</w:t>
+            </w:r>
+          </w:p>
+          <w:tbl>
+            <w:tblPr>
+              <w:tblStyle w:val="TableGrid"/>
+              <w:tblW w:w="0" w:type="auto"/>
+              <w:tblLook w:val="04A0" w:firstRow="1" w:lastRow="0" w:firstColumn="1" w:lastColumn="0" w:noHBand="0" w:noVBand="1"/>
+            </w:tblPr>
+            <w:tblGrid>
+              <w:gridCol w:w="895"/>
+              <w:gridCol w:w="1510"/>
+            </w:tblGrid>
+            <w:tr>
+              <w:tc>
+                <w:tcPr>
+                  <w:tcW w:w="895" w:type="dxa"/>
+                </w:tcPr>
+                <w:p>
+                  <w:pPr>
+                    <w:pStyle w:val="NormalWeb"/>
+                    <w:spacing w:before="0" w:beforeAutospacing="0" w:after="0" w:afterAutospacing="0"/>
+                    <w:rPr>
+                      <w:rFonts w:ascii="Calibri" w:hAnsi="Calibri" w:cs="Calibri"/>
+                      <w:sz w:val="22"/>
+                      <w:szCs w:val="22"/>
+                      <w:lang w:val="en-US"/>
+                    </w:rPr>
+                  </w:pPr>
+                  <w:r>
+                    <w:rPr>
+                      <w:rFonts w:ascii="Calibri" w:hAnsi="Calibri" w:cs="Calibri"/>
+                      <w:sz w:val="22"/>
+                      <w:szCs w:val="22"/>
+                      <w:lang w:val="en-US"/>
+                    </w:rPr>
+                    <w:t>itemset</w:t>
+                  </w:r>
+                </w:p>
+              </w:tc>
+              <w:tc>
+                <w:tcPr>
+                  <w:tcW w:w="1510" w:type="dxa"/>
+                </w:tcPr>
+                <w:p>
+                  <w:pPr>
+                    <w:pStyle w:val="NormalWeb"/>
+                    <w:spacing w:before="0" w:beforeAutospacing="0" w:after="0" w:afterAutospacing="0"/>
+                    <w:rPr>
+                      <w:rFonts w:ascii="Calibri" w:hAnsi="Calibri" w:cs="Calibri"/>
+                      <w:sz w:val="22"/>
+                      <w:szCs w:val="22"/>
+                      <w:lang w:val="en-US"/>
+                    </w:rPr>
+                  </w:pPr>
+                  <w:r>
+                    <w:rPr>
+                      <w:rFonts w:ascii="Calibri" w:hAnsi="Calibri" w:cs="Calibri"/>
+                      <w:sz w:val="22"/>
+                      <w:szCs w:val="22"/>
+                      <w:lang w:val="en-US"/>
+                    </w:rPr>
+                    <w:t>support count</w:t>
+                  </w:r>
+                </w:p>
+              </w:tc>
+            </w:tr>
+            <w:tr>
+              <w:tc>
+                <w:tcPr>
+                  <w:tcW w:w="895" w:type="dxa"/>
+                </w:tcPr>
+                <w:p>
+                  <w:pPr>
+                    <w:pStyle w:val="NormalWeb"/>
+                    <w:spacing w:before="0" w:beforeAutospacing="0" w:after="0" w:afterAutospacing="0"/>
+                    <w:rPr>
+                      <w:rFonts w:ascii="Calibri" w:hAnsi="Calibri" w:cs="Calibri"/>
+                      <w:sz w:val="22"/>
+                      <w:szCs w:val="22"/>
+                      <w:lang w:val="en-US"/>
+                    </w:rPr>
+                  </w:pPr>
+                  <w:r>
+                    <w:rPr>
+                      <w:rFonts w:ascii="Calibri" w:hAnsi="Calibri" w:cs="Calibri"/>
+                      <w:sz w:val="22"/>
+                      <w:szCs w:val="22"/>
+                      <w:lang w:val="en-US"/>
+                    </w:rPr>
+                    <w:t>{I1</w:t>
+                  </w:r>
+                  <w:r>
+                    <w:rPr>
+                      <w:rFonts w:ascii="Calibri" w:hAnsi="Calibri" w:cs="Calibri"/>
+                      <w:sz w:val="22"/>
+                      <w:szCs w:val="22"/>
+                      <w:lang w:val="en-US"/>
+                    </w:rPr>
+                    <w:t>,I2</w:t>
+                  </w:r>
+                  <w:r>
+                    <w:rPr>
+                      <w:rFonts w:ascii="Calibri" w:hAnsi="Calibri" w:cs="Calibri"/>
+                      <w:sz w:val="22"/>
+                      <w:szCs w:val="22"/>
+                      <w:lang w:val="en-US"/>
+                    </w:rPr>
+                    <w:t>}</w:t>
+                  </w:r>
+                </w:p>
+              </w:tc>
+              <w:tc>
+                <w:tcPr>
+                  <w:tcW w:w="1510" w:type="dxa"/>
+                </w:tcPr>
+                <w:p>
+                  <w:pPr>
+                    <w:pStyle w:val="NormalWeb"/>
+                    <w:spacing w:before="0" w:beforeAutospacing="0" w:after="0" w:afterAutospacing="0"/>
+                    <w:rPr>
+                      <w:rFonts w:ascii="Calibri" w:hAnsi="Calibri" w:cs="Calibri"/>
+                      <w:sz w:val="22"/>
+                      <w:szCs w:val="22"/>
+                      <w:lang w:val="en-US"/>
+                    </w:rPr>
+                  </w:pPr>
+                  <w:r>
+                    <w:rPr>
+                      <w:rFonts w:ascii="Calibri" w:hAnsi="Calibri" w:cs="Calibri"/>
+                      <w:sz w:val="22"/>
+                      <w:szCs w:val="22"/>
+                      <w:lang w:val="en-US"/>
+                    </w:rPr>
+                    <w:t>1</w:t>
+                  </w:r>
+                </w:p>
+              </w:tc>
+            </w:tr>
+            <w:tr>
+              <w:tc>
+                <w:tcPr>
+                  <w:tcW w:w="895" w:type="dxa"/>
+                </w:tcPr>
+                <w:p>
+                  <w:pPr>
+                    <w:pStyle w:val="NormalWeb"/>
+                    <w:spacing w:before="0" w:beforeAutospacing="0" w:after="0" w:afterAutospacing="0"/>
+                    <w:rPr>
+                      <w:rFonts w:ascii="Calibri" w:hAnsi="Calibri" w:cs="Calibri"/>
+                      <w:color w:val="92D050"/>
+                      <w:sz w:val="22"/>
+                      <w:szCs w:val="22"/>
+                      <w:lang w:val="en-US"/>
+                    </w:rPr>
+                  </w:pPr>
+                  <w:r>
+                    <w:rPr>
+                      <w:rFonts w:ascii="Calibri" w:hAnsi="Calibri" w:cs="Calibri"/>
+                      <w:color w:val="92D050"/>
+                      <w:sz w:val="22"/>
+                      <w:szCs w:val="22"/>
+                      <w:lang w:val="en-US"/>
+                    </w:rPr>
+                    <w:t>{I</w:t>
+                  </w:r>
+                  <w:r>
+                    <w:rPr>
+                      <w:rFonts w:ascii="Calibri" w:hAnsi="Calibri" w:cs="Calibri"/>
+                      <w:color w:val="92D050"/>
+                      <w:sz w:val="22"/>
+                      <w:szCs w:val="22"/>
+                      <w:lang w:val="en-US"/>
+                    </w:rPr>
+                    <w:t>1,I3</w:t>
+                  </w:r>
+                  <w:r>
+                    <w:rPr>
+                      <w:rFonts w:ascii="Calibri" w:hAnsi="Calibri" w:cs="Calibri"/>
+                      <w:color w:val="92D050"/>
+                      <w:sz w:val="22"/>
+                      <w:szCs w:val="22"/>
+                      <w:lang w:val="en-US"/>
+                    </w:rPr>
+                    <w:t>}</w:t>
+                  </w:r>
+                </w:p>
+              </w:tc>
+              <w:tc>
+                <w:tcPr>
+                  <w:tcW w:w="1510" w:type="dxa"/>
+                </w:tcPr>
+                <w:p>
+                  <w:pPr>
+                    <w:pStyle w:val="NormalWeb"/>
+                    <w:spacing w:before="0" w:beforeAutospacing="0" w:after="0" w:afterAutospacing="0"/>
+                    <w:rPr>
+                      <w:rFonts w:ascii="Calibri" w:hAnsi="Calibri" w:cs="Calibri"/>
+                      <w:color w:val="92D050"/>
+                      <w:sz w:val="22"/>
+                      <w:szCs w:val="22"/>
+                      <w:lang w:val="en-US"/>
+                    </w:rPr>
+                  </w:pPr>
+                  <w:r>
+                    <w:rPr>
+                      <w:rFonts w:ascii="Calibri" w:hAnsi="Calibri" w:cs="Calibri"/>
+                      <w:color w:val="92D050"/>
+                      <w:sz w:val="22"/>
+                      <w:szCs w:val="22"/>
+                      <w:lang w:val="en-US"/>
+                    </w:rPr>
+                    <w:t>2</w:t>
+                  </w:r>
+                </w:p>
+              </w:tc>
+            </w:tr>
+            <w:tr>
+              <w:tc>
+                <w:tcPr>
+                  <w:tcW w:w="895" w:type="dxa"/>
+                </w:tcPr>
+                <w:p>
+                  <w:pPr>
+                    <w:pStyle w:val="NormalWeb"/>
+                    <w:spacing w:before="0" w:beforeAutospacing="0" w:after="0" w:afterAutospacing="0"/>
+                    <w:rPr>
+                      <w:rFonts w:ascii="Calibri" w:hAnsi="Calibri" w:cs="Calibri"/>
+                      <w:sz w:val="22"/>
+                      <w:szCs w:val="22"/>
+                      <w:lang w:val="en-US"/>
+                    </w:rPr>
+                  </w:pPr>
+                  <w:r>
+                    <w:rPr>
+                      <w:rFonts w:ascii="Calibri" w:hAnsi="Calibri" w:cs="Calibri"/>
+                      <w:sz w:val="22"/>
+                      <w:szCs w:val="22"/>
+                      <w:lang w:val="en-US"/>
+                    </w:rPr>
+                    <w:t>{I</w:t>
+                  </w:r>
+                  <w:r>
+                    <w:rPr>
+                      <w:rFonts w:ascii="Calibri" w:hAnsi="Calibri" w:cs="Calibri"/>
+                      <w:sz w:val="22"/>
+                      <w:szCs w:val="22"/>
+                      <w:lang w:val="en-US"/>
+                    </w:rPr>
+                    <w:t>1,I4</w:t>
+                  </w:r>
+                  <w:r>
+                    <w:rPr>
+                      <w:rFonts w:ascii="Calibri" w:hAnsi="Calibri" w:cs="Calibri"/>
+                      <w:sz w:val="22"/>
+                      <w:szCs w:val="22"/>
+                      <w:lang w:val="en-US"/>
+                    </w:rPr>
+                    <w:t>}</w:t>
+                  </w:r>
+                </w:p>
+              </w:tc>
+              <w:tc>
+                <w:tcPr>
+                  <w:tcW w:w="1510" w:type="dxa"/>
+                </w:tcPr>
+                <w:p>
+                  <w:pPr>
+                    <w:pStyle w:val="NormalWeb"/>
+                    <w:spacing w:before="0" w:beforeAutospacing="0" w:after="0" w:afterAutospacing="0"/>
+                    <w:rPr>
+                      <w:rFonts w:ascii="Calibri" w:hAnsi="Calibri" w:cs="Calibri"/>
+                      <w:sz w:val="22"/>
+                      <w:szCs w:val="22"/>
+                      <w:lang w:val="en-US"/>
+                    </w:rPr>
+                  </w:pPr>
+                  <w:r>
+                    <w:rPr>
+                      <w:rFonts w:ascii="Calibri" w:hAnsi="Calibri" w:cs="Calibri"/>
+                      <w:sz w:val="22"/>
+                      <w:szCs w:val="22"/>
+                      <w:lang w:val="en-US"/>
+                    </w:rPr>
+                    <w:t>1</w:t>
+                  </w:r>
+                </w:p>
+              </w:tc>
+            </w:tr>
+            <w:tr>
+              <w:tc>
+                <w:tcPr>
+                  <w:tcW w:w="895" w:type="dxa"/>
+                </w:tcPr>
+                <w:p>
+                  <w:pPr>
+                    <w:pStyle w:val="NormalWeb"/>
+                    <w:spacing w:before="0" w:beforeAutospacing="0" w:after="0" w:afterAutospacing="0"/>
+                    <w:rPr>
+                      <w:rFonts w:ascii="Calibri" w:hAnsi="Calibri" w:cs="Calibri"/>
+                      <w:color w:val="92D050"/>
+                      <w:sz w:val="22"/>
+                      <w:szCs w:val="22"/>
+                      <w:lang w:val="en-US"/>
+                    </w:rPr>
+                  </w:pPr>
+                  <w:r>
+                    <w:rPr>
+                      <w:rFonts w:ascii="Calibri" w:hAnsi="Calibri" w:cs="Calibri"/>
+                      <w:color w:val="92D050"/>
+                      <w:sz w:val="22"/>
+                      <w:szCs w:val="22"/>
+                      <w:lang w:val="en-US"/>
+                    </w:rPr>
+                    <w:t>{I</w:t>
+                  </w:r>
+                  <w:r>
+                    <w:rPr>
+                      <w:rFonts w:ascii="Calibri" w:hAnsi="Calibri" w:cs="Calibri"/>
+                      <w:color w:val="92D050"/>
+                      <w:sz w:val="22"/>
+                      <w:szCs w:val="22"/>
+                      <w:lang w:val="en-US"/>
+                    </w:rPr>
+                    <w:t>1,I5</w:t>
+                  </w:r>
+                  <w:r>
+                    <w:rPr>
+                      <w:rFonts w:ascii="Calibri" w:hAnsi="Calibri" w:cs="Calibri"/>
+                      <w:color w:val="92D050"/>
+                      <w:sz w:val="22"/>
+                      <w:szCs w:val="22"/>
+                      <w:lang w:val="en-US"/>
+                    </w:rPr>
+                    <w:t>}</w:t>
+                  </w:r>
+                </w:p>
+              </w:tc>
+              <w:tc>
+                <w:tcPr>
+                  <w:tcW w:w="1510" w:type="dxa"/>
+                </w:tcPr>
+                <w:p>
+                  <w:pPr>
+                    <w:pStyle w:val="NormalWeb"/>
+                    <w:spacing w:before="0" w:beforeAutospacing="0" w:after="0" w:afterAutospacing="0"/>
+                    <w:rPr>
+                      <w:rFonts w:ascii="Calibri" w:hAnsi="Calibri" w:cs="Calibri"/>
+                      <w:color w:val="92D050"/>
+                      <w:sz w:val="22"/>
+                      <w:szCs w:val="22"/>
+                      <w:lang w:val="en-US"/>
+                    </w:rPr>
+                  </w:pPr>
+                  <w:r>
+                    <w:rPr>
+                      <w:rFonts w:ascii="Calibri" w:hAnsi="Calibri" w:cs="Calibri"/>
+                      <w:color w:val="92D050"/>
+                      <w:sz w:val="22"/>
+                      <w:szCs w:val="22"/>
+                      <w:lang w:val="en-US"/>
+                    </w:rPr>
+                    <w:t>2</w:t>
+                  </w:r>
+                </w:p>
+              </w:tc>
+            </w:tr>
+            <w:tr>
+              <w:tc>
+                <w:tcPr>
+                  <w:tcW w:w="895" w:type="dxa"/>
+                </w:tcPr>
+                <w:p>
+                  <w:pPr>
+                    <w:pStyle w:val="NormalWeb"/>
+                    <w:spacing w:before="0" w:beforeAutospacing="0" w:after="0" w:afterAutospacing="0"/>
+                    <w:rPr>
+                      <w:rFonts w:ascii="Calibri" w:hAnsi="Calibri" w:cs="Calibri"/>
+                      <w:color w:val="92D050"/>
+                      <w:sz w:val="22"/>
+                      <w:szCs w:val="22"/>
+                      <w:lang w:val="en-US"/>
+                    </w:rPr>
+                  </w:pPr>
+                  <w:r>
+                    <w:rPr>
+                      <w:rFonts w:ascii="Calibri" w:hAnsi="Calibri" w:cs="Calibri"/>
+                      <w:color w:val="92D050"/>
+                      <w:sz w:val="22"/>
+                      <w:szCs w:val="22"/>
+                      <w:lang w:val="en-US"/>
+                    </w:rPr>
+                    <w:t>{I</w:t>
+                  </w:r>
+                  <w:r>
+                    <w:rPr>
+                      <w:rFonts w:ascii="Calibri" w:hAnsi="Calibri" w:cs="Calibri"/>
+                      <w:color w:val="92D050"/>
+                      <w:sz w:val="22"/>
+                      <w:szCs w:val="22"/>
+                      <w:lang w:val="en-US"/>
+                    </w:rPr>
+                    <w:t>2,I3</w:t>
+                  </w:r>
+                  <w:r>
+                    <w:rPr>
+                      <w:rFonts w:ascii="Calibri" w:hAnsi="Calibri" w:cs="Calibri"/>
+                      <w:color w:val="92D050"/>
+                      <w:sz w:val="22"/>
+                      <w:szCs w:val="22"/>
+                      <w:lang w:val="en-US"/>
+                    </w:rPr>
+                    <w:t>}</w:t>
+                  </w:r>
+                </w:p>
+              </w:tc>
+              <w:tc>
+                <w:tcPr>
+                  <w:tcW w:w="1510" w:type="dxa"/>
+                </w:tcPr>
+                <w:p>
+                  <w:pPr>
+                    <w:pStyle w:val="NormalWeb"/>
+                    <w:spacing w:before="0" w:beforeAutospacing="0" w:after="0" w:afterAutospacing="0"/>
+                    <w:rPr>
+                      <w:rFonts w:ascii="Calibri" w:hAnsi="Calibri" w:cs="Calibri"/>
+                      <w:color w:val="92D050"/>
+                      <w:sz w:val="22"/>
+                      <w:szCs w:val="22"/>
+                      <w:lang w:val="en-US"/>
+                    </w:rPr>
+                  </w:pPr>
+                  <w:r>
+                    <w:rPr>
+                      <w:rFonts w:ascii="Calibri" w:hAnsi="Calibri" w:cs="Calibri"/>
+                      <w:color w:val="92D050"/>
+                      <w:sz w:val="22"/>
+                      <w:szCs w:val="22"/>
+                      <w:lang w:val="en-US"/>
+                    </w:rPr>
+                    <w:t>3</w:t>
+                  </w:r>
+                </w:p>
+              </w:tc>
+            </w:tr>
+            <w:tr>
+              <w:tc>
+                <w:tcPr>
+                  <w:tcW w:w="895" w:type="dxa"/>
+                </w:tcPr>
+                <w:p>
+                  <w:pPr>
+                    <w:pStyle w:val="NormalWeb"/>
+                    <w:spacing w:before="0" w:beforeAutospacing="0" w:after="0" w:afterAutospacing="0"/>
+                    <w:rPr>
+                      <w:rFonts w:ascii="Calibri" w:hAnsi="Calibri" w:cs="Calibri"/>
+                      <w:color w:val="92D050"/>
+                      <w:sz w:val="22"/>
+                      <w:szCs w:val="22"/>
+                      <w:lang w:val="en-US"/>
+                    </w:rPr>
+                  </w:pPr>
+                  <w:r>
+                    <w:rPr>
+                      <w:rFonts w:ascii="Calibri" w:hAnsi="Calibri" w:cs="Calibri"/>
+                      <w:color w:val="92D050"/>
+                      <w:sz w:val="22"/>
+                      <w:szCs w:val="22"/>
+                      <w:lang w:val="en-US"/>
+                    </w:rPr>
+                    <w:t>{I2,I</w:t>
+                  </w:r>
+                  <w:r>
+                    <w:rPr>
+                      <w:rFonts w:ascii="Calibri" w:hAnsi="Calibri" w:cs="Calibri"/>
+                      <w:color w:val="92D050"/>
+                      <w:sz w:val="22"/>
+                      <w:szCs w:val="22"/>
+                      <w:lang w:val="en-US"/>
+                    </w:rPr>
+                    <w:t>4</w:t>
+                  </w:r>
+                  <w:r>
+                    <w:rPr>
+                      <w:rFonts w:ascii="Calibri" w:hAnsi="Calibri" w:cs="Calibri"/>
+                      <w:color w:val="92D050"/>
+                      <w:sz w:val="22"/>
+                      <w:szCs w:val="22"/>
+                      <w:lang w:val="en-US"/>
+                    </w:rPr>
+                    <w:t>}</w:t>
+                  </w:r>
+                </w:p>
+              </w:tc>
+              <w:tc>
+                <w:tcPr>
+                  <w:tcW w:w="1510" w:type="dxa"/>
+                </w:tcPr>
+                <w:p>
+                  <w:pPr>
+                    <w:pStyle w:val="NormalWeb"/>
+                    <w:spacing w:before="0" w:beforeAutospacing="0" w:after="0" w:afterAutospacing="0"/>
+                    <w:rPr>
+                      <w:rFonts w:ascii="Calibri" w:hAnsi="Calibri" w:cs="Calibri"/>
+                      <w:color w:val="92D050"/>
+                      <w:sz w:val="22"/>
+                      <w:szCs w:val="22"/>
+                      <w:lang w:val="en-US"/>
+                    </w:rPr>
+                  </w:pPr>
+                  <w:r>
+                    <w:rPr>
+                      <w:rFonts w:ascii="Calibri" w:hAnsi="Calibri" w:cs="Calibri"/>
+                      <w:color w:val="92D050"/>
+                      <w:sz w:val="22"/>
+                      <w:szCs w:val="22"/>
+                      <w:lang w:val="en-US"/>
+                    </w:rPr>
+                    <w:t>4</w:t>
+                  </w:r>
+                </w:p>
+              </w:tc>
+            </w:tr>
+            <w:tr>
+              <w:tc>
+                <w:tcPr>
+                  <w:tcW w:w="895" w:type="dxa"/>
+                </w:tcPr>
+                <w:p>
+                  <w:pPr>
+                    <w:pStyle w:val="NormalWeb"/>
+                    <w:spacing w:before="0" w:beforeAutospacing="0" w:after="0" w:afterAutospacing="0"/>
+                    <w:rPr>
+                      <w:rFonts w:ascii="Calibri" w:hAnsi="Calibri" w:cs="Calibri"/>
+                      <w:sz w:val="22"/>
+                      <w:szCs w:val="22"/>
+                      <w:lang w:val="en-US"/>
+                    </w:rPr>
+                  </w:pPr>
+                  <w:r>
+                    <w:rPr>
+                      <w:rFonts w:ascii="Calibri" w:hAnsi="Calibri" w:cs="Calibri"/>
+                      <w:sz w:val="22"/>
+                      <w:szCs w:val="22"/>
+                      <w:lang w:val="en-US"/>
+                    </w:rPr>
+                    <w:t>{I2,I</w:t>
+                  </w:r>
+                  <w:r>
+                    <w:rPr>
+                      <w:rFonts w:ascii="Calibri" w:hAnsi="Calibri" w:cs="Calibri"/>
+                      <w:sz w:val="22"/>
+                      <w:szCs w:val="22"/>
+                      <w:lang w:val="en-US"/>
+                    </w:rPr>
+                    <w:t>5</w:t>
+                  </w:r>
+                  <w:r>
+                    <w:rPr>
+                      <w:rFonts w:ascii="Calibri" w:hAnsi="Calibri" w:cs="Calibri"/>
+                      <w:sz w:val="22"/>
+                      <w:szCs w:val="22"/>
+                      <w:lang w:val="en-US"/>
+                    </w:rPr>
+                    <w:t>}</w:t>
+                  </w:r>
+                </w:p>
+              </w:tc>
+              <w:tc>
+                <w:tcPr>
+                  <w:tcW w:w="1510" w:type="dxa"/>
+                </w:tcPr>
+                <w:p>
+                  <w:pPr>
+                    <w:pStyle w:val="NormalWeb"/>
+                    <w:spacing w:before="0" w:beforeAutospacing="0" w:after="0" w:afterAutospacing="0"/>
+                    <w:rPr>
+                      <w:rFonts w:ascii="Calibri" w:hAnsi="Calibri" w:cs="Calibri"/>
+                      <w:sz w:val="22"/>
+                      <w:szCs w:val="22"/>
+                      <w:lang w:val="en-US"/>
+                    </w:rPr>
+                  </w:pPr>
+                  <w:r>
+                    <w:rPr>
+                      <w:rFonts w:ascii="Calibri" w:hAnsi="Calibri" w:cs="Calibri"/>
+                      <w:sz w:val="22"/>
+                      <w:szCs w:val="22"/>
+                      <w:lang w:val="en-US"/>
+                    </w:rPr>
+                    <w:t>1</w:t>
+                  </w:r>
+                </w:p>
+              </w:tc>
+            </w:tr>
+            <w:tr>
+              <w:tc>
+                <w:tcPr>
+                  <w:tcW w:w="895" w:type="dxa"/>
+                </w:tcPr>
+                <w:p>
+                  <w:pPr>
+                    <w:pStyle w:val="NormalWeb"/>
+                    <w:spacing w:before="0" w:beforeAutospacing="0" w:after="0" w:afterAutospacing="0"/>
+                    <w:rPr>
+                      <w:rFonts w:ascii="Calibri" w:hAnsi="Calibri" w:cs="Calibri"/>
+                      <w:color w:val="92D050"/>
+                      <w:sz w:val="22"/>
+                      <w:szCs w:val="22"/>
+                      <w:lang w:val="en-US"/>
+                    </w:rPr>
+                  </w:pPr>
+                  <w:r>
+                    <w:rPr>
+                      <w:rFonts w:ascii="Calibri" w:hAnsi="Calibri" w:cs="Calibri"/>
+                      <w:color w:val="92D050"/>
+                      <w:sz w:val="22"/>
+                      <w:szCs w:val="22"/>
+                      <w:lang w:val="en-US"/>
+                    </w:rPr>
+                    <w:t>{I</w:t>
+                  </w:r>
+                  <w:r>
+                    <w:rPr>
+                      <w:rFonts w:ascii="Calibri" w:hAnsi="Calibri" w:cs="Calibri"/>
+                      <w:color w:val="92D050"/>
+                      <w:sz w:val="22"/>
+                      <w:szCs w:val="22"/>
+                      <w:lang w:val="en-US"/>
+                    </w:rPr>
+                    <w:t>3</w:t>
+                  </w:r>
+                  <w:r>
+                    <w:rPr>
+                      <w:rFonts w:ascii="Calibri" w:hAnsi="Calibri" w:cs="Calibri"/>
+                      <w:color w:val="92D050"/>
+                      <w:sz w:val="22"/>
+                      <w:szCs w:val="22"/>
+                      <w:lang w:val="en-US"/>
+                    </w:rPr>
+                    <w:t>,I</w:t>
+                  </w:r>
+                  <w:r>
+                    <w:rPr>
+                      <w:rFonts w:ascii="Calibri" w:hAnsi="Calibri" w:cs="Calibri"/>
+                      <w:color w:val="92D050"/>
+                      <w:sz w:val="22"/>
+                      <w:szCs w:val="22"/>
+                      <w:lang w:val="en-US"/>
+                    </w:rPr>
+                    <w:t>4</w:t>
+                  </w:r>
+                  <w:r>
+                    <w:rPr>
+                      <w:rFonts w:ascii="Calibri" w:hAnsi="Calibri" w:cs="Calibri"/>
+                      <w:color w:val="92D050"/>
+                      <w:sz w:val="22"/>
+                      <w:szCs w:val="22"/>
+                      <w:lang w:val="en-US"/>
+                    </w:rPr>
+                    <w:t>}</w:t>
+                  </w:r>
+                </w:p>
+              </w:tc>
+              <w:tc>
+                <w:tcPr>
+                  <w:tcW w:w="1510" w:type="dxa"/>
+                </w:tcPr>
+                <w:p>
+                  <w:pPr>
+                    <w:pStyle w:val="NormalWeb"/>
+                    <w:spacing w:before="0" w:beforeAutospacing="0" w:after="0" w:afterAutospacing="0"/>
+                    <w:rPr>
+                      <w:rFonts w:ascii="Calibri" w:hAnsi="Calibri" w:cs="Calibri"/>
+                      <w:color w:val="92D050"/>
+                      <w:sz w:val="22"/>
+                      <w:szCs w:val="22"/>
+                      <w:lang w:val="en-US"/>
+                    </w:rPr>
+                  </w:pPr>
+                  <w:r>
+                    <w:rPr>
+                      <w:rFonts w:ascii="Calibri" w:hAnsi="Calibri" w:cs="Calibri"/>
+                      <w:color w:val="92D050"/>
+                      <w:sz w:val="22"/>
+                      <w:szCs w:val="22"/>
+                      <w:lang w:val="en-US"/>
+                    </w:rPr>
+                    <w:t>4</w:t>
+                  </w:r>
+                </w:p>
+              </w:tc>
+            </w:tr>
+            <w:tr>
+              <w:tc>
+                <w:tcPr>
+                  <w:tcW w:w="895" w:type="dxa"/>
+                </w:tcPr>
+                <w:p>
+                  <w:pPr>
+                    <w:pStyle w:val="NormalWeb"/>
+                    <w:spacing w:before="0" w:beforeAutospacing="0" w:after="0" w:afterAutospacing="0"/>
+                    <w:rPr>
+                      <w:rFonts w:ascii="Calibri" w:hAnsi="Calibri" w:cs="Calibri"/>
+                      <w:color w:val="92D050"/>
+                      <w:sz w:val="22"/>
+                      <w:szCs w:val="22"/>
+                      <w:lang w:val="en-US"/>
+                    </w:rPr>
+                  </w:pPr>
+                  <w:r>
+                    <w:rPr>
+                      <w:rFonts w:ascii="Calibri" w:hAnsi="Calibri" w:cs="Calibri"/>
+                      <w:color w:val="92D050"/>
+                      <w:sz w:val="22"/>
+                      <w:szCs w:val="22"/>
+                      <w:lang w:val="en-US"/>
+                    </w:rPr>
+                    <w:t>{I</w:t>
+                  </w:r>
+                  <w:r>
+                    <w:rPr>
+                      <w:rFonts w:ascii="Calibri" w:hAnsi="Calibri" w:cs="Calibri"/>
+                      <w:color w:val="92D050"/>
+                      <w:sz w:val="22"/>
+                      <w:szCs w:val="22"/>
+                      <w:lang w:val="en-US"/>
+                    </w:rPr>
+                    <w:t>3</w:t>
+                  </w:r>
+                  <w:r>
+                    <w:rPr>
+                      <w:rFonts w:ascii="Calibri" w:hAnsi="Calibri" w:cs="Calibri"/>
+                      <w:color w:val="92D050"/>
+                      <w:sz w:val="22"/>
+                      <w:szCs w:val="22"/>
+                      <w:lang w:val="en-US"/>
+                    </w:rPr>
+                    <w:t>,I</w:t>
+                  </w:r>
+                  <w:r>
+                    <w:rPr>
+                      <w:rFonts w:ascii="Calibri" w:hAnsi="Calibri" w:cs="Calibri"/>
+                      <w:color w:val="92D050"/>
+                      <w:sz w:val="22"/>
+                      <w:szCs w:val="22"/>
+                      <w:lang w:val="en-US"/>
+                    </w:rPr>
+                    <w:t>5</w:t>
+                  </w:r>
+                  <w:r>
+                    <w:rPr>
+                      <w:rFonts w:ascii="Calibri" w:hAnsi="Calibri" w:cs="Calibri"/>
+                      <w:color w:val="92D050"/>
+                      <w:sz w:val="22"/>
+                      <w:szCs w:val="22"/>
+                      <w:lang w:val="en-US"/>
+                    </w:rPr>
+                    <w:t>}</w:t>
+                  </w:r>
+                </w:p>
+              </w:tc>
+              <w:tc>
+                <w:tcPr>
+                  <w:tcW w:w="1510" w:type="dxa"/>
+                </w:tcPr>
+                <w:p>
+                  <w:pPr>
+                    <w:pStyle w:val="NormalWeb"/>
+                    <w:spacing w:before="0" w:beforeAutospacing="0" w:after="0" w:afterAutospacing="0"/>
+                    <w:rPr>
+                      <w:rFonts w:ascii="Calibri" w:hAnsi="Calibri" w:cs="Calibri"/>
+                      <w:color w:val="92D050"/>
+                      <w:sz w:val="22"/>
+                      <w:szCs w:val="22"/>
+                      <w:lang w:val="en-US"/>
+                    </w:rPr>
+                  </w:pPr>
+                  <w:r>
+                    <w:rPr>
+                      <w:rFonts w:ascii="Calibri" w:hAnsi="Calibri" w:cs="Calibri"/>
+                      <w:color w:val="92D050"/>
+                      <w:sz w:val="22"/>
+                      <w:szCs w:val="22"/>
+                      <w:lang w:val="en-US"/>
+                    </w:rPr>
+                    <w:t>3</w:t>
+                  </w:r>
+                </w:p>
+              </w:tc>
+            </w:tr>
+            <w:tr>
+              <w:tc>
+                <w:tcPr>
+                  <w:tcW w:w="895" w:type="dxa"/>
+                </w:tcPr>
+                <w:p>
+                  <w:pPr>
+                    <w:pStyle w:val="NormalWeb"/>
+                    <w:spacing w:before="0" w:beforeAutospacing="0" w:after="0" w:afterAutospacing="0"/>
+                    <w:rPr>
+                      <w:rFonts w:ascii="Calibri" w:hAnsi="Calibri" w:cs="Calibri"/>
+                      <w:color w:val="92D050"/>
+                      <w:sz w:val="22"/>
+                      <w:szCs w:val="22"/>
+                      <w:lang w:val="en-US"/>
+                    </w:rPr>
+                  </w:pPr>
+                  <w:r>
+                    <w:rPr>
+                      <w:rFonts w:ascii="Calibri" w:hAnsi="Calibri" w:cs="Calibri"/>
+                      <w:color w:val="92D050"/>
+                      <w:sz w:val="22"/>
+                      <w:szCs w:val="22"/>
+                      <w:lang w:val="en-US"/>
+                    </w:rPr>
+                    <w:t>{I4,I5}</w:t>
+                  </w:r>
+                </w:p>
+              </w:tc>
+              <w:tc>
+                <w:tcPr>
+                  <w:tcW w:w="1510" w:type="dxa"/>
+                </w:tcPr>
+                <w:p>
+                  <w:pPr>
+                    <w:pStyle w:val="NormalWeb"/>
+                    <w:spacing w:before="0" w:beforeAutospacing="0" w:after="0" w:afterAutospacing="0"/>
+                    <w:rPr>
+                      <w:rFonts w:ascii="Calibri" w:hAnsi="Calibri" w:cs="Calibri"/>
+                      <w:color w:val="92D050"/>
+                      <w:sz w:val="22"/>
+                      <w:szCs w:val="22"/>
+                      <w:lang w:val="en-US"/>
+                    </w:rPr>
+                  </w:pPr>
+                  <w:r>
+                    <w:rPr>
+                      <w:rFonts w:ascii="Calibri" w:hAnsi="Calibri" w:cs="Calibri"/>
+                      <w:color w:val="92D050"/>
+                      <w:sz w:val="22"/>
+                      <w:szCs w:val="22"/>
+                      <w:lang w:val="en-US"/>
+                    </w:rPr>
+                    <w:t>2</w:t>
+                  </w:r>
+                </w:p>
+              </w:tc>
+            </w:tr>
+          </w:tbl>
+          <w:p>
+            <w:pPr>
+              <w:pStyle w:val="NormalWeb"/>
+              <w:spacing w:before="0" w:beforeAutospacing="0" w:after="0" w:afterAutospacing="0"/>
+              <w:rPr>
+                <w:rFonts w:ascii="Calibri" w:hAnsi="Calibri" w:cs="Calibri"/>
+                <w:sz w:val="22"/>
+                <w:szCs w:val="22"/>
+                <w:lang w:val="en-US"/>
+              </w:rPr>
+            </w:pPr>
+          </w:p>
+        </w:tc>
+        <w:tc>
+          <w:tcPr>
+            <w:tcW w:w="3004" w:type="dxa"/>
+          </w:tcPr>
+          <w:p>
+            <w:pPr>
+              <w:pStyle w:val="NormalWeb"/>
+              <w:spacing w:before="0" w:beforeAutospacing="0" w:after="0" w:afterAutospacing="0"/>
+              <w:rPr>
+                <w:rFonts w:ascii="Calibri" w:hAnsi="Calibri" w:cs="Calibri"/>
+                <w:sz w:val="22"/>
+                <w:szCs w:val="22"/>
+                <w:lang w:val="en-US"/>
+              </w:rPr>
+            </w:pPr>
+            <w:r>
+              <w:rPr>
+                <w:rFonts w:ascii="Calibri" w:hAnsi="Calibri" w:cs="Calibri"/>
+                <w:sz w:val="22"/>
+                <w:szCs w:val="22"/>
+                <w:lang w:val="en-US"/>
+              </w:rPr>
+              <w:t xml:space="preserve">generating </w:t>
+            </w:r>
+            <w:r>
+              <w:rPr>
+                <w:rFonts w:ascii="Calibri" w:hAnsi="Calibri" w:cs="Calibri"/>
+                <w:sz w:val="22"/>
+                <w:szCs w:val="22"/>
+                <w:lang w:val="en-US"/>
+              </w:rPr>
+              <w:t>3</w:t>
+            </w:r>
+            <w:r>
+              <w:rPr>
+                <w:rFonts w:ascii="Calibri" w:hAnsi="Calibri" w:cs="Calibri"/>
+                <w:sz w:val="22"/>
+                <w:szCs w:val="22"/>
+                <w:lang w:val="en-US"/>
+              </w:rPr>
+              <w:t>-itemsets</w:t>
+            </w:r>
+          </w:p>
+          <w:tbl>
+            <w:tblPr>
+              <w:tblStyle w:val="TableGrid"/>
+              <w:tblW w:w="0" w:type="auto"/>
+              <w:tblLook w:val="04A0" w:firstRow="1" w:lastRow="0" w:firstColumn="1" w:lastColumn="0" w:noHBand="0" w:noVBand="1"/>
+            </w:tblPr>
+            <w:tblGrid>
+              <w:gridCol w:w="965"/>
+              <w:gridCol w:w="1510"/>
+            </w:tblGrid>
+            <w:tr>
+              <w:tc>
+                <w:tcPr>
+                  <w:tcW w:w="965" w:type="dxa"/>
+                </w:tcPr>
+                <w:p>
+                  <w:pPr>
+                    <w:pStyle w:val="NormalWeb"/>
+                    <w:spacing w:before="0" w:beforeAutospacing="0" w:after="0" w:afterAutospacing="0"/>
+                    <w:rPr>
+                      <w:rFonts w:ascii="Calibri" w:hAnsi="Calibri" w:cs="Calibri"/>
+                      <w:sz w:val="22"/>
+                      <w:szCs w:val="22"/>
+                      <w:lang w:val="en-US"/>
+                    </w:rPr>
+                  </w:pPr>
+                  <w:r>
+                    <w:rPr>
+                      <w:rFonts w:ascii="Calibri" w:hAnsi="Calibri" w:cs="Calibri"/>
+                      <w:sz w:val="22"/>
+                      <w:szCs w:val="22"/>
+                      <w:lang w:val="en-US"/>
+                    </w:rPr>
+                    <w:t>itemset</w:t>
+                  </w:r>
+                </w:p>
+              </w:tc>
+              <w:tc>
+                <w:tcPr>
+                  <w:tcW w:w="1510" w:type="dxa"/>
+                </w:tcPr>
+                <w:p>
+                  <w:pPr>
+                    <w:pStyle w:val="NormalWeb"/>
+                    <w:spacing w:before="0" w:beforeAutospacing="0" w:after="0" w:afterAutospacing="0"/>
+                    <w:rPr>
+                      <w:rFonts w:ascii="Calibri" w:hAnsi="Calibri" w:cs="Calibri"/>
+                      <w:sz w:val="22"/>
+                      <w:szCs w:val="22"/>
+                      <w:lang w:val="en-US"/>
+                    </w:rPr>
+                  </w:pPr>
+                  <w:r>
+                    <w:rPr>
+                      <w:rFonts w:ascii="Calibri" w:hAnsi="Calibri" w:cs="Calibri"/>
+                      <w:sz w:val="22"/>
+                      <w:szCs w:val="22"/>
+                      <w:lang w:val="en-US"/>
+                    </w:rPr>
+                    <w:t>support count</w:t>
+                  </w:r>
+                </w:p>
+              </w:tc>
+            </w:tr>
+            <w:tr>
+              <w:tc>
+                <w:tcPr>
+                  <w:tcW w:w="965" w:type="dxa"/>
+                </w:tcPr>
+                <w:p>
+                  <w:pPr>
+                    <w:pStyle w:val="NormalWeb"/>
+                    <w:spacing w:before="0" w:beforeAutospacing="0" w:after="0" w:afterAutospacing="0"/>
+                    <w:rPr>
+                      <w:rFonts w:ascii="Calibri" w:hAnsi="Calibri" w:cs="Calibri"/>
+                      <w:sz w:val="22"/>
+                      <w:szCs w:val="22"/>
+                      <w:lang w:val="en-US"/>
+                    </w:rPr>
+                  </w:pPr>
+                  <w:r>
+                    <w:rPr>
+                      <w:rFonts w:ascii="Calibri" w:hAnsi="Calibri" w:cs="Calibri"/>
+                      <w:sz w:val="22"/>
+                      <w:szCs w:val="22"/>
+                      <w:lang w:val="en-US"/>
+                    </w:rPr>
+                    <w:t>{I1</w:t>
+                  </w:r>
+                  <w:r>
+                    <w:rPr>
+                      <w:rFonts w:ascii="Calibri" w:hAnsi="Calibri" w:cs="Calibri"/>
+                      <w:sz w:val="22"/>
+                      <w:szCs w:val="22"/>
+                      <w:lang w:val="en-US"/>
+                    </w:rPr>
+                    <w:t>,I3,I5</w:t>
+                  </w:r>
+                  <w:r>
+                    <w:rPr>
+                      <w:rFonts w:ascii="Calibri" w:hAnsi="Calibri" w:cs="Calibri"/>
+                      <w:sz w:val="22"/>
+                      <w:szCs w:val="22"/>
+                      <w:lang w:val="en-US"/>
+                    </w:rPr>
+                    <w:t>}</w:t>
+                  </w:r>
+                </w:p>
+              </w:tc>
+              <w:tc>
+                <w:tcPr>
+                  <w:tcW w:w="1510" w:type="dxa"/>
+                </w:tcPr>
+                <w:p>
+                  <w:pPr>
+                    <w:pStyle w:val="NormalWeb"/>
+                    <w:spacing w:before="0" w:beforeAutospacing="0" w:after="0" w:afterAutospacing="0"/>
+                    <w:rPr>
+                      <w:rFonts w:ascii="Calibri" w:hAnsi="Calibri" w:cs="Calibri"/>
+                      <w:sz w:val="22"/>
+                      <w:szCs w:val="22"/>
+                      <w:lang w:val="en-US"/>
+                    </w:rPr>
+                  </w:pPr>
+                  <w:r>
+                    <w:rPr>
+                      <w:rFonts w:ascii="Calibri" w:hAnsi="Calibri" w:cs="Calibri"/>
+                      <w:sz w:val="22"/>
+                      <w:szCs w:val="22"/>
+                      <w:lang w:val="en-US"/>
+                    </w:rPr>
+                    <w:t>3</w:t>
+                  </w:r>
+                </w:p>
+              </w:tc>
+            </w:tr>
+            <w:tr>
+              <w:tc>
+                <w:tcPr>
+                  <w:tcW w:w="965" w:type="dxa"/>
+                </w:tcPr>
+                <w:p>
+                  <w:pPr>
+                    <w:pStyle w:val="NormalWeb"/>
+                    <w:spacing w:before="0" w:beforeAutospacing="0" w:after="0" w:afterAutospacing="0"/>
+                    <w:rPr>
+                      <w:rFonts w:ascii="Calibri" w:hAnsi="Calibri" w:cs="Calibri"/>
+                      <w:sz w:val="22"/>
+                      <w:szCs w:val="22"/>
+                      <w:lang w:val="en-US"/>
+                    </w:rPr>
+                  </w:pPr>
+                  <w:r>
+                    <w:rPr>
+                      <w:rFonts w:ascii="Calibri" w:hAnsi="Calibri" w:cs="Calibri"/>
+                      <w:sz w:val="22"/>
+                      <w:szCs w:val="22"/>
+                      <w:lang w:val="en-US"/>
+                    </w:rPr>
+                    <w:t>{I</w:t>
+                  </w:r>
+                  <w:r>
+                    <w:rPr>
+                      <w:rFonts w:ascii="Calibri" w:hAnsi="Calibri" w:cs="Calibri"/>
+                      <w:sz w:val="22"/>
+                      <w:szCs w:val="22"/>
+                      <w:lang w:val="en-US"/>
+                    </w:rPr>
+                    <w:t>1,I2,I3</w:t>
+                  </w:r>
+                  <w:r>
+                    <w:rPr>
+                      <w:rFonts w:ascii="Calibri" w:hAnsi="Calibri" w:cs="Calibri"/>
+                      <w:sz w:val="22"/>
+                      <w:szCs w:val="22"/>
+                      <w:lang w:val="en-US"/>
+                    </w:rPr>
+                    <w:t>}</w:t>
+                  </w:r>
+                </w:p>
+              </w:tc>
+              <w:tc>
+                <w:tcPr>
+                  <w:tcW w:w="1510" w:type="dxa"/>
+                </w:tcPr>
+                <w:p>
+                  <w:pPr>
+                    <w:pStyle w:val="NormalWeb"/>
+                    <w:spacing w:before="0" w:beforeAutospacing="0" w:after="0" w:afterAutospacing="0"/>
+                    <w:rPr>
+                      <w:rFonts w:ascii="Calibri" w:hAnsi="Calibri" w:cs="Calibri"/>
+                      <w:sz w:val="22"/>
+                      <w:szCs w:val="22"/>
+                      <w:lang w:val="en-US"/>
+                    </w:rPr>
+                  </w:pPr>
+                  <w:r>
+                    <w:rPr>
+                      <w:rFonts w:ascii="Calibri" w:hAnsi="Calibri" w:cs="Calibri"/>
+                      <w:sz w:val="22"/>
+                      <w:szCs w:val="22"/>
+                      <w:lang w:val="en-US"/>
+                    </w:rPr>
+                    <w:t>4</w:t>
+                  </w:r>
+                </w:p>
+              </w:tc>
+            </w:tr>
+            <w:tr>
+              <w:tc>
+                <w:tcPr>
+                  <w:tcW w:w="965" w:type="dxa"/>
+                </w:tcPr>
+                <w:p>
+                  <w:pPr>
+                    <w:pStyle w:val="NormalWeb"/>
+                    <w:spacing w:before="0" w:beforeAutospacing="0" w:after="0" w:afterAutospacing="0"/>
+                    <w:rPr>
+                      <w:rFonts w:ascii="Calibri" w:hAnsi="Calibri" w:cs="Calibri"/>
+                      <w:sz w:val="22"/>
+                      <w:szCs w:val="22"/>
+                      <w:lang w:val="en-US"/>
+                    </w:rPr>
+                  </w:pPr>
+                  <w:r>
+                    <w:rPr>
+                      <w:rFonts w:ascii="Calibri" w:hAnsi="Calibri" w:cs="Calibri"/>
+                      <w:sz w:val="22"/>
+                      <w:szCs w:val="22"/>
+                      <w:lang w:val="en-US"/>
+                    </w:rPr>
+                    <w:t>{I</w:t>
+                  </w:r>
+                  <w:r>
+                    <w:rPr>
+                      <w:rFonts w:ascii="Calibri" w:hAnsi="Calibri" w:cs="Calibri"/>
+                      <w:sz w:val="22"/>
+                      <w:szCs w:val="22"/>
+                      <w:lang w:val="en-US"/>
+                    </w:rPr>
+                    <w:t>1,I4,I5</w:t>
+                  </w:r>
+                  <w:r>
+                    <w:rPr>
+                      <w:rFonts w:ascii="Calibri" w:hAnsi="Calibri" w:cs="Calibri"/>
+                      <w:sz w:val="22"/>
+                      <w:szCs w:val="22"/>
+                      <w:lang w:val="en-US"/>
+                    </w:rPr>
+                    <w:t>}</w:t>
+                  </w:r>
+                </w:p>
+              </w:tc>
+              <w:tc>
+                <w:tcPr>
+                  <w:tcW w:w="1510" w:type="dxa"/>
+                </w:tcPr>
+                <w:p>
+                  <w:pPr>
+                    <w:pStyle w:val="NormalWeb"/>
+                    <w:spacing w:before="0" w:beforeAutospacing="0" w:after="0" w:afterAutospacing="0"/>
+                    <w:rPr>
+                      <w:rFonts w:ascii="Calibri" w:hAnsi="Calibri" w:cs="Calibri"/>
+                      <w:sz w:val="22"/>
+                      <w:szCs w:val="22"/>
+                      <w:lang w:val="en-US"/>
+                    </w:rPr>
+                  </w:pPr>
+                  <w:r>
+                    <w:rPr>
+                      <w:rFonts w:ascii="Calibri" w:hAnsi="Calibri" w:cs="Calibri"/>
+                      <w:sz w:val="22"/>
+                      <w:szCs w:val="22"/>
+                      <w:lang w:val="en-US"/>
+                    </w:rPr>
+                    <w:t>5</w:t>
+                  </w:r>
+                </w:p>
+              </w:tc>
+            </w:tr>
+            <w:tr>
+              <w:tc>
+                <w:tcPr>
+                  <w:tcW w:w="965" w:type="dxa"/>
+                </w:tcPr>
+                <w:p>
+                  <w:pPr>
+                    <w:pStyle w:val="NormalWeb"/>
+                    <w:spacing w:before="0" w:beforeAutospacing="0" w:after="0" w:afterAutospacing="0"/>
+                    <w:rPr>
+                      <w:rFonts w:ascii="Calibri" w:hAnsi="Calibri" w:cs="Calibri"/>
+                      <w:sz w:val="22"/>
+                      <w:szCs w:val="22"/>
+                      <w:lang w:val="en-US"/>
+                    </w:rPr>
+                  </w:pPr>
+                  <w:r>
+                    <w:rPr>
+                      <w:rFonts w:ascii="Calibri" w:hAnsi="Calibri" w:cs="Calibri"/>
+                      <w:sz w:val="22"/>
+                      <w:szCs w:val="22"/>
+                      <w:lang w:val="en-US"/>
+                    </w:rPr>
+                    <w:t>{I</w:t>
+                  </w:r>
+                  <w:r>
+                    <w:rPr>
+                      <w:rFonts w:ascii="Calibri" w:hAnsi="Calibri" w:cs="Calibri"/>
+                      <w:sz w:val="22"/>
+                      <w:szCs w:val="22"/>
+                      <w:lang w:val="en-US"/>
+                    </w:rPr>
+                    <w:t>2,I3,I4</w:t>
+                  </w:r>
+                  <w:r>
+                    <w:rPr>
+                      <w:rFonts w:ascii="Calibri" w:hAnsi="Calibri" w:cs="Calibri"/>
+                      <w:sz w:val="22"/>
+                      <w:szCs w:val="22"/>
+                      <w:lang w:val="en-US"/>
+                    </w:rPr>
+                    <w:t>}</w:t>
+                  </w:r>
+                </w:p>
+              </w:tc>
+              <w:tc>
+                <w:tcPr>
+                  <w:tcW w:w="1510" w:type="dxa"/>
+                </w:tcPr>
+                <w:p>
+                  <w:pPr>
+                    <w:pStyle w:val="NormalWeb"/>
+                    <w:spacing w:before="0" w:beforeAutospacing="0" w:after="0" w:afterAutospacing="0"/>
+                    <w:rPr>
+                      <w:rFonts w:ascii="Calibri" w:hAnsi="Calibri" w:cs="Calibri"/>
+                      <w:sz w:val="22"/>
+                      <w:szCs w:val="22"/>
+                      <w:lang w:val="en-US"/>
+                    </w:rPr>
+                  </w:pPr>
+                  <w:r>
+                    <w:rPr>
+                      <w:rFonts w:ascii="Calibri" w:hAnsi="Calibri" w:cs="Calibri"/>
+                      <w:sz w:val="22"/>
+                      <w:szCs w:val="22"/>
+                      <w:lang w:val="en-US"/>
+                    </w:rPr>
+                    <w:t>5</w:t>
+                  </w:r>
+                </w:p>
+              </w:tc>
+            </w:tr>
+            <w:tr>
+              <w:tc>
+                <w:tcPr>
+                  <w:tcW w:w="965" w:type="dxa"/>
+                </w:tcPr>
+                <w:p>
+                  <w:pPr>
+                    <w:pStyle w:val="NormalWeb"/>
+                    <w:spacing w:before="0" w:beforeAutospacing="0" w:after="0" w:afterAutospacing="0"/>
+                    <w:rPr>
+                      <w:rFonts w:ascii="Calibri" w:hAnsi="Calibri" w:cs="Calibri"/>
+                      <w:sz w:val="22"/>
+                      <w:szCs w:val="22"/>
+                      <w:lang w:val="en-US"/>
+                    </w:rPr>
+                  </w:pPr>
+                  <w:r>
+                    <w:rPr>
+                      <w:rFonts w:ascii="Calibri" w:hAnsi="Calibri" w:cs="Calibri"/>
+                      <w:sz w:val="22"/>
+                      <w:szCs w:val="22"/>
+                      <w:lang w:val="en-US"/>
+                    </w:rPr>
+                    <w:t>{I</w:t>
+                  </w:r>
+                  <w:r>
+                    <w:rPr>
+                      <w:rFonts w:ascii="Calibri" w:hAnsi="Calibri" w:cs="Calibri"/>
+                      <w:sz w:val="22"/>
+                      <w:szCs w:val="22"/>
+                      <w:lang w:val="en-US"/>
+                    </w:rPr>
+                    <w:t>2,I3,I5</w:t>
+                  </w:r>
+                  <w:r>
+                    <w:rPr>
+                      <w:rFonts w:ascii="Calibri" w:hAnsi="Calibri" w:cs="Calibri"/>
+                      <w:sz w:val="22"/>
+                      <w:szCs w:val="22"/>
+                      <w:lang w:val="en-US"/>
+                    </w:rPr>
+                    <w:t>}</w:t>
+                  </w:r>
+                </w:p>
+              </w:tc>
+              <w:tc>
+                <w:tcPr>
+                  <w:tcW w:w="1510" w:type="dxa"/>
+                </w:tcPr>
+                <w:p>
+                  <w:pPr>
+                    <w:pStyle w:val="NormalWeb"/>
+                    <w:spacing w:before="0" w:beforeAutospacing="0" w:after="0" w:afterAutospacing="0"/>
+                    <w:rPr>
+                      <w:rFonts w:ascii="Calibri" w:hAnsi="Calibri" w:cs="Calibri"/>
+                      <w:sz w:val="22"/>
+                      <w:szCs w:val="22"/>
+                      <w:lang w:val="en-US"/>
+                    </w:rPr>
+                  </w:pPr>
+                  <w:r>
+                    <w:rPr>
+                      <w:rFonts w:ascii="Calibri" w:hAnsi="Calibri" w:cs="Calibri"/>
+                      <w:sz w:val="22"/>
+                      <w:szCs w:val="22"/>
+                      <w:lang w:val="en-US"/>
+                    </w:rPr>
+                    <w:t>4</w:t>
+                  </w:r>
+                </w:p>
+              </w:tc>
+            </w:tr>
+            <w:tr>
+              <w:tc>
+                <w:tcPr>
+                  <w:tcW w:w="965" w:type="dxa"/>
+                </w:tcPr>
+                <w:p>
+                  <w:pPr>
+                    <w:pStyle w:val="NormalWeb"/>
+                    <w:spacing w:before="0" w:beforeAutospacing="0" w:after="0" w:afterAutospacing="0"/>
+                    <w:rPr>
+                      <w:rFonts w:ascii="Calibri" w:hAnsi="Calibri" w:cs="Calibri"/>
+                      <w:sz w:val="22"/>
+                      <w:szCs w:val="22"/>
+                      <w:lang w:val="en-US"/>
+                    </w:rPr>
+                  </w:pPr>
+                  <w:r>
+                    <w:rPr>
+                      <w:rFonts w:ascii="Calibri" w:hAnsi="Calibri" w:cs="Calibri"/>
+                      <w:sz w:val="22"/>
+                      <w:szCs w:val="22"/>
+                      <w:lang w:val="en-US"/>
+                    </w:rPr>
+                    <w:t>{I2,I4,I5}</w:t>
+                  </w:r>
+                </w:p>
+              </w:tc>
+              <w:tc>
+                <w:tcPr>
+                  <w:tcW w:w="1510" w:type="dxa"/>
+                </w:tcPr>
+                <w:p>
+                  <w:pPr>
+                    <w:pStyle w:val="NormalWeb"/>
+                    <w:spacing w:before="0" w:beforeAutospacing="0" w:after="0" w:afterAutospacing="0"/>
+                    <w:rPr>
+                      <w:rFonts w:ascii="Calibri" w:hAnsi="Calibri" w:cs="Calibri"/>
+                      <w:sz w:val="22"/>
+                      <w:szCs w:val="22"/>
+                      <w:lang w:val="en-US"/>
+                    </w:rPr>
+                  </w:pPr>
+                </w:p>
+              </w:tc>
+            </w:tr>
+            <w:tr>
+              <w:tc>
+                <w:tcPr>
+                  <w:tcW w:w="965" w:type="dxa"/>
+                </w:tcPr>
+                <w:p>
+                  <w:pPr>
+                    <w:pStyle w:val="NormalWeb"/>
+                    <w:spacing w:before="0" w:beforeAutospacing="0" w:after="0" w:afterAutospacing="0"/>
+                    <w:rPr>
+                      <w:rFonts w:ascii="Calibri" w:hAnsi="Calibri" w:cs="Calibri"/>
+                      <w:sz w:val="22"/>
+                      <w:szCs w:val="22"/>
+                      <w:lang w:val="en-US"/>
+                    </w:rPr>
+                  </w:pPr>
+                  <w:r>
+                    <w:rPr>
+                      <w:rFonts w:ascii="Calibri" w:hAnsi="Calibri" w:cs="Calibri"/>
+                      <w:sz w:val="22"/>
+                      <w:szCs w:val="22"/>
+                      <w:lang w:val="en-US"/>
+                    </w:rPr>
+                    <w:t>{I3,I4,I5}</w:t>
+                  </w:r>
+                </w:p>
+              </w:tc>
+              <w:tc>
+                <w:tcPr>
+                  <w:tcW w:w="1510" w:type="dxa"/>
+                </w:tcPr>
+                <w:p>
+                  <w:pPr>
+                    <w:pStyle w:val="NormalWeb"/>
+                    <w:spacing w:before="0" w:beforeAutospacing="0" w:after="0" w:afterAutospacing="0"/>
+                    <w:rPr>
+                      <w:rFonts w:ascii="Calibri" w:hAnsi="Calibri" w:cs="Calibri"/>
+                      <w:sz w:val="22"/>
+                      <w:szCs w:val="22"/>
+                      <w:lang w:val="en-US"/>
+                    </w:rPr>
+                  </w:pPr>
+                </w:p>
+              </w:tc>
+            </w:tr>
+          </w:tbl>
+          <w:p>
+            <w:pPr>
+              <w:pStyle w:val="NormalWeb"/>
+              <w:spacing w:before="0" w:beforeAutospacing="0" w:after="0" w:afterAutospacing="0"/>
+              <w:rPr>
+                <w:rFonts w:ascii="Calibri" w:hAnsi="Calibri" w:cs="Calibri"/>
+                <w:sz w:val="22"/>
+                <w:szCs w:val="22"/>
+                <w:lang w:val="en-US"/>
+              </w:rPr>
+            </w:pPr>
+          </w:p>
+        </w:tc>
+      </w:tr>
+    </w:tbl>
     <w:p>
       <w:pPr>
         <w:pStyle w:val="NormalWeb"/>
@@ -8351,6 +10432,103 @@
     </w:sectPr>
   </w:body>
 </w:document>
+</file>
+
+<file path=word/numbering.xml><?xml version="1.0" encoding="utf-8"?>
+<w:numbering xmlns:wpc="http://schemas.microsoft.com/office/word/2010/wordprocessingCanvas" xmlns:cx="http://schemas.microsoft.com/office/drawing/2014/chartex" xmlns:cx1="http://schemas.microsoft.com/office/drawing/2015/9/8/chartex" xmlns:cx2="http://schemas.microsoft.com/office/drawing/2015/10/21/chartex" xmlns:cx3="http://schemas.microsoft.com/office/drawing/2016/5/9/chartex" xmlns:cx4="http://schemas.microsoft.com/office/drawing/2016/5/10/chartex" xmlns:cx5="http://schemas.microsoft.com/office/drawing/2016/5/11/chartex" xmlns:cx6="http://schemas.microsoft.com/office/drawing/2016/5/12/chartex" xmlns:cx7="http://schemas.microsoft.com/office/drawing/2016/5/13/chartex" xmlns:cx8="http://schemas.microsoft.com/office/drawing/2016/5/14/chartex" xmlns:mc="http://schemas.openxmlformats.org/markup-compatibility/2006" xmlns:aink="http://schemas.microsoft.com/office/drawing/2016/ink" xmlns:am3d="http://schemas.microsoft.com/office/drawing/2017/model3d" xmlns:o="urn:schemas-microsoft-com:office:office" xmlns:r="http://schemas.openxmlformats.org/officeDocument/2006/relationships" xmlns:m="http://schemas.openxmlformats.org/officeDocument/2006/math" xmlns:v="urn:schemas-microsoft-com:vml" xmlns:wp14="http://schemas.microsoft.com/office/word/2010/wordprocessingDrawing" xmlns:wp="http://schemas.openxmlformats.org/drawingml/2006/wordprocessingDrawing" xmlns:w10="urn:schemas-microsoft-com:office:word" xmlns:w="http://schemas.openxmlformats.org/wordprocessingml/2006/main" xmlns:w14="http://schemas.microsoft.com/office/word/2010/wordml" xmlns:w15="http://schemas.microsoft.com/office/word/2012/wordml" xmlns:w16cex="http://schemas.microsoft.com/office/word/2018/wordml/cex" xmlns:w16cid="http://schemas.microsoft.com/office/word/2016/wordml/cid" xmlns:w16="http://schemas.microsoft.com/office/word/2018/wordml" xmlns:w16se="http://schemas.microsoft.com/office/word/2015/wordml/symex" xmlns:wpg="http://schemas.microsoft.com/office/word/2010/wordprocessingGroup" xmlns:wpi="http://schemas.microsoft.com/office/word/2010/wordprocessingInk" xmlns:wne="http://schemas.microsoft.com/office/word/2006/wordml" xmlns:wps="http://schemas.microsoft.com/office/word/2010/wordprocessingShape" mc:Ignorable="w14 w15 w16se w16cid w16 w16cex wp14">
+  <w:abstractNum w:abstractNumId="0" w15:restartNumberingAfterBreak="0">
+    <w:nsid w:val="72D7691E"/>
+    <w:multiLevelType w:val="hybridMultilevel"/>
+    <w:tmpl w:val="745204F6"/>
+    <w:lvl w:ilvl="0" w:tplc="E6608A48">
+      <w:start w:val="1"/>
+      <w:numFmt w:val="decimal"/>
+      <w:lvlText w:val="%1"/>
+      <w:lvlJc w:val="left"/>
+      <w:pPr>
+        <w:ind w:left="2880" w:hanging="720"/>
+      </w:pPr>
+      <w:rPr>
+        <w:rFonts w:hint="default"/>
+      </w:rPr>
+    </w:lvl>
+    <w:lvl w:ilvl="1" w:tplc="04090019" w:tentative="1">
+      <w:start w:val="1"/>
+      <w:numFmt w:val="lowerLetter"/>
+      <w:lvlText w:val="%2."/>
+      <w:lvlJc w:val="left"/>
+      <w:pPr>
+        <w:ind w:left="3240" w:hanging="360"/>
+      </w:pPr>
+    </w:lvl>
+    <w:lvl w:ilvl="2" w:tplc="0409001B" w:tentative="1">
+      <w:start w:val="1"/>
+      <w:numFmt w:val="lowerRoman"/>
+      <w:lvlText w:val="%3."/>
+      <w:lvlJc w:val="right"/>
+      <w:pPr>
+        <w:ind w:left="3960" w:hanging="180"/>
+      </w:pPr>
+    </w:lvl>
+    <w:lvl w:ilvl="3" w:tplc="0409000F" w:tentative="1">
+      <w:start w:val="1"/>
+      <w:numFmt w:val="decimal"/>
+      <w:lvlText w:val="%4."/>
+      <w:lvlJc w:val="left"/>
+      <w:pPr>
+        <w:ind w:left="4680" w:hanging="360"/>
+      </w:pPr>
+    </w:lvl>
+    <w:lvl w:ilvl="4" w:tplc="04090019" w:tentative="1">
+      <w:start w:val="1"/>
+      <w:numFmt w:val="lowerLetter"/>
+      <w:lvlText w:val="%5."/>
+      <w:lvlJc w:val="left"/>
+      <w:pPr>
+        <w:ind w:left="5400" w:hanging="360"/>
+      </w:pPr>
+    </w:lvl>
+    <w:lvl w:ilvl="5" w:tplc="0409001B" w:tentative="1">
+      <w:start w:val="1"/>
+      <w:numFmt w:val="lowerRoman"/>
+      <w:lvlText w:val="%6."/>
+      <w:lvlJc w:val="right"/>
+      <w:pPr>
+        <w:ind w:left="6120" w:hanging="180"/>
+      </w:pPr>
+    </w:lvl>
+    <w:lvl w:ilvl="6" w:tplc="0409000F" w:tentative="1">
+      <w:start w:val="1"/>
+      <w:numFmt w:val="decimal"/>
+      <w:lvlText w:val="%7."/>
+      <w:lvlJc w:val="left"/>
+      <w:pPr>
+        <w:ind w:left="6840" w:hanging="360"/>
+      </w:pPr>
+    </w:lvl>
+    <w:lvl w:ilvl="7" w:tplc="04090019" w:tentative="1">
+      <w:start w:val="1"/>
+      <w:numFmt w:val="lowerLetter"/>
+      <w:lvlText w:val="%8."/>
+      <w:lvlJc w:val="left"/>
+      <w:pPr>
+        <w:ind w:left="7560" w:hanging="360"/>
+      </w:pPr>
+    </w:lvl>
+    <w:lvl w:ilvl="8" w:tplc="0409001B" w:tentative="1">
+      <w:start w:val="1"/>
+      <w:numFmt w:val="lowerRoman"/>
+      <w:lvlText w:val="%9."/>
+      <w:lvlJc w:val="right"/>
+      <w:pPr>
+        <w:ind w:left="8280" w:hanging="180"/>
+      </w:pPr>
+    </w:lvl>
+  </w:abstractNum>
+  <w:num w:numId="1">
+    <w:abstractNumId w:val="0"/>
+  </w:num>
+</w:numbering>
 </file>
 
 <file path=word/styles.xml><?xml version="1.0" encoding="utf-8"?>

--- a/data_mining/839/hw3.docx
+++ b/data_mining/839/hw3.docx
@@ -3901,7 +3901,7 @@
                 </mc:Choice>
                 <mc:Fallback>
                   <w:pict>
-                    <v:oval w14:anchorId="2719E5AC" id="Oval 7" o:spid="_x0000_s1026" style="position:absolute;margin-left:23.05pt;margin-top:13.3pt;width:25.5pt;height:16pt;z-index:251723776;visibility:visible;mso-wrap-style:square;mso-width-percent:0;mso-height-percent:0;mso-wrap-distance-left:9pt;mso-wrap-distance-top:0;mso-wrap-distance-right:9pt;mso-wrap-distance-bottom:0;mso-position-horizontal:absolute;mso-position-horizontal-relative:text;mso-position-vertical:absolute;mso-position-vertical-relative:text;mso-width-percent:0;mso-height-percent:0;mso-width-relative:margin;mso-height-relative:margin;v-text-anchor:middle" o:gfxdata="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" filled="f" strokecolor="red" strokeweight="1pt">
+                    <v:oval w14:anchorId="6B76EB5A" id="Oval 7" o:spid="_x0000_s1026" style="position:absolute;margin-left:23.05pt;margin-top:13.3pt;width:25.5pt;height:16pt;z-index:251723776;visibility:visible;mso-wrap-style:square;mso-width-percent:0;mso-height-percent:0;mso-wrap-distance-left:9pt;mso-wrap-distance-top:0;mso-wrap-distance-right:9pt;mso-wrap-distance-bottom:0;mso-position-horizontal:absolute;mso-position-horizontal-relative:text;mso-position-vertical:absolute;mso-position-vertical-relative:text;mso-width-percent:0;mso-height-percent:0;mso-width-relative:margin;mso-height-relative:margin;v-text-anchor:middle" o:gfxdata="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" filled="f" strokecolor="red" strokeweight="1pt">
                       <v:stroke joinstyle="miter"/>
                     </v:oval>
                   </w:pict>
@@ -4181,7 +4181,7 @@
                 </mc:Choice>
                 <mc:Fallback>
                   <w:pict>
-                    <v:oval w14:anchorId="78C00802" id="Oval 2" o:spid="_x0000_s1026" style="position:absolute;margin-left:-4.65pt;margin-top:-.2pt;width:25.5pt;height:16pt;z-index:251734016;visibility:visible;mso-wrap-style:square;mso-width-percent:0;mso-wrap-distance-left:9pt;mso-wrap-distance-top:0;mso-wrap-distance-right:9pt;mso-wrap-distance-bottom:0;mso-position-horizontal:absolute;mso-position-horizontal-relative:text;mso-position-vertical:absolute;mso-position-vertical-relative:text;mso-width-percent:0;mso-width-relative:margin;v-text-anchor:middle" o:gfxdata="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" filled="f" strokecolor="red" strokeweight="1pt">
+                    <v:oval w14:anchorId="4BD95C9C" id="Oval 2" o:spid="_x0000_s1026" style="position:absolute;margin-left:-4.65pt;margin-top:-.2pt;width:25.5pt;height:16pt;z-index:251734016;visibility:visible;mso-wrap-style:square;mso-width-percent:0;mso-wrap-distance-left:9pt;mso-wrap-distance-top:0;mso-wrap-distance-right:9pt;mso-wrap-distance-bottom:0;mso-position-horizontal:absolute;mso-position-horizontal-relative:text;mso-position-vertical:absolute;mso-position-vertical-relative:text;mso-width-percent:0;mso-width-relative:margin;v-text-anchor:middle" o:gfxdata="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" filled="f" strokecolor="red" strokeweight="1pt">
                       <v:stroke joinstyle="miter"/>
                     </v:oval>
                   </w:pict>
@@ -4335,7 +4335,7 @@
                 </mc:Choice>
                 <mc:Fallback>
                   <w:pict>
-                    <v:oval w14:anchorId="1E32C7AD" id="Oval 4" o:spid="_x0000_s1026" style="position:absolute;margin-left:28.9pt;margin-top:13.4pt;width:25.5pt;height:16pt;z-index:251737088;visibility:visible;mso-wrap-style:square;mso-width-percent:0;mso-height-percent:0;mso-wrap-distance-left:9pt;mso-wrap-distance-top:0;mso-wrap-distance-right:9pt;mso-wrap-distance-bottom:0;mso-position-horizontal:absolute;mso-position-horizontal-relative:text;mso-position-vertical:absolute;mso-position-vertical-relative:text;mso-width-percent:0;mso-height-percent:0;mso-width-relative:margin;mso-height-relative:margin;v-text-anchor:middle" o:gfxdata="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" filled="f" strokecolor="red" strokeweight="1pt">
+                    <v:oval w14:anchorId="6208308C" id="Oval 4" o:spid="_x0000_s1026" style="position:absolute;margin-left:28.9pt;margin-top:13.4pt;width:25.5pt;height:16pt;z-index:251737088;visibility:visible;mso-wrap-style:square;mso-width-percent:0;mso-height-percent:0;mso-wrap-distance-left:9pt;mso-wrap-distance-top:0;mso-wrap-distance-right:9pt;mso-wrap-distance-bottom:0;mso-position-horizontal:absolute;mso-position-horizontal-relative:text;mso-position-vertical:absolute;mso-position-vertical-relative:text;mso-width-percent:0;mso-height-percent:0;mso-width-relative:margin;mso-height-relative:margin;v-text-anchor:middle" o:gfxdata="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" filled="f" strokecolor="red" strokeweight="1pt">
                       <v:stroke joinstyle="miter"/>
                     </v:oval>
                   </w:pict>
@@ -5153,7 +5153,7 @@
                 </mc:Choice>
                 <mc:Fallback>
                   <w:pict>
-                    <v:oval w14:anchorId="34E2232B" id="Oval 8" o:spid="_x0000_s1026" style="position:absolute;margin-left:28.7pt;margin-top:13.5pt;width:25.5pt;height:16pt;z-index:251739136;visibility:visible;mso-wrap-style:square;mso-width-percent:0;mso-height-percent:0;mso-wrap-distance-left:9pt;mso-wrap-distance-top:0;mso-wrap-distance-right:9pt;mso-wrap-distance-bottom:0;mso-position-horizontal:absolute;mso-position-horizontal-relative:text;mso-position-vertical:absolute;mso-position-vertical-relative:text;mso-width-percent:0;mso-height-percent:0;mso-width-relative:margin;mso-height-relative:margin;v-text-anchor:middle" o:gfxdata="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" filled="f" strokecolor="red" strokeweight="1pt">
+                    <v:oval w14:anchorId="2AC97DE6" id="Oval 8" o:spid="_x0000_s1026" style="position:absolute;margin-left:28.7pt;margin-top:13.5pt;width:25.5pt;height:16pt;z-index:251739136;visibility:visible;mso-wrap-style:square;mso-width-percent:0;mso-height-percent:0;mso-wrap-distance-left:9pt;mso-wrap-distance-top:0;mso-wrap-distance-right:9pt;mso-wrap-distance-bottom:0;mso-position-horizontal:absolute;mso-position-horizontal-relative:text;mso-position-vertical:absolute;mso-position-vertical-relative:text;mso-width-percent:0;mso-height-percent:0;mso-width-relative:margin;mso-height-relative:margin;v-text-anchor:middle" o:gfxdata="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" filled="f" strokecolor="red" strokeweight="1pt">
                       <v:stroke joinstyle="miter"/>
                     </v:oval>
                   </w:pict>
@@ -5446,7 +5446,7 @@
                 </mc:Choice>
                 <mc:Fallback>
                   <w:pict>
-                    <v:oval w14:anchorId="65FC703F" id="Oval 3" o:spid="_x0000_s1026" style="position:absolute;margin-left:-3.05pt;margin-top:13.2pt;width:25.5pt;height:16pt;z-index:251735040;visibility:visible;mso-wrap-style:square;mso-width-percent:0;mso-wrap-distance-left:9pt;mso-wrap-distance-top:0;mso-wrap-distance-right:9pt;mso-wrap-distance-bottom:0;mso-position-horizontal:absolute;mso-position-horizontal-relative:text;mso-position-vertical:absolute;mso-position-vertical-relative:text;mso-width-percent:0;mso-width-relative:margin;v-text-anchor:middle" o:gfxdata="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" filled="f" strokecolor="red" strokeweight="1pt">
+                    <v:oval w14:anchorId="43CFE78B" id="Oval 3" o:spid="_x0000_s1026" style="position:absolute;margin-left:-3.05pt;margin-top:13.2pt;width:25.5pt;height:16pt;z-index:251735040;visibility:visible;mso-wrap-style:square;mso-width-percent:0;mso-wrap-distance-left:9pt;mso-wrap-distance-top:0;mso-wrap-distance-right:9pt;mso-wrap-distance-bottom:0;mso-position-horizontal:absolute;mso-position-horizontal-relative:text;mso-position-vertical:absolute;mso-position-vertical-relative:text;mso-width-percent:0;mso-width-relative:margin;v-text-anchor:middle" o:gfxdata="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" filled="f" strokecolor="red" strokeweight="1pt">
                       <v:stroke joinstyle="miter"/>
                     </v:oval>
                   </w:pict>
@@ -5829,7 +5829,7 @@
                 </mc:Choice>
                 <mc:Fallback>
                   <w:pict>
-                    <v:oval w14:anchorId="0F1F1D6C" id="Oval 1" o:spid="_x0000_s1026" style="position:absolute;margin-left:-3.5pt;margin-top:13.05pt;width:30.5pt;height:16pt;z-index:251732992;visibility:visible;mso-wrap-style:square;mso-wrap-distance-left:9pt;mso-wrap-distance-top:0;mso-wrap-distance-right:9pt;mso-wrap-distance-bottom:0;mso-position-horizontal:absolute;mso-position-horizontal-relative:text;mso-position-vertical:absolute;mso-position-vertical-relative:text;v-text-anchor:middle" o:gfxdata="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" filled="f" strokecolor="red" strokeweight="1pt">
+                    <v:oval w14:anchorId="1050C88E" id="Oval 1" o:spid="_x0000_s1026" style="position:absolute;margin-left:-3.5pt;margin-top:13.05pt;width:30.5pt;height:16pt;z-index:251732992;visibility:visible;mso-wrap-style:square;mso-wrap-distance-left:9pt;mso-wrap-distance-top:0;mso-wrap-distance-right:9pt;mso-wrap-distance-bottom:0;mso-position-horizontal:absolute;mso-position-horizontal-relative:text;mso-position-vertical:absolute;mso-position-vertical-relative:text;v-text-anchor:middle" o:gfxdata="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" filled="f" strokecolor="red" strokeweight="1pt">
                       <v:stroke joinstyle="miter"/>
                     </v:oval>
                   </w:pict>
@@ -5990,7 +5990,7 @@
                 </mc:Choice>
                 <mc:Fallback>
                   <w:pict>
-                    <v:oval w14:anchorId="4C2FBCD2" id="Oval 5" o:spid="_x0000_s1026" style="position:absolute;margin-left:36.95pt;margin-top:13.05pt;width:25.5pt;height:16pt;z-index:251736064;visibility:visible;mso-wrap-style:square;mso-width-percent:0;mso-wrap-distance-left:9pt;mso-wrap-distance-top:0;mso-wrap-distance-right:9pt;mso-wrap-distance-bottom:0;mso-position-horizontal:absolute;mso-position-horizontal-relative:text;mso-position-vertical:absolute;mso-position-vertical-relative:text;mso-width-percent:0;mso-width-relative:margin;v-text-anchor:middle" o:gfxdata="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" filled="f" strokecolor="red" strokeweight="1pt">
+                    <v:oval w14:anchorId="6BFDAA1C" id="Oval 5" o:spid="_x0000_s1026" style="position:absolute;margin-left:36.95pt;margin-top:13.05pt;width:25.5pt;height:16pt;z-index:251736064;visibility:visible;mso-wrap-style:square;mso-width-percent:0;mso-wrap-distance-left:9pt;mso-wrap-distance-top:0;mso-wrap-distance-right:9pt;mso-wrap-distance-bottom:0;mso-position-horizontal:absolute;mso-position-horizontal-relative:text;mso-position-vertical:absolute;mso-position-vertical-relative:text;mso-width-percent:0;mso-width-relative:margin;v-text-anchor:middle" o:gfxdata="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" filled="f" strokecolor="red" strokeweight="1pt">
                       <v:stroke joinstyle="miter"/>
                     </v:oval>
                   </w:pict>
@@ -6487,7 +6487,7 @@
                 </mc:Choice>
                 <mc:Fallback>
                   <w:pict>
-                    <v:oval w14:anchorId="6A15F3FF" id="Oval 6" o:spid="_x0000_s1026" style="position:absolute;margin-left:29.95pt;margin-top:12.7pt;width:25.5pt;height:16pt;z-index:251738112;visibility:visible;mso-wrap-style:square;mso-width-percent:0;mso-height-percent:0;mso-wrap-distance-left:9pt;mso-wrap-distance-top:0;mso-wrap-distance-right:9pt;mso-wrap-distance-bottom:0;mso-position-horizontal:absolute;mso-position-horizontal-relative:text;mso-position-vertical:absolute;mso-position-vertical-relative:text;mso-width-percent:0;mso-height-percent:0;mso-width-relative:margin;mso-height-relative:margin;v-text-anchor:middle" o:gfxdata="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" filled="f" strokecolor="red" strokeweight="1pt">
+                    <v:oval w14:anchorId="508D889A" id="Oval 6" o:spid="_x0000_s1026" style="position:absolute;margin-left:29.95pt;margin-top:12.7pt;width:25.5pt;height:16pt;z-index:251738112;visibility:visible;mso-wrap-style:square;mso-width-percent:0;mso-height-percent:0;mso-wrap-distance-left:9pt;mso-wrap-distance-top:0;mso-wrap-distance-right:9pt;mso-wrap-distance-bottom:0;mso-position-horizontal:absolute;mso-position-horizontal-relative:text;mso-position-vertical:absolute;mso-position-vertical-relative:text;mso-width-percent:0;mso-height-percent:0;mso-width-relative:margin;mso-height-relative:margin;v-text-anchor:middle" o:gfxdata="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" filled="f" strokecolor="red" strokeweight="1pt">
                       <v:stroke joinstyle="miter"/>
                     </v:oval>
                   </w:pict>
@@ -8536,6 +8536,14 @@
       <w:tblPr>
         <w:tblStyle w:val="TableGrid"/>
         <w:tblW w:w="0" w:type="auto"/>
+        <w:tblBorders>
+          <w:top w:val="none" w:sz="0" w:space="0" w:color="auto"/>
+          <w:left w:val="none" w:sz="0" w:space="0" w:color="auto"/>
+          <w:bottom w:val="none" w:sz="0" w:space="0" w:color="auto"/>
+          <w:right w:val="none" w:sz="0" w:space="0" w:color="auto"/>
+          <w:insideH w:val="none" w:sz="0" w:space="0" w:color="auto"/>
+          <w:insideV w:val="none" w:sz="0" w:space="0" w:color="auto"/>
+        </w:tblBorders>
         <w:tblLook w:val="04A0" w:firstRow="1" w:lastRow="0" w:firstColumn="1" w:lastColumn="0" w:noHBand="0" w:noVBand="1"/>
       </w:tblPr>
       <w:tblGrid>
@@ -8644,6 +8652,7 @@
                     <w:spacing w:before="0" w:beforeAutospacing="0" w:after="0" w:afterAutospacing="0"/>
                     <w:rPr>
                       <w:rFonts w:ascii="Calibri" w:hAnsi="Calibri" w:cs="Calibri"/>
+                      <w:color w:val="92D050"/>
                       <w:sz w:val="22"/>
                       <w:szCs w:val="22"/>
                       <w:lang w:val="en-US"/>
@@ -8652,6 +8661,7 @@
                   <w:r>
                     <w:rPr>
                       <w:rFonts w:ascii="Calibri" w:hAnsi="Calibri" w:cs="Calibri"/>
+                      <w:color w:val="92D050"/>
                       <w:sz w:val="22"/>
                       <w:szCs w:val="22"/>
                       <w:lang w:val="en-US"/>
@@ -8670,6 +8680,7 @@
                     <w:spacing w:before="0" w:beforeAutospacing="0" w:after="0" w:afterAutospacing="0"/>
                     <w:rPr>
                       <w:rFonts w:ascii="Calibri" w:hAnsi="Calibri" w:cs="Calibri"/>
+                      <w:color w:val="92D050"/>
                       <w:sz w:val="22"/>
                       <w:szCs w:val="22"/>
                       <w:lang w:val="en-US"/>
@@ -8678,6 +8689,7 @@
                   <w:r>
                     <w:rPr>
                       <w:rFonts w:ascii="Calibri" w:hAnsi="Calibri" w:cs="Calibri"/>
+                      <w:color w:val="92D050"/>
                       <w:sz w:val="22"/>
                       <w:szCs w:val="22"/>
                       <w:lang w:val="en-US"/>
@@ -8698,6 +8710,7 @@
                     <w:spacing w:before="0" w:beforeAutospacing="0" w:after="0" w:afterAutospacing="0"/>
                     <w:rPr>
                       <w:rFonts w:ascii="Calibri" w:hAnsi="Calibri" w:cs="Calibri"/>
+                      <w:color w:val="92D050"/>
                       <w:sz w:val="22"/>
                       <w:szCs w:val="22"/>
                       <w:lang w:val="en-US"/>
@@ -8706,6 +8719,7 @@
                   <w:r>
                     <w:rPr>
                       <w:rFonts w:ascii="Calibri" w:hAnsi="Calibri" w:cs="Calibri"/>
+                      <w:color w:val="92D050"/>
                       <w:sz w:val="22"/>
                       <w:szCs w:val="22"/>
                       <w:lang w:val="en-US"/>
@@ -8724,6 +8738,7 @@
                     <w:spacing w:before="0" w:beforeAutospacing="0" w:after="0" w:afterAutospacing="0"/>
                     <w:rPr>
                       <w:rFonts w:ascii="Calibri" w:hAnsi="Calibri" w:cs="Calibri"/>
+                      <w:color w:val="92D050"/>
                       <w:sz w:val="22"/>
                       <w:szCs w:val="22"/>
                       <w:lang w:val="en-US"/>
@@ -8732,6 +8747,7 @@
                   <w:r>
                     <w:rPr>
                       <w:rFonts w:ascii="Calibri" w:hAnsi="Calibri" w:cs="Calibri"/>
+                      <w:color w:val="92D050"/>
                       <w:sz w:val="22"/>
                       <w:szCs w:val="22"/>
                       <w:lang w:val="en-US"/>
@@ -8752,6 +8768,7 @@
                     <w:spacing w:before="0" w:beforeAutospacing="0" w:after="0" w:afterAutospacing="0"/>
                     <w:rPr>
                       <w:rFonts w:ascii="Calibri" w:hAnsi="Calibri" w:cs="Calibri"/>
+                      <w:color w:val="92D050"/>
                       <w:sz w:val="22"/>
                       <w:szCs w:val="22"/>
                       <w:lang w:val="en-US"/>
@@ -8760,6 +8777,7 @@
                   <w:r>
                     <w:rPr>
                       <w:rFonts w:ascii="Calibri" w:hAnsi="Calibri" w:cs="Calibri"/>
+                      <w:color w:val="92D050"/>
                       <w:sz w:val="22"/>
                       <w:szCs w:val="22"/>
                       <w:lang w:val="en-US"/>
@@ -8778,6 +8796,7 @@
                     <w:spacing w:before="0" w:beforeAutospacing="0" w:after="0" w:afterAutospacing="0"/>
                     <w:rPr>
                       <w:rFonts w:ascii="Calibri" w:hAnsi="Calibri" w:cs="Calibri"/>
+                      <w:color w:val="92D050"/>
                       <w:sz w:val="22"/>
                       <w:szCs w:val="22"/>
                       <w:lang w:val="en-US"/>
@@ -8786,6 +8805,7 @@
                   <w:r>
                     <w:rPr>
                       <w:rFonts w:ascii="Calibri" w:hAnsi="Calibri" w:cs="Calibri"/>
+                      <w:color w:val="92D050"/>
                       <w:sz w:val="22"/>
                       <w:szCs w:val="22"/>
                       <w:lang w:val="en-US"/>
@@ -8806,6 +8826,7 @@
                     <w:spacing w:before="0" w:beforeAutospacing="0" w:after="0" w:afterAutospacing="0"/>
                     <w:rPr>
                       <w:rFonts w:ascii="Calibri" w:hAnsi="Calibri" w:cs="Calibri"/>
+                      <w:color w:val="92D050"/>
                       <w:sz w:val="22"/>
                       <w:szCs w:val="22"/>
                       <w:lang w:val="en-US"/>
@@ -8814,6 +8835,7 @@
                   <w:r>
                     <w:rPr>
                       <w:rFonts w:ascii="Calibri" w:hAnsi="Calibri" w:cs="Calibri"/>
+                      <w:color w:val="92D050"/>
                       <w:sz w:val="22"/>
                       <w:szCs w:val="22"/>
                       <w:lang w:val="en-US"/>
@@ -8832,6 +8854,7 @@
                     <w:spacing w:before="0" w:beforeAutospacing="0" w:after="0" w:afterAutospacing="0"/>
                     <w:rPr>
                       <w:rFonts w:ascii="Calibri" w:hAnsi="Calibri" w:cs="Calibri"/>
+                      <w:color w:val="92D050"/>
                       <w:sz w:val="22"/>
                       <w:szCs w:val="22"/>
                       <w:lang w:val="en-US"/>
@@ -8840,6 +8863,7 @@
                   <w:r>
                     <w:rPr>
                       <w:rFonts w:ascii="Calibri" w:hAnsi="Calibri" w:cs="Calibri"/>
+                      <w:color w:val="92D050"/>
                       <w:sz w:val="22"/>
                       <w:szCs w:val="22"/>
                       <w:lang w:val="en-US"/>
@@ -8860,6 +8884,7 @@
                     <w:spacing w:before="0" w:beforeAutospacing="0" w:after="0" w:afterAutospacing="0"/>
                     <w:rPr>
                       <w:rFonts w:ascii="Calibri" w:hAnsi="Calibri" w:cs="Calibri"/>
+                      <w:color w:val="92D050"/>
                       <w:sz w:val="22"/>
                       <w:szCs w:val="22"/>
                       <w:lang w:val="en-US"/>
@@ -8868,6 +8893,7 @@
                   <w:r>
                     <w:rPr>
                       <w:rFonts w:ascii="Calibri" w:hAnsi="Calibri" w:cs="Calibri"/>
+                      <w:color w:val="92D050"/>
                       <w:sz w:val="22"/>
                       <w:szCs w:val="22"/>
                       <w:lang w:val="en-US"/>
@@ -8886,6 +8912,7 @@
                     <w:spacing w:before="0" w:beforeAutospacing="0" w:after="0" w:afterAutospacing="0"/>
                     <w:rPr>
                       <w:rFonts w:ascii="Calibri" w:hAnsi="Calibri" w:cs="Calibri"/>
+                      <w:color w:val="92D050"/>
                       <w:sz w:val="22"/>
                       <w:szCs w:val="22"/>
                       <w:lang w:val="en-US"/>
@@ -8894,6 +8921,7 @@
                   <w:r>
                     <w:rPr>
                       <w:rFonts w:ascii="Calibri" w:hAnsi="Calibri" w:cs="Calibri"/>
+                      <w:color w:val="92D050"/>
                       <w:sz w:val="22"/>
                       <w:szCs w:val="22"/>
                       <w:lang w:val="en-US"/>
@@ -8915,6 +8943,15 @@
                 <w:lang w:val="en-US"/>
               </w:rPr>
             </w:pPr>
+            <w:r>
+              <w:rPr>
+                <w:rFonts w:ascii="Calibri" w:hAnsi="Calibri" w:cs="Calibri"/>
+                <w:sz w:val="22"/>
+                <w:szCs w:val="22"/>
+                <w:lang w:val="en-US"/>
+              </w:rPr>
+              <w:t>all frequent</w:t>
+            </w:r>
           </w:p>
         </w:tc>
         <w:tc>
@@ -9818,6 +9855,222 @@
                 <w:lang w:val="en-US"/>
               </w:rPr>
             </w:pPr>
+            <w:r>
+              <w:rPr>
+                <w:rFonts w:ascii="Calibri" w:hAnsi="Calibri" w:cs="Calibri"/>
+                <w:sz w:val="22"/>
+                <w:szCs w:val="22"/>
+                <w:lang w:val="en-US"/>
+              </w:rPr>
+              <w:t>{I1,I2,I3} not frequent</w:t>
+            </w:r>
+          </w:p>
+          <w:p>
+            <w:pPr>
+              <w:pStyle w:val="NormalWeb"/>
+              <w:spacing w:before="0" w:beforeAutospacing="0" w:after="0" w:afterAutospacing="0"/>
+              <w:rPr>
+                <w:rFonts w:ascii="Calibri" w:hAnsi="Calibri" w:cs="Calibri"/>
+                <w:sz w:val="22"/>
+                <w:szCs w:val="22"/>
+                <w:lang w:val="en-US"/>
+              </w:rPr>
+            </w:pPr>
+            <w:r>
+              <w:rPr>
+                <w:rFonts w:ascii="Calibri" w:hAnsi="Calibri" w:cs="Calibri"/>
+                <w:sz w:val="22"/>
+                <w:szCs w:val="22"/>
+                <w:lang w:val="en-US"/>
+              </w:rPr>
+              <w:t>{I1,I</w:t>
+            </w:r>
+            <w:r>
+              <w:rPr>
+                <w:rFonts w:ascii="Calibri" w:hAnsi="Calibri" w:cs="Calibri"/>
+                <w:sz w:val="22"/>
+                <w:szCs w:val="22"/>
+                <w:lang w:val="en-US"/>
+              </w:rPr>
+              <w:t>4</w:t>
+            </w:r>
+            <w:r>
+              <w:rPr>
+                <w:rFonts w:ascii="Calibri" w:hAnsi="Calibri" w:cs="Calibri"/>
+                <w:sz w:val="22"/>
+                <w:szCs w:val="22"/>
+                <w:lang w:val="en-US"/>
+              </w:rPr>
+              <w:t>,I</w:t>
+            </w:r>
+            <w:r>
+              <w:rPr>
+                <w:rFonts w:ascii="Calibri" w:hAnsi="Calibri" w:cs="Calibri"/>
+                <w:sz w:val="22"/>
+                <w:szCs w:val="22"/>
+                <w:lang w:val="en-US"/>
+              </w:rPr>
+              <w:t>5</w:t>
+            </w:r>
+            <w:r>
+              <w:rPr>
+                <w:rFonts w:ascii="Calibri" w:hAnsi="Calibri" w:cs="Calibri"/>
+                <w:sz w:val="22"/>
+                <w:szCs w:val="22"/>
+                <w:lang w:val="en-US"/>
+              </w:rPr>
+              <w:t>} not frequent</w:t>
+            </w:r>
+          </w:p>
+          <w:p>
+            <w:pPr>
+              <w:pStyle w:val="NormalWeb"/>
+              <w:spacing w:before="0" w:beforeAutospacing="0" w:after="0" w:afterAutospacing="0"/>
+              <w:rPr>
+                <w:rFonts w:ascii="Calibri" w:hAnsi="Calibri" w:cs="Calibri"/>
+                <w:sz w:val="22"/>
+                <w:szCs w:val="22"/>
+                <w:lang w:val="en-US"/>
+              </w:rPr>
+            </w:pPr>
+            <w:r>
+              <w:rPr>
+                <w:rFonts w:ascii="Calibri" w:hAnsi="Calibri" w:cs="Calibri"/>
+                <w:sz w:val="22"/>
+                <w:szCs w:val="22"/>
+                <w:lang w:val="en-US"/>
+              </w:rPr>
+              <w:t>{I</w:t>
+            </w:r>
+            <w:r>
+              <w:rPr>
+                <w:rFonts w:ascii="Calibri" w:hAnsi="Calibri" w:cs="Calibri"/>
+                <w:sz w:val="22"/>
+                <w:szCs w:val="22"/>
+                <w:lang w:val="en-US"/>
+              </w:rPr>
+              <w:t>2</w:t>
+            </w:r>
+            <w:r>
+              <w:rPr>
+                <w:rFonts w:ascii="Calibri" w:hAnsi="Calibri" w:cs="Calibri"/>
+                <w:sz w:val="22"/>
+                <w:szCs w:val="22"/>
+                <w:lang w:val="en-US"/>
+              </w:rPr>
+              <w:t>,I</w:t>
+            </w:r>
+            <w:r>
+              <w:rPr>
+                <w:rFonts w:ascii="Calibri" w:hAnsi="Calibri" w:cs="Calibri"/>
+                <w:sz w:val="22"/>
+                <w:szCs w:val="22"/>
+                <w:lang w:val="en-US"/>
+              </w:rPr>
+              <w:t>3</w:t>
+            </w:r>
+            <w:r>
+              <w:rPr>
+                <w:rFonts w:ascii="Calibri" w:hAnsi="Calibri" w:cs="Calibri"/>
+                <w:sz w:val="22"/>
+                <w:szCs w:val="22"/>
+                <w:lang w:val="en-US"/>
+              </w:rPr>
+              <w:t>,I</w:t>
+            </w:r>
+            <w:r>
+              <w:rPr>
+                <w:rFonts w:ascii="Calibri" w:hAnsi="Calibri" w:cs="Calibri"/>
+                <w:sz w:val="22"/>
+                <w:szCs w:val="22"/>
+                <w:lang w:val="en-US"/>
+              </w:rPr>
+              <w:t>5</w:t>
+            </w:r>
+            <w:r>
+              <w:rPr>
+                <w:rFonts w:ascii="Calibri" w:hAnsi="Calibri" w:cs="Calibri"/>
+                <w:sz w:val="22"/>
+                <w:szCs w:val="22"/>
+                <w:lang w:val="en-US"/>
+              </w:rPr>
+              <w:t>} not frequent</w:t>
+            </w:r>
+          </w:p>
+          <w:p>
+            <w:pPr>
+              <w:pStyle w:val="NormalWeb"/>
+              <w:spacing w:before="0" w:beforeAutospacing="0" w:after="0" w:afterAutospacing="0"/>
+              <w:rPr>
+                <w:rFonts w:ascii="Calibri" w:hAnsi="Calibri" w:cs="Calibri"/>
+                <w:sz w:val="22"/>
+                <w:szCs w:val="22"/>
+                <w:lang w:val="en-US"/>
+              </w:rPr>
+            </w:pPr>
+            <w:r>
+              <w:rPr>
+                <w:rFonts w:ascii="Calibri" w:hAnsi="Calibri" w:cs="Calibri"/>
+                <w:sz w:val="22"/>
+                <w:szCs w:val="22"/>
+                <w:lang w:val="en-US"/>
+              </w:rPr>
+              <w:t>{I</w:t>
+            </w:r>
+            <w:r>
+              <w:rPr>
+                <w:rFonts w:ascii="Calibri" w:hAnsi="Calibri" w:cs="Calibri"/>
+                <w:sz w:val="22"/>
+                <w:szCs w:val="22"/>
+                <w:lang w:val="en-US"/>
+              </w:rPr>
+              <w:t>2</w:t>
+            </w:r>
+            <w:r>
+              <w:rPr>
+                <w:rFonts w:ascii="Calibri" w:hAnsi="Calibri" w:cs="Calibri"/>
+                <w:sz w:val="22"/>
+                <w:szCs w:val="22"/>
+                <w:lang w:val="en-US"/>
+              </w:rPr>
+              <w:t>,I</w:t>
+            </w:r>
+            <w:r>
+              <w:rPr>
+                <w:rFonts w:ascii="Calibri" w:hAnsi="Calibri" w:cs="Calibri"/>
+                <w:sz w:val="22"/>
+                <w:szCs w:val="22"/>
+                <w:lang w:val="en-US"/>
+              </w:rPr>
+              <w:t>4</w:t>
+            </w:r>
+            <w:r>
+              <w:rPr>
+                <w:rFonts w:ascii="Calibri" w:hAnsi="Calibri" w:cs="Calibri"/>
+                <w:sz w:val="22"/>
+                <w:szCs w:val="22"/>
+                <w:lang w:val="en-US"/>
+              </w:rPr>
+              <w:t>,I</w:t>
+            </w:r>
+            <w:r>
+              <w:rPr>
+                <w:rFonts w:ascii="Calibri" w:hAnsi="Calibri" w:cs="Calibri"/>
+                <w:sz w:val="22"/>
+                <w:szCs w:val="22"/>
+                <w:lang w:val="en-US"/>
+              </w:rPr>
+              <w:t>5</w:t>
+            </w:r>
+            <w:r>
+              <w:rPr>
+                <w:rFonts w:ascii="Calibri" w:hAnsi="Calibri" w:cs="Calibri"/>
+                <w:sz w:val="22"/>
+                <w:szCs w:val="22"/>
+                <w:lang w:val="en-US"/>
+              </w:rPr>
+              <w:t>} not frequent</w:t>
+            </w:r>
           </w:p>
         </w:tc>
         <w:tc>
@@ -9994,6 +10247,84 @@
                       <w:szCs w:val="22"/>
                       <w:lang w:val="en-US"/>
                     </w:rPr>
+                    <w:t>1</w:t>
+                  </w:r>
+                </w:p>
+              </w:tc>
+            </w:tr>
+            <w:tr>
+              <w:tc>
+                <w:tcPr>
+                  <w:tcW w:w="965" w:type="dxa"/>
+                </w:tcPr>
+                <w:p>
+                  <w:pPr>
+                    <w:pStyle w:val="NormalWeb"/>
+                    <w:spacing w:before="0" w:beforeAutospacing="0" w:after="0" w:afterAutospacing="0"/>
+                    <w:rPr>
+                      <w:rFonts w:ascii="Calibri" w:hAnsi="Calibri" w:cs="Calibri"/>
+                      <w:color w:val="92D050"/>
+                      <w:sz w:val="22"/>
+                      <w:szCs w:val="22"/>
+                      <w:lang w:val="en-US"/>
+                    </w:rPr>
+                  </w:pPr>
+                  <w:r>
+                    <w:rPr>
+                      <w:rFonts w:ascii="Calibri" w:hAnsi="Calibri" w:cs="Calibri"/>
+                      <w:color w:val="92D050"/>
+                      <w:sz w:val="22"/>
+                      <w:szCs w:val="22"/>
+                      <w:lang w:val="en-US"/>
+                    </w:rPr>
+                    <w:t>{I</w:t>
+                  </w:r>
+                  <w:r>
+                    <w:rPr>
+                      <w:rFonts w:ascii="Calibri" w:hAnsi="Calibri" w:cs="Calibri"/>
+                      <w:color w:val="92D050"/>
+                      <w:sz w:val="22"/>
+                      <w:szCs w:val="22"/>
+                      <w:lang w:val="en-US"/>
+                    </w:rPr>
+                    <w:t>2,I3,I4</w:t>
+                  </w:r>
+                  <w:r>
+                    <w:rPr>
+                      <w:rFonts w:ascii="Calibri" w:hAnsi="Calibri" w:cs="Calibri"/>
+                      <w:color w:val="92D050"/>
+                      <w:sz w:val="22"/>
+                      <w:szCs w:val="22"/>
+                      <w:lang w:val="en-US"/>
+                    </w:rPr>
+                    <w:t>}</w:t>
+                  </w:r>
+                </w:p>
+              </w:tc>
+              <w:tc>
+                <w:tcPr>
+                  <w:tcW w:w="1510" w:type="dxa"/>
+                </w:tcPr>
+                <w:p>
+                  <w:pPr>
+                    <w:pStyle w:val="NormalWeb"/>
+                    <w:spacing w:before="0" w:beforeAutospacing="0" w:after="0" w:afterAutospacing="0"/>
+                    <w:rPr>
+                      <w:rFonts w:ascii="Calibri" w:hAnsi="Calibri" w:cs="Calibri"/>
+                      <w:color w:val="92D050"/>
+                      <w:sz w:val="22"/>
+                      <w:szCs w:val="22"/>
+                      <w:lang w:val="en-US"/>
+                    </w:rPr>
+                  </w:pPr>
+                  <w:r>
+                    <w:rPr>
+                      <w:rFonts w:ascii="Calibri" w:hAnsi="Calibri" w:cs="Calibri"/>
+                      <w:color w:val="92D050"/>
+                      <w:sz w:val="22"/>
+                      <w:szCs w:val="22"/>
+                      <w:lang w:val="en-US"/>
+                    </w:rPr>
                     <w:t>3</w:t>
                   </w:r>
                 </w:p>
@@ -10003,6 +10334,192 @@
               <w:tc>
                 <w:tcPr>
                   <w:tcW w:w="965" w:type="dxa"/>
+                </w:tcPr>
+                <w:p>
+                  <w:pPr>
+                    <w:pStyle w:val="NormalWeb"/>
+                    <w:spacing w:before="0" w:beforeAutospacing="0" w:after="0" w:afterAutospacing="0"/>
+                    <w:rPr>
+                      <w:rFonts w:ascii="Calibri" w:hAnsi="Calibri" w:cs="Calibri"/>
+                      <w:color w:val="92D050"/>
+                      <w:sz w:val="22"/>
+                      <w:szCs w:val="22"/>
+                      <w:lang w:val="en-US"/>
+                    </w:rPr>
+                  </w:pPr>
+                  <w:r>
+                    <w:rPr>
+                      <w:rFonts w:ascii="Calibri" w:hAnsi="Calibri" w:cs="Calibri"/>
+                      <w:color w:val="92D050"/>
+                      <w:sz w:val="22"/>
+                      <w:szCs w:val="22"/>
+                      <w:lang w:val="en-US"/>
+                    </w:rPr>
+                    <w:t>{I3,I4,I5}</w:t>
+                  </w:r>
+                </w:p>
+              </w:tc>
+              <w:tc>
+                <w:tcPr>
+                  <w:tcW w:w="1510" w:type="dxa"/>
+                </w:tcPr>
+                <w:p>
+                  <w:pPr>
+                    <w:pStyle w:val="NormalWeb"/>
+                    <w:spacing w:before="0" w:beforeAutospacing="0" w:after="0" w:afterAutospacing="0"/>
+                    <w:rPr>
+                      <w:rFonts w:ascii="Calibri" w:hAnsi="Calibri" w:cs="Calibri"/>
+                      <w:color w:val="92D050"/>
+                      <w:sz w:val="22"/>
+                      <w:szCs w:val="22"/>
+                      <w:lang w:val="en-US"/>
+                    </w:rPr>
+                  </w:pPr>
+                  <w:r>
+                    <w:rPr>
+                      <w:rFonts w:ascii="Calibri" w:hAnsi="Calibri" w:cs="Calibri"/>
+                      <w:color w:val="92D050"/>
+                      <w:sz w:val="22"/>
+                      <w:szCs w:val="22"/>
+                      <w:lang w:val="en-US"/>
+                    </w:rPr>
+                    <w:t>2</w:t>
+                  </w:r>
+                </w:p>
+              </w:tc>
+            </w:tr>
+          </w:tbl>
+          <w:p>
+            <w:pPr>
+              <w:pStyle w:val="NormalWeb"/>
+              <w:spacing w:before="0" w:beforeAutospacing="0" w:after="0" w:afterAutospacing="0"/>
+              <w:rPr>
+                <w:rFonts w:ascii="Calibri" w:hAnsi="Calibri" w:cs="Calibri"/>
+                <w:sz w:val="22"/>
+                <w:szCs w:val="22"/>
+                <w:lang w:val="en-US"/>
+              </w:rPr>
+            </w:pPr>
+            <w:r>
+              <w:rPr>
+                <w:rFonts w:ascii="Calibri" w:hAnsi="Calibri" w:cs="Calibri"/>
+                <w:sz w:val="22"/>
+                <w:szCs w:val="22"/>
+                <w:lang w:val="en-US"/>
+              </w:rPr>
+              <w:t>{I2,I3,I4,I5}</w:t>
+            </w:r>
+            <w:r>
+              <w:rPr>
+                <w:rFonts w:ascii="Calibri" w:hAnsi="Calibri" w:cs="Calibri"/>
+                <w:sz w:val="22"/>
+                <w:szCs w:val="22"/>
+                <w:lang w:val="en-US"/>
+              </w:rPr>
+              <w:t xml:space="preserve"> not frequent</w:t>
+            </w:r>
+          </w:p>
+          <w:p>
+            <w:pPr>
+              <w:pStyle w:val="NormalWeb"/>
+              <w:spacing w:before="0" w:beforeAutospacing="0" w:after="0" w:afterAutospacing="0"/>
+              <w:rPr>
+                <w:rFonts w:ascii="Calibri" w:hAnsi="Calibri" w:cs="Calibri"/>
+                <w:sz w:val="22"/>
+                <w:szCs w:val="22"/>
+                <w:lang w:val="en-US"/>
+              </w:rPr>
+            </w:pPr>
+          </w:p>
+          <w:p>
+            <w:pPr>
+              <w:pStyle w:val="NormalWeb"/>
+              <w:spacing w:before="0" w:beforeAutospacing="0" w:after="0" w:afterAutospacing="0"/>
+              <w:rPr>
+                <w:rFonts w:ascii="Calibri" w:hAnsi="Calibri" w:cs="Calibri"/>
+                <w:sz w:val="22"/>
+                <w:szCs w:val="22"/>
+                <w:lang w:val="en-US"/>
+              </w:rPr>
+            </w:pPr>
+            <w:r>
+              <w:rPr>
+                <w:rFonts w:ascii="Calibri" w:hAnsi="Calibri" w:cs="Calibri"/>
+                <w:sz w:val="22"/>
+                <w:szCs w:val="22"/>
+                <w:lang w:val="en-US"/>
+              </w:rPr>
+              <w:t>generating 4-itemsets</w:t>
+            </w:r>
+          </w:p>
+          <w:tbl>
+            <w:tblPr>
+              <w:tblStyle w:val="TableGrid"/>
+              <w:tblW w:w="0" w:type="auto"/>
+              <w:tblLook w:val="04A0" w:firstRow="1" w:lastRow="0" w:firstColumn="1" w:lastColumn="0" w:noHBand="0" w:noVBand="1"/>
+            </w:tblPr>
+            <w:tblGrid>
+              <w:gridCol w:w="1187"/>
+              <w:gridCol w:w="1510"/>
+            </w:tblGrid>
+            <w:tr>
+              <w:tc>
+                <w:tcPr>
+                  <w:tcW w:w="895" w:type="dxa"/>
+                </w:tcPr>
+                <w:p>
+                  <w:pPr>
+                    <w:pStyle w:val="NormalWeb"/>
+                    <w:spacing w:before="0" w:beforeAutospacing="0" w:after="0" w:afterAutospacing="0"/>
+                    <w:rPr>
+                      <w:rFonts w:ascii="Calibri" w:hAnsi="Calibri" w:cs="Calibri"/>
+                      <w:sz w:val="22"/>
+                      <w:szCs w:val="22"/>
+                      <w:lang w:val="en-US"/>
+                    </w:rPr>
+                  </w:pPr>
+                  <w:r>
+                    <w:rPr>
+                      <w:rFonts w:ascii="Calibri" w:hAnsi="Calibri" w:cs="Calibri"/>
+                      <w:sz w:val="22"/>
+                      <w:szCs w:val="22"/>
+                      <w:lang w:val="en-US"/>
+                    </w:rPr>
+                    <w:t>itemset</w:t>
+                  </w:r>
+                </w:p>
+              </w:tc>
+              <w:tc>
+                <w:tcPr>
+                  <w:tcW w:w="1510" w:type="dxa"/>
+                </w:tcPr>
+                <w:p>
+                  <w:pPr>
+                    <w:pStyle w:val="NormalWeb"/>
+                    <w:spacing w:before="0" w:beforeAutospacing="0" w:after="0" w:afterAutospacing="0"/>
+                    <w:rPr>
+                      <w:rFonts w:ascii="Calibri" w:hAnsi="Calibri" w:cs="Calibri"/>
+                      <w:sz w:val="22"/>
+                      <w:szCs w:val="22"/>
+                      <w:lang w:val="en-US"/>
+                    </w:rPr>
+                  </w:pPr>
+                  <w:r>
+                    <w:rPr>
+                      <w:rFonts w:ascii="Calibri" w:hAnsi="Calibri" w:cs="Calibri"/>
+                      <w:sz w:val="22"/>
+                      <w:szCs w:val="22"/>
+                      <w:lang w:val="en-US"/>
+                    </w:rPr>
+                    <w:t>support count</w:t>
+                  </w:r>
+                </w:p>
+              </w:tc>
+            </w:tr>
+            <w:tr>
+              <w:tc>
+                <w:tcPr>
+                  <w:tcW w:w="895" w:type="dxa"/>
                 </w:tcPr>
                 <w:p>
                   <w:pPr>
@@ -10031,7 +10548,7 @@
                       <w:szCs w:val="22"/>
                       <w:lang w:val="en-US"/>
                     </w:rPr>
-                    <w:t>1,I2,I3</w:t>
+                    <w:t>2,I3,I4,I5</w:t>
                   </w:r>
                   <w:r>
                     <w:rPr>
@@ -10066,317 +10583,11 @@
                       <w:szCs w:val="22"/>
                       <w:lang w:val="en-US"/>
                     </w:rPr>
-                    <w:t>4</w:t>
+                    <w:t>-</w:t>
                   </w:r>
                 </w:p>
               </w:tc>
             </w:tr>
-            <w:tr>
-              <w:tc>
-                <w:tcPr>
-                  <w:tcW w:w="965" w:type="dxa"/>
-                </w:tcPr>
-                <w:p>
-                  <w:pPr>
-                    <w:pStyle w:val="NormalWeb"/>
-                    <w:spacing w:before="0" w:beforeAutospacing="0" w:after="0" w:afterAutospacing="0"/>
-                    <w:rPr>
-                      <w:rFonts w:ascii="Calibri" w:hAnsi="Calibri" w:cs="Calibri"/>
-                      <w:sz w:val="22"/>
-                      <w:szCs w:val="22"/>
-                      <w:lang w:val="en-US"/>
-                    </w:rPr>
-                  </w:pPr>
-                  <w:r>
-                    <w:rPr>
-                      <w:rFonts w:ascii="Calibri" w:hAnsi="Calibri" w:cs="Calibri"/>
-                      <w:sz w:val="22"/>
-                      <w:szCs w:val="22"/>
-                      <w:lang w:val="en-US"/>
-                    </w:rPr>
-                    <w:t>{I</w:t>
-                  </w:r>
-                  <w:r>
-                    <w:rPr>
-                      <w:rFonts w:ascii="Calibri" w:hAnsi="Calibri" w:cs="Calibri"/>
-                      <w:sz w:val="22"/>
-                      <w:szCs w:val="22"/>
-                      <w:lang w:val="en-US"/>
-                    </w:rPr>
-                    <w:t>1,I4,I5</w:t>
-                  </w:r>
-                  <w:r>
-                    <w:rPr>
-                      <w:rFonts w:ascii="Calibri" w:hAnsi="Calibri" w:cs="Calibri"/>
-                      <w:sz w:val="22"/>
-                      <w:szCs w:val="22"/>
-                      <w:lang w:val="en-US"/>
-                    </w:rPr>
-                    <w:t>}</w:t>
-                  </w:r>
-                </w:p>
-              </w:tc>
-              <w:tc>
-                <w:tcPr>
-                  <w:tcW w:w="1510" w:type="dxa"/>
-                </w:tcPr>
-                <w:p>
-                  <w:pPr>
-                    <w:pStyle w:val="NormalWeb"/>
-                    <w:spacing w:before="0" w:beforeAutospacing="0" w:after="0" w:afterAutospacing="0"/>
-                    <w:rPr>
-                      <w:rFonts w:ascii="Calibri" w:hAnsi="Calibri" w:cs="Calibri"/>
-                      <w:sz w:val="22"/>
-                      <w:szCs w:val="22"/>
-                      <w:lang w:val="en-US"/>
-                    </w:rPr>
-                  </w:pPr>
-                  <w:r>
-                    <w:rPr>
-                      <w:rFonts w:ascii="Calibri" w:hAnsi="Calibri" w:cs="Calibri"/>
-                      <w:sz w:val="22"/>
-                      <w:szCs w:val="22"/>
-                      <w:lang w:val="en-US"/>
-                    </w:rPr>
-                    <w:t>5</w:t>
-                  </w:r>
-                </w:p>
-              </w:tc>
-            </w:tr>
-            <w:tr>
-              <w:tc>
-                <w:tcPr>
-                  <w:tcW w:w="965" w:type="dxa"/>
-                </w:tcPr>
-                <w:p>
-                  <w:pPr>
-                    <w:pStyle w:val="NormalWeb"/>
-                    <w:spacing w:before="0" w:beforeAutospacing="0" w:after="0" w:afterAutospacing="0"/>
-                    <w:rPr>
-                      <w:rFonts w:ascii="Calibri" w:hAnsi="Calibri" w:cs="Calibri"/>
-                      <w:sz w:val="22"/>
-                      <w:szCs w:val="22"/>
-                      <w:lang w:val="en-US"/>
-                    </w:rPr>
-                  </w:pPr>
-                  <w:r>
-                    <w:rPr>
-                      <w:rFonts w:ascii="Calibri" w:hAnsi="Calibri" w:cs="Calibri"/>
-                      <w:sz w:val="22"/>
-                      <w:szCs w:val="22"/>
-                      <w:lang w:val="en-US"/>
-                    </w:rPr>
-                    <w:t>{I</w:t>
-                  </w:r>
-                  <w:r>
-                    <w:rPr>
-                      <w:rFonts w:ascii="Calibri" w:hAnsi="Calibri" w:cs="Calibri"/>
-                      <w:sz w:val="22"/>
-                      <w:szCs w:val="22"/>
-                      <w:lang w:val="en-US"/>
-                    </w:rPr>
-                    <w:t>2,I3,I4</w:t>
-                  </w:r>
-                  <w:r>
-                    <w:rPr>
-                      <w:rFonts w:ascii="Calibri" w:hAnsi="Calibri" w:cs="Calibri"/>
-                      <w:sz w:val="22"/>
-                      <w:szCs w:val="22"/>
-                      <w:lang w:val="en-US"/>
-                    </w:rPr>
-                    <w:t>}</w:t>
-                  </w:r>
-                </w:p>
-              </w:tc>
-              <w:tc>
-                <w:tcPr>
-                  <w:tcW w:w="1510" w:type="dxa"/>
-                </w:tcPr>
-                <w:p>
-                  <w:pPr>
-                    <w:pStyle w:val="NormalWeb"/>
-                    <w:spacing w:before="0" w:beforeAutospacing="0" w:after="0" w:afterAutospacing="0"/>
-                    <w:rPr>
-                      <w:rFonts w:ascii="Calibri" w:hAnsi="Calibri" w:cs="Calibri"/>
-                      <w:sz w:val="22"/>
-                      <w:szCs w:val="22"/>
-                      <w:lang w:val="en-US"/>
-                    </w:rPr>
-                  </w:pPr>
-                  <w:r>
-                    <w:rPr>
-                      <w:rFonts w:ascii="Calibri" w:hAnsi="Calibri" w:cs="Calibri"/>
-                      <w:sz w:val="22"/>
-                      <w:szCs w:val="22"/>
-                      <w:lang w:val="en-US"/>
-                    </w:rPr>
-                    <w:t>5</w:t>
-                  </w:r>
-                </w:p>
-              </w:tc>
-            </w:tr>
-            <w:tr>
-              <w:tc>
-                <w:tcPr>
-                  <w:tcW w:w="965" w:type="dxa"/>
-                </w:tcPr>
-                <w:p>
-                  <w:pPr>
-                    <w:pStyle w:val="NormalWeb"/>
-                    <w:spacing w:before="0" w:beforeAutospacing="0" w:after="0" w:afterAutospacing="0"/>
-                    <w:rPr>
-                      <w:rFonts w:ascii="Calibri" w:hAnsi="Calibri" w:cs="Calibri"/>
-                      <w:sz w:val="22"/>
-                      <w:szCs w:val="22"/>
-                      <w:lang w:val="en-US"/>
-                    </w:rPr>
-                  </w:pPr>
-                  <w:r>
-                    <w:rPr>
-                      <w:rFonts w:ascii="Calibri" w:hAnsi="Calibri" w:cs="Calibri"/>
-                      <w:sz w:val="22"/>
-                      <w:szCs w:val="22"/>
-                      <w:lang w:val="en-US"/>
-                    </w:rPr>
-                    <w:t>{I</w:t>
-                  </w:r>
-                  <w:r>
-                    <w:rPr>
-                      <w:rFonts w:ascii="Calibri" w:hAnsi="Calibri" w:cs="Calibri"/>
-                      <w:sz w:val="22"/>
-                      <w:szCs w:val="22"/>
-                      <w:lang w:val="en-US"/>
-                    </w:rPr>
-                    <w:t>2,I3,I5</w:t>
-                  </w:r>
-                  <w:r>
-                    <w:rPr>
-                      <w:rFonts w:ascii="Calibri" w:hAnsi="Calibri" w:cs="Calibri"/>
-                      <w:sz w:val="22"/>
-                      <w:szCs w:val="22"/>
-                      <w:lang w:val="en-US"/>
-                    </w:rPr>
-                    <w:t>}</w:t>
-                  </w:r>
-                </w:p>
-              </w:tc>
-              <w:tc>
-                <w:tcPr>
-                  <w:tcW w:w="1510" w:type="dxa"/>
-                </w:tcPr>
-                <w:p>
-                  <w:pPr>
-                    <w:pStyle w:val="NormalWeb"/>
-                    <w:spacing w:before="0" w:beforeAutospacing="0" w:after="0" w:afterAutospacing="0"/>
-                    <w:rPr>
-                      <w:rFonts w:ascii="Calibri" w:hAnsi="Calibri" w:cs="Calibri"/>
-                      <w:sz w:val="22"/>
-                      <w:szCs w:val="22"/>
-                      <w:lang w:val="en-US"/>
-                    </w:rPr>
-                  </w:pPr>
-                  <w:r>
-                    <w:rPr>
-                      <w:rFonts w:ascii="Calibri" w:hAnsi="Calibri" w:cs="Calibri"/>
-                      <w:sz w:val="22"/>
-                      <w:szCs w:val="22"/>
-                      <w:lang w:val="en-US"/>
-                    </w:rPr>
-                    <w:t>4</w:t>
-                  </w:r>
-                </w:p>
-              </w:tc>
-            </w:tr>
-            <w:tr>
-              <w:tc>
-                <w:tcPr>
-                  <w:tcW w:w="965" w:type="dxa"/>
-                </w:tcPr>
-                <w:p>
-                  <w:pPr>
-                    <w:pStyle w:val="NormalWeb"/>
-                    <w:spacing w:before="0" w:beforeAutospacing="0" w:after="0" w:afterAutospacing="0"/>
-                    <w:rPr>
-                      <w:rFonts w:ascii="Calibri" w:hAnsi="Calibri" w:cs="Calibri"/>
-                      <w:sz w:val="22"/>
-                      <w:szCs w:val="22"/>
-                      <w:lang w:val="en-US"/>
-                    </w:rPr>
-                  </w:pPr>
-                  <w:r>
-                    <w:rPr>
-                      <w:rFonts w:ascii="Calibri" w:hAnsi="Calibri" w:cs="Calibri"/>
-                      <w:sz w:val="22"/>
-                      <w:szCs w:val="22"/>
-                      <w:lang w:val="en-US"/>
-                    </w:rPr>
-                    <w:t>{I2,I4,I5}</w:t>
-                  </w:r>
-                </w:p>
-              </w:tc>
-              <w:tc>
-                <w:tcPr>
-                  <w:tcW w:w="1510" w:type="dxa"/>
-                </w:tcPr>
-                <w:p>
-                  <w:pPr>
-                    <w:pStyle w:val="NormalWeb"/>
-                    <w:spacing w:before="0" w:beforeAutospacing="0" w:after="0" w:afterAutospacing="0"/>
-                    <w:rPr>
-                      <w:rFonts w:ascii="Calibri" w:hAnsi="Calibri" w:cs="Calibri"/>
-                      <w:sz w:val="22"/>
-                      <w:szCs w:val="22"/>
-                      <w:lang w:val="en-US"/>
-                    </w:rPr>
-                  </w:pPr>
-                </w:p>
-              </w:tc>
-            </w:tr>
-            <w:tr>
-              <w:tc>
-                <w:tcPr>
-                  <w:tcW w:w="965" w:type="dxa"/>
-                </w:tcPr>
-                <w:p>
-                  <w:pPr>
-                    <w:pStyle w:val="NormalWeb"/>
-                    <w:spacing w:before="0" w:beforeAutospacing="0" w:after="0" w:afterAutospacing="0"/>
-                    <w:rPr>
-                      <w:rFonts w:ascii="Calibri" w:hAnsi="Calibri" w:cs="Calibri"/>
-                      <w:sz w:val="22"/>
-                      <w:szCs w:val="22"/>
-                      <w:lang w:val="en-US"/>
-                    </w:rPr>
-                  </w:pPr>
-                  <w:r>
-                    <w:rPr>
-                      <w:rFonts w:ascii="Calibri" w:hAnsi="Calibri" w:cs="Calibri"/>
-                      <w:sz w:val="22"/>
-                      <w:szCs w:val="22"/>
-                      <w:lang w:val="en-US"/>
-                    </w:rPr>
-                    <w:t>{I3,I4,I5}</w:t>
-                  </w:r>
-                </w:p>
-              </w:tc>
-              <w:tc>
-                <w:tcPr>
-                  <w:tcW w:w="1510" w:type="dxa"/>
-                </w:tcPr>
-                <w:p>
-                  <w:pPr>
-                    <w:pStyle w:val="NormalWeb"/>
-                    <w:spacing w:before="0" w:beforeAutospacing="0" w:after="0" w:afterAutospacing="0"/>
-                    <w:rPr>
-                      <w:rFonts w:ascii="Calibri" w:hAnsi="Calibri" w:cs="Calibri"/>
-                      <w:sz w:val="22"/>
-                      <w:szCs w:val="22"/>
-                      <w:lang w:val="en-US"/>
-                    </w:rPr>
-                  </w:pPr>
-                </w:p>
-              </w:tc>
-            </w:tr>
           </w:tbl>
           <w:p>
             <w:pPr>
@@ -10393,6 +10604,1067 @@
         </w:tc>
       </w:tr>
     </w:tbl>
+    <w:p>
+      <w:pPr>
+        <w:pStyle w:val="NormalWeb"/>
+        <w:spacing w:before="0" w:beforeAutospacing="0" w:after="0" w:afterAutospacing="0"/>
+        <w:rPr>
+          <w:rFonts w:ascii="Calibri" w:hAnsi="Calibri" w:cs="Calibri"/>
+          <w:sz w:val="22"/>
+          <w:szCs w:val="22"/>
+          <w:lang w:val="en-US"/>
+        </w:rPr>
+      </w:pPr>
+    </w:p>
+    <w:p>
+      <w:pPr>
+        <w:pStyle w:val="NormalWeb"/>
+        <w:spacing w:before="0" w:beforeAutospacing="0" w:after="0" w:afterAutospacing="0"/>
+        <w:rPr>
+          <w:rFonts w:ascii="Calibri" w:hAnsi="Calibri" w:cs="Calibri"/>
+          <w:sz w:val="22"/>
+          <w:szCs w:val="22"/>
+          <w:lang w:val="en-US"/>
+        </w:rPr>
+      </w:pPr>
+      <w:r>
+        <w:rPr>
+          <w:rFonts w:ascii="Calibri" w:hAnsi="Calibri" w:cs="Calibri"/>
+          <w:sz w:val="22"/>
+          <w:szCs w:val="22"/>
+          <w:lang w:val="en-US"/>
+        </w:rPr>
+        <w:t xml:space="preserve">frequent items: </w:t>
+      </w:r>
+    </w:p>
+    <w:p>
+      <w:pPr>
+        <w:pStyle w:val="NormalWeb"/>
+        <w:spacing w:before="0" w:beforeAutospacing="0" w:after="0" w:afterAutospacing="0"/>
+        <w:rPr>
+          <w:rFonts w:ascii="Calibri" w:hAnsi="Calibri" w:cs="Calibri"/>
+          <w:sz w:val="22"/>
+          <w:szCs w:val="22"/>
+          <w:lang w:val="en-US"/>
+        </w:rPr>
+      </w:pPr>
+      <w:r>
+        <w:rPr>
+          <w:rFonts w:ascii="Calibri" w:hAnsi="Calibri" w:cs="Calibri"/>
+          <w:sz w:val="22"/>
+          <w:szCs w:val="22"/>
+          <w:lang w:val="en-US"/>
+        </w:rPr>
+        <w:t>{</w:t>
+      </w:r>
+      <w:r>
+        <w:rPr>
+          <w:rFonts w:ascii="Calibri" w:hAnsi="Calibri" w:cs="Calibri"/>
+          <w:color w:val="AEAAAA" w:themeColor="background2" w:themeShade="BF"/>
+          <w:sz w:val="22"/>
+          <w:szCs w:val="22"/>
+          <w:lang w:val="en-US"/>
+        </w:rPr>
+        <w:t>{I1},</w:t>
+      </w:r>
+      <w:r>
+        <w:rPr>
+          <w:rFonts w:ascii="Calibri" w:hAnsi="Calibri" w:cs="Calibri"/>
+          <w:color w:val="AEAAAA" w:themeColor="background2" w:themeShade="BF"/>
+          <w:sz w:val="22"/>
+          <w:szCs w:val="22"/>
+          <w:lang w:val="en-US"/>
+        </w:rPr>
+        <w:t>{I</w:t>
+      </w:r>
+      <w:r>
+        <w:rPr>
+          <w:rFonts w:ascii="Calibri" w:hAnsi="Calibri" w:cs="Calibri"/>
+          <w:color w:val="AEAAAA" w:themeColor="background2" w:themeShade="BF"/>
+          <w:sz w:val="22"/>
+          <w:szCs w:val="22"/>
+          <w:lang w:val="en-US"/>
+        </w:rPr>
+        <w:t>2</w:t>
+      </w:r>
+      <w:r>
+        <w:rPr>
+          <w:rFonts w:ascii="Calibri" w:hAnsi="Calibri" w:cs="Calibri"/>
+          <w:color w:val="AEAAAA" w:themeColor="background2" w:themeShade="BF"/>
+          <w:sz w:val="22"/>
+          <w:szCs w:val="22"/>
+          <w:lang w:val="en-US"/>
+        </w:rPr>
+        <w:t>},{I</w:t>
+      </w:r>
+      <w:r>
+        <w:rPr>
+          <w:rFonts w:ascii="Calibri" w:hAnsi="Calibri" w:cs="Calibri"/>
+          <w:color w:val="AEAAAA" w:themeColor="background2" w:themeShade="BF"/>
+          <w:sz w:val="22"/>
+          <w:szCs w:val="22"/>
+          <w:lang w:val="en-US"/>
+        </w:rPr>
+        <w:t>3</w:t>
+      </w:r>
+      <w:r>
+        <w:rPr>
+          <w:rFonts w:ascii="Calibri" w:hAnsi="Calibri" w:cs="Calibri"/>
+          <w:color w:val="AEAAAA" w:themeColor="background2" w:themeShade="BF"/>
+          <w:sz w:val="22"/>
+          <w:szCs w:val="22"/>
+          <w:lang w:val="en-US"/>
+        </w:rPr>
+        <w:t>},{I</w:t>
+      </w:r>
+      <w:r>
+        <w:rPr>
+          <w:rFonts w:ascii="Calibri" w:hAnsi="Calibri" w:cs="Calibri"/>
+          <w:color w:val="AEAAAA" w:themeColor="background2" w:themeShade="BF"/>
+          <w:sz w:val="22"/>
+          <w:szCs w:val="22"/>
+          <w:lang w:val="en-US"/>
+        </w:rPr>
+        <w:t>4</w:t>
+      </w:r>
+      <w:r>
+        <w:rPr>
+          <w:rFonts w:ascii="Calibri" w:hAnsi="Calibri" w:cs="Calibri"/>
+          <w:color w:val="AEAAAA" w:themeColor="background2" w:themeShade="BF"/>
+          <w:sz w:val="22"/>
+          <w:szCs w:val="22"/>
+          <w:lang w:val="en-US"/>
+        </w:rPr>
+        <w:t>},{I</w:t>
+      </w:r>
+      <w:r>
+        <w:rPr>
+          <w:rFonts w:ascii="Calibri" w:hAnsi="Calibri" w:cs="Calibri"/>
+          <w:color w:val="AEAAAA" w:themeColor="background2" w:themeShade="BF"/>
+          <w:sz w:val="22"/>
+          <w:szCs w:val="22"/>
+          <w:lang w:val="en-US"/>
+        </w:rPr>
+        <w:t>5</w:t>
+      </w:r>
+      <w:r>
+        <w:rPr>
+          <w:rFonts w:ascii="Calibri" w:hAnsi="Calibri" w:cs="Calibri"/>
+          <w:color w:val="AEAAAA" w:themeColor="background2" w:themeShade="BF"/>
+          <w:sz w:val="22"/>
+          <w:szCs w:val="22"/>
+          <w:lang w:val="en-US"/>
+        </w:rPr>
+        <w:t>},{</w:t>
+      </w:r>
+      <w:r>
+        <w:rPr>
+          <w:rFonts w:ascii="Calibri" w:hAnsi="Calibri" w:cs="Calibri"/>
+          <w:sz w:val="22"/>
+          <w:szCs w:val="22"/>
+          <w:lang w:val="en-US"/>
+        </w:rPr>
+        <w:t>I1</w:t>
+      </w:r>
+      <w:r>
+        <w:rPr>
+          <w:rFonts w:ascii="Calibri" w:hAnsi="Calibri" w:cs="Calibri"/>
+          <w:sz w:val="22"/>
+          <w:szCs w:val="22"/>
+          <w:lang w:val="en-US"/>
+        </w:rPr>
+        <w:t>,I3</w:t>
+      </w:r>
+      <w:r>
+        <w:rPr>
+          <w:rFonts w:ascii="Calibri" w:hAnsi="Calibri" w:cs="Calibri"/>
+          <w:sz w:val="22"/>
+          <w:szCs w:val="22"/>
+          <w:lang w:val="en-US"/>
+        </w:rPr>
+        <w:t>},{I1,I</w:t>
+      </w:r>
+      <w:r>
+        <w:rPr>
+          <w:rFonts w:ascii="Calibri" w:hAnsi="Calibri" w:cs="Calibri"/>
+          <w:sz w:val="22"/>
+          <w:szCs w:val="22"/>
+          <w:lang w:val="en-US"/>
+        </w:rPr>
+        <w:t>5</w:t>
+      </w:r>
+      <w:r>
+        <w:rPr>
+          <w:rFonts w:ascii="Calibri" w:hAnsi="Calibri" w:cs="Calibri"/>
+          <w:sz w:val="22"/>
+          <w:szCs w:val="22"/>
+          <w:lang w:val="en-US"/>
+        </w:rPr>
+        <w:t>},{I</w:t>
+      </w:r>
+      <w:r>
+        <w:rPr>
+          <w:rFonts w:ascii="Calibri" w:hAnsi="Calibri" w:cs="Calibri"/>
+          <w:sz w:val="22"/>
+          <w:szCs w:val="22"/>
+          <w:lang w:val="en-US"/>
+        </w:rPr>
+        <w:t>2</w:t>
+      </w:r>
+      <w:r>
+        <w:rPr>
+          <w:rFonts w:ascii="Calibri" w:hAnsi="Calibri" w:cs="Calibri"/>
+          <w:sz w:val="22"/>
+          <w:szCs w:val="22"/>
+          <w:lang w:val="en-US"/>
+        </w:rPr>
+        <w:t>,I3},{I</w:t>
+      </w:r>
+      <w:r>
+        <w:rPr>
+          <w:rFonts w:ascii="Calibri" w:hAnsi="Calibri" w:cs="Calibri"/>
+          <w:sz w:val="22"/>
+          <w:szCs w:val="22"/>
+          <w:lang w:val="en-US"/>
+        </w:rPr>
+        <w:t>2</w:t>
+      </w:r>
+      <w:r>
+        <w:rPr>
+          <w:rFonts w:ascii="Calibri" w:hAnsi="Calibri" w:cs="Calibri"/>
+          <w:sz w:val="22"/>
+          <w:szCs w:val="22"/>
+          <w:lang w:val="en-US"/>
+        </w:rPr>
+        <w:t>,I</w:t>
+      </w:r>
+      <w:r>
+        <w:rPr>
+          <w:rFonts w:ascii="Calibri" w:hAnsi="Calibri" w:cs="Calibri"/>
+          <w:sz w:val="22"/>
+          <w:szCs w:val="22"/>
+          <w:lang w:val="en-US"/>
+        </w:rPr>
+        <w:t>4</w:t>
+      </w:r>
+      <w:r>
+        <w:rPr>
+          <w:rFonts w:ascii="Calibri" w:hAnsi="Calibri" w:cs="Calibri"/>
+          <w:sz w:val="22"/>
+          <w:szCs w:val="22"/>
+          <w:lang w:val="en-US"/>
+        </w:rPr>
+        <w:t>},{I</w:t>
+      </w:r>
+      <w:r>
+        <w:rPr>
+          <w:rFonts w:ascii="Calibri" w:hAnsi="Calibri" w:cs="Calibri"/>
+          <w:sz w:val="22"/>
+          <w:szCs w:val="22"/>
+          <w:lang w:val="en-US"/>
+        </w:rPr>
+        <w:t>3</w:t>
+      </w:r>
+      <w:r>
+        <w:rPr>
+          <w:rFonts w:ascii="Calibri" w:hAnsi="Calibri" w:cs="Calibri"/>
+          <w:sz w:val="22"/>
+          <w:szCs w:val="22"/>
+          <w:lang w:val="en-US"/>
+        </w:rPr>
+        <w:t>,I</w:t>
+      </w:r>
+      <w:r>
+        <w:rPr>
+          <w:rFonts w:ascii="Calibri" w:hAnsi="Calibri" w:cs="Calibri"/>
+          <w:sz w:val="22"/>
+          <w:szCs w:val="22"/>
+          <w:lang w:val="en-US"/>
+        </w:rPr>
+        <w:t>4</w:t>
+      </w:r>
+      <w:r>
+        <w:rPr>
+          <w:rFonts w:ascii="Calibri" w:hAnsi="Calibri" w:cs="Calibri"/>
+          <w:sz w:val="22"/>
+          <w:szCs w:val="22"/>
+          <w:lang w:val="en-US"/>
+        </w:rPr>
+        <w:t>},{I</w:t>
+      </w:r>
+      <w:r>
+        <w:rPr>
+          <w:rFonts w:ascii="Calibri" w:hAnsi="Calibri" w:cs="Calibri"/>
+          <w:sz w:val="22"/>
+          <w:szCs w:val="22"/>
+          <w:lang w:val="en-US"/>
+        </w:rPr>
+        <w:t>3</w:t>
+      </w:r>
+      <w:r>
+        <w:rPr>
+          <w:rFonts w:ascii="Calibri" w:hAnsi="Calibri" w:cs="Calibri"/>
+          <w:sz w:val="22"/>
+          <w:szCs w:val="22"/>
+          <w:lang w:val="en-US"/>
+        </w:rPr>
+        <w:t>,I</w:t>
+      </w:r>
+      <w:r>
+        <w:rPr>
+          <w:rFonts w:ascii="Calibri" w:hAnsi="Calibri" w:cs="Calibri"/>
+          <w:sz w:val="22"/>
+          <w:szCs w:val="22"/>
+          <w:lang w:val="en-US"/>
+        </w:rPr>
+        <w:t>5</w:t>
+      </w:r>
+      <w:r>
+        <w:rPr>
+          <w:rFonts w:ascii="Calibri" w:hAnsi="Calibri" w:cs="Calibri"/>
+          <w:sz w:val="22"/>
+          <w:szCs w:val="22"/>
+          <w:lang w:val="en-US"/>
+        </w:rPr>
+        <w:t>},{I</w:t>
+      </w:r>
+      <w:r>
+        <w:rPr>
+          <w:rFonts w:ascii="Calibri" w:hAnsi="Calibri" w:cs="Calibri"/>
+          <w:sz w:val="22"/>
+          <w:szCs w:val="22"/>
+          <w:lang w:val="en-US"/>
+        </w:rPr>
+        <w:t>4</w:t>
+      </w:r>
+      <w:r>
+        <w:rPr>
+          <w:rFonts w:ascii="Calibri" w:hAnsi="Calibri" w:cs="Calibri"/>
+          <w:sz w:val="22"/>
+          <w:szCs w:val="22"/>
+          <w:lang w:val="en-US"/>
+        </w:rPr>
+        <w:t>,I</w:t>
+      </w:r>
+      <w:r>
+        <w:rPr>
+          <w:rFonts w:ascii="Calibri" w:hAnsi="Calibri" w:cs="Calibri"/>
+          <w:sz w:val="22"/>
+          <w:szCs w:val="22"/>
+          <w:lang w:val="en-US"/>
+        </w:rPr>
+        <w:t>5</w:t>
+      </w:r>
+      <w:r>
+        <w:rPr>
+          <w:rFonts w:ascii="Calibri" w:hAnsi="Calibri" w:cs="Calibri"/>
+          <w:sz w:val="22"/>
+          <w:szCs w:val="22"/>
+          <w:lang w:val="en-US"/>
+        </w:rPr>
+        <w:t>},</w:t>
+      </w:r>
+      <w:r>
+        <w:rPr>
+          <w:rFonts w:ascii="Calibri" w:hAnsi="Calibri" w:cs="Calibri"/>
+          <w:sz w:val="22"/>
+          <w:szCs w:val="22"/>
+          <w:lang w:val="en-US"/>
+        </w:rPr>
+        <w:t>{I2,I3,I4},{I3,I4,I5}}</w:t>
+      </w:r>
+    </w:p>
+    <w:p>
+      <w:pPr>
+        <w:pStyle w:val="NormalWeb"/>
+        <w:spacing w:before="0" w:beforeAutospacing="0" w:after="0" w:afterAutospacing="0"/>
+        <w:rPr>
+          <w:rFonts w:ascii="Calibri" w:hAnsi="Calibri" w:cs="Calibri"/>
+          <w:color w:val="70AD47" w:themeColor="accent6"/>
+          <w:sz w:val="22"/>
+          <w:szCs w:val="22"/>
+          <w:lang w:val="en-US"/>
+        </w:rPr>
+      </w:pPr>
+      <w:r>
+        <w:rPr>
+          <w:rFonts w:ascii="Calibri" w:hAnsi="Calibri" w:cs="Calibri"/>
+          <w:color w:val="70AD47" w:themeColor="accent6"/>
+          <w:sz w:val="22"/>
+          <w:szCs w:val="22"/>
+          <w:lang w:val="en-US"/>
+        </w:rPr>
+        <w:t>I1 -&gt; I3: confidence = 2/3 = 0.67</w:t>
+      </w:r>
+    </w:p>
+    <w:p>
+      <w:pPr>
+        <w:pStyle w:val="NormalWeb"/>
+        <w:spacing w:before="0" w:beforeAutospacing="0" w:after="0" w:afterAutospacing="0"/>
+        <w:rPr>
+          <w:rFonts w:ascii="Calibri" w:hAnsi="Calibri" w:cs="Calibri"/>
+          <w:sz w:val="22"/>
+          <w:szCs w:val="22"/>
+          <w:lang w:val="en-US"/>
+        </w:rPr>
+      </w:pPr>
+      <w:r>
+        <w:rPr>
+          <w:rFonts w:ascii="Calibri" w:hAnsi="Calibri" w:cs="Calibri"/>
+          <w:sz w:val="22"/>
+          <w:szCs w:val="22"/>
+          <w:lang w:val="en-US"/>
+        </w:rPr>
+        <w:t>I</w:t>
+      </w:r>
+      <w:r>
+        <w:rPr>
+          <w:rFonts w:ascii="Calibri" w:hAnsi="Calibri" w:cs="Calibri"/>
+          <w:sz w:val="22"/>
+          <w:szCs w:val="22"/>
+          <w:lang w:val="en-US"/>
+        </w:rPr>
+        <w:t>3</w:t>
+      </w:r>
+      <w:r>
+        <w:rPr>
+          <w:rFonts w:ascii="Calibri" w:hAnsi="Calibri" w:cs="Calibri"/>
+          <w:sz w:val="22"/>
+          <w:szCs w:val="22"/>
+          <w:lang w:val="en-US"/>
+        </w:rPr>
+        <w:t xml:space="preserve"> -&gt; I</w:t>
+      </w:r>
+      <w:r>
+        <w:rPr>
+          <w:rFonts w:ascii="Calibri" w:hAnsi="Calibri" w:cs="Calibri"/>
+          <w:sz w:val="22"/>
+          <w:szCs w:val="22"/>
+          <w:lang w:val="en-US"/>
+        </w:rPr>
+        <w:t>1</w:t>
+      </w:r>
+      <w:r>
+        <w:rPr>
+          <w:rFonts w:ascii="Calibri" w:hAnsi="Calibri" w:cs="Calibri"/>
+          <w:sz w:val="22"/>
+          <w:szCs w:val="22"/>
+          <w:lang w:val="en-US"/>
+        </w:rPr>
+        <w:t>: confidence = 2/</w:t>
+      </w:r>
+      <w:r>
+        <w:rPr>
+          <w:rFonts w:ascii="Calibri" w:hAnsi="Calibri" w:cs="Calibri"/>
+          <w:sz w:val="22"/>
+          <w:szCs w:val="22"/>
+          <w:lang w:val="en-US"/>
+        </w:rPr>
+        <w:t>5</w:t>
+      </w:r>
+      <w:r>
+        <w:rPr>
+          <w:rFonts w:ascii="Calibri" w:hAnsi="Calibri" w:cs="Calibri"/>
+          <w:sz w:val="22"/>
+          <w:szCs w:val="22"/>
+          <w:lang w:val="en-US"/>
+        </w:rPr>
+        <w:t xml:space="preserve"> = 0.</w:t>
+      </w:r>
+      <w:r>
+        <w:rPr>
+          <w:rFonts w:ascii="Calibri" w:hAnsi="Calibri" w:cs="Calibri"/>
+          <w:sz w:val="22"/>
+          <w:szCs w:val="22"/>
+          <w:lang w:val="en-US"/>
+        </w:rPr>
+        <w:t>4</w:t>
+      </w:r>
+    </w:p>
+    <w:p>
+      <w:pPr>
+        <w:pStyle w:val="NormalWeb"/>
+        <w:spacing w:before="0" w:beforeAutospacing="0" w:after="0" w:afterAutospacing="0"/>
+        <w:rPr>
+          <w:rFonts w:ascii="Calibri" w:hAnsi="Calibri" w:cs="Calibri"/>
+          <w:color w:val="70AD47" w:themeColor="accent6"/>
+          <w:sz w:val="22"/>
+          <w:szCs w:val="22"/>
+          <w:lang w:val="en-US"/>
+        </w:rPr>
+      </w:pPr>
+      <w:r>
+        <w:rPr>
+          <w:rFonts w:ascii="Calibri" w:hAnsi="Calibri" w:cs="Calibri"/>
+          <w:color w:val="70AD47" w:themeColor="accent6"/>
+          <w:sz w:val="22"/>
+          <w:szCs w:val="22"/>
+          <w:lang w:val="en-US"/>
+        </w:rPr>
+        <w:t>I</w:t>
+      </w:r>
+      <w:r>
+        <w:rPr>
+          <w:rFonts w:ascii="Calibri" w:hAnsi="Calibri" w:cs="Calibri"/>
+          <w:color w:val="70AD47" w:themeColor="accent6"/>
+          <w:sz w:val="22"/>
+          <w:szCs w:val="22"/>
+          <w:lang w:val="en-US"/>
+        </w:rPr>
+        <w:t>1</w:t>
+      </w:r>
+      <w:r>
+        <w:rPr>
+          <w:rFonts w:ascii="Calibri" w:hAnsi="Calibri" w:cs="Calibri"/>
+          <w:color w:val="70AD47" w:themeColor="accent6"/>
+          <w:sz w:val="22"/>
+          <w:szCs w:val="22"/>
+          <w:lang w:val="en-US"/>
+        </w:rPr>
+        <w:t xml:space="preserve"> -&gt; I</w:t>
+      </w:r>
+      <w:r>
+        <w:rPr>
+          <w:rFonts w:ascii="Calibri" w:hAnsi="Calibri" w:cs="Calibri"/>
+          <w:color w:val="70AD47" w:themeColor="accent6"/>
+          <w:sz w:val="22"/>
+          <w:szCs w:val="22"/>
+          <w:lang w:val="en-US"/>
+        </w:rPr>
+        <w:t>5</w:t>
+      </w:r>
+      <w:r>
+        <w:rPr>
+          <w:rFonts w:ascii="Calibri" w:hAnsi="Calibri" w:cs="Calibri"/>
+          <w:color w:val="70AD47" w:themeColor="accent6"/>
+          <w:sz w:val="22"/>
+          <w:szCs w:val="22"/>
+          <w:lang w:val="en-US"/>
+        </w:rPr>
+        <w:t>: confidence = 2/</w:t>
+      </w:r>
+      <w:r>
+        <w:rPr>
+          <w:rFonts w:ascii="Calibri" w:hAnsi="Calibri" w:cs="Calibri"/>
+          <w:color w:val="70AD47" w:themeColor="accent6"/>
+          <w:sz w:val="22"/>
+          <w:szCs w:val="22"/>
+          <w:lang w:val="en-US"/>
+        </w:rPr>
+        <w:t>3</w:t>
+      </w:r>
+      <w:r>
+        <w:rPr>
+          <w:rFonts w:ascii="Calibri" w:hAnsi="Calibri" w:cs="Calibri"/>
+          <w:color w:val="70AD47" w:themeColor="accent6"/>
+          <w:sz w:val="22"/>
+          <w:szCs w:val="22"/>
+          <w:lang w:val="en-US"/>
+        </w:rPr>
+        <w:t xml:space="preserve"> = 0.</w:t>
+      </w:r>
+      <w:r>
+        <w:rPr>
+          <w:rFonts w:ascii="Calibri" w:hAnsi="Calibri" w:cs="Calibri"/>
+          <w:color w:val="70AD47" w:themeColor="accent6"/>
+          <w:sz w:val="22"/>
+          <w:szCs w:val="22"/>
+          <w:lang w:val="en-US"/>
+        </w:rPr>
+        <w:t>67</w:t>
+      </w:r>
+    </w:p>
+    <w:p>
+      <w:pPr>
+        <w:pStyle w:val="NormalWeb"/>
+        <w:spacing w:before="0" w:beforeAutospacing="0" w:after="0" w:afterAutospacing="0"/>
+        <w:rPr>
+          <w:rFonts w:ascii="Calibri" w:hAnsi="Calibri" w:cs="Calibri"/>
+          <w:sz w:val="22"/>
+          <w:szCs w:val="22"/>
+          <w:lang w:val="en-US"/>
+        </w:rPr>
+      </w:pPr>
+      <w:r>
+        <w:rPr>
+          <w:rFonts w:ascii="Calibri" w:hAnsi="Calibri" w:cs="Calibri"/>
+          <w:sz w:val="22"/>
+          <w:szCs w:val="22"/>
+          <w:lang w:val="en-US"/>
+        </w:rPr>
+        <w:t>I</w:t>
+      </w:r>
+      <w:r>
+        <w:rPr>
+          <w:rFonts w:ascii="Calibri" w:hAnsi="Calibri" w:cs="Calibri"/>
+          <w:sz w:val="22"/>
+          <w:szCs w:val="22"/>
+          <w:lang w:val="en-US"/>
+        </w:rPr>
+        <w:t>5</w:t>
+      </w:r>
+      <w:r>
+        <w:rPr>
+          <w:rFonts w:ascii="Calibri" w:hAnsi="Calibri" w:cs="Calibri"/>
+          <w:sz w:val="22"/>
+          <w:szCs w:val="22"/>
+          <w:lang w:val="en-US"/>
+        </w:rPr>
+        <w:t xml:space="preserve"> -&gt; I1: confidence = 2/</w:t>
+      </w:r>
+      <w:r>
+        <w:rPr>
+          <w:rFonts w:ascii="Calibri" w:hAnsi="Calibri" w:cs="Calibri"/>
+          <w:sz w:val="22"/>
+          <w:szCs w:val="22"/>
+          <w:lang w:val="en-US"/>
+        </w:rPr>
+        <w:t>4</w:t>
+      </w:r>
+      <w:r>
+        <w:rPr>
+          <w:rFonts w:ascii="Calibri" w:hAnsi="Calibri" w:cs="Calibri"/>
+          <w:sz w:val="22"/>
+          <w:szCs w:val="22"/>
+          <w:lang w:val="en-US"/>
+        </w:rPr>
+        <w:t xml:space="preserve"> = 0.</w:t>
+      </w:r>
+      <w:r>
+        <w:rPr>
+          <w:rFonts w:ascii="Calibri" w:hAnsi="Calibri" w:cs="Calibri"/>
+          <w:sz w:val="22"/>
+          <w:szCs w:val="22"/>
+          <w:lang w:val="en-US"/>
+        </w:rPr>
+        <w:t>5</w:t>
+      </w:r>
+    </w:p>
+    <w:p>
+      <w:pPr>
+        <w:pStyle w:val="NormalWeb"/>
+        <w:spacing w:before="0" w:beforeAutospacing="0" w:after="0" w:afterAutospacing="0"/>
+        <w:rPr>
+          <w:rFonts w:ascii="Calibri" w:hAnsi="Calibri" w:cs="Calibri"/>
+          <w:color w:val="70AD47" w:themeColor="accent6"/>
+          <w:sz w:val="22"/>
+          <w:szCs w:val="22"/>
+          <w:lang w:val="en-US"/>
+        </w:rPr>
+      </w:pPr>
+      <w:r>
+        <w:rPr>
+          <w:rFonts w:ascii="Calibri" w:hAnsi="Calibri" w:cs="Calibri"/>
+          <w:color w:val="70AD47" w:themeColor="accent6"/>
+          <w:sz w:val="22"/>
+          <w:szCs w:val="22"/>
+          <w:lang w:val="en-US"/>
+        </w:rPr>
+        <w:t>I</w:t>
+      </w:r>
+      <w:r>
+        <w:rPr>
+          <w:rFonts w:ascii="Calibri" w:hAnsi="Calibri" w:cs="Calibri"/>
+          <w:color w:val="70AD47" w:themeColor="accent6"/>
+          <w:sz w:val="22"/>
+          <w:szCs w:val="22"/>
+          <w:lang w:val="en-US"/>
+        </w:rPr>
+        <w:t>2</w:t>
+      </w:r>
+      <w:r>
+        <w:rPr>
+          <w:rFonts w:ascii="Calibri" w:hAnsi="Calibri" w:cs="Calibri"/>
+          <w:color w:val="70AD47" w:themeColor="accent6"/>
+          <w:sz w:val="22"/>
+          <w:szCs w:val="22"/>
+          <w:lang w:val="en-US"/>
+        </w:rPr>
+        <w:t xml:space="preserve"> -&gt; I</w:t>
+      </w:r>
+      <w:r>
+        <w:rPr>
+          <w:rFonts w:ascii="Calibri" w:hAnsi="Calibri" w:cs="Calibri"/>
+          <w:color w:val="70AD47" w:themeColor="accent6"/>
+          <w:sz w:val="22"/>
+          <w:szCs w:val="22"/>
+          <w:lang w:val="en-US"/>
+        </w:rPr>
+        <w:t>3</w:t>
+      </w:r>
+      <w:r>
+        <w:rPr>
+          <w:rFonts w:ascii="Calibri" w:hAnsi="Calibri" w:cs="Calibri"/>
+          <w:color w:val="70AD47" w:themeColor="accent6"/>
+          <w:sz w:val="22"/>
+          <w:szCs w:val="22"/>
+          <w:lang w:val="en-US"/>
+        </w:rPr>
+        <w:t xml:space="preserve">: confidence = </w:t>
+      </w:r>
+      <w:r>
+        <w:rPr>
+          <w:rFonts w:ascii="Calibri" w:hAnsi="Calibri" w:cs="Calibri"/>
+          <w:color w:val="70AD47" w:themeColor="accent6"/>
+          <w:sz w:val="22"/>
+          <w:szCs w:val="22"/>
+          <w:lang w:val="en-US"/>
+        </w:rPr>
+        <w:t>3</w:t>
+      </w:r>
+      <w:r>
+        <w:rPr>
+          <w:rFonts w:ascii="Calibri" w:hAnsi="Calibri" w:cs="Calibri"/>
+          <w:color w:val="70AD47" w:themeColor="accent6"/>
+          <w:sz w:val="22"/>
+          <w:szCs w:val="22"/>
+          <w:lang w:val="en-US"/>
+        </w:rPr>
+        <w:t>/</w:t>
+      </w:r>
+      <w:r>
+        <w:rPr>
+          <w:rFonts w:ascii="Calibri" w:hAnsi="Calibri" w:cs="Calibri"/>
+          <w:color w:val="70AD47" w:themeColor="accent6"/>
+          <w:sz w:val="22"/>
+          <w:szCs w:val="22"/>
+          <w:lang w:val="en-US"/>
+        </w:rPr>
+        <w:t>4</w:t>
+      </w:r>
+      <w:r>
+        <w:rPr>
+          <w:rFonts w:ascii="Calibri" w:hAnsi="Calibri" w:cs="Calibri"/>
+          <w:color w:val="70AD47" w:themeColor="accent6"/>
+          <w:sz w:val="22"/>
+          <w:szCs w:val="22"/>
+          <w:lang w:val="en-US"/>
+        </w:rPr>
+        <w:t xml:space="preserve"> = 0.</w:t>
+      </w:r>
+      <w:r>
+        <w:rPr>
+          <w:rFonts w:ascii="Calibri" w:hAnsi="Calibri" w:cs="Calibri"/>
+          <w:color w:val="70AD47" w:themeColor="accent6"/>
+          <w:sz w:val="22"/>
+          <w:szCs w:val="22"/>
+          <w:lang w:val="en-US"/>
+        </w:rPr>
+        <w:t>75</w:t>
+      </w:r>
+    </w:p>
+    <w:p>
+      <w:pPr>
+        <w:pStyle w:val="NormalWeb"/>
+        <w:spacing w:before="0" w:beforeAutospacing="0" w:after="0" w:afterAutospacing="0"/>
+        <w:rPr>
+          <w:rFonts w:ascii="Calibri" w:hAnsi="Calibri" w:cs="Calibri"/>
+          <w:color w:val="70AD47" w:themeColor="accent6"/>
+          <w:sz w:val="22"/>
+          <w:szCs w:val="22"/>
+          <w:lang w:val="en-US"/>
+        </w:rPr>
+      </w:pPr>
+      <w:r>
+        <w:rPr>
+          <w:rFonts w:ascii="Calibri" w:hAnsi="Calibri" w:cs="Calibri"/>
+          <w:color w:val="70AD47" w:themeColor="accent6"/>
+          <w:sz w:val="22"/>
+          <w:szCs w:val="22"/>
+          <w:lang w:val="en-US"/>
+        </w:rPr>
+        <w:t>I3 -&gt; I</w:t>
+      </w:r>
+      <w:r>
+        <w:rPr>
+          <w:rFonts w:ascii="Calibri" w:hAnsi="Calibri" w:cs="Calibri"/>
+          <w:color w:val="70AD47" w:themeColor="accent6"/>
+          <w:sz w:val="22"/>
+          <w:szCs w:val="22"/>
+          <w:lang w:val="en-US"/>
+        </w:rPr>
+        <w:t>2</w:t>
+      </w:r>
+      <w:r>
+        <w:rPr>
+          <w:rFonts w:ascii="Calibri" w:hAnsi="Calibri" w:cs="Calibri"/>
+          <w:color w:val="70AD47" w:themeColor="accent6"/>
+          <w:sz w:val="22"/>
+          <w:szCs w:val="22"/>
+          <w:lang w:val="en-US"/>
+        </w:rPr>
+        <w:t xml:space="preserve">: confidence = </w:t>
+      </w:r>
+      <w:r>
+        <w:rPr>
+          <w:rFonts w:ascii="Calibri" w:hAnsi="Calibri" w:cs="Calibri"/>
+          <w:color w:val="70AD47" w:themeColor="accent6"/>
+          <w:sz w:val="22"/>
+          <w:szCs w:val="22"/>
+          <w:lang w:val="en-US"/>
+        </w:rPr>
+        <w:t>3</w:t>
+      </w:r>
+      <w:r>
+        <w:rPr>
+          <w:rFonts w:ascii="Calibri" w:hAnsi="Calibri" w:cs="Calibri"/>
+          <w:color w:val="70AD47" w:themeColor="accent6"/>
+          <w:sz w:val="22"/>
+          <w:szCs w:val="22"/>
+          <w:lang w:val="en-US"/>
+        </w:rPr>
+        <w:t>/5 = 0.</w:t>
+      </w:r>
+      <w:r>
+        <w:rPr>
+          <w:rFonts w:ascii="Calibri" w:hAnsi="Calibri" w:cs="Calibri"/>
+          <w:color w:val="70AD47" w:themeColor="accent6"/>
+          <w:sz w:val="22"/>
+          <w:szCs w:val="22"/>
+          <w:lang w:val="en-US"/>
+        </w:rPr>
+        <w:t>6</w:t>
+      </w:r>
+    </w:p>
+    <w:p>
+      <w:pPr>
+        <w:pStyle w:val="NormalWeb"/>
+        <w:spacing w:before="0" w:beforeAutospacing="0" w:after="0" w:afterAutospacing="0"/>
+        <w:rPr>
+          <w:rFonts w:ascii="Calibri" w:hAnsi="Calibri" w:cs="Calibri"/>
+          <w:color w:val="70AD47" w:themeColor="accent6"/>
+          <w:sz w:val="22"/>
+          <w:szCs w:val="22"/>
+          <w:lang w:val="en-US"/>
+        </w:rPr>
+      </w:pPr>
+      <w:r>
+        <w:rPr>
+          <w:rFonts w:ascii="Calibri" w:hAnsi="Calibri" w:cs="Calibri"/>
+          <w:color w:val="70AD47" w:themeColor="accent6"/>
+          <w:sz w:val="22"/>
+          <w:szCs w:val="22"/>
+          <w:lang w:val="en-US"/>
+        </w:rPr>
+        <w:t>I</w:t>
+      </w:r>
+      <w:r>
+        <w:rPr>
+          <w:rFonts w:ascii="Calibri" w:hAnsi="Calibri" w:cs="Calibri"/>
+          <w:color w:val="70AD47" w:themeColor="accent6"/>
+          <w:sz w:val="22"/>
+          <w:szCs w:val="22"/>
+          <w:lang w:val="en-US"/>
+        </w:rPr>
+        <w:t>2</w:t>
+      </w:r>
+      <w:r>
+        <w:rPr>
+          <w:rFonts w:ascii="Calibri" w:hAnsi="Calibri" w:cs="Calibri"/>
+          <w:color w:val="70AD47" w:themeColor="accent6"/>
+          <w:sz w:val="22"/>
+          <w:szCs w:val="22"/>
+          <w:lang w:val="en-US"/>
+        </w:rPr>
+        <w:t xml:space="preserve"> -&gt; I</w:t>
+      </w:r>
+      <w:r>
+        <w:rPr>
+          <w:rFonts w:ascii="Calibri" w:hAnsi="Calibri" w:cs="Calibri"/>
+          <w:color w:val="70AD47" w:themeColor="accent6"/>
+          <w:sz w:val="22"/>
+          <w:szCs w:val="22"/>
+          <w:lang w:val="en-US"/>
+        </w:rPr>
+        <w:t>4</w:t>
+      </w:r>
+      <w:r>
+        <w:rPr>
+          <w:rFonts w:ascii="Calibri" w:hAnsi="Calibri" w:cs="Calibri"/>
+          <w:color w:val="70AD47" w:themeColor="accent6"/>
+          <w:sz w:val="22"/>
+          <w:szCs w:val="22"/>
+          <w:lang w:val="en-US"/>
+        </w:rPr>
+        <w:t xml:space="preserve">: confidence = </w:t>
+      </w:r>
+      <w:r>
+        <w:rPr>
+          <w:rFonts w:ascii="Calibri" w:hAnsi="Calibri" w:cs="Calibri"/>
+          <w:color w:val="70AD47" w:themeColor="accent6"/>
+          <w:sz w:val="22"/>
+          <w:szCs w:val="22"/>
+          <w:lang w:val="en-US"/>
+        </w:rPr>
+        <w:t>4</w:t>
+      </w:r>
+      <w:r>
+        <w:rPr>
+          <w:rFonts w:ascii="Calibri" w:hAnsi="Calibri" w:cs="Calibri"/>
+          <w:color w:val="70AD47" w:themeColor="accent6"/>
+          <w:sz w:val="22"/>
+          <w:szCs w:val="22"/>
+          <w:lang w:val="en-US"/>
+        </w:rPr>
+        <w:t>/</w:t>
+      </w:r>
+      <w:r>
+        <w:rPr>
+          <w:rFonts w:ascii="Calibri" w:hAnsi="Calibri" w:cs="Calibri"/>
+          <w:color w:val="70AD47" w:themeColor="accent6"/>
+          <w:sz w:val="22"/>
+          <w:szCs w:val="22"/>
+          <w:lang w:val="en-US"/>
+        </w:rPr>
+        <w:t>4</w:t>
+      </w:r>
+      <w:r>
+        <w:rPr>
+          <w:rFonts w:ascii="Calibri" w:hAnsi="Calibri" w:cs="Calibri"/>
+          <w:color w:val="70AD47" w:themeColor="accent6"/>
+          <w:sz w:val="22"/>
+          <w:szCs w:val="22"/>
+          <w:lang w:val="en-US"/>
+        </w:rPr>
+        <w:t xml:space="preserve"> = </w:t>
+      </w:r>
+      <w:r>
+        <w:rPr>
+          <w:rFonts w:ascii="Calibri" w:hAnsi="Calibri" w:cs="Calibri"/>
+          <w:color w:val="70AD47" w:themeColor="accent6"/>
+          <w:sz w:val="22"/>
+          <w:szCs w:val="22"/>
+          <w:lang w:val="en-US"/>
+        </w:rPr>
+        <w:t>1</w:t>
+      </w:r>
+    </w:p>
+    <w:p>
+      <w:pPr>
+        <w:pStyle w:val="NormalWeb"/>
+        <w:spacing w:before="0" w:beforeAutospacing="0" w:after="0" w:afterAutospacing="0"/>
+        <w:rPr>
+          <w:rFonts w:ascii="Calibri" w:hAnsi="Calibri" w:cs="Calibri"/>
+          <w:color w:val="70AD47" w:themeColor="accent6"/>
+          <w:sz w:val="22"/>
+          <w:szCs w:val="22"/>
+          <w:lang w:val="en-US"/>
+        </w:rPr>
+      </w:pPr>
+      <w:r>
+        <w:rPr>
+          <w:rFonts w:ascii="Calibri" w:hAnsi="Calibri" w:cs="Calibri"/>
+          <w:color w:val="70AD47" w:themeColor="accent6"/>
+          <w:sz w:val="22"/>
+          <w:szCs w:val="22"/>
+          <w:lang w:val="en-US"/>
+        </w:rPr>
+        <w:t>I</w:t>
+      </w:r>
+      <w:r>
+        <w:rPr>
+          <w:rFonts w:ascii="Calibri" w:hAnsi="Calibri" w:cs="Calibri"/>
+          <w:color w:val="70AD47" w:themeColor="accent6"/>
+          <w:sz w:val="22"/>
+          <w:szCs w:val="22"/>
+          <w:lang w:val="en-US"/>
+        </w:rPr>
+        <w:t>4</w:t>
+      </w:r>
+      <w:r>
+        <w:rPr>
+          <w:rFonts w:ascii="Calibri" w:hAnsi="Calibri" w:cs="Calibri"/>
+          <w:color w:val="70AD47" w:themeColor="accent6"/>
+          <w:sz w:val="22"/>
+          <w:szCs w:val="22"/>
+          <w:lang w:val="en-US"/>
+        </w:rPr>
+        <w:t xml:space="preserve"> -&gt; I</w:t>
+      </w:r>
+      <w:r>
+        <w:rPr>
+          <w:rFonts w:ascii="Calibri" w:hAnsi="Calibri" w:cs="Calibri"/>
+          <w:color w:val="70AD47" w:themeColor="accent6"/>
+          <w:sz w:val="22"/>
+          <w:szCs w:val="22"/>
+          <w:lang w:val="en-US"/>
+        </w:rPr>
+        <w:t>2</w:t>
+      </w:r>
+      <w:r>
+        <w:rPr>
+          <w:rFonts w:ascii="Calibri" w:hAnsi="Calibri" w:cs="Calibri"/>
+          <w:color w:val="70AD47" w:themeColor="accent6"/>
+          <w:sz w:val="22"/>
+          <w:szCs w:val="22"/>
+          <w:lang w:val="en-US"/>
+        </w:rPr>
+        <w:t xml:space="preserve">: confidence = </w:t>
+      </w:r>
+      <w:r>
+        <w:rPr>
+          <w:rFonts w:ascii="Calibri" w:hAnsi="Calibri" w:cs="Calibri"/>
+          <w:color w:val="70AD47" w:themeColor="accent6"/>
+          <w:sz w:val="22"/>
+          <w:szCs w:val="22"/>
+          <w:lang w:val="en-US"/>
+        </w:rPr>
+        <w:t>4</w:t>
+      </w:r>
+      <w:r>
+        <w:rPr>
+          <w:rFonts w:ascii="Calibri" w:hAnsi="Calibri" w:cs="Calibri"/>
+          <w:color w:val="70AD47" w:themeColor="accent6"/>
+          <w:sz w:val="22"/>
+          <w:szCs w:val="22"/>
+          <w:lang w:val="en-US"/>
+        </w:rPr>
+        <w:t>/</w:t>
+      </w:r>
+      <w:r>
+        <w:rPr>
+          <w:rFonts w:ascii="Calibri" w:hAnsi="Calibri" w:cs="Calibri"/>
+          <w:color w:val="70AD47" w:themeColor="accent6"/>
+          <w:sz w:val="22"/>
+          <w:szCs w:val="22"/>
+          <w:lang w:val="en-US"/>
+        </w:rPr>
+        <w:t>5</w:t>
+      </w:r>
+      <w:r>
+        <w:rPr>
+          <w:rFonts w:ascii="Calibri" w:hAnsi="Calibri" w:cs="Calibri"/>
+          <w:color w:val="70AD47" w:themeColor="accent6"/>
+          <w:sz w:val="22"/>
+          <w:szCs w:val="22"/>
+          <w:lang w:val="en-US"/>
+        </w:rPr>
+        <w:t xml:space="preserve"> = 0.</w:t>
+      </w:r>
+      <w:r>
+        <w:rPr>
+          <w:rFonts w:ascii="Calibri" w:hAnsi="Calibri" w:cs="Calibri"/>
+          <w:color w:val="70AD47" w:themeColor="accent6"/>
+          <w:sz w:val="22"/>
+          <w:szCs w:val="22"/>
+          <w:lang w:val="en-US"/>
+        </w:rPr>
+        <w:t>8</w:t>
+      </w:r>
+    </w:p>
+    <w:p>
+      <w:pPr>
+        <w:pStyle w:val="NormalWeb"/>
+        <w:spacing w:before="0" w:beforeAutospacing="0" w:after="0" w:afterAutospacing="0"/>
+        <w:rPr>
+          <w:rFonts w:ascii="Calibri" w:hAnsi="Calibri" w:cs="Calibri"/>
+          <w:color w:val="70AD47" w:themeColor="accent6"/>
+          <w:sz w:val="22"/>
+          <w:szCs w:val="22"/>
+          <w:lang w:val="en-US"/>
+        </w:rPr>
+      </w:pPr>
+    </w:p>
     <w:p>
       <w:pPr>
         <w:pStyle w:val="NormalWeb"/>

--- a/data_mining/839/hw3.docx
+++ b/data_mining/839/hw3.docx
@@ -3901,7 +3901,7 @@
                 </mc:Choice>
                 <mc:Fallback>
                   <w:pict>
-                    <v:oval w14:anchorId="6B76EB5A" id="Oval 7" o:spid="_x0000_s1026" style="position:absolute;margin-left:23.05pt;margin-top:13.3pt;width:25.5pt;height:16pt;z-index:251723776;visibility:visible;mso-wrap-style:square;mso-width-percent:0;mso-height-percent:0;mso-wrap-distance-left:9pt;mso-wrap-distance-top:0;mso-wrap-distance-right:9pt;mso-wrap-distance-bottom:0;mso-position-horizontal:absolute;mso-position-horizontal-relative:text;mso-position-vertical:absolute;mso-position-vertical-relative:text;mso-width-percent:0;mso-height-percent:0;mso-width-relative:margin;mso-height-relative:margin;v-text-anchor:middle" o:gfxdata="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" filled="f" strokecolor="red" strokeweight="1pt">
+                    <v:oval w14:anchorId="1B96EFD7" id="Oval 7" o:spid="_x0000_s1026" style="position:absolute;margin-left:23.05pt;margin-top:13.3pt;width:25.5pt;height:16pt;z-index:251723776;visibility:visible;mso-wrap-style:square;mso-width-percent:0;mso-height-percent:0;mso-wrap-distance-left:9pt;mso-wrap-distance-top:0;mso-wrap-distance-right:9pt;mso-wrap-distance-bottom:0;mso-position-horizontal:absolute;mso-position-horizontal-relative:text;mso-position-vertical:absolute;mso-position-vertical-relative:text;mso-width-percent:0;mso-height-percent:0;mso-width-relative:margin;mso-height-relative:margin;v-text-anchor:middle" o:gfxdata="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" filled="f" strokecolor="red" strokeweight="1pt">
                       <v:stroke joinstyle="miter"/>
                     </v:oval>
                   </w:pict>
@@ -4181,7 +4181,7 @@
                 </mc:Choice>
                 <mc:Fallback>
                   <w:pict>
-                    <v:oval w14:anchorId="4BD95C9C" id="Oval 2" o:spid="_x0000_s1026" style="position:absolute;margin-left:-4.65pt;margin-top:-.2pt;width:25.5pt;height:16pt;z-index:251734016;visibility:visible;mso-wrap-style:square;mso-width-percent:0;mso-wrap-distance-left:9pt;mso-wrap-distance-top:0;mso-wrap-distance-right:9pt;mso-wrap-distance-bottom:0;mso-position-horizontal:absolute;mso-position-horizontal-relative:text;mso-position-vertical:absolute;mso-position-vertical-relative:text;mso-width-percent:0;mso-width-relative:margin;v-text-anchor:middle" o:gfxdata="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" filled="f" strokecolor="red" strokeweight="1pt">
+                    <v:oval w14:anchorId="0094B194" id="Oval 2" o:spid="_x0000_s1026" style="position:absolute;margin-left:-4.65pt;margin-top:-.2pt;width:25.5pt;height:16pt;z-index:251734016;visibility:visible;mso-wrap-style:square;mso-width-percent:0;mso-wrap-distance-left:9pt;mso-wrap-distance-top:0;mso-wrap-distance-right:9pt;mso-wrap-distance-bottom:0;mso-position-horizontal:absolute;mso-position-horizontal-relative:text;mso-position-vertical:absolute;mso-position-vertical-relative:text;mso-width-percent:0;mso-width-relative:margin;v-text-anchor:middle" o:gfxdata="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" filled="f" strokecolor="red" strokeweight="1pt">
                       <v:stroke joinstyle="miter"/>
                     </v:oval>
                   </w:pict>
@@ -4335,7 +4335,7 @@
                 </mc:Choice>
                 <mc:Fallback>
                   <w:pict>
-                    <v:oval w14:anchorId="6208308C" id="Oval 4" o:spid="_x0000_s1026" style="position:absolute;margin-left:28.9pt;margin-top:13.4pt;width:25.5pt;height:16pt;z-index:251737088;visibility:visible;mso-wrap-style:square;mso-width-percent:0;mso-height-percent:0;mso-wrap-distance-left:9pt;mso-wrap-distance-top:0;mso-wrap-distance-right:9pt;mso-wrap-distance-bottom:0;mso-position-horizontal:absolute;mso-position-horizontal-relative:text;mso-position-vertical:absolute;mso-position-vertical-relative:text;mso-width-percent:0;mso-height-percent:0;mso-width-relative:margin;mso-height-relative:margin;v-text-anchor:middle" o:gfxdata="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" filled="f" strokecolor="red" strokeweight="1pt">
+                    <v:oval w14:anchorId="037ECF48" id="Oval 4" o:spid="_x0000_s1026" style="position:absolute;margin-left:28.9pt;margin-top:13.4pt;width:25.5pt;height:16pt;z-index:251737088;visibility:visible;mso-wrap-style:square;mso-width-percent:0;mso-height-percent:0;mso-wrap-distance-left:9pt;mso-wrap-distance-top:0;mso-wrap-distance-right:9pt;mso-wrap-distance-bottom:0;mso-position-horizontal:absolute;mso-position-horizontal-relative:text;mso-position-vertical:absolute;mso-position-vertical-relative:text;mso-width-percent:0;mso-height-percent:0;mso-width-relative:margin;mso-height-relative:margin;v-text-anchor:middle" o:gfxdata="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" filled="f" strokecolor="red" strokeweight="1pt">
                       <v:stroke joinstyle="miter"/>
                     </v:oval>
                   </w:pict>
@@ -5153,7 +5153,7 @@
                 </mc:Choice>
                 <mc:Fallback>
                   <w:pict>
-                    <v:oval w14:anchorId="2AC97DE6" id="Oval 8" o:spid="_x0000_s1026" style="position:absolute;margin-left:28.7pt;margin-top:13.5pt;width:25.5pt;height:16pt;z-index:251739136;visibility:visible;mso-wrap-style:square;mso-width-percent:0;mso-height-percent:0;mso-wrap-distance-left:9pt;mso-wrap-distance-top:0;mso-wrap-distance-right:9pt;mso-wrap-distance-bottom:0;mso-position-horizontal:absolute;mso-position-horizontal-relative:text;mso-position-vertical:absolute;mso-position-vertical-relative:text;mso-width-percent:0;mso-height-percent:0;mso-width-relative:margin;mso-height-relative:margin;v-text-anchor:middle" o:gfxdata="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" filled="f" strokecolor="red" strokeweight="1pt">
+                    <v:oval w14:anchorId="33A3B14C" id="Oval 8" o:spid="_x0000_s1026" style="position:absolute;margin-left:28.7pt;margin-top:13.5pt;width:25.5pt;height:16pt;z-index:251739136;visibility:visible;mso-wrap-style:square;mso-width-percent:0;mso-height-percent:0;mso-wrap-distance-left:9pt;mso-wrap-distance-top:0;mso-wrap-distance-right:9pt;mso-wrap-distance-bottom:0;mso-position-horizontal:absolute;mso-position-horizontal-relative:text;mso-position-vertical:absolute;mso-position-vertical-relative:text;mso-width-percent:0;mso-height-percent:0;mso-width-relative:margin;mso-height-relative:margin;v-text-anchor:middle" o:gfxdata="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" filled="f" strokecolor="red" strokeweight="1pt">
                       <v:stroke joinstyle="miter"/>
                     </v:oval>
                   </w:pict>
@@ -5446,7 +5446,7 @@
                 </mc:Choice>
                 <mc:Fallback>
                   <w:pict>
-                    <v:oval w14:anchorId="43CFE78B" id="Oval 3" o:spid="_x0000_s1026" style="position:absolute;margin-left:-3.05pt;margin-top:13.2pt;width:25.5pt;height:16pt;z-index:251735040;visibility:visible;mso-wrap-style:square;mso-width-percent:0;mso-wrap-distance-left:9pt;mso-wrap-distance-top:0;mso-wrap-distance-right:9pt;mso-wrap-distance-bottom:0;mso-position-horizontal:absolute;mso-position-horizontal-relative:text;mso-position-vertical:absolute;mso-position-vertical-relative:text;mso-width-percent:0;mso-width-relative:margin;v-text-anchor:middle" o:gfxdata="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" filled="f" strokecolor="red" strokeweight="1pt">
+                    <v:oval w14:anchorId="2D29FA88" id="Oval 3" o:spid="_x0000_s1026" style="position:absolute;margin-left:-3.05pt;margin-top:13.2pt;width:25.5pt;height:16pt;z-index:251735040;visibility:visible;mso-wrap-style:square;mso-width-percent:0;mso-wrap-distance-left:9pt;mso-wrap-distance-top:0;mso-wrap-distance-right:9pt;mso-wrap-distance-bottom:0;mso-position-horizontal:absolute;mso-position-horizontal-relative:text;mso-position-vertical:absolute;mso-position-vertical-relative:text;mso-width-percent:0;mso-width-relative:margin;v-text-anchor:middle" o:gfxdata="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" filled="f" strokecolor="red" strokeweight="1pt">
                       <v:stroke joinstyle="miter"/>
                     </v:oval>
                   </w:pict>
@@ -5829,7 +5829,7 @@
                 </mc:Choice>
                 <mc:Fallback>
                   <w:pict>
-                    <v:oval w14:anchorId="1050C88E" id="Oval 1" o:spid="_x0000_s1026" style="position:absolute;margin-left:-3.5pt;margin-top:13.05pt;width:30.5pt;height:16pt;z-index:251732992;visibility:visible;mso-wrap-style:square;mso-wrap-distance-left:9pt;mso-wrap-distance-top:0;mso-wrap-distance-right:9pt;mso-wrap-distance-bottom:0;mso-position-horizontal:absolute;mso-position-horizontal-relative:text;mso-position-vertical:absolute;mso-position-vertical-relative:text;v-text-anchor:middle" o:gfxdata="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" filled="f" strokecolor="red" strokeweight="1pt">
+                    <v:oval w14:anchorId="1F3327FC" id="Oval 1" o:spid="_x0000_s1026" style="position:absolute;margin-left:-3.5pt;margin-top:13.05pt;width:30.5pt;height:16pt;z-index:251732992;visibility:visible;mso-wrap-style:square;mso-wrap-distance-left:9pt;mso-wrap-distance-top:0;mso-wrap-distance-right:9pt;mso-wrap-distance-bottom:0;mso-position-horizontal:absolute;mso-position-horizontal-relative:text;mso-position-vertical:absolute;mso-position-vertical-relative:text;v-text-anchor:middle" o:gfxdata="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" filled="f" strokecolor="red" strokeweight="1pt">
                       <v:stroke joinstyle="miter"/>
                     </v:oval>
                   </w:pict>
@@ -5990,7 +5990,7 @@
                 </mc:Choice>
                 <mc:Fallback>
                   <w:pict>
-                    <v:oval w14:anchorId="6BFDAA1C" id="Oval 5" o:spid="_x0000_s1026" style="position:absolute;margin-left:36.95pt;margin-top:13.05pt;width:25.5pt;height:16pt;z-index:251736064;visibility:visible;mso-wrap-style:square;mso-width-percent:0;mso-wrap-distance-left:9pt;mso-wrap-distance-top:0;mso-wrap-distance-right:9pt;mso-wrap-distance-bottom:0;mso-position-horizontal:absolute;mso-position-horizontal-relative:text;mso-position-vertical:absolute;mso-position-vertical-relative:text;mso-width-percent:0;mso-width-relative:margin;v-text-anchor:middle" o:gfxdata="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" filled="f" strokecolor="red" strokeweight="1pt">
+                    <v:oval w14:anchorId="744E4934" id="Oval 5" o:spid="_x0000_s1026" style="position:absolute;margin-left:36.95pt;margin-top:13.05pt;width:25.5pt;height:16pt;z-index:251736064;visibility:visible;mso-wrap-style:square;mso-width-percent:0;mso-wrap-distance-left:9pt;mso-wrap-distance-top:0;mso-wrap-distance-right:9pt;mso-wrap-distance-bottom:0;mso-position-horizontal:absolute;mso-position-horizontal-relative:text;mso-position-vertical:absolute;mso-position-vertical-relative:text;mso-width-percent:0;mso-width-relative:margin;v-text-anchor:middle" o:gfxdata="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" filled="f" strokecolor="red" strokeweight="1pt">
                       <v:stroke joinstyle="miter"/>
                     </v:oval>
                   </w:pict>
@@ -6487,7 +6487,7 @@
                 </mc:Choice>
                 <mc:Fallback>
                   <w:pict>
-                    <v:oval w14:anchorId="508D889A" id="Oval 6" o:spid="_x0000_s1026" style="position:absolute;margin-left:29.95pt;margin-top:12.7pt;width:25.5pt;height:16pt;z-index:251738112;visibility:visible;mso-wrap-style:square;mso-width-percent:0;mso-height-percent:0;mso-wrap-distance-left:9pt;mso-wrap-distance-top:0;mso-wrap-distance-right:9pt;mso-wrap-distance-bottom:0;mso-position-horizontal:absolute;mso-position-horizontal-relative:text;mso-position-vertical:absolute;mso-position-vertical-relative:text;mso-width-percent:0;mso-height-percent:0;mso-width-relative:margin;mso-height-relative:margin;v-text-anchor:middle" o:gfxdata="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" filled="f" strokecolor="red" strokeweight="1pt">
+                    <v:oval w14:anchorId="768D905F" id="Oval 6" o:spid="_x0000_s1026" style="position:absolute;margin-left:29.95pt;margin-top:12.7pt;width:25.5pt;height:16pt;z-index:251738112;visibility:visible;mso-wrap-style:square;mso-width-percent:0;mso-height-percent:0;mso-wrap-distance-left:9pt;mso-wrap-distance-top:0;mso-wrap-distance-right:9pt;mso-wrap-distance-bottom:0;mso-position-horizontal:absolute;mso-position-horizontal-relative:text;mso-position-vertical:absolute;mso-position-vertical-relative:text;mso-width-percent:0;mso-height-percent:0;mso-width-relative:margin;mso-height-relative:margin;v-text-anchor:middle" o:gfxdata="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" filled="f" strokecolor="red" strokeweight="1pt">
                       <v:stroke joinstyle="miter"/>
                     </v:oval>
                   </w:pict>
@@ -10996,6 +10996,87 @@
         </w:rPr>
         <w:t>I1 -&gt; I3: confidence = 2/3 = 0.67</w:t>
       </w:r>
+      <w:r>
+        <w:rPr>
+          <w:rFonts w:ascii="Calibri" w:hAnsi="Calibri" w:cs="Calibri"/>
+          <w:color w:val="70AD47" w:themeColor="accent6"/>
+          <w:sz w:val="22"/>
+          <w:szCs w:val="22"/>
+          <w:lang w:val="en-US"/>
+        </w:rPr>
+        <w:t xml:space="preserve">  </w:t>
+      </w:r>
+      <w:r>
+        <w:rPr>
+          <w:rFonts w:ascii="Calibri" w:hAnsi="Calibri" w:cs="Calibri"/>
+          <w:color w:val="70AD47" w:themeColor="accent6"/>
+          <w:sz w:val="22"/>
+          <w:szCs w:val="22"/>
+          <w:lang w:val="en-US"/>
+        </w:rPr>
+        <w:fldChar w:fldCharType="begin"/>
+      </w:r>
+      <w:r>
+        <w:rPr>
+          <w:rFonts w:ascii="Calibri" w:eastAsia="SimSun" w:hAnsi="Calibri" w:cs="Calibri"/>
+          <w:color w:val="70AD47" w:themeColor="accent6"/>
+          <w:sz w:val="22"/>
+          <w:szCs w:val="22"/>
+          <w:lang w:val="en-US"/>
+        </w:rPr>
+        <w:instrText xml:space="preserve"> </w:instrText>
+      </w:r>
+      <w:r>
+        <w:rPr>
+          <w:rFonts w:ascii="Calibri" w:eastAsia="SimSun" w:hAnsi="Calibri" w:cs="Calibri" w:hint="eastAsia"/>
+          <w:color w:val="70AD47" w:themeColor="accent6"/>
+          <w:sz w:val="22"/>
+          <w:szCs w:val="22"/>
+          <w:lang w:val="en-US"/>
+        </w:rPr>
+        <w:instrText>= 1 \* GB3</w:instrText>
+      </w:r>
+      <w:r>
+        <w:rPr>
+          <w:rFonts w:ascii="Calibri" w:eastAsia="SimSun" w:hAnsi="Calibri" w:cs="Calibri"/>
+          <w:color w:val="70AD47" w:themeColor="accent6"/>
+          <w:sz w:val="22"/>
+          <w:szCs w:val="22"/>
+          <w:lang w:val="en-US"/>
+        </w:rPr>
+        <w:instrText xml:space="preserve"> </w:instrText>
+      </w:r>
+      <w:r>
+        <w:rPr>
+          <w:rFonts w:ascii="Calibri" w:hAnsi="Calibri" w:cs="Calibri"/>
+          <w:color w:val="70AD47" w:themeColor="accent6"/>
+          <w:sz w:val="22"/>
+          <w:szCs w:val="22"/>
+          <w:lang w:val="en-US"/>
+        </w:rPr>
+        <w:fldChar w:fldCharType="separate"/>
+      </w:r>
+      <w:r>
+        <w:rPr>
+          <w:rFonts w:ascii="Calibri" w:eastAsia="SimSun" w:hAnsi="Calibri" w:cs="Calibri" w:hint="eastAsia"/>
+          <w:noProof/>
+          <w:color w:val="70AD47" w:themeColor="accent6"/>
+          <w:sz w:val="22"/>
+          <w:szCs w:val="22"/>
+          <w:lang w:val="en-US"/>
+        </w:rPr>
+        <w:t>①</w:t>
+      </w:r>
+      <w:r>
+        <w:rPr>
+          <w:rFonts w:ascii="Calibri" w:hAnsi="Calibri" w:cs="Calibri"/>
+          <w:color w:val="70AD47" w:themeColor="accent6"/>
+          <w:sz w:val="22"/>
+          <w:szCs w:val="22"/>
+          <w:lang w:val="en-US"/>
+        </w:rPr>
+        <w:fldChar w:fldCharType="end"/>
+      </w:r>
     </w:p>
     <w:p>
       <w:pPr>
@@ -11080,6 +11161,15 @@
         </w:rPr>
         <w:t>4</w:t>
       </w:r>
+      <w:r>
+        <w:rPr>
+          <w:rFonts w:ascii="Calibri" w:hAnsi="Calibri" w:cs="Calibri"/>
+          <w:sz w:val="22"/>
+          <w:szCs w:val="22"/>
+          <w:lang w:val="en-US"/>
+        </w:rPr>
+        <w:t xml:space="preserve"> </w:t>
+      </w:r>
     </w:p>
     <w:p>
       <w:pPr>
@@ -11173,6 +11263,87 @@
         </w:rPr>
         <w:t>67</w:t>
       </w:r>
+      <w:r>
+        <w:rPr>
+          <w:rFonts w:ascii="Calibri" w:hAnsi="Calibri" w:cs="Calibri"/>
+          <w:color w:val="70AD47" w:themeColor="accent6"/>
+          <w:sz w:val="22"/>
+          <w:szCs w:val="22"/>
+          <w:lang w:val="en-US"/>
+        </w:rPr>
+        <w:t xml:space="preserve">  </w:t>
+      </w:r>
+      <w:r>
+        <w:rPr>
+          <w:rFonts w:ascii="Calibri" w:hAnsi="Calibri" w:cs="Calibri"/>
+          <w:color w:val="70AD47" w:themeColor="accent6"/>
+          <w:sz w:val="22"/>
+          <w:szCs w:val="22"/>
+          <w:lang w:val="en-US"/>
+        </w:rPr>
+        <w:fldChar w:fldCharType="begin"/>
+      </w:r>
+      <w:r>
+        <w:rPr>
+          <w:rFonts w:ascii="Calibri" w:eastAsia="SimSun" w:hAnsi="Calibri" w:cs="Calibri"/>
+          <w:color w:val="70AD47" w:themeColor="accent6"/>
+          <w:sz w:val="22"/>
+          <w:szCs w:val="22"/>
+          <w:lang w:val="en-US"/>
+        </w:rPr>
+        <w:instrText xml:space="preserve"> </w:instrText>
+      </w:r>
+      <w:r>
+        <w:rPr>
+          <w:rFonts w:ascii="Calibri" w:eastAsia="SimSun" w:hAnsi="Calibri" w:cs="Calibri" w:hint="eastAsia"/>
+          <w:color w:val="70AD47" w:themeColor="accent6"/>
+          <w:sz w:val="22"/>
+          <w:szCs w:val="22"/>
+          <w:lang w:val="en-US"/>
+        </w:rPr>
+        <w:instrText>= 2 \* GB3</w:instrText>
+      </w:r>
+      <w:r>
+        <w:rPr>
+          <w:rFonts w:ascii="Calibri" w:eastAsia="SimSun" w:hAnsi="Calibri" w:cs="Calibri"/>
+          <w:color w:val="70AD47" w:themeColor="accent6"/>
+          <w:sz w:val="22"/>
+          <w:szCs w:val="22"/>
+          <w:lang w:val="en-US"/>
+        </w:rPr>
+        <w:instrText xml:space="preserve"> </w:instrText>
+      </w:r>
+      <w:r>
+        <w:rPr>
+          <w:rFonts w:ascii="Calibri" w:hAnsi="Calibri" w:cs="Calibri"/>
+          <w:color w:val="70AD47" w:themeColor="accent6"/>
+          <w:sz w:val="22"/>
+          <w:szCs w:val="22"/>
+          <w:lang w:val="en-US"/>
+        </w:rPr>
+        <w:fldChar w:fldCharType="separate"/>
+      </w:r>
+      <w:r>
+        <w:rPr>
+          <w:rFonts w:ascii="Calibri" w:eastAsia="SimSun" w:hAnsi="Calibri" w:cs="Calibri" w:hint="eastAsia"/>
+          <w:noProof/>
+          <w:color w:val="70AD47" w:themeColor="accent6"/>
+          <w:sz w:val="22"/>
+          <w:szCs w:val="22"/>
+          <w:lang w:val="en-US"/>
+        </w:rPr>
+        <w:t>②</w:t>
+      </w:r>
+      <w:r>
+        <w:rPr>
+          <w:rFonts w:ascii="Calibri" w:hAnsi="Calibri" w:cs="Calibri"/>
+          <w:color w:val="70AD47" w:themeColor="accent6"/>
+          <w:sz w:val="22"/>
+          <w:szCs w:val="22"/>
+          <w:lang w:val="en-US"/>
+        </w:rPr>
+        <w:fldChar w:fldCharType="end"/>
+      </w:r>
     </w:p>
     <w:p>
       <w:pPr>
@@ -11352,6 +11523,87 @@
         </w:rPr>
         <w:t>75</w:t>
       </w:r>
+      <w:r>
+        <w:rPr>
+          <w:rFonts w:ascii="Calibri" w:hAnsi="Calibri" w:cs="Calibri"/>
+          <w:color w:val="70AD47" w:themeColor="accent6"/>
+          <w:sz w:val="22"/>
+          <w:szCs w:val="22"/>
+          <w:lang w:val="en-US"/>
+        </w:rPr>
+        <w:t xml:space="preserve">  </w:t>
+      </w:r>
+      <w:r>
+        <w:rPr>
+          <w:rFonts w:ascii="Calibri" w:hAnsi="Calibri" w:cs="Calibri"/>
+          <w:color w:val="70AD47" w:themeColor="accent6"/>
+          <w:sz w:val="22"/>
+          <w:szCs w:val="22"/>
+          <w:lang w:val="en-US"/>
+        </w:rPr>
+        <w:fldChar w:fldCharType="begin"/>
+      </w:r>
+      <w:r>
+        <w:rPr>
+          <w:rFonts w:ascii="Calibri" w:eastAsia="SimSun" w:hAnsi="Calibri" w:cs="Calibri"/>
+          <w:color w:val="70AD47" w:themeColor="accent6"/>
+          <w:sz w:val="22"/>
+          <w:szCs w:val="22"/>
+          <w:lang w:val="en-US"/>
+        </w:rPr>
+        <w:instrText xml:space="preserve"> </w:instrText>
+      </w:r>
+      <w:r>
+        <w:rPr>
+          <w:rFonts w:ascii="Calibri" w:eastAsia="SimSun" w:hAnsi="Calibri" w:cs="Calibri" w:hint="eastAsia"/>
+          <w:color w:val="70AD47" w:themeColor="accent6"/>
+          <w:sz w:val="22"/>
+          <w:szCs w:val="22"/>
+          <w:lang w:val="en-US"/>
+        </w:rPr>
+        <w:instrText>= 3 \* GB3</w:instrText>
+      </w:r>
+      <w:r>
+        <w:rPr>
+          <w:rFonts w:ascii="Calibri" w:eastAsia="SimSun" w:hAnsi="Calibri" w:cs="Calibri"/>
+          <w:color w:val="70AD47" w:themeColor="accent6"/>
+          <w:sz w:val="22"/>
+          <w:szCs w:val="22"/>
+          <w:lang w:val="en-US"/>
+        </w:rPr>
+        <w:instrText xml:space="preserve"> </w:instrText>
+      </w:r>
+      <w:r>
+        <w:rPr>
+          <w:rFonts w:ascii="Calibri" w:hAnsi="Calibri" w:cs="Calibri"/>
+          <w:color w:val="70AD47" w:themeColor="accent6"/>
+          <w:sz w:val="22"/>
+          <w:szCs w:val="22"/>
+          <w:lang w:val="en-US"/>
+        </w:rPr>
+        <w:fldChar w:fldCharType="separate"/>
+      </w:r>
+      <w:r>
+        <w:rPr>
+          <w:rFonts w:ascii="Calibri" w:eastAsia="SimSun" w:hAnsi="Calibri" w:cs="Calibri" w:hint="eastAsia"/>
+          <w:noProof/>
+          <w:color w:val="70AD47" w:themeColor="accent6"/>
+          <w:sz w:val="22"/>
+          <w:szCs w:val="22"/>
+          <w:lang w:val="en-US"/>
+        </w:rPr>
+        <w:t>③</w:t>
+      </w:r>
+      <w:r>
+        <w:rPr>
+          <w:rFonts w:ascii="Calibri" w:hAnsi="Calibri" w:cs="Calibri"/>
+          <w:color w:val="70AD47" w:themeColor="accent6"/>
+          <w:sz w:val="22"/>
+          <w:szCs w:val="22"/>
+          <w:lang w:val="en-US"/>
+        </w:rPr>
+        <w:fldChar w:fldCharType="end"/>
+      </w:r>
     </w:p>
     <w:p>
       <w:pPr>
@@ -11425,6 +11677,16 @@
         </w:rPr>
         <w:t>6</w:t>
       </w:r>
+      <w:r>
+        <w:rPr>
+          <w:rFonts w:ascii="Calibri" w:hAnsi="Calibri" w:cs="Calibri"/>
+          <w:color w:val="70AD47" w:themeColor="accent6"/>
+          <w:sz w:val="22"/>
+          <w:szCs w:val="22"/>
+          <w:lang w:val="en-US"/>
+        </w:rPr>
+        <w:t xml:space="preserve">  </w:t>
+      </w:r>
     </w:p>
     <w:p>
       <w:pPr>
@@ -11651,6 +11913,1523 @@
         </w:rPr>
         <w:t>8</w:t>
       </w:r>
+    </w:p>
+    <w:p>
+      <w:pPr>
+        <w:pStyle w:val="NormalWeb"/>
+        <w:spacing w:before="0" w:beforeAutospacing="0" w:after="0" w:afterAutospacing="0"/>
+        <w:rPr>
+          <w:rFonts w:ascii="Calibri" w:hAnsi="Calibri" w:cs="Calibri"/>
+          <w:color w:val="70AD47" w:themeColor="accent6"/>
+          <w:sz w:val="22"/>
+          <w:szCs w:val="22"/>
+          <w:lang w:val="en-US"/>
+        </w:rPr>
+      </w:pPr>
+      <w:r>
+        <w:rPr>
+          <w:rFonts w:ascii="Calibri" w:hAnsi="Calibri" w:cs="Calibri"/>
+          <w:color w:val="70AD47" w:themeColor="accent6"/>
+          <w:sz w:val="22"/>
+          <w:szCs w:val="22"/>
+          <w:lang w:val="en-US"/>
+        </w:rPr>
+        <w:t>I</w:t>
+      </w:r>
+      <w:r>
+        <w:rPr>
+          <w:rFonts w:ascii="Calibri" w:hAnsi="Calibri" w:cs="Calibri"/>
+          <w:color w:val="70AD47" w:themeColor="accent6"/>
+          <w:sz w:val="22"/>
+          <w:szCs w:val="22"/>
+          <w:lang w:val="en-US"/>
+        </w:rPr>
+        <w:t>3</w:t>
+      </w:r>
+      <w:r>
+        <w:rPr>
+          <w:rFonts w:ascii="Calibri" w:hAnsi="Calibri" w:cs="Calibri"/>
+          <w:color w:val="70AD47" w:themeColor="accent6"/>
+          <w:sz w:val="22"/>
+          <w:szCs w:val="22"/>
+          <w:lang w:val="en-US"/>
+        </w:rPr>
+        <w:t xml:space="preserve"> -&gt; I</w:t>
+      </w:r>
+      <w:r>
+        <w:rPr>
+          <w:rFonts w:ascii="Calibri" w:hAnsi="Calibri" w:cs="Calibri"/>
+          <w:color w:val="70AD47" w:themeColor="accent6"/>
+          <w:sz w:val="22"/>
+          <w:szCs w:val="22"/>
+          <w:lang w:val="en-US"/>
+        </w:rPr>
+        <w:t>4</w:t>
+      </w:r>
+      <w:r>
+        <w:rPr>
+          <w:rFonts w:ascii="Calibri" w:hAnsi="Calibri" w:cs="Calibri"/>
+          <w:color w:val="70AD47" w:themeColor="accent6"/>
+          <w:sz w:val="22"/>
+          <w:szCs w:val="22"/>
+          <w:lang w:val="en-US"/>
+        </w:rPr>
+        <w:t xml:space="preserve">: confidence = </w:t>
+      </w:r>
+      <w:r>
+        <w:rPr>
+          <w:rFonts w:ascii="Calibri" w:hAnsi="Calibri" w:cs="Calibri"/>
+          <w:color w:val="70AD47" w:themeColor="accent6"/>
+          <w:sz w:val="22"/>
+          <w:szCs w:val="22"/>
+          <w:lang w:val="en-US"/>
+        </w:rPr>
+        <w:t>4</w:t>
+      </w:r>
+      <w:r>
+        <w:rPr>
+          <w:rFonts w:ascii="Calibri" w:hAnsi="Calibri" w:cs="Calibri"/>
+          <w:color w:val="70AD47" w:themeColor="accent6"/>
+          <w:sz w:val="22"/>
+          <w:szCs w:val="22"/>
+          <w:lang w:val="en-US"/>
+        </w:rPr>
+        <w:t>/</w:t>
+      </w:r>
+      <w:r>
+        <w:rPr>
+          <w:rFonts w:ascii="Calibri" w:hAnsi="Calibri" w:cs="Calibri"/>
+          <w:color w:val="70AD47" w:themeColor="accent6"/>
+          <w:sz w:val="22"/>
+          <w:szCs w:val="22"/>
+          <w:lang w:val="en-US"/>
+        </w:rPr>
+        <w:t>5</w:t>
+      </w:r>
+      <w:r>
+        <w:rPr>
+          <w:rFonts w:ascii="Calibri" w:hAnsi="Calibri" w:cs="Calibri"/>
+          <w:color w:val="70AD47" w:themeColor="accent6"/>
+          <w:sz w:val="22"/>
+          <w:szCs w:val="22"/>
+          <w:lang w:val="en-US"/>
+        </w:rPr>
+        <w:t xml:space="preserve"> = 0.</w:t>
+      </w:r>
+      <w:r>
+        <w:rPr>
+          <w:rFonts w:ascii="Calibri" w:hAnsi="Calibri" w:cs="Calibri"/>
+          <w:color w:val="70AD47" w:themeColor="accent6"/>
+          <w:sz w:val="22"/>
+          <w:szCs w:val="22"/>
+          <w:lang w:val="en-US"/>
+        </w:rPr>
+        <w:t>8</w:t>
+      </w:r>
+    </w:p>
+    <w:p>
+      <w:pPr>
+        <w:pStyle w:val="NormalWeb"/>
+        <w:spacing w:before="0" w:beforeAutospacing="0" w:after="0" w:afterAutospacing="0"/>
+        <w:rPr>
+          <w:rFonts w:ascii="Calibri" w:hAnsi="Calibri" w:cs="Calibri"/>
+          <w:color w:val="70AD47" w:themeColor="accent6"/>
+          <w:sz w:val="22"/>
+          <w:szCs w:val="22"/>
+          <w:lang w:val="en-US"/>
+        </w:rPr>
+      </w:pPr>
+      <w:r>
+        <w:rPr>
+          <w:rFonts w:ascii="Calibri" w:hAnsi="Calibri" w:cs="Calibri"/>
+          <w:color w:val="70AD47" w:themeColor="accent6"/>
+          <w:sz w:val="22"/>
+          <w:szCs w:val="22"/>
+          <w:lang w:val="en-US"/>
+        </w:rPr>
+        <w:t>I</w:t>
+      </w:r>
+      <w:r>
+        <w:rPr>
+          <w:rFonts w:ascii="Calibri" w:hAnsi="Calibri" w:cs="Calibri"/>
+          <w:color w:val="70AD47" w:themeColor="accent6"/>
+          <w:sz w:val="22"/>
+          <w:szCs w:val="22"/>
+          <w:lang w:val="en-US"/>
+        </w:rPr>
+        <w:t>4</w:t>
+      </w:r>
+      <w:r>
+        <w:rPr>
+          <w:rFonts w:ascii="Calibri" w:hAnsi="Calibri" w:cs="Calibri"/>
+          <w:color w:val="70AD47" w:themeColor="accent6"/>
+          <w:sz w:val="22"/>
+          <w:szCs w:val="22"/>
+          <w:lang w:val="en-US"/>
+        </w:rPr>
+        <w:t xml:space="preserve"> -&gt; I</w:t>
+      </w:r>
+      <w:r>
+        <w:rPr>
+          <w:rFonts w:ascii="Calibri" w:hAnsi="Calibri" w:cs="Calibri"/>
+          <w:color w:val="70AD47" w:themeColor="accent6"/>
+          <w:sz w:val="22"/>
+          <w:szCs w:val="22"/>
+          <w:lang w:val="en-US"/>
+        </w:rPr>
+        <w:t>3</w:t>
+      </w:r>
+      <w:r>
+        <w:rPr>
+          <w:rFonts w:ascii="Calibri" w:hAnsi="Calibri" w:cs="Calibri"/>
+          <w:color w:val="70AD47" w:themeColor="accent6"/>
+          <w:sz w:val="22"/>
+          <w:szCs w:val="22"/>
+          <w:lang w:val="en-US"/>
+        </w:rPr>
+        <w:t xml:space="preserve">: confidence = </w:t>
+      </w:r>
+      <w:r>
+        <w:rPr>
+          <w:rFonts w:ascii="Calibri" w:hAnsi="Calibri" w:cs="Calibri"/>
+          <w:color w:val="70AD47" w:themeColor="accent6"/>
+          <w:sz w:val="22"/>
+          <w:szCs w:val="22"/>
+          <w:lang w:val="en-US"/>
+        </w:rPr>
+        <w:t>4</w:t>
+      </w:r>
+      <w:r>
+        <w:rPr>
+          <w:rFonts w:ascii="Calibri" w:hAnsi="Calibri" w:cs="Calibri"/>
+          <w:color w:val="70AD47" w:themeColor="accent6"/>
+          <w:sz w:val="22"/>
+          <w:szCs w:val="22"/>
+          <w:lang w:val="en-US"/>
+        </w:rPr>
+        <w:t>/</w:t>
+      </w:r>
+      <w:r>
+        <w:rPr>
+          <w:rFonts w:ascii="Calibri" w:hAnsi="Calibri" w:cs="Calibri"/>
+          <w:color w:val="70AD47" w:themeColor="accent6"/>
+          <w:sz w:val="22"/>
+          <w:szCs w:val="22"/>
+          <w:lang w:val="en-US"/>
+        </w:rPr>
+        <w:t>5</w:t>
+      </w:r>
+      <w:r>
+        <w:rPr>
+          <w:rFonts w:ascii="Calibri" w:hAnsi="Calibri" w:cs="Calibri"/>
+          <w:color w:val="70AD47" w:themeColor="accent6"/>
+          <w:sz w:val="22"/>
+          <w:szCs w:val="22"/>
+          <w:lang w:val="en-US"/>
+        </w:rPr>
+        <w:t xml:space="preserve"> = 0.</w:t>
+      </w:r>
+      <w:r>
+        <w:rPr>
+          <w:rFonts w:ascii="Calibri" w:hAnsi="Calibri" w:cs="Calibri"/>
+          <w:color w:val="70AD47" w:themeColor="accent6"/>
+          <w:sz w:val="22"/>
+          <w:szCs w:val="22"/>
+          <w:lang w:val="en-US"/>
+        </w:rPr>
+        <w:t>8</w:t>
+      </w:r>
+    </w:p>
+    <w:p>
+      <w:pPr>
+        <w:pStyle w:val="NormalWeb"/>
+        <w:spacing w:before="0" w:beforeAutospacing="0" w:after="0" w:afterAutospacing="0"/>
+        <w:rPr>
+          <w:rFonts w:ascii="Calibri" w:hAnsi="Calibri" w:cs="Calibri"/>
+          <w:color w:val="70AD47" w:themeColor="accent6"/>
+          <w:sz w:val="22"/>
+          <w:szCs w:val="22"/>
+          <w:lang w:val="en-US"/>
+        </w:rPr>
+      </w:pPr>
+      <w:r>
+        <w:rPr>
+          <w:rFonts w:ascii="Calibri" w:hAnsi="Calibri" w:cs="Calibri"/>
+          <w:color w:val="70AD47" w:themeColor="accent6"/>
+          <w:sz w:val="22"/>
+          <w:szCs w:val="22"/>
+          <w:lang w:val="en-US"/>
+        </w:rPr>
+        <w:t>I</w:t>
+      </w:r>
+      <w:r>
+        <w:rPr>
+          <w:rFonts w:ascii="Calibri" w:hAnsi="Calibri" w:cs="Calibri"/>
+          <w:color w:val="70AD47" w:themeColor="accent6"/>
+          <w:sz w:val="22"/>
+          <w:szCs w:val="22"/>
+          <w:lang w:val="en-US"/>
+        </w:rPr>
+        <w:t>3</w:t>
+      </w:r>
+      <w:r>
+        <w:rPr>
+          <w:rFonts w:ascii="Calibri" w:hAnsi="Calibri" w:cs="Calibri"/>
+          <w:color w:val="70AD47" w:themeColor="accent6"/>
+          <w:sz w:val="22"/>
+          <w:szCs w:val="22"/>
+          <w:lang w:val="en-US"/>
+        </w:rPr>
+        <w:t xml:space="preserve"> -&gt; I</w:t>
+      </w:r>
+      <w:r>
+        <w:rPr>
+          <w:rFonts w:ascii="Calibri" w:hAnsi="Calibri" w:cs="Calibri"/>
+          <w:color w:val="70AD47" w:themeColor="accent6"/>
+          <w:sz w:val="22"/>
+          <w:szCs w:val="22"/>
+          <w:lang w:val="en-US"/>
+        </w:rPr>
+        <w:t>5</w:t>
+      </w:r>
+      <w:r>
+        <w:rPr>
+          <w:rFonts w:ascii="Calibri" w:hAnsi="Calibri" w:cs="Calibri"/>
+          <w:color w:val="70AD47" w:themeColor="accent6"/>
+          <w:sz w:val="22"/>
+          <w:szCs w:val="22"/>
+          <w:lang w:val="en-US"/>
+        </w:rPr>
+        <w:t xml:space="preserve">: confidence = </w:t>
+      </w:r>
+      <w:r>
+        <w:rPr>
+          <w:rFonts w:ascii="Calibri" w:hAnsi="Calibri" w:cs="Calibri"/>
+          <w:color w:val="70AD47" w:themeColor="accent6"/>
+          <w:sz w:val="22"/>
+          <w:szCs w:val="22"/>
+          <w:lang w:val="en-US"/>
+        </w:rPr>
+        <w:t>3</w:t>
+      </w:r>
+      <w:r>
+        <w:rPr>
+          <w:rFonts w:ascii="Calibri" w:hAnsi="Calibri" w:cs="Calibri"/>
+          <w:color w:val="70AD47" w:themeColor="accent6"/>
+          <w:sz w:val="22"/>
+          <w:szCs w:val="22"/>
+          <w:lang w:val="en-US"/>
+        </w:rPr>
+        <w:t>/</w:t>
+      </w:r>
+      <w:r>
+        <w:rPr>
+          <w:rFonts w:ascii="Calibri" w:hAnsi="Calibri" w:cs="Calibri"/>
+          <w:color w:val="70AD47" w:themeColor="accent6"/>
+          <w:sz w:val="22"/>
+          <w:szCs w:val="22"/>
+          <w:lang w:val="en-US"/>
+        </w:rPr>
+        <w:t>5</w:t>
+      </w:r>
+      <w:r>
+        <w:rPr>
+          <w:rFonts w:ascii="Calibri" w:hAnsi="Calibri" w:cs="Calibri"/>
+          <w:color w:val="70AD47" w:themeColor="accent6"/>
+          <w:sz w:val="22"/>
+          <w:szCs w:val="22"/>
+          <w:lang w:val="en-US"/>
+        </w:rPr>
+        <w:t xml:space="preserve"> = 0.</w:t>
+      </w:r>
+      <w:r>
+        <w:rPr>
+          <w:rFonts w:ascii="Calibri" w:hAnsi="Calibri" w:cs="Calibri"/>
+          <w:color w:val="70AD47" w:themeColor="accent6"/>
+          <w:sz w:val="22"/>
+          <w:szCs w:val="22"/>
+          <w:lang w:val="en-US"/>
+        </w:rPr>
+        <w:t>6</w:t>
+      </w:r>
+    </w:p>
+    <w:p>
+      <w:pPr>
+        <w:pStyle w:val="NormalWeb"/>
+        <w:spacing w:before="0" w:beforeAutospacing="0" w:after="0" w:afterAutospacing="0"/>
+        <w:rPr>
+          <w:rFonts w:ascii="Calibri" w:hAnsi="Calibri" w:cs="Calibri"/>
+          <w:color w:val="70AD47" w:themeColor="accent6"/>
+          <w:sz w:val="22"/>
+          <w:szCs w:val="22"/>
+          <w:lang w:val="en-US"/>
+        </w:rPr>
+      </w:pPr>
+      <w:r>
+        <w:rPr>
+          <w:rFonts w:ascii="Calibri" w:hAnsi="Calibri" w:cs="Calibri"/>
+          <w:color w:val="70AD47" w:themeColor="accent6"/>
+          <w:sz w:val="22"/>
+          <w:szCs w:val="22"/>
+          <w:lang w:val="en-US"/>
+        </w:rPr>
+        <w:t>I5 -&gt; I</w:t>
+      </w:r>
+      <w:r>
+        <w:rPr>
+          <w:rFonts w:ascii="Calibri" w:hAnsi="Calibri" w:cs="Calibri"/>
+          <w:color w:val="70AD47" w:themeColor="accent6"/>
+          <w:sz w:val="22"/>
+          <w:szCs w:val="22"/>
+          <w:lang w:val="en-US"/>
+        </w:rPr>
+        <w:t>3</w:t>
+      </w:r>
+      <w:r>
+        <w:rPr>
+          <w:rFonts w:ascii="Calibri" w:hAnsi="Calibri" w:cs="Calibri"/>
+          <w:color w:val="70AD47" w:themeColor="accent6"/>
+          <w:sz w:val="22"/>
+          <w:szCs w:val="22"/>
+          <w:lang w:val="en-US"/>
+        </w:rPr>
+        <w:t xml:space="preserve">: confidence = </w:t>
+      </w:r>
+      <w:r>
+        <w:rPr>
+          <w:rFonts w:ascii="Calibri" w:hAnsi="Calibri" w:cs="Calibri"/>
+          <w:color w:val="70AD47" w:themeColor="accent6"/>
+          <w:sz w:val="22"/>
+          <w:szCs w:val="22"/>
+          <w:lang w:val="en-US"/>
+        </w:rPr>
+        <w:t>3</w:t>
+      </w:r>
+      <w:r>
+        <w:rPr>
+          <w:rFonts w:ascii="Calibri" w:hAnsi="Calibri" w:cs="Calibri"/>
+          <w:color w:val="70AD47" w:themeColor="accent6"/>
+          <w:sz w:val="22"/>
+          <w:szCs w:val="22"/>
+          <w:lang w:val="en-US"/>
+        </w:rPr>
+        <w:t>/4 = 0.</w:t>
+      </w:r>
+      <w:r>
+        <w:rPr>
+          <w:rFonts w:ascii="Calibri" w:hAnsi="Calibri" w:cs="Calibri"/>
+          <w:color w:val="70AD47" w:themeColor="accent6"/>
+          <w:sz w:val="22"/>
+          <w:szCs w:val="22"/>
+          <w:lang w:val="en-US"/>
+        </w:rPr>
+        <w:t>75</w:t>
+      </w:r>
+    </w:p>
+    <w:p>
+      <w:pPr>
+        <w:pStyle w:val="NormalWeb"/>
+        <w:spacing w:before="0" w:beforeAutospacing="0" w:after="0" w:afterAutospacing="0"/>
+        <w:rPr>
+          <w:rFonts w:ascii="Calibri" w:hAnsi="Calibri" w:cs="Calibri"/>
+          <w:sz w:val="22"/>
+          <w:szCs w:val="22"/>
+          <w:lang w:val="en-US"/>
+        </w:rPr>
+      </w:pPr>
+      <w:r>
+        <w:rPr>
+          <w:rFonts w:ascii="Calibri" w:hAnsi="Calibri" w:cs="Calibri"/>
+          <w:sz w:val="22"/>
+          <w:szCs w:val="22"/>
+          <w:lang w:val="en-US"/>
+        </w:rPr>
+        <w:t>I</w:t>
+      </w:r>
+      <w:r>
+        <w:rPr>
+          <w:rFonts w:ascii="Calibri" w:hAnsi="Calibri" w:cs="Calibri"/>
+          <w:sz w:val="22"/>
+          <w:szCs w:val="22"/>
+          <w:lang w:val="en-US"/>
+        </w:rPr>
+        <w:t>4</w:t>
+      </w:r>
+      <w:r>
+        <w:rPr>
+          <w:rFonts w:ascii="Calibri" w:hAnsi="Calibri" w:cs="Calibri"/>
+          <w:sz w:val="22"/>
+          <w:szCs w:val="22"/>
+          <w:lang w:val="en-US"/>
+        </w:rPr>
+        <w:t xml:space="preserve"> -&gt; I</w:t>
+      </w:r>
+      <w:r>
+        <w:rPr>
+          <w:rFonts w:ascii="Calibri" w:hAnsi="Calibri" w:cs="Calibri"/>
+          <w:sz w:val="22"/>
+          <w:szCs w:val="22"/>
+          <w:lang w:val="en-US"/>
+        </w:rPr>
+        <w:t>5</w:t>
+      </w:r>
+      <w:r>
+        <w:rPr>
+          <w:rFonts w:ascii="Calibri" w:hAnsi="Calibri" w:cs="Calibri"/>
+          <w:sz w:val="22"/>
+          <w:szCs w:val="22"/>
+          <w:lang w:val="en-US"/>
+        </w:rPr>
+        <w:t>: confidence = 2/</w:t>
+      </w:r>
+      <w:r>
+        <w:rPr>
+          <w:rFonts w:ascii="Calibri" w:hAnsi="Calibri" w:cs="Calibri"/>
+          <w:sz w:val="22"/>
+          <w:szCs w:val="22"/>
+          <w:lang w:val="en-US"/>
+        </w:rPr>
+        <w:t>5</w:t>
+      </w:r>
+      <w:r>
+        <w:rPr>
+          <w:rFonts w:ascii="Calibri" w:hAnsi="Calibri" w:cs="Calibri"/>
+          <w:sz w:val="22"/>
+          <w:szCs w:val="22"/>
+          <w:lang w:val="en-US"/>
+        </w:rPr>
+        <w:t xml:space="preserve"> = 0.</w:t>
+      </w:r>
+      <w:r>
+        <w:rPr>
+          <w:rFonts w:ascii="Calibri" w:hAnsi="Calibri" w:cs="Calibri"/>
+          <w:sz w:val="22"/>
+          <w:szCs w:val="22"/>
+          <w:lang w:val="en-US"/>
+        </w:rPr>
+        <w:t>4</w:t>
+      </w:r>
+    </w:p>
+    <w:p>
+      <w:pPr>
+        <w:pStyle w:val="NormalWeb"/>
+        <w:spacing w:before="0" w:beforeAutospacing="0" w:after="0" w:afterAutospacing="0"/>
+        <w:rPr>
+          <w:rFonts w:ascii="Calibri" w:hAnsi="Calibri" w:cs="Calibri"/>
+          <w:sz w:val="22"/>
+          <w:szCs w:val="22"/>
+          <w:lang w:val="en-US"/>
+        </w:rPr>
+      </w:pPr>
+      <w:r>
+        <w:rPr>
+          <w:rFonts w:ascii="Calibri" w:hAnsi="Calibri" w:cs="Calibri"/>
+          <w:sz w:val="22"/>
+          <w:szCs w:val="22"/>
+          <w:lang w:val="en-US"/>
+        </w:rPr>
+        <w:t>I5 -&gt; I</w:t>
+      </w:r>
+      <w:r>
+        <w:rPr>
+          <w:rFonts w:ascii="Calibri" w:hAnsi="Calibri" w:cs="Calibri"/>
+          <w:sz w:val="22"/>
+          <w:szCs w:val="22"/>
+          <w:lang w:val="en-US"/>
+        </w:rPr>
+        <w:t>4</w:t>
+      </w:r>
+      <w:r>
+        <w:rPr>
+          <w:rFonts w:ascii="Calibri" w:hAnsi="Calibri" w:cs="Calibri"/>
+          <w:sz w:val="22"/>
+          <w:szCs w:val="22"/>
+          <w:lang w:val="en-US"/>
+        </w:rPr>
+        <w:t>: confidence = 2/4 = 0.5</w:t>
+      </w:r>
+    </w:p>
+    <w:p>
+      <w:pPr>
+        <w:pStyle w:val="NormalWeb"/>
+        <w:spacing w:before="0" w:beforeAutospacing="0" w:after="0" w:afterAutospacing="0"/>
+        <w:rPr>
+          <w:rFonts w:ascii="Calibri" w:hAnsi="Calibri" w:cs="Calibri"/>
+          <w:sz w:val="22"/>
+          <w:szCs w:val="22"/>
+          <w:lang w:val="en-US"/>
+        </w:rPr>
+      </w:pPr>
+    </w:p>
+    <w:p>
+      <w:pPr>
+        <w:pStyle w:val="NormalWeb"/>
+        <w:spacing w:before="0" w:beforeAutospacing="0" w:after="0" w:afterAutospacing="0"/>
+        <w:rPr>
+          <w:rFonts w:ascii="Calibri" w:hAnsi="Calibri" w:cs="Calibri"/>
+          <w:color w:val="70AD47" w:themeColor="accent6"/>
+          <w:sz w:val="22"/>
+          <w:szCs w:val="22"/>
+          <w:lang w:val="en-US"/>
+        </w:rPr>
+      </w:pPr>
+      <w:r>
+        <w:rPr>
+          <w:rFonts w:ascii="Calibri" w:hAnsi="Calibri" w:cs="Calibri"/>
+          <w:color w:val="70AD47" w:themeColor="accent6"/>
+          <w:sz w:val="22"/>
+          <w:szCs w:val="22"/>
+          <w:lang w:val="en-US"/>
+        </w:rPr>
+        <w:t xml:space="preserve">I2 &amp; I3 -&gt; I4: </w:t>
+      </w:r>
+      <w:r>
+        <w:rPr>
+          <w:rFonts w:ascii="Calibri" w:hAnsi="Calibri" w:cs="Calibri"/>
+          <w:color w:val="70AD47" w:themeColor="accent6"/>
+          <w:sz w:val="22"/>
+          <w:szCs w:val="22"/>
+          <w:lang w:val="en-US"/>
+        </w:rPr>
+        <w:t>confidence =</w:t>
+      </w:r>
+      <w:r>
+        <w:rPr>
+          <w:rFonts w:ascii="Calibri" w:hAnsi="Calibri" w:cs="Calibri"/>
+          <w:color w:val="70AD47" w:themeColor="accent6"/>
+          <w:sz w:val="22"/>
+          <w:szCs w:val="22"/>
+          <w:lang w:val="en-US"/>
+        </w:rPr>
+        <w:t xml:space="preserve"> 3/3 = 1</w:t>
+      </w:r>
+    </w:p>
+    <w:p>
+      <w:pPr>
+        <w:pStyle w:val="NormalWeb"/>
+        <w:spacing w:before="0" w:beforeAutospacing="0" w:after="0" w:afterAutospacing="0"/>
+        <w:rPr>
+          <w:rFonts w:ascii="Calibri" w:hAnsi="Calibri" w:cs="Calibri"/>
+          <w:color w:val="70AD47" w:themeColor="accent6"/>
+          <w:sz w:val="22"/>
+          <w:szCs w:val="22"/>
+          <w:lang w:val="en-US"/>
+        </w:rPr>
+      </w:pPr>
+      <w:r>
+        <w:rPr>
+          <w:rFonts w:ascii="Calibri" w:hAnsi="Calibri" w:cs="Calibri"/>
+          <w:color w:val="70AD47" w:themeColor="accent6"/>
+          <w:sz w:val="22"/>
+          <w:szCs w:val="22"/>
+          <w:lang w:val="en-US"/>
+        </w:rPr>
+        <w:t>I2 &amp; I</w:t>
+      </w:r>
+      <w:r>
+        <w:rPr>
+          <w:rFonts w:ascii="Calibri" w:hAnsi="Calibri" w:cs="Calibri"/>
+          <w:color w:val="70AD47" w:themeColor="accent6"/>
+          <w:sz w:val="22"/>
+          <w:szCs w:val="22"/>
+          <w:lang w:val="en-US"/>
+        </w:rPr>
+        <w:t>4</w:t>
+      </w:r>
+      <w:r>
+        <w:rPr>
+          <w:rFonts w:ascii="Calibri" w:hAnsi="Calibri" w:cs="Calibri"/>
+          <w:color w:val="70AD47" w:themeColor="accent6"/>
+          <w:sz w:val="22"/>
+          <w:szCs w:val="22"/>
+          <w:lang w:val="en-US"/>
+        </w:rPr>
+        <w:t xml:space="preserve"> -&gt; I</w:t>
+      </w:r>
+      <w:r>
+        <w:rPr>
+          <w:rFonts w:ascii="Calibri" w:hAnsi="Calibri" w:cs="Calibri"/>
+          <w:color w:val="70AD47" w:themeColor="accent6"/>
+          <w:sz w:val="22"/>
+          <w:szCs w:val="22"/>
+          <w:lang w:val="en-US"/>
+        </w:rPr>
+        <w:t>3</w:t>
+      </w:r>
+      <w:r>
+        <w:rPr>
+          <w:rFonts w:ascii="Calibri" w:hAnsi="Calibri" w:cs="Calibri"/>
+          <w:color w:val="70AD47" w:themeColor="accent6"/>
+          <w:sz w:val="22"/>
+          <w:szCs w:val="22"/>
+          <w:lang w:val="en-US"/>
+        </w:rPr>
+        <w:t>: confidence =</w:t>
+      </w:r>
+      <w:r>
+        <w:rPr>
+          <w:rFonts w:ascii="Calibri" w:hAnsi="Calibri" w:cs="Calibri"/>
+          <w:color w:val="70AD47" w:themeColor="accent6"/>
+          <w:sz w:val="22"/>
+          <w:szCs w:val="22"/>
+          <w:lang w:val="en-US"/>
+        </w:rPr>
+        <w:t xml:space="preserve"> ¾ = 0.75</w:t>
+      </w:r>
+    </w:p>
+    <w:p>
+      <w:pPr>
+        <w:pStyle w:val="NormalWeb"/>
+        <w:spacing w:before="0" w:beforeAutospacing="0" w:after="0" w:afterAutospacing="0"/>
+        <w:rPr>
+          <w:rFonts w:ascii="Calibri" w:hAnsi="Calibri" w:cs="Calibri"/>
+          <w:color w:val="70AD47" w:themeColor="accent6"/>
+          <w:sz w:val="22"/>
+          <w:szCs w:val="22"/>
+          <w:lang w:val="en-US"/>
+        </w:rPr>
+      </w:pPr>
+      <w:r>
+        <w:rPr>
+          <w:rFonts w:ascii="Calibri" w:hAnsi="Calibri" w:cs="Calibri"/>
+          <w:color w:val="70AD47" w:themeColor="accent6"/>
+          <w:sz w:val="22"/>
+          <w:szCs w:val="22"/>
+          <w:lang w:val="en-US"/>
+        </w:rPr>
+        <w:t>I</w:t>
+      </w:r>
+      <w:r>
+        <w:rPr>
+          <w:rFonts w:ascii="Calibri" w:hAnsi="Calibri" w:cs="Calibri"/>
+          <w:color w:val="70AD47" w:themeColor="accent6"/>
+          <w:sz w:val="22"/>
+          <w:szCs w:val="22"/>
+          <w:lang w:val="en-US"/>
+        </w:rPr>
+        <w:t>3</w:t>
+      </w:r>
+      <w:r>
+        <w:rPr>
+          <w:rFonts w:ascii="Calibri" w:hAnsi="Calibri" w:cs="Calibri"/>
+          <w:color w:val="70AD47" w:themeColor="accent6"/>
+          <w:sz w:val="22"/>
+          <w:szCs w:val="22"/>
+          <w:lang w:val="en-US"/>
+        </w:rPr>
+        <w:t xml:space="preserve"> &amp; I</w:t>
+      </w:r>
+      <w:r>
+        <w:rPr>
+          <w:rFonts w:ascii="Calibri" w:hAnsi="Calibri" w:cs="Calibri"/>
+          <w:color w:val="70AD47" w:themeColor="accent6"/>
+          <w:sz w:val="22"/>
+          <w:szCs w:val="22"/>
+          <w:lang w:val="en-US"/>
+        </w:rPr>
+        <w:t>4</w:t>
+      </w:r>
+      <w:r>
+        <w:rPr>
+          <w:rFonts w:ascii="Calibri" w:hAnsi="Calibri" w:cs="Calibri"/>
+          <w:color w:val="70AD47" w:themeColor="accent6"/>
+          <w:sz w:val="22"/>
+          <w:szCs w:val="22"/>
+          <w:lang w:val="en-US"/>
+        </w:rPr>
+        <w:t xml:space="preserve"> -&gt; I</w:t>
+      </w:r>
+      <w:r>
+        <w:rPr>
+          <w:rFonts w:ascii="Calibri" w:hAnsi="Calibri" w:cs="Calibri"/>
+          <w:color w:val="70AD47" w:themeColor="accent6"/>
+          <w:sz w:val="22"/>
+          <w:szCs w:val="22"/>
+          <w:lang w:val="en-US"/>
+        </w:rPr>
+        <w:t>2</w:t>
+      </w:r>
+      <w:r>
+        <w:rPr>
+          <w:rFonts w:ascii="Calibri" w:hAnsi="Calibri" w:cs="Calibri"/>
+          <w:color w:val="70AD47" w:themeColor="accent6"/>
+          <w:sz w:val="22"/>
+          <w:szCs w:val="22"/>
+          <w:lang w:val="en-US"/>
+        </w:rPr>
+        <w:t>: confidence =</w:t>
+      </w:r>
+      <w:r>
+        <w:rPr>
+          <w:rFonts w:ascii="Calibri" w:hAnsi="Calibri" w:cs="Calibri"/>
+          <w:color w:val="70AD47" w:themeColor="accent6"/>
+          <w:sz w:val="22"/>
+          <w:szCs w:val="22"/>
+          <w:lang w:val="en-US"/>
+        </w:rPr>
+        <w:t xml:space="preserve"> ¾ = 0.75</w:t>
+      </w:r>
+    </w:p>
+    <w:p>
+      <w:pPr>
+        <w:pStyle w:val="NormalWeb"/>
+        <w:spacing w:before="0" w:beforeAutospacing="0" w:after="0" w:afterAutospacing="0"/>
+        <w:rPr>
+          <w:rFonts w:ascii="Calibri" w:hAnsi="Calibri" w:cs="Calibri"/>
+          <w:color w:val="70AD47" w:themeColor="accent6"/>
+          <w:sz w:val="22"/>
+          <w:szCs w:val="22"/>
+          <w:lang w:val="en-US"/>
+        </w:rPr>
+      </w:pPr>
+      <w:r>
+        <w:rPr>
+          <w:rFonts w:ascii="Calibri" w:hAnsi="Calibri" w:cs="Calibri"/>
+          <w:color w:val="70AD47" w:themeColor="accent6"/>
+          <w:sz w:val="22"/>
+          <w:szCs w:val="22"/>
+          <w:lang w:val="en-US"/>
+        </w:rPr>
+        <w:t>I2 -&gt;</w:t>
+      </w:r>
+      <w:r>
+        <w:rPr>
+          <w:rFonts w:ascii="Calibri" w:hAnsi="Calibri" w:cs="Calibri"/>
+          <w:color w:val="70AD47" w:themeColor="accent6"/>
+          <w:sz w:val="22"/>
+          <w:szCs w:val="22"/>
+          <w:lang w:val="en-US"/>
+        </w:rPr>
+        <w:t xml:space="preserve"> I3 &amp;</w:t>
+      </w:r>
+      <w:r>
+        <w:rPr>
+          <w:rFonts w:ascii="Calibri" w:hAnsi="Calibri" w:cs="Calibri"/>
+          <w:color w:val="70AD47" w:themeColor="accent6"/>
+          <w:sz w:val="22"/>
+          <w:szCs w:val="22"/>
+          <w:lang w:val="en-US"/>
+        </w:rPr>
+        <w:t xml:space="preserve"> I4: confidence =</w:t>
+      </w:r>
+      <w:r>
+        <w:rPr>
+          <w:rFonts w:ascii="Calibri" w:hAnsi="Calibri" w:cs="Calibri"/>
+          <w:color w:val="70AD47" w:themeColor="accent6"/>
+          <w:sz w:val="22"/>
+          <w:szCs w:val="22"/>
+          <w:lang w:val="en-US"/>
+        </w:rPr>
+        <w:t xml:space="preserve"> ¾ = 0.75</w:t>
+      </w:r>
+    </w:p>
+    <w:p>
+      <w:pPr>
+        <w:pStyle w:val="NormalWeb"/>
+        <w:spacing w:before="0" w:beforeAutospacing="0" w:after="0" w:afterAutospacing="0"/>
+        <w:rPr>
+          <w:rFonts w:ascii="Calibri" w:hAnsi="Calibri" w:cs="Calibri"/>
+          <w:color w:val="70AD47" w:themeColor="accent6"/>
+          <w:sz w:val="22"/>
+          <w:szCs w:val="22"/>
+          <w:lang w:val="en-US"/>
+        </w:rPr>
+      </w:pPr>
+      <w:r>
+        <w:rPr>
+          <w:rFonts w:ascii="Calibri" w:hAnsi="Calibri" w:cs="Calibri"/>
+          <w:color w:val="70AD47" w:themeColor="accent6"/>
+          <w:sz w:val="22"/>
+          <w:szCs w:val="22"/>
+          <w:lang w:val="en-US"/>
+        </w:rPr>
+        <w:t>I</w:t>
+      </w:r>
+      <w:r>
+        <w:rPr>
+          <w:rFonts w:ascii="Calibri" w:hAnsi="Calibri" w:cs="Calibri"/>
+          <w:color w:val="70AD47" w:themeColor="accent6"/>
+          <w:sz w:val="22"/>
+          <w:szCs w:val="22"/>
+          <w:lang w:val="en-US"/>
+        </w:rPr>
+        <w:t>3</w:t>
+      </w:r>
+      <w:r>
+        <w:rPr>
+          <w:rFonts w:ascii="Calibri" w:hAnsi="Calibri" w:cs="Calibri"/>
+          <w:color w:val="70AD47" w:themeColor="accent6"/>
+          <w:sz w:val="22"/>
+          <w:szCs w:val="22"/>
+          <w:lang w:val="en-US"/>
+        </w:rPr>
+        <w:t xml:space="preserve"> -&gt; I</w:t>
+      </w:r>
+      <w:r>
+        <w:rPr>
+          <w:rFonts w:ascii="Calibri" w:hAnsi="Calibri" w:cs="Calibri"/>
+          <w:color w:val="70AD47" w:themeColor="accent6"/>
+          <w:sz w:val="22"/>
+          <w:szCs w:val="22"/>
+          <w:lang w:val="en-US"/>
+        </w:rPr>
+        <w:t>2</w:t>
+      </w:r>
+      <w:r>
+        <w:rPr>
+          <w:rFonts w:ascii="Calibri" w:hAnsi="Calibri" w:cs="Calibri"/>
+          <w:color w:val="70AD47" w:themeColor="accent6"/>
+          <w:sz w:val="22"/>
+          <w:szCs w:val="22"/>
+          <w:lang w:val="en-US"/>
+        </w:rPr>
+        <w:t xml:space="preserve"> &amp; I4: confidence =</w:t>
+      </w:r>
+      <w:r>
+        <w:rPr>
+          <w:rFonts w:ascii="Calibri" w:hAnsi="Calibri" w:cs="Calibri"/>
+          <w:color w:val="70AD47" w:themeColor="accent6"/>
+          <w:sz w:val="22"/>
+          <w:szCs w:val="22"/>
+          <w:lang w:val="en-US"/>
+        </w:rPr>
+        <w:t xml:space="preserve"> 3/5 = 0.6</w:t>
+      </w:r>
+    </w:p>
+    <w:p>
+      <w:pPr>
+        <w:pStyle w:val="NormalWeb"/>
+        <w:spacing w:before="0" w:beforeAutospacing="0" w:after="0" w:afterAutospacing="0"/>
+        <w:rPr>
+          <w:rFonts w:ascii="Calibri" w:hAnsi="Calibri" w:cs="Calibri"/>
+          <w:color w:val="70AD47" w:themeColor="accent6"/>
+          <w:sz w:val="22"/>
+          <w:szCs w:val="22"/>
+          <w:lang w:val="en-US"/>
+        </w:rPr>
+      </w:pPr>
+      <w:r>
+        <w:rPr>
+          <w:rFonts w:ascii="Calibri" w:hAnsi="Calibri" w:cs="Calibri"/>
+          <w:color w:val="70AD47" w:themeColor="accent6"/>
+          <w:sz w:val="22"/>
+          <w:szCs w:val="22"/>
+          <w:lang w:val="en-US"/>
+        </w:rPr>
+        <w:t>I</w:t>
+      </w:r>
+      <w:r>
+        <w:rPr>
+          <w:rFonts w:ascii="Calibri" w:hAnsi="Calibri" w:cs="Calibri"/>
+          <w:color w:val="70AD47" w:themeColor="accent6"/>
+          <w:sz w:val="22"/>
+          <w:szCs w:val="22"/>
+          <w:lang w:val="en-US"/>
+        </w:rPr>
+        <w:t>4</w:t>
+      </w:r>
+      <w:r>
+        <w:rPr>
+          <w:rFonts w:ascii="Calibri" w:hAnsi="Calibri" w:cs="Calibri"/>
+          <w:color w:val="70AD47" w:themeColor="accent6"/>
+          <w:sz w:val="22"/>
+          <w:szCs w:val="22"/>
+          <w:lang w:val="en-US"/>
+        </w:rPr>
+        <w:t xml:space="preserve"> -&gt; I</w:t>
+      </w:r>
+      <w:r>
+        <w:rPr>
+          <w:rFonts w:ascii="Calibri" w:hAnsi="Calibri" w:cs="Calibri"/>
+          <w:color w:val="70AD47" w:themeColor="accent6"/>
+          <w:sz w:val="22"/>
+          <w:szCs w:val="22"/>
+          <w:lang w:val="en-US"/>
+        </w:rPr>
+        <w:t>2</w:t>
+      </w:r>
+      <w:r>
+        <w:rPr>
+          <w:rFonts w:ascii="Calibri" w:hAnsi="Calibri" w:cs="Calibri"/>
+          <w:color w:val="70AD47" w:themeColor="accent6"/>
+          <w:sz w:val="22"/>
+          <w:szCs w:val="22"/>
+          <w:lang w:val="en-US"/>
+        </w:rPr>
+        <w:t xml:space="preserve"> &amp; I</w:t>
+      </w:r>
+      <w:r>
+        <w:rPr>
+          <w:rFonts w:ascii="Calibri" w:hAnsi="Calibri" w:cs="Calibri"/>
+          <w:color w:val="70AD47" w:themeColor="accent6"/>
+          <w:sz w:val="22"/>
+          <w:szCs w:val="22"/>
+          <w:lang w:val="en-US"/>
+        </w:rPr>
+        <w:t>3</w:t>
+      </w:r>
+      <w:r>
+        <w:rPr>
+          <w:rFonts w:ascii="Calibri" w:hAnsi="Calibri" w:cs="Calibri"/>
+          <w:color w:val="70AD47" w:themeColor="accent6"/>
+          <w:sz w:val="22"/>
+          <w:szCs w:val="22"/>
+          <w:lang w:val="en-US"/>
+        </w:rPr>
+        <w:t>: confidence =</w:t>
+      </w:r>
+      <w:r>
+        <w:rPr>
+          <w:rFonts w:ascii="Calibri" w:hAnsi="Calibri" w:cs="Calibri"/>
+          <w:color w:val="70AD47" w:themeColor="accent6"/>
+          <w:sz w:val="22"/>
+          <w:szCs w:val="22"/>
+          <w:lang w:val="en-US"/>
+        </w:rPr>
+        <w:t xml:space="preserve"> 3/5 = 0.6</w:t>
+      </w:r>
+    </w:p>
+    <w:p>
+      <w:pPr>
+        <w:pStyle w:val="NormalWeb"/>
+        <w:spacing w:before="0" w:beforeAutospacing="0" w:after="0" w:afterAutospacing="0"/>
+        <w:rPr>
+          <w:rFonts w:ascii="Calibri" w:hAnsi="Calibri" w:cs="Calibri"/>
+          <w:sz w:val="22"/>
+          <w:szCs w:val="22"/>
+          <w:lang w:val="en-US"/>
+        </w:rPr>
+      </w:pPr>
+    </w:p>
+    <w:p>
+      <w:pPr>
+        <w:pStyle w:val="NormalWeb"/>
+        <w:spacing w:before="0" w:beforeAutospacing="0" w:after="0" w:afterAutospacing="0"/>
+        <w:rPr>
+          <w:rFonts w:ascii="Calibri" w:hAnsi="Calibri" w:cs="Calibri"/>
+          <w:color w:val="000000" w:themeColor="text1"/>
+          <w:sz w:val="22"/>
+          <w:szCs w:val="22"/>
+          <w:lang w:val="en-US"/>
+        </w:rPr>
+      </w:pPr>
+      <w:r>
+        <w:rPr>
+          <w:rFonts w:ascii="Calibri" w:hAnsi="Calibri" w:cs="Calibri"/>
+          <w:color w:val="000000" w:themeColor="text1"/>
+          <w:sz w:val="22"/>
+          <w:szCs w:val="22"/>
+          <w:lang w:val="en-US"/>
+        </w:rPr>
+        <w:t>I</w:t>
+      </w:r>
+      <w:r>
+        <w:rPr>
+          <w:rFonts w:ascii="Calibri" w:hAnsi="Calibri" w:cs="Calibri"/>
+          <w:color w:val="000000" w:themeColor="text1"/>
+          <w:sz w:val="22"/>
+          <w:szCs w:val="22"/>
+          <w:lang w:val="en-US"/>
+        </w:rPr>
+        <w:t>3</w:t>
+      </w:r>
+      <w:r>
+        <w:rPr>
+          <w:rFonts w:ascii="Calibri" w:hAnsi="Calibri" w:cs="Calibri"/>
+          <w:color w:val="000000" w:themeColor="text1"/>
+          <w:sz w:val="22"/>
+          <w:szCs w:val="22"/>
+          <w:lang w:val="en-US"/>
+        </w:rPr>
+        <w:t xml:space="preserve"> &amp; I</w:t>
+      </w:r>
+      <w:r>
+        <w:rPr>
+          <w:rFonts w:ascii="Calibri" w:hAnsi="Calibri" w:cs="Calibri"/>
+          <w:color w:val="000000" w:themeColor="text1"/>
+          <w:sz w:val="22"/>
+          <w:szCs w:val="22"/>
+          <w:lang w:val="en-US"/>
+        </w:rPr>
+        <w:t>4</w:t>
+      </w:r>
+      <w:r>
+        <w:rPr>
+          <w:rFonts w:ascii="Calibri" w:hAnsi="Calibri" w:cs="Calibri"/>
+          <w:color w:val="000000" w:themeColor="text1"/>
+          <w:sz w:val="22"/>
+          <w:szCs w:val="22"/>
+          <w:lang w:val="en-US"/>
+        </w:rPr>
+        <w:t xml:space="preserve"> -&gt; I</w:t>
+      </w:r>
+      <w:r>
+        <w:rPr>
+          <w:rFonts w:ascii="Calibri" w:hAnsi="Calibri" w:cs="Calibri"/>
+          <w:color w:val="000000" w:themeColor="text1"/>
+          <w:sz w:val="22"/>
+          <w:szCs w:val="22"/>
+          <w:lang w:val="en-US"/>
+        </w:rPr>
+        <w:t>5</w:t>
+      </w:r>
+      <w:r>
+        <w:rPr>
+          <w:rFonts w:ascii="Calibri" w:hAnsi="Calibri" w:cs="Calibri"/>
+          <w:color w:val="000000" w:themeColor="text1"/>
+          <w:sz w:val="22"/>
+          <w:szCs w:val="22"/>
+          <w:lang w:val="en-US"/>
+        </w:rPr>
+        <w:t>: confidence =</w:t>
+      </w:r>
+      <w:r>
+        <w:rPr>
+          <w:rFonts w:ascii="Calibri" w:hAnsi="Calibri" w:cs="Calibri"/>
+          <w:color w:val="000000" w:themeColor="text1"/>
+          <w:sz w:val="22"/>
+          <w:szCs w:val="22"/>
+          <w:lang w:val="en-US"/>
+        </w:rPr>
+        <w:t xml:space="preserve"> 2/4 = 0.5</w:t>
+      </w:r>
+    </w:p>
+    <w:p>
+      <w:pPr>
+        <w:pStyle w:val="NormalWeb"/>
+        <w:spacing w:before="0" w:beforeAutospacing="0" w:after="0" w:afterAutospacing="0"/>
+        <w:rPr>
+          <w:rFonts w:ascii="Calibri" w:hAnsi="Calibri" w:cs="Calibri"/>
+          <w:color w:val="70AD47" w:themeColor="accent6"/>
+          <w:sz w:val="22"/>
+          <w:szCs w:val="22"/>
+          <w:lang w:val="en-US"/>
+        </w:rPr>
+      </w:pPr>
+      <w:r>
+        <w:rPr>
+          <w:rFonts w:ascii="Calibri" w:hAnsi="Calibri" w:cs="Calibri"/>
+          <w:color w:val="70AD47" w:themeColor="accent6"/>
+          <w:sz w:val="22"/>
+          <w:szCs w:val="22"/>
+          <w:lang w:val="en-US"/>
+        </w:rPr>
+        <w:t>I</w:t>
+      </w:r>
+      <w:r>
+        <w:rPr>
+          <w:rFonts w:ascii="Calibri" w:hAnsi="Calibri" w:cs="Calibri"/>
+          <w:color w:val="70AD47" w:themeColor="accent6"/>
+          <w:sz w:val="22"/>
+          <w:szCs w:val="22"/>
+          <w:lang w:val="en-US"/>
+        </w:rPr>
+        <w:t>3</w:t>
+      </w:r>
+      <w:r>
+        <w:rPr>
+          <w:rFonts w:ascii="Calibri" w:hAnsi="Calibri" w:cs="Calibri"/>
+          <w:color w:val="70AD47" w:themeColor="accent6"/>
+          <w:sz w:val="22"/>
+          <w:szCs w:val="22"/>
+          <w:lang w:val="en-US"/>
+        </w:rPr>
+        <w:t xml:space="preserve"> &amp; I</w:t>
+      </w:r>
+      <w:r>
+        <w:rPr>
+          <w:rFonts w:ascii="Calibri" w:hAnsi="Calibri" w:cs="Calibri"/>
+          <w:color w:val="70AD47" w:themeColor="accent6"/>
+          <w:sz w:val="22"/>
+          <w:szCs w:val="22"/>
+          <w:lang w:val="en-US"/>
+        </w:rPr>
+        <w:t>5</w:t>
+      </w:r>
+      <w:r>
+        <w:rPr>
+          <w:rFonts w:ascii="Calibri" w:hAnsi="Calibri" w:cs="Calibri"/>
+          <w:color w:val="70AD47" w:themeColor="accent6"/>
+          <w:sz w:val="22"/>
+          <w:szCs w:val="22"/>
+          <w:lang w:val="en-US"/>
+        </w:rPr>
+        <w:t xml:space="preserve"> -&gt; I</w:t>
+      </w:r>
+      <w:r>
+        <w:rPr>
+          <w:rFonts w:ascii="Calibri" w:hAnsi="Calibri" w:cs="Calibri"/>
+          <w:color w:val="70AD47" w:themeColor="accent6"/>
+          <w:sz w:val="22"/>
+          <w:szCs w:val="22"/>
+          <w:lang w:val="en-US"/>
+        </w:rPr>
+        <w:t>4</w:t>
+      </w:r>
+      <w:r>
+        <w:rPr>
+          <w:rFonts w:ascii="Calibri" w:hAnsi="Calibri" w:cs="Calibri"/>
+          <w:color w:val="70AD47" w:themeColor="accent6"/>
+          <w:sz w:val="22"/>
+          <w:szCs w:val="22"/>
+          <w:lang w:val="en-US"/>
+        </w:rPr>
+        <w:t>: confidence =</w:t>
+      </w:r>
+      <w:r>
+        <w:rPr>
+          <w:rFonts w:ascii="Calibri" w:hAnsi="Calibri" w:cs="Calibri"/>
+          <w:color w:val="70AD47" w:themeColor="accent6"/>
+          <w:sz w:val="22"/>
+          <w:szCs w:val="22"/>
+          <w:lang w:val="en-US"/>
+        </w:rPr>
+        <w:t xml:space="preserve"> 2/3 = 0.67</w:t>
+      </w:r>
+    </w:p>
+    <w:p>
+      <w:pPr>
+        <w:pStyle w:val="NormalWeb"/>
+        <w:spacing w:before="0" w:beforeAutospacing="0" w:after="0" w:afterAutospacing="0"/>
+        <w:rPr>
+          <w:rFonts w:ascii="Calibri" w:hAnsi="Calibri" w:cs="Calibri"/>
+          <w:color w:val="70AD47" w:themeColor="accent6"/>
+          <w:sz w:val="22"/>
+          <w:szCs w:val="22"/>
+          <w:lang w:val="en-US"/>
+        </w:rPr>
+      </w:pPr>
+      <w:r>
+        <w:rPr>
+          <w:rFonts w:ascii="Calibri" w:hAnsi="Calibri" w:cs="Calibri"/>
+          <w:color w:val="70AD47" w:themeColor="accent6"/>
+          <w:sz w:val="22"/>
+          <w:szCs w:val="22"/>
+          <w:lang w:val="en-US"/>
+        </w:rPr>
+        <w:t>I</w:t>
+      </w:r>
+      <w:r>
+        <w:rPr>
+          <w:rFonts w:ascii="Calibri" w:hAnsi="Calibri" w:cs="Calibri"/>
+          <w:color w:val="70AD47" w:themeColor="accent6"/>
+          <w:sz w:val="22"/>
+          <w:szCs w:val="22"/>
+          <w:lang w:val="en-US"/>
+        </w:rPr>
+        <w:t>4</w:t>
+      </w:r>
+      <w:r>
+        <w:rPr>
+          <w:rFonts w:ascii="Calibri" w:hAnsi="Calibri" w:cs="Calibri"/>
+          <w:color w:val="70AD47" w:themeColor="accent6"/>
+          <w:sz w:val="22"/>
+          <w:szCs w:val="22"/>
+          <w:lang w:val="en-US"/>
+        </w:rPr>
+        <w:t xml:space="preserve"> &amp; I</w:t>
+      </w:r>
+      <w:r>
+        <w:rPr>
+          <w:rFonts w:ascii="Calibri" w:hAnsi="Calibri" w:cs="Calibri"/>
+          <w:color w:val="70AD47" w:themeColor="accent6"/>
+          <w:sz w:val="22"/>
+          <w:szCs w:val="22"/>
+          <w:lang w:val="en-US"/>
+        </w:rPr>
+        <w:t>5</w:t>
+      </w:r>
+      <w:r>
+        <w:rPr>
+          <w:rFonts w:ascii="Calibri" w:hAnsi="Calibri" w:cs="Calibri"/>
+          <w:color w:val="70AD47" w:themeColor="accent6"/>
+          <w:sz w:val="22"/>
+          <w:szCs w:val="22"/>
+          <w:lang w:val="en-US"/>
+        </w:rPr>
+        <w:t xml:space="preserve"> -&gt; I</w:t>
+      </w:r>
+      <w:r>
+        <w:rPr>
+          <w:rFonts w:ascii="Calibri" w:hAnsi="Calibri" w:cs="Calibri"/>
+          <w:color w:val="70AD47" w:themeColor="accent6"/>
+          <w:sz w:val="22"/>
+          <w:szCs w:val="22"/>
+          <w:lang w:val="en-US"/>
+        </w:rPr>
+        <w:t>3</w:t>
+      </w:r>
+      <w:r>
+        <w:rPr>
+          <w:rFonts w:ascii="Calibri" w:hAnsi="Calibri" w:cs="Calibri"/>
+          <w:color w:val="70AD47" w:themeColor="accent6"/>
+          <w:sz w:val="22"/>
+          <w:szCs w:val="22"/>
+          <w:lang w:val="en-US"/>
+        </w:rPr>
+        <w:t>: confidence =</w:t>
+      </w:r>
+      <w:r>
+        <w:rPr>
+          <w:rFonts w:ascii="Calibri" w:hAnsi="Calibri" w:cs="Calibri"/>
+          <w:color w:val="70AD47" w:themeColor="accent6"/>
+          <w:sz w:val="22"/>
+          <w:szCs w:val="22"/>
+          <w:lang w:val="en-US"/>
+        </w:rPr>
+        <w:t xml:space="preserve"> 2/2 = 1</w:t>
+      </w:r>
+    </w:p>
+    <w:p>
+      <w:pPr>
+        <w:pStyle w:val="NormalWeb"/>
+        <w:spacing w:before="0" w:beforeAutospacing="0" w:after="0" w:afterAutospacing="0"/>
+        <w:rPr>
+          <w:rFonts w:ascii="Calibri" w:hAnsi="Calibri" w:cs="Calibri"/>
+          <w:color w:val="000000" w:themeColor="text1"/>
+          <w:sz w:val="22"/>
+          <w:szCs w:val="22"/>
+          <w:lang w:val="en-US"/>
+        </w:rPr>
+      </w:pPr>
+      <w:r>
+        <w:rPr>
+          <w:rFonts w:ascii="Calibri" w:hAnsi="Calibri" w:cs="Calibri"/>
+          <w:color w:val="000000" w:themeColor="text1"/>
+          <w:sz w:val="22"/>
+          <w:szCs w:val="22"/>
+          <w:lang w:val="en-US"/>
+        </w:rPr>
+        <w:t>I</w:t>
+      </w:r>
+      <w:r>
+        <w:rPr>
+          <w:rFonts w:ascii="Calibri" w:hAnsi="Calibri" w:cs="Calibri"/>
+          <w:color w:val="000000" w:themeColor="text1"/>
+          <w:sz w:val="22"/>
+          <w:szCs w:val="22"/>
+          <w:lang w:val="en-US"/>
+        </w:rPr>
+        <w:t>3</w:t>
+      </w:r>
+      <w:r>
+        <w:rPr>
+          <w:rFonts w:ascii="Calibri" w:hAnsi="Calibri" w:cs="Calibri"/>
+          <w:color w:val="000000" w:themeColor="text1"/>
+          <w:sz w:val="22"/>
+          <w:szCs w:val="22"/>
+          <w:lang w:val="en-US"/>
+        </w:rPr>
+        <w:t xml:space="preserve"> -&gt; I4</w:t>
+      </w:r>
+      <w:r>
+        <w:rPr>
+          <w:rFonts w:ascii="Calibri" w:hAnsi="Calibri" w:cs="Calibri"/>
+          <w:color w:val="000000" w:themeColor="text1"/>
+          <w:sz w:val="22"/>
+          <w:szCs w:val="22"/>
+          <w:lang w:val="en-US"/>
+        </w:rPr>
+        <w:t xml:space="preserve"> &amp; I5</w:t>
+      </w:r>
+      <w:r>
+        <w:rPr>
+          <w:rFonts w:ascii="Calibri" w:hAnsi="Calibri" w:cs="Calibri"/>
+          <w:color w:val="000000" w:themeColor="text1"/>
+          <w:sz w:val="22"/>
+          <w:szCs w:val="22"/>
+          <w:lang w:val="en-US"/>
+        </w:rPr>
+        <w:t>: confidence =</w:t>
+      </w:r>
+      <w:r>
+        <w:rPr>
+          <w:rFonts w:ascii="Calibri" w:hAnsi="Calibri" w:cs="Calibri"/>
+          <w:color w:val="000000" w:themeColor="text1"/>
+          <w:sz w:val="22"/>
+          <w:szCs w:val="22"/>
+          <w:lang w:val="en-US"/>
+        </w:rPr>
+        <w:t xml:space="preserve"> 2/5 = 0.4</w:t>
+      </w:r>
+    </w:p>
+    <w:p>
+      <w:pPr>
+        <w:pStyle w:val="NormalWeb"/>
+        <w:spacing w:before="0" w:beforeAutospacing="0" w:after="0" w:afterAutospacing="0"/>
+        <w:rPr>
+          <w:rFonts w:ascii="Calibri" w:hAnsi="Calibri" w:cs="Calibri"/>
+          <w:color w:val="000000" w:themeColor="text1"/>
+          <w:sz w:val="22"/>
+          <w:szCs w:val="22"/>
+          <w:lang w:val="en-US"/>
+        </w:rPr>
+      </w:pPr>
+      <w:r>
+        <w:rPr>
+          <w:rFonts w:ascii="Calibri" w:hAnsi="Calibri" w:cs="Calibri"/>
+          <w:color w:val="000000" w:themeColor="text1"/>
+          <w:sz w:val="22"/>
+          <w:szCs w:val="22"/>
+          <w:lang w:val="en-US"/>
+        </w:rPr>
+        <w:t>I</w:t>
+      </w:r>
+      <w:r>
+        <w:rPr>
+          <w:rFonts w:ascii="Calibri" w:hAnsi="Calibri" w:cs="Calibri"/>
+          <w:color w:val="000000" w:themeColor="text1"/>
+          <w:sz w:val="22"/>
+          <w:szCs w:val="22"/>
+          <w:lang w:val="en-US"/>
+        </w:rPr>
+        <w:t>4</w:t>
+      </w:r>
+      <w:r>
+        <w:rPr>
+          <w:rFonts w:ascii="Calibri" w:hAnsi="Calibri" w:cs="Calibri"/>
+          <w:color w:val="000000" w:themeColor="text1"/>
+          <w:sz w:val="22"/>
+          <w:szCs w:val="22"/>
+          <w:lang w:val="en-US"/>
+        </w:rPr>
+        <w:t xml:space="preserve"> -&gt; I</w:t>
+      </w:r>
+      <w:r>
+        <w:rPr>
+          <w:rFonts w:ascii="Calibri" w:hAnsi="Calibri" w:cs="Calibri"/>
+          <w:color w:val="000000" w:themeColor="text1"/>
+          <w:sz w:val="22"/>
+          <w:szCs w:val="22"/>
+          <w:lang w:val="en-US"/>
+        </w:rPr>
+        <w:t>3</w:t>
+      </w:r>
+      <w:r>
+        <w:rPr>
+          <w:rFonts w:ascii="Calibri" w:hAnsi="Calibri" w:cs="Calibri"/>
+          <w:color w:val="000000" w:themeColor="text1"/>
+          <w:sz w:val="22"/>
+          <w:szCs w:val="22"/>
+          <w:lang w:val="en-US"/>
+        </w:rPr>
+        <w:t xml:space="preserve"> &amp; I5</w:t>
+      </w:r>
+      <w:r>
+        <w:rPr>
+          <w:rFonts w:ascii="Calibri" w:hAnsi="Calibri" w:cs="Calibri"/>
+          <w:color w:val="000000" w:themeColor="text1"/>
+          <w:sz w:val="22"/>
+          <w:szCs w:val="22"/>
+          <w:lang w:val="en-US"/>
+        </w:rPr>
+        <w:t>: confidence =</w:t>
+      </w:r>
+      <w:r>
+        <w:rPr>
+          <w:rFonts w:ascii="Calibri" w:hAnsi="Calibri" w:cs="Calibri"/>
+          <w:color w:val="000000" w:themeColor="text1"/>
+          <w:sz w:val="22"/>
+          <w:szCs w:val="22"/>
+          <w:lang w:val="en-US"/>
+        </w:rPr>
+        <w:t xml:space="preserve"> 2/5 = 0.4</w:t>
+      </w:r>
+    </w:p>
+    <w:p>
+      <w:pPr>
+        <w:pStyle w:val="NormalWeb"/>
+        <w:spacing w:before="0" w:beforeAutospacing="0" w:after="0" w:afterAutospacing="0"/>
+        <w:rPr>
+          <w:rFonts w:ascii="Calibri" w:hAnsi="Calibri" w:cs="Calibri"/>
+          <w:color w:val="000000" w:themeColor="text1"/>
+          <w:sz w:val="22"/>
+          <w:szCs w:val="22"/>
+          <w:lang w:val="en-US"/>
+        </w:rPr>
+      </w:pPr>
+      <w:r>
+        <w:rPr>
+          <w:rFonts w:ascii="Calibri" w:hAnsi="Calibri" w:cs="Calibri"/>
+          <w:color w:val="000000" w:themeColor="text1"/>
+          <w:sz w:val="22"/>
+          <w:szCs w:val="22"/>
+          <w:lang w:val="en-US"/>
+        </w:rPr>
+        <w:t>I</w:t>
+      </w:r>
+      <w:r>
+        <w:rPr>
+          <w:rFonts w:ascii="Calibri" w:hAnsi="Calibri" w:cs="Calibri"/>
+          <w:color w:val="000000" w:themeColor="text1"/>
+          <w:sz w:val="22"/>
+          <w:szCs w:val="22"/>
+          <w:lang w:val="en-US"/>
+        </w:rPr>
+        <w:t>5</w:t>
+      </w:r>
+      <w:r>
+        <w:rPr>
+          <w:rFonts w:ascii="Calibri" w:hAnsi="Calibri" w:cs="Calibri"/>
+          <w:color w:val="000000" w:themeColor="text1"/>
+          <w:sz w:val="22"/>
+          <w:szCs w:val="22"/>
+          <w:lang w:val="en-US"/>
+        </w:rPr>
+        <w:t xml:space="preserve"> -&gt; I4</w:t>
+      </w:r>
+      <w:r>
+        <w:rPr>
+          <w:rFonts w:ascii="Calibri" w:hAnsi="Calibri" w:cs="Calibri"/>
+          <w:color w:val="000000" w:themeColor="text1"/>
+          <w:sz w:val="22"/>
+          <w:szCs w:val="22"/>
+          <w:lang w:val="en-US"/>
+        </w:rPr>
+        <w:t xml:space="preserve"> &amp; I</w:t>
+      </w:r>
+      <w:r>
+        <w:rPr>
+          <w:rFonts w:ascii="Calibri" w:hAnsi="Calibri" w:cs="Calibri"/>
+          <w:color w:val="000000" w:themeColor="text1"/>
+          <w:sz w:val="22"/>
+          <w:szCs w:val="22"/>
+          <w:lang w:val="en-US"/>
+        </w:rPr>
+        <w:t>3</w:t>
+      </w:r>
+      <w:r>
+        <w:rPr>
+          <w:rFonts w:ascii="Calibri" w:hAnsi="Calibri" w:cs="Calibri"/>
+          <w:color w:val="000000" w:themeColor="text1"/>
+          <w:sz w:val="22"/>
+          <w:szCs w:val="22"/>
+          <w:lang w:val="en-US"/>
+        </w:rPr>
+        <w:t>: confidence =</w:t>
+      </w:r>
+      <w:r>
+        <w:rPr>
+          <w:rFonts w:ascii="Calibri" w:hAnsi="Calibri" w:cs="Calibri"/>
+          <w:color w:val="000000" w:themeColor="text1"/>
+          <w:sz w:val="22"/>
+          <w:szCs w:val="22"/>
+          <w:lang w:val="en-US"/>
+        </w:rPr>
+        <w:t xml:space="preserve"> 2/4 = 0.5</w:t>
+      </w:r>
+    </w:p>
+    <w:p>
+      <w:pPr>
+        <w:pStyle w:val="NormalWeb"/>
+        <w:spacing w:before="0" w:beforeAutospacing="0" w:after="0" w:afterAutospacing="0"/>
+        <w:rPr>
+          <w:rFonts w:ascii="Calibri" w:hAnsi="Calibri" w:cs="Calibri"/>
+          <w:sz w:val="22"/>
+          <w:szCs w:val="22"/>
+          <w:lang w:val="en-US"/>
+        </w:rPr>
+      </w:pPr>
     </w:p>
     <w:p>
       <w:pPr>

--- a/data_mining/839/hw3.docx
+++ b/data_mining/839/hw3.docx
@@ -3901,7 +3901,7 @@
                 </mc:Choice>
                 <mc:Fallback>
                   <w:pict>
-                    <v:oval w14:anchorId="1B96EFD7" id="Oval 7" o:spid="_x0000_s1026" style="position:absolute;margin-left:23.05pt;margin-top:13.3pt;width:25.5pt;height:16pt;z-index:251723776;visibility:visible;mso-wrap-style:square;mso-width-percent:0;mso-height-percent:0;mso-wrap-distance-left:9pt;mso-wrap-distance-top:0;mso-wrap-distance-right:9pt;mso-wrap-distance-bottom:0;mso-position-horizontal:absolute;mso-position-horizontal-relative:text;mso-position-vertical:absolute;mso-position-vertical-relative:text;mso-width-percent:0;mso-height-percent:0;mso-width-relative:margin;mso-height-relative:margin;v-text-anchor:middle" o:gfxdata="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" filled="f" strokecolor="red" strokeweight="1pt">
+                    <v:oval w14:anchorId="2D108469" id="Oval 7" o:spid="_x0000_s1026" style="position:absolute;margin-left:23.05pt;margin-top:13.3pt;width:25.5pt;height:16pt;z-index:251723776;visibility:visible;mso-wrap-style:square;mso-width-percent:0;mso-height-percent:0;mso-wrap-distance-left:9pt;mso-wrap-distance-top:0;mso-wrap-distance-right:9pt;mso-wrap-distance-bottom:0;mso-position-horizontal:absolute;mso-position-horizontal-relative:text;mso-position-vertical:absolute;mso-position-vertical-relative:text;mso-width-percent:0;mso-height-percent:0;mso-width-relative:margin;mso-height-relative:margin;v-text-anchor:middle" o:gfxdata="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" filled="f" strokecolor="red" strokeweight="1pt">
                       <v:stroke joinstyle="miter"/>
                     </v:oval>
                   </w:pict>
@@ -4181,7 +4181,7 @@
                 </mc:Choice>
                 <mc:Fallback>
                   <w:pict>
-                    <v:oval w14:anchorId="0094B194" id="Oval 2" o:spid="_x0000_s1026" style="position:absolute;margin-left:-4.65pt;margin-top:-.2pt;width:25.5pt;height:16pt;z-index:251734016;visibility:visible;mso-wrap-style:square;mso-width-percent:0;mso-wrap-distance-left:9pt;mso-wrap-distance-top:0;mso-wrap-distance-right:9pt;mso-wrap-distance-bottom:0;mso-position-horizontal:absolute;mso-position-horizontal-relative:text;mso-position-vertical:absolute;mso-position-vertical-relative:text;mso-width-percent:0;mso-width-relative:margin;v-text-anchor:middle" o:gfxdata="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" filled="f" strokecolor="red" strokeweight="1pt">
+                    <v:oval w14:anchorId="7B6838C3" id="Oval 2" o:spid="_x0000_s1026" style="position:absolute;margin-left:-4.65pt;margin-top:-.2pt;width:25.5pt;height:16pt;z-index:251734016;visibility:visible;mso-wrap-style:square;mso-width-percent:0;mso-wrap-distance-left:9pt;mso-wrap-distance-top:0;mso-wrap-distance-right:9pt;mso-wrap-distance-bottom:0;mso-position-horizontal:absolute;mso-position-horizontal-relative:text;mso-position-vertical:absolute;mso-position-vertical-relative:text;mso-width-percent:0;mso-width-relative:margin;v-text-anchor:middle" o:gfxdata="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" filled="f" strokecolor="red" strokeweight="1pt">
                       <v:stroke joinstyle="miter"/>
                     </v:oval>
                   </w:pict>
@@ -4335,7 +4335,7 @@
                 </mc:Choice>
                 <mc:Fallback>
                   <w:pict>
-                    <v:oval w14:anchorId="037ECF48" id="Oval 4" o:spid="_x0000_s1026" style="position:absolute;margin-left:28.9pt;margin-top:13.4pt;width:25.5pt;height:16pt;z-index:251737088;visibility:visible;mso-wrap-style:square;mso-width-percent:0;mso-height-percent:0;mso-wrap-distance-left:9pt;mso-wrap-distance-top:0;mso-wrap-distance-right:9pt;mso-wrap-distance-bottom:0;mso-position-horizontal:absolute;mso-position-horizontal-relative:text;mso-position-vertical:absolute;mso-position-vertical-relative:text;mso-width-percent:0;mso-height-percent:0;mso-width-relative:margin;mso-height-relative:margin;v-text-anchor:middle" o:gfxdata="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" filled="f" strokecolor="red" strokeweight="1pt">
+                    <v:oval w14:anchorId="2FF1A2F4" id="Oval 4" o:spid="_x0000_s1026" style="position:absolute;margin-left:28.9pt;margin-top:13.4pt;width:25.5pt;height:16pt;z-index:251737088;visibility:visible;mso-wrap-style:square;mso-width-percent:0;mso-height-percent:0;mso-wrap-distance-left:9pt;mso-wrap-distance-top:0;mso-wrap-distance-right:9pt;mso-wrap-distance-bottom:0;mso-position-horizontal:absolute;mso-position-horizontal-relative:text;mso-position-vertical:absolute;mso-position-vertical-relative:text;mso-width-percent:0;mso-height-percent:0;mso-width-relative:margin;mso-height-relative:margin;v-text-anchor:middle" o:gfxdata="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" filled="f" strokecolor="red" strokeweight="1pt">
                       <v:stroke joinstyle="miter"/>
                     </v:oval>
                   </w:pict>
@@ -5153,7 +5153,7 @@
                 </mc:Choice>
                 <mc:Fallback>
                   <w:pict>
-                    <v:oval w14:anchorId="33A3B14C" id="Oval 8" o:spid="_x0000_s1026" style="position:absolute;margin-left:28.7pt;margin-top:13.5pt;width:25.5pt;height:16pt;z-index:251739136;visibility:visible;mso-wrap-style:square;mso-width-percent:0;mso-height-percent:0;mso-wrap-distance-left:9pt;mso-wrap-distance-top:0;mso-wrap-distance-right:9pt;mso-wrap-distance-bottom:0;mso-position-horizontal:absolute;mso-position-horizontal-relative:text;mso-position-vertical:absolute;mso-position-vertical-relative:text;mso-width-percent:0;mso-height-percent:0;mso-width-relative:margin;mso-height-relative:margin;v-text-anchor:middle" o:gfxdata="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" filled="f" strokecolor="red" strokeweight="1pt">
+                    <v:oval w14:anchorId="46B29DD7" id="Oval 8" o:spid="_x0000_s1026" style="position:absolute;margin-left:28.7pt;margin-top:13.5pt;width:25.5pt;height:16pt;z-index:251739136;visibility:visible;mso-wrap-style:square;mso-width-percent:0;mso-height-percent:0;mso-wrap-distance-left:9pt;mso-wrap-distance-top:0;mso-wrap-distance-right:9pt;mso-wrap-distance-bottom:0;mso-position-horizontal:absolute;mso-position-horizontal-relative:text;mso-position-vertical:absolute;mso-position-vertical-relative:text;mso-width-percent:0;mso-height-percent:0;mso-width-relative:margin;mso-height-relative:margin;v-text-anchor:middle" o:gfxdata="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" filled="f" strokecolor="red" strokeweight="1pt">
                       <v:stroke joinstyle="miter"/>
                     </v:oval>
                   </w:pict>
@@ -5446,7 +5446,7 @@
                 </mc:Choice>
                 <mc:Fallback>
                   <w:pict>
-                    <v:oval w14:anchorId="2D29FA88" id="Oval 3" o:spid="_x0000_s1026" style="position:absolute;margin-left:-3.05pt;margin-top:13.2pt;width:25.5pt;height:16pt;z-index:251735040;visibility:visible;mso-wrap-style:square;mso-width-percent:0;mso-wrap-distance-left:9pt;mso-wrap-distance-top:0;mso-wrap-distance-right:9pt;mso-wrap-distance-bottom:0;mso-position-horizontal:absolute;mso-position-horizontal-relative:text;mso-position-vertical:absolute;mso-position-vertical-relative:text;mso-width-percent:0;mso-width-relative:margin;v-text-anchor:middle" o:gfxdata="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" filled="f" strokecolor="red" strokeweight="1pt">
+                    <v:oval w14:anchorId="62B376A6" id="Oval 3" o:spid="_x0000_s1026" style="position:absolute;margin-left:-3.05pt;margin-top:13.2pt;width:25.5pt;height:16pt;z-index:251735040;visibility:visible;mso-wrap-style:square;mso-width-percent:0;mso-wrap-distance-left:9pt;mso-wrap-distance-top:0;mso-wrap-distance-right:9pt;mso-wrap-distance-bottom:0;mso-position-horizontal:absolute;mso-position-horizontal-relative:text;mso-position-vertical:absolute;mso-position-vertical-relative:text;mso-width-percent:0;mso-width-relative:margin;v-text-anchor:middle" o:gfxdata="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" filled="f" strokecolor="red" strokeweight="1pt">
                       <v:stroke joinstyle="miter"/>
                     </v:oval>
                   </w:pict>
@@ -5829,7 +5829,7 @@
                 </mc:Choice>
                 <mc:Fallback>
                   <w:pict>
-                    <v:oval w14:anchorId="1F3327FC" id="Oval 1" o:spid="_x0000_s1026" style="position:absolute;margin-left:-3.5pt;margin-top:13.05pt;width:30.5pt;height:16pt;z-index:251732992;visibility:visible;mso-wrap-style:square;mso-wrap-distance-left:9pt;mso-wrap-distance-top:0;mso-wrap-distance-right:9pt;mso-wrap-distance-bottom:0;mso-position-horizontal:absolute;mso-position-horizontal-relative:text;mso-position-vertical:absolute;mso-position-vertical-relative:text;v-text-anchor:middle" o:gfxdata="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" filled="f" strokecolor="red" strokeweight="1pt">
+                    <v:oval w14:anchorId="01AC2DCC" id="Oval 1" o:spid="_x0000_s1026" style="position:absolute;margin-left:-3.5pt;margin-top:13.05pt;width:30.5pt;height:16pt;z-index:251732992;visibility:visible;mso-wrap-style:square;mso-wrap-distance-left:9pt;mso-wrap-distance-top:0;mso-wrap-distance-right:9pt;mso-wrap-distance-bottom:0;mso-position-horizontal:absolute;mso-position-horizontal-relative:text;mso-position-vertical:absolute;mso-position-vertical-relative:text;v-text-anchor:middle" o:gfxdata="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" filled="f" strokecolor="red" strokeweight="1pt">
                       <v:stroke joinstyle="miter"/>
                     </v:oval>
                   </w:pict>
@@ -5990,7 +5990,7 @@
                 </mc:Choice>
                 <mc:Fallback>
                   <w:pict>
-                    <v:oval w14:anchorId="744E4934" id="Oval 5" o:spid="_x0000_s1026" style="position:absolute;margin-left:36.95pt;margin-top:13.05pt;width:25.5pt;height:16pt;z-index:251736064;visibility:visible;mso-wrap-style:square;mso-width-percent:0;mso-wrap-distance-left:9pt;mso-wrap-distance-top:0;mso-wrap-distance-right:9pt;mso-wrap-distance-bottom:0;mso-position-horizontal:absolute;mso-position-horizontal-relative:text;mso-position-vertical:absolute;mso-position-vertical-relative:text;mso-width-percent:0;mso-width-relative:margin;v-text-anchor:middle" o:gfxdata="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" filled="f" strokecolor="red" strokeweight="1pt">
+                    <v:oval w14:anchorId="68667DE6" id="Oval 5" o:spid="_x0000_s1026" style="position:absolute;margin-left:36.95pt;margin-top:13.05pt;width:25.5pt;height:16pt;z-index:251736064;visibility:visible;mso-wrap-style:square;mso-width-percent:0;mso-wrap-distance-left:9pt;mso-wrap-distance-top:0;mso-wrap-distance-right:9pt;mso-wrap-distance-bottom:0;mso-position-horizontal:absolute;mso-position-horizontal-relative:text;mso-position-vertical:absolute;mso-position-vertical-relative:text;mso-width-percent:0;mso-width-relative:margin;v-text-anchor:middle" o:gfxdata="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" filled="f" strokecolor="red" strokeweight="1pt">
                       <v:stroke joinstyle="miter"/>
                     </v:oval>
                   </w:pict>
@@ -6487,7 +6487,7 @@
                 </mc:Choice>
                 <mc:Fallback>
                   <w:pict>
-                    <v:oval w14:anchorId="768D905F" id="Oval 6" o:spid="_x0000_s1026" style="position:absolute;margin-left:29.95pt;margin-top:12.7pt;width:25.5pt;height:16pt;z-index:251738112;visibility:visible;mso-wrap-style:square;mso-width-percent:0;mso-height-percent:0;mso-wrap-distance-left:9pt;mso-wrap-distance-top:0;mso-wrap-distance-right:9pt;mso-wrap-distance-bottom:0;mso-position-horizontal:absolute;mso-position-horizontal-relative:text;mso-position-vertical:absolute;mso-position-vertical-relative:text;mso-width-percent:0;mso-height-percent:0;mso-width-relative:margin;mso-height-relative:margin;v-text-anchor:middle" o:gfxdata="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" filled="f" strokecolor="red" strokeweight="1pt">
+                    <v:oval w14:anchorId="2BBB9B7A" id="Oval 6" o:spid="_x0000_s1026" style="position:absolute;margin-left:29.95pt;margin-top:12.7pt;width:25.5pt;height:16pt;z-index:251738112;visibility:visible;mso-wrap-style:square;mso-width-percent:0;mso-height-percent:0;mso-wrap-distance-left:9pt;mso-wrap-distance-top:0;mso-wrap-distance-right:9pt;mso-wrap-distance-bottom:0;mso-position-horizontal:absolute;mso-position-horizontal-relative:text;mso-position-vertical:absolute;mso-position-vertical-relative:text;mso-width-percent:0;mso-height-percent:0;mso-width-relative:margin;mso-height-relative:margin;v-text-anchor:middle" o:gfxdata="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" filled="f" strokecolor="red" strokeweight="1pt">
                       <v:stroke joinstyle="miter"/>
                     </v:oval>
                   </w:pict>
@@ -11687,6 +11687,77 @@
         </w:rPr>
         <w:t xml:space="preserve">  </w:t>
       </w:r>
+      <w:r>
+        <w:rPr>
+          <w:rFonts w:ascii="Calibri" w:hAnsi="Calibri" w:cs="Calibri"/>
+          <w:color w:val="70AD47" w:themeColor="accent6"/>
+          <w:sz w:val="22"/>
+          <w:szCs w:val="22"/>
+          <w:lang w:val="en-US"/>
+        </w:rPr>
+        <w:fldChar w:fldCharType="begin"/>
+      </w:r>
+      <w:r>
+        <w:rPr>
+          <w:rFonts w:ascii="Calibri" w:eastAsia="SimSun" w:hAnsi="Calibri" w:cs="Calibri"/>
+          <w:color w:val="70AD47" w:themeColor="accent6"/>
+          <w:sz w:val="22"/>
+          <w:szCs w:val="22"/>
+          <w:lang w:val="en-US"/>
+        </w:rPr>
+        <w:instrText xml:space="preserve"> </w:instrText>
+      </w:r>
+      <w:r>
+        <w:rPr>
+          <w:rFonts w:ascii="Calibri" w:eastAsia="SimSun" w:hAnsi="Calibri" w:cs="Calibri" w:hint="eastAsia"/>
+          <w:color w:val="70AD47" w:themeColor="accent6"/>
+          <w:sz w:val="22"/>
+          <w:szCs w:val="22"/>
+          <w:lang w:val="en-US"/>
+        </w:rPr>
+        <w:instrText>= 4 \* GB3</w:instrText>
+      </w:r>
+      <w:r>
+        <w:rPr>
+          <w:rFonts w:ascii="Calibri" w:eastAsia="SimSun" w:hAnsi="Calibri" w:cs="Calibri"/>
+          <w:color w:val="70AD47" w:themeColor="accent6"/>
+          <w:sz w:val="22"/>
+          <w:szCs w:val="22"/>
+          <w:lang w:val="en-US"/>
+        </w:rPr>
+        <w:instrText xml:space="preserve"> </w:instrText>
+      </w:r>
+      <w:r>
+        <w:rPr>
+          <w:rFonts w:ascii="Calibri" w:hAnsi="Calibri" w:cs="Calibri"/>
+          <w:color w:val="70AD47" w:themeColor="accent6"/>
+          <w:sz w:val="22"/>
+          <w:szCs w:val="22"/>
+          <w:lang w:val="en-US"/>
+        </w:rPr>
+        <w:fldChar w:fldCharType="separate"/>
+      </w:r>
+      <w:r>
+        <w:rPr>
+          <w:rFonts w:ascii="Calibri" w:eastAsia="SimSun" w:hAnsi="Calibri" w:cs="Calibri" w:hint="eastAsia"/>
+          <w:noProof/>
+          <w:color w:val="70AD47" w:themeColor="accent6"/>
+          <w:sz w:val="22"/>
+          <w:szCs w:val="22"/>
+          <w:lang w:val="en-US"/>
+        </w:rPr>
+        <w:t>④</w:t>
+      </w:r>
+      <w:r>
+        <w:rPr>
+          <w:rFonts w:ascii="Calibri" w:hAnsi="Calibri" w:cs="Calibri"/>
+          <w:color w:val="70AD47" w:themeColor="accent6"/>
+          <w:sz w:val="22"/>
+          <w:szCs w:val="22"/>
+          <w:lang w:val="en-US"/>
+        </w:rPr>
+        <w:fldChar w:fldCharType="end"/>
+      </w:r>
     </w:p>
     <w:p>
       <w:pPr>
@@ -11800,6 +11871,87 @@
         </w:rPr>
         <w:t>1</w:t>
       </w:r>
+      <w:r>
+        <w:rPr>
+          <w:rFonts w:ascii="Calibri" w:hAnsi="Calibri" w:cs="Calibri"/>
+          <w:color w:val="70AD47" w:themeColor="accent6"/>
+          <w:sz w:val="22"/>
+          <w:szCs w:val="22"/>
+          <w:lang w:val="en-US"/>
+        </w:rPr>
+        <w:t xml:space="preserve">  </w:t>
+      </w:r>
+      <w:r>
+        <w:rPr>
+          <w:rFonts w:ascii="Calibri" w:hAnsi="Calibri" w:cs="Calibri"/>
+          <w:color w:val="70AD47" w:themeColor="accent6"/>
+          <w:sz w:val="22"/>
+          <w:szCs w:val="22"/>
+          <w:lang w:val="en-US"/>
+        </w:rPr>
+        <w:fldChar w:fldCharType="begin"/>
+      </w:r>
+      <w:r>
+        <w:rPr>
+          <w:rFonts w:ascii="Calibri" w:eastAsia="SimSun" w:hAnsi="Calibri" w:cs="Calibri"/>
+          <w:color w:val="70AD47" w:themeColor="accent6"/>
+          <w:sz w:val="22"/>
+          <w:szCs w:val="22"/>
+          <w:lang w:val="en-US"/>
+        </w:rPr>
+        <w:instrText xml:space="preserve"> </w:instrText>
+      </w:r>
+      <w:r>
+        <w:rPr>
+          <w:rFonts w:ascii="Calibri" w:eastAsia="SimSun" w:hAnsi="Calibri" w:cs="Calibri" w:hint="eastAsia"/>
+          <w:color w:val="70AD47" w:themeColor="accent6"/>
+          <w:sz w:val="22"/>
+          <w:szCs w:val="22"/>
+          <w:lang w:val="en-US"/>
+        </w:rPr>
+        <w:instrText>= 5 \* GB3</w:instrText>
+      </w:r>
+      <w:r>
+        <w:rPr>
+          <w:rFonts w:ascii="Calibri" w:eastAsia="SimSun" w:hAnsi="Calibri" w:cs="Calibri"/>
+          <w:color w:val="70AD47" w:themeColor="accent6"/>
+          <w:sz w:val="22"/>
+          <w:szCs w:val="22"/>
+          <w:lang w:val="en-US"/>
+        </w:rPr>
+        <w:instrText xml:space="preserve"> </w:instrText>
+      </w:r>
+      <w:r>
+        <w:rPr>
+          <w:rFonts w:ascii="Calibri" w:hAnsi="Calibri" w:cs="Calibri"/>
+          <w:color w:val="70AD47" w:themeColor="accent6"/>
+          <w:sz w:val="22"/>
+          <w:szCs w:val="22"/>
+          <w:lang w:val="en-US"/>
+        </w:rPr>
+        <w:fldChar w:fldCharType="separate"/>
+      </w:r>
+      <w:r>
+        <w:rPr>
+          <w:rFonts w:ascii="Calibri" w:eastAsia="SimSun" w:hAnsi="Calibri" w:cs="Calibri" w:hint="eastAsia"/>
+          <w:noProof/>
+          <w:color w:val="70AD47" w:themeColor="accent6"/>
+          <w:sz w:val="22"/>
+          <w:szCs w:val="22"/>
+          <w:lang w:val="en-US"/>
+        </w:rPr>
+        <w:t>⑤</w:t>
+      </w:r>
+      <w:r>
+        <w:rPr>
+          <w:rFonts w:ascii="Calibri" w:hAnsi="Calibri" w:cs="Calibri"/>
+          <w:color w:val="70AD47" w:themeColor="accent6"/>
+          <w:sz w:val="22"/>
+          <w:szCs w:val="22"/>
+          <w:lang w:val="en-US"/>
+        </w:rPr>
+        <w:fldChar w:fldCharType="end"/>
+      </w:r>
     </w:p>
     <w:p>
       <w:pPr>
@@ -11913,6 +12065,87 @@
         </w:rPr>
         <w:t>8</w:t>
       </w:r>
+      <w:r>
+        <w:rPr>
+          <w:rFonts w:ascii="Calibri" w:hAnsi="Calibri" w:cs="Calibri"/>
+          <w:color w:val="70AD47" w:themeColor="accent6"/>
+          <w:sz w:val="22"/>
+          <w:szCs w:val="22"/>
+          <w:lang w:val="en-US"/>
+        </w:rPr>
+        <w:t xml:space="preserve">  </w:t>
+      </w:r>
+      <w:r>
+        <w:rPr>
+          <w:rFonts w:ascii="Calibri" w:hAnsi="Calibri" w:cs="Calibri"/>
+          <w:color w:val="70AD47" w:themeColor="accent6"/>
+          <w:sz w:val="22"/>
+          <w:szCs w:val="22"/>
+          <w:lang w:val="en-US"/>
+        </w:rPr>
+        <w:fldChar w:fldCharType="begin"/>
+      </w:r>
+      <w:r>
+        <w:rPr>
+          <w:rFonts w:ascii="Calibri" w:eastAsia="SimSun" w:hAnsi="Calibri" w:cs="Calibri"/>
+          <w:color w:val="70AD47" w:themeColor="accent6"/>
+          <w:sz w:val="22"/>
+          <w:szCs w:val="22"/>
+          <w:lang w:val="en-US"/>
+        </w:rPr>
+        <w:instrText xml:space="preserve"> </w:instrText>
+      </w:r>
+      <w:r>
+        <w:rPr>
+          <w:rFonts w:ascii="Calibri" w:eastAsia="SimSun" w:hAnsi="Calibri" w:cs="Calibri" w:hint="eastAsia"/>
+          <w:color w:val="70AD47" w:themeColor="accent6"/>
+          <w:sz w:val="22"/>
+          <w:szCs w:val="22"/>
+          <w:lang w:val="en-US"/>
+        </w:rPr>
+        <w:instrText>= 6 \* GB3</w:instrText>
+      </w:r>
+      <w:r>
+        <w:rPr>
+          <w:rFonts w:ascii="Calibri" w:eastAsia="SimSun" w:hAnsi="Calibri" w:cs="Calibri"/>
+          <w:color w:val="70AD47" w:themeColor="accent6"/>
+          <w:sz w:val="22"/>
+          <w:szCs w:val="22"/>
+          <w:lang w:val="en-US"/>
+        </w:rPr>
+        <w:instrText xml:space="preserve"> </w:instrText>
+      </w:r>
+      <w:r>
+        <w:rPr>
+          <w:rFonts w:ascii="Calibri" w:hAnsi="Calibri" w:cs="Calibri"/>
+          <w:color w:val="70AD47" w:themeColor="accent6"/>
+          <w:sz w:val="22"/>
+          <w:szCs w:val="22"/>
+          <w:lang w:val="en-US"/>
+        </w:rPr>
+        <w:fldChar w:fldCharType="separate"/>
+      </w:r>
+      <w:r>
+        <w:rPr>
+          <w:rFonts w:ascii="Calibri" w:eastAsia="SimSun" w:hAnsi="Calibri" w:cs="Calibri" w:hint="eastAsia"/>
+          <w:noProof/>
+          <w:color w:val="70AD47" w:themeColor="accent6"/>
+          <w:sz w:val="22"/>
+          <w:szCs w:val="22"/>
+          <w:lang w:val="en-US"/>
+        </w:rPr>
+        <w:t>⑥</w:t>
+      </w:r>
+      <w:r>
+        <w:rPr>
+          <w:rFonts w:ascii="Calibri" w:hAnsi="Calibri" w:cs="Calibri"/>
+          <w:color w:val="70AD47" w:themeColor="accent6"/>
+          <w:sz w:val="22"/>
+          <w:szCs w:val="22"/>
+          <w:lang w:val="en-US"/>
+        </w:rPr>
+        <w:fldChar w:fldCharType="end"/>
+      </w:r>
     </w:p>
     <w:p>
       <w:pPr>
@@ -12026,6 +12259,87 @@
         </w:rPr>
         <w:t>8</w:t>
       </w:r>
+      <w:r>
+        <w:rPr>
+          <w:rFonts w:ascii="Calibri" w:hAnsi="Calibri" w:cs="Calibri"/>
+          <w:color w:val="70AD47" w:themeColor="accent6"/>
+          <w:sz w:val="22"/>
+          <w:szCs w:val="22"/>
+          <w:lang w:val="en-US"/>
+        </w:rPr>
+        <w:t xml:space="preserve">  </w:t>
+      </w:r>
+      <w:r>
+        <w:rPr>
+          <w:rFonts w:ascii="Calibri" w:hAnsi="Calibri" w:cs="Calibri"/>
+          <w:color w:val="70AD47" w:themeColor="accent6"/>
+          <w:sz w:val="22"/>
+          <w:szCs w:val="22"/>
+          <w:lang w:val="en-US"/>
+        </w:rPr>
+        <w:fldChar w:fldCharType="begin"/>
+      </w:r>
+      <w:r>
+        <w:rPr>
+          <w:rFonts w:ascii="Calibri" w:eastAsia="SimSun" w:hAnsi="Calibri" w:cs="Calibri"/>
+          <w:color w:val="70AD47" w:themeColor="accent6"/>
+          <w:sz w:val="22"/>
+          <w:szCs w:val="22"/>
+          <w:lang w:val="en-US"/>
+        </w:rPr>
+        <w:instrText xml:space="preserve"> </w:instrText>
+      </w:r>
+      <w:r>
+        <w:rPr>
+          <w:rFonts w:ascii="Calibri" w:eastAsia="SimSun" w:hAnsi="Calibri" w:cs="Calibri" w:hint="eastAsia"/>
+          <w:color w:val="70AD47" w:themeColor="accent6"/>
+          <w:sz w:val="22"/>
+          <w:szCs w:val="22"/>
+          <w:lang w:val="en-US"/>
+        </w:rPr>
+        <w:instrText>= 7 \* GB3</w:instrText>
+      </w:r>
+      <w:r>
+        <w:rPr>
+          <w:rFonts w:ascii="Calibri" w:eastAsia="SimSun" w:hAnsi="Calibri" w:cs="Calibri"/>
+          <w:color w:val="70AD47" w:themeColor="accent6"/>
+          <w:sz w:val="22"/>
+          <w:szCs w:val="22"/>
+          <w:lang w:val="en-US"/>
+        </w:rPr>
+        <w:instrText xml:space="preserve"> </w:instrText>
+      </w:r>
+      <w:r>
+        <w:rPr>
+          <w:rFonts w:ascii="Calibri" w:hAnsi="Calibri" w:cs="Calibri"/>
+          <w:color w:val="70AD47" w:themeColor="accent6"/>
+          <w:sz w:val="22"/>
+          <w:szCs w:val="22"/>
+          <w:lang w:val="en-US"/>
+        </w:rPr>
+        <w:fldChar w:fldCharType="separate"/>
+      </w:r>
+      <w:r>
+        <w:rPr>
+          <w:rFonts w:ascii="Calibri" w:eastAsia="SimSun" w:hAnsi="Calibri" w:cs="Calibri" w:hint="eastAsia"/>
+          <w:noProof/>
+          <w:color w:val="70AD47" w:themeColor="accent6"/>
+          <w:sz w:val="22"/>
+          <w:szCs w:val="22"/>
+          <w:lang w:val="en-US"/>
+        </w:rPr>
+        <w:t>⑦</w:t>
+      </w:r>
+      <w:r>
+        <w:rPr>
+          <w:rFonts w:ascii="Calibri" w:hAnsi="Calibri" w:cs="Calibri"/>
+          <w:color w:val="70AD47" w:themeColor="accent6"/>
+          <w:sz w:val="22"/>
+          <w:szCs w:val="22"/>
+          <w:lang w:val="en-US"/>
+        </w:rPr>
+        <w:fldChar w:fldCharType="end"/>
+      </w:r>
     </w:p>
     <w:p>
       <w:pPr>
@@ -12139,6 +12453,87 @@
         </w:rPr>
         <w:t>8</w:t>
       </w:r>
+      <w:r>
+        <w:rPr>
+          <w:rFonts w:ascii="Calibri" w:hAnsi="Calibri" w:cs="Calibri"/>
+          <w:color w:val="70AD47" w:themeColor="accent6"/>
+          <w:sz w:val="22"/>
+          <w:szCs w:val="22"/>
+          <w:lang w:val="en-US"/>
+        </w:rPr>
+        <w:t xml:space="preserve">  </w:t>
+      </w:r>
+      <w:r>
+        <w:rPr>
+          <w:rFonts w:ascii="Calibri" w:hAnsi="Calibri" w:cs="Calibri"/>
+          <w:color w:val="70AD47" w:themeColor="accent6"/>
+          <w:sz w:val="22"/>
+          <w:szCs w:val="22"/>
+          <w:lang w:val="en-US"/>
+        </w:rPr>
+        <w:fldChar w:fldCharType="begin"/>
+      </w:r>
+      <w:r>
+        <w:rPr>
+          <w:rFonts w:ascii="Calibri" w:eastAsia="SimSun" w:hAnsi="Calibri" w:cs="Calibri"/>
+          <w:color w:val="70AD47" w:themeColor="accent6"/>
+          <w:sz w:val="22"/>
+          <w:szCs w:val="22"/>
+          <w:lang w:val="en-US"/>
+        </w:rPr>
+        <w:instrText xml:space="preserve"> </w:instrText>
+      </w:r>
+      <w:r>
+        <w:rPr>
+          <w:rFonts w:ascii="Calibri" w:eastAsia="SimSun" w:hAnsi="Calibri" w:cs="Calibri" w:hint="eastAsia"/>
+          <w:color w:val="70AD47" w:themeColor="accent6"/>
+          <w:sz w:val="22"/>
+          <w:szCs w:val="22"/>
+          <w:lang w:val="en-US"/>
+        </w:rPr>
+        <w:instrText>= 8 \* GB3</w:instrText>
+      </w:r>
+      <w:r>
+        <w:rPr>
+          <w:rFonts w:ascii="Calibri" w:eastAsia="SimSun" w:hAnsi="Calibri" w:cs="Calibri"/>
+          <w:color w:val="70AD47" w:themeColor="accent6"/>
+          <w:sz w:val="22"/>
+          <w:szCs w:val="22"/>
+          <w:lang w:val="en-US"/>
+        </w:rPr>
+        <w:instrText xml:space="preserve"> </w:instrText>
+      </w:r>
+      <w:r>
+        <w:rPr>
+          <w:rFonts w:ascii="Calibri" w:hAnsi="Calibri" w:cs="Calibri"/>
+          <w:color w:val="70AD47" w:themeColor="accent6"/>
+          <w:sz w:val="22"/>
+          <w:szCs w:val="22"/>
+          <w:lang w:val="en-US"/>
+        </w:rPr>
+        <w:fldChar w:fldCharType="separate"/>
+      </w:r>
+      <w:r>
+        <w:rPr>
+          <w:rFonts w:ascii="Calibri" w:eastAsia="SimSun" w:hAnsi="Calibri" w:cs="Calibri" w:hint="eastAsia"/>
+          <w:noProof/>
+          <w:color w:val="70AD47" w:themeColor="accent6"/>
+          <w:sz w:val="22"/>
+          <w:szCs w:val="22"/>
+          <w:lang w:val="en-US"/>
+        </w:rPr>
+        <w:t>⑧</w:t>
+      </w:r>
+      <w:r>
+        <w:rPr>
+          <w:rFonts w:ascii="Calibri" w:hAnsi="Calibri" w:cs="Calibri"/>
+          <w:color w:val="70AD47" w:themeColor="accent6"/>
+          <w:sz w:val="22"/>
+          <w:szCs w:val="22"/>
+          <w:lang w:val="en-US"/>
+        </w:rPr>
+        <w:fldChar w:fldCharType="end"/>
+      </w:r>
     </w:p>
     <w:p>
       <w:pPr>
@@ -12252,6 +12647,87 @@
         </w:rPr>
         <w:t>6</w:t>
       </w:r>
+      <w:r>
+        <w:rPr>
+          <w:rFonts w:ascii="Calibri" w:hAnsi="Calibri" w:cs="Calibri"/>
+          <w:color w:val="70AD47" w:themeColor="accent6"/>
+          <w:sz w:val="22"/>
+          <w:szCs w:val="22"/>
+          <w:lang w:val="en-US"/>
+        </w:rPr>
+        <w:t xml:space="preserve">  </w:t>
+      </w:r>
+      <w:r>
+        <w:rPr>
+          <w:rFonts w:ascii="Calibri" w:hAnsi="Calibri" w:cs="Calibri"/>
+          <w:color w:val="70AD47" w:themeColor="accent6"/>
+          <w:sz w:val="22"/>
+          <w:szCs w:val="22"/>
+          <w:lang w:val="en-US"/>
+        </w:rPr>
+        <w:fldChar w:fldCharType="begin"/>
+      </w:r>
+      <w:r>
+        <w:rPr>
+          <w:rFonts w:ascii="Calibri" w:eastAsia="SimSun" w:hAnsi="Calibri" w:cs="Calibri"/>
+          <w:color w:val="70AD47" w:themeColor="accent6"/>
+          <w:sz w:val="22"/>
+          <w:szCs w:val="22"/>
+          <w:lang w:val="en-US"/>
+        </w:rPr>
+        <w:instrText xml:space="preserve"> </w:instrText>
+      </w:r>
+      <w:r>
+        <w:rPr>
+          <w:rFonts w:ascii="Calibri" w:eastAsia="SimSun" w:hAnsi="Calibri" w:cs="Calibri" w:hint="eastAsia"/>
+          <w:color w:val="70AD47" w:themeColor="accent6"/>
+          <w:sz w:val="22"/>
+          <w:szCs w:val="22"/>
+          <w:lang w:val="en-US"/>
+        </w:rPr>
+        <w:instrText>= 9 \* GB3</w:instrText>
+      </w:r>
+      <w:r>
+        <w:rPr>
+          <w:rFonts w:ascii="Calibri" w:eastAsia="SimSun" w:hAnsi="Calibri" w:cs="Calibri"/>
+          <w:color w:val="70AD47" w:themeColor="accent6"/>
+          <w:sz w:val="22"/>
+          <w:szCs w:val="22"/>
+          <w:lang w:val="en-US"/>
+        </w:rPr>
+        <w:instrText xml:space="preserve"> </w:instrText>
+      </w:r>
+      <w:r>
+        <w:rPr>
+          <w:rFonts w:ascii="Calibri" w:hAnsi="Calibri" w:cs="Calibri"/>
+          <w:color w:val="70AD47" w:themeColor="accent6"/>
+          <w:sz w:val="22"/>
+          <w:szCs w:val="22"/>
+          <w:lang w:val="en-US"/>
+        </w:rPr>
+        <w:fldChar w:fldCharType="separate"/>
+      </w:r>
+      <w:r>
+        <w:rPr>
+          <w:rFonts w:ascii="Calibri" w:eastAsia="SimSun" w:hAnsi="Calibri" w:cs="Calibri" w:hint="eastAsia"/>
+          <w:noProof/>
+          <w:color w:val="70AD47" w:themeColor="accent6"/>
+          <w:sz w:val="22"/>
+          <w:szCs w:val="22"/>
+          <w:lang w:val="en-US"/>
+        </w:rPr>
+        <w:t>⑨</w:t>
+      </w:r>
+      <w:r>
+        <w:rPr>
+          <w:rFonts w:ascii="Calibri" w:hAnsi="Calibri" w:cs="Calibri"/>
+          <w:color w:val="70AD47" w:themeColor="accent6"/>
+          <w:sz w:val="22"/>
+          <w:szCs w:val="22"/>
+          <w:lang w:val="en-US"/>
+        </w:rPr>
+        <w:fldChar w:fldCharType="end"/>
+      </w:r>
     </w:p>
     <w:p>
       <w:pPr>
@@ -12324,6 +12800,87 @@
           <w:lang w:val="en-US"/>
         </w:rPr>
         <w:t>75</w:t>
+      </w:r>
+      <w:r>
+        <w:rPr>
+          <w:rFonts w:ascii="Calibri" w:hAnsi="Calibri" w:cs="Calibri"/>
+          <w:color w:val="70AD47" w:themeColor="accent6"/>
+          <w:sz w:val="22"/>
+          <w:szCs w:val="22"/>
+          <w:lang w:val="en-US"/>
+        </w:rPr>
+        <w:t xml:space="preserve">  </w:t>
+      </w:r>
+      <w:r>
+        <w:rPr>
+          <w:rFonts w:ascii="Calibri" w:hAnsi="Calibri" w:cs="Calibri"/>
+          <w:color w:val="70AD47" w:themeColor="accent6"/>
+          <w:sz w:val="22"/>
+          <w:szCs w:val="22"/>
+          <w:lang w:val="en-US"/>
+        </w:rPr>
+        <w:fldChar w:fldCharType="begin"/>
+      </w:r>
+      <w:r>
+        <w:rPr>
+          <w:rFonts w:ascii="Calibri" w:eastAsia="SimSun" w:hAnsi="Calibri" w:cs="Calibri"/>
+          <w:color w:val="70AD47" w:themeColor="accent6"/>
+          <w:sz w:val="22"/>
+          <w:szCs w:val="22"/>
+          <w:lang w:val="en-US"/>
+        </w:rPr>
+        <w:instrText xml:space="preserve"> </w:instrText>
+      </w:r>
+      <w:r>
+        <w:rPr>
+          <w:rFonts w:ascii="Calibri" w:eastAsia="SimSun" w:hAnsi="Calibri" w:cs="Calibri" w:hint="eastAsia"/>
+          <w:color w:val="70AD47" w:themeColor="accent6"/>
+          <w:sz w:val="22"/>
+          <w:szCs w:val="22"/>
+          <w:lang w:val="en-US"/>
+        </w:rPr>
+        <w:instrText>= 10 \* GB3</w:instrText>
+      </w:r>
+      <w:r>
+        <w:rPr>
+          <w:rFonts w:ascii="Calibri" w:eastAsia="SimSun" w:hAnsi="Calibri" w:cs="Calibri"/>
+          <w:color w:val="70AD47" w:themeColor="accent6"/>
+          <w:sz w:val="22"/>
+          <w:szCs w:val="22"/>
+          <w:lang w:val="en-US"/>
+        </w:rPr>
+        <w:instrText xml:space="preserve"> </w:instrText>
+      </w:r>
+      <w:r>
+        <w:rPr>
+          <w:rFonts w:ascii="Calibri" w:hAnsi="Calibri" w:cs="Calibri"/>
+          <w:color w:val="70AD47" w:themeColor="accent6"/>
+          <w:sz w:val="22"/>
+          <w:szCs w:val="22"/>
+          <w:lang w:val="en-US"/>
+        </w:rPr>
+        <w:fldChar w:fldCharType="separate"/>
+      </w:r>
+      <w:r>
+        <w:rPr>
+          <w:rFonts w:ascii="Calibri" w:eastAsia="SimSun" w:hAnsi="Calibri" w:cs="Calibri" w:hint="eastAsia"/>
+          <w:noProof/>
+          <w:color w:val="70AD47" w:themeColor="accent6"/>
+          <w:sz w:val="22"/>
+          <w:szCs w:val="22"/>
+          <w:lang w:val="en-US"/>
+        </w:rPr>
+        <w:t>⑩</w:t>
+      </w:r>
+      <w:r>
+        <w:rPr>
+          <w:rFonts w:ascii="Calibri" w:hAnsi="Calibri" w:cs="Calibri"/>
+          <w:color w:val="70AD47" w:themeColor="accent6"/>
+          <w:sz w:val="22"/>
+          <w:szCs w:val="22"/>
+          <w:lang w:val="en-US"/>
+        </w:rPr>
+        <w:fldChar w:fldCharType="end"/>
       </w:r>
     </w:p>
     <w:p>

--- a/data_mining/839/hw3.docx
+++ b/data_mining/839/hw3.docx
@@ -3758,6 +3758,9 @@
         <w:tc>
           <w:tcPr>
             <w:tcW w:w="709" w:type="dxa"/>
+            <w:tcBorders>
+              <w:right w:val="double" w:sz="4" w:space="0" w:color="auto"/>
+            </w:tcBorders>
           </w:tcPr>
           <w:p>
             <w:pPr>
@@ -3784,6 +3787,10 @@
         <w:tc>
           <w:tcPr>
             <w:tcW w:w="708" w:type="dxa"/>
+            <w:tcBorders>
+              <w:left w:val="double" w:sz="4" w:space="0" w:color="auto"/>
+              <w:right w:val="double" w:sz="4" w:space="0" w:color="auto"/>
+            </w:tcBorders>
           </w:tcPr>
           <w:p>
             <w:pPr>
@@ -3810,6 +3817,9 @@
         <w:tc>
           <w:tcPr>
             <w:tcW w:w="567" w:type="dxa"/>
+            <w:tcBorders>
+              <w:left w:val="double" w:sz="4" w:space="0" w:color="auto"/>
+            </w:tcBorders>
           </w:tcPr>
           <w:p>
             <w:pPr>
@@ -3901,7 +3911,7 @@
                 </mc:Choice>
                 <mc:Fallback>
                   <w:pict>
-                    <v:oval w14:anchorId="2D108469" id="Oval 7" o:spid="_x0000_s1026" style="position:absolute;margin-left:23.05pt;margin-top:13.3pt;width:25.5pt;height:16pt;z-index:251723776;visibility:visible;mso-wrap-style:square;mso-width-percent:0;mso-height-percent:0;mso-wrap-distance-left:9pt;mso-wrap-distance-top:0;mso-wrap-distance-right:9pt;mso-wrap-distance-bottom:0;mso-position-horizontal:absolute;mso-position-horizontal-relative:text;mso-position-vertical:absolute;mso-position-vertical-relative:text;mso-width-percent:0;mso-height-percent:0;mso-width-relative:margin;mso-height-relative:margin;v-text-anchor:middle" o:gfxdata="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" filled="f" strokecolor="red" strokeweight="1pt">
+                    <v:oval w14:anchorId="00E6BF65" id="Oval 7" o:spid="_x0000_s1026" style="position:absolute;margin-left:23.05pt;margin-top:13.3pt;width:25.5pt;height:16pt;z-index:251723776;visibility:visible;mso-wrap-style:square;mso-width-percent:0;mso-height-percent:0;mso-wrap-distance-left:9pt;mso-wrap-distance-top:0;mso-wrap-distance-right:9pt;mso-wrap-distance-bottom:0;mso-position-horizontal:absolute;mso-position-horizontal-relative:text;mso-position-vertical:absolute;mso-position-vertical-relative:text;mso-width-percent:0;mso-height-percent:0;mso-width-relative:margin;mso-height-relative:margin;v-text-anchor:middle" o:gfxdata="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" filled="f" strokecolor="red" strokeweight="1pt">
                       <v:stroke joinstyle="miter"/>
                     </v:oval>
                   </w:pict>
@@ -3974,6 +3984,9 @@
         <w:tc>
           <w:tcPr>
             <w:tcW w:w="851" w:type="dxa"/>
+            <w:tcBorders>
+              <w:right w:val="triple" w:sz="4" w:space="0" w:color="auto"/>
+            </w:tcBorders>
           </w:tcPr>
           <w:p>
             <w:pPr>
@@ -4181,7 +4194,7 @@
                 </mc:Choice>
                 <mc:Fallback>
                   <w:pict>
-                    <v:oval w14:anchorId="7B6838C3" id="Oval 2" o:spid="_x0000_s1026" style="position:absolute;margin-left:-4.65pt;margin-top:-.2pt;width:25.5pt;height:16pt;z-index:251734016;visibility:visible;mso-wrap-style:square;mso-width-percent:0;mso-wrap-distance-left:9pt;mso-wrap-distance-top:0;mso-wrap-distance-right:9pt;mso-wrap-distance-bottom:0;mso-position-horizontal:absolute;mso-position-horizontal-relative:text;mso-position-vertical:absolute;mso-position-vertical-relative:text;mso-width-percent:0;mso-width-relative:margin;v-text-anchor:middle" o:gfxdata="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" filled="f" strokecolor="red" strokeweight="1pt">
+                    <v:oval w14:anchorId="2CB52CE2" id="Oval 2" o:spid="_x0000_s1026" style="position:absolute;margin-left:-4.65pt;margin-top:-.2pt;width:25.5pt;height:16pt;z-index:251734016;visibility:visible;mso-wrap-style:square;mso-width-percent:0;mso-wrap-distance-left:9pt;mso-wrap-distance-top:0;mso-wrap-distance-right:9pt;mso-wrap-distance-bottom:0;mso-position-horizontal:absolute;mso-position-horizontal-relative:text;mso-position-vertical:absolute;mso-position-vertical-relative:text;mso-width-percent:0;mso-width-relative:margin;v-text-anchor:middle" o:gfxdata="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" filled="f" strokecolor="red" strokeweight="1pt">
                       <v:stroke joinstyle="miter"/>
                     </v:oval>
                   </w:pict>
@@ -4243,6 +4256,9 @@
         <w:tc>
           <w:tcPr>
             <w:tcW w:w="709" w:type="dxa"/>
+            <w:tcBorders>
+              <w:right w:val="double" w:sz="4" w:space="0" w:color="auto"/>
+            </w:tcBorders>
           </w:tcPr>
           <w:p>
             <w:pPr>
@@ -4335,7 +4351,7 @@
                 </mc:Choice>
                 <mc:Fallback>
                   <w:pict>
-                    <v:oval w14:anchorId="2FF1A2F4" id="Oval 4" o:spid="_x0000_s1026" style="position:absolute;margin-left:28.9pt;margin-top:13.4pt;width:25.5pt;height:16pt;z-index:251737088;visibility:visible;mso-wrap-style:square;mso-width-percent:0;mso-height-percent:0;mso-wrap-distance-left:9pt;mso-wrap-distance-top:0;mso-wrap-distance-right:9pt;mso-wrap-distance-bottom:0;mso-position-horizontal:absolute;mso-position-horizontal-relative:text;mso-position-vertical:absolute;mso-position-vertical-relative:text;mso-width-percent:0;mso-height-percent:0;mso-width-relative:margin;mso-height-relative:margin;v-text-anchor:middle" o:gfxdata="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" filled="f" strokecolor="red" strokeweight="1pt">
+                    <v:oval w14:anchorId="22E0C5F1" id="Oval 4" o:spid="_x0000_s1026" style="position:absolute;margin-left:28.9pt;margin-top:13.4pt;width:25.5pt;height:16pt;z-index:251737088;visibility:visible;mso-wrap-style:square;mso-width-percent:0;mso-height-percent:0;mso-wrap-distance-left:9pt;mso-wrap-distance-top:0;mso-wrap-distance-right:9pt;mso-wrap-distance-bottom:0;mso-position-horizontal:absolute;mso-position-horizontal-relative:text;mso-position-vertical:absolute;mso-position-vertical-relative:text;mso-width-percent:0;mso-height-percent:0;mso-width-relative:margin;mso-height-relative:margin;v-text-anchor:middle" o:gfxdata="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" filled="f" strokecolor="red" strokeweight="1pt">
                       <v:stroke joinstyle="miter"/>
                     </v:oval>
                   </w:pict>
@@ -4368,6 +4384,91 @@
         <w:tc>
           <w:tcPr>
             <w:tcW w:w="708" w:type="dxa"/>
+            <w:tcBorders>
+              <w:left w:val="double" w:sz="4" w:space="0" w:color="auto"/>
+              <w:right w:val="double" w:sz="4" w:space="0" w:color="auto"/>
+            </w:tcBorders>
+          </w:tcPr>
+          <w:p>
+            <w:pPr>
+              <w:pStyle w:val="NormalWeb"/>
+              <w:spacing w:before="0" w:beforeAutospacing="0" w:after="0" w:afterAutospacing="0"/>
+              <w:rPr>
+                <w:rFonts w:ascii="Calibri" w:hAnsi="Calibri" w:cs="Calibri"/>
+                <w:noProof/>
+                <w:sz w:val="22"/>
+                <w:szCs w:val="22"/>
+                <w:lang w:val="en-US"/>
+              </w:rPr>
+            </w:pPr>
+            <w:r>
+              <w:rPr>
+                <w:rFonts w:ascii="Calibri" w:hAnsi="Calibri" w:cs="Calibri"/>
+                <w:noProof/>
+                <w:sz w:val="22"/>
+                <w:szCs w:val="22"/>
+                <w:lang w:val="en-US"/>
+              </w:rPr>
+              <w:t>{3}</w:t>
+            </w:r>
+            <w:r>
+              <w:rPr>
+                <w:rFonts w:ascii="Calibri" w:hAnsi="Calibri" w:cs="Calibri"/>
+                <w:noProof/>
+                <w:sz w:val="22"/>
+                <w:szCs w:val="22"/>
+                <w:vertAlign w:val="subscript"/>
+                <w:lang w:val="en-US"/>
+              </w:rPr>
+              <w:t>4</w:t>
+            </w:r>
+          </w:p>
+        </w:tc>
+        <w:tc>
+          <w:tcPr>
+            <w:tcW w:w="567" w:type="dxa"/>
+            <w:tcBorders>
+              <w:left w:val="double" w:sz="4" w:space="0" w:color="auto"/>
+            </w:tcBorders>
+          </w:tcPr>
+          <w:p>
+            <w:pPr>
+              <w:pStyle w:val="NormalWeb"/>
+              <w:spacing w:before="0" w:beforeAutospacing="0" w:after="0" w:afterAutospacing="0"/>
+              <w:rPr>
+                <w:rFonts w:ascii="Calibri" w:hAnsi="Calibri" w:cs="Calibri"/>
+                <w:noProof/>
+                <w:sz w:val="22"/>
+                <w:szCs w:val="22"/>
+                <w:lang w:val="en-US"/>
+              </w:rPr>
+            </w:pPr>
+            <w:r>
+              <w:rPr>
+                <w:rFonts w:ascii="Calibri" w:hAnsi="Calibri" w:cs="Calibri"/>
+                <w:noProof/>
+                <w:sz w:val="22"/>
+                <w:szCs w:val="22"/>
+                <w:lang w:val="en-US"/>
+              </w:rPr>
+              <w:t>{3}</w:t>
+            </w:r>
+            <w:r>
+              <w:rPr>
+                <w:rFonts w:ascii="Calibri" w:hAnsi="Calibri" w:cs="Calibri"/>
+                <w:noProof/>
+                <w:sz w:val="22"/>
+                <w:szCs w:val="22"/>
+                <w:vertAlign w:val="subscript"/>
+                <w:lang w:val="en-US"/>
+              </w:rPr>
+              <w:t>4</w:t>
+            </w:r>
+          </w:p>
+        </w:tc>
+        <w:tc>
+          <w:tcPr>
+            <w:tcW w:w="709" w:type="dxa"/>
           </w:tcPr>
           <w:p>
             <w:pPr>
@@ -4428,84 +4529,6 @@
                 <w:szCs w:val="22"/>
                 <w:lang w:val="en-US"/>
               </w:rPr>
-              <w:t>{3}</w:t>
-            </w:r>
-            <w:r>
-              <w:rPr>
-                <w:rFonts w:ascii="Calibri" w:hAnsi="Calibri" w:cs="Calibri"/>
-                <w:noProof/>
-                <w:sz w:val="22"/>
-                <w:szCs w:val="22"/>
-                <w:vertAlign w:val="subscript"/>
-                <w:lang w:val="en-US"/>
-              </w:rPr>
-              <w:t>4</w:t>
-            </w:r>
-          </w:p>
-        </w:tc>
-        <w:tc>
-          <w:tcPr>
-            <w:tcW w:w="709" w:type="dxa"/>
-          </w:tcPr>
-          <w:p>
-            <w:pPr>
-              <w:pStyle w:val="NormalWeb"/>
-              <w:spacing w:before="0" w:beforeAutospacing="0" w:after="0" w:afterAutospacing="0"/>
-              <w:rPr>
-                <w:rFonts w:ascii="Calibri" w:hAnsi="Calibri" w:cs="Calibri"/>
-                <w:noProof/>
-                <w:sz w:val="22"/>
-                <w:szCs w:val="22"/>
-                <w:lang w:val="en-US"/>
-              </w:rPr>
-            </w:pPr>
-            <w:r>
-              <w:rPr>
-                <w:rFonts w:ascii="Calibri" w:hAnsi="Calibri" w:cs="Calibri"/>
-                <w:noProof/>
-                <w:sz w:val="22"/>
-                <w:szCs w:val="22"/>
-                <w:lang w:val="en-US"/>
-              </w:rPr>
-              <w:t>{3}</w:t>
-            </w:r>
-            <w:r>
-              <w:rPr>
-                <w:rFonts w:ascii="Calibri" w:hAnsi="Calibri" w:cs="Calibri"/>
-                <w:noProof/>
-                <w:sz w:val="22"/>
-                <w:szCs w:val="22"/>
-                <w:vertAlign w:val="subscript"/>
-                <w:lang w:val="en-US"/>
-              </w:rPr>
-              <w:t>4</w:t>
-            </w:r>
-          </w:p>
-        </w:tc>
-        <w:tc>
-          <w:tcPr>
-            <w:tcW w:w="567" w:type="dxa"/>
-          </w:tcPr>
-          <w:p>
-            <w:pPr>
-              <w:pStyle w:val="NormalWeb"/>
-              <w:spacing w:before="0" w:beforeAutospacing="0" w:after="0" w:afterAutospacing="0"/>
-              <w:rPr>
-                <w:rFonts w:ascii="Calibri" w:hAnsi="Calibri" w:cs="Calibri"/>
-                <w:noProof/>
-                <w:sz w:val="22"/>
-                <w:szCs w:val="22"/>
-                <w:lang w:val="en-US"/>
-              </w:rPr>
-            </w:pPr>
-            <w:r>
-              <w:rPr>
-                <w:rFonts w:ascii="Calibri" w:hAnsi="Calibri" w:cs="Calibri"/>
-                <w:noProof/>
-                <w:sz w:val="22"/>
-                <w:szCs w:val="22"/>
-                <w:lang w:val="en-US"/>
-              </w:rPr>
               <w:t>-</w:t>
             </w:r>
           </w:p>
@@ -4513,6 +4536,9 @@
         <w:tc>
           <w:tcPr>
             <w:tcW w:w="851" w:type="dxa"/>
+            <w:tcBorders>
+              <w:right w:val="triple" w:sz="4" w:space="0" w:color="auto"/>
+            </w:tcBorders>
           </w:tcPr>
           <w:p>
             <w:pPr>
@@ -4679,6 +4705,9 @@
         <w:tc>
           <w:tcPr>
             <w:tcW w:w="709" w:type="dxa"/>
+            <w:tcBorders>
+              <w:right w:val="double" w:sz="4" w:space="0" w:color="auto"/>
+            </w:tcBorders>
           </w:tcPr>
           <w:p>
             <w:pPr>
@@ -4705,6 +4734,10 @@
         <w:tc>
           <w:tcPr>
             <w:tcW w:w="708" w:type="dxa"/>
+            <w:tcBorders>
+              <w:left w:val="double" w:sz="4" w:space="0" w:color="auto"/>
+              <w:right w:val="double" w:sz="4" w:space="0" w:color="auto"/>
+            </w:tcBorders>
           </w:tcPr>
           <w:p>
             <w:pPr>
@@ -4736,6 +4769,61 @@
                 <w:lang w:val="en-US"/>
               </w:rPr>
               <w:t>3</w:t>
+            </w:r>
+          </w:p>
+        </w:tc>
+        <w:tc>
+          <w:tcPr>
+            <w:tcW w:w="567" w:type="dxa"/>
+            <w:tcBorders>
+              <w:left w:val="double" w:sz="4" w:space="0" w:color="auto"/>
+            </w:tcBorders>
+          </w:tcPr>
+          <w:p>
+            <w:pPr>
+              <w:pStyle w:val="NormalWeb"/>
+              <w:spacing w:before="0" w:beforeAutospacing="0" w:after="0" w:afterAutospacing="0"/>
+              <w:rPr>
+                <w:rFonts w:ascii="Calibri" w:hAnsi="Calibri" w:cs="Calibri"/>
+                <w:sz w:val="22"/>
+                <w:szCs w:val="22"/>
+                <w:lang w:val="en-US"/>
+              </w:rPr>
+            </w:pPr>
+            <w:r>
+              <w:rPr>
+                <w:rFonts w:ascii="Calibri" w:hAnsi="Calibri" w:cs="Calibri"/>
+                <w:sz w:val="22"/>
+                <w:szCs w:val="22"/>
+                <w:lang w:val="en-US"/>
+              </w:rPr>
+              <w:t>-</w:t>
+            </w:r>
+          </w:p>
+        </w:tc>
+        <w:tc>
+          <w:tcPr>
+            <w:tcW w:w="709" w:type="dxa"/>
+          </w:tcPr>
+          <w:p>
+            <w:pPr>
+              <w:pStyle w:val="NormalWeb"/>
+              <w:spacing w:before="0" w:beforeAutospacing="0" w:after="0" w:afterAutospacing="0"/>
+              <w:rPr>
+                <w:rFonts w:ascii="Calibri" w:hAnsi="Calibri" w:cs="Calibri"/>
+                <w:sz w:val="22"/>
+                <w:szCs w:val="22"/>
+                <w:lang w:val="en-US"/>
+              </w:rPr>
+            </w:pPr>
+            <w:r>
+              <w:rPr>
+                <w:rFonts w:ascii="Calibri" w:hAnsi="Calibri" w:cs="Calibri"/>
+                <w:sz w:val="22"/>
+                <w:szCs w:val="22"/>
+                <w:lang w:val="en-US"/>
+              </w:rPr>
+              <w:t>-</w:t>
             </w:r>
           </w:p>
         </w:tc>
@@ -4767,59 +4855,10 @@
         </w:tc>
         <w:tc>
           <w:tcPr>
-            <w:tcW w:w="709" w:type="dxa"/>
-          </w:tcPr>
-          <w:p>
-            <w:pPr>
-              <w:pStyle w:val="NormalWeb"/>
-              <w:spacing w:before="0" w:beforeAutospacing="0" w:after="0" w:afterAutospacing="0"/>
-              <w:rPr>
-                <w:rFonts w:ascii="Calibri" w:hAnsi="Calibri" w:cs="Calibri"/>
-                <w:sz w:val="22"/>
-                <w:szCs w:val="22"/>
-                <w:lang w:val="en-US"/>
-              </w:rPr>
-            </w:pPr>
-            <w:r>
-              <w:rPr>
-                <w:rFonts w:ascii="Calibri" w:hAnsi="Calibri" w:cs="Calibri"/>
-                <w:sz w:val="22"/>
-                <w:szCs w:val="22"/>
-                <w:lang w:val="en-US"/>
-              </w:rPr>
-              <w:t>-</w:t>
-            </w:r>
-          </w:p>
-        </w:tc>
-        <w:tc>
-          <w:tcPr>
-            <w:tcW w:w="567" w:type="dxa"/>
-          </w:tcPr>
-          <w:p>
-            <w:pPr>
-              <w:pStyle w:val="NormalWeb"/>
-              <w:spacing w:before="0" w:beforeAutospacing="0" w:after="0" w:afterAutospacing="0"/>
-              <w:rPr>
-                <w:rFonts w:ascii="Calibri" w:hAnsi="Calibri" w:cs="Calibri"/>
-                <w:sz w:val="22"/>
-                <w:szCs w:val="22"/>
-                <w:lang w:val="en-US"/>
-              </w:rPr>
-            </w:pPr>
-            <w:r>
-              <w:rPr>
-                <w:rFonts w:ascii="Calibri" w:hAnsi="Calibri" w:cs="Calibri"/>
-                <w:sz w:val="22"/>
-                <w:szCs w:val="22"/>
-                <w:lang w:val="en-US"/>
-              </w:rPr>
-              <w:t>-</w:t>
-            </w:r>
-          </w:p>
-        </w:tc>
-        <w:tc>
-          <w:tcPr>
             <w:tcW w:w="851" w:type="dxa"/>
+            <w:tcBorders>
+              <w:right w:val="triple" w:sz="4" w:space="0" w:color="auto"/>
+            </w:tcBorders>
           </w:tcPr>
           <w:p>
             <w:pPr>
@@ -4984,6 +5023,9 @@
         <w:tc>
           <w:tcPr>
             <w:tcW w:w="709" w:type="dxa"/>
+            <w:tcBorders>
+              <w:right w:val="double" w:sz="4" w:space="0" w:color="auto"/>
+            </w:tcBorders>
           </w:tcPr>
           <w:p>
             <w:pPr>
@@ -5010,6 +5052,10 @@
         <w:tc>
           <w:tcPr>
             <w:tcW w:w="708" w:type="dxa"/>
+            <w:tcBorders>
+              <w:left w:val="double" w:sz="4" w:space="0" w:color="auto"/>
+              <w:right w:val="double" w:sz="4" w:space="0" w:color="auto"/>
+            </w:tcBorders>
           </w:tcPr>
           <w:p>
             <w:pPr>
@@ -5036,6 +5082,9 @@
         <w:tc>
           <w:tcPr>
             <w:tcW w:w="567" w:type="dxa"/>
+            <w:tcBorders>
+              <w:left w:val="double" w:sz="4" w:space="0" w:color="auto"/>
+            </w:tcBorders>
           </w:tcPr>
           <w:p>
             <w:pPr>
@@ -5153,7 +5202,7 @@
                 </mc:Choice>
                 <mc:Fallback>
                   <w:pict>
-                    <v:oval w14:anchorId="46B29DD7" id="Oval 8" o:spid="_x0000_s1026" style="position:absolute;margin-left:28.7pt;margin-top:13.5pt;width:25.5pt;height:16pt;z-index:251739136;visibility:visible;mso-wrap-style:square;mso-width-percent:0;mso-height-percent:0;mso-wrap-distance-left:9pt;mso-wrap-distance-top:0;mso-wrap-distance-right:9pt;mso-wrap-distance-bottom:0;mso-position-horizontal:absolute;mso-position-horizontal-relative:text;mso-position-vertical:absolute;mso-position-vertical-relative:text;mso-width-percent:0;mso-height-percent:0;mso-width-relative:margin;mso-height-relative:margin;v-text-anchor:middle" o:gfxdata="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" filled="f" strokecolor="red" strokeweight="1pt">
+                    <v:oval w14:anchorId="11388AC8" id="Oval 8" o:spid="_x0000_s1026" style="position:absolute;margin-left:28.7pt;margin-top:13.5pt;width:25.5pt;height:16pt;z-index:251739136;visibility:visible;mso-wrap-style:square;mso-width-percent:0;mso-height-percent:0;mso-wrap-distance-left:9pt;mso-wrap-distance-top:0;mso-wrap-distance-right:9pt;mso-wrap-distance-bottom:0;mso-position-horizontal:absolute;mso-position-horizontal-relative:text;mso-position-vertical:absolute;mso-position-vertical-relative:text;mso-width-percent:0;mso-height-percent:0;mso-width-relative:margin;mso-height-relative:margin;v-text-anchor:middle" o:gfxdata="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" filled="f" strokecolor="red" strokeweight="1pt">
                       <v:stroke joinstyle="miter"/>
                     </v:oval>
                   </w:pict>
@@ -5200,6 +5249,9 @@
         <w:tc>
           <w:tcPr>
             <w:tcW w:w="851" w:type="dxa"/>
+            <w:tcBorders>
+              <w:right w:val="triple" w:sz="4" w:space="0" w:color="auto"/>
+            </w:tcBorders>
           </w:tcPr>
           <w:p>
             <w:pPr>
@@ -5446,7 +5498,7 @@
                 </mc:Choice>
                 <mc:Fallback>
                   <w:pict>
-                    <v:oval w14:anchorId="62B376A6" id="Oval 3" o:spid="_x0000_s1026" style="position:absolute;margin-left:-3.05pt;margin-top:13.2pt;width:25.5pt;height:16pt;z-index:251735040;visibility:visible;mso-wrap-style:square;mso-width-percent:0;mso-wrap-distance-left:9pt;mso-wrap-distance-top:0;mso-wrap-distance-right:9pt;mso-wrap-distance-bottom:0;mso-position-horizontal:absolute;mso-position-horizontal-relative:text;mso-position-vertical:absolute;mso-position-vertical-relative:text;mso-width-percent:0;mso-width-relative:margin;v-text-anchor:middle" o:gfxdata="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" filled="f" strokecolor="red" strokeweight="1pt">
+                    <v:oval w14:anchorId="528A247C" id="Oval 3" o:spid="_x0000_s1026" style="position:absolute;margin-left:-3.05pt;margin-top:13.2pt;width:25.5pt;height:16pt;z-index:251735040;visibility:visible;mso-wrap-style:square;mso-width-percent:0;mso-wrap-distance-left:9pt;mso-wrap-distance-top:0;mso-wrap-distance-right:9pt;mso-wrap-distance-bottom:0;mso-position-horizontal:absolute;mso-position-horizontal-relative:text;mso-position-vertical:absolute;mso-position-vertical-relative:text;mso-width-percent:0;mso-width-relative:margin;v-text-anchor:middle" o:gfxdata="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" filled="f" strokecolor="red" strokeweight="1pt">
                       <v:stroke joinstyle="miter"/>
                     </v:oval>
                   </w:pict>
@@ -5467,6 +5519,9 @@
         <w:tc>
           <w:tcPr>
             <w:tcW w:w="709" w:type="dxa"/>
+            <w:tcBorders>
+              <w:right w:val="double" w:sz="4" w:space="0" w:color="auto"/>
+            </w:tcBorders>
           </w:tcPr>
           <w:p>
             <w:pPr>
@@ -5506,6 +5561,91 @@
         <w:tc>
           <w:tcPr>
             <w:tcW w:w="708" w:type="dxa"/>
+            <w:tcBorders>
+              <w:left w:val="double" w:sz="4" w:space="0" w:color="auto"/>
+              <w:right w:val="double" w:sz="4" w:space="0" w:color="auto"/>
+            </w:tcBorders>
+          </w:tcPr>
+          <w:p>
+            <w:pPr>
+              <w:pStyle w:val="NormalWeb"/>
+              <w:spacing w:before="0" w:beforeAutospacing="0" w:after="0" w:afterAutospacing="0"/>
+              <w:rPr>
+                <w:rFonts w:ascii="Calibri" w:hAnsi="Calibri" w:cs="Calibri"/>
+                <w:noProof/>
+                <w:sz w:val="22"/>
+                <w:szCs w:val="22"/>
+                <w:lang w:val="en-US"/>
+              </w:rPr>
+            </w:pPr>
+            <w:r>
+              <w:rPr>
+                <w:rFonts w:ascii="Calibri" w:hAnsi="Calibri" w:cs="Calibri"/>
+                <w:noProof/>
+                <w:sz w:val="22"/>
+                <w:szCs w:val="22"/>
+                <w:lang w:val="en-US"/>
+              </w:rPr>
+              <w:t>{3}</w:t>
+            </w:r>
+            <w:r>
+              <w:rPr>
+                <w:rFonts w:ascii="Calibri" w:hAnsi="Calibri" w:cs="Calibri"/>
+                <w:noProof/>
+                <w:sz w:val="22"/>
+                <w:szCs w:val="22"/>
+                <w:vertAlign w:val="subscript"/>
+                <w:lang w:val="en-US"/>
+              </w:rPr>
+              <w:t>4</w:t>
+            </w:r>
+          </w:p>
+        </w:tc>
+        <w:tc>
+          <w:tcPr>
+            <w:tcW w:w="567" w:type="dxa"/>
+            <w:tcBorders>
+              <w:left w:val="double" w:sz="4" w:space="0" w:color="auto"/>
+            </w:tcBorders>
+          </w:tcPr>
+          <w:p>
+            <w:pPr>
+              <w:pStyle w:val="NormalWeb"/>
+              <w:spacing w:before="0" w:beforeAutospacing="0" w:after="0" w:afterAutospacing="0"/>
+              <w:rPr>
+                <w:rFonts w:ascii="Calibri" w:hAnsi="Calibri" w:cs="Calibri"/>
+                <w:noProof/>
+                <w:sz w:val="22"/>
+                <w:szCs w:val="22"/>
+                <w:lang w:val="en-US"/>
+              </w:rPr>
+            </w:pPr>
+            <w:r>
+              <w:rPr>
+                <w:rFonts w:ascii="Calibri" w:hAnsi="Calibri" w:cs="Calibri"/>
+                <w:noProof/>
+                <w:sz w:val="22"/>
+                <w:szCs w:val="22"/>
+                <w:lang w:val="en-US"/>
+              </w:rPr>
+              <w:t>{3}</w:t>
+            </w:r>
+            <w:r>
+              <w:rPr>
+                <w:rFonts w:ascii="Calibri" w:hAnsi="Calibri" w:cs="Calibri"/>
+                <w:noProof/>
+                <w:sz w:val="22"/>
+                <w:szCs w:val="22"/>
+                <w:vertAlign w:val="subscript"/>
+                <w:lang w:val="en-US"/>
+              </w:rPr>
+              <w:t>4</w:t>
+            </w:r>
+          </w:p>
+        </w:tc>
+        <w:tc>
+          <w:tcPr>
+            <w:tcW w:w="709" w:type="dxa"/>
           </w:tcPr>
           <w:p>
             <w:pPr>
@@ -5583,85 +5723,10 @@
         </w:tc>
         <w:tc>
           <w:tcPr>
-            <w:tcW w:w="709" w:type="dxa"/>
-          </w:tcPr>
-          <w:p>
-            <w:pPr>
-              <w:pStyle w:val="NormalWeb"/>
-              <w:spacing w:before="0" w:beforeAutospacing="0" w:after="0" w:afterAutospacing="0"/>
-              <w:rPr>
-                <w:rFonts w:ascii="Calibri" w:hAnsi="Calibri" w:cs="Calibri"/>
-                <w:noProof/>
-                <w:sz w:val="22"/>
-                <w:szCs w:val="22"/>
-                <w:lang w:val="en-US"/>
-              </w:rPr>
-            </w:pPr>
-            <w:r>
-              <w:rPr>
-                <w:rFonts w:ascii="Calibri" w:hAnsi="Calibri" w:cs="Calibri"/>
-                <w:noProof/>
-                <w:sz w:val="22"/>
-                <w:szCs w:val="22"/>
-                <w:lang w:val="en-US"/>
-              </w:rPr>
-              <w:t>{3}</w:t>
-            </w:r>
-            <w:r>
-              <w:rPr>
-                <w:rFonts w:ascii="Calibri" w:hAnsi="Calibri" w:cs="Calibri"/>
-                <w:noProof/>
-                <w:sz w:val="22"/>
-                <w:szCs w:val="22"/>
-                <w:vertAlign w:val="subscript"/>
-                <w:lang w:val="en-US"/>
-              </w:rPr>
-              <w:t>4</w:t>
-            </w:r>
-          </w:p>
-        </w:tc>
-        <w:tc>
-          <w:tcPr>
-            <w:tcW w:w="567" w:type="dxa"/>
-          </w:tcPr>
-          <w:p>
-            <w:pPr>
-              <w:pStyle w:val="NormalWeb"/>
-              <w:spacing w:before="0" w:beforeAutospacing="0" w:after="0" w:afterAutospacing="0"/>
-              <w:rPr>
-                <w:rFonts w:ascii="Calibri" w:hAnsi="Calibri" w:cs="Calibri"/>
-                <w:noProof/>
-                <w:sz w:val="22"/>
-                <w:szCs w:val="22"/>
-                <w:lang w:val="en-US"/>
-              </w:rPr>
-            </w:pPr>
-            <w:r>
-              <w:rPr>
-                <w:rFonts w:ascii="Calibri" w:hAnsi="Calibri" w:cs="Calibri"/>
-                <w:noProof/>
-                <w:sz w:val="22"/>
-                <w:szCs w:val="22"/>
-                <w:lang w:val="en-US"/>
-              </w:rPr>
-              <w:t>{3}</w:t>
-            </w:r>
-            <w:r>
-              <w:rPr>
-                <w:rFonts w:ascii="Calibri" w:hAnsi="Calibri" w:cs="Calibri"/>
-                <w:noProof/>
-                <w:sz w:val="22"/>
-                <w:szCs w:val="22"/>
-                <w:vertAlign w:val="subscript"/>
-                <w:lang w:val="en-US"/>
-              </w:rPr>
-              <w:t>4</w:t>
-            </w:r>
-          </w:p>
-        </w:tc>
-        <w:tc>
-          <w:tcPr>
             <w:tcW w:w="851" w:type="dxa"/>
+            <w:tcBorders>
+              <w:right w:val="triple" w:sz="4" w:space="0" w:color="auto"/>
+            </w:tcBorders>
           </w:tcPr>
           <w:p>
             <w:pPr>
@@ -5829,7 +5894,7 @@
                 </mc:Choice>
                 <mc:Fallback>
                   <w:pict>
-                    <v:oval w14:anchorId="01AC2DCC" id="Oval 1" o:spid="_x0000_s1026" style="position:absolute;margin-left:-3.5pt;margin-top:13.05pt;width:30.5pt;height:16pt;z-index:251732992;visibility:visible;mso-wrap-style:square;mso-wrap-distance-left:9pt;mso-wrap-distance-top:0;mso-wrap-distance-right:9pt;mso-wrap-distance-bottom:0;mso-position-horizontal:absolute;mso-position-horizontal-relative:text;mso-position-vertical:absolute;mso-position-vertical-relative:text;v-text-anchor:middle" o:gfxdata="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" filled="f" strokecolor="red" strokeweight="1pt">
+                    <v:oval w14:anchorId="0549300F" id="Oval 1" o:spid="_x0000_s1026" style="position:absolute;margin-left:-3.5pt;margin-top:13.05pt;width:30.5pt;height:16pt;z-index:251732992;visibility:visible;mso-wrap-style:square;mso-wrap-distance-left:9pt;mso-wrap-distance-top:0;mso-wrap-distance-right:9pt;mso-wrap-distance-bottom:0;mso-position-horizontal:absolute;mso-position-horizontal-relative:text;mso-position-vertical:absolute;mso-position-vertical-relative:text;v-text-anchor:middle" o:gfxdata="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" filled="f" strokecolor="red" strokeweight="1pt">
                       <v:stroke joinstyle="miter"/>
                     </v:oval>
                   </w:pict>
@@ -5990,7 +6055,7 @@
                 </mc:Choice>
                 <mc:Fallback>
                   <w:pict>
-                    <v:oval w14:anchorId="68667DE6" id="Oval 5" o:spid="_x0000_s1026" style="position:absolute;margin-left:36.95pt;margin-top:13.05pt;width:25.5pt;height:16pt;z-index:251736064;visibility:visible;mso-wrap-style:square;mso-width-percent:0;mso-wrap-distance-left:9pt;mso-wrap-distance-top:0;mso-wrap-distance-right:9pt;mso-wrap-distance-bottom:0;mso-position-horizontal:absolute;mso-position-horizontal-relative:text;mso-position-vertical:absolute;mso-position-vertical-relative:text;mso-width-percent:0;mso-width-relative:margin;v-text-anchor:middle" o:gfxdata="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" filled="f" strokecolor="red" strokeweight="1pt">
+                    <v:oval w14:anchorId="2F5139BE" id="Oval 5" o:spid="_x0000_s1026" style="position:absolute;margin-left:36.95pt;margin-top:13.05pt;width:25.5pt;height:16pt;z-index:251736064;visibility:visible;mso-wrap-style:square;mso-width-percent:0;mso-wrap-distance-left:9pt;mso-wrap-distance-top:0;mso-wrap-distance-right:9pt;mso-wrap-distance-bottom:0;mso-position-horizontal:absolute;mso-position-horizontal-relative:text;mso-position-vertical:absolute;mso-position-vertical-relative:text;mso-width-percent:0;mso-width-relative:margin;v-text-anchor:middle" o:gfxdata="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" filled="f" strokecolor="red" strokeweight="1pt">
                       <v:stroke joinstyle="miter"/>
                     </v:oval>
                   </w:pict>
@@ -6011,6 +6076,9 @@
         <w:tc>
           <w:tcPr>
             <w:tcW w:w="709" w:type="dxa"/>
+            <w:tcBorders>
+              <w:right w:val="double" w:sz="4" w:space="0" w:color="auto"/>
+            </w:tcBorders>
           </w:tcPr>
           <w:p>
             <w:pPr>
@@ -6037,6 +6105,87 @@
         <w:tc>
           <w:tcPr>
             <w:tcW w:w="708" w:type="dxa"/>
+            <w:tcBorders>
+              <w:left w:val="double" w:sz="4" w:space="0" w:color="auto"/>
+              <w:right w:val="double" w:sz="4" w:space="0" w:color="auto"/>
+            </w:tcBorders>
+          </w:tcPr>
+          <w:p>
+            <w:pPr>
+              <w:pStyle w:val="NormalWeb"/>
+              <w:spacing w:before="0" w:beforeAutospacing="0" w:after="0" w:afterAutospacing="0"/>
+              <w:rPr>
+                <w:rFonts w:ascii="Calibri" w:hAnsi="Calibri" w:cs="Calibri"/>
+                <w:sz w:val="22"/>
+                <w:szCs w:val="22"/>
+                <w:lang w:val="en-US"/>
+              </w:rPr>
+            </w:pPr>
+            <w:r>
+              <w:rPr>
+                <w:rFonts w:ascii="Calibri" w:hAnsi="Calibri" w:cs="Calibri"/>
+                <w:sz w:val="22"/>
+                <w:szCs w:val="22"/>
+                <w:lang w:val="en-US"/>
+              </w:rPr>
+              <w:t>{3}</w:t>
+            </w:r>
+            <w:r>
+              <w:rPr>
+                <w:rFonts w:ascii="Calibri" w:hAnsi="Calibri" w:cs="Calibri"/>
+                <w:noProof/>
+                <w:sz w:val="22"/>
+                <w:szCs w:val="22"/>
+                <w:vertAlign w:val="subscript"/>
+                <w:lang w:val="en-US"/>
+              </w:rPr>
+              <w:t>4</w:t>
+            </w:r>
+          </w:p>
+        </w:tc>
+        <w:tc>
+          <w:tcPr>
+            <w:tcW w:w="567" w:type="dxa"/>
+            <w:tcBorders>
+              <w:left w:val="double" w:sz="4" w:space="0" w:color="auto"/>
+            </w:tcBorders>
+          </w:tcPr>
+          <w:p>
+            <w:pPr>
+              <w:pStyle w:val="NormalWeb"/>
+              <w:spacing w:before="0" w:beforeAutospacing="0" w:after="0" w:afterAutospacing="0"/>
+              <w:rPr>
+                <w:rFonts w:ascii="Calibri" w:hAnsi="Calibri" w:cs="Calibri"/>
+                <w:sz w:val="22"/>
+                <w:szCs w:val="22"/>
+                <w:lang w:val="en-US"/>
+              </w:rPr>
+            </w:pPr>
+            <w:r>
+              <w:rPr>
+                <w:rFonts w:ascii="Calibri" w:hAnsi="Calibri" w:cs="Calibri"/>
+                <w:sz w:val="22"/>
+                <w:szCs w:val="22"/>
+                <w:lang w:val="en-US"/>
+              </w:rPr>
+              <w:t>{3}</w:t>
+            </w:r>
+            <w:r>
+              <w:rPr>
+                <w:rFonts w:ascii="Calibri" w:hAnsi="Calibri" w:cs="Calibri"/>
+                <w:noProof/>
+                <w:sz w:val="22"/>
+                <w:szCs w:val="22"/>
+                <w:vertAlign w:val="subscript"/>
+                <w:lang w:val="en-US"/>
+              </w:rPr>
+              <w:t>4</w:t>
+            </w:r>
+          </w:p>
+        </w:tc>
+        <w:tc>
+          <w:tcPr>
+            <w:tcW w:w="709" w:type="dxa"/>
           </w:tcPr>
           <w:p>
             <w:pPr>
@@ -6110,81 +6259,10 @@
         </w:tc>
         <w:tc>
           <w:tcPr>
-            <w:tcW w:w="709" w:type="dxa"/>
-          </w:tcPr>
-          <w:p>
-            <w:pPr>
-              <w:pStyle w:val="NormalWeb"/>
-              <w:spacing w:before="0" w:beforeAutospacing="0" w:after="0" w:afterAutospacing="0"/>
-              <w:rPr>
-                <w:rFonts w:ascii="Calibri" w:hAnsi="Calibri" w:cs="Calibri"/>
-                <w:sz w:val="22"/>
-                <w:szCs w:val="22"/>
-                <w:lang w:val="en-US"/>
-              </w:rPr>
-            </w:pPr>
-            <w:r>
-              <w:rPr>
-                <w:rFonts w:ascii="Calibri" w:hAnsi="Calibri" w:cs="Calibri"/>
-                <w:sz w:val="22"/>
-                <w:szCs w:val="22"/>
-                <w:lang w:val="en-US"/>
-              </w:rPr>
-              <w:t>{3}</w:t>
-            </w:r>
-            <w:r>
-              <w:rPr>
-                <w:rFonts w:ascii="Calibri" w:hAnsi="Calibri" w:cs="Calibri"/>
-                <w:noProof/>
-                <w:sz w:val="22"/>
-                <w:szCs w:val="22"/>
-                <w:vertAlign w:val="subscript"/>
-                <w:lang w:val="en-US"/>
-              </w:rPr>
-              <w:t>4</w:t>
-            </w:r>
-          </w:p>
-        </w:tc>
-        <w:tc>
-          <w:tcPr>
-            <w:tcW w:w="567" w:type="dxa"/>
-          </w:tcPr>
-          <w:p>
-            <w:pPr>
-              <w:pStyle w:val="NormalWeb"/>
-              <w:spacing w:before="0" w:beforeAutospacing="0" w:after="0" w:afterAutospacing="0"/>
-              <w:rPr>
-                <w:rFonts w:ascii="Calibri" w:hAnsi="Calibri" w:cs="Calibri"/>
-                <w:sz w:val="22"/>
-                <w:szCs w:val="22"/>
-                <w:lang w:val="en-US"/>
-              </w:rPr>
-            </w:pPr>
-            <w:r>
-              <w:rPr>
-                <w:rFonts w:ascii="Calibri" w:hAnsi="Calibri" w:cs="Calibri"/>
-                <w:sz w:val="22"/>
-                <w:szCs w:val="22"/>
-                <w:lang w:val="en-US"/>
-              </w:rPr>
-              <w:t>{3}</w:t>
-            </w:r>
-            <w:r>
-              <w:rPr>
-                <w:rFonts w:ascii="Calibri" w:hAnsi="Calibri" w:cs="Calibri"/>
-                <w:noProof/>
-                <w:sz w:val="22"/>
-                <w:szCs w:val="22"/>
-                <w:vertAlign w:val="subscript"/>
-                <w:lang w:val="en-US"/>
-              </w:rPr>
-              <w:t>4</w:t>
-            </w:r>
-          </w:p>
-        </w:tc>
-        <w:tc>
-          <w:tcPr>
             <w:tcW w:w="851" w:type="dxa"/>
+            <w:tcBorders>
+              <w:right w:val="triple" w:sz="4" w:space="0" w:color="auto"/>
+            </w:tcBorders>
           </w:tcPr>
           <w:p>
             <w:pPr>
@@ -6359,6 +6437,9 @@
         <w:tc>
           <w:tcPr>
             <w:tcW w:w="709" w:type="dxa"/>
+            <w:tcBorders>
+              <w:right w:val="double" w:sz="4" w:space="0" w:color="auto"/>
+            </w:tcBorders>
           </w:tcPr>
           <w:p>
             <w:pPr>
@@ -6396,6 +6477,10 @@
         <w:tc>
           <w:tcPr>
             <w:tcW w:w="708" w:type="dxa"/>
+            <w:tcBorders>
+              <w:left w:val="double" w:sz="4" w:space="0" w:color="auto"/>
+              <w:right w:val="double" w:sz="4" w:space="0" w:color="auto"/>
+            </w:tcBorders>
           </w:tcPr>
           <w:p>
             <w:pPr>
@@ -6487,7 +6572,7 @@
                 </mc:Choice>
                 <mc:Fallback>
                   <w:pict>
-                    <v:oval w14:anchorId="2BBB9B7A" id="Oval 6" o:spid="_x0000_s1026" style="position:absolute;margin-left:29.95pt;margin-top:12.7pt;width:25.5pt;height:16pt;z-index:251738112;visibility:visible;mso-wrap-style:square;mso-width-percent:0;mso-height-percent:0;mso-wrap-distance-left:9pt;mso-wrap-distance-top:0;mso-wrap-distance-right:9pt;mso-wrap-distance-bottom:0;mso-position-horizontal:absolute;mso-position-horizontal-relative:text;mso-position-vertical:absolute;mso-position-vertical-relative:text;mso-width-percent:0;mso-height-percent:0;mso-width-relative:margin;mso-height-relative:margin;v-text-anchor:middle" o:gfxdata="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" filled="f" strokecolor="red" strokeweight="1pt">
+                    <v:oval w14:anchorId="6916DE86" id="Oval 6" o:spid="_x0000_s1026" style="position:absolute;margin-left:29.95pt;margin-top:12.7pt;width:25.5pt;height:16pt;z-index:251738112;visibility:visible;mso-wrap-style:square;mso-width-percent:0;mso-height-percent:0;mso-wrap-distance-left:9pt;mso-wrap-distance-top:0;mso-wrap-distance-right:9pt;mso-wrap-distance-bottom:0;mso-position-horizontal:absolute;mso-position-horizontal-relative:text;mso-position-vertical:absolute;mso-position-vertical-relative:text;mso-width-percent:0;mso-height-percent:0;mso-width-relative:margin;mso-height-relative:margin;v-text-anchor:middle" o:gfxdata="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" filled="f" strokecolor="red" strokeweight="1pt">
                       <v:stroke joinstyle="miter"/>
                     </v:oval>
                   </w:pict>
@@ -6508,6 +6593,9 @@
         <w:tc>
           <w:tcPr>
             <w:tcW w:w="567" w:type="dxa"/>
+            <w:tcBorders>
+              <w:left w:val="double" w:sz="4" w:space="0" w:color="auto"/>
+            </w:tcBorders>
           </w:tcPr>
           <w:p>
             <w:pPr>
@@ -6586,6 +6674,9 @@
         <w:tc>
           <w:tcPr>
             <w:tcW w:w="851" w:type="dxa"/>
+            <w:tcBorders>
+              <w:right w:val="triple" w:sz="4" w:space="0" w:color="auto"/>
+            </w:tcBorders>
           </w:tcPr>
           <w:p>
             <w:pPr>
@@ -6750,6 +6841,9 @@
         <w:tc>
           <w:tcPr>
             <w:tcW w:w="709" w:type="dxa"/>
+            <w:tcBorders>
+              <w:right w:val="double" w:sz="4" w:space="0" w:color="auto"/>
+            </w:tcBorders>
           </w:tcPr>
           <w:p>
             <w:pPr>
@@ -6787,6 +6881,10 @@
         <w:tc>
           <w:tcPr>
             <w:tcW w:w="708" w:type="dxa"/>
+            <w:tcBorders>
+              <w:left w:val="double" w:sz="4" w:space="0" w:color="auto"/>
+              <w:right w:val="double" w:sz="4" w:space="0" w:color="auto"/>
+            </w:tcBorders>
           </w:tcPr>
           <w:p>
             <w:pPr>
@@ -6818,6 +6916,72 @@
                 <w:lang w:val="en-US"/>
               </w:rPr>
               <w:t>3</w:t>
+            </w:r>
+          </w:p>
+        </w:tc>
+        <w:tc>
+          <w:tcPr>
+            <w:tcW w:w="567" w:type="dxa"/>
+            <w:tcBorders>
+              <w:left w:val="double" w:sz="4" w:space="0" w:color="auto"/>
+            </w:tcBorders>
+          </w:tcPr>
+          <w:p>
+            <w:pPr>
+              <w:pStyle w:val="NormalWeb"/>
+              <w:spacing w:before="0" w:beforeAutospacing="0" w:after="0" w:afterAutospacing="0"/>
+              <w:rPr>
+                <w:rFonts w:ascii="Calibri" w:hAnsi="Calibri" w:cs="Calibri"/>
+                <w:sz w:val="22"/>
+                <w:szCs w:val="22"/>
+                <w:lang w:val="en-US"/>
+              </w:rPr>
+            </w:pPr>
+            <w:r>
+              <w:rPr>
+                <w:rFonts w:ascii="Calibri" w:hAnsi="Calibri" w:cs="Calibri"/>
+                <w:sz w:val="22"/>
+                <w:szCs w:val="22"/>
+                <w:lang w:val="en-US"/>
+              </w:rPr>
+              <w:t>{3}</w:t>
+            </w:r>
+            <w:r>
+              <w:rPr>
+                <w:rFonts w:ascii="Calibri" w:hAnsi="Calibri" w:cs="Calibri"/>
+                <w:noProof/>
+                <w:sz w:val="22"/>
+                <w:szCs w:val="22"/>
+                <w:vertAlign w:val="subscript"/>
+                <w:lang w:val="en-US"/>
+              </w:rPr>
+              <w:t>3</w:t>
+            </w:r>
+          </w:p>
+        </w:tc>
+        <w:tc>
+          <w:tcPr>
+            <w:tcW w:w="709" w:type="dxa"/>
+          </w:tcPr>
+          <w:p>
+            <w:pPr>
+              <w:pStyle w:val="NormalWeb"/>
+              <w:spacing w:before="0" w:beforeAutospacing="0" w:after="0" w:afterAutospacing="0"/>
+              <w:rPr>
+                <w:rFonts w:ascii="Calibri" w:hAnsi="Calibri" w:cs="Calibri"/>
+                <w:sz w:val="22"/>
+                <w:szCs w:val="22"/>
+                <w:lang w:val="en-US"/>
+              </w:rPr>
+            </w:pPr>
+            <w:r>
+              <w:rPr>
+                <w:rFonts w:ascii="Calibri" w:hAnsi="Calibri" w:cs="Calibri"/>
+                <w:sz w:val="22"/>
+                <w:szCs w:val="22"/>
+                <w:lang w:val="en-US"/>
+              </w:rPr>
+              <w:t>-</w:t>
             </w:r>
           </w:p>
         </w:tc>
@@ -6843,69 +7007,6 @@
                 <w:szCs w:val="22"/>
                 <w:lang w:val="en-US"/>
               </w:rPr>
-              <w:t>{3}</w:t>
-            </w:r>
-            <w:r>
-              <w:rPr>
-                <w:rFonts w:ascii="Calibri" w:hAnsi="Calibri" w:cs="Calibri"/>
-                <w:noProof/>
-                <w:sz w:val="22"/>
-                <w:szCs w:val="22"/>
-                <w:vertAlign w:val="subscript"/>
-                <w:lang w:val="en-US"/>
-              </w:rPr>
-              <w:t>3</w:t>
-            </w:r>
-          </w:p>
-        </w:tc>
-        <w:tc>
-          <w:tcPr>
-            <w:tcW w:w="709" w:type="dxa"/>
-          </w:tcPr>
-          <w:p>
-            <w:pPr>
-              <w:pStyle w:val="NormalWeb"/>
-              <w:spacing w:before="0" w:beforeAutospacing="0" w:after="0" w:afterAutospacing="0"/>
-              <w:rPr>
-                <w:rFonts w:ascii="Calibri" w:hAnsi="Calibri" w:cs="Calibri"/>
-                <w:sz w:val="22"/>
-                <w:szCs w:val="22"/>
-                <w:lang w:val="en-US"/>
-              </w:rPr>
-            </w:pPr>
-            <w:r>
-              <w:rPr>
-                <w:rFonts w:ascii="Calibri" w:hAnsi="Calibri" w:cs="Calibri"/>
-                <w:sz w:val="22"/>
-                <w:szCs w:val="22"/>
-                <w:lang w:val="en-US"/>
-              </w:rPr>
-              <w:t>-</w:t>
-            </w:r>
-          </w:p>
-        </w:tc>
-        <w:tc>
-          <w:tcPr>
-            <w:tcW w:w="567" w:type="dxa"/>
-          </w:tcPr>
-          <w:p>
-            <w:pPr>
-              <w:pStyle w:val="NormalWeb"/>
-              <w:spacing w:before="0" w:beforeAutospacing="0" w:after="0" w:afterAutospacing="0"/>
-              <w:rPr>
-                <w:rFonts w:ascii="Calibri" w:hAnsi="Calibri" w:cs="Calibri"/>
-                <w:sz w:val="22"/>
-                <w:szCs w:val="22"/>
-                <w:lang w:val="en-US"/>
-              </w:rPr>
-            </w:pPr>
-            <w:r>
-              <w:rPr>
-                <w:rFonts w:ascii="Calibri" w:hAnsi="Calibri" w:cs="Calibri"/>
-                <w:sz w:val="22"/>
-                <w:szCs w:val="22"/>
-                <w:lang w:val="en-US"/>
-              </w:rPr>
               <w:t>-</w:t>
             </w:r>
           </w:p>
@@ -6913,6 +7014,9 @@
         <w:tc>
           <w:tcPr>
             <w:tcW w:w="851" w:type="dxa"/>
+            <w:tcBorders>
+              <w:right w:val="triple" w:sz="4" w:space="0" w:color="auto"/>
+            </w:tcBorders>
           </w:tcPr>
           <w:p>
             <w:pPr>
@@ -13023,7 +13127,7 @@
         <w:pStyle w:val="NormalWeb"/>
         <w:spacing w:before="0" w:beforeAutospacing="0" w:after="0" w:afterAutospacing="0"/>
         <w:rPr>
-          <w:rFonts w:ascii="Calibri" w:hAnsi="Calibri" w:cs="Calibri"/>
+          <w:rFonts w:ascii="Calibri" w:hAnsi="Calibri" w:cs="Calibri" w:hint="eastAsia"/>
           <w:color w:val="70AD47" w:themeColor="accent6"/>
           <w:sz w:val="22"/>
           <w:szCs w:val="22"/>
@@ -13059,6 +13163,16 @@
           <w:lang w:val="en-US"/>
         </w:rPr>
         <w:t xml:space="preserve"> 3/3 = 1</w:t>
+      </w:r>
+      <w:r>
+        <w:rPr>
+          <w:rFonts w:ascii="Calibri" w:hAnsi="Calibri" w:cs="Calibri"/>
+          <w:color w:val="70AD47" w:themeColor="accent6"/>
+          <w:sz w:val="22"/>
+          <w:szCs w:val="22"/>
+          <w:lang w:val="en-US"/>
+        </w:rPr>
+        <w:t xml:space="preserve">  ⑪</w:t>
       </w:r>
     </w:p>
     <w:p>
@@ -13133,6 +13247,36 @@
         </w:rPr>
         <w:t xml:space="preserve"> ¾ = 0.75</w:t>
       </w:r>
+      <w:r>
+        <w:rPr>
+          <w:rFonts w:ascii="Calibri" w:hAnsi="Calibri" w:cs="Calibri"/>
+          <w:color w:val="70AD47" w:themeColor="accent6"/>
+          <w:sz w:val="22"/>
+          <w:szCs w:val="22"/>
+          <w:lang w:val="en-US"/>
+        </w:rPr>
+        <w:t xml:space="preserve"> </w:t>
+      </w:r>
+      <w:r>
+        <w:rPr>
+          <w:rFonts w:ascii="Calibri" w:hAnsi="Calibri" w:cs="Calibri"/>
+          <w:color w:val="70AD47" w:themeColor="accent6"/>
+          <w:sz w:val="22"/>
+          <w:szCs w:val="22"/>
+          <w:lang w:val="en-US"/>
+        </w:rPr>
+        <w:t xml:space="preserve"> </w:t>
+      </w:r>
+      <w:r>
+        <w:rPr>
+          <w:rFonts w:ascii="Calibri" w:hAnsi="Calibri" w:cs="Calibri"/>
+          <w:color w:val="70AD47" w:themeColor="accent6"/>
+          <w:sz w:val="22"/>
+          <w:szCs w:val="22"/>
+          <w:lang w:val="en-US"/>
+        </w:rPr>
+        <w:t>⑫</w:t>
+      </w:r>
     </w:p>
     <w:p>
       <w:pPr>
@@ -13226,6 +13370,16 @@
         </w:rPr>
         <w:t xml:space="preserve"> ¾ = 0.75</w:t>
       </w:r>
+      <w:r>
+        <w:rPr>
+          <w:rFonts w:ascii="Calibri" w:hAnsi="Calibri" w:cs="Calibri"/>
+          <w:color w:val="70AD47" w:themeColor="accent6"/>
+          <w:sz w:val="22"/>
+          <w:szCs w:val="22"/>
+          <w:lang w:val="en-US"/>
+        </w:rPr>
+        <w:t xml:space="preserve">  ⑬</w:t>
+      </w:r>
     </w:p>
     <w:p>
       <w:pPr>
@@ -13279,6 +13433,16 @@
         </w:rPr>
         <w:t xml:space="preserve"> ¾ = 0.75</w:t>
       </w:r>
+      <w:r>
+        <w:rPr>
+          <w:rFonts w:ascii="Calibri" w:hAnsi="Calibri" w:cs="Calibri"/>
+          <w:color w:val="70AD47" w:themeColor="accent6"/>
+          <w:sz w:val="22"/>
+          <w:szCs w:val="22"/>
+          <w:lang w:val="en-US"/>
+        </w:rPr>
+        <w:t xml:space="preserve">  ⑭</w:t>
+      </w:r>
     </w:p>
     <w:p>
       <w:pPr>
@@ -13352,6 +13516,16 @@
         </w:rPr>
         <w:t xml:space="preserve"> 3/5 = 0.6</w:t>
       </w:r>
+      <w:r>
+        <w:rPr>
+          <w:rFonts w:ascii="Calibri" w:hAnsi="Calibri" w:cs="Calibri"/>
+          <w:color w:val="70AD47" w:themeColor="accent6"/>
+          <w:sz w:val="22"/>
+          <w:szCs w:val="22"/>
+          <w:lang w:val="en-US"/>
+        </w:rPr>
+        <w:t xml:space="preserve">  ⑮</w:t>
+      </w:r>
     </w:p>
     <w:p>
       <w:pPr>
@@ -13444,6 +13618,16 @@
           <w:lang w:val="en-US"/>
         </w:rPr>
         <w:t xml:space="preserve"> 3/5 = 0.6</w:t>
+      </w:r>
+      <w:r>
+        <w:rPr>
+          <w:rFonts w:ascii="Calibri" w:hAnsi="Calibri" w:cs="Calibri"/>
+          <w:color w:val="70AD47" w:themeColor="accent6"/>
+          <w:sz w:val="22"/>
+          <w:szCs w:val="22"/>
+          <w:lang w:val="en-US"/>
+        </w:rPr>
+        <w:t xml:space="preserve">  ⑯</w:t>
       </w:r>
     </w:p>
     <w:p>
@@ -13643,6 +13827,16 @@
         </w:rPr>
         <w:t xml:space="preserve"> 2/3 = 0.67</w:t>
       </w:r>
+      <w:r>
+        <w:rPr>
+          <w:rFonts w:ascii="Calibri" w:hAnsi="Calibri" w:cs="Calibri"/>
+          <w:color w:val="70AD47" w:themeColor="accent6"/>
+          <w:sz w:val="22"/>
+          <w:szCs w:val="22"/>
+          <w:lang w:val="en-US"/>
+        </w:rPr>
+        <w:t xml:space="preserve">  ⑰</w:t>
+      </w:r>
     </w:p>
     <w:p>
       <w:pPr>
@@ -13736,6 +13930,16 @@
         </w:rPr>
         <w:t xml:space="preserve"> 2/2 = 1</w:t>
       </w:r>
+      <w:r>
+        <w:rPr>
+          <w:rFonts w:ascii="Calibri" w:hAnsi="Calibri" w:cs="Calibri"/>
+          <w:color w:val="70AD47" w:themeColor="accent6"/>
+          <w:sz w:val="22"/>
+          <w:szCs w:val="22"/>
+          <w:lang w:val="en-US"/>
+        </w:rPr>
+        <w:t xml:space="preserve">  ⑱</w:t>
+      </w:r>
     </w:p>
     <w:p>
       <w:pPr>
@@ -13975,43 +14179,6 @@
         </w:rPr>
         <w:t xml:space="preserve"> 2/4 = 0.5</w:t>
       </w:r>
-    </w:p>
-    <w:p>
-      <w:pPr>
-        <w:pStyle w:val="NormalWeb"/>
-        <w:spacing w:before="0" w:beforeAutospacing="0" w:after="0" w:afterAutospacing="0"/>
-        <w:rPr>
-          <w:rFonts w:ascii="Calibri" w:hAnsi="Calibri" w:cs="Calibri"/>
-          <w:sz w:val="22"/>
-          <w:szCs w:val="22"/>
-          <w:lang w:val="en-US"/>
-        </w:rPr>
-      </w:pPr>
-    </w:p>
-    <w:p>
-      <w:pPr>
-        <w:pStyle w:val="NormalWeb"/>
-        <w:spacing w:before="0" w:beforeAutospacing="0" w:after="0" w:afterAutospacing="0"/>
-        <w:rPr>
-          <w:rFonts w:ascii="Calibri" w:hAnsi="Calibri" w:cs="Calibri"/>
-          <w:color w:val="70AD47" w:themeColor="accent6"/>
-          <w:sz w:val="22"/>
-          <w:szCs w:val="22"/>
-          <w:lang w:val="en-US"/>
-        </w:rPr>
-      </w:pPr>
-    </w:p>
-    <w:p>
-      <w:pPr>
-        <w:pStyle w:val="NormalWeb"/>
-        <w:spacing w:before="0" w:beforeAutospacing="0" w:after="0" w:afterAutospacing="0"/>
-        <w:rPr>
-          <w:rFonts w:ascii="Calibri" w:hAnsi="Calibri" w:cs="Calibri"/>
-          <w:sz w:val="22"/>
-          <w:szCs w:val="22"/>
-          <w:lang w:val="en-US"/>
-        </w:rPr>
-      </w:pPr>
     </w:p>
     <w:p>
       <w:pPr>
